--- a/Thesis Rafi Draft 1.docx
+++ b/Thesis Rafi Draft 1.docx
@@ -2906,14 +2906,27 @@
       <w:r>
         <w:t xml:space="preserve">Table </w:t>
       </w:r>
-      <w:fldSimple w:instr=" SEQ Table \* ARABIC ">
-        <w:r>
-          <w:rPr>
-            <w:noProof/>
-          </w:rPr>
-          <w:t>1</w:t>
-        </w:r>
-      </w:fldSimple>
+      <w:r>
+        <w:fldChar w:fldCharType="begin"/>
+      </w:r>
+      <w:r>
+        <w:instrText xml:space="preserve"> SEQ Table \* ARABIC </w:instrText>
+      </w:r>
+      <w:r>
+        <w:fldChar w:fldCharType="separate"/>
+      </w:r>
+      <w:r>
+        <w:rPr>
+          <w:noProof/>
+        </w:rPr>
+        <w:t>1</w:t>
+      </w:r>
+      <w:r>
+        <w:rPr>
+          <w:noProof/>
+        </w:rPr>
+        <w:fldChar w:fldCharType="end"/>
+      </w:r>
       <w:r>
         <w:t xml:space="preserve"> </w:t>
       </w:r>
@@ -3868,20 +3881,152 @@
     </w:p>
     <w:p>
       <w:pPr>
-        <w:pStyle w:val="ListParagraph"/>
-        <w:numPr>
-          <w:ilvl w:val="0"/>
-          <w:numId w:val="13"/>
-        </w:numPr>
-        <w:rPr>
-          <w:color w:val="FF0000"/>
-        </w:rPr>
-      </w:pPr>
-      <w:r>
-        <w:rPr>
-          <w:color w:val="FF0000"/>
-        </w:rPr>
-        <w:t>Chemical reaction of hydrogen</w:t>
+        <w:keepNext/>
+      </w:pPr>
+      <m:oMathPara>
+        <m:oMath>
+          <m:r>
+            <w:rPr>
+              <w:rFonts w:ascii="Cambria Math" w:hAnsi="Cambria Math"/>
+            </w:rPr>
+            <m:t>2</m:t>
+          </m:r>
+          <m:sSub>
+            <m:sSubPr>
+              <m:ctrlPr>
+                <w:rPr>
+                  <w:rFonts w:ascii="Cambria Math" w:hAnsi="Cambria Math"/>
+                </w:rPr>
+              </m:ctrlPr>
+            </m:sSubPr>
+            <m:e>
+              <m:r>
+                <m:rPr>
+                  <m:nor/>
+                </m:rPr>
+                <w:rPr>
+                  <w:rFonts w:ascii="Cambria Math" w:hAnsi="Cambria Math"/>
+                </w:rPr>
+                <m:t>H</m:t>
+              </m:r>
+            </m:e>
+            <m:sub>
+              <m:r>
+                <w:rPr>
+                  <w:rFonts w:ascii="Cambria Math" w:hAnsi="Cambria Math"/>
+                </w:rPr>
+                <m:t>2</m:t>
+              </m:r>
+            </m:sub>
+          </m:sSub>
+          <m:r>
+            <m:rPr>
+              <m:nor/>
+            </m:rPr>
+            <w:rPr>
+              <w:rFonts w:ascii="Cambria Math" w:hAnsi="Cambria Math"/>
+            </w:rPr>
+            <m:t>O</m:t>
+          </m:r>
+          <m:r>
+            <w:rPr>
+              <w:rFonts w:ascii="Cambria Math" w:hAnsi="Cambria Math"/>
+            </w:rPr>
+            <m:t>→2</m:t>
+          </m:r>
+          <m:sSub>
+            <m:sSubPr>
+              <m:ctrlPr>
+                <w:rPr>
+                  <w:rFonts w:ascii="Cambria Math" w:hAnsi="Cambria Math"/>
+                </w:rPr>
+              </m:ctrlPr>
+            </m:sSubPr>
+            <m:e>
+              <m:r>
+                <m:rPr>
+                  <m:nor/>
+                </m:rPr>
+                <w:rPr>
+                  <w:rFonts w:ascii="Cambria Math" w:hAnsi="Cambria Math"/>
+                </w:rPr>
+                <m:t>H</m:t>
+              </m:r>
+            </m:e>
+            <m:sub>
+              <m:r>
+                <w:rPr>
+                  <w:rFonts w:ascii="Cambria Math" w:hAnsi="Cambria Math"/>
+                </w:rPr>
+                <m:t>2</m:t>
+              </m:r>
+            </m:sub>
+          </m:sSub>
+          <m:r>
+            <w:rPr>
+              <w:rFonts w:ascii="Cambria Math" w:hAnsi="Cambria Math"/>
+            </w:rPr>
+            <m:t>+</m:t>
+          </m:r>
+          <m:sSub>
+            <m:sSubPr>
+              <m:ctrlPr>
+                <w:rPr>
+                  <w:rFonts w:ascii="Cambria Math" w:hAnsi="Cambria Math"/>
+                </w:rPr>
+              </m:ctrlPr>
+            </m:sSubPr>
+            <m:e>
+              <m:r>
+                <m:rPr>
+                  <m:nor/>
+                </m:rPr>
+                <w:rPr>
+                  <w:rFonts w:ascii="Cambria Math" w:hAnsi="Cambria Math"/>
+                </w:rPr>
+                <m:t>O</m:t>
+              </m:r>
+            </m:e>
+            <m:sub>
+              <m:r>
+                <w:rPr>
+                  <w:rFonts w:ascii="Cambria Math" w:hAnsi="Cambria Math"/>
+                </w:rPr>
+                <m:t>2</m:t>
+              </m:r>
+            </m:sub>
+          </m:sSub>
+        </m:oMath>
+      </m:oMathPara>
+    </w:p>
+    <w:p>
+      <w:pPr>
+        <w:pStyle w:val="Caption"/>
+        <w:jc w:val="center"/>
+        <w:rPr>
+          <w:i w:val="0"/>
+        </w:rPr>
+      </w:pPr>
+      <w:r>
+        <w:t xml:space="preserve">Equation </w:t>
+      </w:r>
+      <w:r>
+        <w:fldChar w:fldCharType="begin"/>
+      </w:r>
+      <w:r>
+        <w:instrText xml:space="preserve"> SEQ Equation \* ARABIC </w:instrText>
+      </w:r>
+      <w:r>
+        <w:fldChar w:fldCharType="separate"/>
+      </w:r>
+      <w:r>
+        <w:rPr>
+          <w:noProof/>
+        </w:rPr>
+        <w:t>1</w:t>
+      </w:r>
+      <w:r>
+        <w:fldChar w:fldCharType="end"/>
       </w:r>
     </w:p>
     <w:p>
@@ -3912,7 +4057,11 @@
         <w:t xml:space="preserve">. </w:t>
       </w:r>
       <w:r>
-        <w:t>However, key challenges include long-term stack durability, technological maturity, and limited operational flexibility, which is particularly relevant for systems coupled to variable renewable electricity. Techno-economic comparisons suggest that alkaline water electrolysis (AWE) represents a viable short- to mid-term option, whereas SOECs are more likely to be competitive in the mid- to long-term. Low-temperature electrolyzers such as AWE and proton exchange membrane (PEM) systems offer higher technological maturity and superior load-following capability, which is advantageous for renewable integration, but they do not fully exploit heat integration or co-electrolysis opportunities available to SOECs</w:t>
+        <w:t xml:space="preserve">However, key challenges include long-term stack durability, technological maturity, and limited operational flexibility, which is particularly relevant for systems coupled to variable renewable electricity. Techno-economic comparisons suggest that alkaline water electrolysis (AWE) represents a viable short- to mid-term option, whereas SOECs are more likely to be competitive in the mid- to long-term. Low-temperature electrolyzers such as AWE and proton exchange membrane (PEM) systems offer higher technological maturity and superior load-following capability, which is advantageous for renewable integration, but they do </w:t>
+      </w:r>
+      <w:r>
+        <w:lastRenderedPageBreak/>
+        <w:t>not fully exploit heat integration or co-electrolysis opportunities available to SOECs</w:t>
       </w:r>
       <w:r>
         <w:t xml:space="preserve"> </w:t>
@@ -3941,11 +4090,7 @@
         <w:t>.</w:t>
       </w:r>
       <w:r>
-        <w:t xml:space="preserve"> A </w:t>
-      </w:r>
-      <w:r>
-        <w:lastRenderedPageBreak/>
-        <w:t>detailed quantitative synthesis of these performance metrics</w:t>
+        <w:t xml:space="preserve"> A detailed quantitative synthesis of these performance metrics</w:t>
       </w:r>
       <w:r>
         <w:t xml:space="preserve"> and</w:t>
@@ -3957,7 +4102,23 @@
         <w:t xml:space="preserve"> </w:t>
       </w:r>
       <w:r>
-        <w:t xml:space="preserve">is summarized in Table 2. </w:t>
+        <w:t xml:space="preserve">is summarized in Table </w:t>
+      </w:r>
+      <w:commentRangeStart w:id="7"/>
+      <w:r>
+        <w:t>2</w:t>
+      </w:r>
+      <w:commentRangeEnd w:id="7"/>
+      <w:r>
+        <w:rPr>
+          <w:rStyle w:val="CommentReference"/>
+          <w:sz w:val="24"/>
+          <w:szCs w:val="22"/>
+        </w:rPr>
+        <w:commentReference w:id="7"/>
+      </w:r>
+      <w:r>
+        <w:t xml:space="preserve">. </w:t>
       </w:r>
     </w:p>
     <w:p/>
@@ -3970,14 +4131,27 @@
       <w:r>
         <w:t xml:space="preserve">Table </w:t>
       </w:r>
-      <w:fldSimple w:instr=" SEQ Table \* ARABIC ">
-        <w:r>
-          <w:rPr>
-            <w:noProof/>
-          </w:rPr>
-          <w:t>2</w:t>
-        </w:r>
-      </w:fldSimple>
+      <w:r>
+        <w:fldChar w:fldCharType="begin"/>
+      </w:r>
+      <w:r>
+        <w:instrText xml:space="preserve"> SEQ Table \* ARABIC </w:instrText>
+      </w:r>
+      <w:r>
+        <w:fldChar w:fldCharType="separate"/>
+      </w:r>
+      <w:r>
+        <w:rPr>
+          <w:noProof/>
+        </w:rPr>
+        <w:t>2</w:t>
+      </w:r>
+      <w:r>
+        <w:rPr>
+          <w:noProof/>
+        </w:rPr>
+        <w:fldChar w:fldCharType="end"/>
+      </w:r>
       <w:r>
         <w:t xml:space="preserve"> Parameter comparison between AWE, PEM, and SOEC </w:t>
       </w:r>
@@ -4995,336 +5169,15 @@
     <w:p/>
     <w:p>
       <w:r>
-        <w:t>In hybrid biomass and power-to-methanol (PBtM) systems, the technical consensus across recent literature emphasize the need to achieve an optimal blending between the carbon-rich syngas with the pure hydrogen coming from electrolyzer to achieve complete carbon efficiency []. There are three repeating strategies that are used in the literature for this specific goal:</w:t>
-      </w:r>
-    </w:p>
-    <w:p/>
-    <w:p>
-      <w:pPr>
-        <w:pStyle w:val="ListParagraph"/>
-        <w:numPr>
-          <w:ilvl w:val="0"/>
-          <w:numId w:val="12"/>
-        </w:numPr>
-        <w:rPr>
-          <w:b/>
-          <w:bCs/>
-        </w:rPr>
-      </w:pPr>
-      <w:r>
-        <w:rPr>
-          <w:b/>
-          <w:bCs/>
-        </w:rPr>
-        <w:t xml:space="preserve">Direct hydrogen blending upstream of methanol loop compressor: </w:t>
-      </w:r>
-    </w:p>
-    <w:p>
-      <w:pPr>
-        <w:ind w:left="360"/>
-      </w:pPr>
-      <w:r>
-        <w:t>Biogas goes through a reformer to produce a primary syngas containing CO, CO</w:t>
-      </w:r>
-      <w:r>
-        <w:rPr>
-          <w:vertAlign w:val="subscript"/>
-        </w:rPr>
-        <w:t>2</w:t>
-      </w:r>
-      <w:r>
-        <w:t>, and H</w:t>
-      </w:r>
-      <w:r>
-        <w:rPr>
-          <w:vertAlign w:val="subscript"/>
-        </w:rPr>
-        <w:t>2</w:t>
-      </w:r>
-      <w:r>
-        <w:t xml:space="preserve">. Due to the low stoichiometric module below the required threshold of around 1.5 – 1.8, the blending with hydrogen before the methanol reactor increases this number to &gt;2 []. </w:t>
-      </w:r>
-    </w:p>
-    <w:p>
-      <w:pPr>
-        <w:ind w:left="360"/>
-      </w:pPr>
-    </w:p>
-    <w:p>
-      <w:pPr>
-        <w:pStyle w:val="ListParagraph"/>
-        <w:numPr>
-          <w:ilvl w:val="0"/>
-          <w:numId w:val="12"/>
-        </w:numPr>
-        <w:rPr>
-          <w:b/>
-          <w:bCs/>
-        </w:rPr>
-      </w:pPr>
-      <w:r>
-        <w:rPr>
-          <w:b/>
-          <w:bCs/>
-        </w:rPr>
-        <w:lastRenderedPageBreak/>
-        <w:t>Reverse Water-Gas Shift (RWGS) Coupling Junction</w:t>
-      </w:r>
-      <w:r>
-        <w:rPr>
-          <w:b/>
-          <w:bCs/>
-        </w:rPr>
-        <w:t>:</w:t>
-      </w:r>
-    </w:p>
-    <w:p>
-      <w:pPr>
-        <w:ind w:left="360"/>
-      </w:pPr>
-      <w:r>
-        <w:t>Unref</w:t>
-      </w:r>
-      <w:r>
-        <w:t>ined or partially reformed biogas CO2 is routed into a RWGS reactor</w:t>
-      </w:r>
-    </w:p>
-    <w:p>
-      <w:pPr>
-        <w:pStyle w:val="ListParagraph"/>
-        <w:numPr>
-          <w:ilvl w:val="0"/>
-          <w:numId w:val="13"/>
-        </w:numPr>
-        <w:rPr>
-          <w:color w:val="FF0000"/>
-        </w:rPr>
-      </w:pPr>
-      <w:r>
-        <w:rPr>
-          <w:color w:val="FF0000"/>
-        </w:rPr>
-        <w:t>Chemical reaction of RWGS</w:t>
-      </w:r>
-    </w:p>
-    <w:p>
-      <w:pPr>
-        <w:ind w:left="360"/>
-      </w:pPr>
-      <w:r>
-        <w:t xml:space="preserve">Where it explicitly mixes with a portion of the green hydrogen stream at </w:t>
-      </w:r>
-      <m:oMath>
-        <m:r>
-          <w:rPr>
-            <w:rFonts w:ascii="Cambria Math" w:hAnsi="Cambria Math"/>
-          </w:rPr>
-          <m:t>600-</m:t>
-        </m:r>
-        <m:sSup>
-          <m:sSupPr>
-            <m:ctrlPr>
-              <w:rPr>
-                <w:rFonts w:ascii="Cambria Math" w:hAnsi="Cambria Math"/>
-              </w:rPr>
-            </m:ctrlPr>
-          </m:sSupPr>
-          <m:e>
-            <m:r>
-              <w:rPr>
-                <w:rFonts w:ascii="Cambria Math" w:hAnsi="Cambria Math"/>
-              </w:rPr>
-              <m:t>800</m:t>
-            </m:r>
-          </m:e>
-          <m:sup>
-            <m:r>
-              <w:rPr>
-                <w:rFonts w:ascii="Cambria Math" w:hAnsi="Cambria Math"/>
-              </w:rPr>
-              <m:t>∘</m:t>
-            </m:r>
-          </m:sup>
-        </m:sSup>
-        <m:r>
-          <m:rPr>
-            <m:nor/>
-          </m:rPr>
-          <m:t>C</m:t>
-        </m:r>
-      </m:oMath>
-      <w:r>
-        <w:t>.</w:t>
-      </w:r>
-      <w:r>
-        <w:t xml:space="preserve"> Direct CO</w:t>
-      </w:r>
-      <w:r>
-        <w:rPr>
-          <w:vertAlign w:val="subscript"/>
-        </w:rPr>
-        <w:t>2</w:t>
-      </w:r>
-      <w:r>
-        <w:t xml:space="preserve"> hydrogenation to methanol produces one mole of water for every mole of methanol,</w:t>
-      </w:r>
-    </w:p>
-    <w:p>
-      <w:pPr>
-        <w:pStyle w:val="ListParagraph"/>
-        <w:numPr>
-          <w:ilvl w:val="0"/>
-          <w:numId w:val="13"/>
-        </w:numPr>
-        <w:rPr>
-          <w:color w:val="FF0000"/>
-        </w:rPr>
-      </w:pPr>
-      <w:r>
-        <w:rPr>
-          <w:color w:val="FF0000"/>
-        </w:rPr>
-        <w:t>Chemical reaction of CO2 based methanol synthesis</w:t>
-      </w:r>
-    </w:p>
-    <w:p>
-      <w:pPr>
-        <w:ind w:left="360"/>
-      </w:pPr>
-      <w:r>
-        <w:t>which accelerates catalyst deactivation through kinetic inhibition and active site sintering []. By meeting in an RWGS unit prior to the methanol synthesis, the hydrogen reduces CO</w:t>
-      </w:r>
-      <w:r>
-        <w:rPr>
-          <w:vertAlign w:val="subscript"/>
-        </w:rPr>
-        <w:t xml:space="preserve">2 </w:t>
-      </w:r>
-      <w:r>
-        <w:t>to CO, shifting the synthesis reaction toward the faster, more thermodydnamically favorable CO hydrogenation route [].</w:t>
-      </w:r>
-    </w:p>
-    <w:p>
-      <w:pPr>
-        <w:pStyle w:val="ListParagraph"/>
-        <w:numPr>
-          <w:ilvl w:val="0"/>
-          <w:numId w:val="13"/>
-        </w:numPr>
-      </w:pPr>
-      <w:r>
-        <w:rPr>
-          <w:color w:val="FF0000"/>
-        </w:rPr>
-        <w:t>Chemical reaction of CO based methanol synthsis</w:t>
-      </w:r>
-      <w:r>
-        <w:t xml:space="preserve"> </w:t>
-      </w:r>
-    </w:p>
-    <w:p>
-      <w:pPr>
-        <w:pStyle w:val="ListParagraph"/>
-      </w:pPr>
-    </w:p>
-    <w:p>
-      <w:pPr>
-        <w:pStyle w:val="ListParagraph"/>
-        <w:numPr>
-          <w:ilvl w:val="0"/>
-          <w:numId w:val="12"/>
-        </w:numPr>
-        <w:rPr>
-          <w:b/>
-          <w:bCs/>
-        </w:rPr>
-      </w:pPr>
-      <w:r>
-        <w:rPr>
-          <w:b/>
-          <w:bCs/>
-        </w:rPr>
-        <w:t>Anodic Oxygen Integration at the Reforming Stage:</w:t>
-      </w:r>
-    </w:p>
-    <w:p>
-      <w:pPr>
-        <w:ind w:left="360"/>
-      </w:pPr>
-      <w:r>
-        <w:t>In this strategy, the byproduct of the electrolysis step</w:t>
-      </w:r>
-      <w:r>
-        <w:t>, O</w:t>
-      </w:r>
-      <w:r>
-        <w:rPr>
-          <w:vertAlign w:val="subscript"/>
-        </w:rPr>
-        <w:t>2</w:t>
-      </w:r>
-      <w:r>
-        <w:t>,</w:t>
-      </w:r>
-      <w:r>
-        <w:t xml:space="preserve"> already meets </w:t>
-      </w:r>
-      <w:r>
-        <w:t>the biogas path inside an Autothermal Reformer (ATR). The oxygen from electrolyzer will then be used to generate internal thermal energy via exothermic methane partial oxidation</w:t>
-      </w:r>
-    </w:p>
-    <w:p>
-      <w:pPr>
-        <w:pStyle w:val="ListParagraph"/>
-        <w:numPr>
-          <w:ilvl w:val="0"/>
-          <w:numId w:val="13"/>
-        </w:numPr>
-      </w:pPr>
-      <w:r>
-        <w:rPr>
-          <w:color w:val="FF0000"/>
-        </w:rPr>
-        <w:t xml:space="preserve">ATR reaction </w:t>
-      </w:r>
-      <w:r>
-        <w:t xml:space="preserve"> </w:t>
-      </w:r>
-    </w:p>
-    <w:p>
-      <w:pPr>
-        <w:ind w:left="360"/>
-      </w:pPr>
-      <w:r>
-        <w:t xml:space="preserve">Which sustains the endothermic steam reforming reactions. This strategy eliminates the need for a capital intensive Air Separation Unit (ASU). Dossow et al. [] demonstrated that full oxygen integration between water electrolysis and thermochemical reforming reduces overall auxiliary plant electrical consumption by 8-12%, establishing a closed mass-and-energy synergy between the hydrogen and biogas paths. </w:t>
-      </w:r>
-    </w:p>
-    <w:p>
-      <w:pPr>
-        <w:ind w:left="360"/>
-      </w:pPr>
-    </w:p>
-    <w:p>
-      <w:r>
-        <w:t xml:space="preserve">While these strategies establish the thermodynamic and chemical validity of stream integration, maintaining a mass-balance ratios between the continuous biogas path and volatile power-dependent hydrogen path remains a central operational dispatch challenge requiring an advanced optimization strategies []. </w:t>
-      </w:r>
-    </w:p>
-    <w:p/>
-    <w:p>
-      <w:r>
-        <w:t xml:space="preserve">The hybrid approach to methanol production is attractive due to its potential for higher carbon utilization and improved use of biomass resources. One study reports a carbon utilization of 89.8% and an overall efficiency of 85.8%, with up to 101% higher methanol production per unit of </w:t>
-      </w:r>
-      <w:r>
-        <w:lastRenderedPageBreak/>
-        <w:t xml:space="preserve">biomass compared to a conventional biomass-to-methanol baseline </w:t>
+        <w:t xml:space="preserve">In hybrid biomass and power-to-methanol (PBtM) systems, the technical consensus across recent literature emphasize the need to achieve an optimal blending between the carbon-rich syngas with the pure hydrogen coming from electrolyzer to achieve complete carbon efficiency </w:t>
       </w:r>
       <w:sdt>
         <w:sdtPr>
           <w:rPr>
             <w:color w:val="000000"/>
           </w:rPr>
-          <w:tag w:val="MENDELEY_CITATION_v3_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"/>
-          <w:id w:val="15579926"/>
+          <w:tag w:val="MENDELEY_CITATION_v3_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"/>
+          <w:id w:val="-1551920559"/>
           <w:placeholder>
             <w:docPart w:val="DefaultPlaceholder_-1854013440"/>
           </w:placeholder>
@@ -5339,18 +5192,81 @@
         </w:sdtContent>
       </w:sdt>
       <w:r>
-        <w:t xml:space="preserve">. </w:t>
-      </w:r>
-      <w:r>
-        <w:t xml:space="preserve">Another analysis indicates that a state-of-the-art biomass-to-methanol process achieves approximately 53.3% efficiency with a 4.8-year payback period, while integrating electrolysis for full carbon conversion increases efficiency to 64.5–66.0%, albeit with less favorable economics </w:t>
+        <w:t>. There are three repeating strategies that are used in the literature for this specific goal:</w:t>
+      </w:r>
+    </w:p>
+    <w:p/>
+    <w:p>
+      <w:pPr>
+        <w:pStyle w:val="ListParagraph"/>
+        <w:numPr>
+          <w:ilvl w:val="0"/>
+          <w:numId w:val="12"/>
+        </w:numPr>
+        <w:rPr>
+          <w:b/>
+          <w:bCs/>
+        </w:rPr>
+      </w:pPr>
+      <w:r>
+        <w:rPr>
+          <w:b/>
+          <w:bCs/>
+        </w:rPr>
+        <w:t xml:space="preserve">Direct hydrogen blending upstream of methanol loop compressor: </w:t>
+      </w:r>
+    </w:p>
+    <w:p>
+      <w:pPr>
+        <w:ind w:left="360"/>
+      </w:pPr>
+      <w:r>
+        <w:t>Biogas goes through a reformer to produce a primary syngas containing CO, CO</w:t>
+      </w:r>
+      <w:r>
+        <w:rPr>
+          <w:vertAlign w:val="subscript"/>
+        </w:rPr>
+        <w:t>2</w:t>
+      </w:r>
+      <w:r>
+        <w:t>, and H</w:t>
+      </w:r>
+      <w:r>
+        <w:rPr>
+          <w:vertAlign w:val="subscript"/>
+        </w:rPr>
+        <w:t>2</w:t>
+      </w:r>
+      <w:r>
+        <w:t>. Due to the low stoichiometric module below the required threshold of around 1.5 – 1.8, the blending with hydrogen before the methanol reactor increases this number to &gt;2</w:t>
+      </w:r>
+      <w:r>
+        <w:t xml:space="preserve">, enabling 100% </w:t>
+      </w:r>
+      <w:r>
+        <w:lastRenderedPageBreak/>
+        <w:t xml:space="preserve">biogenic carbon recovery without venting </w:t>
+      </w:r>
+      <w:r>
+        <w:t>CO</w:t>
+      </w:r>
+      <w:r>
+        <w:rPr>
+          <w:vertAlign w:val="subscript"/>
+        </w:rPr>
+        <w:t>2</w:t>
+      </w:r>
+      <w:r>
+        <w:t xml:space="preserve"> </w:t>
       </w:r>
       <w:sdt>
         <w:sdtPr>
           <w:rPr>
             <w:color w:val="000000"/>
           </w:rPr>
-          <w:tag w:val="MENDELEY_CITATION_v3_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"/>
-          <w:id w:val="542867734"/>
+          <w:tag w:val="MENDELEY_CITATION_v3_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"/>
+          <w:id w:val="1797174087"/>
           <w:placeholder>
             <w:docPart w:val="DefaultPlaceholder_-1854013440"/>
           </w:placeholder>
@@ -5365,7 +5281,468 @@
         </w:sdtContent>
       </w:sdt>
       <w:r>
-        <w:t>. Furthermore, under favorable electricity price conditions, flexible operation can allow the plant to capture value from temporal price variations instead of operating continuously at a fixed load</w:t>
+        <w:t xml:space="preserve">. </w:t>
+      </w:r>
+    </w:p>
+    <w:p>
+      <w:pPr>
+        <w:ind w:left="360"/>
+      </w:pPr>
+    </w:p>
+    <w:p>
+      <w:pPr>
+        <w:pStyle w:val="ListParagraph"/>
+        <w:numPr>
+          <w:ilvl w:val="0"/>
+          <w:numId w:val="12"/>
+        </w:numPr>
+        <w:rPr>
+          <w:b/>
+          <w:bCs/>
+        </w:rPr>
+      </w:pPr>
+      <w:r>
+        <w:rPr>
+          <w:b/>
+          <w:bCs/>
+        </w:rPr>
+        <w:t>Reverse Water-Gas Shift (RWGS) Coupling Junction</w:t>
+      </w:r>
+      <w:r>
+        <w:rPr>
+          <w:b/>
+          <w:bCs/>
+        </w:rPr>
+        <w:t>:</w:t>
+      </w:r>
+    </w:p>
+    <w:p>
+      <w:pPr>
+        <w:ind w:left="360"/>
+      </w:pPr>
+      <w:r>
+        <w:t>Unref</w:t>
+      </w:r>
+      <w:r>
+        <w:t>ined or partially reformed biogas CO2 is routed into a RWGS reactor</w:t>
+      </w:r>
+    </w:p>
+    <w:p>
+      <w:pPr>
+        <w:keepNext/>
+        <w:ind w:left="360"/>
+      </w:pPr>
+      <m:oMathPara>
+        <m:oMath>
+          <m:sSub>
+            <m:sSubPr>
+              <m:ctrlPr>
+                <w:rPr>
+                  <w:rFonts w:ascii="Cambria Math" w:hAnsi="Cambria Math"/>
+                </w:rPr>
+              </m:ctrlPr>
+            </m:sSubPr>
+            <m:e>
+              <m:r>
+                <m:rPr>
+                  <m:nor/>
+                </m:rPr>
+                <w:rPr>
+                  <w:rFonts w:ascii="Cambria Math" w:hAnsi="Cambria Math"/>
+                </w:rPr>
+                <m:t>CO</m:t>
+              </m:r>
+            </m:e>
+            <m:sub>
+              <m:r>
+                <w:rPr>
+                  <w:rFonts w:ascii="Cambria Math" w:hAnsi="Cambria Math"/>
+                </w:rPr>
+                <m:t>2</m:t>
+              </m:r>
+            </m:sub>
+          </m:sSub>
+          <m:r>
+            <w:rPr>
+              <w:rFonts w:ascii="Cambria Math" w:hAnsi="Cambria Math"/>
+            </w:rPr>
+            <m:t>+</m:t>
+          </m:r>
+          <m:sSub>
+            <m:sSubPr>
+              <m:ctrlPr>
+                <w:rPr>
+                  <w:rFonts w:ascii="Cambria Math" w:hAnsi="Cambria Math"/>
+                </w:rPr>
+              </m:ctrlPr>
+            </m:sSubPr>
+            <m:e>
+              <m:r>
+                <m:rPr>
+                  <m:nor/>
+                </m:rPr>
+                <w:rPr>
+                  <w:rFonts w:ascii="Cambria Math" w:hAnsi="Cambria Math"/>
+                </w:rPr>
+                <m:t>H</m:t>
+              </m:r>
+            </m:e>
+            <m:sub>
+              <m:r>
+                <w:rPr>
+                  <w:rFonts w:ascii="Cambria Math" w:hAnsi="Cambria Math"/>
+                </w:rPr>
+                <m:t>2</m:t>
+              </m:r>
+            </m:sub>
+          </m:sSub>
+          <m:r>
+            <w:rPr>
+              <w:rFonts w:ascii="Cambria Math" w:hAnsi="Cambria Math"/>
+            </w:rPr>
+            <m:t>⇌</m:t>
+          </m:r>
+          <m:r>
+            <m:rPr>
+              <m:nor/>
+            </m:rPr>
+            <w:rPr>
+              <w:rFonts w:ascii="Cambria Math" w:hAnsi="Cambria Math"/>
+            </w:rPr>
+            <m:t>CO</m:t>
+          </m:r>
+          <m:r>
+            <w:rPr>
+              <w:rFonts w:ascii="Cambria Math" w:hAnsi="Cambria Math"/>
+            </w:rPr>
+            <m:t>+</m:t>
+          </m:r>
+          <m:sSub>
+            <m:sSubPr>
+              <m:ctrlPr>
+                <w:rPr>
+                  <w:rFonts w:ascii="Cambria Math" w:hAnsi="Cambria Math"/>
+                </w:rPr>
+              </m:ctrlPr>
+            </m:sSubPr>
+            <m:e>
+              <m:r>
+                <m:rPr>
+                  <m:nor/>
+                </m:rPr>
+                <w:rPr>
+                  <w:rFonts w:ascii="Cambria Math" w:hAnsi="Cambria Math"/>
+                </w:rPr>
+                <m:t>H</m:t>
+              </m:r>
+            </m:e>
+            <m:sub>
+              <m:r>
+                <w:rPr>
+                  <w:rFonts w:ascii="Cambria Math" w:hAnsi="Cambria Math"/>
+                </w:rPr>
+                <m:t>2</m:t>
+              </m:r>
+            </m:sub>
+          </m:sSub>
+          <m:r>
+            <m:rPr>
+              <m:nor/>
+            </m:rPr>
+            <w:rPr>
+              <w:rFonts w:ascii="Cambria Math" w:hAnsi="Cambria Math"/>
+            </w:rPr>
+            <m:t>O</m:t>
+          </m:r>
+        </m:oMath>
+      </m:oMathPara>
+    </w:p>
+    <w:p>
+      <w:pPr>
+        <w:pStyle w:val="Caption"/>
+        <w:jc w:val="center"/>
+        <w:rPr>
+          <w:i w:val="0"/>
+        </w:rPr>
+      </w:pPr>
+      <w:r>
+        <w:t xml:space="preserve">Equation </w:t>
+      </w:r>
+      <w:r>
+        <w:fldChar w:fldCharType="begin"/>
+      </w:r>
+      <w:r>
+        <w:instrText xml:space="preserve"> SEQ Equation \* ARABIC </w:instrText>
+      </w:r>
+      <w:r>
+        <w:fldChar w:fldCharType="separate"/>
+      </w:r>
+      <w:r>
+        <w:rPr>
+          <w:noProof/>
+        </w:rPr>
+        <w:t>2</w:t>
+      </w:r>
+      <w:r>
+        <w:fldChar w:fldCharType="end"/>
+      </w:r>
+    </w:p>
+    <w:p>
+      <w:pPr>
+        <w:ind w:left="360"/>
+      </w:pPr>
+      <w:r>
+        <w:t xml:space="preserve">Where it explicitly mixes with a portion of the green hydrogen stream at </w:t>
+      </w:r>
+      <m:oMath>
+        <m:r>
+          <w:rPr>
+            <w:rFonts w:ascii="Cambria Math" w:hAnsi="Cambria Math"/>
+          </w:rPr>
+          <m:t>600-</m:t>
+        </m:r>
+        <m:sSup>
+          <m:sSupPr>
+            <m:ctrlPr>
+              <w:rPr>
+                <w:rFonts w:ascii="Cambria Math" w:hAnsi="Cambria Math"/>
+              </w:rPr>
+            </m:ctrlPr>
+          </m:sSupPr>
+          <m:e>
+            <m:r>
+              <w:rPr>
+                <w:rFonts w:ascii="Cambria Math" w:hAnsi="Cambria Math"/>
+              </w:rPr>
+              <m:t>800</m:t>
+            </m:r>
+          </m:e>
+          <m:sup>
+            <m:r>
+              <w:rPr>
+                <w:rFonts w:ascii="Cambria Math" w:hAnsi="Cambria Math"/>
+              </w:rPr>
+              <m:t>∘</m:t>
+            </m:r>
+          </m:sup>
+        </m:sSup>
+        <m:r>
+          <m:rPr>
+            <m:nor/>
+          </m:rPr>
+          <m:t>C</m:t>
+        </m:r>
+      </m:oMath>
+      <w:r>
+        <w:t>.</w:t>
+      </w:r>
+      <w:r>
+        <w:t xml:space="preserve"> Direct CO</w:t>
+      </w:r>
+      <w:r>
+        <w:rPr>
+          <w:vertAlign w:val="subscript"/>
+        </w:rPr>
+        <w:t>2</w:t>
+      </w:r>
+      <w:r>
+        <w:t xml:space="preserve"> hydrogenation to methanol produces one mole of water for every mole of methanol,</w:t>
+      </w:r>
+    </w:p>
+    <w:p>
+      <w:pPr>
+        <w:keepNext/>
+        <w:ind w:left="360"/>
+      </w:pPr>
+      <m:oMathPara>
+        <m:oMath>
+          <m:sSub>
+            <m:sSubPr>
+              <m:ctrlPr>
+                <w:rPr>
+                  <w:rFonts w:ascii="Cambria Math" w:hAnsi="Cambria Math"/>
+                </w:rPr>
+              </m:ctrlPr>
+            </m:sSubPr>
+            <m:e>
+              <m:r>
+                <m:rPr>
+                  <m:nor/>
+                </m:rPr>
+                <w:rPr>
+                  <w:rFonts w:ascii="Cambria Math" w:hAnsi="Cambria Math"/>
+                </w:rPr>
+                <m:t>CO</m:t>
+              </m:r>
+            </m:e>
+            <m:sub>
+              <m:r>
+                <w:rPr>
+                  <w:rFonts w:ascii="Cambria Math" w:hAnsi="Cambria Math"/>
+                </w:rPr>
+                <m:t>2</m:t>
+              </m:r>
+            </m:sub>
+          </m:sSub>
+          <m:r>
+            <w:rPr>
+              <w:rFonts w:ascii="Cambria Math" w:hAnsi="Cambria Math"/>
+            </w:rPr>
+            <m:t>+3</m:t>
+          </m:r>
+          <m:sSub>
+            <m:sSubPr>
+              <m:ctrlPr>
+                <w:rPr>
+                  <w:rFonts w:ascii="Cambria Math" w:hAnsi="Cambria Math"/>
+                </w:rPr>
+              </m:ctrlPr>
+            </m:sSubPr>
+            <m:e>
+              <m:r>
+                <m:rPr>
+                  <m:nor/>
+                </m:rPr>
+                <w:rPr>
+                  <w:rFonts w:ascii="Cambria Math" w:hAnsi="Cambria Math"/>
+                </w:rPr>
+                <m:t>H</m:t>
+              </m:r>
+            </m:e>
+            <m:sub>
+              <m:r>
+                <w:rPr>
+                  <w:rFonts w:ascii="Cambria Math" w:hAnsi="Cambria Math"/>
+                </w:rPr>
+                <m:t>2</m:t>
+              </m:r>
+            </m:sub>
+          </m:sSub>
+          <m:r>
+            <w:rPr>
+              <w:rFonts w:ascii="Cambria Math" w:hAnsi="Cambria Math"/>
+            </w:rPr>
+            <m:t>⇌</m:t>
+          </m:r>
+          <m:sSub>
+            <m:sSubPr>
+              <m:ctrlPr>
+                <w:rPr>
+                  <w:rFonts w:ascii="Cambria Math" w:hAnsi="Cambria Math"/>
+                </w:rPr>
+              </m:ctrlPr>
+            </m:sSubPr>
+            <m:e>
+              <m:r>
+                <m:rPr>
+                  <m:nor/>
+                </m:rPr>
+                <w:rPr>
+                  <w:rFonts w:ascii="Cambria Math" w:hAnsi="Cambria Math"/>
+                </w:rPr>
+                <m:t>CH</m:t>
+              </m:r>
+            </m:e>
+            <m:sub>
+              <m:r>
+                <w:rPr>
+                  <w:rFonts w:ascii="Cambria Math" w:hAnsi="Cambria Math"/>
+                </w:rPr>
+                <m:t>3</m:t>
+              </m:r>
+            </m:sub>
+          </m:sSub>
+          <m:r>
+            <m:rPr>
+              <m:nor/>
+            </m:rPr>
+            <w:rPr>
+              <w:rFonts w:ascii="Cambria Math" w:hAnsi="Cambria Math"/>
+            </w:rPr>
+            <m:t>OH</m:t>
+          </m:r>
+          <m:r>
+            <w:rPr>
+              <w:rFonts w:ascii="Cambria Math" w:hAnsi="Cambria Math"/>
+            </w:rPr>
+            <m:t>+</m:t>
+          </m:r>
+          <m:sSub>
+            <m:sSubPr>
+              <m:ctrlPr>
+                <w:rPr>
+                  <w:rFonts w:ascii="Cambria Math" w:hAnsi="Cambria Math"/>
+                </w:rPr>
+              </m:ctrlPr>
+            </m:sSubPr>
+            <m:e>
+              <m:r>
+                <m:rPr>
+                  <m:nor/>
+                </m:rPr>
+                <w:rPr>
+                  <w:rFonts w:ascii="Cambria Math" w:hAnsi="Cambria Math"/>
+                </w:rPr>
+                <m:t>H</m:t>
+              </m:r>
+            </m:e>
+            <m:sub>
+              <m:r>
+                <w:rPr>
+                  <w:rFonts w:ascii="Cambria Math" w:hAnsi="Cambria Math"/>
+                </w:rPr>
+                <m:t>2</m:t>
+              </m:r>
+            </m:sub>
+          </m:sSub>
+          <m:r>
+            <m:rPr>
+              <m:nor/>
+            </m:rPr>
+            <w:rPr>
+              <w:rFonts w:ascii="Cambria Math" w:hAnsi="Cambria Math"/>
+            </w:rPr>
+            <m:t>O</m:t>
+          </m:r>
+        </m:oMath>
+      </m:oMathPara>
+    </w:p>
+    <w:p>
+      <w:pPr>
+        <w:pStyle w:val="Caption"/>
+        <w:jc w:val="center"/>
+        <w:rPr>
+          <w:i w:val="0"/>
+        </w:rPr>
+      </w:pPr>
+      <w:r>
+        <w:t xml:space="preserve">Equation </w:t>
+      </w:r>
+      <w:r>
+        <w:fldChar w:fldCharType="begin"/>
+      </w:r>
+      <w:r>
+        <w:instrText xml:space="preserve"> SEQ Equation \* ARABIC </w:instrText>
+      </w:r>
+      <w:r>
+        <w:fldChar w:fldCharType="separate"/>
+      </w:r>
+      <w:r>
+        <w:rPr>
+          <w:noProof/>
+        </w:rPr>
+        <w:t>3</w:t>
+      </w:r>
+      <w:r>
+        <w:fldChar w:fldCharType="end"/>
+      </w:r>
+    </w:p>
+    <w:p>
+      <w:pPr>
+        <w:ind w:left="360"/>
+      </w:pPr>
+      <w:r>
+        <w:t>which accelerates catalyst deactivation through kinetic inhibition and active site sintering</w:t>
       </w:r>
       <w:r>
         <w:t xml:space="preserve"> </w:t>
@@ -5375,10 +5752,42 @@
           <w:rPr>
             <w:color w:val="000000"/>
           </w:rPr>
-          <w:tag w:val="MENDELEY_CITATION_v3_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"/>
-          <w:id w:val="770209358"/>
+          <w:tag w:val="MENDELEY_CITATION_v3_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"/>
+          <w:id w:val="-857740380"/>
           <w:placeholder>
             <w:docPart w:val="DefaultPlaceholder_-1854013440"/>
+          </w:placeholder>
+        </w:sdtPr>
+        <w:sdtContent>
+          <w:r>
+            <w:rPr>
+              <w:color w:val="000000"/>
+            </w:rPr>
+            <w:t>[17]</w:t>
+          </w:r>
+        </w:sdtContent>
+      </w:sdt>
+      <w:r>
+        <w:t>. By meeting in an RWGS unit prior to the methanol synthesis, the hydrogen reduces CO</w:t>
+      </w:r>
+      <w:r>
+        <w:rPr>
+          <w:vertAlign w:val="subscript"/>
+        </w:rPr>
+        <w:t xml:space="preserve">2 </w:t>
+      </w:r>
+      <w:r>
+        <w:t xml:space="preserve">to CO, shifting the synthesis reaction toward the faster, more thermodydnamically favorable CO hydrogenation route </w:t>
+      </w:r>
+      <w:sdt>
+        <w:sdtPr>
+          <w:rPr>
+            <w:color w:val="000000"/>
+          </w:rPr>
+          <w:tag w:val="MENDELEY_CITATION_v3_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"/>
+          <w:id w:val="-90469987"/>
+          <w:placeholder>
+            <w:docPart w:val="BA0AE2B30328450E958BC6CE0AF9542B"/>
           </w:placeholder>
         </w:sdtPr>
         <w:sdtContent>
@@ -5394,218 +5803,404 @@
         <w:t>.</w:t>
       </w:r>
     </w:p>
-    <w:p/>
-    <w:p>
-      <w:r>
-        <w:t>Despite these advantages, several bottlenecks challenge the feasibility of hybrid methanol systems. These include electrolyzer utilization rates, electricity price volatility, capital cost and lifetime of electrolyzer stacks, as well as the integration of oxygen and heat streams. For example, it has been reported that high electrolyzer capacity factors are required for competitive e-methanol production, and that full-carbon-conversion configurations become attractive only when improvements in electricity costs, stack lifetime, and capital expenditure are realized (e.g., https://doi.org/10.1016/j.fuel.2021.122113). Oxygen management represents an additional practical constraint: while direct integration of oxygen streams may reduce the need for large-scale oxygen storage and improve capital efficiency and safety, this is contingent on matching oxygen supply and demand within the plant (e.g., https://doi.org/10.3389/fenrg.2021.795673). [NEED REFERENCE: quantitative analysis of oxygen balancing and storage requirements in hybrid systems]</w:t>
-      </w:r>
-    </w:p>
-    <w:p/>
-    <w:p>
-      <w:r>
-        <w:t>To address these challenges, process and system-level optimization emerges as a critical tool for improving both technical and economic performance. For instance, optimization of the methanol synthesis reactor in a power-and-biomass-to-methanol (PBtM) configuration has been shown to reduce e-methanol production costs by approximately 20% (e.g., https://doi.org/10.1016/j.fuel.2021.122113). While such studies typically focus on individual subsystems, it is reasonable to expect that plant-wide optimization could yield further cost reductions and efficiency gains. [NEED REFERENCE: system-level optimization studies demonstrating integrated plant improvements] In this context, optimization acts as the bridge between technically feasible system designs and configurations that remain viable under realistic operating conditions, including fluctuating electricity prices, electrolyzer degradation, and large-scale capital constraints.</w:t>
-      </w:r>
-    </w:p>
-    <w:p>
-      <w:r>
-        <w:lastRenderedPageBreak/>
-        <w:t xml:space="preserve"> </w:t>
-      </w:r>
-    </w:p>
-    <w:p>
-      <w:pPr>
-        <w:pStyle w:val="Heading2"/>
-      </w:pPr>
-      <w:bookmarkStart w:id="7" w:name="_Toc235289154"/>
-      <w:r>
-        <w:t>MILP for Complex Polygeneration System</w:t>
-      </w:r>
-      <w:bookmarkEnd w:id="7"/>
+    <w:p>
+      <w:pPr>
+        <w:pStyle w:val="ListParagraph"/>
+        <w:keepNext/>
+      </w:pPr>
+      <m:oMathPara>
+        <m:oMath>
+          <m:r>
+            <m:rPr>
+              <m:nor/>
+            </m:rPr>
+            <w:rPr>
+              <w:rFonts w:ascii="Cambria Math" w:hAnsi="Cambria Math"/>
+            </w:rPr>
+            <m:t>CO</m:t>
+          </m:r>
+          <m:r>
+            <w:rPr>
+              <w:rFonts w:ascii="Cambria Math" w:hAnsi="Cambria Math"/>
+            </w:rPr>
+            <m:t>+2</m:t>
+          </m:r>
+          <m:sSub>
+            <m:sSubPr>
+              <m:ctrlPr>
+                <w:rPr>
+                  <w:rFonts w:ascii="Cambria Math" w:hAnsi="Cambria Math"/>
+                </w:rPr>
+              </m:ctrlPr>
+            </m:sSubPr>
+            <m:e>
+              <m:r>
+                <m:rPr>
+                  <m:nor/>
+                </m:rPr>
+                <w:rPr>
+                  <w:rFonts w:ascii="Cambria Math" w:hAnsi="Cambria Math"/>
+                </w:rPr>
+                <m:t>H</m:t>
+              </m:r>
+            </m:e>
+            <m:sub>
+              <m:r>
+                <w:rPr>
+                  <w:rFonts w:ascii="Cambria Math" w:hAnsi="Cambria Math"/>
+                </w:rPr>
+                <m:t>2</m:t>
+              </m:r>
+            </m:sub>
+          </m:sSub>
+          <m:r>
+            <w:rPr>
+              <w:rFonts w:ascii="Cambria Math" w:hAnsi="Cambria Math"/>
+            </w:rPr>
+            <m:t>⇌</m:t>
+          </m:r>
+          <m:sSub>
+            <m:sSubPr>
+              <m:ctrlPr>
+                <w:rPr>
+                  <w:rFonts w:ascii="Cambria Math" w:hAnsi="Cambria Math"/>
+                </w:rPr>
+              </m:ctrlPr>
+            </m:sSubPr>
+            <m:e>
+              <m:r>
+                <m:rPr>
+                  <m:nor/>
+                </m:rPr>
+                <w:rPr>
+                  <w:rFonts w:ascii="Cambria Math" w:hAnsi="Cambria Math"/>
+                </w:rPr>
+                <m:t>CH</m:t>
+              </m:r>
+            </m:e>
+            <m:sub>
+              <m:r>
+                <w:rPr>
+                  <w:rFonts w:ascii="Cambria Math" w:hAnsi="Cambria Math"/>
+                </w:rPr>
+                <m:t>3</m:t>
+              </m:r>
+            </m:sub>
+          </m:sSub>
+          <m:r>
+            <m:rPr>
+              <m:nor/>
+            </m:rPr>
+            <w:rPr>
+              <w:rFonts w:ascii="Cambria Math" w:hAnsi="Cambria Math"/>
+            </w:rPr>
+            <m:t>OH</m:t>
+          </m:r>
+          <m:r>
+            <w:rPr>
+              <w:rFonts w:ascii="Cambria Math" w:hAnsi="Cambria Math"/>
+              <w:i/>
+            </w:rPr>
+            <m:t> </m:t>
+          </m:r>
+        </m:oMath>
+      </m:oMathPara>
+    </w:p>
+    <w:p>
+      <w:pPr>
+        <w:pStyle w:val="Caption"/>
+        <w:jc w:val="center"/>
+        <w:rPr>
+          <w:i w:val="0"/>
+        </w:rPr>
+      </w:pPr>
+      <w:r>
+        <w:t xml:space="preserve">Equation </w:t>
+      </w:r>
+      <w:r>
+        <w:fldChar w:fldCharType="begin"/>
+      </w:r>
+      <w:r>
+        <w:instrText xml:space="preserve"> SEQ Equation \* ARABIC </w:instrText>
+      </w:r>
+      <w:r>
+        <w:fldChar w:fldCharType="separate"/>
+      </w:r>
+      <w:r>
+        <w:rPr>
+          <w:noProof/>
+        </w:rPr>
+        <w:t>4</w:t>
+      </w:r>
+      <w:r>
+        <w:fldChar w:fldCharType="end"/>
+      </w:r>
+    </w:p>
+    <w:p>
+      <w:pPr>
+        <w:pStyle w:val="ListParagraph"/>
+      </w:pPr>
     </w:p>
     <w:p>
       <w:pPr>
         <w:pStyle w:val="ListParagraph"/>
         <w:numPr>
           <w:ilvl w:val="0"/>
-          <w:numId w:val="11"/>
+          <w:numId w:val="12"/>
         </w:numPr>
-      </w:pPr>
-      <w:r>
-        <w:t>Introduction of MILP as the state-of-the-art methodology for optimizing various energy system by defining linear models, constraints and objective functions</w:t>
-      </w:r>
-    </w:p>
-    <w:p>
-      <w:pPr>
-        <w:pStyle w:val="ListParagraph"/>
-        <w:numPr>
-          <w:ilvl w:val="0"/>
-          <w:numId w:val="11"/>
-        </w:numPr>
-      </w:pPr>
-      <w:r>
-        <w:t>What other methodologies that are used that are adjacent to MILP</w:t>
-      </w:r>
-    </w:p>
-    <w:p>
-      <w:pPr>
-        <w:pStyle w:val="ListParagraph"/>
-        <w:numPr>
-          <w:ilvl w:val="0"/>
-          <w:numId w:val="11"/>
-        </w:numPr>
-      </w:pPr>
-      <w:r>
-        <w:t>Strengths and gaps of MILP</w:t>
-      </w:r>
-      <w:r>
-        <w:t xml:space="preserve"> compared to the other adjacent methodologies</w:t>
-      </w:r>
-    </w:p>
-    <w:p>
-      <w:pPr>
-        <w:pStyle w:val="ListParagraph"/>
-        <w:numPr>
-          <w:ilvl w:val="0"/>
-          <w:numId w:val="11"/>
-        </w:numPr>
-      </w:pPr>
-      <w:r>
-        <w:t xml:space="preserve">MILP use cases in optimizing hybrid methanol system or other polygeneration </w:t>
-      </w:r>
-      <w:r>
-        <w:t xml:space="preserve">or specifically hybrid biomass power-to-methanol </w:t>
-      </w:r>
-      <w:r>
-        <w:t>system</w:t>
-      </w:r>
-    </w:p>
-    <w:p>
-      <w:pPr>
-        <w:pStyle w:val="ListParagraph"/>
-        <w:numPr>
-          <w:ilvl w:val="0"/>
-          <w:numId w:val="11"/>
-        </w:numPr>
-      </w:pPr>
-      <w:r>
-        <w:t>The gap that MILP has that incentivizes the use of RL for optimizing a complex polygeneration system</w:t>
+        <w:rPr>
+          <w:b/>
+          <w:bCs/>
+        </w:rPr>
+      </w:pPr>
+      <w:r>
+        <w:rPr>
+          <w:b/>
+          <w:bCs/>
+        </w:rPr>
+        <w:t>Anodic Oxygen Integration at the Reforming Stage:</w:t>
       </w:r>
     </w:p>
     <w:p>
       <w:pPr>
         <w:ind w:left="360"/>
       </w:pPr>
-    </w:p>
-    <w:p>
-      <w:pPr>
-        <w:rPr>
-          <w:kern w:val="0"/>
-        </w:rPr>
-      </w:pPr>
-      <w:r>
-        <w:rPr>
-          <w:kern w:val="0"/>
-        </w:rPr>
-        <w:t xml:space="preserve">MILP, or Mixed-Integer Linear Programming, has been used as a tool to optimize different kinds of energy or industrial plants by linearizing the model of these processes and setting up a linear objective function to either maximize or minimize a specific KPI based on the optimization objective []. In an energy system that includes the flow of electricity, heat, and mass, the constraints considered will then dictate how the balance of the system should behave, the minimum and maximum operational dispatch, and the evolution of the storage state of charge, if storage exists. </w:t>
-      </w:r>
-    </w:p>
-    <w:p>
-      <w:pPr>
-        <w:pStyle w:val="ListParagraph"/>
-        <w:numPr>
-          <w:ilvl w:val="0"/>
-          <w:numId w:val="11"/>
-        </w:numPr>
-        <w:rPr>
-          <w:color w:val="EE0000"/>
-          <w:kern w:val="0"/>
-        </w:rPr>
-      </w:pPr>
-      <w:r>
-        <w:rPr>
-          <w:color w:val="EE0000"/>
-          <w:kern w:val="0"/>
-        </w:rPr>
-        <w:t>Equations considered in the MILP formulation</w:t>
-      </w:r>
-    </w:p>
-    <w:p>
-      <w:pPr>
-        <w:rPr>
-          <w:kern w:val="0"/>
-        </w:rPr>
-      </w:pPr>
-      <w:r>
-        <w:rPr>
-          <w:kern w:val="0"/>
-        </w:rPr>
-        <w:t xml:space="preserve">On the other hand, the objective function mainly includes the capital expenditure (CAPEX) and operational expenditure (OPEX) of the models defined in the system. </w:t>
-      </w:r>
-    </w:p>
-    <w:p>
-      <w:pPr>
-        <w:pStyle w:val="ListParagraph"/>
-        <w:numPr>
-          <w:ilvl w:val="0"/>
-          <w:numId w:val="11"/>
-        </w:numPr>
-        <w:rPr>
-          <w:color w:val="EE0000"/>
-          <w:kern w:val="0"/>
-        </w:rPr>
-      </w:pPr>
-      <w:r>
-        <w:rPr>
-          <w:color w:val="EE0000"/>
-          <w:kern w:val="0"/>
-        </w:rPr>
-        <w:t>How CAPEX and OPEX is defined in MILP as linear equations</w:t>
-      </w:r>
-    </w:p>
-    <w:p>
-      <w:pPr>
-        <w:rPr>
-          <w:kern w:val="0"/>
-        </w:rPr>
-      </w:pPr>
-      <w:r>
-        <w:rPr>
-          <w:kern w:val="0"/>
-        </w:rPr>
-        <w:t xml:space="preserve">Together, </w:t>
-      </w:r>
-      <w:r>
-        <w:rPr>
-          <w:kern w:val="0"/>
-        </w:rPr>
-        <w:t>the MILP will generate a global equation that accounts for the constraints and the objective function, and, using the MILP solver, it will perform relaxation and branch-and-bound</w:t>
-      </w:r>
-      <w:r>
-        <w:rPr>
-          <w:kern w:val="0"/>
-        </w:rPr>
-        <w:t xml:space="preserve"> to find the valleys or hills within the linear boundaries. </w:t>
-      </w:r>
-      <w:r>
-        <w:rPr>
-          <w:kern w:val="0"/>
-        </w:rPr>
-        <w:t>In practice, MILP has been used as the reference method for operational optimization, demand response, scheduling in energy communities, industrial plants, and integrated multi-energy systems because it produces globally optimal solutions to the defined linear problem when sufficient computation time is available</w:t>
-      </w:r>
-      <w:r>
-        <w:rPr>
-          <w:kern w:val="0"/>
-        </w:rPr>
-        <w:t xml:space="preserve"> </w:t>
+      <w:r>
+        <w:t>In this strategy, the byproduct of the electrolysis step</w:t>
+      </w:r>
+      <w:r>
+        <w:t>, O</w:t>
+      </w:r>
+      <w:r>
+        <w:rPr>
+          <w:vertAlign w:val="subscript"/>
+        </w:rPr>
+        <w:t>2</w:t>
+      </w:r>
+      <w:r>
+        <w:t>,</w:t>
+      </w:r>
+      <w:r>
+        <w:t xml:space="preserve"> already meets </w:t>
+      </w:r>
+      <w:r>
+        <w:t>the biogas path inside an Autothermal Reformer (ATR). The oxygen from electrolyzer will then be used to generate internal thermal energy via exothermic methane partial oxidation</w:t>
+      </w:r>
+    </w:p>
+    <w:p>
+      <w:pPr>
+        <w:keepNext/>
+        <w:ind w:left="360"/>
+      </w:pPr>
+      <m:oMathPara>
+        <m:oMath>
+          <m:r>
+            <w:rPr>
+              <w:rFonts w:ascii="Cambria Math" w:hAnsi="Cambria Math"/>
+            </w:rPr>
+            <m:t>2</m:t>
+          </m:r>
+          <m:sSub>
+            <m:sSubPr>
+              <m:ctrlPr>
+                <w:rPr>
+                  <w:rFonts w:ascii="Cambria Math" w:hAnsi="Cambria Math"/>
+                </w:rPr>
+              </m:ctrlPr>
+            </m:sSubPr>
+            <m:e>
+              <m:r>
+                <m:rPr>
+                  <m:nor/>
+                </m:rPr>
+                <w:rPr>
+                  <w:rFonts w:ascii="Cambria Math" w:hAnsi="Cambria Math"/>
+                </w:rPr>
+                <m:t>CH</m:t>
+              </m:r>
+            </m:e>
+            <m:sub>
+              <m:r>
+                <w:rPr>
+                  <w:rFonts w:ascii="Cambria Math" w:hAnsi="Cambria Math"/>
+                </w:rPr>
+                <m:t>4</m:t>
+              </m:r>
+            </m:sub>
+          </m:sSub>
+          <m:r>
+            <w:rPr>
+              <w:rFonts w:ascii="Cambria Math" w:hAnsi="Cambria Math"/>
+            </w:rPr>
+            <m:t>+</m:t>
+          </m:r>
+          <m:sSub>
+            <m:sSubPr>
+              <m:ctrlPr>
+                <w:rPr>
+                  <w:rFonts w:ascii="Cambria Math" w:hAnsi="Cambria Math"/>
+                </w:rPr>
+              </m:ctrlPr>
+            </m:sSubPr>
+            <m:e>
+              <m:r>
+                <m:rPr>
+                  <m:nor/>
+                </m:rPr>
+                <w:rPr>
+                  <w:rFonts w:ascii="Cambria Math" w:hAnsi="Cambria Math"/>
+                </w:rPr>
+                <m:t>O</m:t>
+              </m:r>
+            </m:e>
+            <m:sub>
+              <m:r>
+                <w:rPr>
+                  <w:rFonts w:ascii="Cambria Math" w:hAnsi="Cambria Math"/>
+                </w:rPr>
+                <m:t>2</m:t>
+              </m:r>
+            </m:sub>
+          </m:sSub>
+          <m:r>
+            <w:rPr>
+              <w:rFonts w:ascii="Cambria Math" w:hAnsi="Cambria Math"/>
+            </w:rPr>
+            <m:t>+</m:t>
+          </m:r>
+          <m:sSub>
+            <m:sSubPr>
+              <m:ctrlPr>
+                <w:rPr>
+                  <w:rFonts w:ascii="Cambria Math" w:hAnsi="Cambria Math"/>
+                </w:rPr>
+              </m:ctrlPr>
+            </m:sSubPr>
+            <m:e>
+              <m:r>
+                <m:rPr>
+                  <m:nor/>
+                </m:rPr>
+                <w:rPr>
+                  <w:rFonts w:ascii="Cambria Math" w:hAnsi="Cambria Math"/>
+                </w:rPr>
+                <m:t>H</m:t>
+              </m:r>
+            </m:e>
+            <m:sub>
+              <m:r>
+                <w:rPr>
+                  <w:rFonts w:ascii="Cambria Math" w:hAnsi="Cambria Math"/>
+                </w:rPr>
+                <m:t>2</m:t>
+              </m:r>
+            </m:sub>
+          </m:sSub>
+          <m:r>
+            <m:rPr>
+              <m:nor/>
+            </m:rPr>
+            <w:rPr>
+              <w:rFonts w:ascii="Cambria Math" w:hAnsi="Cambria Math"/>
+            </w:rPr>
+            <m:t>O</m:t>
+          </m:r>
+          <m:r>
+            <w:rPr>
+              <w:rFonts w:ascii="Cambria Math" w:hAnsi="Cambria Math"/>
+            </w:rPr>
+            <m:t>→2</m:t>
+          </m:r>
+          <m:r>
+            <m:rPr>
+              <m:nor/>
+            </m:rPr>
+            <w:rPr>
+              <w:rFonts w:ascii="Cambria Math" w:hAnsi="Cambria Math"/>
+            </w:rPr>
+            <m:t>CO</m:t>
+          </m:r>
+          <m:r>
+            <w:rPr>
+              <w:rFonts w:ascii="Cambria Math" w:hAnsi="Cambria Math"/>
+            </w:rPr>
+            <m:t>+5</m:t>
+          </m:r>
+          <m:sSub>
+            <m:sSubPr>
+              <m:ctrlPr>
+                <w:rPr>
+                  <w:rFonts w:ascii="Cambria Math" w:hAnsi="Cambria Math"/>
+                </w:rPr>
+              </m:ctrlPr>
+            </m:sSubPr>
+            <m:e>
+              <m:r>
+                <m:rPr>
+                  <m:nor/>
+                </m:rPr>
+                <w:rPr>
+                  <w:rFonts w:ascii="Cambria Math" w:hAnsi="Cambria Math"/>
+                </w:rPr>
+                <m:t>H</m:t>
+              </m:r>
+            </m:e>
+            <m:sub>
+              <m:r>
+                <w:rPr>
+                  <w:rFonts w:ascii="Cambria Math" w:hAnsi="Cambria Math"/>
+                </w:rPr>
+                <m:t>2</m:t>
+              </m:r>
+            </m:sub>
+          </m:sSub>
+        </m:oMath>
+      </m:oMathPara>
+    </w:p>
+    <w:p>
+      <w:pPr>
+        <w:pStyle w:val="Caption"/>
+        <w:jc w:val="center"/>
+        <w:rPr>
+          <w:i w:val="0"/>
+        </w:rPr>
+      </w:pPr>
+      <w:r>
+        <w:t xml:space="preserve">Equation </w:t>
+      </w:r>
+      <w:r>
+        <w:fldChar w:fldCharType="begin"/>
+      </w:r>
+      <w:r>
+        <w:instrText xml:space="preserve"> SEQ Equation \* ARABIC </w:instrText>
+      </w:r>
+      <w:r>
+        <w:fldChar w:fldCharType="separate"/>
+      </w:r>
+      <w:r>
+        <w:rPr>
+          <w:noProof/>
+        </w:rPr>
+        <w:t>5</w:t>
+      </w:r>
+      <w:r>
+        <w:fldChar w:fldCharType="end"/>
+      </w:r>
+    </w:p>
+    <w:p>
+      <w:pPr>
+        <w:ind w:left="360"/>
+      </w:pPr>
+      <w:r>
+        <w:t xml:space="preserve">Which sustains the endothermic steam reforming reactions. This strategy eliminates the need for a capital intensive Air Separation Unit (ASU). Dossow et al. </w:t>
       </w:r>
       <w:sdt>
         <w:sdtPr>
           <w:rPr>
             <w:color w:val="000000"/>
-            <w:kern w:val="0"/>
           </w:rPr>
-          <w:tag w:val="MENDELEY_CITATION_v3_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"/>
-          <w:id w:val="426323060"/>
+          <w:tag w:val="MENDELEY_CITATION_v3_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"/>
+          <w:id w:val="-727448254"/>
           <w:placeholder>
             <w:docPart w:val="DefaultPlaceholder_-1854013440"/>
           </w:placeholder>
@@ -5614,46 +6209,35 @@
           <w:r>
             <w:rPr>
               <w:color w:val="000000"/>
-              <w:kern w:val="0"/>
             </w:rPr>
             <w:t>[20]</w:t>
           </w:r>
         </w:sdtContent>
       </w:sdt>
       <w:r>
-        <w:rPr>
-          <w:kern w:val="0"/>
-        </w:rPr>
-        <w:t xml:space="preserve">. </w:t>
-      </w:r>
-    </w:p>
-    <w:p>
-      <w:pPr>
-        <w:rPr>
-          <w:kern w:val="0"/>
-        </w:rPr>
-      </w:pPr>
-    </w:p>
-    <w:p>
-      <w:pPr>
-        <w:rPr>
-          <w:kern w:val="0"/>
-        </w:rPr>
-      </w:pPr>
-      <w:r>
-        <w:rPr>
-          <w:kern w:val="0"/>
-        </w:rPr>
-        <w:t xml:space="preserve">The main methodological alternatives adjacent to MILP are MINLP, stochastic programming, dynamic programming, metaheuristics, and decomposition-based or bilevel formulations </w:t>
+        <w:t xml:space="preserve"> demonstrated that full oxygen integration between water electrolysis and thermochemical reforming reduces overall auxiliary plant electrical consumption by 8-12%, establishing a closed mass-and-energy synergy between the hydrogen and biogas paths. </w:t>
+      </w:r>
+    </w:p>
+    <w:p>
+      <w:pPr>
+        <w:ind w:left="360"/>
+      </w:pPr>
+    </w:p>
+    <w:p>
+      <w:r>
+        <w:t>While these strategies establish the thermodynamic and chemical validity of stream integration, maintaining a mass-balance ratios between the continuous biogas path and volatile power-</w:t>
+      </w:r>
+      <w:r>
+        <w:lastRenderedPageBreak/>
+        <w:t xml:space="preserve">dependent hydrogen path remains a central operational dispatch challenge requiring an advanced optimization strategies </w:t>
       </w:r>
       <w:sdt>
         <w:sdtPr>
           <w:rPr>
             <w:color w:val="000000"/>
-            <w:kern w:val="0"/>
           </w:rPr>
-          <w:tag w:val="MENDELEY_CITATION_v3_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"/>
-          <w:id w:val="-606507923"/>
+          <w:tag w:val="MENDELEY_CITATION_v3_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"/>
+          <w:id w:val="761346936"/>
           <w:placeholder>
             <w:docPart w:val="DefaultPlaceholder_-1854013440"/>
           </w:placeholder>
@@ -5662,331 +6246,27 @@
           <w:r>
             <w:rPr>
               <w:color w:val="000000"/>
-              <w:kern w:val="0"/>
             </w:rPr>
             <w:t>[21]</w:t>
           </w:r>
         </w:sdtContent>
       </w:sdt>
       <w:r>
-        <w:rPr>
-          <w:kern w:val="0"/>
-        </w:rPr>
         <w:t xml:space="preserve">. </w:t>
       </w:r>
-      <w:r>
-        <w:rPr>
-          <w:kern w:val="0"/>
-        </w:rPr>
-        <w:lastRenderedPageBreak/>
-        <w:t xml:space="preserve">MINLP is utilized when the non-linear physics of the assigned system is prevalent, but as the system gets bigger and more variables are involved, the problem can grow exponentially to the point where it is extremely difficult to solve. Stochastic programming addresses uncertainty by executing the system in many scenarios, but its computational burden rises sharply with scenario count and system size. Metaheuristics such as Particle Swarm Optimization (PSO) and Genetic Algorithm (GA) are widely used for non-linear multiobjective hybrid energy problem due to its flexibility and robustness, however, they do not guarantee the global optamility in comparison to the MILP counterpart. There is also a hybrid approach that is usually called a bilevel formulation, where it separates the optimization process of sizing selection using a metaheuristic approach and operational dispatch optimization using approach like MILP or RL. This will be discussed even further in depth in </w:t>
-      </w:r>
-      <w:r>
-        <w:rPr>
-          <w:kern w:val="0"/>
-        </w:rPr>
-        <w:t xml:space="preserve">another </w:t>
-      </w:r>
-      <w:r>
-        <w:rPr>
-          <w:kern w:val="0"/>
-        </w:rPr>
-        <w:t>sub-</w:t>
-      </w:r>
-      <w:commentRangeStart w:id="8"/>
-      <w:r>
-        <w:rPr>
-          <w:kern w:val="0"/>
-        </w:rPr>
-        <w:t>section</w:t>
-      </w:r>
-      <w:commentRangeEnd w:id="8"/>
-      <w:r>
-        <w:rPr>
-          <w:rStyle w:val="CommentReference"/>
-          <w:kern w:val="0"/>
-          <w:sz w:val="24"/>
-          <w:szCs w:val="22"/>
-        </w:rPr>
-        <w:commentReference w:id="8"/>
-      </w:r>
-      <w:r>
-        <w:rPr>
-          <w:kern w:val="0"/>
-        </w:rPr>
-        <w:t xml:space="preserve">. </w:t>
-      </w:r>
-    </w:p>
-    <w:p>
-      <w:pPr>
-        <w:rPr>
-          <w:kern w:val="0"/>
-        </w:rPr>
-      </w:pPr>
-    </w:p>
-    <w:p>
-      <w:pPr>
-        <w:pStyle w:val="ListParagraph"/>
-        <w:numPr>
-          <w:ilvl w:val="0"/>
-          <w:numId w:val="11"/>
-        </w:numPr>
-        <w:rPr>
-          <w:color w:val="EE0000"/>
-          <w:kern w:val="0"/>
-        </w:rPr>
-      </w:pPr>
-      <w:r>
-        <w:rPr>
-          <w:color w:val="EE0000"/>
-          <w:kern w:val="0"/>
-        </w:rPr>
-        <w:t>Table of main advantage and disadvantage</w:t>
-      </w:r>
-      <w:r>
-        <w:rPr>
-          <w:color w:val="EE0000"/>
-          <w:kern w:val="0"/>
-        </w:rPr>
-        <w:t xml:space="preserve"> of different optimization approaches </w:t>
-      </w:r>
-    </w:p>
-    <w:p>
-      <w:pPr>
-        <w:rPr>
-          <w:color w:val="EE0000"/>
-          <w:kern w:val="0"/>
-        </w:rPr>
-      </w:pPr>
-    </w:p>
-    <w:p>
-      <w:pPr>
-        <w:rPr>
-          <w:kern w:val="0"/>
-        </w:rPr>
-      </w:pPr>
-      <w:r>
-        <w:rPr>
-          <w:kern w:val="0"/>
-        </w:rPr>
-        <w:t>MILP has been used a lot of times in the literature to optimize different kinds of polygeneration system. A similar study that researches the use of MILP to optimize a similar system of hybrid biomass power-to-methanol system showed that MILP discovered optimal sizing and dispatch that results in LCOM of 805 EUR /t under the assumption of high biogas availability. This system adopts a configuration consisting of a low-pressure AWE, absorption-based CO2 capture, and steam production from methanol purge gas for internal heat supply [</w:t>
-      </w:r>
-      <w:r>
-        <w:rPr>
-          <w:kern w:val="0"/>
-        </w:rPr>
-        <w:t>10.1515/psr-2020-0058</w:t>
-      </w:r>
-      <w:r>
-        <w:rPr>
-          <w:kern w:val="0"/>
-        </w:rPr>
-        <w:t>]. In one energy-community case, MILP has been used to optimize jointly design and operate distributed polygeneration with district heatng and cooling, storage, and energy sharing, showing clear cost-emissions tradeoffs. The result showed two results can come out depending on objective function emphasis of either 24.3% CO2 emission cut at 1.9% cost increase or 31.9% CO2 cut with a 2.22.2% CO2 emissions increase [</w:t>
-      </w:r>
-      <w:r>
-        <w:rPr>
-          <w:kern w:val="0"/>
-        </w:rPr>
-        <w:t>10.3390/en17133085</w:t>
-      </w:r>
-      <w:r>
-        <w:rPr>
-          <w:kern w:val="0"/>
-        </w:rPr>
-        <w:t xml:space="preserve">]. </w:t>
-      </w:r>
-    </w:p>
-    <w:p>
-      <w:pPr>
-        <w:rPr>
-          <w:color w:val="EE0000"/>
-          <w:kern w:val="0"/>
-        </w:rPr>
-      </w:pPr>
-    </w:p>
-    <w:p>
-      <w:pPr>
-        <w:rPr>
-          <w:kern w:val="0"/>
-        </w:rPr>
-      </w:pPr>
-      <w:commentRangeStart w:id="9"/>
-      <w:r>
-        <w:rPr>
-          <w:kern w:val="0"/>
-        </w:rPr>
-        <w:t xml:space="preserve">The key strength of MILP is the deterministic model that it offers on the modeled problem. If the system can be expressed with linear relationships, MILP guarantees an optimal solution to that formulation, which makes it highly attractive for sizing and dispatching problems with hard operational constraints []. </w:t>
-      </w:r>
-      <w:r>
-        <w:rPr>
-          <w:kern w:val="0"/>
-        </w:rPr>
-        <w:t xml:space="preserve">Other than that, every constraint, feasibility, and infeasibility are explicit and can be traced to how the system is defined, thus it has the benefit of easier interpretability and </w:t>
-      </w:r>
-      <w:r>
-        <w:rPr>
-          <w:kern w:val="0"/>
-        </w:rPr>
-        <w:lastRenderedPageBreak/>
-        <w:t>debugging. Due to the exactness and deterministic model, MILP becomes a great baseline for benchmarking novel methodologies such as RL [].</w:t>
-      </w:r>
-    </w:p>
-    <w:p>
-      <w:pPr>
-        <w:rPr>
-          <w:kern w:val="0"/>
-        </w:rPr>
-      </w:pPr>
-    </w:p>
-    <w:p>
-      <w:pPr>
-        <w:rPr>
-          <w:kern w:val="0"/>
-        </w:rPr>
-      </w:pPr>
-      <w:r>
-        <w:rPr>
-          <w:kern w:val="0"/>
-        </w:rPr>
-        <w:t xml:space="preserve"> The main gap of MILP is that optimality is guareanteed only for the approximated linear model, not necessarily the real physical system []. Therefore, in the case of complex polygeneration system that contains nonlinear part-load efficiencies, thermal inertia, degradation, recycle interactions, and stochastic renewables, they often need to be simplified to their linear equivalent or linearized thorugh process such as piecewise linearization</w:t>
-      </w:r>
-      <w:r>
-        <w:rPr>
-          <w:kern w:val="0"/>
-        </w:rPr>
-        <w:t xml:space="preserve"> []</w:t>
-      </w:r>
-      <w:r>
-        <w:rPr>
-          <w:kern w:val="0"/>
-        </w:rPr>
-        <w:t xml:space="preserve">. Another significant drawback is also the computation time that significantly inreases with the number of non-convex definition, decision variables, and long horizon, which is the exact opposite to a trained RL agent that can run in millisecond after being trained, and results in a major limitation for real-time operation []. </w:t>
-      </w:r>
-      <w:commentRangeEnd w:id="9"/>
-      <w:r>
-        <w:rPr>
-          <w:rStyle w:val="CommentReference"/>
-          <w:kern w:val="0"/>
-          <w:sz w:val="24"/>
-          <w:szCs w:val="22"/>
-        </w:rPr>
-        <w:commentReference w:id="9"/>
-      </w:r>
-    </w:p>
-    <w:p>
-      <w:pPr>
-        <w:rPr>
-          <w:kern w:val="0"/>
-        </w:rPr>
-      </w:pPr>
-    </w:p>
-    <w:p>
-      <w:pPr>
-        <w:rPr>
-          <w:kern w:val="0"/>
-        </w:rPr>
-      </w:pPr>
-      <w:r>
-        <w:rPr>
-          <w:kern w:val="0"/>
-        </w:rPr>
-        <w:t>The reason why RL becomes interesting to explore is not because MILP is weak at optimization, rather that it is less suitable for fast repeated control when the environment is uncertain, partially observed, and dynamically changing [</w:t>
-      </w:r>
-      <w:r>
-        <w:rPr>
-          <w:kern w:val="0"/>
-        </w:rPr>
-        <w:t>10.3390/en18174489</w:t>
-      </w:r>
-      <w:r>
-        <w:rPr>
-          <w:kern w:val="0"/>
-        </w:rPr>
-        <w:t xml:space="preserve">, </w:t>
-      </w:r>
-      <w:r>
-        <w:rPr>
-          <w:kern w:val="0"/>
-        </w:rPr>
-        <w:t>10.48550/arxiv.2305.05484</w:t>
-      </w:r>
-      <w:r>
-        <w:rPr>
-          <w:kern w:val="0"/>
-        </w:rPr>
-        <w:t xml:space="preserve">, </w:t>
-      </w:r>
-      <w:r>
-        <w:rPr>
-          <w:kern w:val="0"/>
-        </w:rPr>
-        <w:t>10.3390/electronics13081459</w:t>
-      </w:r>
-      <w:r>
-        <w:rPr>
-          <w:kern w:val="0"/>
-        </w:rPr>
-        <w:t>]. In biomass power-to-methanol systems, this would matter when biomass quality, renewable power input, hydrogen availability, market signals, and flexible downstream deman vary over time, forcing frequent re-optimization under nonlinear couplings. In this nische, RL literature positions itself as a complementary method rather than a direct replacement for MILP, and MILP remains a robust baseline to validate the results of this RL approach [</w:t>
-      </w:r>
-      <w:r>
-        <w:rPr>
-          <w:kern w:val="0"/>
-        </w:rPr>
-        <w:t>10.48550/arxiv.2305.05484</w:t>
-      </w:r>
-      <w:r>
-        <w:rPr>
-          <w:kern w:val="0"/>
-        </w:rPr>
-        <w:t>].</w:t>
-      </w:r>
-    </w:p>
-    <w:p>
-      <w:pPr>
-        <w:rPr>
-          <w:kern w:val="0"/>
-        </w:rPr>
-      </w:pPr>
-    </w:p>
-    <w:p>
-      <w:pPr>
-        <w:pStyle w:val="Heading2"/>
-      </w:pPr>
-      <w:bookmarkStart w:id="10" w:name="_Toc235289155"/>
-      <w:r>
-        <w:t>State-of-the</w:t>
-      </w:r>
-      <w:r>
-        <w:t>-art RL in Optimizing Energy System and Industrial Processes</w:t>
-      </w:r>
-      <w:bookmarkEnd w:id="10"/>
-      <w:r>
-        <w:t xml:space="preserve"> </w:t>
-      </w:r>
-    </w:p>
-    <w:p>
-      <w:r>
-        <w:t xml:space="preserve">The adoption of RL </w:t>
-      </w:r>
-      <w:r>
-        <w:t>to optimize an energy system or industrial process has been a</w:t>
-      </w:r>
-      <w:r>
-        <w:t xml:space="preserve">n interest </w:t>
-      </w:r>
-      <w:r>
-        <w:t>of a lot of researchers</w:t>
-      </w:r>
-      <w:r>
-        <w:t xml:space="preserve"> due to their compelling advantages, particularly due to their inherent flexibility and adaptability </w:t>
+    </w:p>
+    <w:p/>
+    <w:p>
+      <w:r>
+        <w:t xml:space="preserve">The hybrid approach to methanol production is attractive due to its potential for higher carbon utilization and improved use of biomass resources. One study reports a carbon utilization of 89.8% and an overall efficiency of 85.8%, with up to 101% higher methanol production per unit of biomass compared to a conventional biomass-to-methanol baseline </w:t>
       </w:r>
       <w:sdt>
         <w:sdtPr>
           <w:rPr>
             <w:color w:val="000000"/>
           </w:rPr>
-          <w:tag w:val="MENDELEY_CITATION_v3_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"/>
-          <w:id w:val="138545058"/>
+          <w:tag w:val="MENDELEY_CITATION_v3_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"/>
+          <w:id w:val="15579926"/>
           <w:placeholder>
             <w:docPart w:val="DefaultPlaceholder_-1854013440"/>
           </w:placeholder>
@@ -6004,604 +6284,15 @@
         <w:t xml:space="preserve">. </w:t>
       </w:r>
       <w:r>
-        <w:t xml:space="preserve">By </w:t>
-      </w:r>
-      <w:r>
-        <w:t xml:space="preserve">directly </w:t>
-      </w:r>
-      <w:r>
-        <w:t xml:space="preserve">interacting with a system </w:t>
-      </w:r>
-      <w:r>
-        <w:t>it</w:t>
-      </w:r>
-      <w:r>
-        <w:t xml:space="preserve"> </w:t>
-      </w:r>
-      <w:r>
-        <w:t xml:space="preserve">is </w:t>
-      </w:r>
-      <w:r>
-        <w:t xml:space="preserve">thrown into, the </w:t>
-      </w:r>
-      <w:r>
-        <w:t xml:space="preserve">RL agent </w:t>
-      </w:r>
-      <w:r>
-        <w:t xml:space="preserve">can derive optimal strategies through </w:t>
-      </w:r>
-      <w:r>
-        <w:t xml:space="preserve">a series of Markov Decision Process (MDP). </w:t>
-      </w:r>
-      <w:r>
-        <w:t xml:space="preserve">This </w:t>
-      </w:r>
-      <w:r>
-        <w:t>process involves a dynamic evolution</w:t>
-      </w:r>
-      <w:r>
-        <w:t xml:space="preserve"> of the states, actions, </w:t>
-      </w:r>
-      <w:r>
-        <w:t>transitional probabilities, and reward at each time ste</w:t>
-      </w:r>
-      <w:r>
-        <w:t>p, where RL agent selects and executes action</w:t>
-      </w:r>
-      <w:r>
-        <w:t xml:space="preserve">, at a current state, and receiving a reward from its action. </w:t>
-      </w:r>
-    </w:p>
-    <w:p>
-      <w:pPr>
-        <w:pStyle w:val="ListParagraph"/>
-        <w:numPr>
-          <w:ilvl w:val="0"/>
-          <w:numId w:val="4"/>
-        </w:numPr>
-      </w:pPr>
-      <w:r>
-        <w:lastRenderedPageBreak/>
-        <w:t>Diagram of MDP process</w:t>
-      </w:r>
-    </w:p>
-    <w:p>
-      <w:r>
-        <w:t xml:space="preserve">The </w:t>
-      </w:r>
-      <w:r>
-        <w:t>main</w:t>
-      </w:r>
-      <w:r>
-        <w:t xml:space="preserve"> objective of an </w:t>
-      </w:r>
-      <w:r>
-        <w:t xml:space="preserve">agent is to maximize the discounted sum of reward </w:t>
-      </w:r>
-      <w:r>
-        <w:t xml:space="preserve">from time t to infinity, denoted by </w:t>
-      </w:r>
-      <m:oMath>
-        <m:sSub>
-          <m:sSubPr>
-            <m:ctrlPr>
-              <w:rPr>
-                <w:rFonts w:ascii="Cambria Math" w:hAnsi="Cambria Math"/>
-                <w:i/>
-              </w:rPr>
-            </m:ctrlPr>
-          </m:sSubPr>
-          <m:e>
-            <m:r>
-              <w:rPr>
-                <w:rFonts w:ascii="Cambria Math" w:hAnsi="Cambria Math"/>
-              </w:rPr>
-              <m:t>R</m:t>
-            </m:r>
-          </m:e>
-          <m:sub>
-            <m:r>
-              <w:rPr>
-                <w:rFonts w:ascii="Cambria Math" w:hAnsi="Cambria Math"/>
-              </w:rPr>
-              <m:t>t</m:t>
-            </m:r>
-          </m:sub>
-        </m:sSub>
-      </m:oMath>
-      <w:r>
-        <w:t xml:space="preserve"> </w:t>
-      </w:r>
-      <w:r>
-        <w:t>, which is expressed as follows</w:t>
-      </w:r>
-    </w:p>
-    <w:p>
-      <w:pPr>
-        <w:pStyle w:val="ListParagraph"/>
-        <w:numPr>
-          <w:ilvl w:val="0"/>
-          <w:numId w:val="5"/>
-        </w:numPr>
-      </w:pPr>
-      <w:r>
-        <w:t>Equation of sum of reward</w:t>
-      </w:r>
-    </w:p>
-    <w:p>
-      <w:r>
-        <w:t xml:space="preserve">The agent </w:t>
-      </w:r>
-      <w:r>
-        <w:t xml:space="preserve">navigates its action based on a policy </w:t>
-      </w:r>
-      <m:oMath>
-        <m:r>
-          <w:rPr>
-            <w:rFonts w:ascii="Cambria Math" w:hAnsi="Cambria Math"/>
-          </w:rPr>
-          <m:t>π</m:t>
-        </m:r>
-      </m:oMath>
-      <w:r>
-        <w:t xml:space="preserve">, which directs agents what to do given the states of the environment. Each policy </w:t>
-      </w:r>
-      <w:r>
-        <w:t xml:space="preserve">is associated with a state-value function </w:t>
-      </w:r>
-      <m:oMath>
-        <m:sSup>
-          <m:sSupPr>
-            <m:ctrlPr>
-              <w:rPr>
-                <w:rFonts w:ascii="Cambria Math" w:hAnsi="Cambria Math"/>
-                <w:i/>
-              </w:rPr>
-            </m:ctrlPr>
-          </m:sSupPr>
-          <m:e>
-            <m:r>
-              <w:rPr>
-                <w:rFonts w:ascii="Cambria Math" w:hAnsi="Cambria Math"/>
-              </w:rPr>
-              <m:t>V</m:t>
-            </m:r>
-          </m:e>
-          <m:sup>
-            <m:r>
-              <w:rPr>
-                <w:rFonts w:ascii="Cambria Math" w:hAnsi="Cambria Math"/>
-              </w:rPr>
-              <m:t>π</m:t>
-            </m:r>
-          </m:sup>
-        </m:sSup>
-        <m:r>
-          <w:rPr>
-            <w:rFonts w:ascii="Cambria Math" w:hAnsi="Cambria Math"/>
-          </w:rPr>
-          <m:t>(s)</m:t>
-        </m:r>
-      </m:oMath>
-      <w:r>
-        <w:t xml:space="preserve">, which predicts the result for state </w:t>
-      </w:r>
-      <m:oMath>
-        <m:r>
-          <w:rPr>
-            <w:rFonts w:ascii="Cambria Math" w:hAnsi="Cambria Math"/>
-          </w:rPr>
-          <m:t>s</m:t>
-        </m:r>
-      </m:oMath>
-      <w:r>
-        <w:t xml:space="preserve">, when following policy </w:t>
-      </w:r>
-      <m:oMath>
-        <m:r>
-          <w:rPr>
-            <w:rFonts w:ascii="Cambria Math" w:hAnsi="Cambria Math"/>
-          </w:rPr>
-          <m:t>π</m:t>
-        </m:r>
-      </m:oMath>
-      <w:r>
-        <w:t>:</w:t>
-      </w:r>
-    </w:p>
-    <w:p>
-      <w:pPr>
-        <w:pStyle w:val="ListParagraph"/>
-        <w:numPr>
-          <w:ilvl w:val="0"/>
-          <w:numId w:val="5"/>
-        </w:numPr>
-      </w:pPr>
-      <w:r>
-        <w:t xml:space="preserve">Equation of </w:t>
-      </w:r>
-      <w:r>
-        <w:t>state-value function</w:t>
-      </w:r>
-    </w:p>
-    <w:p>
-      <w:r>
-        <w:t xml:space="preserve">The optimal value of state </w:t>
-      </w:r>
-      <m:oMath>
-        <m:r>
-          <w:rPr>
-            <w:rFonts w:ascii="Cambria Math" w:hAnsi="Cambria Math"/>
-          </w:rPr>
-          <m:t>s</m:t>
-        </m:r>
-      </m:oMath>
-      <w:r>
-        <w:t xml:space="preserve">, </w:t>
-      </w:r>
-      <w:r>
-        <w:t xml:space="preserve"> </w:t>
-      </w:r>
-      <m:oMath>
-        <m:sSup>
-          <m:sSupPr>
-            <m:ctrlPr>
-              <w:rPr>
-                <w:rFonts w:ascii="Cambria Math" w:hAnsi="Cambria Math"/>
-                <w:i/>
-              </w:rPr>
-            </m:ctrlPr>
-          </m:sSupPr>
-          <m:e>
-            <m:r>
-              <w:rPr>
-                <w:rFonts w:ascii="Cambria Math" w:hAnsi="Cambria Math"/>
-              </w:rPr>
-              <m:t>V</m:t>
-            </m:r>
-          </m:e>
-          <m:sup>
-            <m:r>
-              <w:rPr>
-                <w:rFonts w:ascii="Cambria Math" w:hAnsi="Cambria Math"/>
-              </w:rPr>
-              <m:t>*</m:t>
-            </m:r>
-          </m:sup>
-        </m:sSup>
-        <m:r>
-          <w:rPr>
-            <w:rFonts w:ascii="Cambria Math" w:hAnsi="Cambria Math"/>
-          </w:rPr>
-          <m:t>(s)</m:t>
-        </m:r>
-      </m:oMath>
-      <w:r>
-        <w:t xml:space="preserve"> </w:t>
-      </w:r>
-      <w:r>
-        <w:t xml:space="preserve">is the defined as </w:t>
-      </w:r>
-      <m:oMath>
-        <m:sSup>
-          <m:sSupPr>
-            <m:ctrlPr>
-              <w:rPr>
-                <w:rFonts w:ascii="Cambria Math" w:hAnsi="Cambria Math"/>
-                <w:i/>
-              </w:rPr>
-            </m:ctrlPr>
-          </m:sSupPr>
-          <m:e>
-            <m:r>
-              <w:rPr>
-                <w:rFonts w:ascii="Cambria Math" w:hAnsi="Cambria Math"/>
-              </w:rPr>
-              <m:t>V</m:t>
-            </m:r>
-          </m:e>
-          <m:sup>
-            <m:r>
-              <w:rPr>
-                <w:rFonts w:ascii="Cambria Math" w:hAnsi="Cambria Math"/>
-              </w:rPr>
-              <m:t>π</m:t>
-            </m:r>
-          </m:sup>
-        </m:sSup>
-        <m:r>
-          <w:rPr>
-            <w:rFonts w:ascii="Cambria Math" w:hAnsi="Cambria Math"/>
-          </w:rPr>
-          <m:t>(s)</m:t>
-        </m:r>
-      </m:oMath>
-      <w:r>
-        <w:t xml:space="preserve"> </w:t>
-      </w:r>
-      <w:r>
-        <w:t>to map the maximum value ofver all possible policies:</w:t>
-      </w:r>
-    </w:p>
-    <w:p>
-      <w:pPr>
-        <w:pStyle w:val="ListParagraph"/>
-        <w:numPr>
-          <w:ilvl w:val="0"/>
-          <w:numId w:val="6"/>
-        </w:numPr>
-      </w:pPr>
-      <w:r>
-        <w:t>Optimal value of state s equation</w:t>
-      </w:r>
-    </w:p>
-    <w:p>
-      <w:r>
-        <w:t xml:space="preserve">The other </w:t>
-      </w:r>
-      <w:r>
-        <w:t xml:space="preserve">related variable is a action-value function </w:t>
-      </w:r>
-      <m:oMath>
-        <m:sSup>
-          <m:sSupPr>
-            <m:ctrlPr>
-              <w:rPr>
-                <w:rFonts w:ascii="Cambria Math" w:hAnsi="Cambria Math"/>
-                <w:i/>
-              </w:rPr>
-            </m:ctrlPr>
-          </m:sSupPr>
-          <m:e>
-            <m:r>
-              <w:rPr>
-                <w:rFonts w:ascii="Cambria Math" w:hAnsi="Cambria Math"/>
-              </w:rPr>
-              <m:t>Q</m:t>
-            </m:r>
-          </m:e>
-          <m:sup>
-            <m:r>
-              <w:rPr>
-                <w:rFonts w:ascii="Cambria Math" w:hAnsi="Cambria Math"/>
-              </w:rPr>
-              <m:t>π</m:t>
-            </m:r>
-          </m:sup>
-        </m:sSup>
-        <m:r>
-          <w:rPr>
-            <w:rFonts w:ascii="Cambria Math" w:hAnsi="Cambria Math"/>
-          </w:rPr>
-          <m:t>(s,a)</m:t>
-        </m:r>
-      </m:oMath>
-      <w:r>
-        <w:t xml:space="preserve">, which gives the expected return when taking action </w:t>
-      </w:r>
-      <m:oMath>
-        <m:r>
-          <w:rPr>
-            <w:rFonts w:ascii="Cambria Math" w:hAnsi="Cambria Math"/>
-          </w:rPr>
-          <m:t>a</m:t>
-        </m:r>
-      </m:oMath>
-      <w:r>
-        <w:t xml:space="preserve"> in state </w:t>
-      </w:r>
-      <m:oMath>
-        <m:r>
-          <w:rPr>
-            <w:rFonts w:ascii="Cambria Math" w:hAnsi="Cambria Math"/>
-          </w:rPr>
-          <m:t>s</m:t>
-        </m:r>
-      </m:oMath>
-      <w:r>
-        <w:t xml:space="preserve"> and following policy </w:t>
-      </w:r>
-      <m:oMath>
-        <m:r>
-          <w:rPr>
-            <w:rFonts w:ascii="Cambria Math" w:hAnsi="Cambria Math"/>
-          </w:rPr>
-          <m:t>π</m:t>
-        </m:r>
-      </m:oMath>
-      <w:r>
-        <w:t>:</w:t>
-      </w:r>
-    </w:p>
-    <w:p>
-      <w:pPr>
-        <w:pStyle w:val="ListParagraph"/>
-        <w:numPr>
-          <w:ilvl w:val="0"/>
-          <w:numId w:val="7"/>
-        </w:numPr>
-      </w:pPr>
-      <m:oMath>
-        <m:sSup>
-          <m:sSupPr>
-            <m:ctrlPr>
-              <w:rPr>
-                <w:rFonts w:ascii="Cambria Math" w:hAnsi="Cambria Math"/>
-                <w:i/>
-              </w:rPr>
-            </m:ctrlPr>
-          </m:sSupPr>
-          <m:e>
-            <m:r>
-              <w:rPr>
-                <w:rFonts w:ascii="Cambria Math" w:hAnsi="Cambria Math"/>
-              </w:rPr>
-              <m:t>Q</m:t>
-            </m:r>
-          </m:e>
-          <m:sup>
-            <m:r>
-              <w:rPr>
-                <w:rFonts w:ascii="Cambria Math" w:hAnsi="Cambria Math"/>
-              </w:rPr>
-              <m:t>π</m:t>
-            </m:r>
-          </m:sup>
-        </m:sSup>
-        <m:r>
-          <w:rPr>
-            <w:rFonts w:ascii="Cambria Math" w:hAnsi="Cambria Math"/>
-          </w:rPr>
-          <m:t>(s,a)</m:t>
-        </m:r>
-      </m:oMath>
-      <w:r>
-        <w:t xml:space="preserve"> equation</w:t>
-      </w:r>
-    </w:p>
-    <w:p>
-      <w:r>
-        <w:t>The optimal Q-value of state-action pair</w:t>
-      </w:r>
-      <w:r>
-        <w:t xml:space="preserve">, </w:t>
-      </w:r>
-      <m:oMath>
-        <m:sSup>
-          <m:sSupPr>
-            <m:ctrlPr>
-              <w:rPr>
-                <w:rFonts w:ascii="Cambria Math" w:hAnsi="Cambria Math"/>
-                <w:i/>
-              </w:rPr>
-            </m:ctrlPr>
-          </m:sSupPr>
-          <m:e>
-            <m:r>
-              <w:rPr>
-                <w:rFonts w:ascii="Cambria Math" w:hAnsi="Cambria Math"/>
-              </w:rPr>
-              <m:t>Q</m:t>
-            </m:r>
-          </m:e>
-          <m:sup>
-            <m:r>
-              <w:rPr>
-                <w:rFonts w:ascii="Cambria Math" w:hAnsi="Cambria Math"/>
-              </w:rPr>
-              <m:t>*</m:t>
-            </m:r>
-          </m:sup>
-        </m:sSup>
-        <m:r>
-          <w:rPr>
-            <w:rFonts w:ascii="Cambria Math" w:hAnsi="Cambria Math"/>
-          </w:rPr>
-          <m:t>(s,a)</m:t>
-        </m:r>
-      </m:oMath>
-      <w:r>
-        <w:t xml:space="preserve">, </w:t>
-      </w:r>
-      <w:r>
-        <w:t>is the maximum Q-value over all possible policies:</w:t>
-      </w:r>
-    </w:p>
-    <w:p>
-      <w:pPr>
-        <w:pStyle w:val="ListParagraph"/>
-        <w:numPr>
-          <w:ilvl w:val="0"/>
-          <w:numId w:val="8"/>
-        </w:numPr>
-      </w:pPr>
-      <w:r>
-        <w:t>Equation of optimal Q-value of state-aciton pair</w:t>
-      </w:r>
-    </w:p>
-    <w:p>
-      <w:r>
-        <w:t xml:space="preserve">In short, </w:t>
-      </w:r>
-      <w:r>
-        <w:t xml:space="preserve">an optimal policy </w:t>
-      </w:r>
-      <m:oMath>
-        <m:sSup>
-          <m:sSupPr>
-            <m:ctrlPr>
-              <w:rPr>
-                <w:rFonts w:ascii="Cambria Math" w:hAnsi="Cambria Math"/>
-                <w:i/>
-              </w:rPr>
-            </m:ctrlPr>
-          </m:sSupPr>
-          <m:e>
-            <m:r>
-              <w:rPr>
-                <w:rFonts w:ascii="Cambria Math" w:hAnsi="Cambria Math"/>
-              </w:rPr>
-              <m:t>π</m:t>
-            </m:r>
-          </m:e>
-          <m:sup>
-            <m:r>
-              <w:rPr>
-                <w:rFonts w:ascii="Cambria Math" w:hAnsi="Cambria Math"/>
-              </w:rPr>
-              <m:t>*</m:t>
-            </m:r>
-          </m:sup>
-        </m:sSup>
-        <m:r>
-          <w:rPr>
-            <w:rFonts w:ascii="Cambria Math" w:hAnsi="Cambria Math"/>
-          </w:rPr>
-          <m:t>(s)</m:t>
-        </m:r>
-      </m:oMath>
-      <w:r>
-        <w:t xml:space="preserve"> is a policy whose state-value function</w:t>
-      </w:r>
-      <w:r>
-        <w:t xml:space="preserve"> is equal to the optimal value of state.</w:t>
-      </w:r>
-    </w:p>
-    <w:p>
-      <w:pPr>
-        <w:pStyle w:val="ListParagraph"/>
-        <w:numPr>
-          <w:ilvl w:val="0"/>
-          <w:numId w:val="9"/>
-        </w:numPr>
-      </w:pPr>
-      <w:r>
-        <w:t>Diagram of these variables as an MDP process</w:t>
-      </w:r>
-      <w:r>
-        <w:t xml:space="preserve"> (Find available literature online and recreate)</w:t>
-      </w:r>
-    </w:p>
-    <w:p>
-      <w:r>
-        <w:t xml:space="preserve">Modelling an accurate </w:t>
-      </w:r>
-      <w:r>
-        <w:t>environment’s dynamics through MDPs is emphasized by many researchers in the field</w:t>
-      </w:r>
-      <w:r>
-        <w:t xml:space="preserve"> to obtain a robust framework and good result</w:t>
-      </w:r>
-      <w:r>
-        <w:t xml:space="preserve"> </w:t>
+        <w:t xml:space="preserve">Another analysis indicates that a state-of-the-art biomass-to-methanol process achieves approximately 53.3% efficiency with a 4.8-year payback period, while integrating electrolysis for full carbon conversion increases efficiency to 64.5–66.0%, albeit with less favorable economics </w:t>
       </w:r>
       <w:sdt>
         <w:sdtPr>
           <w:rPr>
             <w:color w:val="000000"/>
           </w:rPr>
-          <w:tag w:val="MENDELEY_CITATION_v3_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"/>
-          <w:id w:val="-157844259"/>
+          <w:tag w:val="MENDELEY_CITATION_v3_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"/>
+          <w:id w:val="542867734"/>
           <w:placeholder>
             <w:docPart w:val="DefaultPlaceholder_-1854013440"/>
           </w:placeholder>
@@ -6616,82 +6307,7 @@
         </w:sdtContent>
       </w:sdt>
       <w:r>
-        <w:t xml:space="preserve">. Adopting this process enables RL agents to </w:t>
-      </w:r>
-      <w:r>
-        <w:t xml:space="preserve">adapt to complex and dynamic environments effectively, which is ideal for </w:t>
-      </w:r>
-      <w:r>
-        <w:t xml:space="preserve">optimizing the operation of a polygeneration </w:t>
-      </w:r>
-      <w:r>
-        <w:t>plant.</w:t>
-      </w:r>
-      <w:r>
-        <w:t xml:space="preserve"> </w:t>
-      </w:r>
-    </w:p>
-    <w:p>
-      <w:pPr>
-        <w:pStyle w:val="ListParagraph"/>
-        <w:numPr>
-          <w:ilvl w:val="0"/>
-          <w:numId w:val="4"/>
-        </w:numPr>
-      </w:pPr>
-      <w:r>
-        <w:t>Some examples of RL agent used in optimizing energy systems</w:t>
-      </w:r>
-    </w:p>
-    <w:p>
-      <w:r>
-        <w:t>There are different type</w:t>
-      </w:r>
-      <w:r>
-        <w:t>s</w:t>
-      </w:r>
-      <w:r>
-        <w:t xml:space="preserve"> of RL algorithms to be </w:t>
-      </w:r>
-      <w:r>
-        <w:t>chosen for complex energy system optimization and control. The type of RL algorithms are usually divided into three parts: value-based</w:t>
-      </w:r>
-      <w:r>
-        <w:t xml:space="preserve"> RL, policy-based RL, and actor-critic that sits in between them. </w:t>
-      </w:r>
-      <w:r>
-        <w:t xml:space="preserve">The different </w:t>
-      </w:r>
-      <w:r>
-        <w:t>between</w:t>
-      </w:r>
-      <w:r>
-        <w:t xml:space="preserve"> these different types lie in </w:t>
-      </w:r>
-      <w:r>
-        <w:t xml:space="preserve">the learning methodology for the RL agent. Value-based RL learns a value function, </w:t>
-      </w:r>
-      <w:r>
-        <w:t xml:space="preserve">usually a Q(s,a) estimate, and then </w:t>
-      </w:r>
-      <w:r>
-        <w:t xml:space="preserve">chooses an action that returns best estimated value. </w:t>
-      </w:r>
-      <w:r>
-        <w:t xml:space="preserve">Some example of </w:t>
-      </w:r>
-      <w:r>
-        <w:lastRenderedPageBreak/>
-        <w:t>value.based RL are Q-learning and Deep</w:t>
-      </w:r>
-      <w:r>
-        <w:t xml:space="preserve"> Q Network (</w:t>
-      </w:r>
-      <w:r>
-        <w:t>DQN</w:t>
-      </w:r>
-      <w:r>
-        <w:t>)</w:t>
+        <w:t>. Furthermore, under favorable electricity price conditions, flexible operation can allow the plant to capture value from temporal price variations instead of operating continuously at a fixed load</w:t>
       </w:r>
       <w:r>
         <w:t xml:space="preserve"> </w:t>
@@ -6701,8 +6317,8 @@
           <w:rPr>
             <w:color w:val="000000"/>
           </w:rPr>
-          <w:tag w:val="MENDELEY_CITATION_v3_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"/>
-          <w:id w:val="-1666621726"/>
+          <w:tag w:val="MENDELEY_CITATION_v3_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"/>
+          <w:id w:val="770209358"/>
           <w:placeholder>
             <w:docPart w:val="DefaultPlaceholder_-1854013440"/>
           </w:placeholder>
@@ -6717,19 +6333,13 @@
         </w:sdtContent>
       </w:sdt>
       <w:r>
-        <w:t xml:space="preserve">. </w:t>
-      </w:r>
-      <w:r>
-        <w:t>A study argues that value-function methods can run into convergence trouble</w:t>
-      </w:r>
-      <w:r>
-        <w:t>, especially when the system is in continuous, multivariate settings</w:t>
-      </w:r>
-      <w:r>
-        <w:t xml:space="preserve">. This algorithm excels in </w:t>
-      </w:r>
-      <w:r>
-        <w:t>controlling and optimizing discrete choices but not continuous ones</w:t>
+        <w:t>.</w:t>
+      </w:r>
+    </w:p>
+    <w:p/>
+    <w:p>
+      <w:r>
+        <w:t>Despite these advantages, several bottlenecks challenge the feasibility of hybrid methanol systems. These include electrolyzer utilization rates, electricity price volatility, capital cost and lifetime of electrolyzer stacks, as well as the integration of oxygen and heat streams. For example, it has been reported that high electrolyzer capacity factors are required for competitive e-methanol production, and that full-carbon-conversion configurations become attractive only when improvements in electricity costs, stack lifetime, and capital expenditure are realized</w:t>
       </w:r>
       <w:r>
         <w:t xml:space="preserve"> </w:t>
@@ -6739,8 +6349,8 @@
           <w:rPr>
             <w:color w:val="000000"/>
           </w:rPr>
-          <w:tag w:val="MENDELEY_CITATION_v3_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"/>
-          <w:id w:val="-792588821"/>
+          <w:tag w:val="MENDELEY_CITATION_v3_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"/>
+          <w:id w:val="577097432"/>
           <w:placeholder>
             <w:docPart w:val="DefaultPlaceholder_-1854013440"/>
           </w:placeholder>
@@ -6757,25 +6367,4152 @@
       <w:r>
         <w:t xml:space="preserve">. </w:t>
       </w:r>
-    </w:p>
-    <w:p/>
-    <w:p>
-      <w:r>
-        <w:t>On the other hand, Policy-based RL learn the Policy directly</w:t>
-      </w:r>
-      <w:r>
-        <w:t>, which means it parametrizes the action rule itself and pinpoints the optimal policy with methods like policy gradients and PPO</w:t>
-      </w:r>
-      <w:r>
-        <w:t xml:space="preserve"> </w:t>
+      <w:r>
+        <w:t xml:space="preserve">Oxygen management represents an additional practical constraint: while direct integration of oxygen streams may reduce the need for large-scale oxygen storage and improve capital efficiency and safety, this is contingent on matching oxygen supply and demand within the plant </w:t>
       </w:r>
       <w:sdt>
         <w:sdtPr>
           <w:rPr>
             <w:color w:val="000000"/>
           </w:rPr>
-          <w:tag w:val="MENDELEY_CITATION_v3_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"/>
+          <w:tag w:val="MENDELEY_CITATION_v3_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"/>
+          <w:id w:val="189191789"/>
+          <w:placeholder>
+            <w:docPart w:val="DefaultPlaceholder_-1854013440"/>
+          </w:placeholder>
+        </w:sdtPr>
+        <w:sdtContent>
+          <w:r>
+            <w:rPr>
+              <w:color w:val="000000"/>
+            </w:rPr>
+            <w:t>[21]</w:t>
+          </w:r>
+        </w:sdtContent>
+      </w:sdt>
+      <w:r>
+        <w:t>.</w:t>
+      </w:r>
+    </w:p>
+    <w:p/>
+    <w:p>
+      <w:r>
+        <w:t xml:space="preserve">To address these challenges, process and system-level optimization emerges as a critical tool for improving both technical and economic performance. For instance, optimization of the methanol synthesis reactor in a power-and-biomass-to-methanol (PBtM) configuration has been shown to reduce e-methanol production costs by approximately 20% </w:t>
+      </w:r>
+      <w:sdt>
+        <w:sdtPr>
+          <w:rPr>
+            <w:color w:val="000000"/>
+          </w:rPr>
+          <w:tag w:val="MENDELEY_CITATION_v3_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"/>
+          <w:id w:val="-1973052808"/>
+          <w:placeholder>
+            <w:docPart w:val="DefaultPlaceholder_-1854013440"/>
+          </w:placeholder>
+        </w:sdtPr>
+        <w:sdtContent>
+          <w:r>
+            <w:rPr>
+              <w:color w:val="000000"/>
+            </w:rPr>
+            <w:t>[25]</w:t>
+          </w:r>
+        </w:sdtContent>
+      </w:sdt>
+      <w:r>
+        <w:t xml:space="preserve">. </w:t>
+      </w:r>
+      <w:r>
+        <w:t>While such studies typically focus on individual subsystems, it is reasonable to expect that plant-wide optimization could yield further cost reductions and efficiency gains</w:t>
+      </w:r>
+      <w:r>
+        <w:t>.</w:t>
+      </w:r>
+      <w:r>
+        <w:t xml:space="preserve"> In this context, optimization acts as the bridge between technically feasible system designs and configurations that remain viable under realistic operating conditions, including fluctuating electricity prices, electrolyzer degradation, and large-scale capital </w:t>
+      </w:r>
+      <w:r>
+        <w:lastRenderedPageBreak/>
+        <w:t>constraints.</w:t>
+      </w:r>
+    </w:p>
+    <w:p>
+      <w:r>
+        <w:t xml:space="preserve"> </w:t>
+      </w:r>
+    </w:p>
+    <w:p>
+      <w:pPr>
+        <w:pStyle w:val="Heading2"/>
+      </w:pPr>
+      <w:bookmarkStart w:id="8" w:name="_Toc235289154"/>
+      <w:r>
+        <w:t>MILP for Complex Polygeneration System</w:t>
+      </w:r>
+      <w:bookmarkEnd w:id="8"/>
+    </w:p>
+    <w:p>
+      <w:pPr>
+        <w:rPr>
+          <w:kern w:val="0"/>
+        </w:rPr>
+      </w:pPr>
+      <w:r>
+        <w:rPr>
+          <w:kern w:val="0"/>
+        </w:rPr>
+        <w:t xml:space="preserve">MILP, or Mixed-Integer Linear Programming, has been used as a tool to optimize different kinds of energy or industrial plants by linearizing the model of these processes and setting up a linear objective function to either maximize or minimize specific </w:t>
+      </w:r>
+      <w:r>
+        <w:rPr>
+          <w:kern w:val="0"/>
+        </w:rPr>
+        <w:t>key performance indices (</w:t>
+      </w:r>
+      <w:r>
+        <w:rPr>
+          <w:kern w:val="0"/>
+        </w:rPr>
+        <w:t>KPI</w:t>
+      </w:r>
+      <w:r>
+        <w:rPr>
+          <w:kern w:val="0"/>
+        </w:rPr>
+        <w:t>s)</w:t>
+      </w:r>
+      <w:r>
+        <w:rPr>
+          <w:kern w:val="0"/>
+        </w:rPr>
+        <w:t xml:space="preserve"> based on the optimization objective </w:t>
+      </w:r>
+      <w:sdt>
+        <w:sdtPr>
+          <w:rPr>
+            <w:color w:val="000000"/>
+            <w:kern w:val="0"/>
+          </w:rPr>
+          <w:tag w:val="MENDELEY_CITATION_v3_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"/>
+          <w:id w:val="1740361227"/>
+          <w:placeholder>
+            <w:docPart w:val="DefaultPlaceholder_-1854013440"/>
+          </w:placeholder>
+        </w:sdtPr>
+        <w:sdtContent>
+          <w:r>
+            <w:rPr>
+              <w:color w:val="000000"/>
+              <w:kern w:val="0"/>
+            </w:rPr>
+            <w:t>[26]</w:t>
+          </w:r>
+        </w:sdtContent>
+      </w:sdt>
+      <w:r>
+        <w:rPr>
+          <w:kern w:val="0"/>
+        </w:rPr>
+        <w:t xml:space="preserve">. In an energy system that includes the flow of electricity, heat, and mass, the constraints considered will then dictate how the balance of the system should behave, the minimum and maximum operational dispatch, and the evolution of the storage state of charge, if storage exists. </w:t>
+      </w:r>
+      <w:r>
+        <w:rPr>
+          <w:kern w:val="0"/>
+        </w:rPr>
+        <w:t xml:space="preserve">On the other hand, the objective function mainly includes the capital expenditure (CAPEX) and operational expenditure (OPEX) of the models defined in the system. </w:t>
+      </w:r>
+    </w:p>
+    <w:p>
+      <w:pPr>
+        <w:rPr>
+          <w:kern w:val="0"/>
+        </w:rPr>
+      </w:pPr>
+    </w:p>
+    <w:p>
+      <w:pPr>
+        <w:keepNext/>
+      </w:pPr>
+      <m:oMathPara>
+        <m:oMath>
+          <m:func>
+            <m:funcPr>
+              <m:ctrlPr>
+                <w:rPr>
+                  <w:rFonts w:ascii="Cambria Math" w:hAnsi="Cambria Math"/>
+                </w:rPr>
+              </m:ctrlPr>
+            </m:funcPr>
+            <m:fName>
+              <m:r>
+                <m:rPr>
+                  <m:sty m:val="p"/>
+                </m:rPr>
+                <w:rPr>
+                  <w:rFonts w:ascii="Cambria Math" w:hAnsi="Cambria Math"/>
+                </w:rPr>
+                <m:t>min</m:t>
+              </m:r>
+            </m:fName>
+            <m:e>
+              <m:r>
+                <w:rPr>
+                  <w:rFonts w:ascii="Cambria Math" w:hAnsi="Cambria Math"/>
+                </w:rPr>
+                <m:t>Z</m:t>
+              </m:r>
+            </m:e>
+          </m:func>
+          <m:r>
+            <w:rPr>
+              <w:rFonts w:ascii="Cambria Math" w:hAnsi="Cambria Math"/>
+            </w:rPr>
+            <m:t>=</m:t>
+          </m:r>
+          <m:nary>
+            <m:naryPr>
+              <m:chr m:val="∑"/>
+              <m:limLoc m:val="undOvr"/>
+              <m:supHide m:val="1"/>
+              <m:ctrlPr>
+                <w:rPr>
+                  <w:rFonts w:ascii="Cambria Math" w:hAnsi="Cambria Math"/>
+                </w:rPr>
+              </m:ctrlPr>
+            </m:naryPr>
+            <m:sub>
+              <m:r>
+                <w:rPr>
+                  <w:rFonts w:ascii="Cambria Math" w:hAnsi="Cambria Math"/>
+                </w:rPr>
+                <m:t>c∈C</m:t>
+              </m:r>
+            </m:sub>
+            <m:sup/>
+            <m:e>
+              <m:d>
+                <m:dPr>
+                  <m:begChr m:val="["/>
+                  <m:endChr m:val="]"/>
+                  <m:ctrlPr>
+                    <w:rPr>
+                      <w:rFonts w:ascii="Cambria Math" w:hAnsi="Cambria Math"/>
+                    </w:rPr>
+                  </m:ctrlPr>
+                </m:dPr>
+                <m:e>
+                  <m:sSub>
+                    <m:sSubPr>
+                      <m:ctrlPr>
+                        <w:rPr>
+                          <w:rFonts w:ascii="Cambria Math" w:hAnsi="Cambria Math"/>
+                        </w:rPr>
+                      </m:ctrlPr>
+                    </m:sSubPr>
+                    <m:e>
+                      <m:r>
+                        <m:rPr>
+                          <m:nor/>
+                        </m:rPr>
+                        <w:rPr>
+                          <w:rFonts w:ascii="Cambria Math" w:hAnsi="Cambria Math"/>
+                        </w:rPr>
+                        <m:t>CAPEX</m:t>
+                      </m:r>
+                    </m:e>
+                    <m:sub>
+                      <m:r>
+                        <w:rPr>
+                          <w:rFonts w:ascii="Cambria Math" w:hAnsi="Cambria Math"/>
+                        </w:rPr>
+                        <m:t>c</m:t>
+                      </m:r>
+                    </m:sub>
+                  </m:sSub>
+                  <m:r>
+                    <w:rPr>
+                      <w:rFonts w:ascii="Cambria Math" w:hAnsi="Cambria Math"/>
+                    </w:rPr>
+                    <m:t>⋅</m:t>
+                  </m:r>
+                  <m:d>
+                    <m:dPr>
+                      <m:ctrlPr>
+                        <w:rPr>
+                          <w:rFonts w:ascii="Cambria Math" w:hAnsi="Cambria Math"/>
+                        </w:rPr>
+                      </m:ctrlPr>
+                    </m:dPr>
+                    <m:e>
+                      <m:f>
+                        <m:fPr>
+                          <m:ctrlPr>
+                            <w:rPr>
+                              <w:rFonts w:ascii="Cambria Math" w:hAnsi="Cambria Math"/>
+                            </w:rPr>
+                          </m:ctrlPr>
+                        </m:fPr>
+                        <m:num>
+                          <m:r>
+                            <w:rPr>
+                              <w:rFonts w:ascii="Cambria Math" w:hAnsi="Cambria Math"/>
+                            </w:rPr>
+                            <m:t>r</m:t>
+                          </m:r>
+                          <m:sSup>
+                            <m:sSupPr>
+                              <m:ctrlPr>
+                                <w:rPr>
+                                  <w:rFonts w:ascii="Cambria Math" w:hAnsi="Cambria Math"/>
+                                </w:rPr>
+                              </m:ctrlPr>
+                            </m:sSupPr>
+                            <m:e>
+                              <m:d>
+                                <m:dPr>
+                                  <m:ctrlPr>
+                                    <w:rPr>
+                                      <w:rFonts w:ascii="Cambria Math" w:hAnsi="Cambria Math"/>
+                                    </w:rPr>
+                                  </m:ctrlPr>
+                                </m:dPr>
+                                <m:e>
+                                  <m:r>
+                                    <w:rPr>
+                                      <w:rFonts w:ascii="Cambria Math" w:hAnsi="Cambria Math"/>
+                                    </w:rPr>
+                                    <m:t>1+r</m:t>
+                                  </m:r>
+                                </m:e>
+                              </m:d>
+                            </m:e>
+                            <m:sup>
+                              <m:sSub>
+                                <m:sSubPr>
+                                  <m:ctrlPr>
+                                    <w:rPr>
+                                      <w:rFonts w:ascii="Cambria Math" w:hAnsi="Cambria Math"/>
+                                    </w:rPr>
+                                  </m:ctrlPr>
+                                </m:sSubPr>
+                                <m:e>
+                                  <m:r>
+                                    <w:rPr>
+                                      <w:rFonts w:ascii="Cambria Math" w:hAnsi="Cambria Math"/>
+                                    </w:rPr>
+                                    <m:t>n</m:t>
+                                  </m:r>
+                                </m:e>
+                                <m:sub>
+                                  <m:r>
+                                    <w:rPr>
+                                      <w:rFonts w:ascii="Cambria Math" w:hAnsi="Cambria Math"/>
+                                    </w:rPr>
+                                    <m:t>c</m:t>
+                                  </m:r>
+                                </m:sub>
+                              </m:sSub>
+                            </m:sup>
+                          </m:sSup>
+                        </m:num>
+                        <m:den>
+                          <m:sSup>
+                            <m:sSupPr>
+                              <m:ctrlPr>
+                                <w:rPr>
+                                  <w:rFonts w:ascii="Cambria Math" w:hAnsi="Cambria Math"/>
+                                </w:rPr>
+                              </m:ctrlPr>
+                            </m:sSupPr>
+                            <m:e>
+                              <m:d>
+                                <m:dPr>
+                                  <m:ctrlPr>
+                                    <w:rPr>
+                                      <w:rFonts w:ascii="Cambria Math" w:hAnsi="Cambria Math"/>
+                                    </w:rPr>
+                                  </m:ctrlPr>
+                                </m:dPr>
+                                <m:e>
+                                  <m:r>
+                                    <w:rPr>
+                                      <w:rFonts w:ascii="Cambria Math" w:hAnsi="Cambria Math"/>
+                                    </w:rPr>
+                                    <m:t>1+r</m:t>
+                                  </m:r>
+                                </m:e>
+                              </m:d>
+                            </m:e>
+                            <m:sup>
+                              <m:sSub>
+                                <m:sSubPr>
+                                  <m:ctrlPr>
+                                    <w:rPr>
+                                      <w:rFonts w:ascii="Cambria Math" w:hAnsi="Cambria Math"/>
+                                    </w:rPr>
+                                  </m:ctrlPr>
+                                </m:sSubPr>
+                                <m:e>
+                                  <m:r>
+                                    <w:rPr>
+                                      <w:rFonts w:ascii="Cambria Math" w:hAnsi="Cambria Math"/>
+                                    </w:rPr>
+                                    <m:t>n</m:t>
+                                  </m:r>
+                                </m:e>
+                                <m:sub>
+                                  <m:r>
+                                    <w:rPr>
+                                      <w:rFonts w:ascii="Cambria Math" w:hAnsi="Cambria Math"/>
+                                    </w:rPr>
+                                    <m:t>c</m:t>
+                                  </m:r>
+                                </m:sub>
+                              </m:sSub>
+                            </m:sup>
+                          </m:sSup>
+                          <m:r>
+                            <w:rPr>
+                              <w:rFonts w:ascii="Cambria Math" w:hAnsi="Cambria Math"/>
+                            </w:rPr>
+                            <m:t>-1</m:t>
+                          </m:r>
+                        </m:den>
+                      </m:f>
+                    </m:e>
+                  </m:d>
+                  <m:r>
+                    <w:rPr>
+                      <w:rFonts w:ascii="Cambria Math" w:hAnsi="Cambria Math"/>
+                    </w:rPr>
+                    <m:t>+</m:t>
+                  </m:r>
+                  <m:sSub>
+                    <m:sSubPr>
+                      <m:ctrlPr>
+                        <w:rPr>
+                          <w:rFonts w:ascii="Cambria Math" w:hAnsi="Cambria Math"/>
+                        </w:rPr>
+                      </m:ctrlPr>
+                    </m:sSubPr>
+                    <m:e>
+                      <m:r>
+                        <m:rPr>
+                          <m:nor/>
+                        </m:rPr>
+                        <w:rPr>
+                          <w:rFonts w:ascii="Cambria Math" w:hAnsi="Cambria Math"/>
+                        </w:rPr>
+                        <m:t>OPEX</m:t>
+                      </m:r>
+                    </m:e>
+                    <m:sub>
+                      <m:r>
+                        <m:rPr>
+                          <m:nor/>
+                        </m:rPr>
+                        <w:rPr>
+                          <w:rFonts w:ascii="Cambria Math" w:hAnsi="Cambria Math"/>
+                        </w:rPr>
+                        <m:t>fix</m:t>
+                      </m:r>
+                      <m:r>
+                        <w:rPr>
+                          <w:rFonts w:ascii="Cambria Math" w:hAnsi="Cambria Math"/>
+                        </w:rPr>
+                        <m:t>,c</m:t>
+                      </m:r>
+                    </m:sub>
+                  </m:sSub>
+                </m:e>
+              </m:d>
+            </m:e>
+          </m:nary>
+          <m:r>
+            <w:rPr>
+              <w:rFonts w:ascii="Cambria Math" w:hAnsi="Cambria Math"/>
+            </w:rPr>
+            <m:t>+</m:t>
+          </m:r>
+          <m:nary>
+            <m:naryPr>
+              <m:chr m:val="∑"/>
+              <m:limLoc m:val="undOvr"/>
+              <m:ctrlPr>
+                <w:rPr>
+                  <w:rFonts w:ascii="Cambria Math" w:hAnsi="Cambria Math"/>
+                </w:rPr>
+              </m:ctrlPr>
+            </m:naryPr>
+            <m:sub>
+              <m:r>
+                <w:rPr>
+                  <w:rFonts w:ascii="Cambria Math" w:hAnsi="Cambria Math"/>
+                </w:rPr>
+                <m:t>t=1</m:t>
+              </m:r>
+            </m:sub>
+            <m:sup>
+              <m:r>
+                <w:rPr>
+                  <w:rFonts w:ascii="Cambria Math" w:hAnsi="Cambria Math"/>
+                </w:rPr>
+                <m:t>T</m:t>
+              </m:r>
+            </m:sup>
+            <m:e>
+              <m:d>
+                <m:dPr>
+                  <m:ctrlPr>
+                    <w:rPr>
+                      <w:rFonts w:ascii="Cambria Math" w:hAnsi="Cambria Math"/>
+                    </w:rPr>
+                  </m:ctrlPr>
+                </m:dPr>
+                <m:e>
+                  <m:sSub>
+                    <m:sSubPr>
+                      <m:ctrlPr>
+                        <w:rPr>
+                          <w:rFonts w:ascii="Cambria Math" w:hAnsi="Cambria Math"/>
+                        </w:rPr>
+                      </m:ctrlPr>
+                    </m:sSubPr>
+                    <m:e>
+                      <m:r>
+                        <w:rPr>
+                          <w:rFonts w:ascii="Cambria Math" w:hAnsi="Cambria Math"/>
+                        </w:rPr>
+                        <m:t>C</m:t>
+                      </m:r>
+                    </m:e>
+                    <m:sub>
+                      <m:r>
+                        <m:rPr>
+                          <m:nor/>
+                        </m:rPr>
+                        <w:rPr>
+                          <w:rFonts w:ascii="Cambria Math" w:hAnsi="Cambria Math"/>
+                        </w:rPr>
+                        <m:t>electricity</m:t>
+                      </m:r>
+                    </m:sub>
+                  </m:sSub>
+                  <m:d>
+                    <m:dPr>
+                      <m:ctrlPr>
+                        <w:rPr>
+                          <w:rFonts w:ascii="Cambria Math" w:hAnsi="Cambria Math"/>
+                        </w:rPr>
+                      </m:ctrlPr>
+                    </m:dPr>
+                    <m:e>
+                      <m:r>
+                        <w:rPr>
+                          <w:rFonts w:ascii="Cambria Math" w:hAnsi="Cambria Math"/>
+                        </w:rPr>
+                        <m:t>t</m:t>
+                      </m:r>
+                    </m:e>
+                  </m:d>
+                  <m:r>
+                    <w:rPr>
+                      <w:rFonts w:ascii="Cambria Math" w:hAnsi="Cambria Math"/>
+                    </w:rPr>
+                    <m:t>+</m:t>
+                  </m:r>
+                  <m:sSub>
+                    <m:sSubPr>
+                      <m:ctrlPr>
+                        <w:rPr>
+                          <w:rFonts w:ascii="Cambria Math" w:hAnsi="Cambria Math"/>
+                        </w:rPr>
+                      </m:ctrlPr>
+                    </m:sSubPr>
+                    <m:e>
+                      <m:r>
+                        <w:rPr>
+                          <w:rFonts w:ascii="Cambria Math" w:hAnsi="Cambria Math"/>
+                        </w:rPr>
+                        <m:t>C</m:t>
+                      </m:r>
+                    </m:e>
+                    <m:sub>
+                      <m:r>
+                        <m:rPr>
+                          <m:nor/>
+                        </m:rPr>
+                        <w:rPr>
+                          <w:rFonts w:ascii="Cambria Math" w:hAnsi="Cambria Math"/>
+                        </w:rPr>
+                        <m:t>feedstock</m:t>
+                      </m:r>
+                    </m:sub>
+                  </m:sSub>
+                  <m:d>
+                    <m:dPr>
+                      <m:ctrlPr>
+                        <w:rPr>
+                          <w:rFonts w:ascii="Cambria Math" w:hAnsi="Cambria Math"/>
+                        </w:rPr>
+                      </m:ctrlPr>
+                    </m:dPr>
+                    <m:e>
+                      <m:r>
+                        <w:rPr>
+                          <w:rFonts w:ascii="Cambria Math" w:hAnsi="Cambria Math"/>
+                        </w:rPr>
+                        <m:t>t</m:t>
+                      </m:r>
+                    </m:e>
+                  </m:d>
+                  <m:r>
+                    <w:rPr>
+                      <w:rFonts w:ascii="Cambria Math" w:hAnsi="Cambria Math"/>
+                    </w:rPr>
+                    <m:t>+</m:t>
+                  </m:r>
+                  <m:sSub>
+                    <m:sSubPr>
+                      <m:ctrlPr>
+                        <w:rPr>
+                          <w:rFonts w:ascii="Cambria Math" w:hAnsi="Cambria Math"/>
+                        </w:rPr>
+                      </m:ctrlPr>
+                    </m:sSubPr>
+                    <m:e>
+                      <m:r>
+                        <w:rPr>
+                          <w:rFonts w:ascii="Cambria Math" w:hAnsi="Cambria Math"/>
+                        </w:rPr>
+                        <m:t>C</m:t>
+                      </m:r>
+                    </m:e>
+                    <m:sub>
+                      <m:r>
+                        <m:rPr>
+                          <m:nor/>
+                        </m:rPr>
+                        <w:rPr>
+                          <w:rFonts w:ascii="Cambria Math" w:hAnsi="Cambria Math"/>
+                        </w:rPr>
+                        <m:t>var</m:t>
+                      </m:r>
+                    </m:sub>
+                  </m:sSub>
+                  <m:d>
+                    <m:dPr>
+                      <m:ctrlPr>
+                        <w:rPr>
+                          <w:rFonts w:ascii="Cambria Math" w:hAnsi="Cambria Math"/>
+                        </w:rPr>
+                      </m:ctrlPr>
+                    </m:dPr>
+                    <m:e>
+                      <m:r>
+                        <w:rPr>
+                          <w:rFonts w:ascii="Cambria Math" w:hAnsi="Cambria Math"/>
+                        </w:rPr>
+                        <m:t>t</m:t>
+                      </m:r>
+                    </m:e>
+                  </m:d>
+                </m:e>
+              </m:d>
+            </m:e>
+          </m:nary>
+          <m:r>
+            <w:rPr>
+              <w:rFonts w:ascii="Cambria Math" w:hAnsi="Cambria Math"/>
+            </w:rPr>
+            <m:t>⋅</m:t>
+          </m:r>
+          <m:r>
+            <m:rPr>
+              <m:sty m:val="p"/>
+            </m:rPr>
+            <w:rPr>
+              <w:rFonts w:ascii="Cambria Math" w:hAnsi="Cambria Math"/>
+            </w:rPr>
+            <m:t>Δ</m:t>
+          </m:r>
+          <m:r>
+            <w:rPr>
+              <w:rFonts w:ascii="Cambria Math" w:hAnsi="Cambria Math"/>
+            </w:rPr>
+            <m:t>t</m:t>
+          </m:r>
+        </m:oMath>
+      </m:oMathPara>
+    </w:p>
+    <w:p>
+      <w:pPr>
+        <w:pStyle w:val="Caption"/>
+        <w:jc w:val="center"/>
+      </w:pPr>
+      <w:r>
+        <w:t xml:space="preserve">Equation </w:t>
+      </w:r>
+      <w:r>
+        <w:fldChar w:fldCharType="begin"/>
+      </w:r>
+      <w:r>
+        <w:instrText xml:space="preserve"> SEQ Equation \* ARABIC </w:instrText>
+      </w:r>
+      <w:r>
+        <w:fldChar w:fldCharType="separate"/>
+      </w:r>
+      <w:r>
+        <w:rPr>
+          <w:noProof/>
+        </w:rPr>
+        <w:t>6</w:t>
+      </w:r>
+      <w:r>
+        <w:fldChar w:fldCharType="end"/>
+      </w:r>
+      <w:r>
+        <w:t xml:space="preserve"> Objective function example of an energy system</w:t>
+      </w:r>
+    </w:p>
+    <w:p/>
+    <w:p>
+      <w:pPr>
+        <w:keepNext/>
+      </w:pPr>
+      <m:oMathPara>
+        <m:oMath>
+          <m:nary>
+            <m:naryPr>
+              <m:chr m:val="∑"/>
+              <m:limLoc m:val="undOvr"/>
+              <m:supHide m:val="1"/>
+              <m:ctrlPr>
+                <w:rPr>
+                  <w:rFonts w:ascii="Cambria Math" w:hAnsi="Cambria Math"/>
+                </w:rPr>
+              </m:ctrlPr>
+            </m:naryPr>
+            <m:sub>
+              <m:r>
+                <w:rPr>
+                  <w:rFonts w:ascii="Cambria Math" w:hAnsi="Cambria Math"/>
+                </w:rPr>
+                <m:t>g∈G</m:t>
+              </m:r>
+            </m:sub>
+            <m:sup/>
+            <m:e>
+              <m:sSub>
+                <m:sSubPr>
+                  <m:ctrlPr>
+                    <w:rPr>
+                      <w:rFonts w:ascii="Cambria Math" w:hAnsi="Cambria Math"/>
+                    </w:rPr>
+                  </m:ctrlPr>
+                </m:sSubPr>
+                <m:e>
+                  <m:r>
+                    <w:rPr>
+                      <w:rFonts w:ascii="Cambria Math" w:hAnsi="Cambria Math"/>
+                    </w:rPr>
+                    <m:t>P</m:t>
+                  </m:r>
+                </m:e>
+                <m:sub>
+                  <m:r>
+                    <w:rPr>
+                      <w:rFonts w:ascii="Cambria Math" w:hAnsi="Cambria Math"/>
+                    </w:rPr>
+                    <m:t>g</m:t>
+                  </m:r>
+                </m:sub>
+              </m:sSub>
+            </m:e>
+          </m:nary>
+          <m:d>
+            <m:dPr>
+              <m:ctrlPr>
+                <w:rPr>
+                  <w:rFonts w:ascii="Cambria Math" w:hAnsi="Cambria Math"/>
+                </w:rPr>
+              </m:ctrlPr>
+            </m:dPr>
+            <m:e>
+              <m:r>
+                <w:rPr>
+                  <w:rFonts w:ascii="Cambria Math" w:hAnsi="Cambria Math"/>
+                </w:rPr>
+                <m:t>t</m:t>
+              </m:r>
+            </m:e>
+          </m:d>
+          <m:r>
+            <w:rPr>
+              <w:rFonts w:ascii="Cambria Math" w:hAnsi="Cambria Math"/>
+            </w:rPr>
+            <m:t>+</m:t>
+          </m:r>
+          <m:sSub>
+            <m:sSubPr>
+              <m:ctrlPr>
+                <w:rPr>
+                  <w:rFonts w:ascii="Cambria Math" w:hAnsi="Cambria Math"/>
+                </w:rPr>
+              </m:ctrlPr>
+            </m:sSubPr>
+            <m:e>
+              <m:r>
+                <w:rPr>
+                  <w:rFonts w:ascii="Cambria Math" w:hAnsi="Cambria Math"/>
+                </w:rPr>
+                <m:t>P</m:t>
+              </m:r>
+            </m:e>
+            <m:sub>
+              <m:r>
+                <m:rPr>
+                  <m:nor/>
+                </m:rPr>
+                <w:rPr>
+                  <w:rFonts w:ascii="Cambria Math" w:hAnsi="Cambria Math"/>
+                </w:rPr>
+                <m:t>grid, buy</m:t>
+              </m:r>
+            </m:sub>
+          </m:sSub>
+          <m:d>
+            <m:dPr>
+              <m:ctrlPr>
+                <w:rPr>
+                  <w:rFonts w:ascii="Cambria Math" w:hAnsi="Cambria Math"/>
+                </w:rPr>
+              </m:ctrlPr>
+            </m:dPr>
+            <m:e>
+              <m:r>
+                <w:rPr>
+                  <w:rFonts w:ascii="Cambria Math" w:hAnsi="Cambria Math"/>
+                </w:rPr>
+                <m:t>t</m:t>
+              </m:r>
+            </m:e>
+          </m:d>
+          <m:r>
+            <w:rPr>
+              <w:rFonts w:ascii="Cambria Math" w:hAnsi="Cambria Math"/>
+            </w:rPr>
+            <m:t>+</m:t>
+          </m:r>
+          <m:sSub>
+            <m:sSubPr>
+              <m:ctrlPr>
+                <w:rPr>
+                  <w:rFonts w:ascii="Cambria Math" w:hAnsi="Cambria Math"/>
+                </w:rPr>
+              </m:ctrlPr>
+            </m:sSubPr>
+            <m:e>
+              <m:r>
+                <w:rPr>
+                  <w:rFonts w:ascii="Cambria Math" w:hAnsi="Cambria Math"/>
+                </w:rPr>
+                <m:t>P</m:t>
+              </m:r>
+            </m:e>
+            <m:sub>
+              <m:r>
+                <m:rPr>
+                  <m:nor/>
+                </m:rPr>
+                <w:rPr>
+                  <w:rFonts w:ascii="Cambria Math" w:hAnsi="Cambria Math"/>
+                </w:rPr>
+                <m:t>bat, dis</m:t>
+              </m:r>
+            </m:sub>
+          </m:sSub>
+          <m:d>
+            <m:dPr>
+              <m:ctrlPr>
+                <w:rPr>
+                  <w:rFonts w:ascii="Cambria Math" w:hAnsi="Cambria Math"/>
+                </w:rPr>
+              </m:ctrlPr>
+            </m:dPr>
+            <m:e>
+              <m:r>
+                <w:rPr>
+                  <w:rFonts w:ascii="Cambria Math" w:hAnsi="Cambria Math"/>
+                </w:rPr>
+                <m:t>t</m:t>
+              </m:r>
+            </m:e>
+          </m:d>
+          <m:r>
+            <w:rPr>
+              <w:rFonts w:ascii="Cambria Math" w:hAnsi="Cambria Math"/>
+            </w:rPr>
+            <m:t>=</m:t>
+          </m:r>
+          <m:sSub>
+            <m:sSubPr>
+              <m:ctrlPr>
+                <w:rPr>
+                  <w:rFonts w:ascii="Cambria Math" w:hAnsi="Cambria Math"/>
+                </w:rPr>
+              </m:ctrlPr>
+            </m:sSubPr>
+            <m:e>
+              <m:r>
+                <w:rPr>
+                  <w:rFonts w:ascii="Cambria Math" w:hAnsi="Cambria Math"/>
+                </w:rPr>
+                <m:t>P</m:t>
+              </m:r>
+            </m:e>
+            <m:sub>
+              <m:r>
+                <m:rPr>
+                  <m:nor/>
+                </m:rPr>
+                <w:rPr>
+                  <w:rFonts w:ascii="Cambria Math" w:hAnsi="Cambria Math"/>
+                </w:rPr>
+                <m:t>demand</m:t>
+              </m:r>
+            </m:sub>
+          </m:sSub>
+          <m:d>
+            <m:dPr>
+              <m:ctrlPr>
+                <w:rPr>
+                  <w:rFonts w:ascii="Cambria Math" w:hAnsi="Cambria Math"/>
+                </w:rPr>
+              </m:ctrlPr>
+            </m:dPr>
+            <m:e>
+              <m:r>
+                <w:rPr>
+                  <w:rFonts w:ascii="Cambria Math" w:hAnsi="Cambria Math"/>
+                </w:rPr>
+                <m:t>t</m:t>
+              </m:r>
+            </m:e>
+          </m:d>
+          <m:r>
+            <w:rPr>
+              <w:rFonts w:ascii="Cambria Math" w:hAnsi="Cambria Math"/>
+            </w:rPr>
+            <m:t>+</m:t>
+          </m:r>
+          <m:sSub>
+            <m:sSubPr>
+              <m:ctrlPr>
+                <w:rPr>
+                  <w:rFonts w:ascii="Cambria Math" w:hAnsi="Cambria Math"/>
+                </w:rPr>
+              </m:ctrlPr>
+            </m:sSubPr>
+            <m:e>
+              <m:r>
+                <w:rPr>
+                  <w:rFonts w:ascii="Cambria Math" w:hAnsi="Cambria Math"/>
+                </w:rPr>
+                <m:t>P</m:t>
+              </m:r>
+            </m:e>
+            <m:sub>
+              <m:r>
+                <m:rPr>
+                  <m:nor/>
+                </m:rPr>
+                <w:rPr>
+                  <w:rFonts w:ascii="Cambria Math" w:hAnsi="Cambria Math"/>
+                </w:rPr>
+                <m:t>grid, sell</m:t>
+              </m:r>
+            </m:sub>
+          </m:sSub>
+          <m:d>
+            <m:dPr>
+              <m:ctrlPr>
+                <w:rPr>
+                  <w:rFonts w:ascii="Cambria Math" w:hAnsi="Cambria Math"/>
+                </w:rPr>
+              </m:ctrlPr>
+            </m:dPr>
+            <m:e>
+              <m:r>
+                <w:rPr>
+                  <w:rFonts w:ascii="Cambria Math" w:hAnsi="Cambria Math"/>
+                </w:rPr>
+                <m:t>t</m:t>
+              </m:r>
+            </m:e>
+          </m:d>
+          <m:r>
+            <w:rPr>
+              <w:rFonts w:ascii="Cambria Math" w:hAnsi="Cambria Math"/>
+            </w:rPr>
+            <m:t>+</m:t>
+          </m:r>
+          <m:sSub>
+            <m:sSubPr>
+              <m:ctrlPr>
+                <w:rPr>
+                  <w:rFonts w:ascii="Cambria Math" w:hAnsi="Cambria Math"/>
+                </w:rPr>
+              </m:ctrlPr>
+            </m:sSubPr>
+            <m:e>
+              <m:r>
+                <w:rPr>
+                  <w:rFonts w:ascii="Cambria Math" w:hAnsi="Cambria Math"/>
+                </w:rPr>
+                <m:t>P</m:t>
+              </m:r>
+            </m:e>
+            <m:sub>
+              <m:r>
+                <m:rPr>
+                  <m:nor/>
+                </m:rPr>
+                <w:rPr>
+                  <w:rFonts w:ascii="Cambria Math" w:hAnsi="Cambria Math"/>
+                </w:rPr>
+                <m:t>bat, ch</m:t>
+              </m:r>
+            </m:sub>
+          </m:sSub>
+          <m:d>
+            <m:dPr>
+              <m:ctrlPr>
+                <w:rPr>
+                  <w:rFonts w:ascii="Cambria Math" w:hAnsi="Cambria Math"/>
+                </w:rPr>
+              </m:ctrlPr>
+            </m:dPr>
+            <m:e>
+              <m:r>
+                <w:rPr>
+                  <w:rFonts w:ascii="Cambria Math" w:hAnsi="Cambria Math"/>
+                </w:rPr>
+                <m:t>t</m:t>
+              </m:r>
+            </m:e>
+          </m:d>
+          <m:r>
+            <w:rPr>
+              <w:rFonts w:ascii="Cambria Math" w:hAnsi="Cambria Math"/>
+            </w:rPr>
+            <m:t>+</m:t>
+          </m:r>
+          <m:nary>
+            <m:naryPr>
+              <m:chr m:val="∑"/>
+              <m:limLoc m:val="undOvr"/>
+              <m:supHide m:val="1"/>
+              <m:ctrlPr>
+                <w:rPr>
+                  <w:rFonts w:ascii="Cambria Math" w:hAnsi="Cambria Math"/>
+                </w:rPr>
+              </m:ctrlPr>
+            </m:naryPr>
+            <m:sub>
+              <m:r>
+                <w:rPr>
+                  <w:rFonts w:ascii="Cambria Math" w:hAnsi="Cambria Math"/>
+                </w:rPr>
+                <m:t>c∈C</m:t>
+              </m:r>
+            </m:sub>
+            <m:sup/>
+            <m:e>
+              <m:sSub>
+                <m:sSubPr>
+                  <m:ctrlPr>
+                    <w:rPr>
+                      <w:rFonts w:ascii="Cambria Math" w:hAnsi="Cambria Math"/>
+                    </w:rPr>
+                  </m:ctrlPr>
+                </m:sSubPr>
+                <m:e>
+                  <m:r>
+                    <w:rPr>
+                      <w:rFonts w:ascii="Cambria Math" w:hAnsi="Cambria Math"/>
+                    </w:rPr>
+                    <m:t>P</m:t>
+                  </m:r>
+                </m:e>
+                <m:sub>
+                  <m:r>
+                    <w:rPr>
+                      <w:rFonts w:ascii="Cambria Math" w:hAnsi="Cambria Math"/>
+                    </w:rPr>
+                    <m:t>c</m:t>
+                  </m:r>
+                </m:sub>
+              </m:sSub>
+            </m:e>
+          </m:nary>
+          <m:d>
+            <m:dPr>
+              <m:ctrlPr>
+                <w:rPr>
+                  <w:rFonts w:ascii="Cambria Math" w:hAnsi="Cambria Math"/>
+                </w:rPr>
+              </m:ctrlPr>
+            </m:dPr>
+            <m:e>
+              <m:r>
+                <w:rPr>
+                  <w:rFonts w:ascii="Cambria Math" w:hAnsi="Cambria Math"/>
+                </w:rPr>
+                <m:t>t</m:t>
+              </m:r>
+            </m:e>
+          </m:d>
+          <m:r>
+            <w:rPr>
+              <w:rFonts w:ascii="Cambria Math" w:hAnsi="Cambria Math"/>
+              <w:i/>
+            </w:rPr>
+            <m:t> </m:t>
+          </m:r>
+          <m:r>
+            <w:rPr>
+              <w:rFonts w:ascii="Cambria Math" w:hAnsi="Cambria Math"/>
+            </w:rPr>
+            <m:t>∀t∈T</m:t>
+          </m:r>
+        </m:oMath>
+      </m:oMathPara>
+    </w:p>
+    <w:p>
+      <w:pPr>
+        <w:pStyle w:val="Caption"/>
+        <w:jc w:val="center"/>
+      </w:pPr>
+      <w:r>
+        <w:t xml:space="preserve">Equation </w:t>
+      </w:r>
+      <w:r>
+        <w:fldChar w:fldCharType="begin"/>
+      </w:r>
+      <w:r>
+        <w:instrText xml:space="preserve"> SEQ Equation \* ARABIC </w:instrText>
+      </w:r>
+      <w:r>
+        <w:fldChar w:fldCharType="separate"/>
+      </w:r>
+      <w:r>
+        <w:rPr>
+          <w:noProof/>
+        </w:rPr>
+        <w:t>7</w:t>
+      </w:r>
+      <w:r>
+        <w:fldChar w:fldCharType="end"/>
+      </w:r>
+      <w:r>
+        <w:t xml:space="preserve"> Power balance constraint example</w:t>
+      </w:r>
+    </w:p>
+    <w:p>
+      <w:pPr>
+        <w:keepNext/>
+      </w:pPr>
+      <m:oMathPara>
+        <m:oMath>
+          <m:sSub>
+            <m:sSubPr>
+              <m:ctrlPr>
+                <w:rPr>
+                  <w:rFonts w:ascii="Cambria Math" w:hAnsi="Cambria Math"/>
+                </w:rPr>
+              </m:ctrlPr>
+            </m:sSubPr>
+            <m:e>
+              <m:r>
+                <w:rPr>
+                  <w:rFonts w:ascii="Cambria Math" w:hAnsi="Cambria Math"/>
+                </w:rPr>
+                <m:t>P</m:t>
+              </m:r>
+            </m:e>
+            <m:sub>
+              <m:func>
+                <m:funcPr>
+                  <m:ctrlPr>
+                    <w:rPr>
+                      <w:rFonts w:ascii="Cambria Math" w:hAnsi="Cambria Math"/>
+                    </w:rPr>
+                  </m:ctrlPr>
+                </m:funcPr>
+                <m:fName>
+                  <m:r>
+                    <m:rPr>
+                      <m:sty m:val="p"/>
+                    </m:rPr>
+                    <w:rPr>
+                      <w:rFonts w:ascii="Cambria Math" w:hAnsi="Cambria Math"/>
+                    </w:rPr>
+                    <m:t>min</m:t>
+                  </m:r>
+                </m:fName>
+                <m:e>
+                  <m:r>
+                    <w:rPr>
+                      <w:rFonts w:ascii="Cambria Math" w:hAnsi="Cambria Math"/>
+                    </w:rPr>
+                    <m:t>,</m:t>
+                  </m:r>
+                </m:e>
+              </m:func>
+              <m:r>
+                <w:rPr>
+                  <w:rFonts w:ascii="Cambria Math" w:hAnsi="Cambria Math"/>
+                </w:rPr>
+                <m:t>c</m:t>
+              </m:r>
+            </m:sub>
+          </m:sSub>
+          <m:r>
+            <w:rPr>
+              <w:rFonts w:ascii="Cambria Math" w:hAnsi="Cambria Math"/>
+            </w:rPr>
+            <m:t>⋅</m:t>
+          </m:r>
+          <m:sSub>
+            <m:sSubPr>
+              <m:ctrlPr>
+                <w:rPr>
+                  <w:rFonts w:ascii="Cambria Math" w:hAnsi="Cambria Math"/>
+                </w:rPr>
+              </m:ctrlPr>
+            </m:sSubPr>
+            <m:e>
+              <m:r>
+                <w:rPr>
+                  <w:rFonts w:ascii="Cambria Math" w:hAnsi="Cambria Math"/>
+                </w:rPr>
+                <m:t>y</m:t>
+              </m:r>
+            </m:e>
+            <m:sub>
+              <m:r>
+                <w:rPr>
+                  <w:rFonts w:ascii="Cambria Math" w:hAnsi="Cambria Math"/>
+                </w:rPr>
+                <m:t>c</m:t>
+              </m:r>
+            </m:sub>
+          </m:sSub>
+          <m:d>
+            <m:dPr>
+              <m:ctrlPr>
+                <w:rPr>
+                  <w:rFonts w:ascii="Cambria Math" w:hAnsi="Cambria Math"/>
+                </w:rPr>
+              </m:ctrlPr>
+            </m:dPr>
+            <m:e>
+              <m:r>
+                <w:rPr>
+                  <w:rFonts w:ascii="Cambria Math" w:hAnsi="Cambria Math"/>
+                </w:rPr>
+                <m:t>t</m:t>
+              </m:r>
+            </m:e>
+          </m:d>
+          <m:r>
+            <w:rPr>
+              <w:rFonts w:ascii="Cambria Math" w:hAnsi="Cambria Math"/>
+            </w:rPr>
+            <m:t>≤</m:t>
+          </m:r>
+          <m:sSub>
+            <m:sSubPr>
+              <m:ctrlPr>
+                <w:rPr>
+                  <w:rFonts w:ascii="Cambria Math" w:hAnsi="Cambria Math"/>
+                </w:rPr>
+              </m:ctrlPr>
+            </m:sSubPr>
+            <m:e>
+              <m:r>
+                <w:rPr>
+                  <w:rFonts w:ascii="Cambria Math" w:hAnsi="Cambria Math"/>
+                </w:rPr>
+                <m:t>P</m:t>
+              </m:r>
+            </m:e>
+            <m:sub>
+              <m:r>
+                <w:rPr>
+                  <w:rFonts w:ascii="Cambria Math" w:hAnsi="Cambria Math"/>
+                </w:rPr>
+                <m:t>c</m:t>
+              </m:r>
+            </m:sub>
+          </m:sSub>
+          <m:d>
+            <m:dPr>
+              <m:ctrlPr>
+                <w:rPr>
+                  <w:rFonts w:ascii="Cambria Math" w:hAnsi="Cambria Math"/>
+                </w:rPr>
+              </m:ctrlPr>
+            </m:dPr>
+            <m:e>
+              <m:r>
+                <w:rPr>
+                  <w:rFonts w:ascii="Cambria Math" w:hAnsi="Cambria Math"/>
+                </w:rPr>
+                <m:t>t</m:t>
+              </m:r>
+            </m:e>
+          </m:d>
+          <m:r>
+            <w:rPr>
+              <w:rFonts w:ascii="Cambria Math" w:hAnsi="Cambria Math"/>
+            </w:rPr>
+            <m:t>≤</m:t>
+          </m:r>
+          <m:sSub>
+            <m:sSubPr>
+              <m:ctrlPr>
+                <w:rPr>
+                  <w:rFonts w:ascii="Cambria Math" w:hAnsi="Cambria Math"/>
+                </w:rPr>
+              </m:ctrlPr>
+            </m:sSubPr>
+            <m:e>
+              <m:r>
+                <w:rPr>
+                  <w:rFonts w:ascii="Cambria Math" w:hAnsi="Cambria Math"/>
+                </w:rPr>
+                <m:t>P</m:t>
+              </m:r>
+            </m:e>
+            <m:sub>
+              <m:func>
+                <m:funcPr>
+                  <m:ctrlPr>
+                    <w:rPr>
+                      <w:rFonts w:ascii="Cambria Math" w:hAnsi="Cambria Math"/>
+                    </w:rPr>
+                  </m:ctrlPr>
+                </m:funcPr>
+                <m:fName>
+                  <m:r>
+                    <m:rPr>
+                      <m:sty m:val="p"/>
+                    </m:rPr>
+                    <w:rPr>
+                      <w:rFonts w:ascii="Cambria Math" w:hAnsi="Cambria Math"/>
+                    </w:rPr>
+                    <m:t>max</m:t>
+                  </m:r>
+                </m:fName>
+                <m:e>
+                  <m:r>
+                    <w:rPr>
+                      <w:rFonts w:ascii="Cambria Math" w:hAnsi="Cambria Math"/>
+                    </w:rPr>
+                    <m:t>,</m:t>
+                  </m:r>
+                </m:e>
+              </m:func>
+              <m:r>
+                <w:rPr>
+                  <w:rFonts w:ascii="Cambria Math" w:hAnsi="Cambria Math"/>
+                </w:rPr>
+                <m:t>c</m:t>
+              </m:r>
+            </m:sub>
+          </m:sSub>
+          <m:r>
+            <w:rPr>
+              <w:rFonts w:ascii="Cambria Math" w:hAnsi="Cambria Math"/>
+            </w:rPr>
+            <m:t>⋅</m:t>
+          </m:r>
+          <m:sSub>
+            <m:sSubPr>
+              <m:ctrlPr>
+                <w:rPr>
+                  <w:rFonts w:ascii="Cambria Math" w:hAnsi="Cambria Math"/>
+                </w:rPr>
+              </m:ctrlPr>
+            </m:sSubPr>
+            <m:e>
+              <m:r>
+                <w:rPr>
+                  <w:rFonts w:ascii="Cambria Math" w:hAnsi="Cambria Math"/>
+                </w:rPr>
+                <m:t>y</m:t>
+              </m:r>
+            </m:e>
+            <m:sub>
+              <m:r>
+                <w:rPr>
+                  <w:rFonts w:ascii="Cambria Math" w:hAnsi="Cambria Math"/>
+                </w:rPr>
+                <m:t>c</m:t>
+              </m:r>
+            </m:sub>
+          </m:sSub>
+          <m:d>
+            <m:dPr>
+              <m:ctrlPr>
+                <w:rPr>
+                  <w:rFonts w:ascii="Cambria Math" w:hAnsi="Cambria Math"/>
+                </w:rPr>
+              </m:ctrlPr>
+            </m:dPr>
+            <m:e>
+              <m:r>
+                <w:rPr>
+                  <w:rFonts w:ascii="Cambria Math" w:hAnsi="Cambria Math"/>
+                </w:rPr>
+                <m:t>t</m:t>
+              </m:r>
+            </m:e>
+          </m:d>
+          <m:r>
+            <w:rPr>
+              <w:rFonts w:ascii="Cambria Math" w:hAnsi="Cambria Math"/>
+            </w:rPr>
+            <m:t>,</m:t>
+          </m:r>
+          <m:r>
+            <w:rPr>
+              <w:rFonts w:ascii="Cambria Math" w:hAnsi="Cambria Math"/>
+              <w:i/>
+            </w:rPr>
+            <m:t> </m:t>
+          </m:r>
+          <m:sSub>
+            <m:sSubPr>
+              <m:ctrlPr>
+                <w:rPr>
+                  <w:rFonts w:ascii="Cambria Math" w:hAnsi="Cambria Math"/>
+                </w:rPr>
+              </m:ctrlPr>
+            </m:sSubPr>
+            <m:e>
+              <m:r>
+                <w:rPr>
+                  <w:rFonts w:ascii="Cambria Math" w:hAnsi="Cambria Math"/>
+                </w:rPr>
+                <m:t>y</m:t>
+              </m:r>
+            </m:e>
+            <m:sub>
+              <m:r>
+                <w:rPr>
+                  <w:rFonts w:ascii="Cambria Math" w:hAnsi="Cambria Math"/>
+                </w:rPr>
+                <m:t>c</m:t>
+              </m:r>
+            </m:sub>
+          </m:sSub>
+          <m:d>
+            <m:dPr>
+              <m:ctrlPr>
+                <w:rPr>
+                  <w:rFonts w:ascii="Cambria Math" w:hAnsi="Cambria Math"/>
+                </w:rPr>
+              </m:ctrlPr>
+            </m:dPr>
+            <m:e>
+              <m:r>
+                <w:rPr>
+                  <w:rFonts w:ascii="Cambria Math" w:hAnsi="Cambria Math"/>
+                </w:rPr>
+                <m:t>t</m:t>
+              </m:r>
+            </m:e>
+          </m:d>
+          <m:r>
+            <w:rPr>
+              <w:rFonts w:ascii="Cambria Math" w:hAnsi="Cambria Math"/>
+            </w:rPr>
+            <m:t>∈</m:t>
+          </m:r>
+          <m:d>
+            <m:dPr>
+              <m:begChr m:val="{"/>
+              <m:endChr m:val="}"/>
+              <m:ctrlPr>
+                <w:rPr>
+                  <w:rFonts w:ascii="Cambria Math" w:hAnsi="Cambria Math"/>
+                </w:rPr>
+              </m:ctrlPr>
+            </m:dPr>
+            <m:e>
+              <m:r>
+                <w:rPr>
+                  <w:rFonts w:ascii="Cambria Math" w:hAnsi="Cambria Math"/>
+                </w:rPr>
+                <m:t>0,1</m:t>
+              </m:r>
+            </m:e>
+          </m:d>
+          <m:r>
+            <w:rPr>
+              <w:rFonts w:ascii="Cambria Math" w:hAnsi="Cambria Math"/>
+              <w:i/>
+            </w:rPr>
+            <m:t> </m:t>
+          </m:r>
+          <m:r>
+            <w:rPr>
+              <w:rFonts w:ascii="Cambria Math" w:hAnsi="Cambria Math"/>
+            </w:rPr>
+            <m:t>∀c∈C,∀t∈T</m:t>
+          </m:r>
+        </m:oMath>
+      </m:oMathPara>
+    </w:p>
+    <w:p>
+      <w:pPr>
+        <w:pStyle w:val="Caption"/>
+        <w:jc w:val="center"/>
+      </w:pPr>
+      <w:r>
+        <w:t xml:space="preserve">Equation </w:t>
+      </w:r>
+      <w:r>
+        <w:fldChar w:fldCharType="begin"/>
+      </w:r>
+      <w:r>
+        <w:instrText xml:space="preserve"> SEQ Equation \* ARABIC </w:instrText>
+      </w:r>
+      <w:r>
+        <w:fldChar w:fldCharType="separate"/>
+      </w:r>
+      <w:r>
+        <w:rPr>
+          <w:noProof/>
+        </w:rPr>
+        <w:t>8</w:t>
+      </w:r>
+      <w:r>
+        <w:fldChar w:fldCharType="end"/>
+      </w:r>
+      <w:r>
+        <w:t xml:space="preserve"> Example of a flow constraint</w:t>
+      </w:r>
+    </w:p>
+    <w:p>
+      <w:pPr>
+        <w:keepNext/>
+      </w:pPr>
+      <m:oMathPara>
+        <m:oMath>
+          <m:r>
+            <m:rPr>
+              <m:nor/>
+            </m:rPr>
+            <w:rPr>
+              <w:rFonts w:ascii="Cambria Math" w:hAnsi="Cambria Math"/>
+              <w:lang w:val="fr-FR"/>
+            </w:rPr>
+            <m:t>SoC</m:t>
+          </m:r>
+          <m:d>
+            <m:dPr>
+              <m:ctrlPr>
+                <w:rPr>
+                  <w:rFonts w:ascii="Cambria Math" w:hAnsi="Cambria Math"/>
+                </w:rPr>
+              </m:ctrlPr>
+            </m:dPr>
+            <m:e>
+              <m:r>
+                <w:rPr>
+                  <w:rFonts w:ascii="Cambria Math" w:hAnsi="Cambria Math"/>
+                </w:rPr>
+                <m:t>t</m:t>
+              </m:r>
+            </m:e>
+          </m:d>
+          <m:r>
+            <w:rPr>
+              <w:rFonts w:ascii="Cambria Math" w:hAnsi="Cambria Math"/>
+              <w:lang w:val="fr-FR"/>
+            </w:rPr>
+            <m:t>=</m:t>
+          </m:r>
+          <m:r>
+            <m:rPr>
+              <m:nor/>
+            </m:rPr>
+            <w:rPr>
+              <w:rFonts w:ascii="Cambria Math" w:hAnsi="Cambria Math"/>
+              <w:lang w:val="fr-FR"/>
+            </w:rPr>
+            <m:t>SoC</m:t>
+          </m:r>
+          <m:d>
+            <m:dPr>
+              <m:ctrlPr>
+                <w:rPr>
+                  <w:rFonts w:ascii="Cambria Math" w:hAnsi="Cambria Math"/>
+                </w:rPr>
+              </m:ctrlPr>
+            </m:dPr>
+            <m:e>
+              <m:r>
+                <w:rPr>
+                  <w:rFonts w:ascii="Cambria Math" w:hAnsi="Cambria Math"/>
+                </w:rPr>
+                <m:t>t</m:t>
+              </m:r>
+              <m:r>
+                <w:rPr>
+                  <w:rFonts w:ascii="Cambria Math" w:hAnsi="Cambria Math"/>
+                  <w:lang w:val="fr-FR"/>
+                </w:rPr>
+                <m:t>-1</m:t>
+              </m:r>
+            </m:e>
+          </m:d>
+          <m:r>
+            <w:rPr>
+              <w:rFonts w:ascii="Cambria Math" w:hAnsi="Cambria Math"/>
+              <w:lang w:val="fr-FR"/>
+            </w:rPr>
+            <m:t>⋅</m:t>
+          </m:r>
+          <m:d>
+            <m:dPr>
+              <m:ctrlPr>
+                <w:rPr>
+                  <w:rFonts w:ascii="Cambria Math" w:hAnsi="Cambria Math"/>
+                </w:rPr>
+              </m:ctrlPr>
+            </m:dPr>
+            <m:e>
+              <m:r>
+                <w:rPr>
+                  <w:rFonts w:ascii="Cambria Math" w:hAnsi="Cambria Math"/>
+                  <w:lang w:val="fr-FR"/>
+                </w:rPr>
+                <m:t>1-</m:t>
+              </m:r>
+              <m:r>
+                <w:rPr>
+                  <w:rFonts w:ascii="Cambria Math" w:hAnsi="Cambria Math"/>
+                </w:rPr>
+                <m:t>σ</m:t>
+              </m:r>
+            </m:e>
+          </m:d>
+          <m:r>
+            <w:rPr>
+              <w:rFonts w:ascii="Cambria Math" w:hAnsi="Cambria Math"/>
+              <w:lang w:val="fr-FR"/>
+            </w:rPr>
+            <m:t>+</m:t>
+          </m:r>
+          <m:d>
+            <m:dPr>
+              <m:ctrlPr>
+                <w:rPr>
+                  <w:rFonts w:ascii="Cambria Math" w:hAnsi="Cambria Math"/>
+                </w:rPr>
+              </m:ctrlPr>
+            </m:dPr>
+            <m:e>
+              <m:sSub>
+                <m:sSubPr>
+                  <m:ctrlPr>
+                    <w:rPr>
+                      <w:rFonts w:ascii="Cambria Math" w:hAnsi="Cambria Math"/>
+                    </w:rPr>
+                  </m:ctrlPr>
+                </m:sSubPr>
+                <m:e>
+                  <m:r>
+                    <w:rPr>
+                      <w:rFonts w:ascii="Cambria Math" w:hAnsi="Cambria Math"/>
+                    </w:rPr>
+                    <m:t>η</m:t>
+                  </m:r>
+                </m:e>
+                <m:sub>
+                  <m:r>
+                    <m:rPr>
+                      <m:nor/>
+                    </m:rPr>
+                    <w:rPr>
+                      <w:rFonts w:ascii="Cambria Math" w:hAnsi="Cambria Math"/>
+                      <w:lang w:val="fr-FR"/>
+                    </w:rPr>
+                    <m:t>ch</m:t>
+                  </m:r>
+                </m:sub>
+              </m:sSub>
+              <m:r>
+                <w:rPr>
+                  <w:rFonts w:ascii="Cambria Math" w:hAnsi="Cambria Math"/>
+                  <w:lang w:val="fr-FR"/>
+                </w:rPr>
+                <m:t>⋅</m:t>
+              </m:r>
+              <m:sSub>
+                <m:sSubPr>
+                  <m:ctrlPr>
+                    <w:rPr>
+                      <w:rFonts w:ascii="Cambria Math" w:hAnsi="Cambria Math"/>
+                    </w:rPr>
+                  </m:ctrlPr>
+                </m:sSubPr>
+                <m:e>
+                  <m:r>
+                    <w:rPr>
+                      <w:rFonts w:ascii="Cambria Math" w:hAnsi="Cambria Math"/>
+                    </w:rPr>
+                    <m:t>P</m:t>
+                  </m:r>
+                </m:e>
+                <m:sub>
+                  <m:r>
+                    <m:rPr>
+                      <m:nor/>
+                    </m:rPr>
+                    <w:rPr>
+                      <w:rFonts w:ascii="Cambria Math" w:hAnsi="Cambria Math"/>
+                      <w:lang w:val="fr-FR"/>
+                    </w:rPr>
+                    <m:t>bat, ch</m:t>
+                  </m:r>
+                </m:sub>
+              </m:sSub>
+              <m:d>
+                <m:dPr>
+                  <m:ctrlPr>
+                    <w:rPr>
+                      <w:rFonts w:ascii="Cambria Math" w:hAnsi="Cambria Math"/>
+                    </w:rPr>
+                  </m:ctrlPr>
+                </m:dPr>
+                <m:e>
+                  <m:r>
+                    <w:rPr>
+                      <w:rFonts w:ascii="Cambria Math" w:hAnsi="Cambria Math"/>
+                    </w:rPr>
+                    <m:t>t</m:t>
+                  </m:r>
+                </m:e>
+              </m:d>
+              <m:r>
+                <w:rPr>
+                  <w:rFonts w:ascii="Cambria Math" w:hAnsi="Cambria Math"/>
+                  <w:lang w:val="fr-FR"/>
+                </w:rPr>
+                <m:t>-</m:t>
+              </m:r>
+              <m:f>
+                <m:fPr>
+                  <m:ctrlPr>
+                    <w:rPr>
+                      <w:rFonts w:ascii="Cambria Math" w:hAnsi="Cambria Math"/>
+                    </w:rPr>
+                  </m:ctrlPr>
+                </m:fPr>
+                <m:num>
+                  <m:sSub>
+                    <m:sSubPr>
+                      <m:ctrlPr>
+                        <w:rPr>
+                          <w:rFonts w:ascii="Cambria Math" w:hAnsi="Cambria Math"/>
+                        </w:rPr>
+                      </m:ctrlPr>
+                    </m:sSubPr>
+                    <m:e>
+                      <m:r>
+                        <w:rPr>
+                          <w:rFonts w:ascii="Cambria Math" w:hAnsi="Cambria Math"/>
+                        </w:rPr>
+                        <m:t>P</m:t>
+                      </m:r>
+                    </m:e>
+                    <m:sub>
+                      <m:r>
+                        <m:rPr>
+                          <m:nor/>
+                        </m:rPr>
+                        <w:rPr>
+                          <w:rFonts w:ascii="Cambria Math" w:hAnsi="Cambria Math"/>
+                          <w:lang w:val="fr-FR"/>
+                        </w:rPr>
+                        <m:t>bat, dis</m:t>
+                      </m:r>
+                    </m:sub>
+                  </m:sSub>
+                  <m:d>
+                    <m:dPr>
+                      <m:ctrlPr>
+                        <w:rPr>
+                          <w:rFonts w:ascii="Cambria Math" w:hAnsi="Cambria Math"/>
+                        </w:rPr>
+                      </m:ctrlPr>
+                    </m:dPr>
+                    <m:e>
+                      <m:r>
+                        <w:rPr>
+                          <w:rFonts w:ascii="Cambria Math" w:hAnsi="Cambria Math"/>
+                        </w:rPr>
+                        <m:t>t</m:t>
+                      </m:r>
+                    </m:e>
+                  </m:d>
+                </m:num>
+                <m:den>
+                  <m:sSub>
+                    <m:sSubPr>
+                      <m:ctrlPr>
+                        <w:rPr>
+                          <w:rFonts w:ascii="Cambria Math" w:hAnsi="Cambria Math"/>
+                        </w:rPr>
+                      </m:ctrlPr>
+                    </m:sSubPr>
+                    <m:e>
+                      <m:r>
+                        <w:rPr>
+                          <w:rFonts w:ascii="Cambria Math" w:hAnsi="Cambria Math"/>
+                        </w:rPr>
+                        <m:t>η</m:t>
+                      </m:r>
+                    </m:e>
+                    <m:sub>
+                      <m:r>
+                        <m:rPr>
+                          <m:nor/>
+                        </m:rPr>
+                        <w:rPr>
+                          <w:rFonts w:ascii="Cambria Math" w:hAnsi="Cambria Math"/>
+                          <w:lang w:val="fr-FR"/>
+                        </w:rPr>
+                        <m:t>dis</m:t>
+                      </m:r>
+                    </m:sub>
+                  </m:sSub>
+                </m:den>
+              </m:f>
+            </m:e>
+          </m:d>
+          <m:r>
+            <w:rPr>
+              <w:rFonts w:ascii="Cambria Math" w:hAnsi="Cambria Math"/>
+              <w:lang w:val="fr-FR"/>
+            </w:rPr>
+            <m:t>⋅</m:t>
+          </m:r>
+          <m:r>
+            <m:rPr>
+              <m:sty m:val="p"/>
+            </m:rPr>
+            <w:rPr>
+              <w:rFonts w:ascii="Cambria Math" w:hAnsi="Cambria Math"/>
+            </w:rPr>
+            <m:t>Δ</m:t>
+          </m:r>
+          <m:r>
+            <w:rPr>
+              <w:rFonts w:ascii="Cambria Math" w:hAnsi="Cambria Math"/>
+            </w:rPr>
+            <m:t>t</m:t>
+          </m:r>
+          <m:r>
+            <w:rPr>
+              <w:rFonts w:ascii="Cambria Math" w:hAnsi="Cambria Math"/>
+              <w:i/>
+            </w:rPr>
+            <m:t> </m:t>
+          </m:r>
+          <m:r>
+            <w:rPr>
+              <w:rFonts w:ascii="Cambria Math" w:hAnsi="Cambria Math"/>
+              <w:lang w:val="fr-FR"/>
+            </w:rPr>
+            <m:t>∀</m:t>
+          </m:r>
+          <m:r>
+            <w:rPr>
+              <w:rFonts w:ascii="Cambria Math" w:hAnsi="Cambria Math"/>
+            </w:rPr>
+            <m:t>t</m:t>
+          </m:r>
+          <m:r>
+            <w:rPr>
+              <w:rFonts w:ascii="Cambria Math" w:hAnsi="Cambria Math"/>
+              <w:lang w:val="fr-FR"/>
+            </w:rPr>
+            <m:t>∈</m:t>
+          </m:r>
+          <m:r>
+            <w:rPr>
+              <w:rFonts w:ascii="Cambria Math" w:hAnsi="Cambria Math"/>
+            </w:rPr>
+            <m:t>T</m:t>
+          </m:r>
+        </m:oMath>
+      </m:oMathPara>
+    </w:p>
+    <w:p>
+      <w:pPr>
+        <w:pStyle w:val="Caption"/>
+        <w:jc w:val="center"/>
+      </w:pPr>
+      <w:r>
+        <w:t xml:space="preserve">Equation </w:t>
+      </w:r>
+      <w:r>
+        <w:fldChar w:fldCharType="begin"/>
+      </w:r>
+      <w:r>
+        <w:instrText xml:space="preserve"> SEQ Equation \* ARABIC </w:instrText>
+      </w:r>
+      <w:r>
+        <w:fldChar w:fldCharType="separate"/>
+      </w:r>
+      <w:r>
+        <w:rPr>
+          <w:noProof/>
+        </w:rPr>
+        <w:t>9</w:t>
+      </w:r>
+      <w:r>
+        <w:fldChar w:fldCharType="end"/>
+      </w:r>
+      <w:r>
+        <w:t xml:space="preserve"> Example of SOC evolution definition in MILP.</w:t>
+      </w:r>
+    </w:p>
+    <w:p>
+      <w:pPr>
+        <w:rPr>
+          <w:kern w:val="0"/>
+        </w:rPr>
+      </w:pPr>
+    </w:p>
+    <w:p>
+      <w:pPr>
+        <w:rPr>
+          <w:kern w:val="0"/>
+        </w:rPr>
+      </w:pPr>
+      <w:r>
+        <w:rPr>
+          <w:kern w:val="0"/>
+        </w:rPr>
+        <w:t xml:space="preserve">Together, </w:t>
+      </w:r>
+      <w:r>
+        <w:rPr>
+          <w:kern w:val="0"/>
+        </w:rPr>
+        <w:t>the MILP will generate a global equation that accounts for the constraints and the objective function, and, using the MILP solver, it will perform relaxation and branch-and-bound</w:t>
+      </w:r>
+      <w:r>
+        <w:rPr>
+          <w:kern w:val="0"/>
+        </w:rPr>
+        <w:t xml:space="preserve"> </w:t>
+      </w:r>
+      <w:r>
+        <w:rPr>
+          <w:kern w:val="0"/>
+        </w:rPr>
+        <w:lastRenderedPageBreak/>
+        <w:t>to find the valleys or hills within the linear boundaries. </w:t>
+      </w:r>
+      <w:r>
+        <w:rPr>
+          <w:kern w:val="0"/>
+        </w:rPr>
+        <w:t>In practice, MILP has been used as the reference method for operational optimization, demand response, scheduling in energy communities, industrial plants, and integrated multi-energy systems because it produces globally optimal solutions to the defined linear problem when sufficient computation time is available</w:t>
+      </w:r>
+      <w:r>
+        <w:rPr>
+          <w:kern w:val="0"/>
+        </w:rPr>
+        <w:t xml:space="preserve"> </w:t>
+      </w:r>
+      <w:sdt>
+        <w:sdtPr>
+          <w:rPr>
+            <w:color w:val="000000"/>
+            <w:kern w:val="0"/>
+          </w:rPr>
+          <w:tag w:val="MENDELEY_CITATION_v3_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"/>
+          <w:id w:val="426323060"/>
+          <w:placeholder>
+            <w:docPart w:val="DefaultPlaceholder_-1854013440"/>
+          </w:placeholder>
+        </w:sdtPr>
+        <w:sdtContent>
+          <w:r>
+            <w:rPr>
+              <w:color w:val="000000"/>
+              <w:kern w:val="0"/>
+            </w:rPr>
+            <w:t>[27]</w:t>
+          </w:r>
+        </w:sdtContent>
+      </w:sdt>
+      <w:r>
+        <w:rPr>
+          <w:kern w:val="0"/>
+        </w:rPr>
+        <w:t xml:space="preserve">. </w:t>
+      </w:r>
+    </w:p>
+    <w:p>
+      <w:pPr>
+        <w:rPr>
+          <w:kern w:val="0"/>
+        </w:rPr>
+      </w:pPr>
+    </w:p>
+    <w:p>
+      <w:pPr>
+        <w:rPr>
+          <w:kern w:val="0"/>
+        </w:rPr>
+      </w:pPr>
+      <w:r>
+        <w:rPr>
+          <w:kern w:val="0"/>
+        </w:rPr>
+        <w:t xml:space="preserve">Selecting an appropriate optimization methodology for complex polygeneration systems requires balancing physical model accuracy, computational tractability, and handling of operational uncertainty </w:t>
+      </w:r>
+      <w:sdt>
+        <w:sdtPr>
+          <w:rPr>
+            <w:color w:val="000000"/>
+            <w:kern w:val="0"/>
+          </w:rPr>
+          <w:tag w:val="MENDELEY_CITATION_v3_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"/>
+          <w:id w:val="-894957349"/>
+          <w:placeholder>
+            <w:docPart w:val="DefaultPlaceholder_-1854013440"/>
+          </w:placeholder>
+        </w:sdtPr>
+        <w:sdtContent>
+          <w:r>
+            <w:rPr>
+              <w:color w:val="000000"/>
+              <w:kern w:val="0"/>
+            </w:rPr>
+            <w:t>[28]</w:t>
+          </w:r>
+        </w:sdtContent>
+      </w:sdt>
+      <w:r>
+        <w:rPr>
+          <w:kern w:val="0"/>
+        </w:rPr>
+        <w:t>. Adjacent to Mixed-Integer Linear Programming (MILP), several mathematical and heuristic paradigms are widely evaluated across literature</w:t>
+      </w:r>
+      <w:r>
+        <w:rPr>
+          <w:kern w:val="0"/>
+        </w:rPr>
+        <w:t xml:space="preserve"> </w:t>
+      </w:r>
+      <w:sdt>
+        <w:sdtPr>
+          <w:rPr>
+            <w:color w:val="000000"/>
+            <w:kern w:val="0"/>
+          </w:rPr>
+          <w:tag w:val="MENDELEY_CITATION_v3_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"/>
+          <w:id w:val="-606507923"/>
+          <w:placeholder>
+            <w:docPart w:val="1A60AF71EE0347E7A89C8E98F99E2A30"/>
+          </w:placeholder>
+        </w:sdtPr>
+        <w:sdtContent>
+          <w:r>
+            <w:rPr>
+              <w:color w:val="000000"/>
+              <w:kern w:val="0"/>
+            </w:rPr>
+            <w:t>[29]</w:t>
+          </w:r>
+        </w:sdtContent>
+      </w:sdt>
+      <w:r>
+        <w:rPr>
+          <w:kern w:val="0"/>
+        </w:rPr>
+        <w:t xml:space="preserve">. Mixed-Integer Non-Linear Programming (MINLP) is employed when non-linear thermo-chemical physics are prevalent; however, as the system scale expands, non-convexities can cause computational complexity to grow exponentially, rendering large-scale models intractable or prone to local sub-optima </w:t>
+      </w:r>
+      <w:sdt>
+        <w:sdtPr>
+          <w:rPr>
+            <w:color w:val="000000"/>
+            <w:kern w:val="0"/>
+          </w:rPr>
+          <w:tag w:val="MENDELEY_CITATION_v3_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"/>
+          <w:id w:val="1362319040"/>
+          <w:placeholder>
+            <w:docPart w:val="DefaultPlaceholder_-1854013440"/>
+          </w:placeholder>
+        </w:sdtPr>
+        <w:sdtContent>
+          <w:r>
+            <w:rPr>
+              <w:color w:val="000000"/>
+              <w:kern w:val="0"/>
+            </w:rPr>
+            <w:t>[30]</w:t>
+          </w:r>
+        </w:sdtContent>
+      </w:sdt>
+      <w:r>
+        <w:rPr>
+          <w:kern w:val="0"/>
+        </w:rPr>
+        <w:t>. Stochastic programming explicitly addresses parameter uncertainty by evaluating system states across multi-scenario trees, but its computational burden rises sharply with increasing scenario counts and temporal horizons</w:t>
+      </w:r>
+      <w:r>
+        <w:rPr>
+          <w:kern w:val="0"/>
+        </w:rPr>
+        <w:t xml:space="preserve"> </w:t>
+      </w:r>
+      <w:sdt>
+        <w:sdtPr>
+          <w:rPr>
+            <w:color w:val="000000"/>
+            <w:kern w:val="0"/>
+          </w:rPr>
+          <w:tag w:val="MENDELEY_CITATION_v3_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"/>
+          <w:id w:val="-1636088178"/>
+          <w:placeholder>
+            <w:docPart w:val="DefaultPlaceholder_-1854013440"/>
+          </w:placeholder>
+        </w:sdtPr>
+        <w:sdtContent>
+          <w:r>
+            <w:rPr>
+              <w:color w:val="000000"/>
+              <w:kern w:val="0"/>
+            </w:rPr>
+            <w:t>[31]</w:t>
+          </w:r>
+        </w:sdtContent>
+      </w:sdt>
+      <w:r>
+        <w:rPr>
+          <w:kern w:val="0"/>
+        </w:rPr>
+        <w:t xml:space="preserve">. For non-linear, multi-objective hybrid energy problems, metaheuristics such as Particle Swarm Optimization (PSO) and Genetic Algorithms (GA) are frequently adopted due to their model-free flexibility and robustness; yet, unlike exact MILP solvers, they offer no mathematical guarantee of global optimality </w:t>
+      </w:r>
+      <w:sdt>
+        <w:sdtPr>
+          <w:rPr>
+            <w:color w:val="000000"/>
+            <w:kern w:val="0"/>
+          </w:rPr>
+          <w:tag w:val="MENDELEY_CITATION_v3_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"/>
+          <w:id w:val="-332449253"/>
+          <w:placeholder>
+            <w:docPart w:val="DefaultPlaceholder_-1854013440"/>
+          </w:placeholder>
+        </w:sdtPr>
+        <w:sdtContent>
+          <w:r>
+            <w:rPr>
+              <w:color w:val="000000"/>
+              <w:kern w:val="0"/>
+            </w:rPr>
+            <w:t>[32]</w:t>
+          </w:r>
+        </w:sdtContent>
+      </w:sdt>
+      <w:r>
+        <w:rPr>
+          <w:kern w:val="0"/>
+        </w:rPr>
+        <w:t xml:space="preserve">. To bridge these trade-offs, hierarchical and bilevel optimization architectures decouple strategic capacity sizing (e.g., using metaheuristics or Bayesian optimization) from high-frequency operational dispatch (e.g., solved via MILP or Reinforcement Learning), a strategy detailed in subsequent sub-sections </w:t>
+      </w:r>
+      <w:sdt>
+        <w:sdtPr>
+          <w:rPr>
+            <w:color w:val="000000"/>
+            <w:kern w:val="0"/>
+          </w:rPr>
+          <w:tag w:val="MENDELEY_CITATION_v3_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"/>
+          <w:id w:val="1068240320"/>
+          <w:placeholder>
+            <w:docPart w:val="DefaultPlaceholder_-1854013440"/>
+          </w:placeholder>
+        </w:sdtPr>
+        <w:sdtContent>
+          <w:r>
+            <w:rPr>
+              <w:color w:val="000000"/>
+              <w:kern w:val="0"/>
+            </w:rPr>
+            <w:t>[33]</w:t>
+          </w:r>
+        </w:sdtContent>
+      </w:sdt>
+      <w:r>
+        <w:rPr>
+          <w:kern w:val="0"/>
+        </w:rPr>
+        <w:t>.</w:t>
+      </w:r>
+    </w:p>
+    <w:p>
+      <w:pPr>
+        <w:rPr>
+          <w:kern w:val="0"/>
+        </w:rPr>
+      </w:pPr>
+    </w:p>
+    <w:p>
+      <w:pPr>
+        <w:pStyle w:val="Caption"/>
+        <w:keepNext/>
+        <w:jc w:val="center"/>
+      </w:pPr>
+      <w:r>
+        <w:t xml:space="preserve">Table </w:t>
+      </w:r>
+      <w:r>
+        <w:fldChar w:fldCharType="begin"/>
+      </w:r>
+      <w:r>
+        <w:instrText xml:space="preserve"> SEQ Table \* ARABIC </w:instrText>
+      </w:r>
+      <w:r>
+        <w:fldChar w:fldCharType="separate"/>
+      </w:r>
+      <w:r>
+        <w:rPr>
+          <w:noProof/>
+        </w:rPr>
+        <w:t>3</w:t>
+      </w:r>
+      <w:r>
+        <w:fldChar w:fldCharType="end"/>
+      </w:r>
+      <w:r>
+        <w:t xml:space="preserve"> Advantages and Disadvantages of different optimization paradigm </w:t>
+      </w:r>
+      <w:sdt>
+        <w:sdtPr>
+          <w:rPr>
+            <w:color w:val="44546A"/>
+          </w:rPr>
+          <w:tag w:val="MENDELEY_CITATION_v3_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"/>
+          <w:id w:val="-1163236547"/>
+          <w:placeholder>
+            <w:docPart w:val="DefaultPlaceholder_-1854013440"/>
+          </w:placeholder>
+        </w:sdtPr>
+        <w:sdtContent>
+          <w:r>
+            <w:rPr>
+              <w:color w:val="44546A"/>
+            </w:rPr>
+            <w:t>[32], [33], [34], [35]</w:t>
+          </w:r>
+        </w:sdtContent>
+      </w:sdt>
+      <w:r>
+        <w:t>.</w:t>
+      </w:r>
+    </w:p>
+    <w:tbl>
+      <w:tblPr>
+        <w:tblStyle w:val="PlainTable2"/>
+        <w:tblW w:w="0" w:type="auto"/>
+        <w:tblLook w:val="04A0" w:firstRow="1" w:lastRow="0" w:firstColumn="1" w:lastColumn="0" w:noHBand="0" w:noVBand="1"/>
+      </w:tblPr>
+      <w:tblGrid>
+        <w:gridCol w:w="2951"/>
+        <w:gridCol w:w="3104"/>
+        <w:gridCol w:w="3305"/>
+      </w:tblGrid>
+      <w:tr>
+        <w:trPr>
+          <w:cnfStyle w:val="100000000000" w:firstRow="1" w:lastRow="0" w:firstColumn="0" w:lastColumn="0" w:oddVBand="0" w:evenVBand="0" w:oddHBand="0" w:evenHBand="0" w:firstRowFirstColumn="0" w:firstRowLastColumn="0" w:lastRowFirstColumn="0" w:lastRowLastColumn="0"/>
+        </w:trPr>
+        <w:tc>
+          <w:tcPr>
+            <w:cnfStyle w:val="001000000000" w:firstRow="0" w:lastRow="0" w:firstColumn="1" w:lastColumn="0" w:oddVBand="0" w:evenVBand="0" w:oddHBand="0" w:evenHBand="0" w:firstRowFirstColumn="0" w:firstRowLastColumn="0" w:lastRowFirstColumn="0" w:lastRowLastColumn="0"/>
+            <w:tcW w:w="0" w:type="auto"/>
+            <w:hideMark/>
+          </w:tcPr>
+          <w:p>
+            <w:pPr>
+              <w:rPr>
+                <w:kern w:val="0"/>
+              </w:rPr>
+            </w:pPr>
+            <w:r>
+              <w:rPr>
+                <w:kern w:val="0"/>
+              </w:rPr>
+              <w:t>Optimization Paradigm</w:t>
+            </w:r>
+          </w:p>
+        </w:tc>
+        <w:tc>
+          <w:tcPr>
+            <w:tcW w:w="0" w:type="auto"/>
+            <w:hideMark/>
+          </w:tcPr>
+          <w:p>
+            <w:pPr>
+              <w:cnfStyle w:val="100000000000" w:firstRow="1" w:lastRow="0" w:firstColumn="0" w:lastColumn="0" w:oddVBand="0" w:evenVBand="0" w:oddHBand="0" w:evenHBand="0" w:firstRowFirstColumn="0" w:firstRowLastColumn="0" w:lastRowFirstColumn="0" w:lastRowLastColumn="0"/>
+              <w:rPr>
+                <w:kern w:val="0"/>
+              </w:rPr>
+            </w:pPr>
+            <w:r>
+              <w:rPr>
+                <w:kern w:val="0"/>
+              </w:rPr>
+              <w:t>Key Advantages</w:t>
+            </w:r>
+          </w:p>
+        </w:tc>
+        <w:tc>
+          <w:tcPr>
+            <w:tcW w:w="0" w:type="auto"/>
+            <w:hideMark/>
+          </w:tcPr>
+          <w:p>
+            <w:pPr>
+              <w:cnfStyle w:val="100000000000" w:firstRow="1" w:lastRow="0" w:firstColumn="0" w:lastColumn="0" w:oddVBand="0" w:evenVBand="0" w:oddHBand="0" w:evenHBand="0" w:firstRowFirstColumn="0" w:firstRowLastColumn="0" w:lastRowFirstColumn="0" w:lastRowLastColumn="0"/>
+              <w:rPr>
+                <w:kern w:val="0"/>
+              </w:rPr>
+            </w:pPr>
+            <w:r>
+              <w:rPr>
+                <w:kern w:val="0"/>
+              </w:rPr>
+              <w:t>Key Disadvantages</w:t>
+            </w:r>
+          </w:p>
+        </w:tc>
+      </w:tr>
+      <w:tr>
+        <w:trPr>
+          <w:cnfStyle w:val="000000100000" w:firstRow="0" w:lastRow="0" w:firstColumn="0" w:lastColumn="0" w:oddVBand="0" w:evenVBand="0" w:oddHBand="1" w:evenHBand="0" w:firstRowFirstColumn="0" w:firstRowLastColumn="0" w:lastRowFirstColumn="0" w:lastRowLastColumn="0"/>
+        </w:trPr>
+        <w:tc>
+          <w:tcPr>
+            <w:cnfStyle w:val="001000000000" w:firstRow="0" w:lastRow="0" w:firstColumn="1" w:lastColumn="0" w:oddVBand="0" w:evenVBand="0" w:oddHBand="0" w:evenHBand="0" w:firstRowFirstColumn="0" w:firstRowLastColumn="0" w:lastRowFirstColumn="0" w:lastRowLastColumn="0"/>
+            <w:tcW w:w="0" w:type="auto"/>
+            <w:hideMark/>
+          </w:tcPr>
+          <w:p>
+            <w:pPr>
+              <w:rPr>
+                <w:kern w:val="0"/>
+              </w:rPr>
+            </w:pPr>
+            <w:r>
+              <w:rPr>
+                <w:kern w:val="0"/>
+              </w:rPr>
+              <w:t xml:space="preserve">MILP </w:t>
+            </w:r>
+            <w:r>
+              <w:rPr>
+                <w:i/>
+                <w:iCs/>
+                <w:kern w:val="0"/>
+              </w:rPr>
+              <w:t>(Mixed-Integer Linear Programming)</w:t>
+            </w:r>
+          </w:p>
+        </w:tc>
+        <w:tc>
+          <w:tcPr>
+            <w:tcW w:w="0" w:type="auto"/>
+            <w:hideMark/>
+          </w:tcPr>
+          <w:p>
+            <w:pPr>
+              <w:cnfStyle w:val="000000100000" w:firstRow="0" w:lastRow="0" w:firstColumn="0" w:lastColumn="0" w:oddVBand="0" w:evenVBand="0" w:oddHBand="1" w:evenHBand="0" w:firstRowFirstColumn="0" w:firstRowLastColumn="0" w:lastRowFirstColumn="0" w:lastRowLastColumn="0"/>
+              <w:rPr>
+                <w:kern w:val="0"/>
+              </w:rPr>
+            </w:pPr>
+            <w:r>
+              <w:rPr>
+                <w:kern w:val="0"/>
+              </w:rPr>
+              <w:t>• Proven global optimality.</w:t>
+            </w:r>
+          </w:p>
+          <w:p>
+            <w:pPr>
+              <w:cnfStyle w:val="000000100000" w:firstRow="0" w:lastRow="0" w:firstColumn="0" w:lastColumn="0" w:oddVBand="0" w:evenVBand="0" w:oddHBand="1" w:evenHBand="0" w:firstRowFirstColumn="0" w:firstRowLastColumn="0" w:lastRowFirstColumn="0" w:lastRowLastColumn="0"/>
+              <w:rPr>
+                <w:kern w:val="0"/>
+                <w:lang w:val="fr-FR"/>
+              </w:rPr>
+            </w:pPr>
+            <w:r>
+              <w:rPr>
+                <w:kern w:val="0"/>
+                <w:lang w:val="fr-FR"/>
+              </w:rPr>
+              <w:t>• Ultra-fast commercial solvers (Gurobi/CPLEX).</w:t>
+            </w:r>
+          </w:p>
+          <w:p>
+            <w:pPr>
+              <w:cnfStyle w:val="000000100000" w:firstRow="0" w:lastRow="0" w:firstColumn="0" w:lastColumn="0" w:oddVBand="0" w:evenVBand="0" w:oddHBand="1" w:evenHBand="0" w:firstRowFirstColumn="0" w:firstRowLastColumn="0" w:lastRowFirstColumn="0" w:lastRowLastColumn="0"/>
+              <w:rPr>
+                <w:kern w:val="0"/>
+              </w:rPr>
+            </w:pPr>
+            <w:r>
+              <w:rPr>
+                <w:kern w:val="0"/>
+              </w:rPr>
+              <w:t>• High bankability &amp; industrial standard.</w:t>
+            </w:r>
+          </w:p>
+        </w:tc>
+        <w:tc>
+          <w:tcPr>
+            <w:tcW w:w="0" w:type="auto"/>
+            <w:hideMark/>
+          </w:tcPr>
+          <w:p>
+            <w:pPr>
+              <w:cnfStyle w:val="000000100000" w:firstRow="0" w:lastRow="0" w:firstColumn="0" w:lastColumn="0" w:oddVBand="0" w:evenVBand="0" w:oddHBand="1" w:evenHBand="0" w:firstRowFirstColumn="0" w:firstRowLastColumn="0" w:lastRowFirstColumn="0" w:lastRowLastColumn="0"/>
+              <w:rPr>
+                <w:kern w:val="0"/>
+              </w:rPr>
+            </w:pPr>
+            <w:r>
+              <w:rPr>
+                <w:kern w:val="0"/>
+              </w:rPr>
+              <w:t>• Cannot natively handle non-linear physics or exponential cost curves without piecewise linear approximations.</w:t>
+            </w:r>
+          </w:p>
+        </w:tc>
+      </w:tr>
+      <w:tr>
+        <w:tc>
+          <w:tcPr>
+            <w:cnfStyle w:val="001000000000" w:firstRow="0" w:lastRow="0" w:firstColumn="1" w:lastColumn="0" w:oddVBand="0" w:evenVBand="0" w:oddHBand="0" w:evenHBand="0" w:firstRowFirstColumn="0" w:firstRowLastColumn="0" w:lastRowFirstColumn="0" w:lastRowLastColumn="0"/>
+            <w:tcW w:w="0" w:type="auto"/>
+            <w:hideMark/>
+          </w:tcPr>
+          <w:p>
+            <w:pPr>
+              <w:rPr>
+                <w:kern w:val="0"/>
+              </w:rPr>
+            </w:pPr>
+            <w:r>
+              <w:rPr>
+                <w:kern w:val="0"/>
+              </w:rPr>
+              <w:t xml:space="preserve">MINLP </w:t>
+            </w:r>
+            <w:r>
+              <w:rPr>
+                <w:i/>
+                <w:iCs/>
+                <w:kern w:val="0"/>
+              </w:rPr>
+              <w:t>(Mixed-Integer Non-Linear Programming)</w:t>
+            </w:r>
+          </w:p>
+        </w:tc>
+        <w:tc>
+          <w:tcPr>
+            <w:tcW w:w="0" w:type="auto"/>
+            <w:hideMark/>
+          </w:tcPr>
+          <w:p>
+            <w:pPr>
+              <w:cnfStyle w:val="000000000000" w:firstRow="0" w:lastRow="0" w:firstColumn="0" w:lastColumn="0" w:oddVBand="0" w:evenVBand="0" w:oddHBand="0" w:evenHBand="0" w:firstRowFirstColumn="0" w:firstRowLastColumn="0" w:lastRowFirstColumn="0" w:lastRowLastColumn="0"/>
+              <w:rPr>
+                <w:kern w:val="0"/>
+              </w:rPr>
+            </w:pPr>
+            <w:r>
+              <w:rPr>
+                <w:kern w:val="0"/>
+              </w:rPr>
+              <w:t xml:space="preserve">• Captures highly realistic physical/chemical behavior </w:t>
+            </w:r>
+            <w:r>
+              <w:rPr>
+                <w:kern w:val="0"/>
+              </w:rPr>
+              <w:lastRenderedPageBreak/>
+              <w:t>without linear simplifications.</w:t>
+            </w:r>
+          </w:p>
+        </w:tc>
+        <w:tc>
+          <w:tcPr>
+            <w:tcW w:w="0" w:type="auto"/>
+            <w:hideMark/>
+          </w:tcPr>
+          <w:p>
+            <w:pPr>
+              <w:cnfStyle w:val="000000000000" w:firstRow="0" w:lastRow="0" w:firstColumn="0" w:lastColumn="0" w:oddVBand="0" w:evenVBand="0" w:oddHBand="0" w:evenHBand="0" w:firstRowFirstColumn="0" w:firstRowLastColumn="0" w:lastRowFirstColumn="0" w:lastRowLastColumn="0"/>
+              <w:rPr>
+                <w:kern w:val="0"/>
+              </w:rPr>
+            </w:pPr>
+            <w:r>
+              <w:rPr>
+                <w:kern w:val="0"/>
+              </w:rPr>
+              <w:lastRenderedPageBreak/>
+              <w:t>• Non-convex problems can get trapped in local sub-optima.</w:t>
+            </w:r>
+          </w:p>
+          <w:p>
+            <w:pPr>
+              <w:cnfStyle w:val="000000000000" w:firstRow="0" w:lastRow="0" w:firstColumn="0" w:lastColumn="0" w:oddVBand="0" w:evenVBand="0" w:oddHBand="0" w:evenHBand="0" w:firstRowFirstColumn="0" w:firstRowLastColumn="0" w:lastRowFirstColumn="0" w:lastRowLastColumn="0"/>
+              <w:rPr>
+                <w:kern w:val="0"/>
+              </w:rPr>
+            </w:pPr>
+            <w:r>
+              <w:rPr>
+                <w:kern w:val="0"/>
+              </w:rPr>
+              <w:lastRenderedPageBreak/>
+              <w:t>• High computational complexity (NP-hard).</w:t>
+            </w:r>
+          </w:p>
+        </w:tc>
+      </w:tr>
+      <w:tr>
+        <w:trPr>
+          <w:cnfStyle w:val="000000100000" w:firstRow="0" w:lastRow="0" w:firstColumn="0" w:lastColumn="0" w:oddVBand="0" w:evenVBand="0" w:oddHBand="1" w:evenHBand="0" w:firstRowFirstColumn="0" w:firstRowLastColumn="0" w:lastRowFirstColumn="0" w:lastRowLastColumn="0"/>
+        </w:trPr>
+        <w:tc>
+          <w:tcPr>
+            <w:cnfStyle w:val="001000000000" w:firstRow="0" w:lastRow="0" w:firstColumn="1" w:lastColumn="0" w:oddVBand="0" w:evenVBand="0" w:oddHBand="0" w:evenHBand="0" w:firstRowFirstColumn="0" w:firstRowLastColumn="0" w:lastRowFirstColumn="0" w:lastRowLastColumn="0"/>
+            <w:tcW w:w="0" w:type="auto"/>
+            <w:hideMark/>
+          </w:tcPr>
+          <w:p>
+            <w:pPr>
+              <w:rPr>
+                <w:kern w:val="0"/>
+              </w:rPr>
+            </w:pPr>
+            <w:r>
+              <w:rPr>
+                <w:kern w:val="0"/>
+              </w:rPr>
+              <w:lastRenderedPageBreak/>
+              <w:t>Stochastic Programming</w:t>
+            </w:r>
+          </w:p>
+        </w:tc>
+        <w:tc>
+          <w:tcPr>
+            <w:tcW w:w="0" w:type="auto"/>
+            <w:hideMark/>
+          </w:tcPr>
+          <w:p>
+            <w:pPr>
+              <w:cnfStyle w:val="000000100000" w:firstRow="0" w:lastRow="0" w:firstColumn="0" w:lastColumn="0" w:oddVBand="0" w:evenVBand="0" w:oddHBand="1" w:evenHBand="0" w:firstRowFirstColumn="0" w:firstRowLastColumn="0" w:lastRowFirstColumn="0" w:lastRowLastColumn="0"/>
+              <w:rPr>
+                <w:kern w:val="0"/>
+              </w:rPr>
+            </w:pPr>
+            <w:r>
+              <w:rPr>
+                <w:kern w:val="0"/>
+              </w:rPr>
+              <w:t>• Explicitly accounts for parameter uncertainty (e.g., volatile weather, price shocks).</w:t>
+            </w:r>
+          </w:p>
+        </w:tc>
+        <w:tc>
+          <w:tcPr>
+            <w:tcW w:w="0" w:type="auto"/>
+            <w:hideMark/>
+          </w:tcPr>
+          <w:p>
+            <w:pPr>
+              <w:cnfStyle w:val="000000100000" w:firstRow="0" w:lastRow="0" w:firstColumn="0" w:lastColumn="0" w:oddVBand="0" w:evenVBand="0" w:oddHBand="1" w:evenHBand="0" w:firstRowFirstColumn="0" w:firstRowLastColumn="0" w:lastRowFirstColumn="0" w:lastRowLastColumn="0"/>
+              <w:rPr>
+                <w:kern w:val="0"/>
+              </w:rPr>
+            </w:pPr>
+            <w:r>
+              <w:rPr>
+                <w:kern w:val="0"/>
+              </w:rPr>
+              <w:t>• Suffers from scenario explosion; problem size scales exponentially with more scenarios.</w:t>
+            </w:r>
+          </w:p>
+        </w:tc>
+      </w:tr>
+      <w:tr>
+        <w:tc>
+          <w:tcPr>
+            <w:cnfStyle w:val="001000000000" w:firstRow="0" w:lastRow="0" w:firstColumn="1" w:lastColumn="0" w:oddVBand="0" w:evenVBand="0" w:oddHBand="0" w:evenHBand="0" w:firstRowFirstColumn="0" w:firstRowLastColumn="0" w:lastRowFirstColumn="0" w:lastRowLastColumn="0"/>
+            <w:tcW w:w="0" w:type="auto"/>
+            <w:hideMark/>
+          </w:tcPr>
+          <w:p>
+            <w:pPr>
+              <w:rPr>
+                <w:kern w:val="0"/>
+              </w:rPr>
+            </w:pPr>
+            <w:r>
+              <w:rPr>
+                <w:kern w:val="0"/>
+              </w:rPr>
+              <w:t>Dynamic Programming (DP)</w:t>
+            </w:r>
+          </w:p>
+        </w:tc>
+        <w:tc>
+          <w:tcPr>
+            <w:tcW w:w="0" w:type="auto"/>
+            <w:hideMark/>
+          </w:tcPr>
+          <w:p>
+            <w:pPr>
+              <w:cnfStyle w:val="000000000000" w:firstRow="0" w:lastRow="0" w:firstColumn="0" w:lastColumn="0" w:oddVBand="0" w:evenVBand="0" w:oddHBand="0" w:evenHBand="0" w:firstRowFirstColumn="0" w:firstRowLastColumn="0" w:lastRowFirstColumn="0" w:lastRowLastColumn="0"/>
+              <w:rPr>
+                <w:kern w:val="0"/>
+              </w:rPr>
+            </w:pPr>
+            <w:r>
+              <w:rPr>
+                <w:kern w:val="0"/>
+              </w:rPr>
+              <w:t>• Solves complex sequential dynamic problems globally without needing convexity.</w:t>
+            </w:r>
+          </w:p>
+        </w:tc>
+        <w:tc>
+          <w:tcPr>
+            <w:tcW w:w="0" w:type="auto"/>
+            <w:hideMark/>
+          </w:tcPr>
+          <w:p>
+            <w:pPr>
+              <w:cnfStyle w:val="000000000000" w:firstRow="0" w:lastRow="0" w:firstColumn="0" w:lastColumn="0" w:oddVBand="0" w:evenVBand="0" w:oddHBand="0" w:evenHBand="0" w:firstRowFirstColumn="0" w:firstRowLastColumn="0" w:lastRowFirstColumn="0" w:lastRowLastColumn="0"/>
+              <w:rPr>
+                <w:kern w:val="0"/>
+              </w:rPr>
+            </w:pPr>
+            <w:r>
+              <w:rPr>
+                <w:kern w:val="0"/>
+              </w:rPr>
+              <w:t>• Suffers from the "Curse of Dimensionality" as the number of state variables increases.</w:t>
+            </w:r>
+          </w:p>
+        </w:tc>
+      </w:tr>
+      <w:tr>
+        <w:trPr>
+          <w:cnfStyle w:val="000000100000" w:firstRow="0" w:lastRow="0" w:firstColumn="0" w:lastColumn="0" w:oddVBand="0" w:evenVBand="0" w:oddHBand="1" w:evenHBand="0" w:firstRowFirstColumn="0" w:firstRowLastColumn="0" w:lastRowFirstColumn="0" w:lastRowLastColumn="0"/>
+        </w:trPr>
+        <w:tc>
+          <w:tcPr>
+            <w:cnfStyle w:val="001000000000" w:firstRow="0" w:lastRow="0" w:firstColumn="1" w:lastColumn="0" w:oddVBand="0" w:evenVBand="0" w:oddHBand="0" w:evenHBand="0" w:firstRowFirstColumn="0" w:firstRowLastColumn="0" w:lastRowFirstColumn="0" w:lastRowLastColumn="0"/>
+            <w:tcW w:w="0" w:type="auto"/>
+            <w:hideMark/>
+          </w:tcPr>
+          <w:p>
+            <w:pPr>
+              <w:rPr>
+                <w:kern w:val="0"/>
+              </w:rPr>
+            </w:pPr>
+            <w:r>
+              <w:rPr>
+                <w:kern w:val="0"/>
+              </w:rPr>
+              <w:t xml:space="preserve">Metaheuristics </w:t>
+            </w:r>
+            <w:r>
+              <w:rPr>
+                <w:i/>
+                <w:iCs/>
+                <w:kern w:val="0"/>
+              </w:rPr>
+              <w:t>(G</w:t>
+            </w:r>
+            <w:r>
+              <w:rPr>
+                <w:i/>
+                <w:iCs/>
+                <w:kern w:val="0"/>
+              </w:rPr>
+              <w:t>enetic Algorithm</w:t>
+            </w:r>
+            <w:r>
+              <w:rPr>
+                <w:i/>
+                <w:iCs/>
+                <w:kern w:val="0"/>
+              </w:rPr>
+              <w:t>, P</w:t>
+            </w:r>
+            <w:r>
+              <w:rPr>
+                <w:i/>
+                <w:iCs/>
+                <w:kern w:val="0"/>
+              </w:rPr>
+              <w:t>article Swarm Optimization, Bayesian Optimization</w:t>
+            </w:r>
+            <w:r>
+              <w:rPr>
+                <w:i/>
+                <w:iCs/>
+                <w:kern w:val="0"/>
+              </w:rPr>
+              <w:t>)</w:t>
+            </w:r>
+          </w:p>
+        </w:tc>
+        <w:tc>
+          <w:tcPr>
+            <w:tcW w:w="0" w:type="auto"/>
+            <w:hideMark/>
+          </w:tcPr>
+          <w:p>
+            <w:pPr>
+              <w:cnfStyle w:val="000000100000" w:firstRow="0" w:lastRow="0" w:firstColumn="0" w:lastColumn="0" w:oddVBand="0" w:evenVBand="0" w:oddHBand="1" w:evenHBand="0" w:firstRowFirstColumn="0" w:firstRowLastColumn="0" w:lastRowFirstColumn="0" w:lastRowLastColumn="0"/>
+              <w:rPr>
+                <w:kern w:val="0"/>
+              </w:rPr>
+            </w:pPr>
+            <w:r>
+              <w:rPr>
+                <w:kern w:val="0"/>
+              </w:rPr>
+              <w:t>• Model-free; handles arbitrary complex, black-box, or derivative-free environments easily.</w:t>
+            </w:r>
+          </w:p>
+        </w:tc>
+        <w:tc>
+          <w:tcPr>
+            <w:tcW w:w="0" w:type="auto"/>
+            <w:hideMark/>
+          </w:tcPr>
+          <w:p>
+            <w:pPr>
+              <w:cnfStyle w:val="000000100000" w:firstRow="0" w:lastRow="0" w:firstColumn="0" w:lastColumn="0" w:oddVBand="0" w:evenVBand="0" w:oddHBand="1" w:evenHBand="0" w:firstRowFirstColumn="0" w:firstRowLastColumn="0" w:lastRowFirstColumn="0" w:lastRowLastColumn="0"/>
+              <w:rPr>
+                <w:kern w:val="0"/>
+              </w:rPr>
+            </w:pPr>
+            <w:r>
+              <w:rPr>
+                <w:kern w:val="0"/>
+              </w:rPr>
+              <w:t>• No mathematical guarantee of global optimality.</w:t>
+            </w:r>
+          </w:p>
+          <w:p>
+            <w:pPr>
+              <w:cnfStyle w:val="000000100000" w:firstRow="0" w:lastRow="0" w:firstColumn="0" w:lastColumn="0" w:oddVBand="0" w:evenVBand="0" w:oddHBand="1" w:evenHBand="0" w:firstRowFirstColumn="0" w:firstRowLastColumn="0" w:lastRowFirstColumn="0" w:lastRowLastColumn="0"/>
+              <w:rPr>
+                <w:kern w:val="0"/>
+              </w:rPr>
+            </w:pPr>
+            <w:r>
+              <w:rPr>
+                <w:kern w:val="0"/>
+              </w:rPr>
+              <w:t>• Can be slow to converge and requires extensive parameter tuning.</w:t>
+            </w:r>
+          </w:p>
+        </w:tc>
+      </w:tr>
+      <w:tr>
+        <w:tc>
+          <w:tcPr>
+            <w:cnfStyle w:val="001000000000" w:firstRow="0" w:lastRow="0" w:firstColumn="1" w:lastColumn="0" w:oddVBand="0" w:evenVBand="0" w:oddHBand="0" w:evenHBand="0" w:firstRowFirstColumn="0" w:firstRowLastColumn="0" w:lastRowFirstColumn="0" w:lastRowLastColumn="0"/>
+            <w:tcW w:w="0" w:type="auto"/>
+            <w:hideMark/>
+          </w:tcPr>
+          <w:p>
+            <w:pPr>
+              <w:rPr>
+                <w:kern w:val="0"/>
+              </w:rPr>
+            </w:pPr>
+            <w:r>
+              <w:rPr>
+                <w:kern w:val="0"/>
+              </w:rPr>
+              <w:t xml:space="preserve">Decomposition / Bilevel </w:t>
+            </w:r>
+            <w:r>
+              <w:rPr>
+                <w:i/>
+                <w:iCs/>
+                <w:kern w:val="0"/>
+              </w:rPr>
+              <w:t>(Benders, Stackelberg)</w:t>
+            </w:r>
+          </w:p>
+        </w:tc>
+        <w:tc>
+          <w:tcPr>
+            <w:tcW w:w="0" w:type="auto"/>
+            <w:hideMark/>
+          </w:tcPr>
+          <w:p>
+            <w:pPr>
+              <w:cnfStyle w:val="000000000000" w:firstRow="0" w:lastRow="0" w:firstColumn="0" w:lastColumn="0" w:oddVBand="0" w:evenVBand="0" w:oddHBand="0" w:evenHBand="0" w:firstRowFirstColumn="0" w:firstRowLastColumn="0" w:lastRowFirstColumn="0" w:lastRowLastColumn="0"/>
+              <w:rPr>
+                <w:kern w:val="0"/>
+              </w:rPr>
+            </w:pPr>
+            <w:r>
+              <w:rPr>
+                <w:kern w:val="0"/>
+              </w:rPr>
+              <w:t>• Drastically reduces problem scale.</w:t>
+            </w:r>
+          </w:p>
+          <w:p>
+            <w:pPr>
+              <w:cnfStyle w:val="000000000000" w:firstRow="0" w:lastRow="0" w:firstColumn="0" w:lastColumn="0" w:oddVBand="0" w:evenVBand="0" w:oddHBand="0" w:evenHBand="0" w:firstRowFirstColumn="0" w:firstRowLastColumn="0" w:lastRowFirstColumn="0" w:lastRowLastColumn="0"/>
+              <w:rPr>
+                <w:kern w:val="0"/>
+              </w:rPr>
+            </w:pPr>
+            <w:r>
+              <w:rPr>
+                <w:kern w:val="0"/>
+              </w:rPr>
+              <w:t>• Enables solving complex non-linear sizing/dispatch problems independently.</w:t>
+            </w:r>
+          </w:p>
+        </w:tc>
+        <w:tc>
+          <w:tcPr>
+            <w:tcW w:w="0" w:type="auto"/>
+            <w:hideMark/>
+          </w:tcPr>
+          <w:p>
+            <w:pPr>
+              <w:cnfStyle w:val="000000000000" w:firstRow="0" w:lastRow="0" w:firstColumn="0" w:lastColumn="0" w:oddVBand="0" w:evenVBand="0" w:oddHBand="0" w:evenHBand="0" w:firstRowFirstColumn="0" w:firstRowLastColumn="0" w:lastRowFirstColumn="0" w:lastRowLastColumn="0"/>
+              <w:rPr>
+                <w:kern w:val="0"/>
+              </w:rPr>
+            </w:pPr>
+            <w:r>
+              <w:rPr>
+                <w:kern w:val="0"/>
+              </w:rPr>
+              <w:t>• Convergence depends heavily on algorithmic cuts/tuning.</w:t>
+            </w:r>
+          </w:p>
+          <w:p>
+            <w:pPr>
+              <w:cnfStyle w:val="000000000000" w:firstRow="0" w:lastRow="0" w:firstColumn="0" w:lastColumn="0" w:oddVBand="0" w:evenVBand="0" w:oddHBand="0" w:evenHBand="0" w:firstRowFirstColumn="0" w:firstRowLastColumn="0" w:lastRowFirstColumn="0" w:lastRowLastColumn="0"/>
+              <w:rPr>
+                <w:kern w:val="0"/>
+              </w:rPr>
+            </w:pPr>
+            <w:r>
+              <w:rPr>
+                <w:kern w:val="0"/>
+              </w:rPr>
+              <w:t>• Formulations can be difficult to implement.</w:t>
+            </w:r>
+          </w:p>
+        </w:tc>
+      </w:tr>
+    </w:tbl>
+    <w:p>
+      <w:pPr>
+        <w:rPr>
+          <w:kern w:val="0"/>
+        </w:rPr>
+      </w:pPr>
+    </w:p>
+    <w:p>
+      <w:pPr>
+        <w:rPr>
+          <w:color w:val="EE0000"/>
+          <w:kern w:val="0"/>
+        </w:rPr>
+      </w:pPr>
+    </w:p>
+    <w:p>
+      <w:pPr>
+        <w:rPr>
+          <w:kern w:val="0"/>
+        </w:rPr>
+      </w:pPr>
+      <w:r>
+        <w:rPr>
+          <w:kern w:val="0"/>
+        </w:rPr>
+        <w:t xml:space="preserve">MILP has been used a lot of times in the literature to optimize different kinds of polygeneration system. A similar study that researches the use of MILP to optimize a similar system of hybrid biomass power-to-methanol system showed that MILP discovered optimal sizing and dispatch that results in LCOM of 805 EUR /t under the assumption of high biogas availability. This system adopts a configuration consisting of a low-pressure AWE, absorption-based CO2 capture, and steam production from methanol purge gas for internal heat supply </w:t>
+      </w:r>
+      <w:sdt>
+        <w:sdtPr>
+          <w:rPr>
+            <w:color w:val="000000"/>
+            <w:kern w:val="0"/>
+          </w:rPr>
+          <w:tag w:val="MENDELEY_CITATION_v3_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"/>
+          <w:id w:val="-1336688378"/>
+          <w:placeholder>
+            <w:docPart w:val="DefaultPlaceholder_-1854013440"/>
+          </w:placeholder>
+        </w:sdtPr>
+        <w:sdtContent>
+          <w:r>
+            <w:rPr>
+              <w:color w:val="000000"/>
+              <w:kern w:val="0"/>
+            </w:rPr>
+            <w:t>[36]</w:t>
+          </w:r>
+        </w:sdtContent>
+      </w:sdt>
+      <w:r>
+        <w:rPr>
+          <w:kern w:val="0"/>
+        </w:rPr>
+        <w:t xml:space="preserve">. In one energy-community case, MILP has been used to optimize jointly design and operate distributed polygeneration with district heatng and cooling, storage, and energy sharing, showing clear cost-emissions tradeoffs. The result showed two results can come out depending on objective function emphasis of either 24.3% CO2 emission cut at 1.9% cost increase or 31.9% CO2 cut with a 2.22.2% CO2 emissions </w:t>
+      </w:r>
+      <w:r>
+        <w:rPr>
+          <w:kern w:val="0"/>
+        </w:rPr>
+        <w:lastRenderedPageBreak/>
+        <w:t xml:space="preserve">increase </w:t>
+      </w:r>
+      <w:sdt>
+        <w:sdtPr>
+          <w:rPr>
+            <w:color w:val="000000"/>
+            <w:kern w:val="0"/>
+          </w:rPr>
+          <w:tag w:val="MENDELEY_CITATION_v3_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"/>
+          <w:id w:val="1658423368"/>
+          <w:placeholder>
+            <w:docPart w:val="DefaultPlaceholder_-1854013440"/>
+          </w:placeholder>
+        </w:sdtPr>
+        <w:sdtContent>
+          <w:r>
+            <w:rPr>
+              <w:color w:val="000000"/>
+              <w:kern w:val="0"/>
+            </w:rPr>
+            <w:t>[37]</w:t>
+          </w:r>
+        </w:sdtContent>
+      </w:sdt>
+      <w:r>
+        <w:rPr>
+          <w:kern w:val="0"/>
+        </w:rPr>
+        <w:t xml:space="preserve">. </w:t>
+      </w:r>
+    </w:p>
+    <w:p>
+      <w:pPr>
+        <w:rPr>
+          <w:color w:val="EE0000"/>
+          <w:kern w:val="0"/>
+        </w:rPr>
+      </w:pPr>
+    </w:p>
+    <w:p>
+      <w:pPr>
+        <w:rPr>
+          <w:kern w:val="0"/>
+        </w:rPr>
+      </w:pPr>
+      <w:commentRangeStart w:id="9"/>
+      <w:r>
+        <w:rPr>
+          <w:kern w:val="0"/>
+        </w:rPr>
+        <w:t xml:space="preserve">The key strength of MILP is the deterministic model that it offers on the modeled problem. If the system can be expressed with linear relationships, MILP guarantees an optimal solution to that formulation, which makes it highly attractive for sizing and dispatching problems with hard operational constraints []. </w:t>
+      </w:r>
+      <w:r>
+        <w:rPr>
+          <w:kern w:val="0"/>
+        </w:rPr>
+        <w:t>Other than that, every constraint, feasibility, and infeasibility are explicit and can be traced to how the system is defined, thus it has the benefit of easier interpretability and debugging. Due to the exactness and deterministic model, MILP becomes a great baseline for benchmarking novel methodologies such as RL [].</w:t>
+      </w:r>
+    </w:p>
+    <w:p>
+      <w:pPr>
+        <w:rPr>
+          <w:kern w:val="0"/>
+        </w:rPr>
+      </w:pPr>
+    </w:p>
+    <w:p>
+      <w:pPr>
+        <w:rPr>
+          <w:kern w:val="0"/>
+        </w:rPr>
+      </w:pPr>
+      <w:r>
+        <w:rPr>
+          <w:kern w:val="0"/>
+        </w:rPr>
+        <w:t xml:space="preserve"> The main gap of MILP is that optimality is guareanteed only for the approximated linear model, not necessarily the real physical system []. Therefore, in the case of complex polygeneration system that contains nonlinear part-load efficiencies, thermal inertia, degradation, recycle interactions, and stochastic renewables, they often need to be simplified to their linear equivalent or linearized thorugh process such as piecewise linearization</w:t>
+      </w:r>
+      <w:r>
+        <w:rPr>
+          <w:kern w:val="0"/>
+        </w:rPr>
+        <w:t xml:space="preserve"> []</w:t>
+      </w:r>
+      <w:r>
+        <w:rPr>
+          <w:kern w:val="0"/>
+        </w:rPr>
+        <w:t xml:space="preserve">. Another significant drawback is also the computation time that significantly inreases with the number of non-convex definition, decision variables, and long horizon, which is the exact opposite to a trained RL agent that can run in millisecond after being trained, and results in a major limitation for real-time operation []. </w:t>
+      </w:r>
+      <w:commentRangeEnd w:id="9"/>
+      <w:r>
+        <w:rPr>
+          <w:rStyle w:val="CommentReference"/>
+          <w:kern w:val="0"/>
+          <w:sz w:val="24"/>
+          <w:szCs w:val="22"/>
+        </w:rPr>
+        <w:commentReference w:id="9"/>
+      </w:r>
+    </w:p>
+    <w:p>
+      <w:pPr>
+        <w:rPr>
+          <w:kern w:val="0"/>
+        </w:rPr>
+      </w:pPr>
+    </w:p>
+    <w:p>
+      <w:pPr>
+        <w:rPr>
+          <w:kern w:val="0"/>
+        </w:rPr>
+      </w:pPr>
+      <w:r>
+        <w:rPr>
+          <w:kern w:val="0"/>
+        </w:rPr>
+        <w:t>The reason why RL becomes interesting to explore is not because MILP is weak at optimization, rather that it is less suitable for fast repeated control when the environment is uncertain, partially observed, and dynamically changing</w:t>
+      </w:r>
+      <w:r>
+        <w:rPr>
+          <w:kern w:val="0"/>
+        </w:rPr>
+        <w:t xml:space="preserve"> </w:t>
+      </w:r>
+      <w:sdt>
+        <w:sdtPr>
+          <w:rPr>
+            <w:color w:val="000000"/>
+            <w:kern w:val="0"/>
+          </w:rPr>
+          <w:tag w:val="MENDELEY_CITATION_v3_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"/>
+          <w:id w:val="1211295865"/>
+          <w:placeholder>
+            <w:docPart w:val="DefaultPlaceholder_-1854013440"/>
+          </w:placeholder>
+        </w:sdtPr>
+        <w:sdtContent>
+          <w:r>
+            <w:rPr>
+              <w:color w:val="000000"/>
+              <w:kern w:val="0"/>
+            </w:rPr>
+            <w:t>[38], [39]</w:t>
+          </w:r>
+        </w:sdtContent>
+      </w:sdt>
+      <w:r>
+        <w:rPr>
+          <w:kern w:val="0"/>
+        </w:rPr>
+        <w:t>.</w:t>
+      </w:r>
+      <w:r>
+        <w:rPr>
+          <w:kern w:val="0"/>
+        </w:rPr>
+        <w:t xml:space="preserve"> In biomass power-to-methanol systems, this would matter when biomass quality, renewable power input, hydrogen availability, market signals, and flexible downstream deman vary over time, forcing frequent re-optimization under nonlinear couplings. In this nische, RL literature positions itself as a complementary method rather than a direct replacement for MILP, and MILP remains a robust baseline to validate the results of this RL approach </w:t>
+      </w:r>
+      <w:sdt>
+        <w:sdtPr>
+          <w:rPr>
+            <w:color w:val="000000"/>
+            <w:kern w:val="0"/>
+          </w:rPr>
+          <w:tag w:val="MENDELEY_CITATION_v3_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"/>
+          <w:id w:val="289641468"/>
+          <w:placeholder>
+            <w:docPart w:val="DefaultPlaceholder_-1854013440"/>
+          </w:placeholder>
+        </w:sdtPr>
+        <w:sdtContent>
+          <w:r>
+            <w:rPr>
+              <w:color w:val="000000"/>
+              <w:kern w:val="0"/>
+            </w:rPr>
+            <w:t>[40]</w:t>
+          </w:r>
+        </w:sdtContent>
+      </w:sdt>
+      <w:r>
+        <w:rPr>
+          <w:kern w:val="0"/>
+        </w:rPr>
+        <w:t>.</w:t>
+      </w:r>
+    </w:p>
+    <w:p>
+      <w:pPr>
+        <w:rPr>
+          <w:kern w:val="0"/>
+        </w:rPr>
+      </w:pPr>
+    </w:p>
+    <w:p>
+      <w:pPr>
+        <w:pStyle w:val="Heading2"/>
+      </w:pPr>
+      <w:bookmarkStart w:id="10" w:name="_Toc235289155"/>
+      <w:r>
+        <w:t>State-of-the</w:t>
+      </w:r>
+      <w:r>
+        <w:t>-art RL in Optimizing Energy System and Industrial Processes</w:t>
+      </w:r>
+      <w:bookmarkEnd w:id="10"/>
+      <w:r>
+        <w:t xml:space="preserve"> </w:t>
+      </w:r>
+    </w:p>
+    <w:p>
+      <w:r>
+        <w:t xml:space="preserve">The adoption of RL </w:t>
+      </w:r>
+      <w:r>
+        <w:t>to optimize an energy system or industrial process has been a</w:t>
+      </w:r>
+      <w:r>
+        <w:t xml:space="preserve">n interest </w:t>
+      </w:r>
+      <w:r>
+        <w:t xml:space="preserve">of a lot </w:t>
+      </w:r>
+      <w:r>
+        <w:lastRenderedPageBreak/>
+        <w:t>of researchers</w:t>
+      </w:r>
+      <w:r>
+        <w:t xml:space="preserve"> due to their compelling advantages, particularly due to their inherent flexibility and adaptability </w:t>
+      </w:r>
+      <w:sdt>
+        <w:sdtPr>
+          <w:rPr>
+            <w:color w:val="000000"/>
+          </w:rPr>
+          <w:tag w:val="MENDELEY_CITATION_v3_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"/>
+          <w:id w:val="138545058"/>
+          <w:placeholder>
+            <w:docPart w:val="DefaultPlaceholder_-1854013440"/>
+          </w:placeholder>
+        </w:sdtPr>
+        <w:sdtContent>
+          <w:r>
+            <w:rPr>
+              <w:color w:val="000000"/>
+            </w:rPr>
+            <w:t>[41]</w:t>
+          </w:r>
+        </w:sdtContent>
+      </w:sdt>
+      <w:r>
+        <w:t xml:space="preserve">. </w:t>
+      </w:r>
+      <w:r>
+        <w:t xml:space="preserve">By </w:t>
+      </w:r>
+      <w:r>
+        <w:t xml:space="preserve">directly </w:t>
+      </w:r>
+      <w:r>
+        <w:t xml:space="preserve">interacting with a system </w:t>
+      </w:r>
+      <w:r>
+        <w:t>it</w:t>
+      </w:r>
+      <w:r>
+        <w:t xml:space="preserve"> </w:t>
+      </w:r>
+      <w:r>
+        <w:t xml:space="preserve">is </w:t>
+      </w:r>
+      <w:r>
+        <w:t xml:space="preserve">thrown into, the </w:t>
+      </w:r>
+      <w:r>
+        <w:t xml:space="preserve">RL agent </w:t>
+      </w:r>
+      <w:r>
+        <w:t xml:space="preserve">can derive optimal strategies through </w:t>
+      </w:r>
+      <w:r>
+        <w:t xml:space="preserve">a series of Markov Decision Process (MDP). </w:t>
+      </w:r>
+      <w:r>
+        <w:t xml:space="preserve">This </w:t>
+      </w:r>
+      <w:r>
+        <w:t>process involves a dynamic evolution</w:t>
+      </w:r>
+      <w:r>
+        <w:t xml:space="preserve"> of the states, actions, </w:t>
+      </w:r>
+      <w:r>
+        <w:t>transitional probabilities, and reward at each time ste</w:t>
+      </w:r>
+      <w:r>
+        <w:t>p, where RL agent selects and executes action</w:t>
+      </w:r>
+      <w:r>
+        <w:t xml:space="preserve">, at a current state, and receiving a reward from its action. </w:t>
+      </w:r>
+    </w:p>
+    <w:p>
+      <w:pPr>
+        <w:pStyle w:val="ListParagraph"/>
+        <w:numPr>
+          <w:ilvl w:val="0"/>
+          <w:numId w:val="4"/>
+        </w:numPr>
+      </w:pPr>
+      <w:r>
+        <w:t>Diagram of MDP process</w:t>
+      </w:r>
+    </w:p>
+    <w:p>
+      <w:r>
+        <w:t xml:space="preserve">The </w:t>
+      </w:r>
+      <w:r>
+        <w:t>main</w:t>
+      </w:r>
+      <w:r>
+        <w:t xml:space="preserve"> objective of an </w:t>
+      </w:r>
+      <w:r>
+        <w:t xml:space="preserve">agent is to maximize the discounted sum of reward </w:t>
+      </w:r>
+      <w:r>
+        <w:t xml:space="preserve">from time t to infinity, denoted by </w:t>
+      </w:r>
+      <m:oMath>
+        <m:sSub>
+          <m:sSubPr>
+            <m:ctrlPr>
+              <w:rPr>
+                <w:rFonts w:ascii="Cambria Math" w:hAnsi="Cambria Math"/>
+                <w:i/>
+              </w:rPr>
+            </m:ctrlPr>
+          </m:sSubPr>
+          <m:e>
+            <m:r>
+              <w:rPr>
+                <w:rFonts w:ascii="Cambria Math" w:hAnsi="Cambria Math"/>
+              </w:rPr>
+              <m:t>R</m:t>
+            </m:r>
+          </m:e>
+          <m:sub>
+            <m:r>
+              <w:rPr>
+                <w:rFonts w:ascii="Cambria Math" w:hAnsi="Cambria Math"/>
+              </w:rPr>
+              <m:t>t</m:t>
+            </m:r>
+          </m:sub>
+        </m:sSub>
+      </m:oMath>
+      <w:r>
+        <w:t xml:space="preserve"> </w:t>
+      </w:r>
+      <w:r>
+        <w:t>, which is expressed as follows</w:t>
+      </w:r>
+    </w:p>
+    <w:p>
+      <w:pPr>
+        <w:pStyle w:val="ListParagraph"/>
+        <w:numPr>
+          <w:ilvl w:val="0"/>
+          <w:numId w:val="5"/>
+        </w:numPr>
+      </w:pPr>
+      <w:r>
+        <w:t>Equation of sum of reward</w:t>
+      </w:r>
+    </w:p>
+    <w:p>
+      <w:r>
+        <w:t xml:space="preserve">The agent </w:t>
+      </w:r>
+      <w:r>
+        <w:t xml:space="preserve">navigates its action based on a policy </w:t>
+      </w:r>
+      <m:oMath>
+        <m:r>
+          <w:rPr>
+            <w:rFonts w:ascii="Cambria Math" w:hAnsi="Cambria Math"/>
+          </w:rPr>
+          <m:t>π</m:t>
+        </m:r>
+      </m:oMath>
+      <w:r>
+        <w:t xml:space="preserve">, which directs agents what to do given the states of the environment. Each policy </w:t>
+      </w:r>
+      <w:r>
+        <w:t xml:space="preserve">is associated with a state-value function </w:t>
+      </w:r>
+      <m:oMath>
+        <m:sSup>
+          <m:sSupPr>
+            <m:ctrlPr>
+              <w:rPr>
+                <w:rFonts w:ascii="Cambria Math" w:hAnsi="Cambria Math"/>
+                <w:i/>
+              </w:rPr>
+            </m:ctrlPr>
+          </m:sSupPr>
+          <m:e>
+            <m:r>
+              <w:rPr>
+                <w:rFonts w:ascii="Cambria Math" w:hAnsi="Cambria Math"/>
+              </w:rPr>
+              <m:t>V</m:t>
+            </m:r>
+          </m:e>
+          <m:sup>
+            <m:r>
+              <w:rPr>
+                <w:rFonts w:ascii="Cambria Math" w:hAnsi="Cambria Math"/>
+              </w:rPr>
+              <m:t>π</m:t>
+            </m:r>
+          </m:sup>
+        </m:sSup>
+        <m:r>
+          <w:rPr>
+            <w:rFonts w:ascii="Cambria Math" w:hAnsi="Cambria Math"/>
+          </w:rPr>
+          <m:t>(s)</m:t>
+        </m:r>
+      </m:oMath>
+      <w:r>
+        <w:t xml:space="preserve">, which predicts the result for state </w:t>
+      </w:r>
+      <m:oMath>
+        <m:r>
+          <w:rPr>
+            <w:rFonts w:ascii="Cambria Math" w:hAnsi="Cambria Math"/>
+          </w:rPr>
+          <m:t>s</m:t>
+        </m:r>
+      </m:oMath>
+      <w:r>
+        <w:t xml:space="preserve">, when following policy </w:t>
+      </w:r>
+      <m:oMath>
+        <m:r>
+          <w:rPr>
+            <w:rFonts w:ascii="Cambria Math" w:hAnsi="Cambria Math"/>
+          </w:rPr>
+          <m:t>π</m:t>
+        </m:r>
+      </m:oMath>
+      <w:r>
+        <w:t>:</w:t>
+      </w:r>
+    </w:p>
+    <w:p>
+      <w:pPr>
+        <w:pStyle w:val="ListParagraph"/>
+        <w:numPr>
+          <w:ilvl w:val="0"/>
+          <w:numId w:val="5"/>
+        </w:numPr>
+      </w:pPr>
+      <w:r>
+        <w:t xml:space="preserve">Equation of </w:t>
+      </w:r>
+      <w:r>
+        <w:t>state-value function</w:t>
+      </w:r>
+    </w:p>
+    <w:p>
+      <w:r>
+        <w:t xml:space="preserve">The optimal value of state </w:t>
+      </w:r>
+      <m:oMath>
+        <m:r>
+          <w:rPr>
+            <w:rFonts w:ascii="Cambria Math" w:hAnsi="Cambria Math"/>
+          </w:rPr>
+          <m:t>s</m:t>
+        </m:r>
+      </m:oMath>
+      <w:r>
+        <w:t xml:space="preserve">, </w:t>
+      </w:r>
+      <w:r>
+        <w:t xml:space="preserve"> </w:t>
+      </w:r>
+      <m:oMath>
+        <m:sSup>
+          <m:sSupPr>
+            <m:ctrlPr>
+              <w:rPr>
+                <w:rFonts w:ascii="Cambria Math" w:hAnsi="Cambria Math"/>
+                <w:i/>
+              </w:rPr>
+            </m:ctrlPr>
+          </m:sSupPr>
+          <m:e>
+            <m:r>
+              <w:rPr>
+                <w:rFonts w:ascii="Cambria Math" w:hAnsi="Cambria Math"/>
+              </w:rPr>
+              <m:t>V</m:t>
+            </m:r>
+          </m:e>
+          <m:sup>
+            <m:r>
+              <w:rPr>
+                <w:rFonts w:ascii="Cambria Math" w:hAnsi="Cambria Math"/>
+              </w:rPr>
+              <m:t>*</m:t>
+            </m:r>
+          </m:sup>
+        </m:sSup>
+        <m:r>
+          <w:rPr>
+            <w:rFonts w:ascii="Cambria Math" w:hAnsi="Cambria Math"/>
+          </w:rPr>
+          <m:t>(s)</m:t>
+        </m:r>
+      </m:oMath>
+      <w:r>
+        <w:t xml:space="preserve"> </w:t>
+      </w:r>
+      <w:r>
+        <w:t xml:space="preserve">is the defined as </w:t>
+      </w:r>
+      <m:oMath>
+        <m:sSup>
+          <m:sSupPr>
+            <m:ctrlPr>
+              <w:rPr>
+                <w:rFonts w:ascii="Cambria Math" w:hAnsi="Cambria Math"/>
+                <w:i/>
+              </w:rPr>
+            </m:ctrlPr>
+          </m:sSupPr>
+          <m:e>
+            <m:r>
+              <w:rPr>
+                <w:rFonts w:ascii="Cambria Math" w:hAnsi="Cambria Math"/>
+              </w:rPr>
+              <m:t>V</m:t>
+            </m:r>
+          </m:e>
+          <m:sup>
+            <m:r>
+              <w:rPr>
+                <w:rFonts w:ascii="Cambria Math" w:hAnsi="Cambria Math"/>
+              </w:rPr>
+              <m:t>π</m:t>
+            </m:r>
+          </m:sup>
+        </m:sSup>
+        <m:r>
+          <w:rPr>
+            <w:rFonts w:ascii="Cambria Math" w:hAnsi="Cambria Math"/>
+          </w:rPr>
+          <m:t>(s)</m:t>
+        </m:r>
+      </m:oMath>
+      <w:r>
+        <w:t xml:space="preserve"> </w:t>
+      </w:r>
+      <w:r>
+        <w:t>to map the maximum value ofver all possible policies:</w:t>
+      </w:r>
+    </w:p>
+    <w:p>
+      <w:pPr>
+        <w:pStyle w:val="ListParagraph"/>
+        <w:numPr>
+          <w:ilvl w:val="0"/>
+          <w:numId w:val="6"/>
+        </w:numPr>
+      </w:pPr>
+      <w:r>
+        <w:t>Optimal value of state s equation</w:t>
+      </w:r>
+    </w:p>
+    <w:p>
+      <w:r>
+        <w:t xml:space="preserve">The other </w:t>
+      </w:r>
+      <w:r>
+        <w:t xml:space="preserve">related variable is a action-value function </w:t>
+      </w:r>
+      <m:oMath>
+        <m:sSup>
+          <m:sSupPr>
+            <m:ctrlPr>
+              <w:rPr>
+                <w:rFonts w:ascii="Cambria Math" w:hAnsi="Cambria Math"/>
+                <w:i/>
+              </w:rPr>
+            </m:ctrlPr>
+          </m:sSupPr>
+          <m:e>
+            <m:r>
+              <w:rPr>
+                <w:rFonts w:ascii="Cambria Math" w:hAnsi="Cambria Math"/>
+              </w:rPr>
+              <m:t>Q</m:t>
+            </m:r>
+          </m:e>
+          <m:sup>
+            <m:r>
+              <w:rPr>
+                <w:rFonts w:ascii="Cambria Math" w:hAnsi="Cambria Math"/>
+              </w:rPr>
+              <m:t>π</m:t>
+            </m:r>
+          </m:sup>
+        </m:sSup>
+        <m:r>
+          <w:rPr>
+            <w:rFonts w:ascii="Cambria Math" w:hAnsi="Cambria Math"/>
+          </w:rPr>
+          <m:t>(s,a)</m:t>
+        </m:r>
+      </m:oMath>
+      <w:r>
+        <w:t xml:space="preserve">, which gives the expected return when taking action </w:t>
+      </w:r>
+      <m:oMath>
+        <m:r>
+          <w:rPr>
+            <w:rFonts w:ascii="Cambria Math" w:hAnsi="Cambria Math"/>
+          </w:rPr>
+          <m:t>a</m:t>
+        </m:r>
+      </m:oMath>
+      <w:r>
+        <w:t xml:space="preserve"> in state </w:t>
+      </w:r>
+      <m:oMath>
+        <m:r>
+          <w:rPr>
+            <w:rFonts w:ascii="Cambria Math" w:hAnsi="Cambria Math"/>
+          </w:rPr>
+          <m:t>s</m:t>
+        </m:r>
+      </m:oMath>
+      <w:r>
+        <w:t xml:space="preserve"> and following policy </w:t>
+      </w:r>
+      <m:oMath>
+        <m:r>
+          <w:rPr>
+            <w:rFonts w:ascii="Cambria Math" w:hAnsi="Cambria Math"/>
+          </w:rPr>
+          <m:t>π</m:t>
+        </m:r>
+      </m:oMath>
+      <w:r>
+        <w:t>:</w:t>
+      </w:r>
+    </w:p>
+    <w:p>
+      <w:pPr>
+        <w:pStyle w:val="ListParagraph"/>
+        <w:numPr>
+          <w:ilvl w:val="0"/>
+          <w:numId w:val="7"/>
+        </w:numPr>
+      </w:pPr>
+      <m:oMath>
+        <m:sSup>
+          <m:sSupPr>
+            <m:ctrlPr>
+              <w:rPr>
+                <w:rFonts w:ascii="Cambria Math" w:hAnsi="Cambria Math"/>
+                <w:i/>
+              </w:rPr>
+            </m:ctrlPr>
+          </m:sSupPr>
+          <m:e>
+            <m:r>
+              <w:rPr>
+                <w:rFonts w:ascii="Cambria Math" w:hAnsi="Cambria Math"/>
+              </w:rPr>
+              <m:t>Q</m:t>
+            </m:r>
+          </m:e>
+          <m:sup>
+            <m:r>
+              <w:rPr>
+                <w:rFonts w:ascii="Cambria Math" w:hAnsi="Cambria Math"/>
+              </w:rPr>
+              <m:t>π</m:t>
+            </m:r>
+          </m:sup>
+        </m:sSup>
+        <m:r>
+          <w:rPr>
+            <w:rFonts w:ascii="Cambria Math" w:hAnsi="Cambria Math"/>
+          </w:rPr>
+          <m:t>(s,a)</m:t>
+        </m:r>
+      </m:oMath>
+      <w:r>
+        <w:t xml:space="preserve"> equation</w:t>
+      </w:r>
+    </w:p>
+    <w:p>
+      <w:r>
+        <w:t>The optimal Q-value of state-action pair</w:t>
+      </w:r>
+      <w:r>
+        <w:t xml:space="preserve">, </w:t>
+      </w:r>
+      <m:oMath>
+        <m:sSup>
+          <m:sSupPr>
+            <m:ctrlPr>
+              <w:rPr>
+                <w:rFonts w:ascii="Cambria Math" w:hAnsi="Cambria Math"/>
+                <w:i/>
+              </w:rPr>
+            </m:ctrlPr>
+          </m:sSupPr>
+          <m:e>
+            <m:r>
+              <w:rPr>
+                <w:rFonts w:ascii="Cambria Math" w:hAnsi="Cambria Math"/>
+              </w:rPr>
+              <m:t>Q</m:t>
+            </m:r>
+          </m:e>
+          <m:sup>
+            <m:r>
+              <w:rPr>
+                <w:rFonts w:ascii="Cambria Math" w:hAnsi="Cambria Math"/>
+              </w:rPr>
+              <m:t>*</m:t>
+            </m:r>
+          </m:sup>
+        </m:sSup>
+        <m:r>
+          <w:rPr>
+            <w:rFonts w:ascii="Cambria Math" w:hAnsi="Cambria Math"/>
+          </w:rPr>
+          <m:t>(s,a)</m:t>
+        </m:r>
+      </m:oMath>
+      <w:r>
+        <w:t xml:space="preserve">, </w:t>
+      </w:r>
+      <w:r>
+        <w:t>is the maximum Q-value over all possible policies:</w:t>
+      </w:r>
+    </w:p>
+    <w:p>
+      <w:pPr>
+        <w:pStyle w:val="ListParagraph"/>
+        <w:numPr>
+          <w:ilvl w:val="0"/>
+          <w:numId w:val="8"/>
+        </w:numPr>
+      </w:pPr>
+      <w:r>
+        <w:t>Equation of optimal Q-value of state-aciton pair</w:t>
+      </w:r>
+    </w:p>
+    <w:p>
+      <w:r>
+        <w:t xml:space="preserve">In short, </w:t>
+      </w:r>
+      <w:r>
+        <w:t xml:space="preserve">an optimal policy </w:t>
+      </w:r>
+      <m:oMath>
+        <m:sSup>
+          <m:sSupPr>
+            <m:ctrlPr>
+              <w:rPr>
+                <w:rFonts w:ascii="Cambria Math" w:hAnsi="Cambria Math"/>
+                <w:i/>
+              </w:rPr>
+            </m:ctrlPr>
+          </m:sSupPr>
+          <m:e>
+            <m:r>
+              <w:rPr>
+                <w:rFonts w:ascii="Cambria Math" w:hAnsi="Cambria Math"/>
+              </w:rPr>
+              <m:t>π</m:t>
+            </m:r>
+          </m:e>
+          <m:sup>
+            <m:r>
+              <w:rPr>
+                <w:rFonts w:ascii="Cambria Math" w:hAnsi="Cambria Math"/>
+              </w:rPr>
+              <m:t>*</m:t>
+            </m:r>
+          </m:sup>
+        </m:sSup>
+        <m:r>
+          <w:rPr>
+            <w:rFonts w:ascii="Cambria Math" w:hAnsi="Cambria Math"/>
+          </w:rPr>
+          <m:t>(s)</m:t>
+        </m:r>
+      </m:oMath>
+      <w:r>
+        <w:t xml:space="preserve"> is a policy whose state-value function</w:t>
+      </w:r>
+      <w:r>
+        <w:t xml:space="preserve"> is equal to the optimal value of state.</w:t>
+      </w:r>
+    </w:p>
+    <w:p>
+      <w:pPr>
+        <w:pStyle w:val="ListParagraph"/>
+        <w:numPr>
+          <w:ilvl w:val="0"/>
+          <w:numId w:val="9"/>
+        </w:numPr>
+      </w:pPr>
+      <w:r>
+        <w:t>Diagram of these variables as an MDP process</w:t>
+      </w:r>
+      <w:r>
+        <w:t xml:space="preserve"> (Find available literature online and recreate)</w:t>
+      </w:r>
+    </w:p>
+    <w:p>
+      <w:r>
+        <w:t xml:space="preserve">Modelling an accurate </w:t>
+      </w:r>
+      <w:r>
+        <w:t>environment’s dynamics through MDPs is emphasized by many researchers in the field</w:t>
+      </w:r>
+      <w:r>
+        <w:t xml:space="preserve"> to obtain a robust framework and good result</w:t>
+      </w:r>
+      <w:r>
+        <w:t xml:space="preserve"> </w:t>
+      </w:r>
+      <w:sdt>
+        <w:sdtPr>
+          <w:rPr>
+            <w:color w:val="000000"/>
+          </w:rPr>
+          <w:tag w:val="MENDELEY_CITATION_v3_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"/>
+          <w:id w:val="-157844259"/>
+          <w:placeholder>
+            <w:docPart w:val="DefaultPlaceholder_-1854013440"/>
+          </w:placeholder>
+        </w:sdtPr>
+        <w:sdtContent>
+          <w:r>
+            <w:rPr>
+              <w:color w:val="000000"/>
+            </w:rPr>
+            <w:t>[42]</w:t>
+          </w:r>
+        </w:sdtContent>
+      </w:sdt>
+      <w:r>
+        <w:t xml:space="preserve">. Adopting this process enables RL agents to </w:t>
+      </w:r>
+      <w:r>
+        <w:t xml:space="preserve">adapt to complex and dynamic environments effectively, which is ideal for </w:t>
+      </w:r>
+      <w:r>
+        <w:t xml:space="preserve">optimizing the operation of a polygeneration </w:t>
+      </w:r>
+      <w:r>
+        <w:t>plant.</w:t>
+      </w:r>
+      <w:r>
+        <w:t xml:space="preserve"> </w:t>
+      </w:r>
+    </w:p>
+    <w:p>
+      <w:pPr>
+        <w:pStyle w:val="ListParagraph"/>
+        <w:numPr>
+          <w:ilvl w:val="0"/>
+          <w:numId w:val="4"/>
+        </w:numPr>
+      </w:pPr>
+      <w:r>
+        <w:lastRenderedPageBreak/>
+        <w:t>Some examples of RL agent used in optimizing energy systems</w:t>
+      </w:r>
+    </w:p>
+    <w:p>
+      <w:r>
+        <w:t>There are different type</w:t>
+      </w:r>
+      <w:r>
+        <w:t>s</w:t>
+      </w:r>
+      <w:r>
+        <w:t xml:space="preserve"> of RL algorithms to be </w:t>
+      </w:r>
+      <w:r>
+        <w:t>chosen for complex energy system optimization and control. The type of RL algorithms are usually divided into three parts: value-based</w:t>
+      </w:r>
+      <w:r>
+        <w:t xml:space="preserve"> RL, policy-based RL, and actor-critic that sits in between them. </w:t>
+      </w:r>
+      <w:r>
+        <w:t xml:space="preserve">The different </w:t>
+      </w:r>
+      <w:r>
+        <w:t>between</w:t>
+      </w:r>
+      <w:r>
+        <w:t xml:space="preserve"> these different types lie in </w:t>
+      </w:r>
+      <w:r>
+        <w:t xml:space="preserve">the learning methodology for the RL agent. Value-based RL learns a value function, </w:t>
+      </w:r>
+      <w:r>
+        <w:t xml:space="preserve">usually a Q(s,a) estimate, and then </w:t>
+      </w:r>
+      <w:r>
+        <w:t xml:space="preserve">chooses an action that returns best estimated value. </w:t>
+      </w:r>
+      <w:r>
+        <w:t>Some example of value.based RL are Q-learning and Deep</w:t>
+      </w:r>
+      <w:r>
+        <w:t xml:space="preserve"> Q Network (</w:t>
+      </w:r>
+      <w:r>
+        <w:t>DQN</w:t>
+      </w:r>
+      <w:r>
+        <w:t>)</w:t>
+      </w:r>
+      <w:r>
+        <w:t xml:space="preserve"> </w:t>
+      </w:r>
+      <w:sdt>
+        <w:sdtPr>
+          <w:rPr>
+            <w:color w:val="000000"/>
+          </w:rPr>
+          <w:tag w:val="MENDELEY_CITATION_v3_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"/>
+          <w:id w:val="-1666621726"/>
+          <w:placeholder>
+            <w:docPart w:val="DefaultPlaceholder_-1854013440"/>
+          </w:placeholder>
+        </w:sdtPr>
+        <w:sdtContent>
+          <w:r>
+            <w:rPr>
+              <w:color w:val="000000"/>
+            </w:rPr>
+            <w:t>[43]</w:t>
+          </w:r>
+        </w:sdtContent>
+      </w:sdt>
+      <w:r>
+        <w:t xml:space="preserve">. </w:t>
+      </w:r>
+      <w:r>
+        <w:t>A study argues that value-function methods can run into convergence trouble</w:t>
+      </w:r>
+      <w:r>
+        <w:t>, especially when the system is in continuous, multivariate settings</w:t>
+      </w:r>
+      <w:r>
+        <w:t xml:space="preserve">. This algorithm excels in </w:t>
+      </w:r>
+      <w:r>
+        <w:t>controlling and optimizing discrete choices but not continuous ones</w:t>
+      </w:r>
+      <w:r>
+        <w:t xml:space="preserve"> </w:t>
+      </w:r>
+      <w:sdt>
+        <w:sdtPr>
+          <w:rPr>
+            <w:color w:val="000000"/>
+          </w:rPr>
+          <w:tag w:val="MENDELEY_CITATION_v3_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"/>
+          <w:id w:val="-792588821"/>
+          <w:placeholder>
+            <w:docPart w:val="DefaultPlaceholder_-1854013440"/>
+          </w:placeholder>
+        </w:sdtPr>
+        <w:sdtContent>
+          <w:r>
+            <w:rPr>
+              <w:color w:val="000000"/>
+            </w:rPr>
+            <w:t>[44]</w:t>
+          </w:r>
+        </w:sdtContent>
+      </w:sdt>
+      <w:r>
+        <w:t xml:space="preserve">. </w:t>
+      </w:r>
+    </w:p>
+    <w:p/>
+    <w:p>
+      <w:r>
+        <w:t>On the other hand, Policy-based RL learn the Policy directly</w:t>
+      </w:r>
+      <w:r>
+        <w:t>, which means it parametrizes the action rule itself and pinpoints the optimal policy with methods like policy gradients and PPO</w:t>
+      </w:r>
+      <w:r>
+        <w:t xml:space="preserve"> </w:t>
+      </w:r>
+      <w:sdt>
+        <w:sdtPr>
+          <w:rPr>
+            <w:color w:val="000000"/>
+          </w:rPr>
+          <w:tag w:val="MENDELEY_CITATION_v3_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"/>
           <w:id w:val="1046030400"/>
+          <w:placeholder>
+            <w:docPart w:val="DefaultPlaceholder_-1854013440"/>
+          </w:placeholder>
+        </w:sdtPr>
+        <w:sdtContent>
+          <w:r>
+            <w:rPr>
+              <w:color w:val="000000"/>
+            </w:rPr>
+            <w:t>[45]</w:t>
+          </w:r>
+        </w:sdtContent>
+      </w:sdt>
+      <w:r>
+        <w:t>.</w:t>
+      </w:r>
+      <w:r>
+        <w:t xml:space="preserve"> </w:t>
+      </w:r>
+      <w:r>
+        <w:t xml:space="preserve">There </w:t>
+      </w:r>
+      <w:r>
+        <w:t>are</w:t>
+      </w:r>
+      <w:r>
+        <w:t xml:space="preserve"> many literature on RL that simply applies </w:t>
+      </w:r>
+      <w:r>
+        <w:t>a value-based approach, howe</w:t>
+      </w:r>
+      <w:r>
+        <w:t>ver, since energy problem are often continuous, high-dimensional, and constrained, policy-based approach are usually preferred</w:t>
+      </w:r>
+      <w:r>
+        <w:t xml:space="preserve"> </w:t>
+      </w:r>
+      <w:sdt>
+        <w:sdtPr>
+          <w:rPr>
+            <w:color w:val="000000"/>
+          </w:rPr>
+          <w:tag w:val="MENDELEY_CITATION_v3_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"/>
+          <w:id w:val="945582915"/>
+          <w:placeholder>
+            <w:docPart w:val="DefaultPlaceholder_-1854013440"/>
+          </w:placeholder>
+        </w:sdtPr>
+        <w:sdtContent>
+          <w:r>
+            <w:rPr>
+              <w:color w:val="000000"/>
+            </w:rPr>
+            <w:t>[46]</w:t>
+          </w:r>
+        </w:sdtContent>
+      </w:sdt>
+      <w:r>
+        <w:t xml:space="preserve">. </w:t>
+      </w:r>
+    </w:p>
+    <w:p/>
+    <w:p>
+      <w:r>
+        <w:t xml:space="preserve">Actor-critics methods are a mixed between the two: the actor learns the policy, while the critic learns the estimated value to make training more stable. </w:t>
+      </w:r>
+      <w:r>
+        <w:t xml:space="preserve">In the literature, </w:t>
+      </w:r>
+      <w:r>
+        <w:t xml:space="preserve">earlier studies still adopted Q-learning, but newer </w:t>
+      </w:r>
+      <w:r>
+        <w:t>research starts to implement actor-critic and other deep RL variants for complex control tasks</w:t>
+      </w:r>
+      <w:r>
+        <w:t xml:space="preserve"> </w:t>
+      </w:r>
+      <w:sdt>
+        <w:sdtPr>
+          <w:rPr>
+            <w:color w:val="000000"/>
+          </w:rPr>
+          <w:tag w:val="MENDELEY_CITATION_v3_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"/>
+          <w:id w:val="1830250729"/>
+          <w:placeholder>
+            <w:docPart w:val="DefaultPlaceholder_-1854013440"/>
+          </w:placeholder>
+        </w:sdtPr>
+        <w:sdtContent>
+          <w:r>
+            <w:rPr>
+              <w:color w:val="000000"/>
+            </w:rPr>
+            <w:t>[47]</w:t>
+          </w:r>
+        </w:sdtContent>
+      </w:sdt>
+      <w:r>
+        <w:t xml:space="preserve">. </w:t>
+      </w:r>
+      <w:r>
+        <w:t xml:space="preserve">This </w:t>
+      </w:r>
+      <w:r>
+        <w:t xml:space="preserve">actor-critic </w:t>
+      </w:r>
+      <w:r>
+        <w:t>method includes PPO, S</w:t>
+      </w:r>
+      <w:r>
+        <w:t xml:space="preserve">AC, </w:t>
+      </w:r>
+      <w:r>
+        <w:t xml:space="preserve">A3C, TD3, and DDPG. </w:t>
+      </w:r>
+      <w:r>
+        <w:t>Many studies have have shown the application of this algorithm method</w:t>
+      </w:r>
+      <w:r>
+        <w:t xml:space="preserve"> into different kinds of energy systems. To be continued…</w:t>
+      </w:r>
+      <w:r>
+        <w:t xml:space="preserve"> </w:t>
+      </w:r>
+    </w:p>
+    <w:p/>
+    <w:p/>
+    <w:p>
+      <w:pPr>
+        <w:pStyle w:val="Heading2"/>
+      </w:pPr>
+      <w:bookmarkStart w:id="11" w:name="_Toc235289156"/>
+      <w:r>
+        <w:t>RL vs MILP for Different Applications</w:t>
+      </w:r>
+      <w:bookmarkEnd w:id="11"/>
+    </w:p>
+    <w:p>
+      <w:pPr>
+        <w:rPr>
+          <w:color w:val="000000"/>
+        </w:rPr>
+      </w:pPr>
+      <w:r>
+        <w:t xml:space="preserve">In recent years, there have been </w:t>
+      </w:r>
+      <w:r>
+        <w:t>multiple</w:t>
+      </w:r>
+      <w:r>
+        <w:t xml:space="preserve"> attempts in the literature to benchmark </w:t>
+      </w:r>
+      <w:r>
+        <w:t xml:space="preserve">the results of RL and MILP for various energy system problems. Vetter </w:t>
+      </w:r>
+      <w:r>
+        <w:rPr>
+          <w:i/>
+          <w:iCs/>
+        </w:rPr>
+        <w:t>et al</w:t>
+      </w:r>
+      <w:r>
+        <w:t>.</w:t>
+      </w:r>
+      <w:r>
+        <w:t xml:space="preserve"> </w:t>
+      </w:r>
+      <w:sdt>
+        <w:sdtPr>
+          <w:rPr>
+            <w:color w:val="000000"/>
+          </w:rPr>
+          <w:tag w:val="MENDELEY_CITATION_v3_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"/>
+          <w:id w:val="1550877387"/>
           <w:placeholder>
             <w:docPart w:val="DefaultPlaceholder_-1854013440"/>
           </w:placeholder>
@@ -6790,452 +10527,276 @@
         </w:sdtContent>
       </w:sdt>
       <w:r>
-        <w:t>.</w:t>
-      </w:r>
-      <w:r>
+        <w:rPr>
+          <w:color w:val="000000"/>
+        </w:rPr>
         <w:t xml:space="preserve"> </w:t>
       </w:r>
       <w:r>
-        <w:t xml:space="preserve">There </w:t>
-      </w:r>
-      <w:r>
-        <w:t>are</w:t>
-      </w:r>
-      <w:r>
-        <w:t xml:space="preserve"> many literature on RL that simply applies </w:t>
-      </w:r>
-      <w:r>
-        <w:t>a value-based approach, howe</w:t>
-      </w:r>
-      <w:r>
-        <w:t>ver, since energy problem are often continuous, high-dimensional, and constrained, policy-based approach are usually preferred</w:t>
-      </w:r>
-      <w:r>
+        <w:rPr>
+          <w:color w:val="000000"/>
+        </w:rPr>
+        <w:t xml:space="preserve">analyzed the implementation of </w:t>
+      </w:r>
+      <w:r>
+        <w:rPr>
+          <w:color w:val="000000"/>
+        </w:rPr>
+        <w:t xml:space="preserve">deep reinforcement learning </w:t>
+      </w:r>
+      <w:r>
+        <w:rPr>
+          <w:color w:val="000000"/>
+        </w:rPr>
+        <w:t>framework using Deep Q-Network (DQN) algorithm to optimize the control o</w:t>
+      </w:r>
+      <w:r>
+        <w:rPr>
+          <w:color w:val="000000"/>
+        </w:rPr>
+        <w:t>f heat pump and heating element operation</w:t>
+      </w:r>
+      <w:r>
+        <w:rPr>
+          <w:color w:val="000000"/>
+        </w:rPr>
+        <w:t xml:space="preserve"> in a Grid-PV-Thermal </w:t>
+      </w:r>
+      <w:r>
+        <w:rPr>
+          <w:color w:val="000000"/>
+        </w:rPr>
+        <w:t xml:space="preserve">Energy </w:t>
+      </w:r>
+      <w:r>
+        <w:rPr>
+          <w:color w:val="000000"/>
+        </w:rPr>
+        <w:t>Storage (TES)</w:t>
+      </w:r>
+      <w:r>
+        <w:rPr>
+          <w:color w:val="000000"/>
+        </w:rPr>
         <w:t xml:space="preserve"> </w:t>
+      </w:r>
+      <w:r>
+        <w:rPr>
+          <w:color w:val="000000"/>
+        </w:rPr>
+        <w:lastRenderedPageBreak/>
+        <w:t>system for an energy community</w:t>
+      </w:r>
+      <w:r>
+        <w:rPr>
+          <w:color w:val="000000"/>
+        </w:rPr>
+        <w:t xml:space="preserve">. </w:t>
+      </w:r>
+      <w:r>
+        <w:rPr>
+          <w:color w:val="000000"/>
+        </w:rPr>
+        <w:t xml:space="preserve">In this study, </w:t>
+      </w:r>
+      <w:r>
+        <w:rPr>
+          <w:color w:val="000000"/>
+        </w:rPr>
+        <w:t>both</w:t>
+      </w:r>
+      <w:r>
+        <w:rPr>
+          <w:color w:val="000000"/>
+        </w:rPr>
+        <w:t xml:space="preserve"> frameworks are used to only optimize the dispatch strategy of the energy system in a fixed </w:t>
+      </w:r>
+      <w:r>
+        <w:rPr>
+          <w:color w:val="000000"/>
+        </w:rPr>
+        <w:t>sizing environment. Furthermore, t</w:t>
+      </w:r>
+      <w:r>
+        <w:rPr>
+          <w:color w:val="000000"/>
+        </w:rPr>
+        <w:t>he RL agent’s action is only limited to controlling the SOC of the thermal energy storage</w:t>
+      </w:r>
+      <w:r>
+        <w:rPr>
+          <w:color w:val="000000"/>
+        </w:rPr>
+        <w:t xml:space="preserve">, while observing its impact on the environment </w:t>
+      </w:r>
+      <w:r>
+        <w:rPr>
+          <w:color w:val="000000"/>
+        </w:rPr>
+        <w:t xml:space="preserve">or state it is able to see. </w:t>
+      </w:r>
+      <w:r>
+        <w:rPr>
+          <w:color w:val="000000"/>
+        </w:rPr>
+        <w:t xml:space="preserve">On the other hand, the MILP </w:t>
+      </w:r>
+      <w:r>
+        <w:rPr>
+          <w:color w:val="000000"/>
+        </w:rPr>
+        <w:t xml:space="preserve">framework decides the flow of grid power and heating element at each time step. The result of this research </w:t>
+      </w:r>
+      <w:r>
+        <w:rPr>
+          <w:color w:val="000000"/>
+        </w:rPr>
+        <w:t>shows that both frameworks successfully produce</w:t>
+      </w:r>
+      <w:r>
+        <w:rPr>
+          <w:color w:val="000000"/>
+        </w:rPr>
+        <w:t xml:space="preserve"> yearly cost savings compared to </w:t>
+      </w:r>
+      <w:r>
+        <w:rPr>
+          <w:color w:val="000000"/>
+        </w:rPr>
+        <w:t xml:space="preserve">the reference scenario with MILP having </w:t>
+      </w:r>
+      <w:r>
+        <w:rPr>
+          <w:color w:val="000000"/>
+        </w:rPr>
+        <w:t>greater</w:t>
+      </w:r>
+      <w:r>
+        <w:rPr>
+          <w:color w:val="000000"/>
+        </w:rPr>
+        <w:t xml:space="preserve"> cost savings on </w:t>
+      </w:r>
+      <w:r>
+        <w:rPr>
+          <w:color w:val="000000"/>
+        </w:rPr>
+        <w:t xml:space="preserve">10-6% reduction compared to a 8.79% RL. </w:t>
+      </w:r>
+      <w:r>
+        <w:rPr>
+          <w:color w:val="000000"/>
+        </w:rPr>
+        <w:t xml:space="preserve">Aside from the cost result, RL solution leads in terms of other metrics such as CO2 emission reduction, </w:t>
+      </w:r>
+      <w:r>
+        <w:rPr>
+          <w:color w:val="000000"/>
+        </w:rPr>
+        <w:t>self-consumption ratio, and self-sufficiency ratio</w:t>
+      </w:r>
+      <w:r>
+        <w:rPr>
+          <w:color w:val="000000"/>
+        </w:rPr>
+        <w:t xml:space="preserve">, without it explicitly optimizing it. </w:t>
+      </w:r>
+      <w:r>
+        <w:rPr>
+          <w:color w:val="000000"/>
+        </w:rPr>
+        <w:t>This is due to the fact that RL</w:t>
+      </w:r>
+      <w:r>
+        <w:rPr>
+          <w:color w:val="000000"/>
+        </w:rPr>
+        <w:t xml:space="preserve">’s decision in using more of PV, which increases SFR which further reduces CO2 </w:t>
+      </w:r>
+      <w:r>
+        <w:rPr>
+          <w:color w:val="000000"/>
+        </w:rPr>
+        <w:t>emissions.</w:t>
+      </w:r>
+      <w:r>
+        <w:rPr>
+          <w:color w:val="000000"/>
+        </w:rPr>
+        <w:t xml:space="preserve"> </w:t>
+      </w:r>
+    </w:p>
+    <w:p>
+      <w:pPr>
+        <w:rPr>
+          <w:color w:val="000000"/>
+        </w:rPr>
+      </w:pPr>
+    </w:p>
+    <w:p>
+      <w:pPr>
+        <w:rPr>
+          <w:color w:val="000000"/>
+        </w:rPr>
+      </w:pPr>
+      <w:r>
+        <w:rPr>
+          <w:color w:val="000000"/>
+        </w:rPr>
+        <w:t xml:space="preserve">Other than benchmarking the two frameworks for operational dispatch, some researchers </w:t>
+      </w:r>
+      <w:r>
+        <w:rPr>
+          <w:color w:val="000000"/>
+        </w:rPr>
+        <w:t>also conducted a comparative analysis o</w:t>
+      </w:r>
+      <w:r>
+        <w:rPr>
+          <w:color w:val="000000"/>
+        </w:rPr>
+        <w:t>n</w:t>
+      </w:r>
+      <w:r>
+        <w:rPr>
+          <w:color w:val="000000"/>
+        </w:rPr>
+        <w:t xml:space="preserve"> RL and MILP for optimizing both the design </w:t>
+      </w:r>
+      <w:r>
+        <w:rPr>
+          <w:color w:val="000000"/>
+        </w:rPr>
+        <w:t>and control decisions.</w:t>
+      </w:r>
+      <w:r>
+        <w:rPr>
+          <w:color w:val="000000"/>
+        </w:rPr>
+        <w:t xml:space="preserve"> </w:t>
+      </w:r>
+      <w:r>
+        <w:rPr>
+          <w:color w:val="000000"/>
+        </w:rPr>
+        <w:t xml:space="preserve">Cauz </w:t>
+      </w:r>
+      <w:r>
+        <w:rPr>
+          <w:i/>
+          <w:iCs/>
+        </w:rPr>
+        <w:t>et al</w:t>
+      </w:r>
+      <w:r>
+        <w:t xml:space="preserve">. </w:t>
       </w:r>
       <w:sdt>
         <w:sdtPr>
           <w:rPr>
             <w:color w:val="000000"/>
           </w:rPr>
-          <w:tag w:val="MENDELEY_CITATION_v3_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"/>
-          <w:id w:val="945582915"/>
-          <w:placeholder>
-            <w:docPart w:val="DefaultPlaceholder_-1854013440"/>
-          </w:placeholder>
-        </w:sdtPr>
-        <w:sdtContent>
-          <w:r>
-            <w:rPr>
-              <w:color w:val="000000"/>
-            </w:rPr>
-            <w:t>[27]</w:t>
-          </w:r>
-        </w:sdtContent>
-      </w:sdt>
-      <w:r>
-        <w:t xml:space="preserve">. </w:t>
-      </w:r>
-    </w:p>
-    <w:p/>
-    <w:p>
-      <w:r>
-        <w:t xml:space="preserve">Actor-critics methods are a mixed between the two: the actor learns the policy, while the critic learns the estimated value to make training more stable. </w:t>
-      </w:r>
-      <w:r>
-        <w:t xml:space="preserve">In the literature, </w:t>
-      </w:r>
-      <w:r>
-        <w:t xml:space="preserve">earlier studies still adopted Q-learning, but newer </w:t>
-      </w:r>
-      <w:r>
-        <w:t>research starts to implement actor-critic and other deep RL variants for complex control tasks</w:t>
-      </w:r>
-      <w:r>
-        <w:t xml:space="preserve"> </w:t>
-      </w:r>
-      <w:sdt>
-        <w:sdtPr>
-          <w:rPr>
-            <w:color w:val="000000"/>
-          </w:rPr>
-          <w:tag w:val="MENDELEY_CITATION_v3_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"/>
-          <w:id w:val="1830250729"/>
-          <w:placeholder>
-            <w:docPart w:val="DefaultPlaceholder_-1854013440"/>
-          </w:placeholder>
-        </w:sdtPr>
-        <w:sdtContent>
-          <w:r>
-            <w:rPr>
-              <w:color w:val="000000"/>
-            </w:rPr>
-            <w:t>[28]</w:t>
-          </w:r>
-        </w:sdtContent>
-      </w:sdt>
-      <w:r>
-        <w:t xml:space="preserve">. </w:t>
-      </w:r>
-      <w:r>
-        <w:t xml:space="preserve">This </w:t>
-      </w:r>
-      <w:r>
-        <w:t xml:space="preserve">actor-critic </w:t>
-      </w:r>
-      <w:r>
-        <w:t>method includes PPO, S</w:t>
-      </w:r>
-      <w:r>
-        <w:t xml:space="preserve">AC, </w:t>
-      </w:r>
-      <w:r>
-        <w:t xml:space="preserve">A3C, TD3, and DDPG. </w:t>
-      </w:r>
-      <w:r>
-        <w:t>Many studies have have shown the application of this algorithm method</w:t>
-      </w:r>
-      <w:r>
-        <w:t xml:space="preserve"> into different kinds of energy systems. To be continued…</w:t>
-      </w:r>
-      <w:r>
-        <w:t xml:space="preserve"> </w:t>
-      </w:r>
-    </w:p>
-    <w:p/>
-    <w:p/>
-    <w:p>
-      <w:pPr>
-        <w:pStyle w:val="Heading2"/>
-      </w:pPr>
-      <w:bookmarkStart w:id="11" w:name="_Toc235289156"/>
-      <w:r>
-        <w:t>RL vs MILP for Different Applications</w:t>
-      </w:r>
-      <w:bookmarkEnd w:id="11"/>
-    </w:p>
-    <w:p>
-      <w:pPr>
-        <w:rPr>
-          <w:color w:val="000000"/>
-        </w:rPr>
-      </w:pPr>
-      <w:r>
-        <w:t xml:space="preserve">In recent years, there have been </w:t>
-      </w:r>
-      <w:r>
-        <w:t>multiple</w:t>
-      </w:r>
-      <w:r>
-        <w:t xml:space="preserve"> attempts in the literature to benchmark </w:t>
-      </w:r>
-      <w:r>
-        <w:t xml:space="preserve">the results of RL and MILP for various energy system problems. Vetter </w:t>
-      </w:r>
-      <w:r>
-        <w:rPr>
-          <w:i/>
-          <w:iCs/>
-        </w:rPr>
-        <w:t>et al</w:t>
-      </w:r>
-      <w:r>
-        <w:t>.</w:t>
-      </w:r>
-      <w:r>
-        <w:t xml:space="preserve"> </w:t>
-      </w:r>
-      <w:sdt>
-        <w:sdtPr>
-          <w:rPr>
-            <w:color w:val="000000"/>
-          </w:rPr>
-          <w:tag w:val="MENDELEY_CITATION_v3_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"/>
-          <w:id w:val="1550877387"/>
-          <w:placeholder>
-            <w:docPart w:val="DefaultPlaceholder_-1854013440"/>
-          </w:placeholder>
-        </w:sdtPr>
-        <w:sdtContent>
-          <w:r>
-            <w:rPr>
-              <w:color w:val="000000"/>
-            </w:rPr>
-            <w:t>[29]</w:t>
-          </w:r>
-        </w:sdtContent>
-      </w:sdt>
-      <w:r>
-        <w:rPr>
-          <w:color w:val="000000"/>
-        </w:rPr>
-        <w:t xml:space="preserve"> </w:t>
-      </w:r>
-      <w:r>
-        <w:rPr>
-          <w:color w:val="000000"/>
-        </w:rPr>
-        <w:t xml:space="preserve">analyzed the implementation of </w:t>
-      </w:r>
-      <w:r>
-        <w:rPr>
-          <w:color w:val="000000"/>
-        </w:rPr>
-        <w:t xml:space="preserve">deep reinforcement learning </w:t>
-      </w:r>
-      <w:r>
-        <w:rPr>
-          <w:color w:val="000000"/>
-        </w:rPr>
-        <w:t>framework using Deep Q-Network (DQN) algorithm to optimize the control o</w:t>
-      </w:r>
-      <w:r>
-        <w:rPr>
-          <w:color w:val="000000"/>
-        </w:rPr>
-        <w:t>f heat pump and heating element operation</w:t>
-      </w:r>
-      <w:r>
-        <w:rPr>
-          <w:color w:val="000000"/>
-        </w:rPr>
-        <w:t xml:space="preserve"> in a Grid-PV-Thermal </w:t>
-      </w:r>
-      <w:r>
-        <w:rPr>
-          <w:color w:val="000000"/>
-        </w:rPr>
-        <w:t xml:space="preserve">Energy </w:t>
-      </w:r>
-      <w:r>
-        <w:rPr>
-          <w:color w:val="000000"/>
-        </w:rPr>
-        <w:t>Storage (TES)</w:t>
-      </w:r>
-      <w:r>
-        <w:rPr>
-          <w:color w:val="000000"/>
-        </w:rPr>
-        <w:t xml:space="preserve"> system for an energy community</w:t>
-      </w:r>
-      <w:r>
-        <w:rPr>
-          <w:color w:val="000000"/>
-        </w:rPr>
-        <w:t xml:space="preserve">. </w:t>
-      </w:r>
-      <w:r>
-        <w:rPr>
-          <w:color w:val="000000"/>
-        </w:rPr>
-        <w:t xml:space="preserve">In this study, </w:t>
-      </w:r>
-      <w:r>
-        <w:rPr>
-          <w:color w:val="000000"/>
-        </w:rPr>
-        <w:t>both</w:t>
-      </w:r>
-      <w:r>
-        <w:rPr>
-          <w:color w:val="000000"/>
-        </w:rPr>
-        <w:t xml:space="preserve"> frameworks are used to only optimize the dispatch strategy of the energy system in a fixed </w:t>
-      </w:r>
-      <w:r>
-        <w:rPr>
-          <w:color w:val="000000"/>
-        </w:rPr>
-        <w:t>sizing environment. Furthermore, t</w:t>
-      </w:r>
-      <w:r>
-        <w:rPr>
-          <w:color w:val="000000"/>
-        </w:rPr>
-        <w:t>he RL agent’s action is only limited to controlling the SOC of the thermal energy storage</w:t>
-      </w:r>
-      <w:r>
-        <w:rPr>
-          <w:color w:val="000000"/>
-        </w:rPr>
-        <w:t xml:space="preserve">, while observing its impact on the environment </w:t>
-      </w:r>
-      <w:r>
-        <w:rPr>
-          <w:color w:val="000000"/>
-        </w:rPr>
-        <w:t xml:space="preserve">or state it is able to see. </w:t>
-      </w:r>
-      <w:r>
-        <w:rPr>
-          <w:color w:val="000000"/>
-        </w:rPr>
-        <w:t xml:space="preserve">On the other hand, the MILP </w:t>
-      </w:r>
-      <w:r>
-        <w:rPr>
-          <w:color w:val="000000"/>
-        </w:rPr>
-        <w:t xml:space="preserve">framework decides the flow of grid power and heating element at each time step. The result of this research </w:t>
-      </w:r>
-      <w:r>
-        <w:rPr>
-          <w:color w:val="000000"/>
-        </w:rPr>
-        <w:t>shows that both frameworks successfully produce</w:t>
-      </w:r>
-      <w:r>
-        <w:rPr>
-          <w:color w:val="000000"/>
-        </w:rPr>
-        <w:t xml:space="preserve"> yearly cost savings compared to </w:t>
-      </w:r>
-      <w:r>
-        <w:rPr>
-          <w:color w:val="000000"/>
-        </w:rPr>
-        <w:t xml:space="preserve">the reference scenario </w:t>
-      </w:r>
-      <w:r>
-        <w:rPr>
-          <w:color w:val="000000"/>
-        </w:rPr>
-        <w:lastRenderedPageBreak/>
-        <w:t xml:space="preserve">with MILP having </w:t>
-      </w:r>
-      <w:r>
-        <w:rPr>
-          <w:color w:val="000000"/>
-        </w:rPr>
-        <w:t>greater</w:t>
-      </w:r>
-      <w:r>
-        <w:rPr>
-          <w:color w:val="000000"/>
-        </w:rPr>
-        <w:t xml:space="preserve"> cost savings on </w:t>
-      </w:r>
-      <w:r>
-        <w:rPr>
-          <w:color w:val="000000"/>
-        </w:rPr>
-        <w:t xml:space="preserve">10-6% reduction compared to a 8.79% RL. </w:t>
-      </w:r>
-      <w:r>
-        <w:rPr>
-          <w:color w:val="000000"/>
-        </w:rPr>
-        <w:t xml:space="preserve">Aside from the cost result, RL solution leads in terms of other metrics such as CO2 emission reduction, </w:t>
-      </w:r>
-      <w:r>
-        <w:rPr>
-          <w:color w:val="000000"/>
-        </w:rPr>
-        <w:t>self-consumption ratio, and self-sufficiency ratio</w:t>
-      </w:r>
-      <w:r>
-        <w:rPr>
-          <w:color w:val="000000"/>
-        </w:rPr>
-        <w:t xml:space="preserve">, without it explicitly optimizing it. </w:t>
-      </w:r>
-      <w:r>
-        <w:rPr>
-          <w:color w:val="000000"/>
-        </w:rPr>
-        <w:t>This is due to the fact that RL</w:t>
-      </w:r>
-      <w:r>
-        <w:rPr>
-          <w:color w:val="000000"/>
-        </w:rPr>
-        <w:t xml:space="preserve">’s decision in using more of PV, which increases SFR which further reduces CO2 </w:t>
-      </w:r>
-      <w:r>
-        <w:rPr>
-          <w:color w:val="000000"/>
-        </w:rPr>
-        <w:t>emissions.</w:t>
-      </w:r>
-      <w:r>
-        <w:rPr>
-          <w:color w:val="000000"/>
-        </w:rPr>
-        <w:t xml:space="preserve"> </w:t>
-      </w:r>
-    </w:p>
-    <w:p>
-      <w:pPr>
-        <w:rPr>
-          <w:color w:val="000000"/>
-        </w:rPr>
-      </w:pPr>
-    </w:p>
-    <w:p>
-      <w:pPr>
-        <w:rPr>
-          <w:color w:val="000000"/>
-        </w:rPr>
-      </w:pPr>
-      <w:r>
-        <w:rPr>
-          <w:color w:val="000000"/>
-        </w:rPr>
-        <w:t xml:space="preserve">Other than benchmarking the two frameworks for operational dispatch, some researchers </w:t>
-      </w:r>
-      <w:r>
-        <w:rPr>
-          <w:color w:val="000000"/>
-        </w:rPr>
-        <w:t>also conducted a comparative analysis o</w:t>
-      </w:r>
-      <w:r>
-        <w:rPr>
-          <w:color w:val="000000"/>
-        </w:rPr>
-        <w:t>n</w:t>
-      </w:r>
-      <w:r>
-        <w:rPr>
-          <w:color w:val="000000"/>
-        </w:rPr>
-        <w:t xml:space="preserve"> RL and MILP for optimizing both the design </w:t>
-      </w:r>
-      <w:r>
-        <w:rPr>
-          <w:color w:val="000000"/>
-        </w:rPr>
-        <w:t>and control decisions.</w:t>
-      </w:r>
-      <w:r>
-        <w:rPr>
-          <w:color w:val="000000"/>
-        </w:rPr>
-        <w:t xml:space="preserve"> </w:t>
-      </w:r>
-      <w:r>
-        <w:rPr>
-          <w:color w:val="000000"/>
-        </w:rPr>
-        <w:t xml:space="preserve">Cauz </w:t>
-      </w:r>
-      <w:r>
-        <w:rPr>
-          <w:i/>
-          <w:iCs/>
-        </w:rPr>
-        <w:t>et al</w:t>
-      </w:r>
-      <w:r>
-        <w:t xml:space="preserve">. </w:t>
-      </w:r>
-      <w:sdt>
-        <w:sdtPr>
-          <w:rPr>
-            <w:color w:val="000000"/>
-          </w:rPr>
-          <w:tag w:val="MENDELEY_CITATION_v3_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"/>
+          <w:tag w:val="MENDELEY_CITATION_v3_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"/>
           <w:id w:val="-252891772"/>
           <w:placeholder>
             <w:docPart w:val="DefaultPlaceholder_-1854013440"/>
@@ -7246,7 +10807,7 @@
             <w:rPr>
               <w:color w:val="000000"/>
             </w:rPr>
-            <w:t>[30]</w:t>
+            <w:t>[48]</w:t>
           </w:r>
         </w:sdtContent>
       </w:sdt>
@@ -7586,14 +11147,7 @@
         <w:rPr>
           <w:color w:val="000000"/>
         </w:rPr>
-        <w:t xml:space="preserve">. According to the authors of the study, this poorer </w:t>
-      </w:r>
-      <w:r>
-        <w:rPr>
-          <w:color w:val="000000"/>
-        </w:rPr>
-        <w:lastRenderedPageBreak/>
-        <w:t>performance of RL could be due to a lot of reasons, two of the notable reasons includ</w:t>
+        <w:t>. According to the authors of the study, this poorer performance of RL could be due to a lot of reasons, two of the notable reasons includ</w:t>
       </w:r>
       <w:r>
         <w:rPr>
@@ -9491,9 +13045,10 @@
 
 <file path=word/comments.xml><?xml version="1.0" encoding="utf-8"?>
 <w:comments xmlns:wpc="http://schemas.microsoft.com/office/word/2010/wordprocessingCanvas" xmlns:cx="http://schemas.microsoft.com/office/drawing/2014/chartex" xmlns:cx1="http://schemas.microsoft.com/office/drawing/2015/9/8/chartex" xmlns:cx2="http://schemas.microsoft.com/office/drawing/2015/10/21/chartex" xmlns:cx3="http://schemas.microsoft.com/office/drawing/2016/5/9/chartex" xmlns:cx4="http://schemas.microsoft.com/office/drawing/2016/5/10/chartex" xmlns:cx5="http://schemas.microsoft.com/office/drawing/2016/5/11/chartex" xmlns:cx6="http://schemas.microsoft.com/office/drawing/2016/5/12/chartex" xmlns:cx7="http://schemas.microsoft.com/office/drawing/2016/5/13/chartex" xmlns:cx8="http://schemas.microsoft.com/office/drawing/2016/5/14/chartex" xmlns:mc="http://schemas.openxmlformats.org/markup-compatibility/2006" xmlns:aink="http://schemas.microsoft.com/office/drawing/2016/ink" xmlns:am3d="http://schemas.microsoft.com/office/drawing/2017/model3d" xmlns:o="urn:schemas-microsoft-com:office:office" xmlns:oel="http://schemas.microsoft.com/office/2019/extlst" xmlns:r="http://schemas.openxmlformats.org/officeDocument/2006/relationships" xmlns:m="http://schemas.openxmlformats.org/officeDocument/2006/math" xmlns:v="urn:schemas-microsoft-com:vml" xmlns:wp14="http://schemas.microsoft.com/office/word/2010/wordprocessingDrawing" xmlns:wp="http://schemas.openxmlformats.org/drawingml/2006/wordprocessingDrawing" xmlns:w10="urn:schemas-microsoft-com:office:word" xmlns:w="http://schemas.openxmlformats.org/wordprocessingml/2006/main" xmlns:w14="http://schemas.microsoft.com/office/word/2010/wordml" xmlns:w15="http://schemas.microsoft.com/office/word/2012/wordml" xmlns:w16cex="http://schemas.microsoft.com/office/word/2018/wordml/cex" xmlns:w16cid="http://schemas.microsoft.com/office/word/2016/wordml/cid" xmlns:w16="http://schemas.microsoft.com/office/word/2018/wordml" xmlns:w16du="http://schemas.microsoft.com/office/word/2023/wordml/word16du" xmlns:w16sdtdh="http://schemas.microsoft.com/office/word/2020/wordml/sdtdatahash" xmlns:w16sdtfl="http://schemas.microsoft.com/office/word/2024/wordml/sdtformatlock" xmlns:w16se="http://schemas.microsoft.com/office/word/2015/wordml/symex" xmlns:wpg="http://schemas.microsoft.com/office/word/2010/wordprocessingGroup" xmlns:wpi="http://schemas.microsoft.com/office/word/2010/wordprocessingInk" xmlns:wne="http://schemas.microsoft.com/office/word/2006/wordml" xmlns:wps="http://schemas.microsoft.com/office/word/2010/wordprocessingShape" mc:Ignorable="w14 w15 w16se w16cid w16 w16cex w16sdtdh w16sdtfl w16du wp14">
-  <w:comment w:id="8" w:author="rafi indrajaya" w:date="2026-07-19T16:42:00Z" w:initials="ri">
-    <w:p>
-      <w:pPr>
+  <w:comment w:id="7" w:author="Indrajaya, Muhammad Rafi Afif" w:date="2026-07-23T17:23:00Z" w:initials="MI">
+    <w:p>
+      <w:pPr>
+        <w:pStyle w:val="CommentText"/>
         <w:jc w:val="left"/>
       </w:pPr>
       <w:r>
@@ -9504,10 +13059,9 @@
       </w:r>
       <w:r>
         <w:rPr>
-          <w:sz w:val="20"/>
-          <w:szCs w:val="20"/>
-        </w:rPr>
-        <w:t>Make sure to add references for this paragraph</w:t>
+          <w:lang w:val="de-DE"/>
+        </w:rPr>
+        <w:t>Should I also write chemical reaction for each electrolyzer technology in the table?</w:t>
       </w:r>
     </w:p>
   </w:comment>
@@ -9682,7 +13236,7 @@
 
 <file path=word/commentsExtended.xml><?xml version="1.0" encoding="utf-8"?>
 <w15:commentsEx xmlns:wpc="http://schemas.microsoft.com/office/word/2010/wordprocessingCanvas" xmlns:cx="http://schemas.microsoft.com/office/drawing/2014/chartex" xmlns:cx1="http://schemas.microsoft.com/office/drawing/2015/9/8/chartex" xmlns:cx2="http://schemas.microsoft.com/office/drawing/2015/10/21/chartex" xmlns:cx3="http://schemas.microsoft.com/office/drawing/2016/5/9/chartex" xmlns:cx4="http://schemas.microsoft.com/office/drawing/2016/5/10/chartex" xmlns:cx5="http://schemas.microsoft.com/office/drawing/2016/5/11/chartex" xmlns:cx6="http://schemas.microsoft.com/office/drawing/2016/5/12/chartex" xmlns:cx7="http://schemas.microsoft.com/office/drawing/2016/5/13/chartex" xmlns:cx8="http://schemas.microsoft.com/office/drawing/2016/5/14/chartex" xmlns:mc="http://schemas.openxmlformats.org/markup-compatibility/2006" xmlns:aink="http://schemas.microsoft.com/office/drawing/2016/ink" xmlns:am3d="http://schemas.microsoft.com/office/drawing/2017/model3d" xmlns:o="urn:schemas-microsoft-com:office:office" xmlns:oel="http://schemas.microsoft.com/office/2019/extlst" xmlns:r="http://schemas.openxmlformats.org/officeDocument/2006/relationships" xmlns:m="http://schemas.openxmlformats.org/officeDocument/2006/math" xmlns:v="urn:schemas-microsoft-com:vml" xmlns:wp14="http://schemas.microsoft.com/office/word/2010/wordprocessingDrawing" xmlns:wp="http://schemas.openxmlformats.org/drawingml/2006/wordprocessingDrawing" xmlns:w10="urn:schemas-microsoft-com:office:word" xmlns:w="http://schemas.openxmlformats.org/wordprocessingml/2006/main" xmlns:w14="http://schemas.microsoft.com/office/word/2010/wordml" xmlns:w15="http://schemas.microsoft.com/office/word/2012/wordml" xmlns:w16cex="http://schemas.microsoft.com/office/word/2018/wordml/cex" xmlns:w16cid="http://schemas.microsoft.com/office/word/2016/wordml/cid" xmlns:w16="http://schemas.microsoft.com/office/word/2018/wordml" xmlns:w16du="http://schemas.microsoft.com/office/word/2023/wordml/word16du" xmlns:w16sdtdh="http://schemas.microsoft.com/office/word/2020/wordml/sdtdatahash" xmlns:w16sdtfl="http://schemas.microsoft.com/office/word/2024/wordml/sdtformatlock" xmlns:w16se="http://schemas.microsoft.com/office/word/2015/wordml/symex" xmlns:wpg="http://schemas.microsoft.com/office/word/2010/wordprocessingGroup" xmlns:wpi="http://schemas.microsoft.com/office/word/2010/wordprocessingInk" xmlns:wne="http://schemas.microsoft.com/office/word/2006/wordml" xmlns:wps="http://schemas.microsoft.com/office/word/2010/wordprocessingShape" mc:Ignorable="w14 w15 w16se w16cid w16 w16cex w16sdtdh w16sdtfl w16du wp14">
-  <w15:commentEx w15:paraId="774F926C" w15:done="0"/>
+  <w15:commentEx w15:paraId="1CE5B39B" w15:done="0"/>
   <w15:commentEx w15:paraId="49CD925A" w15:done="0"/>
   <w15:commentEx w15:paraId="1034419E" w15:done="0"/>
   <w15:commentEx w15:paraId="19E49370" w15:done="0"/>
@@ -9694,7 +13248,7 @@
 
 <file path=word/commentsExtensible.xml><?xml version="1.0" encoding="utf-8"?>
 <w16cex:commentsExtensible xmlns:wpc="http://schemas.microsoft.com/office/word/2010/wordprocessingCanvas" xmlns:cx="http://schemas.microsoft.com/office/drawing/2014/chartex" xmlns:cx1="http://schemas.microsoft.com/office/drawing/2015/9/8/chartex" xmlns:cx2="http://schemas.microsoft.com/office/drawing/2015/10/21/chartex" xmlns:cx3="http://schemas.microsoft.com/office/drawing/2016/5/9/chartex" xmlns:cx4="http://schemas.microsoft.com/office/drawing/2016/5/10/chartex" xmlns:cx5="http://schemas.microsoft.com/office/drawing/2016/5/11/chartex" xmlns:cx6="http://schemas.microsoft.com/office/drawing/2016/5/12/chartex" xmlns:cx7="http://schemas.microsoft.com/office/drawing/2016/5/13/chartex" xmlns:cx8="http://schemas.microsoft.com/office/drawing/2016/5/14/chartex" xmlns:cr="http://schemas.microsoft.com/office/comments/2020/reactions" xmlns:mc="http://schemas.openxmlformats.org/markup-compatibility/2006" xmlns:aink="http://schemas.microsoft.com/office/drawing/2016/ink" xmlns:am3d="http://schemas.microsoft.com/office/drawing/2017/model3d" xmlns:o="urn:schemas-microsoft-com:office:office" xmlns:oel="http://schemas.microsoft.com/office/2019/extlst" xmlns:r="http://schemas.openxmlformats.org/officeDocument/2006/relationships" xmlns:m="http://schemas.openxmlformats.org/officeDocument/2006/math" xmlns:v="urn:schemas-microsoft-com:vml" xmlns:wp14="http://schemas.microsoft.com/office/word/2010/wordprocessingDrawing" xmlns:wp="http://schemas.openxmlformats.org/drawingml/2006/wordprocessingDrawing" xmlns:w10="urn:schemas-microsoft-com:office:word" xmlns:w="http://schemas.openxmlformats.org/wordprocessingml/2006/main" xmlns:w14="http://schemas.microsoft.com/office/word/2010/wordml" xmlns:w15="http://schemas.microsoft.com/office/word/2012/wordml" xmlns:w16cex="http://schemas.microsoft.com/office/word/2018/wordml/cex" xmlns:w16cid="http://schemas.microsoft.com/office/word/2016/wordml/cid" xmlns:w16="http://schemas.microsoft.com/office/word/2018/wordml" xmlns:w16du="http://schemas.microsoft.com/office/word/2023/wordml/word16du" xmlns:w16sdtdh="http://schemas.microsoft.com/office/word/2020/wordml/sdtdatahash" xmlns:w16sdtfl="http://schemas.microsoft.com/office/word/2024/wordml/sdtformatlock" xmlns:w16se="http://schemas.microsoft.com/office/word/2015/wordml/symex" xmlns:wpg="http://schemas.microsoft.com/office/word/2010/wordprocessingGroup" xmlns:wpi="http://schemas.microsoft.com/office/word/2010/wordprocessingInk" xmlns:wne="http://schemas.microsoft.com/office/word/2006/wordml" xmlns:wps="http://schemas.microsoft.com/office/word/2010/wordprocessingShape" mc:Ignorable="w14 w15 w16se w16cid w16 w16cex w16sdtdh w16sdtfl cr w16du wp14">
-  <w16cex:commentExtensible w16cex:durableId="4CB75C3B" w16cex:dateUtc="2026-07-19T14:42:00Z"/>
+  <w16cex:commentExtensible w16cex:durableId="490C994B" w16cex:dateUtc="2026-07-23T15:23:00Z"/>
   <w16cex:commentExtensible w16cex:durableId="4AA1067B" w16cex:dateUtc="2026-07-19T14:42:00Z"/>
   <w16cex:commentExtensible w16cex:durableId="14DFEBD2" w16cex:dateUtc="2026-05-06T07:20:00Z"/>
   <w16cex:commentExtensible w16cex:durableId="3016A959" w16cex:dateUtc="2026-05-06T07:23:00Z"/>
@@ -9706,7 +13260,7 @@
 
 <file path=word/commentsIds.xml><?xml version="1.0" encoding="utf-8"?>
 <w16cid:commentsIds xmlns:wpc="http://schemas.microsoft.com/office/word/2010/wordprocessingCanvas" xmlns:cx="http://schemas.microsoft.com/office/drawing/2014/chartex" xmlns:cx1="http://schemas.microsoft.com/office/drawing/2015/9/8/chartex" xmlns:cx2="http://schemas.microsoft.com/office/drawing/2015/10/21/chartex" xmlns:cx3="http://schemas.microsoft.com/office/drawing/2016/5/9/chartex" xmlns:cx4="http://schemas.microsoft.com/office/drawing/2016/5/10/chartex" xmlns:cx5="http://schemas.microsoft.com/office/drawing/2016/5/11/chartex" xmlns:cx6="http://schemas.microsoft.com/office/drawing/2016/5/12/chartex" xmlns:cx7="http://schemas.microsoft.com/office/drawing/2016/5/13/chartex" xmlns:cx8="http://schemas.microsoft.com/office/drawing/2016/5/14/chartex" xmlns:mc="http://schemas.openxmlformats.org/markup-compatibility/2006" xmlns:aink="http://schemas.microsoft.com/office/drawing/2016/ink" xmlns:am3d="http://schemas.microsoft.com/office/drawing/2017/model3d" xmlns:o="urn:schemas-microsoft-com:office:office" xmlns:oel="http://schemas.microsoft.com/office/2019/extlst" xmlns:r="http://schemas.openxmlformats.org/officeDocument/2006/relationships" xmlns:m="http://schemas.openxmlformats.org/officeDocument/2006/math" xmlns:v="urn:schemas-microsoft-com:vml" xmlns:wp14="http://schemas.microsoft.com/office/word/2010/wordprocessingDrawing" xmlns:wp="http://schemas.openxmlformats.org/drawingml/2006/wordprocessingDrawing" xmlns:w10="urn:schemas-microsoft-com:office:word" xmlns:w="http://schemas.openxmlformats.org/wordprocessingml/2006/main" xmlns:w14="http://schemas.microsoft.com/office/word/2010/wordml" xmlns:w15="http://schemas.microsoft.com/office/word/2012/wordml" xmlns:w16cex="http://schemas.microsoft.com/office/word/2018/wordml/cex" xmlns:w16cid="http://schemas.microsoft.com/office/word/2016/wordml/cid" xmlns:w16="http://schemas.microsoft.com/office/word/2018/wordml" xmlns:w16du="http://schemas.microsoft.com/office/word/2023/wordml/word16du" xmlns:w16sdtdh="http://schemas.microsoft.com/office/word/2020/wordml/sdtdatahash" xmlns:w16sdtfl="http://schemas.microsoft.com/office/word/2024/wordml/sdtformatlock" xmlns:w16se="http://schemas.microsoft.com/office/word/2015/wordml/symex" xmlns:wpg="http://schemas.microsoft.com/office/word/2010/wordprocessingGroup" xmlns:wpi="http://schemas.microsoft.com/office/word/2010/wordprocessingInk" xmlns:wne="http://schemas.microsoft.com/office/word/2006/wordml" xmlns:wps="http://schemas.microsoft.com/office/word/2010/wordprocessingShape" mc:Ignorable="w14 w15 w16se w16cid w16 w16cex w16sdtdh w16sdtfl w16du wp14">
-  <w16cid:commentId w16cid:paraId="774F926C" w16cid:durableId="4CB75C3B"/>
+  <w16cid:commentId w16cid:paraId="1CE5B39B" w16cid:durableId="490C994B"/>
   <w16cid:commentId w16cid:paraId="49CD925A" w16cid:durableId="4AA1067B"/>
   <w16cid:commentId w16cid:paraId="1034419E" w16cid:durableId="14DFEBD2"/>
   <w16cid:commentId w16cid:paraId="19E49370" w16cid:durableId="3016A959"/>
@@ -11392,11 +14946,11 @@
 
 <file path=word/people.xml><?xml version="1.0" encoding="utf-8"?>
 <w15:people xmlns:wpc="http://schemas.microsoft.com/office/word/2010/wordprocessingCanvas" xmlns:cx="http://schemas.microsoft.com/office/drawing/2014/chartex" xmlns:cx1="http://schemas.microsoft.com/office/drawing/2015/9/8/chartex" xmlns:cx2="http://schemas.microsoft.com/office/drawing/2015/10/21/chartex" xmlns:cx3="http://schemas.microsoft.com/office/drawing/2016/5/9/chartex" xmlns:cx4="http://schemas.microsoft.com/office/drawing/2016/5/10/chartex" xmlns:cx5="http://schemas.microsoft.com/office/drawing/2016/5/11/chartex" xmlns:cx6="http://schemas.microsoft.com/office/drawing/2016/5/12/chartex" xmlns:cx7="http://schemas.microsoft.com/office/drawing/2016/5/13/chartex" xmlns:cx8="http://schemas.microsoft.com/office/drawing/2016/5/14/chartex" xmlns:mc="http://schemas.openxmlformats.org/markup-compatibility/2006" xmlns:aink="http://schemas.microsoft.com/office/drawing/2016/ink" xmlns:am3d="http://schemas.microsoft.com/office/drawing/2017/model3d" xmlns:o="urn:schemas-microsoft-com:office:office" xmlns:oel="http://schemas.microsoft.com/office/2019/extlst" xmlns:r="http://schemas.openxmlformats.org/officeDocument/2006/relationships" xmlns:m="http://schemas.openxmlformats.org/officeDocument/2006/math" xmlns:v="urn:schemas-microsoft-com:vml" xmlns:wp14="http://schemas.microsoft.com/office/word/2010/wordprocessingDrawing" xmlns:wp="http://schemas.openxmlformats.org/drawingml/2006/wordprocessingDrawing" xmlns:w10="urn:schemas-microsoft-com:office:word" xmlns:w="http://schemas.openxmlformats.org/wordprocessingml/2006/main" xmlns:w14="http://schemas.microsoft.com/office/word/2010/wordml" xmlns:w15="http://schemas.microsoft.com/office/word/2012/wordml" xmlns:w16cex="http://schemas.microsoft.com/office/word/2018/wordml/cex" xmlns:w16cid="http://schemas.microsoft.com/office/word/2016/wordml/cid" xmlns:w16="http://schemas.microsoft.com/office/word/2018/wordml" xmlns:w16du="http://schemas.microsoft.com/office/word/2023/wordml/word16du" xmlns:w16sdtdh="http://schemas.microsoft.com/office/word/2020/wordml/sdtdatahash" xmlns:w16sdtfl="http://schemas.microsoft.com/office/word/2024/wordml/sdtformatlock" xmlns:w16se="http://schemas.microsoft.com/office/word/2015/wordml/symex" xmlns:wpg="http://schemas.microsoft.com/office/word/2010/wordprocessingGroup" xmlns:wpi="http://schemas.microsoft.com/office/word/2010/wordprocessingInk" xmlns:wne="http://schemas.microsoft.com/office/word/2006/wordml" xmlns:wps="http://schemas.microsoft.com/office/word/2010/wordprocessingShape" mc:Ignorable="w14 w15 w16se w16cid w16 w16cex w16sdtdh w16sdtfl w16du wp14">
+  <w15:person w15:author="Indrajaya, Muhammad Rafi Afif">
+    <w15:presenceInfo w15:providerId="AD" w15:userId="S::indrajaya@fev.com::768ae212-a61d-4b3e-83f3-a2670e0d747d"/>
+  </w15:person>
   <w15:person w15:author="rafi indrajaya">
     <w15:presenceInfo w15:providerId="Windows Live" w15:userId="d01951cba909feee"/>
-  </w15:person>
-  <w15:person w15:author="Indrajaya, Muhammad Rafi Afif">
-    <w15:presenceInfo w15:providerId="AD" w15:userId="S::indrajaya@fev.com::768ae212-a61d-4b3e-83f3-a2670e0d747d"/>
   </w15:person>
 </w15:people>
 </file>
@@ -12052,7 +15606,6 @@
   <w:style w:type="character" w:default="1" w:styleId="DefaultParagraphFont">
     <w:name w:val="Default Paragraph Font"/>
     <w:uiPriority w:val="1"/>
-    <w:semiHidden/>
     <w:unhideWhenUsed/>
   </w:style>
   <w:style w:type="table" w:default="1" w:styleId="TableNormal">
@@ -13560,6 +17113,64 @@
         </w:p>
       </w:docPartBody>
     </w:docPart>
+    <w:docPart>
+      <w:docPartPr>
+        <w:name w:val="BA0AE2B30328450E958BC6CE0AF9542B"/>
+        <w:category>
+          <w:name w:val="General"/>
+          <w:gallery w:val="placeholder"/>
+        </w:category>
+        <w:types>
+          <w:type w:val="bbPlcHdr"/>
+        </w:types>
+        <w:behaviors>
+          <w:behavior w:val="content"/>
+        </w:behaviors>
+        <w:guid w:val="{391E9AA5-B201-4FC9-AA07-9044FEE3EA71}"/>
+      </w:docPartPr>
+      <w:docPartBody>
+        <w:p>
+          <w:pPr>
+            <w:pStyle w:val="BA0AE2B30328450E958BC6CE0AF9542B"/>
+          </w:pPr>
+          <w:r>
+            <w:rPr>
+              <w:rStyle w:val="PlaceholderText"/>
+            </w:rPr>
+            <w:t>Click or tap here to enter text.</w:t>
+          </w:r>
+        </w:p>
+      </w:docPartBody>
+    </w:docPart>
+    <w:docPart>
+      <w:docPartPr>
+        <w:name w:val="1A60AF71EE0347E7A89C8E98F99E2A30"/>
+        <w:category>
+          <w:name w:val="General"/>
+          <w:gallery w:val="placeholder"/>
+        </w:category>
+        <w:types>
+          <w:type w:val="bbPlcHdr"/>
+        </w:types>
+        <w:behaviors>
+          <w:behavior w:val="content"/>
+        </w:behaviors>
+        <w:guid w:val="{F8DB4D6B-508A-4AEB-ABF8-B5421580AC9A}"/>
+      </w:docPartPr>
+      <w:docPartBody>
+        <w:p>
+          <w:pPr>
+            <w:pStyle w:val="1A60AF71EE0347E7A89C8E98F99E2A30"/>
+          </w:pPr>
+          <w:r>
+            <w:rPr>
+              <w:rStyle w:val="PlaceholderText"/>
+            </w:rPr>
+            <w:t>Click or tap here to enter text.</w:t>
+          </w:r>
+        </w:p>
+      </w:docPartBody>
+    </w:docPart>
   </w:docParts>
 </w:glossaryDocument>
 </file>
@@ -13595,6 +17206,7 @@
     <w:sig w:usb0="00000000" w:usb1="10000000" w:usb2="00000000" w:usb3="00000000" w:csb0="80000000" w:csb1="00000000"/>
   </w:font>
   <w:font w:name="MS Mincho">
+    <w:altName w:val="ＭＳ 明朝"/>
     <w:panose1 w:val="02020609040205080304"/>
     <w:charset w:val="80"/>
     <w:family w:val="modern"/>
@@ -13676,6 +17288,7 @@
     <w:rsid w:val="000C7F1F"/>
     <w:rsid w:val="000D4585"/>
     <w:rsid w:val="000D4658"/>
+    <w:rsid w:val="00175017"/>
     <w:rsid w:val="001A236A"/>
     <w:rsid w:val="001D7398"/>
     <w:rsid w:val="00243D59"/>
@@ -13702,6 +17315,7 @@
     <w:rsid w:val="0062143D"/>
     <w:rsid w:val="00636444"/>
     <w:rsid w:val="00643BB4"/>
+    <w:rsid w:val="006A366E"/>
     <w:rsid w:val="006C3055"/>
     <w:rsid w:val="006F41A5"/>
     <w:rsid w:val="007118C5"/>
@@ -13716,6 +17330,7 @@
     <w:rsid w:val="008973D5"/>
     <w:rsid w:val="008C5FFD"/>
     <w:rsid w:val="008F5286"/>
+    <w:rsid w:val="0091442F"/>
     <w:rsid w:val="00925352"/>
     <w:rsid w:val="009540A5"/>
     <w:rsid w:val="00972ECE"/>
@@ -14201,9 +17816,48 @@
     <w:basedOn w:val="DefaultParagraphFont"/>
     <w:uiPriority w:val="99"/>
     <w:semiHidden/>
-    <w:rsid w:val="00DF3A7C"/>
+    <w:rsid w:val="006A366E"/>
     <w:rPr>
       <w:color w:val="808080"/>
+    </w:rPr>
+  </w:style>
+  <w:style w:type="paragraph" w:customStyle="1" w:styleId="BA0AE2B30328450E958BC6CE0AF9542B">
+    <w:name w:val="BA0AE2B30328450E958BC6CE0AF9542B"/>
+    <w:rsid w:val="006A366E"/>
+    <w:pPr>
+      <w:spacing w:after="160" w:line="278" w:lineRule="auto"/>
+    </w:pPr>
+    <w:rPr>
+      <w:rFonts w:eastAsiaTheme="minorEastAsia"/>
+      <w:kern w:val="2"/>
+      <w:lang w:eastAsia="en-US"/>
+      <w14:ligatures w14:val="standardContextual"/>
+    </w:rPr>
+  </w:style>
+  <w:style w:type="paragraph" w:customStyle="1" w:styleId="FC417725AAC04D3DB57D4E3573EF5528">
+    <w:name w:val="FC417725AAC04D3DB57D4E3573EF5528"/>
+    <w:rsid w:val="006A366E"/>
+    <w:pPr>
+      <w:spacing w:after="160" w:line="278" w:lineRule="auto"/>
+    </w:pPr>
+    <w:rPr>
+      <w:rFonts w:eastAsiaTheme="minorEastAsia"/>
+      <w:kern w:val="2"/>
+      <w:lang w:eastAsia="en-US"/>
+      <w14:ligatures w14:val="standardContextual"/>
+    </w:rPr>
+  </w:style>
+  <w:style w:type="paragraph" w:customStyle="1" w:styleId="1A60AF71EE0347E7A89C8E98F99E2A30">
+    <w:name w:val="1A60AF71EE0347E7A89C8E98F99E2A30"/>
+    <w:rsid w:val="006A366E"/>
+    <w:pPr>
+      <w:spacing w:after="160" w:line="278" w:lineRule="auto"/>
+    </w:pPr>
+    <w:rPr>
+      <w:rFonts w:eastAsiaTheme="minorEastAsia"/>
+      <w:kern w:val="2"/>
+      <w:lang w:eastAsia="en-US"/>
+      <w14:ligatures w14:val="standardContextual"/>
     </w:rPr>
   </w:style>
 </w:styles>
@@ -14528,7 +18182,7 @@
   <we:properties>
     <we:property name="MENDELEY_BIBLIOGRAPHY_IS_DIRTY" value="true"/>
     <we:property name="MENDELEY_BIBLIOGRAPHY_LAST_MODIFIED" value="1783430036120"/>
-    <we:property name="MENDELEY_CITATIONS" value="[{&quot;citationID&quot;:&quot;MENDELEY_CITATION_9a69a8b0-b116-4a8e-be9e-ca9faac00dd4&quot;,&quot;properties&quot;:{&quot;noteIndex&quot;:0},&quot;isEdited&quot;:false,&quot;manualOverride&quot;:{&quot;isManuallyOverridden&quot;:false,&quot;citeprocText&quot;:&quot;[1]&quot;,&quot;manualOverrideText&quot;:&quot;&quot;},&quot;citationTag&quot;:&quot;MENDELEY_CITATION_v3_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&quot;,&quot;citationItems&quot;:[{&quot;id&quot;:&quot;9f54496b-fc3d-3546-b057-55b552d0253d&quot;,&quot;itemData&quot;:{&quot;type&quot;:&quot;article-journal&quot;,&quot;id&quot;:&quot;9f54496b-fc3d-3546-b057-55b552d0253d&quot;,&quot;title&quot;:&quot;Hard-to-Abate Sectors: The role of industrial carbon capture and storage (CCS) in emission mitigation&quot;,&quot;author&quot;:[{&quot;family&quot;:&quot;Paltsev&quot;,&quot;given&quot;:&quot;Sergey&quot;,&quot;parse-names&quot;:false,&quot;dropping-particle&quot;:&quot;&quot;,&quot;non-dropping-particle&quot;:&quot;&quot;},{&quot;family&quot;:&quot;Morris&quot;,&quot;given&quot;:&quot;Jennifer&quot;,&quot;parse-names&quot;:false,&quot;dropping-particle&quot;:&quot;&quot;,&quot;non-dropping-particle&quot;:&quot;&quot;},{&quot;family&quot;:&quot;Kheshgi&quot;,&quot;given&quot;:&quot;Haroon&quot;,&quot;parse-names&quot;:false,&quot;dropping-particle&quot;:&quot;&quot;,&quot;non-dropping-particle&quot;:&quot;&quot;},{&quot;family&quot;:&quot;Herzog&quot;,&quot;given&quot;:&quot;Howard&quot;,&quot;parse-names&quot;:false,&quot;dropping-particle&quot;:&quot;&quot;,&quot;non-dropping-particle&quot;:&quot;&quot;}],&quot;container-title&quot;:&quot;Applied Energy&quot;,&quot;container-title-short&quot;:&quot;Appl. Energy&quot;,&quot;DOI&quot;:&quot;10.1016/j.apenergy.2021.117322&quot;,&quot;ISSN&quot;:&quot;03062619&quot;,&quot;issued&quot;:{&quot;date-parts&quot;:[[2021,10]]},&quot;page&quot;:&quot;117322&quot;,&quot;volume&quot;:&quot;300&quot;},&quot;isTemporary&quot;:false}]},{&quot;citationID&quot;:&quot;MENDELEY_CITATION_8d7bd39f-5014-4a97-bce1-d22efa7dbd0b&quot;,&quot;properties&quot;:{&quot;noteIndex&quot;:0},&quot;isEdited&quot;:false,&quot;manualOverride&quot;:{&quot;isManuallyOverridden&quot;:false,&quot;citeprocText&quot;:&quot;[2]&quot;,&quot;manualOverrideText&quot;:&quot;&quot;},&quot;citationTag&quot;:&quot;MENDELEY_CITATION_v3_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&quot;,&quot;citationItems&quot;:[{&quot;id&quot;:&quot;956a38fa-e422-3333-a9ab-81f96dae1644&quot;,&quot;itemData&quot;:{&quot;type&quot;:&quot;article-journal&quot;,&quot;id&quot;:&quot;956a38fa-e422-3333-a9ab-81f96dae1644&quot;,&quot;title&quot;:&quot;Decarbonizing Hard-to-Abate Sectors with Renewable Hydrogen: A Real Case Application to the Ceramics Industry&quot;,&quot;author&quot;:[{&quot;family&quot;:&quot;Sousa&quot;,&quot;given&quot;:&quot;Jorge&quot;,&quot;parse-names&quot;:false,&quot;dropping-particle&quot;:&quot;&quot;,&quot;non-dropping-particle&quot;:&quot;&quot;},{&quot;family&quot;:&quot;Azevedo&quot;,&quot;given&quot;:&quot;Inês&quot;,&quot;parse-names&quot;:false,&quot;dropping-particle&quot;:&quot;&quot;,&quot;non-dropping-particle&quot;:&quot;&quot;},{&quot;family&quot;:&quot;Camus&quot;,&quot;given&quot;:&quot;Cristina&quot;,&quot;parse-names&quot;:false,&quot;dropping-particle&quot;:&quot;&quot;,&quot;non-dropping-particle&quot;:&quot;&quot;},{&quot;family&quot;:&quot;Mendes&quot;,&quot;given&quot;:&quot;Luís&quot;,&quot;parse-names&quot;:false,&quot;dropping-particle&quot;:&quot;&quot;,&quot;non-dropping-particle&quot;:&quot;&quot;},{&quot;family&quot;:&quot;Viveiros&quot;,&quot;given&quot;:&quot;Carla&quot;,&quot;parse-names&quot;:false,&quot;dropping-particle&quot;:&quot;&quot;,&quot;non-dropping-particle&quot;:&quot;&quot;},{&quot;family&quot;:&quot;Barata&quot;,&quot;given&quot;:&quot;Filipe&quot;,&quot;parse-names&quot;:false,&quot;dropping-particle&quot;:&quot;&quot;,&quot;non-dropping-particle&quot;:&quot;&quot;}],&quot;container-title&quot;:&quot;Energies&quot;,&quot;container-title-short&quot;:&quot;Energies (Basel).&quot;,&quot;DOI&quot;:&quot;10.3390/en17153661&quot;,&quot;ISSN&quot;:&quot;1996-1073&quot;,&quot;issued&quot;:{&quot;date-parts&quot;:[[2024,7,25]]},&quot;page&quot;:&quot;3661&quot;,&quot;abstract&quot;:&quot;&lt;p&gt;Hydrogen produced from renewable energy sources is a valuable energy carrier for linking growing renewable electricity generation with the hard-to-abate sectors, such as cement, steel, glass, chemical, and ceramics industries. In this context, this paper presents a new model of hydrogen production based on solar photovoltaics and wind energy with application to a real-world ceramics factory. For this task, a novel multipurpose profit-maximizing model is implemented using GAMS. The developed model explores hydrogen production with multiple value streams that enable technical and economical informed decisions under specific scenarios. Our results show that it is profitable to sell the hydrogen produced to the gas grid rather than using it for self-consumption for low-gas-price scenarios. On the other hand, when the price of gas is significantly high, it is more profitable to use as much hydrogen as possible for self-consumption to supply the factory and reduce the internal use of natural gas. The role of electricity self-consumption has proven to be key for the project’s profitability as, without this revenue stream, the project would not be profitable in any analysed scenario.&lt;/p&gt;&quot;,&quot;issue&quot;:&quot;15&quot;,&quot;volume&quot;:&quot;17&quot;},&quot;isTemporary&quot;:false}]},{&quot;citationID&quot;:&quot;MENDELEY_CITATION_cc9a11a7-48e8-4bcd-9601-05385ccebf02&quot;,&quot;properties&quot;:{&quot;noteIndex&quot;:0},&quot;isEdited&quot;:false,&quot;manualOverride&quot;:{&quot;isManuallyOverridden&quot;:false,&quot;citeprocText&quot;:&quot;[3]&quot;,&quot;manualOverrideText&quot;:&quot;&quot;},&quot;citationTag&quot;:&quot;MENDELEY_CITATION_v3_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&quot;,&quot;citationItems&quot;:[{&quot;id&quot;:&quot;66781a91-8ce9-38c0-8b80-b0de4bdb3cc9&quot;,&quot;itemData&quot;:{&quot;type&quot;:&quot;article-journal&quot;,&quot;id&quot;:&quot;66781a91-8ce9-38c0-8b80-b0de4bdb3cc9&quot;,&quot;title&quot;:&quot;From green hydrogen to electricity: A review on recent advances, challenges, and opportunities on power-to-hydrogen-to-power systems&quot;,&quot;author&quot;:[{&quot;family&quot;:&quot;Risco-Bravo&quot;,&quot;given&quot;:&quot;A.&quot;,&quot;parse-names&quot;:false,&quot;dropping-particle&quot;:&quot;&quot;,&quot;non-dropping-particle&quot;:&quot;&quot;},{&quot;family&quot;:&quot;Varela&quot;,&quot;given&quot;:&quot;C.&quot;,&quot;parse-names&quot;:false,&quot;dropping-particle&quot;:&quot;&quot;,&quot;non-dropping-particle&quot;:&quot;&quot;},{&quot;family&quot;:&quot;Bartels&quot;,&quot;given&quot;:&quot;J.&quot;,&quot;parse-names&quot;:false,&quot;dropping-particle&quot;:&quot;&quot;,&quot;non-dropping-particle&quot;:&quot;&quot;},{&quot;family&quot;:&quot;Zondervan&quot;,&quot;given&quot;:&quot;E.&quot;,&quot;parse-names&quot;:false,&quot;dropping-particle&quot;:&quot;&quot;,&quot;non-dropping-particle&quot;:&quot;&quot;}],&quot;container-title&quot;:&quot;Renewable and Sustainable Energy Reviews&quot;,&quot;DOI&quot;:&quot;10.1016/j.rser.2023.113930&quot;,&quot;ISSN&quot;:&quot;13640321&quot;,&quot;issued&quot;:{&quot;date-parts&quot;:[[2024,1]]},&quot;page&quot;:&quot;113930&quot;,&quot;volume&quot;:&quot;189&quot;,&quot;container-title-short&quot;:&quot;&quot;},&quot;isTemporary&quot;:false}]},{&quot;citationID&quot;:&quot;MENDELEY_CITATION_10ebcc1d-9e7d-475c-9706-140f1e237e74&quot;,&quot;properties&quot;:{&quot;noteIndex&quot;:0},&quot;isEdited&quot;:false,&quot;manualOverride&quot;:{&quot;isManuallyOverridden&quot;:false,&quot;citeprocText&quot;:&quot;[4]&quot;,&quot;manualOverrideText&quot;:&quot;&quot;},&quot;citationTag&quot;:&quot;MENDELEY_CITATION_v3_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&quot;,&quot;citationItems&quot;:[{&quot;id&quot;:&quot;d00ceab6-c269-3d86-a58b-dd8be99f154b&quot;,&quot;itemData&quot;:{&quot;type&quot;:&quot;article-journal&quot;,&quot;id&quot;:&quot;d00ceab6-c269-3d86-a58b-dd8be99f154b&quot;,&quot;title&quot;:&quot;A comprehensive review of optimizing hybrid renewable energy system using optimization techniques&quot;,&quot;author&quot;:[{&quot;family&quot;:&quot;Yao&quot;,&quot;given&quot;:&quot;Ye&quot;,&quot;parse-names&quot;:false,&quot;dropping-particle&quot;:&quot;&quot;,&quot;non-dropping-particle&quot;:&quot;&quot;},{&quot;family&quot;:&quot;Wang&quot;,&quot;given&quot;:&quot;Zhen&quot;,&quot;parse-names&quot;:false,&quot;dropping-particle&quot;:&quot;&quot;,&quot;non-dropping-particle&quot;:&quot;&quot;},{&quot;family&quot;:&quot;Ma&quot;,&quot;given&quot;:&quot;Chao&quot;,&quot;parse-names&quot;:false,&quot;dropping-particle&quot;:&quot;&quot;,&quot;non-dropping-particle&quot;:&quot;&quot;},{&quot;family&quot;:&quot;Liu&quot;,&quot;given&quot;:&quot;Mengmeng&quot;,&quot;parse-names&quot;:false,&quot;dropping-particle&quot;:&quot;&quot;,&quot;non-dropping-particle&quot;:&quot;&quot;},{&quot;family&quot;:&quot;Qi&quot;,&quot;given&quot;:&quot;Wenchao&quot;,&quot;parse-names&quot;:false,&quot;dropping-particle&quot;:&quot;&quot;,&quot;non-dropping-particle&quot;:&quot;&quot;},{&quot;family&quot;:&quot;Yang&quot;,&quot;given&quot;:&quot;Xiuwei&quot;,&quot;parse-names&quot;:false,&quot;dropping-particle&quot;:&quot;&quot;,&quot;non-dropping-particle&quot;:&quot;&quot;},{&quot;family&quot;:&quot;Gao&quot;,&quot;given&quot;:&quot;Xifeng&quot;,&quot;parse-names&quot;:false,&quot;dropping-particle&quot;:&quot;&quot;,&quot;non-dropping-particle&quot;:&quot;&quot;},{&quot;family&quot;:&quot;Liu&quot;,&quot;given&quot;:&quot;Yingzhou&quot;,&quot;parse-names&quot;:false,&quot;dropping-particle&quot;:&quot;&quot;,&quot;non-dropping-particle&quot;:&quot;&quot;},{&quot;family&quot;:&quot;Lian&quot;,&quot;given&quot;:&quot;Jijian&quot;,&quot;parse-names&quot;:false,&quot;dropping-particle&quot;:&quot;&quot;,&quot;non-dropping-particle&quot;:&quot;&quot;},{&quot;family&quot;:&quot;Wang&quot;,&quot;given&quot;:&quot;Haolin&quot;,&quot;parse-names&quot;:false,&quot;dropping-particle&quot;:&quot;&quot;,&quot;non-dropping-particle&quot;:&quot;&quot;}],&quot;container-title&quot;:&quot;Engineering Science and Technology, an International Journal&quot;,&quot;DOI&quot;:&quot;10.1016/j.jestch.2026.102384&quot;,&quot;ISSN&quot;:&quot;22150986&quot;,&quot;issued&quot;:{&quot;date-parts&quot;:[[2026,6]]},&quot;page&quot;:&quot;102384&quot;,&quot;volume&quot;:&quot;78&quot;,&quot;container-title-short&quot;:&quot;&quot;},&quot;isTemporary&quot;:false}]},{&quot;citationID&quot;:&quot;MENDELEY_CITATION_883842a3-a21f-4bfa-9084-5059522ad981&quot;,&quot;properties&quot;:{&quot;noteIndex&quot;:0},&quot;isEdited&quot;:false,&quot;manualOverride&quot;:{&quot;isManuallyOverridden&quot;:false,&quot;citeprocText&quot;:&quot;[5]&quot;,&quot;manualOverrideText&quot;:&quot;&quot;},&quot;citationTag&quot;:&quot;MENDELEY_CITATION_v3_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&quot;,&quot;citationItems&quot;:[{&quot;id&quot;:&quot;37e1e1c6-a2f3-3486-92e6-469dc2e4adc9&quot;,&quot;itemData&quot;:{&quot;type&quot;:&quot;article-journal&quot;,&quot;id&quot;:&quot;37e1e1c6-a2f3-3486-92e6-469dc2e4adc9&quot;,&quot;title&quot;:&quot;Energy Demand Response in a Food-Processing Plant: A Deep Reinforcement Learning Approach&quot;,&quot;author&quot;:[{&quot;family&quot;:&quot;Wohlgenannt&quot;,&quot;given&quot;:&quot;Philipp&quot;,&quot;parse-names&quot;:false,&quot;dropping-particle&quot;:&quot;&quot;,&quot;non-dropping-particle&quot;:&quot;&quot;},{&quot;family&quot;:&quot;Hegenbart&quot;,&quot;given&quot;:&quot;Sebastian&quot;,&quot;parse-names&quot;:false,&quot;dropping-particle&quot;:&quot;&quot;,&quot;non-dropping-particle&quot;:&quot;&quot;},{&quot;family&quot;:&quot;Eder&quot;,&quot;given&quot;:&quot;Elias&quot;,&quot;parse-names&quot;:false,&quot;dropping-particle&quot;:&quot;&quot;,&quot;non-dropping-particle&quot;:&quot;&quot;},{&quot;family&quot;:&quot;Kolhe&quot;,&quot;given&quot;:&quot;Mohan&quot;,&quot;parse-names&quot;:false,&quot;dropping-particle&quot;:&quot;&quot;,&quot;non-dropping-particle&quot;:&quot;&quot;},{&quot;family&quot;:&quot;Kepplinger&quot;,&quot;given&quot;:&quot;Peter&quot;,&quot;parse-names&quot;:false,&quot;dropping-particle&quot;:&quot;&quot;,&quot;non-dropping-particle&quot;:&quot;&quot;}],&quot;container-title&quot;:&quot;Energies&quot;,&quot;container-title-short&quot;:&quot;Energies (Basel).&quot;,&quot;DOI&quot;:&quot;10.3390/en17246430&quot;,&quot;ISSN&quot;:&quot;1996-1073&quot;,&quot;issued&quot;:{&quot;date-parts&quot;:[[2024,12,20]]},&quot;page&quot;:&quot;6430&quot;,&quot;abstract&quot;:&quot;&lt;p&gt;The food industry faces significant challenges in managing operational costs due to its high energy intensity and rising energy prices. Industrial food-processing facilities, with substantial thermal capacities and large demands for cooling and heating, offer promising opportunities for demand response (DR) strategies. This study explores the application of deep reinforcement learning (RL) as an innovative, data-driven approach for DR in the food industry. By leveraging the adaptive, self-learning capabilities of RL, energy costs in the investigated plant are effectively decreased. The RL algorithm was compared with the well-established optimization method Mixed Integer Linear Programming (MILP), and both were benchmarked against a reference scenario without DR. The two optimization strategies demonstrate cost savings of 17.57% and 18.65% for RL and MILP, respectively. Although RL is slightly less efficient in cost reduction, it significantly outperforms in computational speed, being approximately 20 times faster. During operation, RL only needs 2ms per optimization compared to 19s for MILP, making it a promising optimization tool for edge computing. Moreover, while MILP’s computation time increases considerably with the number of binary variables, RL efficiently learns dynamic system behavior and scales to more complex systems without significant performance degradation. These results highlight that deep RL, when applied to DR, offers substantial cost savings and computational efficiency, with broad applicability to energy management in various applications.&lt;/p&gt;&quot;,&quot;issue&quot;:&quot;24&quot;,&quot;volume&quot;:&quot;17&quot;},&quot;isTemporary&quot;:false}]},{&quot;citationID&quot;:&quot;MENDELEY_CITATION_d7370189-8bad-428a-bf96-f6e0b77e7bf5&quot;,&quot;properties&quot;:{&quot;noteIndex&quot;:0},&quot;isEdited&quot;:false,&quot;manualOverride&quot;:{&quot;isManuallyOverridden&quot;:false,&quot;citeprocText&quot;:&quot;[6]&quot;,&quot;manualOverrideText&quot;:&quot;&quot;},&quot;citationTag&quot;:&quot;MENDELEY_CITATION_v3_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&quot;,&quot;citationItems&quot;:[{&quot;id&quot;:&quot;f01623cd-5b09-3de7-90db-88f6efe9d97e&quot;,&quot;itemData&quot;:{&quot;type&quot;:&quot;article-journal&quot;,&quot;id&quot;:&quot;f01623cd-5b09-3de7-90db-88f6efe9d97e&quot;,&quot;title&quot;:&quot;Optimization of energy supply systems by MILP branch and bound method in consideration of hierarchical relationship between design and operation&quot;,&quot;author&quot;:[{&quot;family&quot;:&quot;Yokoyama&quot;,&quot;given&quot;:&quot;Ryohei&quot;,&quot;parse-names&quot;:false,&quot;dropping-particle&quot;:&quot;&quot;,&quot;non-dropping-particle&quot;:&quot;&quot;},{&quot;family&quot;:&quot;Shinano&quot;,&quot;given&quot;:&quot;Yuji&quot;,&quot;parse-names&quot;:false,&quot;dropping-particle&quot;:&quot;&quot;,&quot;non-dropping-particle&quot;:&quot;&quot;},{&quot;family&quot;:&quot;Taniguchi&quot;,&quot;given&quot;:&quot;Syusuke&quot;,&quot;parse-names&quot;:false,&quot;dropping-particle&quot;:&quot;&quot;,&quot;non-dropping-particle&quot;:&quot;&quot;},{&quot;family&quot;:&quot;Ohkura&quot;,&quot;given&quot;:&quot;Masashi&quot;,&quot;parse-names&quot;:false,&quot;dropping-particle&quot;:&quot;&quot;,&quot;non-dropping-particle&quot;:&quot;&quot;},{&quot;family&quot;:&quot;Wakui&quot;,&quot;given&quot;:&quot;Tetsuya&quot;,&quot;parse-names&quot;:false,&quot;dropping-particle&quot;:&quot;&quot;,&quot;non-dropping-particle&quot;:&quot;&quot;}],&quot;container-title&quot;:&quot;Energy Conversion and Management&quot;,&quot;container-title-short&quot;:&quot;Energy Convers. Manag.&quot;,&quot;DOI&quot;:&quot;10.1016/j.enconman.2014.12.020&quot;,&quot;ISSN&quot;:&quot;01968904&quot;,&quot;issued&quot;:{&quot;date-parts&quot;:[[2015,3]]},&quot;page&quot;:&quot;92-104&quot;,&quot;volume&quot;:&quot;92&quot;},&quot;isTemporary&quot;:false}]},{&quot;citationID&quot;:&quot;MENDELEY_CITATION_25f810e2-1387-4860-bc8b-20e968f8adf0&quot;,&quot;properties&quot;:{&quot;noteIndex&quot;:0},&quot;isEdited&quot;:false,&quot;manualOverride&quot;:{&quot;isManuallyOverridden&quot;:false,&quot;citeprocText&quot;:&quot;[7]&quot;,&quot;manualOverrideText&quot;:&quot;&quot;},&quot;citationTag&quot;:&quot;MENDELEY_CITATION_v3_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&quot;,&quot;citationItems&quot;:[{&quot;id&quot;:&quot;85308694-191e-34ed-aa20-9e1aa6f08e43&quot;,&quot;itemData&quot;:{&quot;type&quot;:&quot;article-journal&quot;,&quot;id&quot;:&quot;85308694-191e-34ed-aa20-9e1aa6f08e43&quot;,&quot;title&quot;:&quot;Reinforcement Learning Techniques in Optimizing Energy Systems&quot;,&quot;author&quot;:[{&quot;family&quot;:&quot;Stavrev&quot;,&quot;given&quot;:&quot;Stefan&quot;,&quot;parse-names&quot;:false,&quot;dropping-particle&quot;:&quot;&quot;,&quot;non-dropping-particle&quot;:&quot;&quot;},{&quot;family&quot;:&quot;Ginchev&quot;,&quot;given&quot;:&quot;Dimitar&quot;,&quot;parse-names&quot;:false,&quot;dropping-particle&quot;:&quot;&quot;,&quot;non-dropping-particle&quot;:&quot;&quot;}],&quot;container-title&quot;:&quot;Electronics&quot;,&quot;container-title-short&quot;:&quot;Electronics (Basel).&quot;,&quot;DOI&quot;:&quot;10.3390/electronics13081459&quot;,&quot;ISSN&quot;:&quot;2079-9292&quot;,&quot;issued&quot;:{&quot;date-parts&quot;:[[2024,4,12]]},&quot;page&quot;:&quot;1459&quot;,&quot;abstract&quot;:&quot;&lt;p&gt;Reinforcement learning (RL) techniques have emerged as powerful tools for optimizing energy systems, offering the potential to enhance efficiency, reliability, and sustainability. This review paper provides a comprehensive examination of the applications of RL in the field of energy system optimization, spanning various domains such as energy management, grid control, and renewable energy integration. Beginning with an overview of RL fundamentals, the paper explores recent advancements in RL algorithms and their adaptation to address the unique challenges of energy system optimization. Case studies and real-world applications demonstrate the efficacy of RL-based approaches in improving energy efficiency, reducing costs, and mitigating environmental impacts. Furthermore, the paper discusses future directions and challenges, including scalability, interpretability, and integration with domain knowledge. By synthesizing the latest research findings and identifying key areas for further investigation, this paper aims to inform and inspire future research endeavors in the intersection of reinforcement learning and energy system optimization.&lt;/p&gt;&quot;,&quot;issue&quot;:&quot;8&quot;,&quot;volume&quot;:&quot;13&quot;},&quot;isTemporary&quot;:false}]},{&quot;citationID&quot;:&quot;MENDELEY_CITATION_51c152f6-c4bd-46c0-a730-f4779c171221&quot;,&quot;properties&quot;:{&quot;noteIndex&quot;:0},&quot;isEdited&quot;:false,&quot;manualOverride&quot;:{&quot;isManuallyOverridden&quot;:false,&quot;citeprocText&quot;:&quot;[8]&quot;,&quot;manualOverrideText&quot;:&quot;&quot;},&quot;citationTag&quot;:&quot;MENDELEY_CITATION_v3_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&quot;,&quot;citationItems&quot;:[{&quot;id&quot;:&quot;19ead3b7-e80b-3f24-a3e3-22a038f3385c&quot;,&quot;itemData&quot;:{&quot;type&quot;:&quot;article-journal&quot;,&quot;id&quot;:&quot;19ead3b7-e80b-3f24-a3e3-22a038f3385c&quot;,&quot;title&quot;:&quot;LCA and exergy-economic evaluation of a biogas-to-fuels system using CO2 hydrogenation and exhaust gas recycling&quot;,&quot;author&quot;:[{&quot;family&quot;:&quot;Ghiasirad&quot;,&quot;given&quot;:&quot;Hamed&quot;,&quot;parse-names&quot;:false,&quot;dropping-particle&quot;:&quot;&quot;,&quot;non-dropping-particle&quot;:&quot;&quot;},{&quot;family&quot;:&quot;Ebrahimian&quot;,&quot;given&quot;:&quot;Farinaz&quot;,&quot;parse-names&quot;:false,&quot;dropping-particle&quot;:&quot;&quot;,&quot;non-dropping-particle&quot;:&quot;&quot;},{&quot;family&quot;:&quot;Gholizadeh&quot;,&quot;given&quot;:&quot;Towhid&quot;,&quot;parse-names&quot;:false,&quot;dropping-particle&quot;:&quot;&quot;,&quot;non-dropping-particle&quot;:&quot;&quot;},{&quot;family&quot;:&quot;Mohammadi&quot;,&quot;given&quot;:&quot;Ali&quot;,&quot;parse-names&quot;:false,&quot;dropping-particle&quot;:&quot;&quot;,&quot;non-dropping-particle&quot;:&quot;&quot;},{&quot;family&quot;:&quot;Mirmasoumi&quot;,&quot;given&quot;:&quot;Siamak&quot;,&quot;parse-names&quot;:false,&quot;dropping-particle&quot;:&quot;&quot;,&quot;non-dropping-particle&quot;:&quot;&quot;},{&quot;family&quot;:&quot;Saray&quot;,&quot;given&quot;:&quot;Rahim Khoshbakhti&quot;,&quot;parse-names&quot;:false,&quot;dropping-particle&quot;:&quot;&quot;,&quot;non-dropping-particle&quot;:&quot;&quot;},{&quot;family&quot;:&quot;Skorek-Osikowska&quot;,&quot;given&quot;:&quot;Anna&quot;,&quot;parse-names&quot;:false,&quot;dropping-particle&quot;:&quot;&quot;,&quot;non-dropping-particle&quot;:&quot;&quot;}],&quot;container-title&quot;:&quot;Energy Conversion and Management: X&quot;,&quot;DOI&quot;:&quot;10.1016/j.ecmx.2025.100897&quot;,&quot;ISSN&quot;:&quot;25901745&quot;,&quot;issued&quot;:{&quot;date-parts&quot;:[[2025,4]]},&quot;page&quot;:&quot;100897&quot;,&quot;volume&quot;:&quot;26&quot;,&quot;container-title-short&quot;:&quot;&quot;},&quot;isTemporary&quot;:false}]},{&quot;citationID&quot;:&quot;MENDELEY_CITATION_105cda64-5b6c-464e-beda-2ca75d02300e&quot;,&quot;properties&quot;:{&quot;noteIndex&quot;:0},&quot;isEdited&quot;:false,&quot;manualOverride&quot;:{&quot;isManuallyOverridden&quot;:false,&quot;citeprocText&quot;:&quot;[9]&quot;,&quot;manualOverrideText&quot;:&quot;&quot;},&quot;citationTag&quot;:&quot;MENDELEY_CITATION_v3_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&quot;,&quot;citationItems&quot;:[{&quot;id&quot;:&quot;56e0ce24-6bd0-3ca6-ad59-9e041fc06482&quot;,&quot;itemData&quot;:{&quot;type&quot;:&quot;article-journal&quot;,&quot;id&quot;:&quot;56e0ce24-6bd0-3ca6-ad59-9e041fc06482&quot;,&quot;title&quot;:&quot;Syngas biomethanation: state‐of‐the‐art review and perspectives&quot;,&quot;author&quot;:[{&quot;family&quot;:&quot;Grimalt‐Alemany&quot;,&quot;given&quot;:&quot;Antonio&quot;,&quot;parse-names&quot;:false,&quot;dropping-particle&quot;:&quot;&quot;,&quot;non-dropping-particle&quot;:&quot;&quot;},{&quot;family&quot;:&quot;Skiadas&quot;,&quot;given&quot;:&quot;Ioannis&quot;,&quot;parse-names&quot;:false,&quot;dropping-particle&quot;:&quot;V.&quot;,&quot;non-dropping-particle&quot;:&quot;&quot;},{&quot;family&quot;:&quot;Gavala&quot;,&quot;given&quot;:&quot;Hariklia N.&quot;,&quot;parse-names&quot;:false,&quot;dropping-particle&quot;:&quot;&quot;,&quot;non-dropping-particle&quot;:&quot;&quot;}],&quot;container-title&quot;:&quot;Biofuels, Bioproducts and Biorefining&quot;,&quot;DOI&quot;:&quot;10.1002/bbb.1826&quot;,&quot;ISSN&quot;:&quot;1932-104X&quot;,&quot;issued&quot;:{&quot;date-parts&quot;:[[2018,1,10]]},&quot;page&quot;:&quot;139-158&quot;,&quot;abstract&quot;:&quot;&lt;p&gt;Significant research efforts are currently being made worldwide to develop more efficient biomethane production processes from a variety of waste streams. The biomethanation of biomass‐derived syngas can contribute to increasing the potential of methane production as it opens the way for the conversion of recalcitrant biomasses, generally not fully exploitable by anaerobic digestion systems. Additionally, this biological process presents several advantages over its analogous process of catalytic methanation such as the use of inexpensive biocatalysts, milder operational conditions, higher tolerance to the impurities of syngas, and higher product selectivity. However, there are still several challenges to be addressed for this technology to reach commercial stage. This work reviews the progress made over the last few years in syngas biomethanation processes in order to provide an overview of the current state of the art of this technology. The most relevant aspects determining the performance of syngas biomethanation processes are extensively discussed here, including microbial diversity and metabolic interactions in mixed microbial consortia, the influence of operating parameters and bioreactor designs, and the potential of modelling as a tool for the design and control of this bioprocess. © 2017 Society of Chemical Industry and John Wiley &amp;amp; Sons, Ltd&lt;/p&gt;&quot;,&quot;issue&quot;:&quot;1&quot;,&quot;volume&quot;:&quot;12&quot;,&quot;container-title-short&quot;:&quot;&quot;},&quot;isTemporary&quot;:false}]},{&quot;citationID&quot;:&quot;MENDELEY_CITATION_790cd8fb-1a04-4124-9aa6-1645a459196b&quot;,&quot;properties&quot;:{&quot;noteIndex&quot;:0},&quot;isEdited&quot;:false,&quot;manualOverride&quot;:{&quot;isManuallyOverridden&quot;:false,&quot;citeprocText&quot;:&quot;[9], [10]&quot;,&quot;manualOverrideText&quot;:&quot;&quot;},&quot;citationTag&quot;:&quot;MENDELEY_CITATION_v3_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&quot;,&quot;citationItems&quot;:[{&quot;id&quot;:&quot;aa2feb8d-c9bd-3781-bba9-d18156ecd3e8&quot;,&quot;itemData&quot;:{&quot;type&quot;:&quot;article-journal&quot;,&quot;id&quot;:&quot;aa2feb8d-c9bd-3781-bba9-d18156ecd3e8&quot;,&quot;title&quot;:&quot;Alternative sustainable routes to methanol production: Techno-economic and environmental assessment&quot;,&quot;author&quot;:[{&quot;family&quot;:&quot;Scomazzon&quot;,&quot;given&quot;:&quot;Marco&quot;,&quot;parse-names&quot;:false,&quot;dropping-particle&quot;:&quot;&quot;,&quot;non-dropping-particle&quot;:&quot;&quot;},{&quot;family&quot;:&quot;Barbera&quot;,&quot;given&quot;:&quot;Elena&quot;,&quot;parse-names&quot;:false,&quot;dropping-particle&quot;:&quot;&quot;,&quot;non-dropping-particle&quot;:&quot;&quot;},{&quot;family&quot;:&quot;Bezzo&quot;,&quot;given&quot;:&quot;Fabrizio&quot;,&quot;parse-names&quot;:false,&quot;dropping-particle&quot;:&quot;&quot;,&quot;non-dropping-particle&quot;:&quot;&quot;}],&quot;container-title&quot;:&quot;Journal of Environmental Chemical Engineering&quot;,&quot;container-title-short&quot;:&quot;J. Environ. Chem. Eng.&quot;,&quot;DOI&quot;:&quot;10.1016/j.jece.2024.112674&quot;,&quot;ISSN&quot;:&quot;22133437&quot;,&quot;issued&quot;:{&quot;date-parts&quot;:[[2024,6]]},&quot;page&quot;:&quot;112674&quot;,&quot;issue&quot;:&quot;3&quot;,&quot;volume&quot;:&quot;12&quot;},&quot;isTemporary&quot;:false},{&quot;id&quot;:&quot;56e0ce24-6bd0-3ca6-ad59-9e041fc06482&quot;,&quot;itemData&quot;:{&quot;type&quot;:&quot;article-journal&quot;,&quot;id&quot;:&quot;56e0ce24-6bd0-3ca6-ad59-9e041fc06482&quot;,&quot;title&quot;:&quot;Syngas biomethanation: state‐of‐the‐art review and perspectives&quot;,&quot;author&quot;:[{&quot;family&quot;:&quot;Grimalt‐Alemany&quot;,&quot;given&quot;:&quot;Antonio&quot;,&quot;parse-names&quot;:false,&quot;dropping-particle&quot;:&quot;&quot;,&quot;non-dropping-particle&quot;:&quot;&quot;},{&quot;family&quot;:&quot;Skiadas&quot;,&quot;given&quot;:&quot;Ioannis&quot;,&quot;parse-names&quot;:false,&quot;dropping-particle&quot;:&quot;V.&quot;,&quot;non-dropping-particle&quot;:&quot;&quot;},{&quot;family&quot;:&quot;Gavala&quot;,&quot;given&quot;:&quot;Hariklia N.&quot;,&quot;parse-names&quot;:false,&quot;dropping-particle&quot;:&quot;&quot;,&quot;non-dropping-particle&quot;:&quot;&quot;}],&quot;container-title&quot;:&quot;Biofuels, Bioproducts and Biorefining&quot;,&quot;DOI&quot;:&quot;10.1002/bbb.1826&quot;,&quot;ISSN&quot;:&quot;1932-104X&quot;,&quot;issued&quot;:{&quot;date-parts&quot;:[[2018,1,10]]},&quot;page&quot;:&quot;139-158&quot;,&quot;abstract&quot;:&quot;&lt;p&gt;Significant research efforts are currently being made worldwide to develop more efficient biomethane production processes from a variety of waste streams. The biomethanation of biomass‐derived syngas can contribute to increasing the potential of methane production as it opens the way for the conversion of recalcitrant biomasses, generally not fully exploitable by anaerobic digestion systems. Additionally, this biological process presents several advantages over its analogous process of catalytic methanation such as the use of inexpensive biocatalysts, milder operational conditions, higher tolerance to the impurities of syngas, and higher product selectivity. However, there are still several challenges to be addressed for this technology to reach commercial stage. This work reviews the progress made over the last few years in syngas biomethanation processes in order to provide an overview of the current state of the art of this technology. The most relevant aspects determining the performance of syngas biomethanation processes are extensively discussed here, including microbial diversity and metabolic interactions in mixed microbial consortia, the influence of operating parameters and bioreactor designs, and the potential of modelling as a tool for the design and control of this bioprocess. © 2017 Society of Chemical Industry and John Wiley &amp;amp; Sons, Ltd&lt;/p&gt;&quot;,&quot;issue&quot;:&quot;1&quot;,&quot;volume&quot;:&quot;12&quot;,&quot;container-title-short&quot;:&quot;&quot;},&quot;isTemporary&quot;:false}]},{&quot;citationID&quot;:&quot;MENDELEY_CITATION_b4c44ef8-e2c2-413d-b321-be21b9ddc9bc&quot;,&quot;properties&quot;:{&quot;noteIndex&quot;:0},&quot;isEdited&quot;:false,&quot;manualOverride&quot;:{&quot;isManuallyOverridden&quot;:false,&quot;citeprocText&quot;:&quot;[9]&quot;,&quot;manualOverrideText&quot;:&quot;&quot;},&quot;citationTag&quot;:&quot;MENDELEY_CITATION_v3_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&quot;,&quot;citationItems&quot;:[{&quot;id&quot;:&quot;56e0ce24-6bd0-3ca6-ad59-9e041fc06482&quot;,&quot;itemData&quot;:{&quot;type&quot;:&quot;article-journal&quot;,&quot;id&quot;:&quot;56e0ce24-6bd0-3ca6-ad59-9e041fc06482&quot;,&quot;title&quot;:&quot;Syngas biomethanation: state‐of‐the‐art review and perspectives&quot;,&quot;author&quot;:[{&quot;family&quot;:&quot;Grimalt‐Alemany&quot;,&quot;given&quot;:&quot;Antonio&quot;,&quot;parse-names&quot;:false,&quot;dropping-particle&quot;:&quot;&quot;,&quot;non-dropping-particle&quot;:&quot;&quot;},{&quot;family&quot;:&quot;Skiadas&quot;,&quot;given&quot;:&quot;Ioannis&quot;,&quot;parse-names&quot;:false,&quot;dropping-particle&quot;:&quot;V.&quot;,&quot;non-dropping-particle&quot;:&quot;&quot;},{&quot;family&quot;:&quot;Gavala&quot;,&quot;given&quot;:&quot;Hariklia N.&quot;,&quot;parse-names&quot;:false,&quot;dropping-particle&quot;:&quot;&quot;,&quot;non-dropping-particle&quot;:&quot;&quot;}],&quot;container-title&quot;:&quot;Biofuels, Bioproducts and Biorefining&quot;,&quot;DOI&quot;:&quot;10.1002/bbb.1826&quot;,&quot;ISSN&quot;:&quot;1932-104X&quot;,&quot;issued&quot;:{&quot;date-parts&quot;:[[2018,1,10]]},&quot;page&quot;:&quot;139-158&quot;,&quot;abstract&quot;:&quot;&lt;p&gt;Significant research efforts are currently being made worldwide to develop more efficient biomethane production processes from a variety of waste streams. The biomethanation of biomass‐derived syngas can contribute to increasing the potential of methane production as it opens the way for the conversion of recalcitrant biomasses, generally not fully exploitable by anaerobic digestion systems. Additionally, this biological process presents several advantages over its analogous process of catalytic methanation such as the use of inexpensive biocatalysts, milder operational conditions, higher tolerance to the impurities of syngas, and higher product selectivity. However, there are still several challenges to be addressed for this technology to reach commercial stage. This work reviews the progress made over the last few years in syngas biomethanation processes in order to provide an overview of the current state of the art of this technology. The most relevant aspects determining the performance of syngas biomethanation processes are extensively discussed here, including microbial diversity and metabolic interactions in mixed microbial consortia, the influence of operating parameters and bioreactor designs, and the potential of modelling as a tool for the design and control of this bioprocess. © 2017 Society of Chemical Industry and John Wiley &amp;amp; Sons, Ltd&lt;/p&gt;&quot;,&quot;issue&quot;:&quot;1&quot;,&quot;volume&quot;:&quot;12&quot;,&quot;container-title-short&quot;:&quot;&quot;},&quot;isTemporary&quot;:false}]},{&quot;citationID&quot;:&quot;MENDELEY_CITATION_ff939063-8c0e-47e0-8f2f-be64fc1a6c11&quot;,&quot;properties&quot;:{&quot;noteIndex&quot;:0},&quot;isEdited&quot;:false,&quot;manualOverride&quot;:{&quot;isManuallyOverridden&quot;:false,&quot;citeprocText&quot;:&quot;[9], [11]&quot;,&quot;manualOverrideText&quot;:&quot;&quot;},&quot;citationTag&quot;:&quot;MENDELEY_CITATION_v3_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&quot;,&quot;citationItems&quot;:[{&quot;id&quot;:&quot;05ccdcdc-ca9b-3b81-a51a-6f8632295c3c&quot;,&quot;itemData&quot;:{&quot;type&quot;:&quot;article-journal&quot;,&quot;id&quot;:&quot;05ccdcdc-ca9b-3b81-a51a-6f8632295c3c&quot;,&quot;title&quot;:&quot;Techno-economic-environmental assessment of the integration of power-to-X and biogas utilization towards the production of electricity, hydrogen, methane and methanol&quot;,&quot;author&quot;:[{&quot;family&quot;:&quot;Moioli&quot;,&quot;given&quot;:&quot;Emanuele&quot;,&quot;parse-names&quot;:false,&quot;dropping-particle&quot;:&quot;&quot;,&quot;non-dropping-particle&quot;:&quot;&quot;},{&quot;family&quot;:&quot;Schildhauer&quot;,&quot;given&quot;:&quot;Tilman&quot;,&quot;parse-names&quot;:false,&quot;dropping-particle&quot;:&quot;&quot;,&quot;non-dropping-particle&quot;:&quot;&quot;}],&quot;container-title&quot;:&quot;Sustainable Energy &amp; Fuels&quot;,&quot;container-title-short&quot;:&quot;Sustain. Energy Fuels&quot;,&quot;DOI&quot;:&quot;10.1039/D3SE00052D&quot;,&quot;ISSN&quot;:&quot;2398-4902&quot;,&quot;issued&quot;:{&quot;date-parts&quot;:[[2023]]},&quot;page&quot;:&quot;2690-2706&quot;,&quot;abstract&quot;:&quot;&lt;p&gt;Various routes for the valorisation of biogas towards methane and methanol and for electricity or hydrogen storage is assessed.&lt;/p&gt;&quot;,&quot;issue&quot;:&quot;11&quot;,&quot;volume&quot;:&quot;7&quot;},&quot;isTemporary&quot;:false},{&quot;id&quot;:&quot;56e0ce24-6bd0-3ca6-ad59-9e041fc06482&quot;,&quot;itemData&quot;:{&quot;type&quot;:&quot;article-journal&quot;,&quot;id&quot;:&quot;56e0ce24-6bd0-3ca6-ad59-9e041fc06482&quot;,&quot;title&quot;:&quot;Syngas biomethanation: state‐of‐the‐art review and perspectives&quot;,&quot;author&quot;:[{&quot;family&quot;:&quot;Grimalt‐Alemany&quot;,&quot;given&quot;:&quot;Antonio&quot;,&quot;parse-names&quot;:false,&quot;dropping-particle&quot;:&quot;&quot;,&quot;non-dropping-particle&quot;:&quot;&quot;},{&quot;family&quot;:&quot;Skiadas&quot;,&quot;given&quot;:&quot;Ioannis&quot;,&quot;parse-names&quot;:false,&quot;dropping-particle&quot;:&quot;V.&quot;,&quot;non-dropping-particle&quot;:&quot;&quot;},{&quot;family&quot;:&quot;Gavala&quot;,&quot;given&quot;:&quot;Hariklia N.&quot;,&quot;parse-names&quot;:false,&quot;dropping-particle&quot;:&quot;&quot;,&quot;non-dropping-particle&quot;:&quot;&quot;}],&quot;container-title&quot;:&quot;Biofuels, Bioproducts and Biorefining&quot;,&quot;DOI&quot;:&quot;10.1002/bbb.1826&quot;,&quot;ISSN&quot;:&quot;1932-104X&quot;,&quot;issued&quot;:{&quot;date-parts&quot;:[[2018,1,10]]},&quot;page&quot;:&quot;139-158&quot;,&quot;abstract&quot;:&quot;&lt;p&gt;Significant research efforts are currently being made worldwide to develop more efficient biomethane production processes from a variety of waste streams. The biomethanation of biomass‐derived syngas can contribute to increasing the potential of methane production as it opens the way for the conversion of recalcitrant biomasses, generally not fully exploitable by anaerobic digestion systems. Additionally, this biological process presents several advantages over its analogous process of catalytic methanation such as the use of inexpensive biocatalysts, milder operational conditions, higher tolerance to the impurities of syngas, and higher product selectivity. However, there are still several challenges to be addressed for this technology to reach commercial stage. This work reviews the progress made over the last few years in syngas biomethanation processes in order to provide an overview of the current state of the art of this technology. The most relevant aspects determining the performance of syngas biomethanation processes are extensively discussed here, including microbial diversity and metabolic interactions in mixed microbial consortia, the influence of operating parameters and bioreactor designs, and the potential of modelling as a tool for the design and control of this bioprocess. © 2017 Society of Chemical Industry and John Wiley &amp;amp; Sons, Ltd&lt;/p&gt;&quot;,&quot;issue&quot;:&quot;1&quot;,&quot;volume&quot;:&quot;12&quot;,&quot;container-title-short&quot;:&quot;&quot;},&quot;isTemporary&quot;:false}]},{&quot;citationID&quot;:&quot;MENDELEY_CITATION_df48a702-88dc-4563-926b-cf46720d5673&quot;,&quot;properties&quot;:{&quot;noteIndex&quot;:0},&quot;isEdited&quot;:false,&quot;manualOverride&quot;:{&quot;isManuallyOverridden&quot;:false,&quot;citeprocText&quot;:&quot;[10]&quot;,&quot;manualOverrideText&quot;:&quot;&quot;},&quot;citationTag&quot;:&quot;MENDELEY_CITATION_v3_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&quot;,&quot;citationItems&quot;:[{&quot;id&quot;:&quot;aa2feb8d-c9bd-3781-bba9-d18156ecd3e8&quot;,&quot;itemData&quot;:{&quot;type&quot;:&quot;article-journal&quot;,&quot;id&quot;:&quot;aa2feb8d-c9bd-3781-bba9-d18156ecd3e8&quot;,&quot;title&quot;:&quot;Alternative sustainable routes to methanol production: Techno-economic and environmental assessment&quot;,&quot;author&quot;:[{&quot;family&quot;:&quot;Scomazzon&quot;,&quot;given&quot;:&quot;Marco&quot;,&quot;parse-names&quot;:false,&quot;dropping-particle&quot;:&quot;&quot;,&quot;non-dropping-particle&quot;:&quot;&quot;},{&quot;family&quot;:&quot;Barbera&quot;,&quot;given&quot;:&quot;Elena&quot;,&quot;parse-names&quot;:false,&quot;dropping-particle&quot;:&quot;&quot;,&quot;non-dropping-particle&quot;:&quot;&quot;},{&quot;family&quot;:&quot;Bezzo&quot;,&quot;given&quot;:&quot;Fabrizio&quot;,&quot;parse-names&quot;:false,&quot;dropping-particle&quot;:&quot;&quot;,&quot;non-dropping-particle&quot;:&quot;&quot;}],&quot;container-title&quot;:&quot;Journal of Environmental Chemical Engineering&quot;,&quot;container-title-short&quot;:&quot;J. Environ. Chem. Eng.&quot;,&quot;DOI&quot;:&quot;10.1016/j.jece.2024.112674&quot;,&quot;ISSN&quot;:&quot;22133437&quot;,&quot;issued&quot;:{&quot;date-parts&quot;:[[2024,6]]},&quot;page&quot;:&quot;112674&quot;,&quot;issue&quot;:&quot;3&quot;,&quot;volume&quot;:&quot;12&quot;},&quot;isTemporary&quot;:false}]},{&quot;citationID&quot;:&quot;MENDELEY_CITATION_8eef8f75-1f87-4dff-a071-68987bdeee67&quot;,&quot;properties&quot;:{&quot;noteIndex&quot;:0},&quot;isEdited&quot;:false,&quot;manualOverride&quot;:{&quot;isManuallyOverridden&quot;:false,&quot;citeprocText&quot;:&quot;[10]&quot;,&quot;manualOverrideText&quot;:&quot;&quot;},&quot;citationTag&quot;:&quot;MENDELEY_CITATION_v3_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&quot;,&quot;citationItems&quot;:[{&quot;id&quot;:&quot;aa2feb8d-c9bd-3781-bba9-d18156ecd3e8&quot;,&quot;itemData&quot;:{&quot;type&quot;:&quot;article-journal&quot;,&quot;id&quot;:&quot;aa2feb8d-c9bd-3781-bba9-d18156ecd3e8&quot;,&quot;title&quot;:&quot;Alternative sustainable routes to methanol production: Techno-economic and environmental assessment&quot;,&quot;author&quot;:[{&quot;family&quot;:&quot;Scomazzon&quot;,&quot;given&quot;:&quot;Marco&quot;,&quot;parse-names&quot;:false,&quot;dropping-particle&quot;:&quot;&quot;,&quot;non-dropping-particle&quot;:&quot;&quot;},{&quot;family&quot;:&quot;Barbera&quot;,&quot;given&quot;:&quot;Elena&quot;,&quot;parse-names&quot;:false,&quot;dropping-particle&quot;:&quot;&quot;,&quot;non-dropping-particle&quot;:&quot;&quot;},{&quot;family&quot;:&quot;Bezzo&quot;,&quot;given&quot;:&quot;Fabrizio&quot;,&quot;parse-names&quot;:false,&quot;dropping-particle&quot;:&quot;&quot;,&quot;non-dropping-particle&quot;:&quot;&quot;}],&quot;container-title&quot;:&quot;Journal of Environmental Chemical Engineering&quot;,&quot;container-title-short&quot;:&quot;J. Environ. Chem. Eng.&quot;,&quot;DOI&quot;:&quot;10.1016/j.jece.2024.112674&quot;,&quot;ISSN&quot;:&quot;22133437&quot;,&quot;issued&quot;:{&quot;date-parts&quot;:[[2024,6]]},&quot;page&quot;:&quot;112674&quot;,&quot;issue&quot;:&quot;3&quot;,&quot;volume&quot;:&quot;12&quot;},&quot;isTemporary&quot;:false}]},{&quot;citationID&quot;:&quot;MENDELEY_CITATION_8a70196d-3ff9-41c8-be39-fcf525822331&quot;,&quot;properties&quot;:{&quot;noteIndex&quot;:0},&quot;isEdited&quot;:false,&quot;manualOverride&quot;:{&quot;isManuallyOverridden&quot;:false,&quot;citeprocText&quot;:&quot;[12]&quot;,&quot;manualOverrideText&quot;:&quot;&quot;},&quot;citationTag&quot;:&quot;MENDELEY_CITATION_v3_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&quot;,&quot;citationItems&quot;:[{&quot;id&quot;:&quot;1310fab5-b88a-3b52-8d94-488c61413bed&quot;,&quot;itemData&quot;:{&quot;type&quot;:&quot;article-journal&quot;,&quot;id&quot;:&quot;1310fab5-b88a-3b52-8d94-488c61413bed&quot;,&quot;title&quot;:&quot;Techno-economic evaluation of biomass-to-fuels with solid-oxide electrolyzer&quot;,&quot;author&quot;:[{&quot;family&quot;:&quot;Zhang&quot;,&quot;given&quot;:&quot;Hanfei&quot;,&quot;parse-names&quot;:false,&quot;dropping-particle&quot;:&quot;&quot;,&quot;non-dropping-particle&quot;:&quot;&quot;},{&quot;family&quot;:&quot;Wang&quot;,&quot;given&quot;:&quot;Ligang&quot;,&quot;parse-names&quot;:false,&quot;dropping-particle&quot;:&quot;&quot;,&quot;non-dropping-particle&quot;:&quot;&quot;},{&quot;family&quot;:&quot;herle&quot;,&quot;given&quot;:&quot;Jan&quot;,&quot;parse-names&quot;:false,&quot;dropping-particle&quot;:&quot;&quot;,&quot;non-dropping-particle&quot;:&quot;Van&quot;},{&quot;family&quot;:&quot;Maréchal&quot;,&quot;given&quot;:&quot;François&quot;,&quot;parse-names&quot;:false,&quot;dropping-particle&quot;:&quot;&quot;,&quot;non-dropping-particle&quot;:&quot;&quot;},{&quot;family&quot;:&quot;Desideri&quot;,&quot;given&quot;:&quot;Umberto&quot;,&quot;parse-names&quot;:false,&quot;dropping-particle&quot;:&quot;&quot;,&quot;non-dropping-particle&quot;:&quot;&quot;}],&quot;container-title&quot;:&quot;Applied Energy&quot;,&quot;container-title-short&quot;:&quot;Appl. Energy&quot;,&quot;DOI&quot;:&quot;10.1016/j.apenergy.2020.115113&quot;,&quot;ISSN&quot;:&quot;03062619&quot;,&quot;issued&quot;:{&quot;date-parts&quot;:[[2020,7]]},&quot;page&quot;:&quot;115113&quot;,&quot;volume&quot;:&quot;270&quot;},&quot;isTemporary&quot;:false}]},{&quot;citationID&quot;:&quot;MENDELEY_CITATION_13304e8f-750e-4a08-8b1d-6a0f67b53a03&quot;,&quot;properties&quot;:{&quot;noteIndex&quot;:0},&quot;isEdited&quot;:false,&quot;manualOverride&quot;:{&quot;isManuallyOverridden&quot;:false,&quot;citeprocText&quot;:&quot;[13]&quot;,&quot;manualOverrideText&quot;:&quot;&quot;},&quot;citationTag&quot;:&quot;MENDELEY_CITATION_v3_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&quot;,&quot;citationItems&quot;:[{&quot;id&quot;:&quot;190b1267-cffd-3b0f-acfd-1ca4b15c3e7b&quot;,&quot;itemData&quot;:{&quot;type&quot;:&quot;article-journal&quot;,&quot;id&quot;:&quot;190b1267-cffd-3b0f-acfd-1ca4b15c3e7b&quot;,&quot;title&quot;:&quot;Techno-economic assessment of the impact of electrolysis technology on power-to-methanol processes&quot;,&quot;author&quot;:[{&quot;family&quot;:&quot;Walther&quot;,&quot;given&quot;:&quot;Aniko&quot;,&quot;parse-names&quot;:false,&quot;dropping-particle&quot;:&quot;&quot;,&quot;non-dropping-particle&quot;:&quot;&quot;},{&quot;family&quot;:&quot;Löning&quot;,&quot;given&quot;:&quot;Kai&quot;,&quot;parse-names&quot;:false,&quot;dropping-particle&quot;:&quot;&quot;,&quot;non-dropping-particle&quot;:&quot;&quot;},{&quot;family&quot;:&quot;Reichelt&quot;,&quot;given&quot;:&quot;Erik&quot;,&quot;parse-names&quot;:false,&quot;dropping-particle&quot;:&quot;&quot;,&quot;non-dropping-particle&quot;:&quot;&quot;}],&quot;container-title&quot;:&quot;International Journal of Hydrogen Energy&quot;,&quot;container-title-short&quot;:&quot;Int. J. Hydrogen Energy&quot;,&quot;DOI&quot;:&quot;10.1016/j.ijhydene.2026.153394&quot;,&quot;ISSN&quot;:&quot;03603199&quot;,&quot;issued&quot;:{&quot;date-parts&quot;:[[2026,2]]},&quot;page&quot;:&quot;153394&quot;,&quot;volume&quot;:&quot;206&quot;},&quot;isTemporary&quot;:false}]},{&quot;citationID&quot;:&quot;MENDELEY_CITATION_6a736241-62e6-4de8-9385-e50fe6f3ae30&quot;,&quot;properties&quot;:{&quot;noteIndex&quot;:0},&quot;isEdited&quot;:false,&quot;manualOverride&quot;:{&quot;isManuallyOverridden&quot;:false,&quot;citeprocText&quot;:&quot;[14], [15], [16]&quot;,&quot;manualOverrideText&quot;:&quot;&quot;},&quot;citationTag&quot;:&quot;MENDELEY_CITATION_v3_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&quot;,&quot;citationItems&quot;:[{&quot;id&quot;:&quot;d24a77c3-65ad-3302-bdd5-2971e96b5fe6&quot;,&quot;itemData&quot;:{&quot;type&quot;:&quot;article-journal&quot;,&quot;id&quot;:&quot;d24a77c3-65ad-3302-bdd5-2971e96b5fe6&quot;,&quot;title&quot;:&quot;Alkaline Water Electrolysis Powered by Renewable Energy: A Review&quot;,&quot;author&quot;:[{&quot;family&quot;:&quot;Brauns&quot;,&quot;given&quot;:&quot;Jörn&quot;,&quot;parse-names&quot;:false,&quot;dropping-particle&quot;:&quot;&quot;,&quot;non-dropping-particle&quot;:&quot;&quot;},{&quot;family&quot;:&quot;Turek&quot;,&quot;given&quot;:&quot;Thomas&quot;,&quot;parse-names&quot;:false,&quot;dropping-particle&quot;:&quot;&quot;,&quot;non-dropping-particle&quot;:&quot;&quot;}],&quot;container-title&quot;:&quot;Processes&quot;,&quot;DOI&quot;:&quot;10.3390/pr8020248&quot;,&quot;ISSN&quot;:&quot;2227-9717&quot;,&quot;issued&quot;:{&quot;date-parts&quot;:[[2020,2,21]]},&quot;page&quot;:&quot;248&quot;,&quot;abstract&quot;:&quot;&lt;p&gt;Alkaline water electrolysis is a key technology for large-scale hydrogen production powered by renewable energy. As conventional electrolyzers are designed for operation at fixed process conditions, the implementation of fluctuating and highly intermittent renewable energy is challenging. This contribution shows the recent state of system descriptions for alkaline water electrolysis and renewable energies, such as solar and wind power. Each component of a hydrogen energy system needs to be optimized to increase the operation time and system efficiency. Only in this way can hydrogen produced by electrolysis processes be competitive with the conventional path based on fossil energy sources. Conventional alkaline water electrolyzers show a limited part-load range due to an increased gas impurity at low power availability. As explosive mixtures of hydrogen and oxygen must be prevented, a safety shutdown is performed when reaching specific gas contamination. Furthermore, the cell voltage should be optimized to maintain a high efficiency. While photovoltaic panels can be directly coupled to alkaline water electrolyzers, wind turbines require suitable converters with additional losses. By combining alkaline water electrolysis with hydrogen storage tanks and fuel cells, power grid stabilization can be performed. As a consequence, the conventional spinning reserve can be reduced, which additionally lowers the carbon dioxide emissions.&lt;/p&gt;&quot;,&quot;issue&quot;:&quot;2&quot;,&quot;volume&quot;:&quot;8&quot;,&quot;container-title-short&quot;:&quot;&quot;},&quot;isTemporary&quot;:false},{&quot;id&quot;:&quot;fb305ddc-d308-30ab-8f80-782b0f32ba1c&quot;,&quot;itemData&quot;:{&quot;type&quot;:&quot;article-journal&quot;,&quot;id&quot;:&quot;fb305ddc-d308-30ab-8f80-782b0f32ba1c&quot;,&quot;title&quot;:&quot;Electrofuels for the transport sector: A review of production costs&quot;,&quot;author&quot;:[{&quot;family&quot;:&quot;Brynolf&quot;,&quot;given&quot;:&quot;Selma&quot;,&quot;parse-names&quot;:false,&quot;dropping-particle&quot;:&quot;&quot;,&quot;non-dropping-particle&quot;:&quot;&quot;},{&quot;family&quot;:&quot;Taljegard&quot;,&quot;given&quot;:&quot;Maria&quot;,&quot;parse-names&quot;:false,&quot;dropping-particle&quot;:&quot;&quot;,&quot;non-dropping-particle&quot;:&quot;&quot;},{&quot;family&quot;:&quot;Grahn&quot;,&quot;given&quot;:&quot;Maria&quot;,&quot;parse-names&quot;:false,&quot;dropping-particle&quot;:&quot;&quot;,&quot;non-dropping-particle&quot;:&quot;&quot;},{&quot;family&quot;:&quot;Hansson&quot;,&quot;given&quot;:&quot;Julia&quot;,&quot;parse-names&quot;:false,&quot;dropping-particle&quot;:&quot;&quot;,&quot;non-dropping-particle&quot;:&quot;&quot;}],&quot;container-title&quot;:&quot;Renewable and Sustainable Energy Reviews&quot;,&quot;DOI&quot;:&quot;10.1016/j.rser.2017.05.288&quot;,&quot;ISSN&quot;:&quot;13640321&quot;,&quot;issued&quot;:{&quot;date-parts&quot;:[[2018,1]]},&quot;page&quot;:&quot;1887-1905&quot;,&quot;volume&quot;:&quot;81&quot;,&quot;container-title-short&quot;:&quot;&quot;},&quot;isTemporary&quot;:false},{&quot;id&quot;:&quot;1b5f443a-d989-3c31-80b4-27044204c02c&quot;,&quot;itemData&quot;:{&quot;type&quot;:&quot;article-journal&quot;,&quot;id&quot;:&quot;1b5f443a-d989-3c31-80b4-27044204c02c&quot;,&quot;title&quot;:&quot;Hydrogen production by PEM water electrolysis – A review&quot;,&quot;author&quot;:[{&quot;family&quot;:&quot;Shiva Kumar&quot;,&quot;given&quot;:&quot;S.&quot;,&quot;parse-names&quot;:false,&quot;dropping-particle&quot;:&quot;&quot;,&quot;non-dropping-particle&quot;:&quot;&quot;},{&quot;family&quot;:&quot;Himabindu&quot;,&quot;given&quot;:&quot;V.&quot;,&quot;parse-names&quot;:false,&quot;dropping-particle&quot;:&quot;&quot;,&quot;non-dropping-particle&quot;:&quot;&quot;}],&quot;container-title&quot;:&quot;Materials Science for Energy Technologies&quot;,&quot;container-title-short&quot;:&quot;Mater. Sci. Energy Technol.&quot;,&quot;DOI&quot;:&quot;10.1016/j.mset.2019.03.002&quot;,&quot;ISSN&quot;:&quot;25892991&quot;,&quot;issued&quot;:{&quot;date-parts&quot;:[[2019,12]]},&quot;page&quot;:&quot;442-454&quot;,&quot;issue&quot;:&quot;3&quot;,&quot;volume&quot;:&quot;2&quot;},&quot;isTemporary&quot;:false}]},{&quot;citationID&quot;:&quot;MENDELEY_CITATION_e06c8150-ca7f-4bb6-8b73-8555f96f90d4&quot;,&quot;properties&quot;:{&quot;noteIndex&quot;:0},&quot;isEdited&quot;:false,&quot;manualOverride&quot;:{&quot;isManuallyOverridden&quot;:false,&quot;citeprocText&quot;:&quot;[17]&quot;,&quot;manualOverrideText&quot;:&quot;&quot;},&quot;citationTag&quot;:&quot;MENDELEY_CITATION_v3_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&quot;,&quot;citationItems&quot;:[{&quot;id&quot;:&quot;a36d5e43-f1b3-3f4c-8cdc-446f28ab3924&quot;,&quot;itemData&quot;:{&quot;type&quot;:&quot;article-journal&quot;,&quot;id&quot;:&quot;a36d5e43-f1b3-3f4c-8cdc-446f28ab3924&quot;,&quot;title&quot;:&quot;Benefits of Hybrid Production of E-Methanol in Connection with Biomass Gasification&quot;,&quot;author&quot;:[{&quot;family&quot;:&quot;Anetjärvi&quot;,&quot;given&quot;:&quot;Eemeli&quot;,&quot;parse-names&quot;:false,&quot;dropping-particle&quot;:&quot;&quot;,&quot;non-dropping-particle&quot;:&quot;&quot;},{&quot;family&quot;:&quot;Vakkilainen&quot;,&quot;given&quot;:&quot;Esa&quot;,&quot;parse-names&quot;:false,&quot;dropping-particle&quot;:&quot;&quot;,&quot;non-dropping-particle&quot;:&quot;&quot;},{&quot;family&quot;:&quot;Melin&quot;,&quot;given&quot;:&quot;Kristian&quot;,&quot;parse-names&quot;:false,&quot;dropping-particle&quot;:&quot;&quot;,&quot;non-dropping-particle&quot;:&quot;&quot;}],&quot;container-title&quot;:&quot;SSRN Electronic Journal&quot;,&quot;DOI&quot;:&quot;10.2139/ssrn.4184476&quot;,&quot;ISSN&quot;:&quot;1556-5068&quot;,&quot;issued&quot;:{&quot;date-parts&quot;:[[2022]]},&quot;container-title-short&quot;:&quot;&quot;},&quot;isTemporary&quot;:false}]},{&quot;citationID&quot;:&quot;MENDELEY_CITATION_cd84c5ed-f67d-47d0-afce-d099ac46029a&quot;,&quot;properties&quot;:{&quot;noteIndex&quot;:0},&quot;isEdited&quot;:false,&quot;manualOverride&quot;:{&quot;isManuallyOverridden&quot;:false,&quot;citeprocText&quot;:&quot;[18]&quot;,&quot;manualOverrideText&quot;:&quot;&quot;},&quot;citationTag&quot;:&quot;MENDELEY_CITATION_v3_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&quot;,&quot;citationItems&quot;:[{&quot;id&quot;:&quot;048c482b-30be-34eb-bade-6c65560bb00c&quot;,&quot;itemData&quot;:{&quot;type&quot;:&quot;article-journal&quot;,&quot;id&quot;:&quot;048c482b-30be-34eb-bade-6c65560bb00c&quot;,&quot;title&quot;:&quot;Techno-economic optimization of biomass-to-methanol with solid-oxide electrolyzer&quot;,&quot;author&quot;:[{&quot;family&quot;:&quot;Zhang&quot;,&quot;given&quot;:&quot;Hanfei&quot;,&quot;parse-names&quot;:false,&quot;dropping-particle&quot;:&quot;&quot;,&quot;non-dropping-particle&quot;:&quot;&quot;},{&quot;family&quot;:&quot;Wang&quot;,&quot;given&quot;:&quot;Ligang&quot;,&quot;parse-names&quot;:false,&quot;dropping-particle&quot;:&quot;&quot;,&quot;non-dropping-particle&quot;:&quot;&quot;},{&quot;family&quot;:&quot;Pérez-Fortes&quot;,&quot;given&quot;:&quot;Mar&quot;,&quot;parse-names&quot;:false,&quot;dropping-particle&quot;:&quot;&quot;,&quot;non-dropping-particle&quot;:&quot;&quot;},{&quot;family&quot;:&quot;herle&quot;,&quot;given&quot;:&quot;Jan&quot;,&quot;parse-names&quot;:false,&quot;dropping-particle&quot;:&quot;&quot;,&quot;non-dropping-particle&quot;:&quot;Van&quot;},{&quot;family&quot;:&quot;Maréchal&quot;,&quot;given&quot;:&quot;François&quot;,&quot;parse-names&quot;:false,&quot;dropping-particle&quot;:&quot;&quot;,&quot;non-dropping-particle&quot;:&quot;&quot;},{&quot;family&quot;:&quot;Desideri&quot;,&quot;given&quot;:&quot;Umberto&quot;,&quot;parse-names&quot;:false,&quot;dropping-particle&quot;:&quot;&quot;,&quot;non-dropping-particle&quot;:&quot;&quot;}],&quot;container-title&quot;:&quot;Applied Energy&quot;,&quot;container-title-short&quot;:&quot;Appl. Energy&quot;,&quot;DOI&quot;:&quot;10.1016/j.apenergy.2019.114071&quot;,&quot;ISSN&quot;:&quot;03062619&quot;,&quot;issued&quot;:{&quot;date-parts&quot;:[[2020,1]]},&quot;page&quot;:&quot;114071&quot;,&quot;volume&quot;:&quot;258&quot;},&quot;isTemporary&quot;:false}]},{&quot;citationID&quot;:&quot;MENDELEY_CITATION_42ff2c48-5158-4a41-83ab-c9fb9e7d73b7&quot;,&quot;properties&quot;:{&quot;noteIndex&quot;:0},&quot;isEdited&quot;:false,&quot;manualOverride&quot;:{&quot;isManuallyOverridden&quot;:false,&quot;citeprocText&quot;:&quot;[19]&quot;,&quot;manualOverrideText&quot;:&quot;&quot;},&quot;citationTag&quot;:&quot;MENDELEY_CITATION_v3_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&quot;,&quot;citationItems&quot;:[{&quot;id&quot;:&quot;ded22db1-0dce-3c1b-981f-fd5847a7cce1&quot;,&quot;itemData&quot;:{&quot;type&quot;:&quot;article-journal&quot;,&quot;id&quot;:&quot;ded22db1-0dce-3c1b-981f-fd5847a7cce1&quot;,&quot;title&quot;:&quot;Flexible Power &amp;amp; Biomass-to-Methanol plants: Design optimization and economic viability of the electrolysis integration&quot;,&quot;author&quot;:[{&quot;family&quot;:&quot;Poluzzi&quot;,&quot;given&quot;:&quot;Alessandro&quot;,&quot;parse-names&quot;:false,&quot;dropping-particle&quot;:&quot;&quot;,&quot;non-dropping-particle&quot;:&quot;&quot;},{&quot;family&quot;:&quot;Guandalini&quot;,&quot;given&quot;:&quot;Giulio&quot;,&quot;parse-names&quot;:false,&quot;dropping-particle&quot;:&quot;&quot;,&quot;non-dropping-particle&quot;:&quot;&quot;},{&quot;family&quot;:&quot;Guffanti&quot;,&quot;given&quot;:&quot;Simone&quot;,&quot;parse-names&quot;:false,&quot;dropping-particle&quot;:&quot;&quot;,&quot;non-dropping-particle&quot;:&quot;&quot;},{&quot;family&quot;:&quot;Elsido&quot;,&quot;given&quot;:&quot;Cristina&quot;,&quot;parse-names&quot;:false,&quot;dropping-particle&quot;:&quot;&quot;,&quot;non-dropping-particle&quot;:&quot;&quot;},{&quot;family&quot;:&quot;Moioli&quot;,&quot;given&quot;:&quot;Stefania&quot;,&quot;parse-names&quot;:false,&quot;dropping-particle&quot;:&quot;&quot;,&quot;non-dropping-particle&quot;:&quot;&quot;},{&quot;family&quot;:&quot;Huttenhuis&quot;,&quot;given&quot;:&quot;Patrick&quot;,&quot;parse-names&quot;:false,&quot;dropping-particle&quot;:&quot;&quot;,&quot;non-dropping-particle&quot;:&quot;&quot;},{&quot;family&quot;:&quot;Rexwinkel&quot;,&quot;given&quot;:&quot;Glenn&quot;,&quot;parse-names&quot;:false,&quot;dropping-particle&quot;:&quot;&quot;,&quot;non-dropping-particle&quot;:&quot;&quot;},{&quot;family&quot;:&quot;Martelli&quot;,&quot;given&quot;:&quot;Emanuele&quot;,&quot;parse-names&quot;:false,&quot;dropping-particle&quot;:&quot;&quot;,&quot;non-dropping-particle&quot;:&quot;&quot;},{&quot;family&quot;:&quot;Groppi&quot;,&quot;given&quot;:&quot;Gianpiero&quot;,&quot;parse-names&quot;:false,&quot;dropping-particle&quot;:&quot;&quot;,&quot;non-dropping-particle&quot;:&quot;&quot;},{&quot;family&quot;:&quot;Romano&quot;,&quot;given&quot;:&quot;Matteo C.&quot;,&quot;parse-names&quot;:false,&quot;dropping-particle&quot;:&quot;&quot;,&quot;non-dropping-particle&quot;:&quot;&quot;}],&quot;container-title&quot;:&quot;Fuel&quot;,&quot;DOI&quot;:&quot;10.1016/j.fuel.2021.122113&quot;,&quot;ISSN&quot;:&quot;00162361&quot;,&quot;issued&quot;:{&quot;date-parts&quot;:[[2022,2]]},&quot;page&quot;:&quot;122113&quot;,&quot;volume&quot;:&quot;310&quot;,&quot;container-title-short&quot;:&quot;&quot;},&quot;isTemporary&quot;:false}]},{&quot;citationID&quot;:&quot;MENDELEY_CITATION_03d18768-2530-4173-a512-ec7dc06e4ecc&quot;,&quot;properties&quot;:{&quot;noteIndex&quot;:0},&quot;isEdited&quot;:false,&quot;manualOverride&quot;:{&quot;isManuallyOverridden&quot;:false,&quot;citeprocText&quot;:&quot;[20]&quot;,&quot;manualOverrideText&quot;:&quot;&quot;},&quot;citationTag&quot;:&quot;MENDELEY_CITATION_v3_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&quot;,&quot;citationItems&quot;:[{&quot;id&quot;:&quot;185586bd-ce77-3f7d-ae64-0f509db4cf05&quot;,&quot;itemData&quot;:{&quot;type&quot;:&quot;article-journal&quot;,&quot;id&quot;:&quot;185586bd-ce77-3f7d-ae64-0f509db4cf05&quot;,&quot;title&quot;:&quot;Energy Demand Response in a Food-Processing Plant: A Deep Reinforcement Learning Approach&quot;,&quot;author&quot;:[{&quot;family&quot;:&quot;Wohlgenannt&quot;,&quot;given&quot;:&quot;Philipp&quot;,&quot;parse-names&quot;:false,&quot;dropping-particle&quot;:&quot;&quot;,&quot;non-dropping-particle&quot;:&quot;&quot;},{&quot;family&quot;:&quot;Hegenbart&quot;,&quot;given&quot;:&quot;Sebastian&quot;,&quot;parse-names&quot;:false,&quot;dropping-particle&quot;:&quot;&quot;,&quot;non-dropping-particle&quot;:&quot;&quot;},{&quot;family&quot;:&quot;Eder&quot;,&quot;given&quot;:&quot;Elias&quot;,&quot;parse-names&quot;:false,&quot;dropping-particle&quot;:&quot;&quot;,&quot;non-dropping-particle&quot;:&quot;&quot;},{&quot;family&quot;:&quot;Kolhe&quot;,&quot;given&quot;:&quot;Mohan&quot;,&quot;parse-names&quot;:false,&quot;dropping-particle&quot;:&quot;&quot;,&quot;non-dropping-particle&quot;:&quot;&quot;},{&quot;family&quot;:&quot;Kepplinger&quot;,&quot;given&quot;:&quot;Peter&quot;,&quot;parse-names&quot;:false,&quot;dropping-particle&quot;:&quot;&quot;,&quot;non-dropping-particle&quot;:&quot;&quot;}],&quot;container-title&quot;:&quot;Energies&quot;,&quot;DOI&quot;:&quot;10.3390/en17246430&quot;,&quot;ISSN&quot;:&quot;1996-1073&quot;,&quot;issued&quot;:{&quot;date-parts&quot;:[[2024,12,20]]},&quot;page&quot;:&quot;6430&quot;,&quot;abstract&quot;:&quot;&lt;p&gt;The food industry faces significant challenges in managing operational costs due to its high energy intensity and rising energy prices. Industrial food-processing facilities, with substantial thermal capacities and large demands for cooling and heating, offer promising opportunities for demand response (DR) strategies. This study explores the application of deep reinforcement learning (RL) as an innovative, data-driven approach for DR in the food industry. By leveraging the adaptive, self-learning capabilities of RL, energy costs in the investigated plant are effectively decreased. The RL algorithm was compared with the well-established optimization method Mixed Integer Linear Programming (MILP), and both were benchmarked against a reference scenario without DR. The two optimization strategies demonstrate cost savings of 17.57% and 18.65% for RL and MILP, respectively. Although RL is slightly less efficient in cost reduction, it significantly outperforms in computational speed, being approximately 20 times faster. During operation, RL only needs 2ms per optimization compared to 19s for MILP, making it a promising optimization tool for edge computing. Moreover, while MILP’s computation time increases considerably with the number of binary variables, RL efficiently learns dynamic system behavior and scales to more complex systems without significant performance degradation. These results highlight that deep RL, when applied to DR, offers substantial cost savings and computational efficiency, with broad applicability to energy management in various applications.&lt;/p&gt;&quot;,&quot;issue&quot;:&quot;24&quot;,&quot;volume&quot;:&quot;17&quot;,&quot;container-title-short&quot;:&quot;Energies (Basel).&quot;},&quot;isTemporary&quot;:false}]},{&quot;citationID&quot;:&quot;MENDELEY_CITATION_b63a1021-7346-498d-adf3-73382c63a827&quot;,&quot;properties&quot;:{&quot;noteIndex&quot;:0},&quot;isEdited&quot;:false,&quot;manualOverride&quot;:{&quot;isManuallyOverridden&quot;:false,&quot;citeprocText&quot;:&quot;[21]&quot;,&quot;manualOverrideText&quot;:&quot;&quot;},&quot;citationTag&quot;:&quot;MENDELEY_CITATION_v3_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&quot;,&quot;citationItems&quot;:[{&quot;id&quot;:&quot;0f89bf4c-80d3-3ce8-8c18-b8917957c10b&quot;,&quot;itemData&quot;:{&quot;type&quot;:&quot;article-journal&quot;,&quot;id&quot;:&quot;0f89bf4c-80d3-3ce8-8c18-b8917957c10b&quot;,&quot;title&quot;:&quot;Optimal energy system scheduling using a constraint-aware reinforcement learning algorithm&quot;,&quot;author&quot;:[{&quot;family&quot;:&quot;Shengren&quot;,&quot;given&quot;:&quot;Hou&quot;,&quot;parse-names&quot;:false,&quot;dropping-particle&quot;:&quot;&quot;,&quot;non-dropping-particle&quot;:&quot;&quot;},{&quot;family&quot;:&quot;Vergara&quot;,&quot;given&quot;:&quot;Pedro P.&quot;,&quot;parse-names&quot;:false,&quot;dropping-particle&quot;:&quot;&quot;,&quot;non-dropping-particle&quot;:&quot;&quot;},{&quot;family&quot;:&quot;Salazar Duque&quot;,&quot;given&quot;:&quot;Edgar Mauricio&quot;,&quot;parse-names&quot;:false,&quot;dropping-particle&quot;:&quot;&quot;,&quot;non-dropping-particle&quot;:&quot;&quot;},{&quot;family&quot;:&quot;Palensky&quot;,&quot;given&quot;:&quot;Peter&quot;,&quot;parse-names&quot;:false,&quot;dropping-particle&quot;:&quot;&quot;,&quot;non-dropping-particle&quot;:&quot;&quot;}],&quot;container-title&quot;:&quot;International Journal of Electrical Power &amp; Energy Systems&quot;,&quot;DOI&quot;:&quot;10.1016/j.ijepes.2023.109230&quot;,&quot;ISSN&quot;:&quot;01420615&quot;,&quot;issued&quot;:{&quot;date-parts&quot;:[[2023,10]]},&quot;page&quot;:&quot;109230&quot;,&quot;volume&quot;:&quot;152&quot;,&quot;container-title-short&quot;:&quot;&quot;},&quot;isTemporary&quot;:false}]},{&quot;citationID&quot;:&quot;MENDELEY_CITATION_1cdcd498-a953-4c56-9fed-7dd79ae2f0e4&quot;,&quot;properties&quot;:{&quot;noteIndex&quot;:0},&quot;isEdited&quot;:false,&quot;manualOverride&quot;:{&quot;isManuallyOverridden&quot;:false,&quot;citeprocText&quot;:&quot;[22]&quot;,&quot;manualOverrideText&quot;:&quot;&quot;},&quot;citationTag&quot;:&quot;MENDELEY_CITATION_v3_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&quot;,&quot;citationItems&quot;:[{&quot;id&quot;:&quot;06c2b8d2-b2dc-3af5-b126-6311b944aca0&quot;,&quot;itemData&quot;:{&quot;type&quot;:&quot;article&quot;,&quot;id&quot;:&quot;06c2b8d2-b2dc-3af5-b126-6311b944aca0&quot;,&quot;title&quot;:&quot;Reinforcement Learning Techniques in Optimizing Energy Systems&quot;,&quot;author&quot;:[{&quot;family&quot;:&quot;Stavrev&quot;,&quot;given&quot;:&quot;Stefan&quot;,&quot;parse-names&quot;:false,&quot;dropping-particle&quot;:&quot;&quot;,&quot;non-dropping-particle&quot;:&quot;&quot;},{&quot;family&quot;:&quot;Ginchev&quot;,&quot;given&quot;:&quot;Dimitar&quot;,&quot;parse-names&quot;:false,&quot;dropping-particle&quot;:&quot;&quot;,&quot;non-dropping-particle&quot;:&quot;&quot;}],&quot;container-title&quot;:&quot;Electronics (Switzerland)&quot;,&quot;DOI&quot;:&quot;10.3390/electronics13081459&quot;,&quot;ISSN&quot;:&quot;20799292&quot;,&quot;issued&quot;:{&quot;date-parts&quot;:[[2024,4,1]]},&quot;abstract&quot;:&quot;Reinforcement learning (RL) techniques have emerged as powerful tools for optimizing energy systems, offering the potential to enhance efficiency, reliability, and sustainability. This review paper provides a comprehensive examination of the applications of RL in the field of energy system optimization, spanning various domains such as energy management, grid control, and renewable energy integration. Beginning with an overview of RL fundamentals, the paper explores recent advancements in RL algorithms and their adaptation to address the unique challenges of energy system optimization. Case studies and real-world applications demonstrate the efficacy of RL-based approaches in improving energy efficiency, reducing costs, and mitigating environmental impacts. Furthermore, the paper discusses future directions and challenges, including scalability, interpretability, and integration with domain knowledge. By synthesizing the latest research findings and identifying key areas for further investigation, this paper aims to inform and inspire future research endeavors in the intersection of reinforcement learning and energy system optimization.&quot;,&quot;publisher&quot;:&quot;Multidisciplinary Digital Publishing Institute (MDPI)&quot;,&quot;issue&quot;:&quot;8&quot;,&quot;volume&quot;:&quot;13&quot;,&quot;container-title-short&quot;:&quot;&quot;},&quot;isTemporary&quot;:false}]},{&quot;citationID&quot;:&quot;MENDELEY_CITATION_2d90f837-c9a3-4da7-9b2d-0b187fae7ad5&quot;,&quot;properties&quot;:{&quot;noteIndex&quot;:0},&quot;isEdited&quot;:false,&quot;manualOverride&quot;:{&quot;isManuallyOverridden&quot;:false,&quot;citeprocText&quot;:&quot;[23]&quot;,&quot;manualOverrideText&quot;:&quot;&quot;},&quot;citationTag&quot;:&quot;MENDELEY_CITATION_v3_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&quot;,&quot;citationItems&quot;:[{&quot;id&quot;:&quot;94630c80-577c-3ded-896b-4aaf82147c8b&quot;,&quot;itemData&quot;:{&quot;type&quot;:&quot;chapter&quot;,&quot;id&quot;:&quot;94630c80-577c-3ded-896b-4aaf82147c8b&quot;,&quot;title&quot;:&quot;Efficient Exploration in Reinforcement Learning&quot;,&quot;author&quot;:[{&quot;family&quot;:&quot;Langford&quot;,&quot;given&quot;:&quot;John&quot;,&quot;parse-names&quot;:false,&quot;dropping-particle&quot;:&quot;&quot;,&quot;non-dropping-particle&quot;:&quot;&quot;}],&quot;container-title&quot;:&quot;Encyclopedia of Machine Learning&quot;,&quot;DOI&quot;:&quot;10.1007/978-0-387-30164-8_244&quot;,&quot;issued&quot;:{&quot;date-parts&quot;:[[2011]]},&quot;publisher-place&quot;:&quot;Boston, MA&quot;,&quot;page&quot;:&quot;309-311&quot;,&quot;publisher&quot;:&quot;Springer US&quot;,&quot;container-title-short&quot;:&quot;&quot;},&quot;isTemporary&quot;:false}]},{&quot;citationID&quot;:&quot;MENDELEY_CITATION_275dbc2a-bca7-47b7-904d-467adf502462&quot;,&quot;properties&quot;:{&quot;noteIndex&quot;:0},&quot;isEdited&quot;:false,&quot;manualOverride&quot;:{&quot;isManuallyOverridden&quot;:false,&quot;citeprocText&quot;:&quot;[24]&quot;,&quot;manualOverrideText&quot;:&quot;&quot;},&quot;citationTag&quot;:&quot;MENDELEY_CITATION_v3_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&quot;,&quot;citationItems&quot;:[{&quot;id&quot;:&quot;8a2da654-28fe-395b-8105-172abb9e04b0&quot;,&quot;itemData&quot;:{&quot;type&quot;:&quot;paper-conference&quot;,&quot;id&quot;:&quot;8a2da654-28fe-395b-8105-172abb9e04b0&quot;,&quot;title&quot;:&quot;Overview of Reinforcement Learning Based on Value and Policy&quot;,&quot;author&quot;:[{&quot;family&quot;:&quot;Liu&quot;,&quot;given&quot;:&quot;Yun-ting&quot;,&quot;parse-names&quot;:false,&quot;dropping-particle&quot;:&quot;&quot;,&quot;non-dropping-particle&quot;:&quot;&quot;},{&quot;family&quot;:&quot;Yang&quot;,&quot;given&quot;:&quot;Jia-ming&quot;,&quot;parse-names&quot;:false,&quot;dropping-particle&quot;:&quot;&quot;,&quot;non-dropping-particle&quot;:&quot;&quot;},{&quot;family&quot;:&quot;Chen&quot;,&quot;given&quot;:&quot;Liang&quot;,&quot;parse-names&quot;:false,&quot;dropping-particle&quot;:&quot;&quot;,&quot;non-dropping-particle&quot;:&quot;&quot;},{&quot;family&quot;:&quot;Guo&quot;,&quot;given&quot;:&quot;Ting&quot;,&quot;parse-names&quot;:false,&quot;dropping-particle&quot;:&quot;&quot;,&quot;non-dropping-particle&quot;:&quot;&quot;},{&quot;family&quot;:&quot;Jiang&quot;,&quot;given&quot;:&quot;Yu&quot;,&quot;parse-names&quot;:false,&quot;dropping-particle&quot;:&quot;&quot;,&quot;non-dropping-particle&quot;:&quot;&quot;}],&quot;container-title&quot;:&quot;2020 Chinese Control And Decision Conference (CCDC)&quot;,&quot;DOI&quot;:&quot;10.1109/CCDC49329.2020.9164615&quot;,&quot;ISBN&quot;:&quot;978-1-7281-5855-6&quot;,&quot;issued&quot;:{&quot;date-parts&quot;:[[2020,8]]},&quot;page&quot;:&quot;598-603&quot;,&quot;publisher&quot;:&quot;IEEE&quot;,&quot;container-title-short&quot;:&quot;&quot;},&quot;isTemporary&quot;:false}]},{&quot;citationID&quot;:&quot;MENDELEY_CITATION_ef102693-b21e-49bd-8961-a5f9603586b2&quot;,&quot;properties&quot;:{&quot;noteIndex&quot;:0},&quot;isEdited&quot;:false,&quot;manualOverride&quot;:{&quot;isManuallyOverridden&quot;:false,&quot;citeprocText&quot;:&quot;[25]&quot;,&quot;manualOverrideText&quot;:&quot;&quot;},&quot;citationTag&quot;:&quot;MENDELEY_CITATION_v3_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&quot;,&quot;citationItems&quot;:[{&quot;id&quot;:&quot;ffddf98e-e370-3452-8a14-62d7c8029a56&quot;,&quot;itemData&quot;:{&quot;type&quot;:&quot;article-journal&quot;,&quot;id&quot;:&quot;ffddf98e-e370-3452-8a14-62d7c8029a56&quot;,&quot;title&quot;:&quot;Comparing Policy Gradient and Value Function Based Reinforcement Learning Methods in Simulated Electrical Power Trade&quot;,&quot;author&quot;:[{&quot;family&quot;:&quot;Lincoln&quot;,&quot;given&quot;:&quot;Richard&quot;,&quot;parse-names&quot;:false,&quot;dropping-particle&quot;:&quot;&quot;,&quot;non-dropping-particle&quot;:&quot;&quot;},{&quot;family&quot;:&quot;Galloway&quot;,&quot;given&quot;:&quot;Stuart&quot;,&quot;parse-names&quot;:false,&quot;dropping-particle&quot;:&quot;&quot;,&quot;non-dropping-particle&quot;:&quot;&quot;},{&quot;family&quot;:&quot;Stephen&quot;,&quot;given&quot;:&quot;Bruce&quot;,&quot;parse-names&quot;:false,&quot;dropping-particle&quot;:&quot;&quot;,&quot;non-dropping-particle&quot;:&quot;&quot;},{&quot;family&quot;:&quot;Burt&quot;,&quot;given&quot;:&quot;Graeme&quot;,&quot;parse-names&quot;:false,&quot;dropping-particle&quot;:&quot;&quot;,&quot;non-dropping-particle&quot;:&quot;&quot;}],&quot;container-title&quot;:&quot;IEEE Transactions on Power Systems&quot;,&quot;DOI&quot;:&quot;10.1109/TPWRS.2011.2166091&quot;,&quot;ISSN&quot;:&quot;0885-8950&quot;,&quot;issued&quot;:{&quot;date-parts&quot;:[[2012,2]]},&quot;page&quot;:&quot;373-380&quot;,&quot;issue&quot;:&quot;1&quot;,&quot;volume&quot;:&quot;27&quot;,&quot;container-title-short&quot;:&quot;&quot;},&quot;isTemporary&quot;:false}]},{&quot;citationID&quot;:&quot;MENDELEY_CITATION_2803f5df-7f60-4bed-8861-5d6e31d32156&quot;,&quot;properties&quot;:{&quot;noteIndex&quot;:0},&quot;isEdited&quot;:false,&quot;manualOverride&quot;:{&quot;isManuallyOverridden&quot;:false,&quot;citeprocText&quot;:&quot;[26]&quot;,&quot;manualOverrideText&quot;:&quot;&quot;},&quot;citationTag&quot;:&quot;MENDELEY_CITATION_v3_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&quot;,&quot;citationItems&quot;:[{&quot;id&quot;:&quot;e54e5b56-d131-3a66-9ffb-14ae92ea0215&quot;,&quot;itemData&quot;:{&quot;type&quot;:&quot;article-journal&quot;,&quot;id&quot;:&quot;e54e5b56-d131-3a66-9ffb-14ae92ea0215&quot;,&quot;title&quot;:&quot;Policy Gradient Methods in Deep Reinforcement Learning&quot;,&quot;author&quot;:[{&quot;family&quot;:&quot;Gao&quot;,&quot;given&quot;:&quot;Yuhan&quot;,&quot;parse-names&quot;:false,&quot;dropping-particle&quot;:&quot;&quot;,&quot;non-dropping-particle&quot;:&quot;&quot;}],&quot;container-title&quot;:&quot;Applied and Computational Engineering&quot;,&quot;DOI&quot;:&quot;10.54254/2755-2721/2025.TJ23321&quot;,&quot;ISSN&quot;:&quot;2755-2721&quot;,&quot;issued&quot;:{&quot;date-parts&quot;:[[2025,5,22]]},&quot;page&quot;:&quot;27-34&quot;,&quot;abstract&quot;:&quot;&lt;p&gt;Policy gradient (PG) methods are a fundamental component of deep reinforcement learning (DRL), particularly effective in continuous and high-dimensional control tasks. This paper presents a structured review of PG algorithms, tracing their development from basic Monte Carlo methods like REINFORCE to advanced techniques such as asynchronous advantage actor-critic (A3C), trust region policy optimization (TRPO), proximal policy optimization (PPO), deep deterministic policy gradient (DDPG), and soft actor-critic (SAC). These methods differ in terms of policy structure, optimization stability, and sample efficiency, addressing core challenges in policy learning through gradient-based updates. In addition, this review explores the application of PG methods in real-world domains, including autonomous driving, financial portfolio management, and smart grid energy systems. These applications demonstrate PG methods’ capacity to operate under uncertainty and adapt to complex dynamic environments. However, limitations such as high variance, low sample efficiency, and instability in multi-agent and offline settings remain significant obstacles. The review concludes by outlining emerging research directions, including entropy-based exploration, model-based policy optimization, meta-learning, and Transformer-based sequence modeling. This work aims to offer theoretical insights and practical guidance to support the continued advancement and application of policy gradient methods in reinforcement learning.&lt;/p&gt;&quot;,&quot;issue&quot;:&quot;1&quot;,&quot;volume&quot;:&quot;158&quot;,&quot;container-title-short&quot;:&quot;&quot;},&quot;isTemporary&quot;:false}]},{&quot;citationID&quot;:&quot;MENDELEY_CITATION_6b0aa260-f728-4cb7-8d42-c258b6a59a24&quot;,&quot;properties&quot;:{&quot;noteIndex&quot;:0},&quot;isEdited&quot;:false,&quot;manualOverride&quot;:{&quot;isManuallyOverridden&quot;:false,&quot;citeprocText&quot;:&quot;[27]&quot;,&quot;manualOverrideText&quot;:&quot;&quot;},&quot;citationTag&quot;:&quot;MENDELEY_CITATION_v3_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&quot;,&quot;citationItems&quot;:[{&quot;id&quot;:&quot;695f87ef-b1a7-3d24-bf63-54c6c4a9499c&quot;,&quot;itemData&quot;:{&quot;type&quot;:&quot;article-journal&quot;,&quot;id&quot;:&quot;695f87ef-b1a7-3d24-bf63-54c6c4a9499c&quot;,&quot;title&quot;:&quot;Reinforcement Learning and Its Applications in Modern Power and Energy Systems: A Review&quot;,&quot;author&quot;:[{&quot;family&quot;:&quot;Cao&quot;,&quot;given&quot;:&quot;Di&quot;,&quot;parse-names&quot;:false,&quot;dropping-particle&quot;:&quot;&quot;,&quot;non-dropping-particle&quot;:&quot;&quot;},{&quot;family&quot;:&quot;Hu&quot;,&quot;given&quot;:&quot;Weihao&quot;,&quot;parse-names&quot;:false,&quot;dropping-particle&quot;:&quot;&quot;,&quot;non-dropping-particle&quot;:&quot;&quot;},{&quot;family&quot;:&quot;Zhao&quot;,&quot;given&quot;:&quot;Junbo&quot;,&quot;parse-names&quot;:false,&quot;dropping-particle&quot;:&quot;&quot;,&quot;non-dropping-particle&quot;:&quot;&quot;},{&quot;family&quot;:&quot;Zhang&quot;,&quot;given&quot;:&quot;Guozhou&quot;,&quot;parse-names&quot;:false,&quot;dropping-particle&quot;:&quot;&quot;,&quot;non-dropping-particle&quot;:&quot;&quot;},{&quot;family&quot;:&quot;Zhang&quot;,&quot;given&quot;:&quot;Bin&quot;,&quot;parse-names&quot;:false,&quot;dropping-particle&quot;:&quot;&quot;,&quot;non-dropping-particle&quot;:&quot;&quot;},{&quot;family&quot;:&quot;Liu&quot;,&quot;given&quot;:&quot;Zhou&quot;,&quot;parse-names&quot;:false,&quot;dropping-particle&quot;:&quot;&quot;,&quot;non-dropping-particle&quot;:&quot;&quot;},{&quot;family&quot;:&quot;Chen&quot;,&quot;given&quot;:&quot;Zhe&quot;,&quot;parse-names&quot;:false,&quot;dropping-particle&quot;:&quot;&quot;,&quot;non-dropping-particle&quot;:&quot;&quot;},{&quot;family&quot;:&quot;Blaabjerg&quot;,&quot;given&quot;:&quot;Frede&quot;,&quot;parse-names&quot;:false,&quot;dropping-particle&quot;:&quot;&quot;,&quot;non-dropping-particle&quot;:&quot;&quot;}],&quot;container-title&quot;:&quot;Journal of Modern Power Systems and Clean Energy&quot;,&quot;DOI&quot;:&quot;10.35833/MPCE.2020.000552&quot;,&quot;ISSN&quot;:&quot;2196-5625&quot;,&quot;issued&quot;:{&quot;date-parts&quot;:[[2020]]},&quot;page&quot;:&quot;1029-1042&quot;,&quot;issue&quot;:&quot;6&quot;,&quot;volume&quot;:&quot;8&quot;,&quot;container-title-short&quot;:&quot;&quot;},&quot;isTemporary&quot;:false}]},{&quot;citationID&quot;:&quot;MENDELEY_CITATION_77016d76-bbff-470c-acaf-6a996a49373b&quot;,&quot;properties&quot;:{&quot;noteIndex&quot;:0},&quot;isEdited&quot;:false,&quot;manualOverride&quot;:{&quot;isManuallyOverridden&quot;:false,&quot;citeprocText&quot;:&quot;[28]&quot;,&quot;manualOverrideText&quot;:&quot;&quot;},&quot;citationTag&quot;:&quot;MENDELEY_CITATION_v3_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&quot;,&quot;citationItems&quot;:[{&quot;id&quot;:&quot;e45cab0b-e52f-3cff-b734-fbaac9d65a24&quot;,&quot;itemData&quot;:{&quot;type&quot;:&quot;paper-conference&quot;,&quot;id&quot;:&quot;e45cab0b-e52f-3cff-b734-fbaac9d65a24&quot;,&quot;title&quot;:&quot;Performance Comparison of Deep RL Algorithms for Energy Systems Optimal Scheduling&quot;,&quot;author&quot;:[{&quot;family&quot;:&quot;Shengren&quot;,&quot;given&quot;:&quot;Hou&quot;,&quot;parse-names&quot;:false,&quot;dropping-particle&quot;:&quot;&quot;,&quot;non-dropping-particle&quot;:&quot;&quot;},{&quot;family&quot;:&quot;Salazar&quot;,&quot;given&quot;:&quot;Edgar Mauricio&quot;,&quot;parse-names&quot;:false,&quot;dropping-particle&quot;:&quot;&quot;,&quot;non-dropping-particle&quot;:&quot;&quot;},{&quot;family&quot;:&quot;Vergara&quot;,&quot;given&quot;:&quot;Pedro P.&quot;,&quot;parse-names&quot;:false,&quot;dropping-particle&quot;:&quot;&quot;,&quot;non-dropping-particle&quot;:&quot;&quot;},{&quot;family&quot;:&quot;Palensky&quot;,&quot;given&quot;:&quot;Peter&quot;,&quot;parse-names&quot;:false,&quot;dropping-particle&quot;:&quot;&quot;,&quot;non-dropping-particle&quot;:&quot;&quot;}],&quot;container-title&quot;:&quot;2022 IEEE PES Innovative Smart Grid Technologies Conference Europe (ISGT-Europe)&quot;,&quot;DOI&quot;:&quot;10.1109/ISGT-Europe54678.2022.9960642&quot;,&quot;ISBN&quot;:&quot;978-1-6654-8032-1&quot;,&quot;issued&quot;:{&quot;date-parts&quot;:[[2022,10,10]]},&quot;page&quot;:&quot;1-6&quot;,&quot;publisher&quot;:&quot;IEEE&quot;,&quot;container-title-short&quot;:&quot;&quot;},&quot;isTemporary&quot;:false}]},{&quot;citationID&quot;:&quot;MENDELEY_CITATION_0a510372-57a7-426b-836c-f53f7d26b1fe&quot;,&quot;properties&quot;:{&quot;noteIndex&quot;:0},&quot;isEdited&quot;:false,&quot;manualOverride&quot;:{&quot;isManuallyOverridden&quot;:false,&quot;citeprocText&quot;:&quot;[29]&quot;,&quot;manualOverrideText&quot;:&quot;&quot;},&quot;citationTag&quot;:&quot;MENDELEY_CITATION_v3_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&quot;,&quot;citationItems&quot;:[{&quot;id&quot;:&quot;31848458-a34e-370b-af77-81d1d893a1c5&quot;,&quot;itemData&quot;:{&quot;type&quot;:&quot;article-journal&quot;,&quot;id&quot;:&quot;31848458-a34e-370b-af77-81d1d893a1c5&quot;,&quot;title&quot;:&quot;Deep Reinforcement Learning Approaches the MILP Optimum of a Multi-Energy Optimization in Energy Communities&quot;,&quot;author&quot;:[{&quot;family&quot;:&quot;Vetter&quot;,&quot;given&quot;:&quot;Vinzent&quot;,&quot;parse-names&quot;:false,&quot;dropping-particle&quot;:&quot;&quot;,&quot;non-dropping-particle&quot;:&quot;&quot;},{&quot;family&quot;:&quot;Wohlgenannt&quot;,&quot;given&quot;:&quot;Philipp&quot;,&quot;parse-names&quot;:false,&quot;dropping-particle&quot;:&quot;&quot;,&quot;non-dropping-particle&quot;:&quot;&quot;},{&quot;family&quot;:&quot;Kepplinger&quot;,&quot;given&quot;:&quot;Peter&quot;,&quot;parse-names&quot;:false,&quot;dropping-particle&quot;:&quot;&quot;,&quot;non-dropping-particle&quot;:&quot;&quot;},{&quot;family&quot;:&quot;Eder&quot;,&quot;given&quot;:&quot;Elias&quot;,&quot;parse-names&quot;:false,&quot;dropping-particle&quot;:&quot;&quot;,&quot;non-dropping-particle&quot;:&quot;&quot;}],&quot;container-title&quot;:&quot;Energies&quot;,&quot;DOI&quot;:&quot;10.3390/en18174489&quot;,&quot;ISSN&quot;:&quot;1996-1073&quot;,&quot;issued&quot;:{&quot;date-parts&quot;:[[2025,8,23]]},&quot;page&quot;:&quot;4489&quot;,&quot;abstract&quot;:&quot;&lt;p&gt;As energy systems transition toward high shares of variable renewable generation, local energy communities (ECs) are increasingly relevant for enabling demand-side flexibility and self-sufficiency. This shift is particularly evident in the residential sector, where the deployment of photovoltaic (PV) systems is rapidly growing. While mixed-integer linear programming (MILP) remains the standard for operational optimization and demand response in such systems, its computational burden limits scalability and responsiveness under real-time or uncertain conditions. Reinforcement learning (RL), by contrast, offers a model-free, adaptive alternative. However, its application to real-world energy system operation remains limited. This study explores the application of a Deep Q-Network (DQN) to a real residential EC, which has received limited attention in prior work. The system comprises three single-family homes sharing a centralized heating system with a thermal energy storage (TES), a PV installation, and a grid connection. We compare the performance of MILP and RL controllers across economic and environmental metrics. Relative to a reference scenario without TES, MILP and RL reduce energy costs by 10.06% and 8.78%, respectively, and both approaches yield lower total energy consumption and CO2-equivalent emissions. Notably, the trained RL agent achieves a near-optimal outcome while requiring only 22% of the MILP’s computation time. These results demonstrate that DQNs can offer a computationally efficient and practically viable alternative to MILP for real-time control in residential energy systems.&lt;/p&gt;&quot;,&quot;issue&quot;:&quot;17&quot;,&quot;volume&quot;:&quot;18&quot;,&quot;container-title-short&quot;:&quot;Energies (Basel).&quot;},&quot;isTemporary&quot;:false}]},{&quot;citationID&quot;:&quot;MENDELEY_CITATION_d44b77f0-61f7-4c28-821a-92a263b68faa&quot;,&quot;properties&quot;:{&quot;noteIndex&quot;:0},&quot;isEdited&quot;:false,&quot;manualOverride&quot;:{&quot;isManuallyOverridden&quot;:false,&quot;citeprocText&quot;:&quot;[30]&quot;,&quot;manualOverrideText&quot;:&quot;&quot;},&quot;citationTag&quot;:&quot;MENDELEY_CITATION_v3_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&quot;,&quot;citationItems&quot;:[{&quot;id&quot;:&quot;878a73bd-0c5d-3e77-a841-71aeb93db99a&quot;,&quot;itemData&quot;:{&quot;type&quot;:&quot;article-journal&quot;,&quot;id&quot;:&quot;878a73bd-0c5d-3e77-a841-71aeb93db99a&quot;,&quot;title&quot;:&quot;Reinforcement Learning for Joint Design and Control of Battery-PV Systems&quot;,&quot;author&quot;:[{&quot;family&quot;:&quot;Cauz&quot;,&quot;given&quot;:&quot;Marine&quot;,&quot;parse-names&quot;:false,&quot;dropping-particle&quot;:&quot;&quot;,&quot;non-dropping-particle&quot;:&quot;&quot;},{&quot;family&quot;:&quot;Bolland&quot;,&quot;given&quot;:&quot;Adrien&quot;,&quot;parse-names&quot;:false,&quot;dropping-particle&quot;:&quot;&quot;,&quot;non-dropping-particle&quot;:&quot;&quot;},{&quot;family&quot;:&quot;Miftari&quot;,&quot;given&quot;:&quot;Bardhyl&quot;,&quot;parse-names&quot;:false,&quot;dropping-particle&quot;:&quot;&quot;,&quot;non-dropping-particle&quot;:&quot;&quot;},{&quot;family&quot;:&quot;Perret&quot;,&quot;given&quot;:&quot;Lionel&quot;,&quot;parse-names&quot;:false,&quot;dropping-particle&quot;:&quot;&quot;,&quot;non-dropping-particle&quot;:&quot;&quot;},{&quot;family&quot;:&quot;Ballif&quot;,&quot;given&quot;:&quot;Christophe&quot;,&quot;parse-names&quot;:false,&quot;dropping-particle&quot;:&quot;&quot;,&quot;non-dropping-particle&quot;:&quot;&quot;},{&quot;family&quot;:&quot;Wyrsch&quot;,&quot;given&quot;:&quot;Nicolas&quot;,&quot;parse-names&quot;:false,&quot;dropping-particle&quot;:&quot;&quot;,&quot;non-dropping-particle&quot;:&quot;&quot;}],&quot;URL&quot;:&quot;http://arxiv.org/abs/2307.04244&quot;,&quot;issued&quot;:{&quot;date-parts&quot;:[[2023,7,9]]},&quot;abstract&quot;:&quot;The decentralisation and unpredictability of new renewable energy sources require rethinking our energy system. Data-driven approaches, such as reinforcement learning (RL), have emerged as new control strategies for operating these systems, but they have not yet been applied to system design. This paper aims to bridge this gap by studying the use of an RL-based method for joint design and control of a real-world PV and battery system. The design problem is first formulated as a mixed-integer linear programming problem (MILP). The optimal MILP solution is then used to evaluate the performance of an RL agent trained in a surrogate environment designed for applying an existing data-driven algorithm. The main difference between the two models lies in their optimization approaches: while MILP finds a solution that minimizes the total costs for a one-year operation given the deterministic historical data, RL is a stochastic method that searches for an optimal strategy over one week of data on expectation over all weeks in the historical dataset. Both methods were applied on a toy example using one-week data and on a case study using one-year data. In both cases, models were found to converge to similar control solutions, but their investment decisions differed. Overall, these outcomes are an initial step illustrating benefits and challenges of using RL for the joint design and control of energy systems.&quot;,&quot;container-title-short&quot;:&quot;&quot;},&quot;isTemporary&quot;:false}]}]"/>
+    <we:property name="MENDELEY_CITATIONS" value="[{&quot;citationID&quot;:&quot;MENDELEY_CITATION_9a69a8b0-b116-4a8e-be9e-ca9faac00dd4&quot;,&quot;properties&quot;:{&quot;noteIndex&quot;:0},&quot;isEdited&quot;:false,&quot;manualOverride&quot;:{&quot;isManuallyOverridden&quot;:false,&quot;citeprocText&quot;:&quot;[1]&quot;,&quot;manualOverrideText&quot;:&quot;&quot;},&quot;citationTag&quot;:&quot;MENDELEY_CITATION_v3_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&quot;,&quot;citationItems&quot;:[{&quot;id&quot;:&quot;9f54496b-fc3d-3546-b057-55b552d0253d&quot;,&quot;itemData&quot;:{&quot;type&quot;:&quot;article-journal&quot;,&quot;id&quot;:&quot;9f54496b-fc3d-3546-b057-55b552d0253d&quot;,&quot;title&quot;:&quot;Hard-to-Abate Sectors: The role of industrial carbon capture and storage (CCS) in emission mitigation&quot;,&quot;author&quot;:[{&quot;family&quot;:&quot;Paltsev&quot;,&quot;given&quot;:&quot;Sergey&quot;,&quot;parse-names&quot;:false,&quot;dropping-particle&quot;:&quot;&quot;,&quot;non-dropping-particle&quot;:&quot;&quot;},{&quot;family&quot;:&quot;Morris&quot;,&quot;given&quot;:&quot;Jennifer&quot;,&quot;parse-names&quot;:false,&quot;dropping-particle&quot;:&quot;&quot;,&quot;non-dropping-particle&quot;:&quot;&quot;},{&quot;family&quot;:&quot;Kheshgi&quot;,&quot;given&quot;:&quot;Haroon&quot;,&quot;parse-names&quot;:false,&quot;dropping-particle&quot;:&quot;&quot;,&quot;non-dropping-particle&quot;:&quot;&quot;},{&quot;family&quot;:&quot;Herzog&quot;,&quot;given&quot;:&quot;Howard&quot;,&quot;parse-names&quot;:false,&quot;dropping-particle&quot;:&quot;&quot;,&quot;non-dropping-particle&quot;:&quot;&quot;}],&quot;container-title&quot;:&quot;Applied Energy&quot;,&quot;container-title-short&quot;:&quot;Appl. Energy&quot;,&quot;DOI&quot;:&quot;10.1016/j.apenergy.2021.117322&quot;,&quot;ISSN&quot;:&quot;03062619&quot;,&quot;issued&quot;:{&quot;date-parts&quot;:[[2021,10]]},&quot;page&quot;:&quot;117322&quot;,&quot;volume&quot;:&quot;300&quot;},&quot;isTemporary&quot;:false}]},{&quot;citationID&quot;:&quot;MENDELEY_CITATION_8d7bd39f-5014-4a97-bce1-d22efa7dbd0b&quot;,&quot;properties&quot;:{&quot;noteIndex&quot;:0},&quot;isEdited&quot;:false,&quot;manualOverride&quot;:{&quot;isManuallyOverridden&quot;:false,&quot;citeprocText&quot;:&quot;[2]&quot;,&quot;manualOverrideText&quot;:&quot;&quot;},&quot;citationTag&quot;:&quot;MENDELEY_CITATION_v3_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&quot;,&quot;citationItems&quot;:[{&quot;id&quot;:&quot;956a38fa-e422-3333-a9ab-81f96dae1644&quot;,&quot;itemData&quot;:{&quot;type&quot;:&quot;article-journal&quot;,&quot;id&quot;:&quot;956a38fa-e422-3333-a9ab-81f96dae1644&quot;,&quot;title&quot;:&quot;Decarbonizing Hard-to-Abate Sectors with Renewable Hydrogen: A Real Case Application to the Ceramics Industry&quot;,&quot;author&quot;:[{&quot;family&quot;:&quot;Sousa&quot;,&quot;given&quot;:&quot;Jorge&quot;,&quot;parse-names&quot;:false,&quot;dropping-particle&quot;:&quot;&quot;,&quot;non-dropping-particle&quot;:&quot;&quot;},{&quot;family&quot;:&quot;Azevedo&quot;,&quot;given&quot;:&quot;Inês&quot;,&quot;parse-names&quot;:false,&quot;dropping-particle&quot;:&quot;&quot;,&quot;non-dropping-particle&quot;:&quot;&quot;},{&quot;family&quot;:&quot;Camus&quot;,&quot;given&quot;:&quot;Cristina&quot;,&quot;parse-names&quot;:false,&quot;dropping-particle&quot;:&quot;&quot;,&quot;non-dropping-particle&quot;:&quot;&quot;},{&quot;family&quot;:&quot;Mendes&quot;,&quot;given&quot;:&quot;Luís&quot;,&quot;parse-names&quot;:false,&quot;dropping-particle&quot;:&quot;&quot;,&quot;non-dropping-particle&quot;:&quot;&quot;},{&quot;family&quot;:&quot;Viveiros&quot;,&quot;given&quot;:&quot;Carla&quot;,&quot;parse-names&quot;:false,&quot;dropping-particle&quot;:&quot;&quot;,&quot;non-dropping-particle&quot;:&quot;&quot;},{&quot;family&quot;:&quot;Barata&quot;,&quot;given&quot;:&quot;Filipe&quot;,&quot;parse-names&quot;:false,&quot;dropping-particle&quot;:&quot;&quot;,&quot;non-dropping-particle&quot;:&quot;&quot;}],&quot;container-title&quot;:&quot;Energies&quot;,&quot;container-title-short&quot;:&quot;Energies (Basel).&quot;,&quot;DOI&quot;:&quot;10.3390/en17153661&quot;,&quot;ISSN&quot;:&quot;1996-1073&quot;,&quot;issued&quot;:{&quot;date-parts&quot;:[[2024,7,25]]},&quot;page&quot;:&quot;3661&quot;,&quot;abstract&quot;:&quot;&lt;p&gt;Hydrogen produced from renewable energy sources is a valuable energy carrier for linking growing renewable electricity generation with the hard-to-abate sectors, such as cement, steel, glass, chemical, and ceramics industries. In this context, this paper presents a new model of hydrogen production based on solar photovoltaics and wind energy with application to a real-world ceramics factory. For this task, a novel multipurpose profit-maximizing model is implemented using GAMS. The developed model explores hydrogen production with multiple value streams that enable technical and economical informed decisions under specific scenarios. Our results show that it is profitable to sell the hydrogen produced to the gas grid rather than using it for self-consumption for low-gas-price scenarios. On the other hand, when the price of gas is significantly high, it is more profitable to use as much hydrogen as possible for self-consumption to supply the factory and reduce the internal use of natural gas. The role of electricity self-consumption has proven to be key for the project’s profitability as, without this revenue stream, the project would not be profitable in any analysed scenario.&lt;/p&gt;&quot;,&quot;issue&quot;:&quot;15&quot;,&quot;volume&quot;:&quot;17&quot;},&quot;isTemporary&quot;:false}]},{&quot;citationID&quot;:&quot;MENDELEY_CITATION_cc9a11a7-48e8-4bcd-9601-05385ccebf02&quot;,&quot;properties&quot;:{&quot;noteIndex&quot;:0},&quot;isEdited&quot;:false,&quot;manualOverride&quot;:{&quot;isManuallyOverridden&quot;:false,&quot;citeprocText&quot;:&quot;[3]&quot;,&quot;manualOverrideText&quot;:&quot;&quot;},&quot;citationTag&quot;:&quot;MENDELEY_CITATION_v3_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&quot;,&quot;citationItems&quot;:[{&quot;id&quot;:&quot;66781a91-8ce9-38c0-8b80-b0de4bdb3cc9&quot;,&quot;itemData&quot;:{&quot;type&quot;:&quot;article-journal&quot;,&quot;id&quot;:&quot;66781a91-8ce9-38c0-8b80-b0de4bdb3cc9&quot;,&quot;title&quot;:&quot;From green hydrogen to electricity: A review on recent advances, challenges, and opportunities on power-to-hydrogen-to-power systems&quot;,&quot;author&quot;:[{&quot;family&quot;:&quot;Risco-Bravo&quot;,&quot;given&quot;:&quot;A.&quot;,&quot;parse-names&quot;:false,&quot;dropping-particle&quot;:&quot;&quot;,&quot;non-dropping-particle&quot;:&quot;&quot;},{&quot;family&quot;:&quot;Varela&quot;,&quot;given&quot;:&quot;C.&quot;,&quot;parse-names&quot;:false,&quot;dropping-particle&quot;:&quot;&quot;,&quot;non-dropping-particle&quot;:&quot;&quot;},{&quot;family&quot;:&quot;Bartels&quot;,&quot;given&quot;:&quot;J.&quot;,&quot;parse-names&quot;:false,&quot;dropping-particle&quot;:&quot;&quot;,&quot;non-dropping-particle&quot;:&quot;&quot;},{&quot;family&quot;:&quot;Zondervan&quot;,&quot;given&quot;:&quot;E.&quot;,&quot;parse-names&quot;:false,&quot;dropping-particle&quot;:&quot;&quot;,&quot;non-dropping-particle&quot;:&quot;&quot;}],&quot;container-title&quot;:&quot;Renewable and Sustainable Energy Reviews&quot;,&quot;DOI&quot;:&quot;10.1016/j.rser.2023.113930&quot;,&quot;ISSN&quot;:&quot;13640321&quot;,&quot;issued&quot;:{&quot;date-parts&quot;:[[2024,1]]},&quot;page&quot;:&quot;113930&quot;,&quot;volume&quot;:&quot;189&quot;,&quot;container-title-short&quot;:&quot;&quot;},&quot;isTemporary&quot;:false}]},{&quot;citationID&quot;:&quot;MENDELEY_CITATION_10ebcc1d-9e7d-475c-9706-140f1e237e74&quot;,&quot;properties&quot;:{&quot;noteIndex&quot;:0},&quot;isEdited&quot;:false,&quot;manualOverride&quot;:{&quot;isManuallyOverridden&quot;:false,&quot;citeprocText&quot;:&quot;[4]&quot;,&quot;manualOverrideText&quot;:&quot;&quot;},&quot;citationTag&quot;:&quot;MENDELEY_CITATION_v3_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&quot;,&quot;citationItems&quot;:[{&quot;id&quot;:&quot;d00ceab6-c269-3d86-a58b-dd8be99f154b&quot;,&quot;itemData&quot;:{&quot;type&quot;:&quot;article-journal&quot;,&quot;id&quot;:&quot;d00ceab6-c269-3d86-a58b-dd8be99f154b&quot;,&quot;title&quot;:&quot;A comprehensive review of optimizing hybrid renewable energy system using optimization techniques&quot;,&quot;author&quot;:[{&quot;family&quot;:&quot;Yao&quot;,&quot;given&quot;:&quot;Ye&quot;,&quot;parse-names&quot;:false,&quot;dropping-particle&quot;:&quot;&quot;,&quot;non-dropping-particle&quot;:&quot;&quot;},{&quot;family&quot;:&quot;Wang&quot;,&quot;given&quot;:&quot;Zhen&quot;,&quot;parse-names&quot;:false,&quot;dropping-particle&quot;:&quot;&quot;,&quot;non-dropping-particle&quot;:&quot;&quot;},{&quot;family&quot;:&quot;Ma&quot;,&quot;given&quot;:&quot;Chao&quot;,&quot;parse-names&quot;:false,&quot;dropping-particle&quot;:&quot;&quot;,&quot;non-dropping-particle&quot;:&quot;&quot;},{&quot;family&quot;:&quot;Liu&quot;,&quot;given&quot;:&quot;Mengmeng&quot;,&quot;parse-names&quot;:false,&quot;dropping-particle&quot;:&quot;&quot;,&quot;non-dropping-particle&quot;:&quot;&quot;},{&quot;family&quot;:&quot;Qi&quot;,&quot;given&quot;:&quot;Wenchao&quot;,&quot;parse-names&quot;:false,&quot;dropping-particle&quot;:&quot;&quot;,&quot;non-dropping-particle&quot;:&quot;&quot;},{&quot;family&quot;:&quot;Yang&quot;,&quot;given&quot;:&quot;Xiuwei&quot;,&quot;parse-names&quot;:false,&quot;dropping-particle&quot;:&quot;&quot;,&quot;non-dropping-particle&quot;:&quot;&quot;},{&quot;family&quot;:&quot;Gao&quot;,&quot;given&quot;:&quot;Xifeng&quot;,&quot;parse-names&quot;:false,&quot;dropping-particle&quot;:&quot;&quot;,&quot;non-dropping-particle&quot;:&quot;&quot;},{&quot;family&quot;:&quot;Liu&quot;,&quot;given&quot;:&quot;Yingzhou&quot;,&quot;parse-names&quot;:false,&quot;dropping-particle&quot;:&quot;&quot;,&quot;non-dropping-particle&quot;:&quot;&quot;},{&quot;family&quot;:&quot;Lian&quot;,&quot;given&quot;:&quot;Jijian&quot;,&quot;parse-names&quot;:false,&quot;dropping-particle&quot;:&quot;&quot;,&quot;non-dropping-particle&quot;:&quot;&quot;},{&quot;family&quot;:&quot;Wang&quot;,&quot;given&quot;:&quot;Haolin&quot;,&quot;parse-names&quot;:false,&quot;dropping-particle&quot;:&quot;&quot;,&quot;non-dropping-particle&quot;:&quot;&quot;}],&quot;container-title&quot;:&quot;Engineering Science and Technology, an International Journal&quot;,&quot;DOI&quot;:&quot;10.1016/j.jestch.2026.102384&quot;,&quot;ISSN&quot;:&quot;22150986&quot;,&quot;issued&quot;:{&quot;date-parts&quot;:[[2026,6]]},&quot;page&quot;:&quot;102384&quot;,&quot;volume&quot;:&quot;78&quot;,&quot;container-title-short&quot;:&quot;&quot;},&quot;isTemporary&quot;:false}]},{&quot;citationID&quot;:&quot;MENDELEY_CITATION_883842a3-a21f-4bfa-9084-5059522ad981&quot;,&quot;properties&quot;:{&quot;noteIndex&quot;:0},&quot;isEdited&quot;:false,&quot;manualOverride&quot;:{&quot;isManuallyOverridden&quot;:false,&quot;citeprocText&quot;:&quot;[5]&quot;,&quot;manualOverrideText&quot;:&quot;&quot;},&quot;citationTag&quot;:&quot;MENDELEY_CITATION_v3_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&quot;,&quot;citationItems&quot;:[{&quot;id&quot;:&quot;37e1e1c6-a2f3-3486-92e6-469dc2e4adc9&quot;,&quot;itemData&quot;:{&quot;type&quot;:&quot;article-journal&quot;,&quot;id&quot;:&quot;37e1e1c6-a2f3-3486-92e6-469dc2e4adc9&quot;,&quot;title&quot;:&quot;Energy Demand Response in a Food-Processing Plant: A Deep Reinforcement Learning Approach&quot;,&quot;author&quot;:[{&quot;family&quot;:&quot;Wohlgenannt&quot;,&quot;given&quot;:&quot;Philipp&quot;,&quot;parse-names&quot;:false,&quot;dropping-particle&quot;:&quot;&quot;,&quot;non-dropping-particle&quot;:&quot;&quot;},{&quot;family&quot;:&quot;Hegenbart&quot;,&quot;given&quot;:&quot;Sebastian&quot;,&quot;parse-names&quot;:false,&quot;dropping-particle&quot;:&quot;&quot;,&quot;non-dropping-particle&quot;:&quot;&quot;},{&quot;family&quot;:&quot;Eder&quot;,&quot;given&quot;:&quot;Elias&quot;,&quot;parse-names&quot;:false,&quot;dropping-particle&quot;:&quot;&quot;,&quot;non-dropping-particle&quot;:&quot;&quot;},{&quot;family&quot;:&quot;Kolhe&quot;,&quot;given&quot;:&quot;Mohan&quot;,&quot;parse-names&quot;:false,&quot;dropping-particle&quot;:&quot;&quot;,&quot;non-dropping-particle&quot;:&quot;&quot;},{&quot;family&quot;:&quot;Kepplinger&quot;,&quot;given&quot;:&quot;Peter&quot;,&quot;parse-names&quot;:false,&quot;dropping-particle&quot;:&quot;&quot;,&quot;non-dropping-particle&quot;:&quot;&quot;}],&quot;container-title&quot;:&quot;Energies&quot;,&quot;container-title-short&quot;:&quot;Energies (Basel).&quot;,&quot;DOI&quot;:&quot;10.3390/en17246430&quot;,&quot;ISSN&quot;:&quot;1996-1073&quot;,&quot;issued&quot;:{&quot;date-parts&quot;:[[2024,12,20]]},&quot;page&quot;:&quot;6430&quot;,&quot;abstract&quot;:&quot;&lt;p&gt;The food industry faces significant challenges in managing operational costs due to its high energy intensity and rising energy prices. Industrial food-processing facilities, with substantial thermal capacities and large demands for cooling and heating, offer promising opportunities for demand response (DR) strategies. This study explores the application of deep reinforcement learning (RL) as an innovative, data-driven approach for DR in the food industry. By leveraging the adaptive, self-learning capabilities of RL, energy costs in the investigated plant are effectively decreased. The RL algorithm was compared with the well-established optimization method Mixed Integer Linear Programming (MILP), and both were benchmarked against a reference scenario without DR. The two optimization strategies demonstrate cost savings of 17.57% and 18.65% for RL and MILP, respectively. Although RL is slightly less efficient in cost reduction, it significantly outperforms in computational speed, being approximately 20 times faster. During operation, RL only needs 2ms per optimization compared to 19s for MILP, making it a promising optimization tool for edge computing. Moreover, while MILP’s computation time increases considerably with the number of binary variables, RL efficiently learns dynamic system behavior and scales to more complex systems without significant performance degradation. These results highlight that deep RL, when applied to DR, offers substantial cost savings and computational efficiency, with broad applicability to energy management in various applications.&lt;/p&gt;&quot;,&quot;issue&quot;:&quot;24&quot;,&quot;volume&quot;:&quot;17&quot;},&quot;isTemporary&quot;:false}]},{&quot;citationID&quot;:&quot;MENDELEY_CITATION_d7370189-8bad-428a-bf96-f6e0b77e7bf5&quot;,&quot;properties&quot;:{&quot;noteIndex&quot;:0},&quot;isEdited&quot;:false,&quot;manualOverride&quot;:{&quot;isManuallyOverridden&quot;:false,&quot;citeprocText&quot;:&quot;[6]&quot;,&quot;manualOverrideText&quot;:&quot;&quot;},&quot;citationTag&quot;:&quot;MENDELEY_CITATION_v3_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&quot;,&quot;citationItems&quot;:[{&quot;id&quot;:&quot;f01623cd-5b09-3de7-90db-88f6efe9d97e&quot;,&quot;itemData&quot;:{&quot;type&quot;:&quot;article-journal&quot;,&quot;id&quot;:&quot;f01623cd-5b09-3de7-90db-88f6efe9d97e&quot;,&quot;title&quot;:&quot;Optimization of energy supply systems by MILP branch and bound method in consideration of hierarchical relationship between design and operation&quot;,&quot;author&quot;:[{&quot;family&quot;:&quot;Yokoyama&quot;,&quot;given&quot;:&quot;Ryohei&quot;,&quot;parse-names&quot;:false,&quot;dropping-particle&quot;:&quot;&quot;,&quot;non-dropping-particle&quot;:&quot;&quot;},{&quot;family&quot;:&quot;Shinano&quot;,&quot;given&quot;:&quot;Yuji&quot;,&quot;parse-names&quot;:false,&quot;dropping-particle&quot;:&quot;&quot;,&quot;non-dropping-particle&quot;:&quot;&quot;},{&quot;family&quot;:&quot;Taniguchi&quot;,&quot;given&quot;:&quot;Syusuke&quot;,&quot;parse-names&quot;:false,&quot;dropping-particle&quot;:&quot;&quot;,&quot;non-dropping-particle&quot;:&quot;&quot;},{&quot;family&quot;:&quot;Ohkura&quot;,&quot;given&quot;:&quot;Masashi&quot;,&quot;parse-names&quot;:false,&quot;dropping-particle&quot;:&quot;&quot;,&quot;non-dropping-particle&quot;:&quot;&quot;},{&quot;family&quot;:&quot;Wakui&quot;,&quot;given&quot;:&quot;Tetsuya&quot;,&quot;parse-names&quot;:false,&quot;dropping-particle&quot;:&quot;&quot;,&quot;non-dropping-particle&quot;:&quot;&quot;}],&quot;container-title&quot;:&quot;Energy Conversion and Management&quot;,&quot;container-title-short&quot;:&quot;Energy Convers. Manag.&quot;,&quot;DOI&quot;:&quot;10.1016/j.enconman.2014.12.020&quot;,&quot;ISSN&quot;:&quot;01968904&quot;,&quot;issued&quot;:{&quot;date-parts&quot;:[[2015,3]]},&quot;page&quot;:&quot;92-104&quot;,&quot;volume&quot;:&quot;92&quot;},&quot;isTemporary&quot;:false}]},{&quot;citationID&quot;:&quot;MENDELEY_CITATION_25f810e2-1387-4860-bc8b-20e968f8adf0&quot;,&quot;properties&quot;:{&quot;noteIndex&quot;:0},&quot;isEdited&quot;:false,&quot;manualOverride&quot;:{&quot;isManuallyOverridden&quot;:false,&quot;citeprocText&quot;:&quot;[7]&quot;,&quot;manualOverrideText&quot;:&quot;&quot;},&quot;citationTag&quot;:&quot;MENDELEY_CITATION_v3_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&quot;,&quot;citationItems&quot;:[{&quot;id&quot;:&quot;85308694-191e-34ed-aa20-9e1aa6f08e43&quot;,&quot;itemData&quot;:{&quot;type&quot;:&quot;article-journal&quot;,&quot;id&quot;:&quot;85308694-191e-34ed-aa20-9e1aa6f08e43&quot;,&quot;title&quot;:&quot;Reinforcement Learning Techniques in Optimizing Energy Systems&quot;,&quot;author&quot;:[{&quot;family&quot;:&quot;Stavrev&quot;,&quot;given&quot;:&quot;Stefan&quot;,&quot;parse-names&quot;:false,&quot;dropping-particle&quot;:&quot;&quot;,&quot;non-dropping-particle&quot;:&quot;&quot;},{&quot;family&quot;:&quot;Ginchev&quot;,&quot;given&quot;:&quot;Dimitar&quot;,&quot;parse-names&quot;:false,&quot;dropping-particle&quot;:&quot;&quot;,&quot;non-dropping-particle&quot;:&quot;&quot;}],&quot;container-title&quot;:&quot;Electronics&quot;,&quot;container-title-short&quot;:&quot;Electronics (Basel).&quot;,&quot;DOI&quot;:&quot;10.3390/electronics13081459&quot;,&quot;ISSN&quot;:&quot;2079-9292&quot;,&quot;issued&quot;:{&quot;date-parts&quot;:[[2024,4,12]]},&quot;page&quot;:&quot;1459&quot;,&quot;abstract&quot;:&quot;&lt;p&gt;Reinforcement learning (RL) techniques have emerged as powerful tools for optimizing energy systems, offering the potential to enhance efficiency, reliability, and sustainability. This review paper provides a comprehensive examination of the applications of RL in the field of energy system optimization, spanning various domains such as energy management, grid control, and renewable energy integration. Beginning with an overview of RL fundamentals, the paper explores recent advancements in RL algorithms and their adaptation to address the unique challenges of energy system optimization. Case studies and real-world applications demonstrate the efficacy of RL-based approaches in improving energy efficiency, reducing costs, and mitigating environmental impacts. Furthermore, the paper discusses future directions and challenges, including scalability, interpretability, and integration with domain knowledge. By synthesizing the latest research findings and identifying key areas for further investigation, this paper aims to inform and inspire future research endeavors in the intersection of reinforcement learning and energy system optimization.&lt;/p&gt;&quot;,&quot;issue&quot;:&quot;8&quot;,&quot;volume&quot;:&quot;13&quot;},&quot;isTemporary&quot;:false}]},{&quot;citationID&quot;:&quot;MENDELEY_CITATION_51c152f6-c4bd-46c0-a730-f4779c171221&quot;,&quot;properties&quot;:{&quot;noteIndex&quot;:0},&quot;isEdited&quot;:false,&quot;manualOverride&quot;:{&quot;isManuallyOverridden&quot;:false,&quot;citeprocText&quot;:&quot;[8]&quot;,&quot;manualOverrideText&quot;:&quot;&quot;},&quot;citationTag&quot;:&quot;MENDELEY_CITATION_v3_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&quot;,&quot;citationItems&quot;:[{&quot;id&quot;:&quot;19ead3b7-e80b-3f24-a3e3-22a038f3385c&quot;,&quot;itemData&quot;:{&quot;type&quot;:&quot;article-journal&quot;,&quot;id&quot;:&quot;19ead3b7-e80b-3f24-a3e3-22a038f3385c&quot;,&quot;title&quot;:&quot;LCA and exergy-economic evaluation of a biogas-to-fuels system using CO2 hydrogenation and exhaust gas recycling&quot;,&quot;author&quot;:[{&quot;family&quot;:&quot;Ghiasirad&quot;,&quot;given&quot;:&quot;Hamed&quot;,&quot;parse-names&quot;:false,&quot;dropping-particle&quot;:&quot;&quot;,&quot;non-dropping-particle&quot;:&quot;&quot;},{&quot;family&quot;:&quot;Ebrahimian&quot;,&quot;given&quot;:&quot;Farinaz&quot;,&quot;parse-names&quot;:false,&quot;dropping-particle&quot;:&quot;&quot;,&quot;non-dropping-particle&quot;:&quot;&quot;},{&quot;family&quot;:&quot;Gholizadeh&quot;,&quot;given&quot;:&quot;Towhid&quot;,&quot;parse-names&quot;:false,&quot;dropping-particle&quot;:&quot;&quot;,&quot;non-dropping-particle&quot;:&quot;&quot;},{&quot;family&quot;:&quot;Mohammadi&quot;,&quot;given&quot;:&quot;Ali&quot;,&quot;parse-names&quot;:false,&quot;dropping-particle&quot;:&quot;&quot;,&quot;non-dropping-particle&quot;:&quot;&quot;},{&quot;family&quot;:&quot;Mirmasoumi&quot;,&quot;given&quot;:&quot;Siamak&quot;,&quot;parse-names&quot;:false,&quot;dropping-particle&quot;:&quot;&quot;,&quot;non-dropping-particle&quot;:&quot;&quot;},{&quot;family&quot;:&quot;Saray&quot;,&quot;given&quot;:&quot;Rahim Khoshbakhti&quot;,&quot;parse-names&quot;:false,&quot;dropping-particle&quot;:&quot;&quot;,&quot;non-dropping-particle&quot;:&quot;&quot;},{&quot;family&quot;:&quot;Skorek-Osikowska&quot;,&quot;given&quot;:&quot;Anna&quot;,&quot;parse-names&quot;:false,&quot;dropping-particle&quot;:&quot;&quot;,&quot;non-dropping-particle&quot;:&quot;&quot;}],&quot;container-title&quot;:&quot;Energy Conversion and Management: X&quot;,&quot;DOI&quot;:&quot;10.1016/j.ecmx.2025.100897&quot;,&quot;ISSN&quot;:&quot;25901745&quot;,&quot;issued&quot;:{&quot;date-parts&quot;:[[2025,4]]},&quot;page&quot;:&quot;100897&quot;,&quot;volume&quot;:&quot;26&quot;,&quot;container-title-short&quot;:&quot;&quot;},&quot;isTemporary&quot;:false}]},{&quot;citationID&quot;:&quot;MENDELEY_CITATION_105cda64-5b6c-464e-beda-2ca75d02300e&quot;,&quot;properties&quot;:{&quot;noteIndex&quot;:0},&quot;isEdited&quot;:false,&quot;manualOverride&quot;:{&quot;isManuallyOverridden&quot;:false,&quot;citeprocText&quot;:&quot;[9]&quot;,&quot;manualOverrideText&quot;:&quot;&quot;},&quot;citationTag&quot;:&quot;MENDELEY_CITATION_v3_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&quot;,&quot;citationItems&quot;:[{&quot;id&quot;:&quot;56e0ce24-6bd0-3ca6-ad59-9e041fc06482&quot;,&quot;itemData&quot;:{&quot;type&quot;:&quot;article-journal&quot;,&quot;id&quot;:&quot;56e0ce24-6bd0-3ca6-ad59-9e041fc06482&quot;,&quot;title&quot;:&quot;Syngas biomethanation: state‐of‐the‐art review and perspectives&quot;,&quot;author&quot;:[{&quot;family&quot;:&quot;Grimalt‐Alemany&quot;,&quot;given&quot;:&quot;Antonio&quot;,&quot;parse-names&quot;:false,&quot;dropping-particle&quot;:&quot;&quot;,&quot;non-dropping-particle&quot;:&quot;&quot;},{&quot;family&quot;:&quot;Skiadas&quot;,&quot;given&quot;:&quot;Ioannis&quot;,&quot;parse-names&quot;:false,&quot;dropping-particle&quot;:&quot;V.&quot;,&quot;non-dropping-particle&quot;:&quot;&quot;},{&quot;family&quot;:&quot;Gavala&quot;,&quot;given&quot;:&quot;Hariklia N.&quot;,&quot;parse-names&quot;:false,&quot;dropping-particle&quot;:&quot;&quot;,&quot;non-dropping-particle&quot;:&quot;&quot;}],&quot;container-title&quot;:&quot;Biofuels, Bioproducts and Biorefining&quot;,&quot;DOI&quot;:&quot;10.1002/bbb.1826&quot;,&quot;ISSN&quot;:&quot;1932-104X&quot;,&quot;issued&quot;:{&quot;date-parts&quot;:[[2018,1,10]]},&quot;page&quot;:&quot;139-158&quot;,&quot;abstract&quot;:&quot;&lt;p&gt;Significant research efforts are currently being made worldwide to develop more efficient biomethane production processes from a variety of waste streams. The biomethanation of biomass‐derived syngas can contribute to increasing the potential of methane production as it opens the way for the conversion of recalcitrant biomasses, generally not fully exploitable by anaerobic digestion systems. Additionally, this biological process presents several advantages over its analogous process of catalytic methanation such as the use of inexpensive biocatalysts, milder operational conditions, higher tolerance to the impurities of syngas, and higher product selectivity. However, there are still several challenges to be addressed for this technology to reach commercial stage. This work reviews the progress made over the last few years in syngas biomethanation processes in order to provide an overview of the current state of the art of this technology. The most relevant aspects determining the performance of syngas biomethanation processes are extensively discussed here, including microbial diversity and metabolic interactions in mixed microbial consortia, the influence of operating parameters and bioreactor designs, and the potential of modelling as a tool for the design and control of this bioprocess. © 2017 Society of Chemical Industry and John Wiley &amp;amp; Sons, Ltd&lt;/p&gt;&quot;,&quot;issue&quot;:&quot;1&quot;,&quot;volume&quot;:&quot;12&quot;,&quot;container-title-short&quot;:&quot;&quot;},&quot;isTemporary&quot;:false}]},{&quot;citationID&quot;:&quot;MENDELEY_CITATION_790cd8fb-1a04-4124-9aa6-1645a459196b&quot;,&quot;properties&quot;:{&quot;noteIndex&quot;:0},&quot;isEdited&quot;:false,&quot;manualOverride&quot;:{&quot;isManuallyOverridden&quot;:false,&quot;citeprocText&quot;:&quot;[9], [10]&quot;,&quot;manualOverrideText&quot;:&quot;&quot;},&quot;citationTag&quot;:&quot;MENDELEY_CITATION_v3_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&quot;,&quot;citationItems&quot;:[{&quot;id&quot;:&quot;aa2feb8d-c9bd-3781-bba9-d18156ecd3e8&quot;,&quot;itemData&quot;:{&quot;type&quot;:&quot;article-journal&quot;,&quot;id&quot;:&quot;aa2feb8d-c9bd-3781-bba9-d18156ecd3e8&quot;,&quot;title&quot;:&quot;Alternative sustainable routes to methanol production: Techno-economic and environmental assessment&quot;,&quot;author&quot;:[{&quot;family&quot;:&quot;Scomazzon&quot;,&quot;given&quot;:&quot;Marco&quot;,&quot;parse-names&quot;:false,&quot;dropping-particle&quot;:&quot;&quot;,&quot;non-dropping-particle&quot;:&quot;&quot;},{&quot;family&quot;:&quot;Barbera&quot;,&quot;given&quot;:&quot;Elena&quot;,&quot;parse-names&quot;:false,&quot;dropping-particle&quot;:&quot;&quot;,&quot;non-dropping-particle&quot;:&quot;&quot;},{&quot;family&quot;:&quot;Bezzo&quot;,&quot;given&quot;:&quot;Fabrizio&quot;,&quot;parse-names&quot;:false,&quot;dropping-particle&quot;:&quot;&quot;,&quot;non-dropping-particle&quot;:&quot;&quot;}],&quot;container-title&quot;:&quot;Journal of Environmental Chemical Engineering&quot;,&quot;container-title-short&quot;:&quot;J. Environ. Chem. Eng.&quot;,&quot;DOI&quot;:&quot;10.1016/j.jece.2024.112674&quot;,&quot;ISSN&quot;:&quot;22133437&quot;,&quot;issued&quot;:{&quot;date-parts&quot;:[[2024,6]]},&quot;page&quot;:&quot;112674&quot;,&quot;issue&quot;:&quot;3&quot;,&quot;volume&quot;:&quot;12&quot;},&quot;isTemporary&quot;:false},{&quot;id&quot;:&quot;56e0ce24-6bd0-3ca6-ad59-9e041fc06482&quot;,&quot;itemData&quot;:{&quot;type&quot;:&quot;article-journal&quot;,&quot;id&quot;:&quot;56e0ce24-6bd0-3ca6-ad59-9e041fc06482&quot;,&quot;title&quot;:&quot;Syngas biomethanation: state‐of‐the‐art review and perspectives&quot;,&quot;author&quot;:[{&quot;family&quot;:&quot;Grimalt‐Alemany&quot;,&quot;given&quot;:&quot;Antonio&quot;,&quot;parse-names&quot;:false,&quot;dropping-particle&quot;:&quot;&quot;,&quot;non-dropping-particle&quot;:&quot;&quot;},{&quot;family&quot;:&quot;Skiadas&quot;,&quot;given&quot;:&quot;Ioannis&quot;,&quot;parse-names&quot;:false,&quot;dropping-particle&quot;:&quot;V.&quot;,&quot;non-dropping-particle&quot;:&quot;&quot;},{&quot;family&quot;:&quot;Gavala&quot;,&quot;given&quot;:&quot;Hariklia N.&quot;,&quot;parse-names&quot;:false,&quot;dropping-particle&quot;:&quot;&quot;,&quot;non-dropping-particle&quot;:&quot;&quot;}],&quot;container-title&quot;:&quot;Biofuels, Bioproducts and Biorefining&quot;,&quot;DOI&quot;:&quot;10.1002/bbb.1826&quot;,&quot;ISSN&quot;:&quot;1932-104X&quot;,&quot;issued&quot;:{&quot;date-parts&quot;:[[2018,1,10]]},&quot;page&quot;:&quot;139-158&quot;,&quot;abstract&quot;:&quot;&lt;p&gt;Significant research efforts are currently being made worldwide to develop more efficient biomethane production processes from a variety of waste streams. The biomethanation of biomass‐derived syngas can contribute to increasing the potential of methane production as it opens the way for the conversion of recalcitrant biomasses, generally not fully exploitable by anaerobic digestion systems. Additionally, this biological process presents several advantages over its analogous process of catalytic methanation such as the use of inexpensive biocatalysts, milder operational conditions, higher tolerance to the impurities of syngas, and higher product selectivity. However, there are still several challenges to be addressed for this technology to reach commercial stage. This work reviews the progress made over the last few years in syngas biomethanation processes in order to provide an overview of the current state of the art of this technology. The most relevant aspects determining the performance of syngas biomethanation processes are extensively discussed here, including microbial diversity and metabolic interactions in mixed microbial consortia, the influence of operating parameters and bioreactor designs, and the potential of modelling as a tool for the design and control of this bioprocess. © 2017 Society of Chemical Industry and John Wiley &amp;amp; Sons, Ltd&lt;/p&gt;&quot;,&quot;issue&quot;:&quot;1&quot;,&quot;volume&quot;:&quot;12&quot;,&quot;container-title-short&quot;:&quot;&quot;},&quot;isTemporary&quot;:false}]},{&quot;citationID&quot;:&quot;MENDELEY_CITATION_b4c44ef8-e2c2-413d-b321-be21b9ddc9bc&quot;,&quot;properties&quot;:{&quot;noteIndex&quot;:0},&quot;isEdited&quot;:false,&quot;manualOverride&quot;:{&quot;isManuallyOverridden&quot;:false,&quot;citeprocText&quot;:&quot;[9]&quot;,&quot;manualOverrideText&quot;:&quot;&quot;},&quot;citationTag&quot;:&quot;MENDELEY_CITATION_v3_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&quot;,&quot;citationItems&quot;:[{&quot;id&quot;:&quot;56e0ce24-6bd0-3ca6-ad59-9e041fc06482&quot;,&quot;itemData&quot;:{&quot;type&quot;:&quot;article-journal&quot;,&quot;id&quot;:&quot;56e0ce24-6bd0-3ca6-ad59-9e041fc06482&quot;,&quot;title&quot;:&quot;Syngas biomethanation: state‐of‐the‐art review and perspectives&quot;,&quot;author&quot;:[{&quot;family&quot;:&quot;Grimalt‐Alemany&quot;,&quot;given&quot;:&quot;Antonio&quot;,&quot;parse-names&quot;:false,&quot;dropping-particle&quot;:&quot;&quot;,&quot;non-dropping-particle&quot;:&quot;&quot;},{&quot;family&quot;:&quot;Skiadas&quot;,&quot;given&quot;:&quot;Ioannis&quot;,&quot;parse-names&quot;:false,&quot;dropping-particle&quot;:&quot;V.&quot;,&quot;non-dropping-particle&quot;:&quot;&quot;},{&quot;family&quot;:&quot;Gavala&quot;,&quot;given&quot;:&quot;Hariklia N.&quot;,&quot;parse-names&quot;:false,&quot;dropping-particle&quot;:&quot;&quot;,&quot;non-dropping-particle&quot;:&quot;&quot;}],&quot;container-title&quot;:&quot;Biofuels, Bioproducts and Biorefining&quot;,&quot;DOI&quot;:&quot;10.1002/bbb.1826&quot;,&quot;ISSN&quot;:&quot;1932-104X&quot;,&quot;issued&quot;:{&quot;date-parts&quot;:[[2018,1,10]]},&quot;page&quot;:&quot;139-158&quot;,&quot;abstract&quot;:&quot;&lt;p&gt;Significant research efforts are currently being made worldwide to develop more efficient biomethane production processes from a variety of waste streams. The biomethanation of biomass‐derived syngas can contribute to increasing the potential of methane production as it opens the way for the conversion of recalcitrant biomasses, generally not fully exploitable by anaerobic digestion systems. Additionally, this biological process presents several advantages over its analogous process of catalytic methanation such as the use of inexpensive biocatalysts, milder operational conditions, higher tolerance to the impurities of syngas, and higher product selectivity. However, there are still several challenges to be addressed for this technology to reach commercial stage. This work reviews the progress made over the last few years in syngas biomethanation processes in order to provide an overview of the current state of the art of this technology. The most relevant aspects determining the performance of syngas biomethanation processes are extensively discussed here, including microbial diversity and metabolic interactions in mixed microbial consortia, the influence of operating parameters and bioreactor designs, and the potential of modelling as a tool for the design and control of this bioprocess. © 2017 Society of Chemical Industry and John Wiley &amp;amp; Sons, Ltd&lt;/p&gt;&quot;,&quot;issue&quot;:&quot;1&quot;,&quot;volume&quot;:&quot;12&quot;,&quot;container-title-short&quot;:&quot;&quot;},&quot;isTemporary&quot;:false}]},{&quot;citationID&quot;:&quot;MENDELEY_CITATION_ff939063-8c0e-47e0-8f2f-be64fc1a6c11&quot;,&quot;properties&quot;:{&quot;noteIndex&quot;:0},&quot;isEdited&quot;:false,&quot;manualOverride&quot;:{&quot;isManuallyOverridden&quot;:false,&quot;citeprocText&quot;:&quot;[9], [11]&quot;,&quot;manualOverrideText&quot;:&quot;&quot;},&quot;citationTag&quot;:&quot;MENDELEY_CITATION_v3_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&quot;,&quot;citationItems&quot;:[{&quot;id&quot;:&quot;05ccdcdc-ca9b-3b81-a51a-6f8632295c3c&quot;,&quot;itemData&quot;:{&quot;type&quot;:&quot;article-journal&quot;,&quot;id&quot;:&quot;05ccdcdc-ca9b-3b81-a51a-6f8632295c3c&quot;,&quot;title&quot;:&quot;Techno-economic-environmental assessment of the integration of power-to-X and biogas utilization towards the production of electricity, hydrogen, methane and methanol&quot;,&quot;author&quot;:[{&quot;family&quot;:&quot;Moioli&quot;,&quot;given&quot;:&quot;Emanuele&quot;,&quot;parse-names&quot;:false,&quot;dropping-particle&quot;:&quot;&quot;,&quot;non-dropping-particle&quot;:&quot;&quot;},{&quot;family&quot;:&quot;Schildhauer&quot;,&quot;given&quot;:&quot;Tilman&quot;,&quot;parse-names&quot;:false,&quot;dropping-particle&quot;:&quot;&quot;,&quot;non-dropping-particle&quot;:&quot;&quot;}],&quot;container-title&quot;:&quot;Sustainable Energy &amp; Fuels&quot;,&quot;container-title-short&quot;:&quot;Sustain. Energy Fuels&quot;,&quot;DOI&quot;:&quot;10.1039/D3SE00052D&quot;,&quot;ISSN&quot;:&quot;2398-4902&quot;,&quot;issued&quot;:{&quot;date-parts&quot;:[[2023]]},&quot;page&quot;:&quot;2690-2706&quot;,&quot;abstract&quot;:&quot;&lt;p&gt;Various routes for the valorisation of biogas towards methane and methanol and for electricity or hydrogen storage is assessed.&lt;/p&gt;&quot;,&quot;issue&quot;:&quot;11&quot;,&quot;volume&quot;:&quot;7&quot;},&quot;isTemporary&quot;:false},{&quot;id&quot;:&quot;56e0ce24-6bd0-3ca6-ad59-9e041fc06482&quot;,&quot;itemData&quot;:{&quot;type&quot;:&quot;article-journal&quot;,&quot;id&quot;:&quot;56e0ce24-6bd0-3ca6-ad59-9e041fc06482&quot;,&quot;title&quot;:&quot;Syngas biomethanation: state‐of‐the‐art review and perspectives&quot;,&quot;author&quot;:[{&quot;family&quot;:&quot;Grimalt‐Alemany&quot;,&quot;given&quot;:&quot;Antonio&quot;,&quot;parse-names&quot;:false,&quot;dropping-particle&quot;:&quot;&quot;,&quot;non-dropping-particle&quot;:&quot;&quot;},{&quot;family&quot;:&quot;Skiadas&quot;,&quot;given&quot;:&quot;Ioannis&quot;,&quot;parse-names&quot;:false,&quot;dropping-particle&quot;:&quot;V.&quot;,&quot;non-dropping-particle&quot;:&quot;&quot;},{&quot;family&quot;:&quot;Gavala&quot;,&quot;given&quot;:&quot;Hariklia N.&quot;,&quot;parse-names&quot;:false,&quot;dropping-particle&quot;:&quot;&quot;,&quot;non-dropping-particle&quot;:&quot;&quot;}],&quot;container-title&quot;:&quot;Biofuels, Bioproducts and Biorefining&quot;,&quot;DOI&quot;:&quot;10.1002/bbb.1826&quot;,&quot;ISSN&quot;:&quot;1932-104X&quot;,&quot;issued&quot;:{&quot;date-parts&quot;:[[2018,1,10]]},&quot;page&quot;:&quot;139-158&quot;,&quot;abstract&quot;:&quot;&lt;p&gt;Significant research efforts are currently being made worldwide to develop more efficient biomethane production processes from a variety of waste streams. The biomethanation of biomass‐derived syngas can contribute to increasing the potential of methane production as it opens the way for the conversion of recalcitrant biomasses, generally not fully exploitable by anaerobic digestion systems. Additionally, this biological process presents several advantages over its analogous process of catalytic methanation such as the use of inexpensive biocatalysts, milder operational conditions, higher tolerance to the impurities of syngas, and higher product selectivity. However, there are still several challenges to be addressed for this technology to reach commercial stage. This work reviews the progress made over the last few years in syngas biomethanation processes in order to provide an overview of the current state of the art of this technology. The most relevant aspects determining the performance of syngas biomethanation processes are extensively discussed here, including microbial diversity and metabolic interactions in mixed microbial consortia, the influence of operating parameters and bioreactor designs, and the potential of modelling as a tool for the design and control of this bioprocess. © 2017 Society of Chemical Industry and John Wiley &amp;amp; Sons, Ltd&lt;/p&gt;&quot;,&quot;issue&quot;:&quot;1&quot;,&quot;volume&quot;:&quot;12&quot;,&quot;container-title-short&quot;:&quot;&quot;},&quot;isTemporary&quot;:false}]},{&quot;citationID&quot;:&quot;MENDELEY_CITATION_df48a702-88dc-4563-926b-cf46720d5673&quot;,&quot;properties&quot;:{&quot;noteIndex&quot;:0},&quot;isEdited&quot;:false,&quot;manualOverride&quot;:{&quot;isManuallyOverridden&quot;:false,&quot;citeprocText&quot;:&quot;[10]&quot;,&quot;manualOverrideText&quot;:&quot;&quot;},&quot;citationTag&quot;:&quot;MENDELEY_CITATION_v3_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&quot;,&quot;citationItems&quot;:[{&quot;id&quot;:&quot;aa2feb8d-c9bd-3781-bba9-d18156ecd3e8&quot;,&quot;itemData&quot;:{&quot;type&quot;:&quot;article-journal&quot;,&quot;id&quot;:&quot;aa2feb8d-c9bd-3781-bba9-d18156ecd3e8&quot;,&quot;title&quot;:&quot;Alternative sustainable routes to methanol production: Techno-economic and environmental assessment&quot;,&quot;author&quot;:[{&quot;family&quot;:&quot;Scomazzon&quot;,&quot;given&quot;:&quot;Marco&quot;,&quot;parse-names&quot;:false,&quot;dropping-particle&quot;:&quot;&quot;,&quot;non-dropping-particle&quot;:&quot;&quot;},{&quot;family&quot;:&quot;Barbera&quot;,&quot;given&quot;:&quot;Elena&quot;,&quot;parse-names&quot;:false,&quot;dropping-particle&quot;:&quot;&quot;,&quot;non-dropping-particle&quot;:&quot;&quot;},{&quot;family&quot;:&quot;Bezzo&quot;,&quot;given&quot;:&quot;Fabrizio&quot;,&quot;parse-names&quot;:false,&quot;dropping-particle&quot;:&quot;&quot;,&quot;non-dropping-particle&quot;:&quot;&quot;}],&quot;container-title&quot;:&quot;Journal of Environmental Chemical Engineering&quot;,&quot;container-title-short&quot;:&quot;J. Environ. Chem. Eng.&quot;,&quot;DOI&quot;:&quot;10.1016/j.jece.2024.112674&quot;,&quot;ISSN&quot;:&quot;22133437&quot;,&quot;issued&quot;:{&quot;date-parts&quot;:[[2024,6]]},&quot;page&quot;:&quot;112674&quot;,&quot;issue&quot;:&quot;3&quot;,&quot;volume&quot;:&quot;12&quot;},&quot;isTemporary&quot;:false}]},{&quot;citationID&quot;:&quot;MENDELEY_CITATION_8eef8f75-1f87-4dff-a071-68987bdeee67&quot;,&quot;properties&quot;:{&quot;noteIndex&quot;:0},&quot;isEdited&quot;:false,&quot;manualOverride&quot;:{&quot;isManuallyOverridden&quot;:false,&quot;citeprocText&quot;:&quot;[10]&quot;,&quot;manualOverrideText&quot;:&quot;&quot;},&quot;citationTag&quot;:&quot;MENDELEY_CITATION_v3_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&quot;,&quot;citationItems&quot;:[{&quot;id&quot;:&quot;aa2feb8d-c9bd-3781-bba9-d18156ecd3e8&quot;,&quot;itemData&quot;:{&quot;type&quot;:&quot;article-journal&quot;,&quot;id&quot;:&quot;aa2feb8d-c9bd-3781-bba9-d18156ecd3e8&quot;,&quot;title&quot;:&quot;Alternative sustainable routes to methanol production: Techno-economic and environmental assessment&quot;,&quot;author&quot;:[{&quot;family&quot;:&quot;Scomazzon&quot;,&quot;given&quot;:&quot;Marco&quot;,&quot;parse-names&quot;:false,&quot;dropping-particle&quot;:&quot;&quot;,&quot;non-dropping-particle&quot;:&quot;&quot;},{&quot;family&quot;:&quot;Barbera&quot;,&quot;given&quot;:&quot;Elena&quot;,&quot;parse-names&quot;:false,&quot;dropping-particle&quot;:&quot;&quot;,&quot;non-dropping-particle&quot;:&quot;&quot;},{&quot;family&quot;:&quot;Bezzo&quot;,&quot;given&quot;:&quot;Fabrizio&quot;,&quot;parse-names&quot;:false,&quot;dropping-particle&quot;:&quot;&quot;,&quot;non-dropping-particle&quot;:&quot;&quot;}],&quot;container-title&quot;:&quot;Journal of Environmental Chemical Engineering&quot;,&quot;container-title-short&quot;:&quot;J. Environ. Chem. Eng.&quot;,&quot;DOI&quot;:&quot;10.1016/j.jece.2024.112674&quot;,&quot;ISSN&quot;:&quot;22133437&quot;,&quot;issued&quot;:{&quot;date-parts&quot;:[[2024,6]]},&quot;page&quot;:&quot;112674&quot;,&quot;issue&quot;:&quot;3&quot;,&quot;volume&quot;:&quot;12&quot;},&quot;isTemporary&quot;:false}]},{&quot;citationID&quot;:&quot;MENDELEY_CITATION_8a70196d-3ff9-41c8-be39-fcf525822331&quot;,&quot;properties&quot;:{&quot;noteIndex&quot;:0},&quot;isEdited&quot;:false,&quot;manualOverride&quot;:{&quot;isManuallyOverridden&quot;:false,&quot;citeprocText&quot;:&quot;[12]&quot;,&quot;manualOverrideText&quot;:&quot;&quot;},&quot;citationTag&quot;:&quot;MENDELEY_CITATION_v3_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&quot;,&quot;citationItems&quot;:[{&quot;id&quot;:&quot;1310fab5-b88a-3b52-8d94-488c61413bed&quot;,&quot;itemData&quot;:{&quot;type&quot;:&quot;article-journal&quot;,&quot;id&quot;:&quot;1310fab5-b88a-3b52-8d94-488c61413bed&quot;,&quot;title&quot;:&quot;Techno-economic evaluation of biomass-to-fuels with solid-oxide electrolyzer&quot;,&quot;author&quot;:[{&quot;family&quot;:&quot;Zhang&quot;,&quot;given&quot;:&quot;Hanfei&quot;,&quot;parse-names&quot;:false,&quot;dropping-particle&quot;:&quot;&quot;,&quot;non-dropping-particle&quot;:&quot;&quot;},{&quot;family&quot;:&quot;Wang&quot;,&quot;given&quot;:&quot;Ligang&quot;,&quot;parse-names&quot;:false,&quot;dropping-particle&quot;:&quot;&quot;,&quot;non-dropping-particle&quot;:&quot;&quot;},{&quot;family&quot;:&quot;herle&quot;,&quot;given&quot;:&quot;Jan&quot;,&quot;parse-names&quot;:false,&quot;dropping-particle&quot;:&quot;&quot;,&quot;non-dropping-particle&quot;:&quot;Van&quot;},{&quot;family&quot;:&quot;Maréchal&quot;,&quot;given&quot;:&quot;François&quot;,&quot;parse-names&quot;:false,&quot;dropping-particle&quot;:&quot;&quot;,&quot;non-dropping-particle&quot;:&quot;&quot;},{&quot;family&quot;:&quot;Desideri&quot;,&quot;given&quot;:&quot;Umberto&quot;,&quot;parse-names&quot;:false,&quot;dropping-particle&quot;:&quot;&quot;,&quot;non-dropping-particle&quot;:&quot;&quot;}],&quot;container-title&quot;:&quot;Applied Energy&quot;,&quot;container-title-short&quot;:&quot;Appl. Energy&quot;,&quot;DOI&quot;:&quot;10.1016/j.apenergy.2020.115113&quot;,&quot;ISSN&quot;:&quot;03062619&quot;,&quot;issued&quot;:{&quot;date-parts&quot;:[[2020,7]]},&quot;page&quot;:&quot;115113&quot;,&quot;volume&quot;:&quot;270&quot;},&quot;isTemporary&quot;:false}]},{&quot;citationID&quot;:&quot;MENDELEY_CITATION_13304e8f-750e-4a08-8b1d-6a0f67b53a03&quot;,&quot;properties&quot;:{&quot;noteIndex&quot;:0},&quot;isEdited&quot;:false,&quot;manualOverride&quot;:{&quot;isManuallyOverridden&quot;:false,&quot;citeprocText&quot;:&quot;[13]&quot;,&quot;manualOverrideText&quot;:&quot;&quot;},&quot;citationTag&quot;:&quot;MENDELEY_CITATION_v3_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&quot;,&quot;citationItems&quot;:[{&quot;id&quot;:&quot;190b1267-cffd-3b0f-acfd-1ca4b15c3e7b&quot;,&quot;itemData&quot;:{&quot;type&quot;:&quot;article-journal&quot;,&quot;id&quot;:&quot;190b1267-cffd-3b0f-acfd-1ca4b15c3e7b&quot;,&quot;title&quot;:&quot;Techno-economic assessment of the impact of electrolysis technology on power-to-methanol processes&quot;,&quot;author&quot;:[{&quot;family&quot;:&quot;Walther&quot;,&quot;given&quot;:&quot;Aniko&quot;,&quot;parse-names&quot;:false,&quot;dropping-particle&quot;:&quot;&quot;,&quot;non-dropping-particle&quot;:&quot;&quot;},{&quot;family&quot;:&quot;Löning&quot;,&quot;given&quot;:&quot;Kai&quot;,&quot;parse-names&quot;:false,&quot;dropping-particle&quot;:&quot;&quot;,&quot;non-dropping-particle&quot;:&quot;&quot;},{&quot;family&quot;:&quot;Reichelt&quot;,&quot;given&quot;:&quot;Erik&quot;,&quot;parse-names&quot;:false,&quot;dropping-particle&quot;:&quot;&quot;,&quot;non-dropping-particle&quot;:&quot;&quot;}],&quot;container-title&quot;:&quot;International Journal of Hydrogen Energy&quot;,&quot;container-title-short&quot;:&quot;Int. J. Hydrogen Energy&quot;,&quot;DOI&quot;:&quot;10.1016/j.ijhydene.2026.153394&quot;,&quot;ISSN&quot;:&quot;03603199&quot;,&quot;issued&quot;:{&quot;date-parts&quot;:[[2026,2]]},&quot;page&quot;:&quot;153394&quot;,&quot;volume&quot;:&quot;206&quot;},&quot;isTemporary&quot;:false}]},{&quot;citationID&quot;:&quot;MENDELEY_CITATION_6a736241-62e6-4de8-9385-e50fe6f3ae30&quot;,&quot;properties&quot;:{&quot;noteIndex&quot;:0},&quot;isEdited&quot;:false,&quot;manualOverride&quot;:{&quot;isManuallyOverridden&quot;:false,&quot;citeprocText&quot;:&quot;[14], [15], [16]&quot;,&quot;manualOverrideText&quot;:&quot;&quot;},&quot;citationTag&quot;:&quot;MENDELEY_CITATION_v3_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&quot;,&quot;citationItems&quot;:[{&quot;id&quot;:&quot;d24a77c3-65ad-3302-bdd5-2971e96b5fe6&quot;,&quot;itemData&quot;:{&quot;type&quot;:&quot;article-journal&quot;,&quot;id&quot;:&quot;d24a77c3-65ad-3302-bdd5-2971e96b5fe6&quot;,&quot;title&quot;:&quot;Alkaline Water Electrolysis Powered by Renewable Energy: A Review&quot;,&quot;author&quot;:[{&quot;family&quot;:&quot;Brauns&quot;,&quot;given&quot;:&quot;Jörn&quot;,&quot;parse-names&quot;:false,&quot;dropping-particle&quot;:&quot;&quot;,&quot;non-dropping-particle&quot;:&quot;&quot;},{&quot;family&quot;:&quot;Turek&quot;,&quot;given&quot;:&quot;Thomas&quot;,&quot;parse-names&quot;:false,&quot;dropping-particle&quot;:&quot;&quot;,&quot;non-dropping-particle&quot;:&quot;&quot;}],&quot;container-title&quot;:&quot;Processes&quot;,&quot;DOI&quot;:&quot;10.3390/pr8020248&quot;,&quot;ISSN&quot;:&quot;2227-9717&quot;,&quot;issued&quot;:{&quot;date-parts&quot;:[[2020,2,21]]},&quot;page&quot;:&quot;248&quot;,&quot;abstract&quot;:&quot;&lt;p&gt;Alkaline water electrolysis is a key technology for large-scale hydrogen production powered by renewable energy. As conventional electrolyzers are designed for operation at fixed process conditions, the implementation of fluctuating and highly intermittent renewable energy is challenging. This contribution shows the recent state of system descriptions for alkaline water electrolysis and renewable energies, such as solar and wind power. Each component of a hydrogen energy system needs to be optimized to increase the operation time and system efficiency. Only in this way can hydrogen produced by electrolysis processes be competitive with the conventional path based on fossil energy sources. Conventional alkaline water electrolyzers show a limited part-load range due to an increased gas impurity at low power availability. As explosive mixtures of hydrogen and oxygen must be prevented, a safety shutdown is performed when reaching specific gas contamination. Furthermore, the cell voltage should be optimized to maintain a high efficiency. While photovoltaic panels can be directly coupled to alkaline water electrolyzers, wind turbines require suitable converters with additional losses. By combining alkaline water electrolysis with hydrogen storage tanks and fuel cells, power grid stabilization can be performed. As a consequence, the conventional spinning reserve can be reduced, which additionally lowers the carbon dioxide emissions.&lt;/p&gt;&quot;,&quot;issue&quot;:&quot;2&quot;,&quot;volume&quot;:&quot;8&quot;,&quot;container-title-short&quot;:&quot;&quot;},&quot;isTemporary&quot;:false},{&quot;id&quot;:&quot;fb305ddc-d308-30ab-8f80-782b0f32ba1c&quot;,&quot;itemData&quot;:{&quot;type&quot;:&quot;article-journal&quot;,&quot;id&quot;:&quot;fb305ddc-d308-30ab-8f80-782b0f32ba1c&quot;,&quot;title&quot;:&quot;Electrofuels for the transport sector: A review of production costs&quot;,&quot;author&quot;:[{&quot;family&quot;:&quot;Brynolf&quot;,&quot;given&quot;:&quot;Selma&quot;,&quot;parse-names&quot;:false,&quot;dropping-particle&quot;:&quot;&quot;,&quot;non-dropping-particle&quot;:&quot;&quot;},{&quot;family&quot;:&quot;Taljegard&quot;,&quot;given&quot;:&quot;Maria&quot;,&quot;parse-names&quot;:false,&quot;dropping-particle&quot;:&quot;&quot;,&quot;non-dropping-particle&quot;:&quot;&quot;},{&quot;family&quot;:&quot;Grahn&quot;,&quot;given&quot;:&quot;Maria&quot;,&quot;parse-names&quot;:false,&quot;dropping-particle&quot;:&quot;&quot;,&quot;non-dropping-particle&quot;:&quot;&quot;},{&quot;family&quot;:&quot;Hansson&quot;,&quot;given&quot;:&quot;Julia&quot;,&quot;parse-names&quot;:false,&quot;dropping-particle&quot;:&quot;&quot;,&quot;non-dropping-particle&quot;:&quot;&quot;}],&quot;container-title&quot;:&quot;Renewable and Sustainable Energy Reviews&quot;,&quot;DOI&quot;:&quot;10.1016/j.rser.2017.05.288&quot;,&quot;ISSN&quot;:&quot;13640321&quot;,&quot;issued&quot;:{&quot;date-parts&quot;:[[2018,1]]},&quot;page&quot;:&quot;1887-1905&quot;,&quot;volume&quot;:&quot;81&quot;,&quot;container-title-short&quot;:&quot;&quot;},&quot;isTemporary&quot;:false},{&quot;id&quot;:&quot;1b5f443a-d989-3c31-80b4-27044204c02c&quot;,&quot;itemData&quot;:{&quot;type&quot;:&quot;article-journal&quot;,&quot;id&quot;:&quot;1b5f443a-d989-3c31-80b4-27044204c02c&quot;,&quot;title&quot;:&quot;Hydrogen production by PEM water electrolysis – A review&quot;,&quot;author&quot;:[{&quot;family&quot;:&quot;Shiva Kumar&quot;,&quot;given&quot;:&quot;S.&quot;,&quot;parse-names&quot;:false,&quot;dropping-particle&quot;:&quot;&quot;,&quot;non-dropping-particle&quot;:&quot;&quot;},{&quot;family&quot;:&quot;Himabindu&quot;,&quot;given&quot;:&quot;V.&quot;,&quot;parse-names&quot;:false,&quot;dropping-particle&quot;:&quot;&quot;,&quot;non-dropping-particle&quot;:&quot;&quot;}],&quot;container-title&quot;:&quot;Materials Science for Energy Technologies&quot;,&quot;container-title-short&quot;:&quot;Mater. Sci. Energy Technol.&quot;,&quot;DOI&quot;:&quot;10.1016/j.mset.2019.03.002&quot;,&quot;ISSN&quot;:&quot;25892991&quot;,&quot;issued&quot;:{&quot;date-parts&quot;:[[2019,12]]},&quot;page&quot;:&quot;442-454&quot;,&quot;issue&quot;:&quot;3&quot;,&quot;volume&quot;:&quot;2&quot;},&quot;isTemporary&quot;:false}]},{&quot;citationID&quot;:&quot;MENDELEY_CITATION_e23df023-1b0e-4c7d-a81a-d4f5c2bec620&quot;,&quot;properties&quot;:{&quot;noteIndex&quot;:0},&quot;isEdited&quot;:false,&quot;manualOverride&quot;:{&quot;isManuallyOverridden&quot;:false,&quot;citeprocText&quot;:&quot;[17]&quot;,&quot;manualOverrideText&quot;:&quot;&quot;},&quot;citationTag&quot;:&quot;MENDELEY_CITATION_v3_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&quot;,&quot;citationItems&quot;:[{&quot;id&quot;:&quot;8c3b2930-cd0d-331a-8923-1e74c3142273&quot;,&quot;itemData&quot;:{&quot;type&quot;:&quot;article-journal&quot;,&quot;id&quot;:&quot;8c3b2930-cd0d-331a-8923-1e74c3142273&quot;,&quot;title&quot;:&quot;LCA and exergy-economic evaluation of a biogas-to-fuels system using CO2 hydrogenation and exhaust gas recycling&quot;,&quot;author&quot;:[{&quot;family&quot;:&quot;Ghiasirad&quot;,&quot;given&quot;:&quot;Hamed&quot;,&quot;parse-names&quot;:false,&quot;dropping-particle&quot;:&quot;&quot;,&quot;non-dropping-particle&quot;:&quot;&quot;},{&quot;family&quot;:&quot;Ebrahimian&quot;,&quot;given&quot;:&quot;Farinaz&quot;,&quot;parse-names&quot;:false,&quot;dropping-particle&quot;:&quot;&quot;,&quot;non-dropping-particle&quot;:&quot;&quot;},{&quot;family&quot;:&quot;Gholizadeh&quot;,&quot;given&quot;:&quot;Towhid&quot;,&quot;parse-names&quot;:false,&quot;dropping-particle&quot;:&quot;&quot;,&quot;non-dropping-particle&quot;:&quot;&quot;},{&quot;family&quot;:&quot;Mohammadi&quot;,&quot;given&quot;:&quot;Ali&quot;,&quot;parse-names&quot;:false,&quot;dropping-particle&quot;:&quot;&quot;,&quot;non-dropping-particle&quot;:&quot;&quot;},{&quot;family&quot;:&quot;Mirmasoumi&quot;,&quot;given&quot;:&quot;Siamak&quot;,&quot;parse-names&quot;:false,&quot;dropping-particle&quot;:&quot;&quot;,&quot;non-dropping-particle&quot;:&quot;&quot;},{&quot;family&quot;:&quot;Saray&quot;,&quot;given&quot;:&quot;Rahim Khoshbakhti&quot;,&quot;parse-names&quot;:false,&quot;dropping-particle&quot;:&quot;&quot;,&quot;non-dropping-particle&quot;:&quot;&quot;},{&quot;family&quot;:&quot;Skorek-Osikowska&quot;,&quot;given&quot;:&quot;Anna&quot;,&quot;parse-names&quot;:false,&quot;dropping-particle&quot;:&quot;&quot;,&quot;non-dropping-particle&quot;:&quot;&quot;}],&quot;container-title&quot;:&quot;Energy Conversion and Management: X&quot;,&quot;DOI&quot;:&quot;10.1016/j.ecmx.2025.100897&quot;,&quot;ISSN&quot;:&quot;25901745&quot;,&quot;issued&quot;:{&quot;date-parts&quot;:[[2025,4]]},&quot;page&quot;:&quot;100897&quot;,&quot;volume&quot;:&quot;26&quot;,&quot;container-title-short&quot;:&quot;&quot;},&quot;isTemporary&quot;:false}]},{&quot;citationID&quot;:&quot;MENDELEY_CITATION_f5902acf-3f1b-4f47-a295-09ff9652d7b2&quot;,&quot;properties&quot;:{&quot;noteIndex&quot;:0},&quot;isEdited&quot;:false,&quot;manualOverride&quot;:{&quot;isManuallyOverridden&quot;:false,&quot;citeprocText&quot;:&quot;[18]&quot;,&quot;manualOverrideText&quot;:&quot;&quot;},&quot;citationTag&quot;:&quot;MENDELEY_CITATION_v3_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&quot;,&quot;citationItems&quot;:[{&quot;id&quot;:&quot;cb817469-f165-3488-91d4-ffe692974354&quot;,&quot;itemData&quot;:{&quot;type&quot;:&quot;article-journal&quot;,&quot;id&quot;:&quot;cb817469-f165-3488-91d4-ffe692974354&quot;,&quot;title&quot;:&quot;Alternative sustainable routes to methanol production: Techno-economic and environmental assessment&quot;,&quot;author&quot;:[{&quot;family&quot;:&quot;Scomazzon&quot;,&quot;given&quot;:&quot;Marco&quot;,&quot;parse-names&quot;:false,&quot;dropping-particle&quot;:&quot;&quot;,&quot;non-dropping-particle&quot;:&quot;&quot;},{&quot;family&quot;:&quot;Barbera&quot;,&quot;given&quot;:&quot;Elena&quot;,&quot;parse-names&quot;:false,&quot;dropping-particle&quot;:&quot;&quot;,&quot;non-dropping-particle&quot;:&quot;&quot;},{&quot;family&quot;:&quot;Bezzo&quot;,&quot;given&quot;:&quot;Fabrizio&quot;,&quot;parse-names&quot;:false,&quot;dropping-particle&quot;:&quot;&quot;,&quot;non-dropping-particle&quot;:&quot;&quot;}],&quot;container-title&quot;:&quot;Journal of Environmental Chemical Engineering&quot;,&quot;container-title-short&quot;:&quot;J. Environ. Chem. Eng.&quot;,&quot;DOI&quot;:&quot;10.1016/j.jece.2024.112674&quot;,&quot;ISSN&quot;:&quot;22133437&quot;,&quot;issued&quot;:{&quot;date-parts&quot;:[[2024,6]]},&quot;page&quot;:&quot;112674&quot;,&quot;issue&quot;:&quot;3&quot;,&quot;volume&quot;:&quot;12&quot;},&quot;isTemporary&quot;:false}]},{&quot;citationID&quot;:&quot;MENDELEY_CITATION_50e16af0-91a6-43f9-862e-188051a6076b&quot;,&quot;properties&quot;:{&quot;noteIndex&quot;:0},&quot;isEdited&quot;:false,&quot;manualOverride&quot;:{&quot;isManuallyOverridden&quot;:false,&quot;citeprocText&quot;:&quot;[17]&quot;,&quot;manualOverrideText&quot;:&quot;&quot;},&quot;citationTag&quot;:&quot;MENDELEY_CITATION_v3_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&quot;,&quot;citationItems&quot;:[{&quot;id&quot;:&quot;8c3b2930-cd0d-331a-8923-1e74c3142273&quot;,&quot;itemData&quot;:{&quot;type&quot;:&quot;article-journal&quot;,&quot;id&quot;:&quot;8c3b2930-cd0d-331a-8923-1e74c3142273&quot;,&quot;title&quot;:&quot;LCA and exergy-economic evaluation of a biogas-to-fuels system using CO2 hydrogenation and exhaust gas recycling&quot;,&quot;author&quot;:[{&quot;family&quot;:&quot;Ghiasirad&quot;,&quot;given&quot;:&quot;Hamed&quot;,&quot;parse-names&quot;:false,&quot;dropping-particle&quot;:&quot;&quot;,&quot;non-dropping-particle&quot;:&quot;&quot;},{&quot;family&quot;:&quot;Ebrahimian&quot;,&quot;given&quot;:&quot;Farinaz&quot;,&quot;parse-names&quot;:false,&quot;dropping-particle&quot;:&quot;&quot;,&quot;non-dropping-particle&quot;:&quot;&quot;},{&quot;family&quot;:&quot;Gholizadeh&quot;,&quot;given&quot;:&quot;Towhid&quot;,&quot;parse-names&quot;:false,&quot;dropping-particle&quot;:&quot;&quot;,&quot;non-dropping-particle&quot;:&quot;&quot;},{&quot;family&quot;:&quot;Mohammadi&quot;,&quot;given&quot;:&quot;Ali&quot;,&quot;parse-names&quot;:false,&quot;dropping-particle&quot;:&quot;&quot;,&quot;non-dropping-particle&quot;:&quot;&quot;},{&quot;family&quot;:&quot;Mirmasoumi&quot;,&quot;given&quot;:&quot;Siamak&quot;,&quot;parse-names&quot;:false,&quot;dropping-particle&quot;:&quot;&quot;,&quot;non-dropping-particle&quot;:&quot;&quot;},{&quot;family&quot;:&quot;Saray&quot;,&quot;given&quot;:&quot;Rahim Khoshbakhti&quot;,&quot;parse-names&quot;:false,&quot;dropping-particle&quot;:&quot;&quot;,&quot;non-dropping-particle&quot;:&quot;&quot;},{&quot;family&quot;:&quot;Skorek-Osikowska&quot;,&quot;given&quot;:&quot;Anna&quot;,&quot;parse-names&quot;:false,&quot;dropping-particle&quot;:&quot;&quot;,&quot;non-dropping-particle&quot;:&quot;&quot;}],&quot;container-title&quot;:&quot;Energy Conversion and Management: X&quot;,&quot;DOI&quot;:&quot;10.1016/j.ecmx.2025.100897&quot;,&quot;ISSN&quot;:&quot;25901745&quot;,&quot;issued&quot;:{&quot;date-parts&quot;:[[2025,4]]},&quot;page&quot;:&quot;100897&quot;,&quot;volume&quot;:&quot;26&quot;,&quot;container-title-short&quot;:&quot;&quot;},&quot;isTemporary&quot;:false}]},{&quot;citationID&quot;:&quot;MENDELEY_CITATION_f6f42889-26df-4dbb-987f-6da6adaab487&quot;,&quot;properties&quot;:{&quot;noteIndex&quot;:0},&quot;isEdited&quot;:false,&quot;manualOverride&quot;:{&quot;isManuallyOverridden&quot;:false,&quot;citeprocText&quot;:&quot;[19]&quot;,&quot;manualOverrideText&quot;:&quot;&quot;},&quot;citationTag&quot;:&quot;MENDELEY_CITATION_v3_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&quot;,&quot;citationItems&quot;:[{&quot;id&quot;:&quot;28a53769-a0e5-3c5a-80f0-90f7301702eb&quot;,&quot;itemData&quot;:{&quot;type&quot;:&quot;article-journal&quot;,&quot;id&quot;:&quot;28a53769-a0e5-3c5a-80f0-90f7301702eb&quot;,&quot;title&quot;:&quot;Techno-economic-environmental assessment of the integration of power-to-X and biogas utilization towards the production of electricity, hydrogen, methane and methanol&quot;,&quot;author&quot;:[{&quot;family&quot;:&quot;Moioli&quot;,&quot;given&quot;:&quot;Emanuele&quot;,&quot;parse-names&quot;:false,&quot;dropping-particle&quot;:&quot;&quot;,&quot;non-dropping-particle&quot;:&quot;&quot;},{&quot;family&quot;:&quot;Schildhauer&quot;,&quot;given&quot;:&quot;Tilman&quot;,&quot;parse-names&quot;:false,&quot;dropping-particle&quot;:&quot;&quot;,&quot;non-dropping-particle&quot;:&quot;&quot;}],&quot;container-title&quot;:&quot;Sustainable Energy &amp; Fuels&quot;,&quot;container-title-short&quot;:&quot;Sustain. Energy Fuels&quot;,&quot;DOI&quot;:&quot;10.1039/D3SE00052D&quot;,&quot;ISSN&quot;:&quot;2398-4902&quot;,&quot;issued&quot;:{&quot;date-parts&quot;:[[2023]]},&quot;page&quot;:&quot;2690-2706&quot;,&quot;abstract&quot;:&quot;&lt;p&gt;Various routes for the valorisation of biogas towards methane and methanol and for electricity or hydrogen storage is assessed.&lt;/p&gt;&quot;,&quot;issue&quot;:&quot;11&quot;,&quot;volume&quot;:&quot;7&quot;},&quot;isTemporary&quot;:false}]},{&quot;citationID&quot;:&quot;MENDELEY_CITATION_8e42163d-fd20-4d53-837d-ec79437e85ea&quot;,&quot;properties&quot;:{&quot;noteIndex&quot;:0},&quot;isEdited&quot;:false,&quot;manualOverride&quot;:{&quot;isManuallyOverridden&quot;:false,&quot;citeprocText&quot;:&quot;[20]&quot;,&quot;manualOverrideText&quot;:&quot;&quot;},&quot;citationItems&quot;:[{&quot;id&quot;:&quot;104cea19-ccc6-37e7-9959-f839fd356eec&quot;,&quot;itemData&quot;:{&quot;type&quot;:&quot;article-journal&quot;,&quot;id&quot;:&quot;104cea19-ccc6-37e7-9959-f839fd356eec&quot;,&quot;title&quot;:&quot;Improving carbon efficiency for an advanced Biomass-to-Liquid process using hydrogen and oxygen from electrolysis&quot;,&quot;author&quot;:[{&quot;family&quot;:&quot;Dossow&quot;,&quot;given&quot;:&quot;Marcel&quot;,&quot;parse-names&quot;:false,&quot;dropping-particle&quot;:&quot;&quot;,&quot;non-dropping-particle&quot;:&quot;&quot;},{&quot;family&quot;:&quot;Dieterich&quot;,&quot;given&quot;:&quot;Vincent&quot;,&quot;parse-names&quot;:false,&quot;dropping-particle&quot;:&quot;&quot;,&quot;non-dropping-particle&quot;:&quot;&quot;},{&quot;family&quot;:&quot;Hanel&quot;,&quot;given&quot;:&quot;Andreas&quot;,&quot;parse-names&quot;:false,&quot;dropping-particle&quot;:&quot;&quot;,&quot;non-dropping-particle&quot;:&quot;&quot;},{&quot;family&quot;:&quot;Spliethoff&quot;,&quot;given&quot;:&quot;Hartmut&quot;,&quot;parse-names&quot;:false,&quot;dropping-particle&quot;:&quot;&quot;,&quot;non-dropping-particle&quot;:&quot;&quot;},{&quot;family&quot;:&quot;Fendt&quot;,&quot;given&quot;:&quot;Sebastian&quot;,&quot;parse-names&quot;:false,&quot;dropping-particle&quot;:&quot;&quot;,&quot;non-dropping-particle&quot;:&quot;&quot;}],&quot;container-title&quot;:&quot;Renewable and Sustainable Energy Reviews&quot;,&quot;DOI&quot;:&quot;10.1016/j.rser.2021.111670&quot;,&quot;ISSN&quot;:&quot;13640321&quot;,&quot;issued&quot;:{&quot;date-parts&quot;:[[2021,12]]},&quot;page&quot;:&quot;111670&quot;,&quot;volume&quot;:&quot;152&quot;,&quot;container-title-short&quot;:&quot;&quot;},&quot;isTemporary&quot;:false}],&quot;citationTag&quot;:&quot;MENDELEY_CITATION_v3_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&quot;},{&quot;citationID&quot;:&quot;MENDELEY_CITATION_88d0ffc1-318e-4fe5-b886-2a172eaebfef&quot;,&quot;properties&quot;:{&quot;noteIndex&quot;:0},&quot;isEdited&quot;:false,&quot;manualOverride&quot;:{&quot;isManuallyOverridden&quot;:false,&quot;citeprocText&quot;:&quot;[21]&quot;,&quot;manualOverrideText&quot;:&quot;&quot;},&quot;citationTag&quot;:&quot;MENDELEY_CITATION_v3_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&quot;,&quot;citationItems&quot;:[{&quot;id&quot;:&quot;70edddc8-ee03-31fd-86e6-6cf7a4858b7a&quot;,&quot;itemData&quot;:{&quot;type&quot;:&quot;article-journal&quot;,&quot;id&quot;:&quot;70edddc8-ee03-31fd-86e6-6cf7a4858b7a&quot;,&quot;title&quot;:&quot;Flexible Power and Biomass-To-Methanol Plants With Different Gasification Technologies&quot;,&quot;author&quot;:[{&quot;family&quot;:&quot;Poluzzi&quot;,&quot;given&quot;:&quot;A.&quot;,&quot;parse-names&quot;:false,&quot;dropping-particle&quot;:&quot;&quot;,&quot;non-dropping-particle&quot;:&quot;&quot;},{&quot;family&quot;:&quot;Guandalini&quot;,&quot;given&quot;:&quot;G.&quot;,&quot;parse-names&quot;:false,&quot;dropping-particle&quot;:&quot;&quot;,&quot;non-dropping-particle&quot;:&quot;&quot;},{&quot;family&quot;:&quot;Guffanti&quot;,&quot;given&quot;:&quot;S.&quot;,&quot;parse-names&quot;:false,&quot;dropping-particle&quot;:&quot;&quot;,&quot;non-dropping-particle&quot;:&quot;&quot;},{&quot;family&quot;:&quot;Martinelli&quot;,&quot;given&quot;:&quot;M.&quot;,&quot;parse-names&quot;:false,&quot;dropping-particle&quot;:&quot;&quot;,&quot;non-dropping-particle&quot;:&quot;&quot;},{&quot;family&quot;:&quot;Moioli&quot;,&quot;given&quot;:&quot;S.&quot;,&quot;parse-names&quot;:false,&quot;dropping-particle&quot;:&quot;&quot;,&quot;non-dropping-particle&quot;:&quot;&quot;},{&quot;family&quot;:&quot;Huttenhuis&quot;,&quot;given&quot;:&quot;P.&quot;,&quot;parse-names&quot;:false,&quot;dropping-particle&quot;:&quot;&quot;,&quot;non-dropping-particle&quot;:&quot;&quot;},{&quot;family&quot;:&quot;Rexwinkel&quot;,&quot;given&quot;:&quot;G.&quot;,&quot;parse-names&quot;:false,&quot;dropping-particle&quot;:&quot;&quot;,&quot;non-dropping-particle&quot;:&quot;&quot;},{&quot;family&quot;:&quot;Palonen&quot;,&quot;given&quot;:&quot;J.&quot;,&quot;parse-names&quot;:false,&quot;dropping-particle&quot;:&quot;&quot;,&quot;non-dropping-particle&quot;:&quot;&quot;},{&quot;family&quot;:&quot;Martelli&quot;,&quot;given&quot;:&quot;E.&quot;,&quot;parse-names&quot;:false,&quot;dropping-particle&quot;:&quot;&quot;,&quot;non-dropping-particle&quot;:&quot;&quot;},{&quot;family&quot;:&quot;Groppi&quot;,&quot;given&quot;:&quot;G.&quot;,&quot;parse-names&quot;:false,&quot;dropping-particle&quot;:&quot;&quot;,&quot;non-dropping-particle&quot;:&quot;&quot;},{&quot;family&quot;:&quot;Romano&quot;,&quot;given&quot;:&quot;M. C.&quot;,&quot;parse-names&quot;:false,&quot;dropping-particle&quot;:&quot;&quot;,&quot;non-dropping-particle&quot;:&quot;&quot;}],&quot;container-title&quot;:&quot;Frontiers in Energy Research&quot;,&quot;container-title-short&quot;:&quot;Front. Energy Res.&quot;,&quot;DOI&quot;:&quot;10.3389/fenrg.2021.795673&quot;,&quot;ISSN&quot;:&quot;2296-598X&quot;,&quot;issued&quot;:{&quot;date-parts&quot;:[[2022,1,27]]},&quot;abstract&quot;:&quot;&lt;p&gt; The competitiveness of biofuels may be increased by integrating biomass gasification plants with electrolysis units, which generate hydrogen to be combined with carbon-rich syngas. This option allows increasing the yield of the final product by retaining a higher amount of biogenic carbon and improving the resilience of the energy sector by favoring electric grid services and sector coupling. This article illustrates a techno-economic comparative analysis of three flexible power and biomass to methanol plants based on different gasification technologies: direct gasification, indirect gasification, and sorption-enhanced gasification. The design and operational criteria of each plant are conceived to operate both without green hydrogen addition (baseline mode) and with hydrogen addition (enhanced mode), following an intermittent use of the electrolysis system, which is turned on when the electricity price allows an economically viable hydrogen production. The methanol production plants include a gasification section, syngas cleaning, conditioning and compression section, methanol synthesis and purification, and heat recovery steam cycle to be flexibly operated. Due to the high oxygen demand in the gasifier, the direct gasification-based plant obtains a great advantage to be operated between a minimum load to satisfy the oxygen demand at high electricity prices and a maximum load to maximize methanol production at low electricity prices. This allows avoiding large oxygen storages with significant benefits for Capex and safety issues. The analysis reports specific fixed-capital investments between 1823 and 2048 €/kW of methanol output in the enhanced operation and LCOFs between 29.7 and 31.7 €/GJ &lt;sub&gt;LHV&lt;/sub&gt; . Economic advantages may be derived from a decrease in the electrolysis capital investment, especially for the direct gasification-based plants, which employ the greatest sized electrolyzer. Methanol breakeven selling prices range between 545 and 582 €/t with the 2019 reference Denmark electricity price curve and between 484 and 535 €/t with an assumed modified electricity price curve of a future energy mix with increased penetration of intermittent renewables. &lt;/p&gt;&quot;,&quot;volume&quot;:&quot;9&quot;},&quot;isTemporary&quot;:false}]},{&quot;citationID&quot;:&quot;MENDELEY_CITATION_e06c8150-ca7f-4bb6-8b73-8555f96f90d4&quot;,&quot;properties&quot;:{&quot;noteIndex&quot;:0},&quot;isEdited&quot;:false,&quot;manualOverride&quot;:{&quot;isManuallyOverridden&quot;:false,&quot;citeprocText&quot;:&quot;[22]&quot;,&quot;manualOverrideText&quot;:&quot;&quot;},&quot;citationTag&quot;:&quot;MENDELEY_CITATION_v3_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&quot;,&quot;citationItems&quot;:[{&quot;id&quot;:&quot;a36d5e43-f1b3-3f4c-8cdc-446f28ab3924&quot;,&quot;itemData&quot;:{&quot;type&quot;:&quot;article-journal&quot;,&quot;id&quot;:&quot;a36d5e43-f1b3-3f4c-8cdc-446f28ab3924&quot;,&quot;title&quot;:&quot;Benefits of Hybrid Production of E-Methanol in Connection with Biomass Gasification&quot;,&quot;author&quot;:[{&quot;family&quot;:&quot;Anetjärvi&quot;,&quot;given&quot;:&quot;Eemeli&quot;,&quot;parse-names&quot;:false,&quot;dropping-particle&quot;:&quot;&quot;,&quot;non-dropping-particle&quot;:&quot;&quot;},{&quot;family&quot;:&quot;Vakkilainen&quot;,&quot;given&quot;:&quot;Esa&quot;,&quot;parse-names&quot;:false,&quot;dropping-particle&quot;:&quot;&quot;,&quot;non-dropping-particle&quot;:&quot;&quot;},{&quot;family&quot;:&quot;Melin&quot;,&quot;given&quot;:&quot;Kristian&quot;,&quot;parse-names&quot;:false,&quot;dropping-particle&quot;:&quot;&quot;,&quot;non-dropping-particle&quot;:&quot;&quot;}],&quot;container-title&quot;:&quot;SSRN Electronic Journal&quot;,&quot;DOI&quot;:&quot;10.2139/ssrn.4184476&quot;,&quot;ISSN&quot;:&quot;1556-5068&quot;,&quot;issued&quot;:{&quot;date-parts&quot;:[[2022]]},&quot;container-title-short&quot;:&quot;&quot;},&quot;isTemporary&quot;:false}]},{&quot;citationID&quot;:&quot;MENDELEY_CITATION_cd84c5ed-f67d-47d0-afce-d099ac46029a&quot;,&quot;properties&quot;:{&quot;noteIndex&quot;:0},&quot;isEdited&quot;:false,&quot;manualOverride&quot;:{&quot;isManuallyOverridden&quot;:false,&quot;citeprocText&quot;:&quot;[23]&quot;,&quot;manualOverrideText&quot;:&quot;&quot;},&quot;citationTag&quot;:&quot;MENDELEY_CITATION_v3_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&quot;,&quot;citationItems&quot;:[{&quot;id&quot;:&quot;048c482b-30be-34eb-bade-6c65560bb00c&quot;,&quot;itemData&quot;:{&quot;type&quot;:&quot;article-journal&quot;,&quot;id&quot;:&quot;048c482b-30be-34eb-bade-6c65560bb00c&quot;,&quot;title&quot;:&quot;Techno-economic optimization of biomass-to-methanol with solid-oxide electrolyzer&quot;,&quot;author&quot;:[{&quot;family&quot;:&quot;Zhang&quot;,&quot;given&quot;:&quot;Hanfei&quot;,&quot;parse-names&quot;:false,&quot;dropping-particle&quot;:&quot;&quot;,&quot;non-dropping-particle&quot;:&quot;&quot;},{&quot;family&quot;:&quot;Wang&quot;,&quot;given&quot;:&quot;Ligang&quot;,&quot;parse-names&quot;:false,&quot;dropping-particle&quot;:&quot;&quot;,&quot;non-dropping-particle&quot;:&quot;&quot;},{&quot;family&quot;:&quot;Pérez-Fortes&quot;,&quot;given&quot;:&quot;Mar&quot;,&quot;parse-names&quot;:false,&quot;dropping-particle&quot;:&quot;&quot;,&quot;non-dropping-particle&quot;:&quot;&quot;},{&quot;family&quot;:&quot;herle&quot;,&quot;given&quot;:&quot;Jan&quot;,&quot;parse-names&quot;:false,&quot;dropping-particle&quot;:&quot;&quot;,&quot;non-dropping-particle&quot;:&quot;Van&quot;},{&quot;family&quot;:&quot;Maréchal&quot;,&quot;given&quot;:&quot;François&quot;,&quot;parse-names&quot;:false,&quot;dropping-particle&quot;:&quot;&quot;,&quot;non-dropping-particle&quot;:&quot;&quot;},{&quot;family&quot;:&quot;Desideri&quot;,&quot;given&quot;:&quot;Umberto&quot;,&quot;parse-names&quot;:false,&quot;dropping-particle&quot;:&quot;&quot;,&quot;non-dropping-particle&quot;:&quot;&quot;}],&quot;container-title&quot;:&quot;Applied Energy&quot;,&quot;container-title-short&quot;:&quot;Appl. Energy&quot;,&quot;DOI&quot;:&quot;10.1016/j.apenergy.2019.114071&quot;,&quot;ISSN&quot;:&quot;03062619&quot;,&quot;issued&quot;:{&quot;date-parts&quot;:[[2020,1]]},&quot;page&quot;:&quot;114071&quot;,&quot;volume&quot;:&quot;258&quot;},&quot;isTemporary&quot;:false}]},{&quot;citationID&quot;:&quot;MENDELEY_CITATION_42ff2c48-5158-4a41-83ab-c9fb9e7d73b7&quot;,&quot;properties&quot;:{&quot;noteIndex&quot;:0},&quot;isEdited&quot;:false,&quot;manualOverride&quot;:{&quot;isManuallyOverridden&quot;:false,&quot;citeprocText&quot;:&quot;[24]&quot;,&quot;manualOverrideText&quot;:&quot;&quot;},&quot;citationTag&quot;:&quot;MENDELEY_CITATION_v3_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&quot;,&quot;citationItems&quot;:[{&quot;id&quot;:&quot;ded22db1-0dce-3c1b-981f-fd5847a7cce1&quot;,&quot;itemData&quot;:{&quot;type&quot;:&quot;article-journal&quot;,&quot;id&quot;:&quot;ded22db1-0dce-3c1b-981f-fd5847a7cce1&quot;,&quot;title&quot;:&quot;Flexible Power &amp;amp; Biomass-to-Methanol plants: Design optimization and economic viability of the electrolysis integration&quot;,&quot;author&quot;:[{&quot;family&quot;:&quot;Poluzzi&quot;,&quot;given&quot;:&quot;Alessandro&quot;,&quot;parse-names&quot;:false,&quot;dropping-particle&quot;:&quot;&quot;,&quot;non-dropping-particle&quot;:&quot;&quot;},{&quot;family&quot;:&quot;Guandalini&quot;,&quot;given&quot;:&quot;Giulio&quot;,&quot;parse-names&quot;:false,&quot;dropping-particle&quot;:&quot;&quot;,&quot;non-dropping-particle&quot;:&quot;&quot;},{&quot;family&quot;:&quot;Guffanti&quot;,&quot;given&quot;:&quot;Simone&quot;,&quot;parse-names&quot;:false,&quot;dropping-particle&quot;:&quot;&quot;,&quot;non-dropping-particle&quot;:&quot;&quot;},{&quot;family&quot;:&quot;Elsido&quot;,&quot;given&quot;:&quot;Cristina&quot;,&quot;parse-names&quot;:false,&quot;dropping-particle&quot;:&quot;&quot;,&quot;non-dropping-particle&quot;:&quot;&quot;},{&quot;family&quot;:&quot;Moioli&quot;,&quot;given&quot;:&quot;Stefania&quot;,&quot;parse-names&quot;:false,&quot;dropping-particle&quot;:&quot;&quot;,&quot;non-dropping-particle&quot;:&quot;&quot;},{&quot;family&quot;:&quot;Huttenhuis&quot;,&quot;given&quot;:&quot;Patrick&quot;,&quot;parse-names&quot;:false,&quot;dropping-particle&quot;:&quot;&quot;,&quot;non-dropping-particle&quot;:&quot;&quot;},{&quot;family&quot;:&quot;Rexwinkel&quot;,&quot;given&quot;:&quot;Glenn&quot;,&quot;parse-names&quot;:false,&quot;dropping-particle&quot;:&quot;&quot;,&quot;non-dropping-particle&quot;:&quot;&quot;},{&quot;family&quot;:&quot;Martelli&quot;,&quot;given&quot;:&quot;Emanuele&quot;,&quot;parse-names&quot;:false,&quot;dropping-particle&quot;:&quot;&quot;,&quot;non-dropping-particle&quot;:&quot;&quot;},{&quot;family&quot;:&quot;Groppi&quot;,&quot;given&quot;:&quot;Gianpiero&quot;,&quot;parse-names&quot;:false,&quot;dropping-particle&quot;:&quot;&quot;,&quot;non-dropping-particle&quot;:&quot;&quot;},{&quot;family&quot;:&quot;Romano&quot;,&quot;given&quot;:&quot;Matteo C.&quot;,&quot;parse-names&quot;:false,&quot;dropping-particle&quot;:&quot;&quot;,&quot;non-dropping-particle&quot;:&quot;&quot;}],&quot;container-title&quot;:&quot;Fuel&quot;,&quot;DOI&quot;:&quot;10.1016/j.fuel.2021.122113&quot;,&quot;ISSN&quot;:&quot;00162361&quot;,&quot;issued&quot;:{&quot;date-parts&quot;:[[2022,2]]},&quot;page&quot;:&quot;122113&quot;,&quot;volume&quot;:&quot;310&quot;,&quot;container-title-short&quot;:&quot;&quot;},&quot;isTemporary&quot;:false}]},{&quot;citationID&quot;:&quot;MENDELEY_CITATION_a84a64c2-5cd9-45b5-8dd3-eed0901210e0&quot;,&quot;properties&quot;:{&quot;noteIndex&quot;:0},&quot;isEdited&quot;:false,&quot;manualOverride&quot;:{&quot;isManuallyOverridden&quot;:false,&quot;citeprocText&quot;:&quot;[25]&quot;,&quot;manualOverrideText&quot;:&quot;&quot;},&quot;citationTag&quot;:&quot;MENDELEY_CITATION_v3_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&quot;,&quot;citationItems&quot;:[{&quot;id&quot;:&quot;a332ee91-b343-3289-860a-430557bbc5fa&quot;,&quot;itemData&quot;:{&quot;type&quot;:&quot;article-journal&quot;,&quot;id&quot;:&quot;a332ee91-b343-3289-860a-430557bbc5fa&quot;,&quot;title&quot;:&quot;Flexible Power &amp;amp; Biomass-to-Methanol plants: Design optimization and economic viability of the electrolysis integration&quot;,&quot;author&quot;:[{&quot;family&quot;:&quot;Poluzzi&quot;,&quot;given&quot;:&quot;Alessandro&quot;,&quot;parse-names&quot;:false,&quot;dropping-particle&quot;:&quot;&quot;,&quot;non-dropping-particle&quot;:&quot;&quot;},{&quot;family&quot;:&quot;Guandalini&quot;,&quot;given&quot;:&quot;Giulio&quot;,&quot;parse-names&quot;:false,&quot;dropping-particle&quot;:&quot;&quot;,&quot;non-dropping-particle&quot;:&quot;&quot;},{&quot;family&quot;:&quot;Guffanti&quot;,&quot;given&quot;:&quot;Simone&quot;,&quot;parse-names&quot;:false,&quot;dropping-particle&quot;:&quot;&quot;,&quot;non-dropping-particle&quot;:&quot;&quot;},{&quot;family&quot;:&quot;Elsido&quot;,&quot;given&quot;:&quot;Cristina&quot;,&quot;parse-names&quot;:false,&quot;dropping-particle&quot;:&quot;&quot;,&quot;non-dropping-particle&quot;:&quot;&quot;},{&quot;family&quot;:&quot;Moioli&quot;,&quot;given&quot;:&quot;Stefania&quot;,&quot;parse-names&quot;:false,&quot;dropping-particle&quot;:&quot;&quot;,&quot;non-dropping-particle&quot;:&quot;&quot;},{&quot;family&quot;:&quot;Huttenhuis&quot;,&quot;given&quot;:&quot;Patrick&quot;,&quot;parse-names&quot;:false,&quot;dropping-particle&quot;:&quot;&quot;,&quot;non-dropping-particle&quot;:&quot;&quot;},{&quot;family&quot;:&quot;Rexwinkel&quot;,&quot;given&quot;:&quot;Glenn&quot;,&quot;parse-names&quot;:false,&quot;dropping-particle&quot;:&quot;&quot;,&quot;non-dropping-particle&quot;:&quot;&quot;},{&quot;family&quot;:&quot;Martelli&quot;,&quot;given&quot;:&quot;Emanuele&quot;,&quot;parse-names&quot;:false,&quot;dropping-particle&quot;:&quot;&quot;,&quot;non-dropping-particle&quot;:&quot;&quot;},{&quot;family&quot;:&quot;Groppi&quot;,&quot;given&quot;:&quot;Gianpiero&quot;,&quot;parse-names&quot;:false,&quot;dropping-particle&quot;:&quot;&quot;,&quot;non-dropping-particle&quot;:&quot;&quot;},{&quot;family&quot;:&quot;Romano&quot;,&quot;given&quot;:&quot;Matteo C.&quot;,&quot;parse-names&quot;:false,&quot;dropping-particle&quot;:&quot;&quot;,&quot;non-dropping-particle&quot;:&quot;&quot;}],&quot;container-title&quot;:&quot;Fuel&quot;,&quot;DOI&quot;:&quot;10.1016/j.fuel.2021.122113&quot;,&quot;ISSN&quot;:&quot;00162361&quot;,&quot;issued&quot;:{&quot;date-parts&quot;:[[2022,2]]},&quot;page&quot;:&quot;122113&quot;,&quot;volume&quot;:&quot;310&quot;,&quot;container-title-short&quot;:&quot;&quot;},&quot;isTemporary&quot;:false}]},{&quot;citationID&quot;:&quot;MENDELEY_CITATION_8c83e7a2-71cf-4160-9fdd-2510731786cf&quot;,&quot;properties&quot;:{&quot;noteIndex&quot;:0},&quot;isEdited&quot;:false,&quot;manualOverride&quot;:{&quot;isManuallyOverridden&quot;:false,&quot;citeprocText&quot;:&quot;[21]&quot;,&quot;manualOverrideText&quot;:&quot;&quot;},&quot;citationTag&quot;:&quot;MENDELEY_CITATION_v3_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&quot;,&quot;citationItems&quot;:[{&quot;id&quot;:&quot;70edddc8-ee03-31fd-86e6-6cf7a4858b7a&quot;,&quot;itemData&quot;:{&quot;type&quot;:&quot;article-journal&quot;,&quot;id&quot;:&quot;70edddc8-ee03-31fd-86e6-6cf7a4858b7a&quot;,&quot;title&quot;:&quot;Flexible Power and Biomass-To-Methanol Plants With Different Gasification Technologies&quot;,&quot;author&quot;:[{&quot;family&quot;:&quot;Poluzzi&quot;,&quot;given&quot;:&quot;A.&quot;,&quot;parse-names&quot;:false,&quot;dropping-particle&quot;:&quot;&quot;,&quot;non-dropping-particle&quot;:&quot;&quot;},{&quot;family&quot;:&quot;Guandalini&quot;,&quot;given&quot;:&quot;G.&quot;,&quot;parse-names&quot;:false,&quot;dropping-particle&quot;:&quot;&quot;,&quot;non-dropping-particle&quot;:&quot;&quot;},{&quot;family&quot;:&quot;Guffanti&quot;,&quot;given&quot;:&quot;S.&quot;,&quot;parse-names&quot;:false,&quot;dropping-particle&quot;:&quot;&quot;,&quot;non-dropping-particle&quot;:&quot;&quot;},{&quot;family&quot;:&quot;Martinelli&quot;,&quot;given&quot;:&quot;M.&quot;,&quot;parse-names&quot;:false,&quot;dropping-particle&quot;:&quot;&quot;,&quot;non-dropping-particle&quot;:&quot;&quot;},{&quot;family&quot;:&quot;Moioli&quot;,&quot;given&quot;:&quot;S.&quot;,&quot;parse-names&quot;:false,&quot;dropping-particle&quot;:&quot;&quot;,&quot;non-dropping-particle&quot;:&quot;&quot;},{&quot;family&quot;:&quot;Huttenhuis&quot;,&quot;given&quot;:&quot;P.&quot;,&quot;parse-names&quot;:false,&quot;dropping-particle&quot;:&quot;&quot;,&quot;non-dropping-particle&quot;:&quot;&quot;},{&quot;family&quot;:&quot;Rexwinkel&quot;,&quot;given&quot;:&quot;G.&quot;,&quot;parse-names&quot;:false,&quot;dropping-particle&quot;:&quot;&quot;,&quot;non-dropping-particle&quot;:&quot;&quot;},{&quot;family&quot;:&quot;Palonen&quot;,&quot;given&quot;:&quot;J.&quot;,&quot;parse-names&quot;:false,&quot;dropping-particle&quot;:&quot;&quot;,&quot;non-dropping-particle&quot;:&quot;&quot;},{&quot;family&quot;:&quot;Martelli&quot;,&quot;given&quot;:&quot;E.&quot;,&quot;parse-names&quot;:false,&quot;dropping-particle&quot;:&quot;&quot;,&quot;non-dropping-particle&quot;:&quot;&quot;},{&quot;family&quot;:&quot;Groppi&quot;,&quot;given&quot;:&quot;G.&quot;,&quot;parse-names&quot;:false,&quot;dropping-particle&quot;:&quot;&quot;,&quot;non-dropping-particle&quot;:&quot;&quot;},{&quot;family&quot;:&quot;Romano&quot;,&quot;given&quot;:&quot;M. C.&quot;,&quot;parse-names&quot;:false,&quot;dropping-particle&quot;:&quot;&quot;,&quot;non-dropping-particle&quot;:&quot;&quot;}],&quot;container-title&quot;:&quot;Frontiers in Energy Research&quot;,&quot;container-title-short&quot;:&quot;Front. Energy Res.&quot;,&quot;DOI&quot;:&quot;10.3389/fenrg.2021.795673&quot;,&quot;ISSN&quot;:&quot;2296-598X&quot;,&quot;issued&quot;:{&quot;date-parts&quot;:[[2022,1,27]]},&quot;abstract&quot;:&quot;&lt;p&gt; The competitiveness of biofuels may be increased by integrating biomass gasification plants with electrolysis units, which generate hydrogen to be combined with carbon-rich syngas. This option allows increasing the yield of the final product by retaining a higher amount of biogenic carbon and improving the resilience of the energy sector by favoring electric grid services and sector coupling. This article illustrates a techno-economic comparative analysis of three flexible power and biomass to methanol plants based on different gasification technologies: direct gasification, indirect gasification, and sorption-enhanced gasification. The design and operational criteria of each plant are conceived to operate both without green hydrogen addition (baseline mode) and with hydrogen addition (enhanced mode), following an intermittent use of the electrolysis system, which is turned on when the electricity price allows an economically viable hydrogen production. The methanol production plants include a gasification section, syngas cleaning, conditioning and compression section, methanol synthesis and purification, and heat recovery steam cycle to be flexibly operated. Due to the high oxygen demand in the gasifier, the direct gasification-based plant obtains a great advantage to be operated between a minimum load to satisfy the oxygen demand at high electricity prices and a maximum load to maximize methanol production at low electricity prices. This allows avoiding large oxygen storages with significant benefits for Capex and safety issues. The analysis reports specific fixed-capital investments between 1823 and 2048 €/kW of methanol output in the enhanced operation and LCOFs between 29.7 and 31.7 €/GJ &lt;sub&gt;LHV&lt;/sub&gt; . Economic advantages may be derived from a decrease in the electrolysis capital investment, especially for the direct gasification-based plants, which employ the greatest sized electrolyzer. Methanol breakeven selling prices range between 545 and 582 €/t with the 2019 reference Denmark electricity price curve and between 484 and 535 €/t with an assumed modified electricity price curve of a future energy mix with increased penetration of intermittent renewables. &lt;/p&gt;&quot;,&quot;volume&quot;:&quot;9&quot;},&quot;isTemporary&quot;:false}]},{&quot;citationID&quot;:&quot;MENDELEY_CITATION_e2d98fbf-79a4-429b-9796-2be5c079023d&quot;,&quot;properties&quot;:{&quot;noteIndex&quot;:0},&quot;isEdited&quot;:false,&quot;manualOverride&quot;:{&quot;isManuallyOverridden&quot;:false,&quot;citeprocText&quot;:&quot;[25]&quot;,&quot;manualOverrideText&quot;:&quot;&quot;},&quot;citationTag&quot;:&quot;MENDELEY_CITATION_v3_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&quot;,&quot;citationItems&quot;:[{&quot;id&quot;:&quot;a332ee91-b343-3289-860a-430557bbc5fa&quot;,&quot;itemData&quot;:{&quot;type&quot;:&quot;article-journal&quot;,&quot;id&quot;:&quot;a332ee91-b343-3289-860a-430557bbc5fa&quot;,&quot;title&quot;:&quot;Flexible Power &amp;amp; Biomass-to-Methanol plants: Design optimization and economic viability of the electrolysis integration&quot;,&quot;author&quot;:[{&quot;family&quot;:&quot;Poluzzi&quot;,&quot;given&quot;:&quot;Alessandro&quot;,&quot;parse-names&quot;:false,&quot;dropping-particle&quot;:&quot;&quot;,&quot;non-dropping-particle&quot;:&quot;&quot;},{&quot;family&quot;:&quot;Guandalini&quot;,&quot;given&quot;:&quot;Giulio&quot;,&quot;parse-names&quot;:false,&quot;dropping-particle&quot;:&quot;&quot;,&quot;non-dropping-particle&quot;:&quot;&quot;},{&quot;family&quot;:&quot;Guffanti&quot;,&quot;given&quot;:&quot;Simone&quot;,&quot;parse-names&quot;:false,&quot;dropping-particle&quot;:&quot;&quot;,&quot;non-dropping-particle&quot;:&quot;&quot;},{&quot;family&quot;:&quot;Elsido&quot;,&quot;given&quot;:&quot;Cristina&quot;,&quot;parse-names&quot;:false,&quot;dropping-particle&quot;:&quot;&quot;,&quot;non-dropping-particle&quot;:&quot;&quot;},{&quot;family&quot;:&quot;Moioli&quot;,&quot;given&quot;:&quot;Stefania&quot;,&quot;parse-names&quot;:false,&quot;dropping-particle&quot;:&quot;&quot;,&quot;non-dropping-particle&quot;:&quot;&quot;},{&quot;family&quot;:&quot;Huttenhuis&quot;,&quot;given&quot;:&quot;Patrick&quot;,&quot;parse-names&quot;:false,&quot;dropping-particle&quot;:&quot;&quot;,&quot;non-dropping-particle&quot;:&quot;&quot;},{&quot;family&quot;:&quot;Rexwinkel&quot;,&quot;given&quot;:&quot;Glenn&quot;,&quot;parse-names&quot;:false,&quot;dropping-particle&quot;:&quot;&quot;,&quot;non-dropping-particle&quot;:&quot;&quot;},{&quot;family&quot;:&quot;Martelli&quot;,&quot;given&quot;:&quot;Emanuele&quot;,&quot;parse-names&quot;:false,&quot;dropping-particle&quot;:&quot;&quot;,&quot;non-dropping-particle&quot;:&quot;&quot;},{&quot;family&quot;:&quot;Groppi&quot;,&quot;given&quot;:&quot;Gianpiero&quot;,&quot;parse-names&quot;:false,&quot;dropping-particle&quot;:&quot;&quot;,&quot;non-dropping-particle&quot;:&quot;&quot;},{&quot;family&quot;:&quot;Romano&quot;,&quot;given&quot;:&quot;Matteo C.&quot;,&quot;parse-names&quot;:false,&quot;dropping-particle&quot;:&quot;&quot;,&quot;non-dropping-particle&quot;:&quot;&quot;}],&quot;container-title&quot;:&quot;Fuel&quot;,&quot;DOI&quot;:&quot;10.1016/j.fuel.2021.122113&quot;,&quot;ISSN&quot;:&quot;00162361&quot;,&quot;issued&quot;:{&quot;date-parts&quot;:[[2022,2]]},&quot;page&quot;:&quot;122113&quot;,&quot;volume&quot;:&quot;310&quot;,&quot;container-title-short&quot;:&quot;&quot;},&quot;isTemporary&quot;:false}]},{&quot;citationID&quot;:&quot;MENDELEY_CITATION_b7c42850-3893-430a-a91a-ba071b5a549f&quot;,&quot;properties&quot;:{&quot;noteIndex&quot;:0},&quot;isEdited&quot;:false,&quot;manualOverride&quot;:{&quot;isManuallyOverridden&quot;:false,&quot;citeprocText&quot;:&quot;[26]&quot;,&quot;manualOverrideText&quot;:&quot;&quot;},&quot;citationTag&quot;:&quot;MENDELEY_CITATION_v3_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&quot;,&quot;citationItems&quot;:[{&quot;id&quot;:&quot;31848458-a34e-370b-af77-81d1d893a1c5&quot;,&quot;itemData&quot;:{&quot;type&quot;:&quot;article-journal&quot;,&quot;id&quot;:&quot;31848458-a34e-370b-af77-81d1d893a1c5&quot;,&quot;title&quot;:&quot;Deep Reinforcement Learning Approaches the MILP Optimum of a Multi-Energy Optimization in Energy Communities&quot;,&quot;author&quot;:[{&quot;family&quot;:&quot;Vetter&quot;,&quot;given&quot;:&quot;Vinzent&quot;,&quot;parse-names&quot;:false,&quot;dropping-particle&quot;:&quot;&quot;,&quot;non-dropping-particle&quot;:&quot;&quot;},{&quot;family&quot;:&quot;Wohlgenannt&quot;,&quot;given&quot;:&quot;Philipp&quot;,&quot;parse-names&quot;:false,&quot;dropping-particle&quot;:&quot;&quot;,&quot;non-dropping-particle&quot;:&quot;&quot;},{&quot;family&quot;:&quot;Kepplinger&quot;,&quot;given&quot;:&quot;Peter&quot;,&quot;parse-names&quot;:false,&quot;dropping-particle&quot;:&quot;&quot;,&quot;non-dropping-particle&quot;:&quot;&quot;},{&quot;family&quot;:&quot;Eder&quot;,&quot;given&quot;:&quot;Elias&quot;,&quot;parse-names&quot;:false,&quot;dropping-particle&quot;:&quot;&quot;,&quot;non-dropping-particle&quot;:&quot;&quot;}],&quot;container-title&quot;:&quot;Energies&quot;,&quot;container-title-short&quot;:&quot;Energies (Basel).&quot;,&quot;DOI&quot;:&quot;10.3390/en18174489&quot;,&quot;ISSN&quot;:&quot;1996-1073&quot;,&quot;issued&quot;:{&quot;date-parts&quot;:[[2025,8,23]]},&quot;page&quot;:&quot;4489&quot;,&quot;abstract&quot;:&quot;&lt;p&gt;As energy systems transition toward high shares of variable renewable generation, local energy communities (ECs) are increasingly relevant for enabling demand-side flexibility and self-sufficiency. This shift is particularly evident in the residential sector, where the deployment of photovoltaic (PV) systems is rapidly growing. While mixed-integer linear programming (MILP) remains the standard for operational optimization and demand response in such systems, its computational burden limits scalability and responsiveness under real-time or uncertain conditions. Reinforcement learning (RL), by contrast, offers a model-free, adaptive alternative. However, its application to real-world energy system operation remains limited. This study explores the application of a Deep Q-Network (DQN) to a real residential EC, which has received limited attention in prior work. The system comprises three single-family homes sharing a centralized heating system with a thermal energy storage (TES), a PV installation, and a grid connection. We compare the performance of MILP and RL controllers across economic and environmental metrics. Relative to a reference scenario without TES, MILP and RL reduce energy costs by 10.06% and 8.78%, respectively, and both approaches yield lower total energy consumption and CO2-equivalent emissions. Notably, the trained RL agent achieves a near-optimal outcome while requiring only 22% of the MILP’s computation time. These results demonstrate that DQNs can offer a computationally efficient and practically viable alternative to MILP for real-time control in residential energy systems.&lt;/p&gt;&quot;,&quot;issue&quot;:&quot;17&quot;,&quot;volume&quot;:&quot;18&quot;},&quot;isTemporary&quot;:false}]},{&quot;citationID&quot;:&quot;MENDELEY_CITATION_03d18768-2530-4173-a512-ec7dc06e4ecc&quot;,&quot;properties&quot;:{&quot;noteIndex&quot;:0},&quot;isEdited&quot;:false,&quot;manualOverride&quot;:{&quot;isManuallyOverridden&quot;:false,&quot;citeprocText&quot;:&quot;[27]&quot;,&quot;manualOverrideText&quot;:&quot;&quot;},&quot;citationTag&quot;:&quot;MENDELEY_CITATION_v3_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&quot;,&quot;citationItems&quot;:[{&quot;id&quot;:&quot;185586bd-ce77-3f7d-ae64-0f509db4cf05&quot;,&quot;itemData&quot;:{&quot;type&quot;:&quot;article-journal&quot;,&quot;id&quot;:&quot;185586bd-ce77-3f7d-ae64-0f509db4cf05&quot;,&quot;title&quot;:&quot;Energy Demand Response in a Food-Processing Plant: A Deep Reinforcement Learning Approach&quot;,&quot;author&quot;:[{&quot;family&quot;:&quot;Wohlgenannt&quot;,&quot;given&quot;:&quot;Philipp&quot;,&quot;parse-names&quot;:false,&quot;dropping-particle&quot;:&quot;&quot;,&quot;non-dropping-particle&quot;:&quot;&quot;},{&quot;family&quot;:&quot;Hegenbart&quot;,&quot;given&quot;:&quot;Sebastian&quot;,&quot;parse-names&quot;:false,&quot;dropping-particle&quot;:&quot;&quot;,&quot;non-dropping-particle&quot;:&quot;&quot;},{&quot;family&quot;:&quot;Eder&quot;,&quot;given&quot;:&quot;Elias&quot;,&quot;parse-names&quot;:false,&quot;dropping-particle&quot;:&quot;&quot;,&quot;non-dropping-particle&quot;:&quot;&quot;},{&quot;family&quot;:&quot;Kolhe&quot;,&quot;given&quot;:&quot;Mohan&quot;,&quot;parse-names&quot;:false,&quot;dropping-particle&quot;:&quot;&quot;,&quot;non-dropping-particle&quot;:&quot;&quot;},{&quot;family&quot;:&quot;Kepplinger&quot;,&quot;given&quot;:&quot;Peter&quot;,&quot;parse-names&quot;:false,&quot;dropping-particle&quot;:&quot;&quot;,&quot;non-dropping-particle&quot;:&quot;&quot;}],&quot;container-title&quot;:&quot;Energies&quot;,&quot;DOI&quot;:&quot;10.3390/en17246430&quot;,&quot;ISSN&quot;:&quot;1996-1073&quot;,&quot;issued&quot;:{&quot;date-parts&quot;:[[2024,12,20]]},&quot;page&quot;:&quot;6430&quot;,&quot;abstract&quot;:&quot;&lt;p&gt;The food industry faces significant challenges in managing operational costs due to its high energy intensity and rising energy prices. Industrial food-processing facilities, with substantial thermal capacities and large demands for cooling and heating, offer promising opportunities for demand response (DR) strategies. This study explores the application of deep reinforcement learning (RL) as an innovative, data-driven approach for DR in the food industry. By leveraging the adaptive, self-learning capabilities of RL, energy costs in the investigated plant are effectively decreased. The RL algorithm was compared with the well-established optimization method Mixed Integer Linear Programming (MILP), and both were benchmarked against a reference scenario without DR. The two optimization strategies demonstrate cost savings of 17.57% and 18.65% for RL and MILP, respectively. Although RL is slightly less efficient in cost reduction, it significantly outperforms in computational speed, being approximately 20 times faster. During operation, RL only needs 2ms per optimization compared to 19s for MILP, making it a promising optimization tool for edge computing. Moreover, while MILP’s computation time increases considerably with the number of binary variables, RL efficiently learns dynamic system behavior and scales to more complex systems without significant performance degradation. These results highlight that deep RL, when applied to DR, offers substantial cost savings and computational efficiency, with broad applicability to energy management in various applications.&lt;/p&gt;&quot;,&quot;issue&quot;:&quot;24&quot;,&quot;volume&quot;:&quot;17&quot;,&quot;container-title-short&quot;:&quot;Energies (Basel).&quot;},&quot;isTemporary&quot;:false}]},{&quot;citationID&quot;:&quot;MENDELEY_CITATION_d0ae8956-c2f2-4f72-9054-a8ca53b2504b&quot;,&quot;properties&quot;:{&quot;noteIndex&quot;:0},&quot;isEdited&quot;:false,&quot;manualOverride&quot;:{&quot;isManuallyOverridden&quot;:false,&quot;citeprocText&quot;:&quot;[28]&quot;,&quot;manualOverrideText&quot;:&quot;&quot;},&quot;citationTag&quot;:&quot;MENDELEY_CITATION_v3_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&quot;,&quot;citationItems&quot;:[{&quot;id&quot;:&quot;b510e037-8e3e-36b2-9b7f-53d097c80a2d&quot;,&quot;itemData&quot;:{&quot;type&quot;:&quot;article-journal&quot;,&quot;id&quot;:&quot;b510e037-8e3e-36b2-9b7f-53d097c80a2d&quot;,&quot;title&quot;:&quot;A comprehensive review on optimization of hybrid renewable energy systems using various optimization techniques&quot;,&quot;author&quot;:[{&quot;family&quot;:&quot;Thirunavukkarasu&quot;,&quot;given&quot;:&quot;M.&quot;,&quot;parse-names&quot;:false,&quot;dropping-particle&quot;:&quot;&quot;,&quot;non-dropping-particle&quot;:&quot;&quot;},{&quot;family&quot;:&quot;Sawle&quot;,&quot;given&quot;:&quot;Yashwant&quot;,&quot;parse-names&quot;:false,&quot;dropping-particle&quot;:&quot;&quot;,&quot;non-dropping-particle&quot;:&quot;&quot;},{&quot;family&quot;:&quot;Lala&quot;,&quot;given&quot;:&quot;Himadri&quot;,&quot;parse-names&quot;:false,&quot;dropping-particle&quot;:&quot;&quot;,&quot;non-dropping-particle&quot;:&quot;&quot;}],&quot;container-title&quot;:&quot;Renewable and Sustainable Energy Reviews&quot;,&quot;DOI&quot;:&quot;10.1016/j.rser.2023.113192&quot;,&quot;ISSN&quot;:&quot;13640321&quot;,&quot;issued&quot;:{&quot;date-parts&quot;:[[2023,4]]},&quot;page&quot;:&quot;113192&quot;,&quot;volume&quot;:&quot;176&quot;,&quot;container-title-short&quot;:&quot;&quot;},&quot;isTemporary&quot;:false}]},{&quot;citationID&quot;:&quot;MENDELEY_CITATION_b63a1021-7346-498d-adf3-73382c63a827&quot;,&quot;properties&quot;:{&quot;noteIndex&quot;:0},&quot;isEdited&quot;:false,&quot;manualOverride&quot;:{&quot;isManuallyOverridden&quot;:false,&quot;citeprocText&quot;:&quot;[29]&quot;,&quot;manualOverrideText&quot;:&quot;&quot;},&quot;citationTag&quot;:&quot;MENDELEY_CITATION_v3_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&quot;,&quot;citationItems&quot;:[{&quot;id&quot;:&quot;0f89bf4c-80d3-3ce8-8c18-b8917957c10b&quot;,&quot;itemData&quot;:{&quot;type&quot;:&quot;article-journal&quot;,&quot;id&quot;:&quot;0f89bf4c-80d3-3ce8-8c18-b8917957c10b&quot;,&quot;title&quot;:&quot;Optimal energy system scheduling using a constraint-aware reinforcement learning algorithm&quot;,&quot;author&quot;:[{&quot;family&quot;:&quot;Shengren&quot;,&quot;given&quot;:&quot;Hou&quot;,&quot;parse-names&quot;:false,&quot;dropping-particle&quot;:&quot;&quot;,&quot;non-dropping-particle&quot;:&quot;&quot;},{&quot;family&quot;:&quot;Vergara&quot;,&quot;given&quot;:&quot;Pedro P.&quot;,&quot;parse-names&quot;:false,&quot;dropping-particle&quot;:&quot;&quot;,&quot;non-dropping-particle&quot;:&quot;&quot;},{&quot;family&quot;:&quot;Salazar Duque&quot;,&quot;given&quot;:&quot;Edgar Mauricio&quot;,&quot;parse-names&quot;:false,&quot;dropping-particle&quot;:&quot;&quot;,&quot;non-dropping-particle&quot;:&quot;&quot;},{&quot;family&quot;:&quot;Palensky&quot;,&quot;given&quot;:&quot;Peter&quot;,&quot;parse-names&quot;:false,&quot;dropping-particle&quot;:&quot;&quot;,&quot;non-dropping-particle&quot;:&quot;&quot;}],&quot;container-title&quot;:&quot;International Journal of Electrical Power &amp; Energy Systems&quot;,&quot;DOI&quot;:&quot;10.1016/j.ijepes.2023.109230&quot;,&quot;ISSN&quot;:&quot;01420615&quot;,&quot;issued&quot;:{&quot;date-parts&quot;:[[2023,10]]},&quot;page&quot;:&quot;109230&quot;,&quot;volume&quot;:&quot;152&quot;,&quot;container-title-short&quot;:&quot;&quot;},&quot;isTemporary&quot;:false}]},{&quot;citationID&quot;:&quot;MENDELEY_CITATION_6d8a7862-c0c2-4c71-b5ea-7e17817e262d&quot;,&quot;properties&quot;:{&quot;noteIndex&quot;:0},&quot;isEdited&quot;:false,&quot;manualOverride&quot;:{&quot;isManuallyOverridden&quot;:false,&quot;citeprocText&quot;:&quot;[30]&quot;,&quot;manualOverrideText&quot;:&quot;&quot;},&quot;citationTag&quot;:&quot;MENDELEY_CITATION_v3_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&quot;,&quot;citationItems&quot;:[{&quot;id&quot;:&quot;32d54ec3-73fd-3a7d-a2b9-efadea2d2319&quot;,&quot;itemData&quot;:{&quot;type&quot;:&quot;article-journal&quot;,&quot;id&quot;:&quot;32d54ec3-73fd-3a7d-a2b9-efadea2d2319&quot;,&quot;title&quot;:&quot;A Review on Multi-Objective Mixed-Integer Non-Linear Optimization Programming Methods&quot;,&quot;author&quot;:[{&quot;family&quot;:&quot;Jaber&quot;,&quot;given&quot;:&quot;Ahmed&quot;,&quot;parse-names&quot;:false,&quot;dropping-particle&quot;:&quot;&quot;,&quot;non-dropping-particle&quot;:&quot;&quot;},{&quot;family&quot;:&quot;Younes&quot;,&quot;given&quot;:&quot;Rafic&quot;,&quot;parse-names&quot;:false,&quot;dropping-particle&quot;:&quot;&quot;,&quot;non-dropping-particle&quot;:&quot;&quot;},{&quot;family&quot;:&quot;Lafon&quot;,&quot;given&quot;:&quot;Pascal&quot;,&quot;parse-names&quot;:false,&quot;dropping-particle&quot;:&quot;&quot;,&quot;non-dropping-particle&quot;:&quot;&quot;},{&quot;family&quot;:&quot;Khoder&quot;,&quot;given&quot;:&quot;Jihan&quot;,&quot;parse-names&quot;:false,&quot;dropping-particle&quot;:&quot;&quot;,&quot;non-dropping-particle&quot;:&quot;&quot;}],&quot;container-title&quot;:&quot;Eng&quot;,&quot;DOI&quot;:&quot;10.3390/eng5030104&quot;,&quot;ISSN&quot;:&quot;2673-4117&quot;,&quot;issued&quot;:{&quot;date-parts&quot;:[[2024,8,17]]},&quot;page&quot;:&quot;1961-1979&quot;,&quot;abstract&quot;:&quot;&lt;p&gt;This paper provides a recent overview of the exact, approximate, and hybrid optimization methods that handle Multi-Objective Mixed-Integer Non-Linear Programming (MO-MINLP) problems. Both the domains of exact and approximate research have experienced significant growth, driven by their shared goal of addressing a wide range of real-world problems. This work presents a comprehensive literature review that highlights the significant theoretical contributions in the field of hybrid approaches between these research areas. We also point out possible research gaps in the literature. Hence, the main research questions to be answered in this paper involve the following: (1) how to exactly or approximately solve a MO-MINLP problem? (2) What are the drawbacks of exact methods as well as approximate methods? (3) What are the research lines that are currently underway to enhance the performances of these methods? and (4) Where are the research gaps in this field? This work aims to provide enough descriptive information for newcomers in this area about the research that has been carried out and that is currently underway concerning exact, approximate, and hybrid methods used to solve MO-MINLP problems.&lt;/p&gt;&quot;,&quot;issue&quot;:&quot;3&quot;,&quot;volume&quot;:&quot;5&quot;,&quot;container-title-short&quot;:&quot;&quot;},&quot;isTemporary&quot;:false}]},{&quot;citationID&quot;:&quot;MENDELEY_CITATION_43edfd88-7e00-44e3-af12-138762045627&quot;,&quot;properties&quot;:{&quot;noteIndex&quot;:0},&quot;isEdited&quot;:false,&quot;manualOverride&quot;:{&quot;isManuallyOverridden&quot;:false,&quot;citeprocText&quot;:&quot;[31]&quot;,&quot;manualOverrideText&quot;:&quot;&quot;},&quot;citationTag&quot;:&quot;MENDELEY_CITATION_v3_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&quot;,&quot;citationItems&quot;:[{&quot;id&quot;:&quot;3491985c-2e0b-31bc-84e8-6823f88df629&quot;,&quot;itemData&quot;:{&quot;type&quot;:&quot;article-journal&quot;,&quot;id&quot;:&quot;3491985c-2e0b-31bc-84e8-6823f88df629&quot;,&quot;title&quot;:&quot;Multi-objective stochastic optimization problem: a systematic literature review&quot;,&quot;author&quot;:[{&quot;family&quot;:&quot;Pirouz&quot;,&quot;given&quot;:&quot;Behzad&quot;,&quot;parse-names&quot;:false,&quot;dropping-particle&quot;:&quot;&quot;,&quot;non-dropping-particle&quot;:&quot;&quot;},{&quot;family&quot;:&quot;Guerriero&quot;,&quot;given&quot;:&quot;Francesca&quot;,&quot;parse-names&quot;:false,&quot;dropping-particle&quot;:&quot;&quot;,&quot;non-dropping-particle&quot;:&quot;&quot;}],&quot;container-title&quot;:&quot;Applied Energy&quot;,&quot;container-title-short&quot;:&quot;Appl. Energy&quot;,&quot;DOI&quot;:&quot;10.1016/j.apenergy.2025.127237&quot;,&quot;ISSN&quot;:&quot;03062619&quot;,&quot;issued&quot;:{&quot;date-parts&quot;:[[2026,2]]},&quot;page&quot;:&quot;127237&quot;,&quot;volume&quot;:&quot;405&quot;},&quot;isTemporary&quot;:false}]},{&quot;citationID&quot;:&quot;MENDELEY_CITATION_b6249101-b808-40c8-a033-78980999aeb7&quot;,&quot;properties&quot;:{&quot;noteIndex&quot;:0},&quot;isEdited&quot;:false,&quot;manualOverride&quot;:{&quot;isManuallyOverridden&quot;:false,&quot;citeprocText&quot;:&quot;[32]&quot;,&quot;manualOverrideText&quot;:&quot;&quot;},&quot;citationTag&quot;:&quot;MENDELEY_CITATION_v3_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&quot;,&quot;citationItems&quot;:[{&quot;id&quot;:&quot;54e38a01-fa83-3801-a318-6f19e94cb79c&quot;,&quot;itemData&quot;:{&quot;type&quot;:&quot;article-journal&quot;,&quot;id&quot;:&quot;54e38a01-fa83-3801-a318-6f19e94cb79c&quot;,&quot;title&quot;:&quot;A review on recent standalone and grid integrated hybrid renewable energy systems: System optimization and energy management strategies&quot;,&quot;author&quot;:[{&quot;family&quot;:&quot;Basnet&quot;,&quot;given&quot;:&quot;Sarad&quot;,&quot;parse-names&quot;:false,&quot;dropping-particle&quot;:&quot;&quot;,&quot;non-dropping-particle&quot;:&quot;&quot;},{&quot;family&quot;:&quot;Deschinkel&quot;,&quot;given&quot;:&quot;Karine&quot;,&quot;parse-names&quot;:false,&quot;dropping-particle&quot;:&quot;&quot;,&quot;non-dropping-particle&quot;:&quot;&quot;},{&quot;family&quot;:&quot;Moyne&quot;,&quot;given&quot;:&quot;Luis&quot;,&quot;parse-names&quot;:false,&quot;dropping-particle&quot;:&quot;&quot;,&quot;non-dropping-particle&quot;:&quot;Le&quot;},{&quot;family&quot;:&quot;Cécile Péra&quot;,&quot;given&quot;:&quot;Marie&quot;,&quot;parse-names&quot;:false,&quot;dropping-particle&quot;:&quot;&quot;,&quot;non-dropping-particle&quot;:&quot;&quot;}],&quot;container-title&quot;:&quot;Renewable Energy Focus&quot;,&quot;DOI&quot;:&quot;10.1016/j.ref.2023.06.001&quot;,&quot;ISSN&quot;:&quot;17550084&quot;,&quot;issued&quot;:{&quot;date-parts&quot;:[[2023,9]]},&quot;page&quot;:&quot;103-125&quot;,&quot;volume&quot;:&quot;46&quot;,&quot;container-title-short&quot;:&quot;&quot;},&quot;isTemporary&quot;:false}]},{&quot;citationID&quot;:&quot;MENDELEY_CITATION_9c9f6d6b-0d28-4cda-88a9-65954fd94b49&quot;,&quot;properties&quot;:{&quot;noteIndex&quot;:0},&quot;isEdited&quot;:false,&quot;manualOverride&quot;:{&quot;isManuallyOverridden&quot;:false,&quot;citeprocText&quot;:&quot;[33]&quot;,&quot;manualOverrideText&quot;:&quot;&quot;},&quot;citationTag&quot;:&quot;MENDELEY_CITATION_v3_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&quot;,&quot;citationItems&quot;:[{&quot;id&quot;:&quot;a7dd1c28-2105-373b-8623-5d74e7cdc012&quot;,&quot;itemData&quot;:{&quot;type&quot;:&quot;article-journal&quot;,&quot;id&quot;:&quot;a7dd1c28-2105-373b-8623-5d74e7cdc012&quot;,&quot;title&quot;:&quot;A Survey on Mixed-Integer Programming Techniques in Bilevel Optimization&quot;,&quot;author&quot;:[{&quot;family&quot;:&quot;Kleinert&quot;,&quot;given&quot;:&quot;Thomas&quot;,&quot;parse-names&quot;:false,&quot;dropping-particle&quot;:&quot;&quot;,&quot;non-dropping-particle&quot;:&quot;&quot;},{&quot;family&quot;:&quot;Labbé&quot;,&quot;given&quot;:&quot;Martine&quot;,&quot;parse-names&quot;:false,&quot;dropping-particle&quot;:&quot;&quot;,&quot;non-dropping-particle&quot;:&quot;&quot;},{&quot;family&quot;:&quot;Ljubić&quot;,&quot;given&quot;:&quot;Ivana&quot;,&quot;parse-names&quot;:false,&quot;dropping-particle&quot;:&quot;&quot;,&quot;non-dropping-particle&quot;:&quot;&quot;},{&quot;family&quot;:&quot;Schmidt&quot;,&quot;given&quot;:&quot;Martin&quot;,&quot;parse-names&quot;:false,&quot;dropping-particle&quot;:&quot;&quot;,&quot;non-dropping-particle&quot;:&quot;&quot;}],&quot;container-title&quot;:&quot;EURO Journal on Computational Optimization&quot;,&quot;DOI&quot;:&quot;10.1016/j.ejco.2021.100007&quot;,&quot;ISSN&quot;:&quot;21924406&quot;,&quot;issued&quot;:{&quot;date-parts&quot;:[[2021]]},&quot;page&quot;:&quot;100007&quot;,&quot;volume&quot;:&quot;9&quot;,&quot;container-title-short&quot;:&quot;&quot;},&quot;isTemporary&quot;:false}]},{&quot;citationID&quot;:&quot;MENDELEY_CITATION_33ef091a-ded0-4a74-8b85-848522b9880f&quot;,&quot;properties&quot;:{&quot;noteIndex&quot;:0},&quot;isEdited&quot;:false,&quot;manualOverride&quot;:{&quot;isManuallyOverridden&quot;:false,&quot;citeprocText&quot;:&quot;[32], [33], [34], [35]&quot;,&quot;manualOverrideText&quot;:&quot;&quot;},&quot;citationTag&quot;:&quot;MENDELEY_CITATION_v3_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&quot;,&quot;citationItems&quot;:[{&quot;id&quot;:&quot;f5b03336-6a29-3705-ac39-a115ab7d476b&quot;,&quot;itemData&quot;:{&quot;type&quot;:&quot;article-journal&quot;,&quot;id&quot;:&quot;f5b03336-6a29-3705-ac39-a115ab7d476b&quot;,&quot;title&quot;:&quot;Recent advances in mathematical programming techniques for the optimization of process systems under uncertainty&quot;,&quot;author&quot;:[{&quot;family&quot;:&quot;Grossmann&quot;,&quot;given&quot;:&quot;Ignacio E.&quot;,&quot;parse-names&quot;:false,&quot;dropping-particle&quot;:&quot;&quot;,&quot;non-dropping-particle&quot;:&quot;&quot;},{&quot;family&quot;:&quot;Apap&quot;,&quot;given&quot;:&quot;Robert M.&quot;,&quot;parse-names&quot;:false,&quot;dropping-particle&quot;:&quot;&quot;,&quot;non-dropping-particle&quot;:&quot;&quot;},{&quot;family&quot;:&quot;Calfa&quot;,&quot;given&quot;:&quot;Bruno A.&quot;,&quot;parse-names&quot;:false,&quot;dropping-particle&quot;:&quot;&quot;,&quot;non-dropping-particle&quot;:&quot;&quot;},{&quot;family&quot;:&quot;García-Herreros&quot;,&quot;given&quot;:&quot;Pablo&quot;,&quot;parse-names&quot;:false,&quot;dropping-particle&quot;:&quot;&quot;,&quot;non-dropping-particle&quot;:&quot;&quot;},{&quot;family&quot;:&quot;Zhang&quot;,&quot;given&quot;:&quot;Qi&quot;,&quot;parse-names&quot;:false,&quot;dropping-particle&quot;:&quot;&quot;,&quot;non-dropping-particle&quot;:&quot;&quot;}],&quot;container-title&quot;:&quot;Computers &amp; Chemical Engineering&quot;,&quot;container-title-short&quot;:&quot;Comput. Chem. Eng.&quot;,&quot;DOI&quot;:&quot;10.1016/j.compchemeng.2016.03.002&quot;,&quot;ISSN&quot;:&quot;00981354&quot;,&quot;issued&quot;:{&quot;date-parts&quot;:[[2016,8]]},&quot;page&quot;:&quot;3-14&quot;,&quot;volume&quot;:&quot;91&quot;},&quot;isTemporary&quot;:false},{&quot;id&quot;:&quot;1c837bc1-1688-320b-9cef-676437130233&quot;,&quot;itemData&quot;:{&quot;type&quot;:&quot;article-journal&quot;,&quot;id&quot;:&quot;1c837bc1-1688-320b-9cef-676437130233&quot;,&quot;title&quot;:&quot;A Review of Stochastic Programming Methods for Optimization of Process Systems Under Uncertainty&quot;,&quot;author&quot;:[{&quot;family&quot;:&quot;Li&quot;,&quot;given&quot;:&quot;Can&quot;,&quot;parse-names&quot;:false,&quot;dropping-particle&quot;:&quot;&quot;,&quot;non-dropping-particle&quot;:&quot;&quot;},{&quot;family&quot;:&quot;Grossmann&quot;,&quot;given&quot;:&quot;Ignacio E.&quot;,&quot;parse-names&quot;:false,&quot;dropping-particle&quot;:&quot;&quot;,&quot;non-dropping-particle&quot;:&quot;&quot;}],&quot;container-title&quot;:&quot;Frontiers in Chemical Engineering&quot;,&quot;DOI&quot;:&quot;10.3389/fceng.2020.622241&quot;,&quot;ISSN&quot;:&quot;2673-2718&quot;,&quot;issued&quot;:{&quot;date-parts&quot;:[[2021,1,28]]},&quot;abstract&quot;:&quot;&lt;p&gt;Uncertainties are widespread in the optimization of process systems, such as uncertainties in process technologies, prices, and customer demands. In this paper, we review the basic concepts and recent advances of a risk-neutral mathematical framework called “stochastic programming” and its applications in solving process systems engineering problems under uncertainty. This review intends to provide both a tutorial for beginners without prior experience and a high-level overview of the current state-of-the-art developments for experts in process systems engineering and stochastic programming. The mathematical formulations and algorithms for two-stage and multistage stochastic programming are reviewed with illustrative examples from process industries. The differences between stochastic programming under exogenous uncertainty and endogenous uncertainties are discussed. The concepts and several data-driven methods for generating scenario trees are also reviewed.&lt;/p&gt;&quot;,&quot;volume&quot;:&quot;2&quot;,&quot;container-title-short&quot;:&quot;&quot;},&quot;isTemporary&quot;:false},{&quot;id&quot;:&quot;a7dd1c28-2105-373b-8623-5d74e7cdc012&quot;,&quot;itemData&quot;:{&quot;type&quot;:&quot;article-journal&quot;,&quot;id&quot;:&quot;a7dd1c28-2105-373b-8623-5d74e7cdc012&quot;,&quot;title&quot;:&quot;A Survey on Mixed-Integer Programming Techniques in Bilevel Optimization&quot;,&quot;author&quot;:[{&quot;family&quot;:&quot;Kleinert&quot;,&quot;given&quot;:&quot;Thomas&quot;,&quot;parse-names&quot;:false,&quot;dropping-particle&quot;:&quot;&quot;,&quot;non-dropping-particle&quot;:&quot;&quot;},{&quot;family&quot;:&quot;Labbé&quot;,&quot;given&quot;:&quot;Martine&quot;,&quot;parse-names&quot;:false,&quot;dropping-particle&quot;:&quot;&quot;,&quot;non-dropping-particle&quot;:&quot;&quot;},{&quot;family&quot;:&quot;Ljubić&quot;,&quot;given&quot;:&quot;Ivana&quot;,&quot;parse-names&quot;:false,&quot;dropping-particle&quot;:&quot;&quot;,&quot;non-dropping-particle&quot;:&quot;&quot;},{&quot;family&quot;:&quot;Schmidt&quot;,&quot;given&quot;:&quot;Martin&quot;,&quot;parse-names&quot;:false,&quot;dropping-particle&quot;:&quot;&quot;,&quot;non-dropping-particle&quot;:&quot;&quot;}],&quot;container-title&quot;:&quot;EURO Journal on Computational Optimization&quot;,&quot;DOI&quot;:&quot;10.1016/j.ejco.2021.100007&quot;,&quot;ISSN&quot;:&quot;21924406&quot;,&quot;issued&quot;:{&quot;date-parts&quot;:[[2021]]},&quot;page&quot;:&quot;100007&quot;,&quot;volume&quot;:&quot;9&quot;,&quot;container-title-short&quot;:&quot;&quot;},&quot;isTemporary&quot;:false},{&quot;id&quot;:&quot;54e38a01-fa83-3801-a318-6f19e94cb79c&quot;,&quot;itemData&quot;:{&quot;type&quot;:&quot;article-journal&quot;,&quot;id&quot;:&quot;54e38a01-fa83-3801-a318-6f19e94cb79c&quot;,&quot;title&quot;:&quot;A review on recent standalone and grid integrated hybrid renewable energy systems: System optimization and energy management strategies&quot;,&quot;author&quot;:[{&quot;family&quot;:&quot;Basnet&quot;,&quot;given&quot;:&quot;Sarad&quot;,&quot;parse-names&quot;:false,&quot;dropping-particle&quot;:&quot;&quot;,&quot;non-dropping-particle&quot;:&quot;&quot;},{&quot;family&quot;:&quot;Deschinkel&quot;,&quot;given&quot;:&quot;Karine&quot;,&quot;parse-names&quot;:false,&quot;dropping-particle&quot;:&quot;&quot;,&quot;non-dropping-particle&quot;:&quot;&quot;},{&quot;family&quot;:&quot;Moyne&quot;,&quot;given&quot;:&quot;Luis&quot;,&quot;parse-names&quot;:false,&quot;dropping-particle&quot;:&quot;&quot;,&quot;non-dropping-particle&quot;:&quot;Le&quot;},{&quot;family&quot;:&quot;Cécile Péra&quot;,&quot;given&quot;:&quot;Marie&quot;,&quot;parse-names&quot;:false,&quot;dropping-particle&quot;:&quot;&quot;,&quot;non-dropping-particle&quot;:&quot;&quot;}],&quot;container-title&quot;:&quot;Renewable Energy Focus&quot;,&quot;DOI&quot;:&quot;10.1016/j.ref.2023.06.001&quot;,&quot;ISSN&quot;:&quot;17550084&quot;,&quot;issued&quot;:{&quot;date-parts&quot;:[[2023,9]]},&quot;page&quot;:&quot;103-125&quot;,&quot;volume&quot;:&quot;46&quot;,&quot;container-title-short&quot;:&quot;&quot;},&quot;isTemporary&quot;:false}]},{&quot;citationID&quot;:&quot;MENDELEY_CITATION_4a4c6769-de4f-4723-ad1a-7b324cf3f736&quot;,&quot;properties&quot;:{&quot;noteIndex&quot;:0},&quot;isEdited&quot;:false,&quot;manualOverride&quot;:{&quot;isManuallyOverridden&quot;:false,&quot;citeprocText&quot;:&quot;[36]&quot;,&quot;manualOverrideText&quot;:&quot;&quot;},&quot;citationTag&quot;:&quot;MENDELEY_CITATION_v3_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&quot;,&quot;citationItems&quot;:[{&quot;id&quot;:&quot;657631e7-7854-321d-9660-90161531164b&quot;,&quot;itemData&quot;:{&quot;type&quot;:&quot;article-journal&quot;,&quot;id&quot;:&quot;657631e7-7854-321d-9660-90161531164b&quot;,&quot;title&quot;:&quot;Integrating multi-objective superstructure optimization and multi-criteria assessment: a novel methodology for sustainable process design&quot;,&quot;author&quot;:[{&quot;family&quot;:&quot;Kenkel&quot;,&quot;given&quot;:&quot;Philipp&quot;,&quot;parse-names&quot;:false,&quot;dropping-particle&quot;:&quot;&quot;,&quot;non-dropping-particle&quot;:&quot;&quot;},{&quot;family&quot;:&quot;Schnuelle&quot;,&quot;given&quot;:&quot;Christian&quot;,&quot;parse-names&quot;:false,&quot;dropping-particle&quot;:&quot;&quot;,&quot;non-dropping-particle&quot;:&quot;&quot;},{&quot;family&quot;:&quot;Wassermann&quot;,&quot;given&quot;:&quot;Timo&quot;,&quot;parse-names&quot;:false,&quot;dropping-particle&quot;:&quot;&quot;,&quot;non-dropping-particle&quot;:&quot;&quot;},{&quot;family&quot;:&quot;Zondervan&quot;,&quot;given&quot;:&quot;Edwin&quot;,&quot;parse-names&quot;:false,&quot;dropping-particle&quot;:&quot;&quot;,&quot;non-dropping-particle&quot;:&quot;&quot;}],&quot;container-title&quot;:&quot;Physical Sciences Reviews&quot;,&quot;DOI&quot;:&quot;10.1515/psr-2020-0058&quot;,&quot;ISSN&quot;:&quot;2365-659X&quot;,&quot;issued&quot;:{&quot;date-parts&quot;:[[2023,9,25]]},&quot;page&quot;:&quot;2361-2394&quot;,&quot;abstract&quot;:&quot;&lt;p&gt; This work presents a novel methodology for integrated multi-objective superstructure optimization and multi-criteria assessment. The method is tailored for sustainable process synthesis utilizing mixed-integer linear programming (MILP). The six-step algorithm includes 1) superstructure formulation, 2) criteria definition and implementation, 3) criteria weighting, 4) single-criterion optimization, 5) reformulation and 6) multi-criteria optimization. It is automated in the &lt;bold&gt; &lt;italic&gt;O&lt;/italic&gt; &lt;/bold&gt; &lt;italic&gt;pen s&lt;/italic&gt; &lt;bold&gt; &lt;italic&gt;U&lt;/italic&gt; &lt;/bold&gt; &lt;italic&gt;perstruc&lt;/italic&gt; &lt;bold&gt; &lt;italic&gt;T&lt;/italic&gt; &lt;/bold&gt; &lt;italic&gt;ure mo&lt;/italic&gt; &lt;bold&gt; &lt;italic&gt;D&lt;/italic&gt; &lt;/bold&gt; &lt;italic&gt;eling and&lt;/italic&gt; &lt;bold&gt; &lt;italic&gt;O&lt;/italic&gt; &lt;/bold&gt; &lt;italic&gt;ptimizati&lt;/italic&gt; &lt;bold&gt; &lt;italic&gt;O&lt;/italic&gt; &lt;/bold&gt; &lt;italic&gt;n f&lt;/italic&gt; &lt;bold&gt; &lt;italic&gt;R&lt;/italic&gt; &lt;/bold&gt; &lt;italic&gt;amework&lt;/italic&gt; (OUTDOOR) and tested on integrated power-to-X and biomass-to-X processes for methanol production. Three criteria are considered, namely net production costs ( &lt;italic&gt;NPC&lt;/italic&gt; ), net production greenhouse gas emissions ( &lt;italic&gt;NPE&lt;/italic&gt; ) and net production fresh water demand ( &lt;italic&gt;NPFWD&lt;/italic&gt; ). The optimization indicates &lt;italic&gt;NPC&lt;/italic&gt; of 1307 €/t &lt;sub&gt;MeOH&lt;/sub&gt; with &lt;italic&gt;NPE&lt;/italic&gt; of −2.23 &lt;inline-formula id=\&quot;j_psr-2020-0058_ineq_001\&quot;&gt; &lt;alternatives&gt; &lt;math&gt; &lt;mrow&gt; &lt;msub&gt; &lt;mtext&gt;t&lt;/mtext&gt; &lt;msub&gt; &lt;mtext&gt;CO&lt;/mtext&gt; &lt;mn&gt;2&lt;/mn&gt; &lt;/msub&gt; &lt;/msub&gt; &lt;mo&gt;/&lt;/mo&gt; &lt;msub&gt; &lt;mtext&gt;t&lt;/mtext&gt; &lt;mtext&gt;MeOH&lt;/mtext&gt; &lt;/msub&gt; &lt;/mrow&gt; &lt;/math&gt; &lt;tex-math&gt;${\\text{t}}_{{\\text{CO}}_{2}}/{\\text{t}}_{\\text{MeOH}}$&lt;/tex-math&gt; &lt;inline-graphic href=\&quot;graphic/j_psr-2020-0058_ineq_001.png\&quot;/&gt; &lt;/alternatives&gt; &lt;/inline-formula&gt; and &lt;italic&gt;NPFWD&lt;/italic&gt; of −3.42 &lt;inline-formula id=\&quot;j_psr-2020-0058_ineq_002\&quot;&gt; &lt;alternatives&gt; &lt;math&gt; &lt;mrow&gt; &lt;msub&gt; &lt;mtext&gt;t&lt;/mtext&gt; &lt;mrow&gt; &lt;msub&gt; &lt;mtext&gt;H&lt;/mtext&gt; &lt;mn&gt;2&lt;/mn&gt; &lt;/msub&gt; &lt;mtext&gt;O&lt;/mtext&gt; &lt;/mrow&gt; &lt;/msub&gt; &lt;mo&gt;/&lt;/mo&gt; &lt;msub&gt; &lt;mtext&gt;t&lt;/mtext&gt; &lt;mtext&gt;MeOH&lt;/mtext&gt; &lt;/msub&gt; &lt;/mrow&gt; &lt;/math&gt; &lt;tex-math&gt;${\\text{t}}_{{\\text{H}}_{2}\\text{O}}/{\\text{t}}_{\\text{MeOH}}$&lt;/tex-math&gt; &lt;inline-graphic href=\&quot;graphic/j_psr-2020-0058_ineq_002.png\&quot;/&gt; &lt;/alternatives&gt; &lt;/inline-formula&gt; for an optimal trade-off plant. The plant configuration features low-pressure alkaline electrolysis for hydrogen supply, absorption-based CO &lt;sub&gt;2&lt;/sub&gt; capture and steam production from methanol purge gas for internal heat supply. Conducted variation and sensitivity analyses indicate that methanol costs can drop to about 500 €/t &lt;sub&gt;MeOH&lt;/sub&gt; if electricity is free of charge, or to 805 €/t &lt;sub&gt;MeOH&lt;/sub&gt; if biogas is available at large quantities, if a least-cost process layouts are considered. However, all performed multi-criteria analyses imply a robust optimal process design utilizing electricity-based methanol production. &lt;/p&gt;&quot;,&quot;issue&quot;:&quot;9&quot;,&quot;volume&quot;:&quot;8&quot;,&quot;container-title-short&quot;:&quot;&quot;},&quot;isTemporary&quot;:false}]},{&quot;citationID&quot;:&quot;MENDELEY_CITATION_17f6286c-8eea-4653-85d8-bedf5256b8a1&quot;,&quot;properties&quot;:{&quot;noteIndex&quot;:0},&quot;isEdited&quot;:false,&quot;manualOverride&quot;:{&quot;isManuallyOverridden&quot;:false,&quot;citeprocText&quot;:&quot;[37]&quot;,&quot;manualOverrideText&quot;:&quot;&quot;},&quot;citationTag&quot;:&quot;MENDELEY_CITATION_v3_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&quot;,&quot;citationItems&quot;:[{&quot;id&quot;:&quot;a94934b4-96b0-3079-8b75-f945ca40e652&quot;,&quot;itemData&quot;:{&quot;type&quot;:&quot;article-journal&quot;,&quot;id&quot;:&quot;a94934b4-96b0-3079-8b75-f945ca40e652&quot;,&quot;title&quot;:&quot;Multi-Objective Optimization of an Energy Community Powered by a Distributed Polygeneration System&quot;,&quot;author&quot;:[{&quot;family&quot;:&quot;Souza&quot;,&quot;given&quot;:&quot;Ronelly José&quot;,&quot;parse-names&quot;:false,&quot;dropping-particle&quot;:&quot;&quot;,&quot;non-dropping-particle&quot;:&quot;De&quot;},{&quot;family&quot;:&quot;Reini&quot;,&quot;given&quot;:&quot;Mauro&quot;,&quot;parse-names&quot;:false,&quot;dropping-particle&quot;:&quot;&quot;,&quot;non-dropping-particle&quot;:&quot;&quot;},{&quot;family&quot;:&quot;Serra&quot;,&quot;given&quot;:&quot;Luis M.&quot;,&quot;parse-names&quot;:false,&quot;dropping-particle&quot;:&quot;&quot;,&quot;non-dropping-particle&quot;:&quot;&quot;},{&quot;family&quot;:&quot;Lozano&quot;,&quot;given&quot;:&quot;Miguel A.&quot;,&quot;parse-names&quot;:false,&quot;dropping-particle&quot;:&quot;&quot;,&quot;non-dropping-particle&quot;:&quot;&quot;},{&quot;family&quot;:&quot;Nadalon&quot;,&quot;given&quot;:&quot;Emanuele&quot;,&quot;parse-names&quot;:false,&quot;dropping-particle&quot;:&quot;&quot;,&quot;non-dropping-particle&quot;:&quot;&quot;},{&quot;family&quot;:&quot;Casisi&quot;,&quot;given&quot;:&quot;Melchiorre&quot;,&quot;parse-names&quot;:false,&quot;dropping-particle&quot;:&quot;&quot;,&quot;non-dropping-particle&quot;:&quot;&quot;}],&quot;container-title&quot;:&quot;Energies&quot;,&quot;container-title-short&quot;:&quot;Energies (Basel).&quot;,&quot;DOI&quot;:&quot;10.3390/en17133085&quot;,&quot;ISSN&quot;:&quot;1996-1073&quot;,&quot;issued&quot;:{&quot;date-parts&quot;:[[2024,6,22]]},&quot;page&quot;:&quot;3085&quot;,&quot;abstract&quot;:&quot;&lt;p&gt;This paper presents a multi-objective optimization model for the integration of polygeneration systems into energy communities (ECs), by analyzing a case study. The concept of ECs is increasingly seen as beneficial for reducing global energy consumption and greenhouse gas emissions. Polygeneration systems have the potential to play a crucial role in this context, since they are known for producing multiple energy services from a single energy resource, besides the possibility of being fed also by renewable energy sources. However, optimizing the configuration and operation of these systems within ECs presents complex challenges due to the variety of technologies involved, their interactions, and the dynamic behavior of buildings. Therefore, the aim of this work is developing a mathematical model using a mixed integer linear programming (MILP) algorithm to optimally design and operate polygeneration systems integrated into ECs. The model is applied to a case study of an EC comprising nine buildings in a small city in the northeast of Italy. The work rests on the single- and multi-objective optimization of the polygeneration systems taking into account the sharing of electricity among the buildings (both self-produced and/or the purchased from the grid), as well as the sharing of heating and cooling between the buildings through a district heating and cooling network (DHCN). The main results from the EC case study show the possibility of reducing the total annual CO2 emissions by around 24.3% (about 1.72 kt CO2/year) while increasing the total annual costs by 1.9% (about 0.09 M€/year) or reducing the total annual costs by 31.9% (about 1.47 M€/year) while increasing the total annual CO2 emissions by 2.2% (about 0.16 kt CO2/year). The work developed within this research can be adapted to different case studies, such as in the residential–commercial buildings and industrial sectors. Therefore, the model resulting from this work constitutes an effective tool to optimally design and operate polygeneration systems integrated into ECs.&lt;/p&gt;&quot;,&quot;issue&quot;:&quot;13&quot;,&quot;volume&quot;:&quot;17&quot;},&quot;isTemporary&quot;:false}]},{&quot;citationID&quot;:&quot;MENDELEY_CITATION_7cbe8449-6ae3-4327-a6e1-c91a210c1a1d&quot;,&quot;properties&quot;:{&quot;noteIndex&quot;:0},&quot;isEdited&quot;:false,&quot;manualOverride&quot;:{&quot;isManuallyOverridden&quot;:false,&quot;citeprocText&quot;:&quot;[38], [39]&quot;,&quot;manualOverrideText&quot;:&quot;&quot;},&quot;citationTag&quot;:&quot;MENDELEY_CITATION_v3_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&quot;,&quot;citationItems&quot;:[{&quot;id&quot;:&quot;80e0b832-1c6f-3864-9f71-9b273477a917&quot;,&quot;itemData&quot;:{&quot;type&quot;:&quot;article-journal&quot;,&quot;id&quot;:&quot;80e0b832-1c6f-3864-9f71-9b273477a917&quot;,&quot;title&quot;:&quot;Reinforcement Learning Techniques in Optimizing Energy Systems&quot;,&quot;author&quot;:[{&quot;family&quot;:&quot;Stavrev&quot;,&quot;given&quot;:&quot;Stefan&quot;,&quot;parse-names&quot;:false,&quot;dropping-particle&quot;:&quot;&quot;,&quot;non-dropping-particle&quot;:&quot;&quot;},{&quot;family&quot;:&quot;Ginchev&quot;,&quot;given&quot;:&quot;Dimitar&quot;,&quot;parse-names&quot;:false,&quot;dropping-particle&quot;:&quot;&quot;,&quot;non-dropping-particle&quot;:&quot;&quot;}],&quot;container-title&quot;:&quot;Electronics&quot;,&quot;container-title-short&quot;:&quot;Electronics (Basel).&quot;,&quot;DOI&quot;:&quot;10.3390/electronics13081459&quot;,&quot;ISSN&quot;:&quot;2079-9292&quot;,&quot;issued&quot;:{&quot;date-parts&quot;:[[2024,4,12]]},&quot;page&quot;:&quot;1459&quot;,&quot;abstract&quot;:&quot;&lt;p&gt;Reinforcement learning (RL) techniques have emerged as powerful tools for optimizing energy systems, offering the potential to enhance efficiency, reliability, and sustainability. This review paper provides a comprehensive examination of the applications of RL in the field of energy system optimization, spanning various domains such as energy management, grid control, and renewable energy integration. Beginning with an overview of RL fundamentals, the paper explores recent advancements in RL algorithms and their adaptation to address the unique challenges of energy system optimization. Case studies and real-world applications demonstrate the efficacy of RL-based approaches in improving energy efficiency, reducing costs, and mitigating environmental impacts. Furthermore, the paper discusses future directions and challenges, including scalability, interpretability, and integration with domain knowledge. By synthesizing the latest research findings and identifying key areas for further investigation, this paper aims to inform and inspire future research endeavors in the intersection of reinforcement learning and energy system optimization.&lt;/p&gt;&quot;,&quot;issue&quot;:&quot;8&quot;,&quot;volume&quot;:&quot;13&quot;},&quot;isTemporary&quot;:false},{&quot;id&quot;:&quot;71c1ace4-7085-3db1-9b31-493a7b2fcde3&quot;,&quot;itemData&quot;:{&quot;type&quot;:&quot;article-journal&quot;,&quot;id&quot;:&quot;71c1ace4-7085-3db1-9b31-493a7b2fcde3&quot;,&quot;title&quot;:&quot;Deep Reinforcement Learning Approaches the MILP Optimum of a Multi-Energy Optimization in Energy Communities&quot;,&quot;author&quot;:[{&quot;family&quot;:&quot;Vetter&quot;,&quot;given&quot;:&quot;Vinzent&quot;,&quot;parse-names&quot;:false,&quot;dropping-particle&quot;:&quot;&quot;,&quot;non-dropping-particle&quot;:&quot;&quot;},{&quot;family&quot;:&quot;Wohlgenannt&quot;,&quot;given&quot;:&quot;Philipp&quot;,&quot;parse-names&quot;:false,&quot;dropping-particle&quot;:&quot;&quot;,&quot;non-dropping-particle&quot;:&quot;&quot;},{&quot;family&quot;:&quot;Kepplinger&quot;,&quot;given&quot;:&quot;Peter&quot;,&quot;parse-names&quot;:false,&quot;dropping-particle&quot;:&quot;&quot;,&quot;non-dropping-particle&quot;:&quot;&quot;},{&quot;family&quot;:&quot;Eder&quot;,&quot;given&quot;:&quot;Elias&quot;,&quot;parse-names&quot;:false,&quot;dropping-particle&quot;:&quot;&quot;,&quot;non-dropping-particle&quot;:&quot;&quot;}],&quot;container-title&quot;:&quot;Energies&quot;,&quot;container-title-short&quot;:&quot;Energies (Basel).&quot;,&quot;DOI&quot;:&quot;10.3390/en18174489&quot;,&quot;ISSN&quot;:&quot;1996-1073&quot;,&quot;issued&quot;:{&quot;date-parts&quot;:[[2025,8,23]]},&quot;page&quot;:&quot;4489&quot;,&quot;abstract&quot;:&quot;&lt;p&gt;As energy systems transition toward high shares of variable renewable generation, local energy communities (ECs) are increasingly relevant for enabling demand-side flexibility and self-sufficiency. This shift is particularly evident in the residential sector, where the deployment of photovoltaic (PV) systems is rapidly growing. While mixed-integer linear programming (MILP) remains the standard for operational optimization and demand response in such systems, its computational burden limits scalability and responsiveness under real-time or uncertain conditions. Reinforcement learning (RL), by contrast, offers a model-free, adaptive alternative. However, its application to real-world energy system operation remains limited. This study explores the application of a Deep Q-Network (DQN) to a real residential EC, which has received limited attention in prior work. The system comprises three single-family homes sharing a centralized heating system with a thermal energy storage (TES), a PV installation, and a grid connection. We compare the performance of MILP and RL controllers across economic and environmental metrics. Relative to a reference scenario without TES, MILP and RL reduce energy costs by 10.06% and 8.78%, respectively, and both approaches yield lower total energy consumption and CO2-equivalent emissions. Notably, the trained RL agent achieves a near-optimal outcome while requiring only 22% of the MILP’s computation time. These results demonstrate that DQNs can offer a computationally efficient and practically viable alternative to MILP for real-time control in residential energy systems.&lt;/p&gt;&quot;,&quot;issue&quot;:&quot;17&quot;,&quot;volume&quot;:&quot;18&quot;},&quot;isTemporary&quot;:false}]},{&quot;citationID&quot;:&quot;MENDELEY_CITATION_fb974e0b-7e67-4c93-a30f-ed459a189960&quot;,&quot;properties&quot;:{&quot;noteIndex&quot;:0},&quot;isEdited&quot;:false,&quot;manualOverride&quot;:{&quot;isManuallyOverridden&quot;:false,&quot;citeprocText&quot;:&quot;[40]&quot;,&quot;manualOverrideText&quot;:&quot;&quot;},&quot;citationTag&quot;:&quot;MENDELEY_CITATION_v3_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&quot;,&quot;citationItems&quot;:[{&quot;id&quot;:&quot;8dce386b-1be0-3f7f-90b3-85aff7b0a20e&quot;,&quot;itemData&quot;:{&quot;type&quot;:&quot;article-journal&quot;,&quot;id&quot;:&quot;8dce386b-1be0-3f7f-90b3-85aff7b0a20e&quot;,&quot;title&quot;:&quot;Optimal energy system scheduling using a constraint-aware reinforcement learning algorithm&quot;,&quot;author&quot;:[{&quot;family&quot;:&quot;Shengren&quot;,&quot;given&quot;:&quot;Hou&quot;,&quot;parse-names&quot;:false,&quot;dropping-particle&quot;:&quot;&quot;,&quot;non-dropping-particle&quot;:&quot;&quot;},{&quot;family&quot;:&quot;Vergara&quot;,&quot;given&quot;:&quot;Pedro P.&quot;,&quot;parse-names&quot;:false,&quot;dropping-particle&quot;:&quot;&quot;,&quot;non-dropping-particle&quot;:&quot;&quot;},{&quot;family&quot;:&quot;Salazar Duque&quot;,&quot;given&quot;:&quot;Edgar Mauricio&quot;,&quot;parse-names&quot;:false,&quot;dropping-particle&quot;:&quot;&quot;,&quot;non-dropping-particle&quot;:&quot;&quot;},{&quot;family&quot;:&quot;Palensky&quot;,&quot;given&quot;:&quot;Peter&quot;,&quot;parse-names&quot;:false,&quot;dropping-particle&quot;:&quot;&quot;,&quot;non-dropping-particle&quot;:&quot;&quot;}],&quot;container-title&quot;:&quot;International Journal of Electrical Power &amp; Energy Systems&quot;,&quot;DOI&quot;:&quot;10.1016/j.ijepes.2023.109230&quot;,&quot;ISSN&quot;:&quot;01420615&quot;,&quot;issued&quot;:{&quot;date-parts&quot;:[[2023,10]]},&quot;page&quot;:&quot;109230&quot;,&quot;volume&quot;:&quot;152&quot;,&quot;container-title-short&quot;:&quot;&quot;},&quot;isTemporary&quot;:false}]},{&quot;citationID&quot;:&quot;MENDELEY_CITATION_1cdcd498-a953-4c56-9fed-7dd79ae2f0e4&quot;,&quot;properties&quot;:{&quot;noteIndex&quot;:0},&quot;isEdited&quot;:false,&quot;manualOverride&quot;:{&quot;isManuallyOverridden&quot;:false,&quot;citeprocText&quot;:&quot;[41]&quot;,&quot;manualOverrideText&quot;:&quot;&quot;},&quot;citationTag&quot;:&quot;MENDELEY_CITATION_v3_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&quot;,&quot;citationItems&quot;:[{&quot;id&quot;:&quot;06c2b8d2-b2dc-3af5-b126-6311b944aca0&quot;,&quot;itemData&quot;:{&quot;type&quot;:&quot;article&quot;,&quot;id&quot;:&quot;06c2b8d2-b2dc-3af5-b126-6311b944aca0&quot;,&quot;title&quot;:&quot;Reinforcement Learning Techniques in Optimizing Energy Systems&quot;,&quot;author&quot;:[{&quot;family&quot;:&quot;Stavrev&quot;,&quot;given&quot;:&quot;Stefan&quot;,&quot;parse-names&quot;:false,&quot;dropping-particle&quot;:&quot;&quot;,&quot;non-dropping-particle&quot;:&quot;&quot;},{&quot;family&quot;:&quot;Ginchev&quot;,&quot;given&quot;:&quot;Dimitar&quot;,&quot;parse-names&quot;:false,&quot;dropping-particle&quot;:&quot;&quot;,&quot;non-dropping-particle&quot;:&quot;&quot;}],&quot;container-title&quot;:&quot;Electronics (Switzerland)&quot;,&quot;DOI&quot;:&quot;10.3390/electronics13081459&quot;,&quot;ISSN&quot;:&quot;20799292&quot;,&quot;issued&quot;:{&quot;date-parts&quot;:[[2024,4,1]]},&quot;abstract&quot;:&quot;Reinforcement learning (RL) techniques have emerged as powerful tools for optimizing energy systems, offering the potential to enhance efficiency, reliability, and sustainability. This review paper provides a comprehensive examination of the applications of RL in the field of energy system optimization, spanning various domains such as energy management, grid control, and renewable energy integration. Beginning with an overview of RL fundamentals, the paper explores recent advancements in RL algorithms and their adaptation to address the unique challenges of energy system optimization. Case studies and real-world applications demonstrate the efficacy of RL-based approaches in improving energy efficiency, reducing costs, and mitigating environmental impacts. Furthermore, the paper discusses future directions and challenges, including scalability, interpretability, and integration with domain knowledge. By synthesizing the latest research findings and identifying key areas for further investigation, this paper aims to inform and inspire future research endeavors in the intersection of reinforcement learning and energy system optimization.&quot;,&quot;publisher&quot;:&quot;Multidisciplinary Digital Publishing Institute (MDPI)&quot;,&quot;issue&quot;:&quot;8&quot;,&quot;volume&quot;:&quot;13&quot;,&quot;container-title-short&quot;:&quot;&quot;},&quot;isTemporary&quot;:false}]},{&quot;citationID&quot;:&quot;MENDELEY_CITATION_2d90f837-c9a3-4da7-9b2d-0b187fae7ad5&quot;,&quot;properties&quot;:{&quot;noteIndex&quot;:0},&quot;isEdited&quot;:false,&quot;manualOverride&quot;:{&quot;isManuallyOverridden&quot;:false,&quot;citeprocText&quot;:&quot;[42]&quot;,&quot;manualOverrideText&quot;:&quot;&quot;},&quot;citationTag&quot;:&quot;MENDELEY_CITATION_v3_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&quot;,&quot;citationItems&quot;:[{&quot;id&quot;:&quot;94630c80-577c-3ded-896b-4aaf82147c8b&quot;,&quot;itemData&quot;:{&quot;type&quot;:&quot;chapter&quot;,&quot;id&quot;:&quot;94630c80-577c-3ded-896b-4aaf82147c8b&quot;,&quot;title&quot;:&quot;Efficient Exploration in Reinforcement Learning&quot;,&quot;author&quot;:[{&quot;family&quot;:&quot;Langford&quot;,&quot;given&quot;:&quot;John&quot;,&quot;parse-names&quot;:false,&quot;dropping-particle&quot;:&quot;&quot;,&quot;non-dropping-particle&quot;:&quot;&quot;}],&quot;container-title&quot;:&quot;Encyclopedia of Machine Learning&quot;,&quot;DOI&quot;:&quot;10.1007/978-0-387-30164-8_244&quot;,&quot;issued&quot;:{&quot;date-parts&quot;:[[2011]]},&quot;publisher-place&quot;:&quot;Boston, MA&quot;,&quot;page&quot;:&quot;309-311&quot;,&quot;publisher&quot;:&quot;Springer US&quot;,&quot;container-title-short&quot;:&quot;&quot;},&quot;isTemporary&quot;:false}]},{&quot;citationID&quot;:&quot;MENDELEY_CITATION_275dbc2a-bca7-47b7-904d-467adf502462&quot;,&quot;properties&quot;:{&quot;noteIndex&quot;:0},&quot;isEdited&quot;:false,&quot;manualOverride&quot;:{&quot;isManuallyOverridden&quot;:false,&quot;citeprocText&quot;:&quot;[43]&quot;,&quot;manualOverrideText&quot;:&quot;&quot;},&quot;citationTag&quot;:&quot;MENDELEY_CITATION_v3_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&quot;,&quot;citationItems&quot;:[{&quot;id&quot;:&quot;8a2da654-28fe-395b-8105-172abb9e04b0&quot;,&quot;itemData&quot;:{&quot;type&quot;:&quot;paper-conference&quot;,&quot;id&quot;:&quot;8a2da654-28fe-395b-8105-172abb9e04b0&quot;,&quot;title&quot;:&quot;Overview of Reinforcement Learning Based on Value and Policy&quot;,&quot;author&quot;:[{&quot;family&quot;:&quot;Liu&quot;,&quot;given&quot;:&quot;Yun-ting&quot;,&quot;parse-names&quot;:false,&quot;dropping-particle&quot;:&quot;&quot;,&quot;non-dropping-particle&quot;:&quot;&quot;},{&quot;family&quot;:&quot;Yang&quot;,&quot;given&quot;:&quot;Jia-ming&quot;,&quot;parse-names&quot;:false,&quot;dropping-particle&quot;:&quot;&quot;,&quot;non-dropping-particle&quot;:&quot;&quot;},{&quot;family&quot;:&quot;Chen&quot;,&quot;given&quot;:&quot;Liang&quot;,&quot;parse-names&quot;:false,&quot;dropping-particle&quot;:&quot;&quot;,&quot;non-dropping-particle&quot;:&quot;&quot;},{&quot;family&quot;:&quot;Guo&quot;,&quot;given&quot;:&quot;Ting&quot;,&quot;parse-names&quot;:false,&quot;dropping-particle&quot;:&quot;&quot;,&quot;non-dropping-particle&quot;:&quot;&quot;},{&quot;family&quot;:&quot;Jiang&quot;,&quot;given&quot;:&quot;Yu&quot;,&quot;parse-names&quot;:false,&quot;dropping-particle&quot;:&quot;&quot;,&quot;non-dropping-particle&quot;:&quot;&quot;}],&quot;container-title&quot;:&quot;2020 Chinese Control And Decision Conference (CCDC)&quot;,&quot;DOI&quot;:&quot;10.1109/CCDC49329.2020.9164615&quot;,&quot;ISBN&quot;:&quot;978-1-7281-5855-6&quot;,&quot;issued&quot;:{&quot;date-parts&quot;:[[2020,8]]},&quot;page&quot;:&quot;598-603&quot;,&quot;publisher&quot;:&quot;IEEE&quot;,&quot;container-title-short&quot;:&quot;&quot;},&quot;isTemporary&quot;:false}]},{&quot;citationID&quot;:&quot;MENDELEY_CITATION_ef102693-b21e-49bd-8961-a5f9603586b2&quot;,&quot;properties&quot;:{&quot;noteIndex&quot;:0},&quot;isEdited&quot;:false,&quot;manualOverride&quot;:{&quot;isManuallyOverridden&quot;:false,&quot;citeprocText&quot;:&quot;[44]&quot;,&quot;manualOverrideText&quot;:&quot;&quot;},&quot;citationTag&quot;:&quot;MENDELEY_CITATION_v3_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&quot;,&quot;citationItems&quot;:[{&quot;id&quot;:&quot;ffddf98e-e370-3452-8a14-62d7c8029a56&quot;,&quot;itemData&quot;:{&quot;type&quot;:&quot;article-journal&quot;,&quot;id&quot;:&quot;ffddf98e-e370-3452-8a14-62d7c8029a56&quot;,&quot;title&quot;:&quot;Comparing Policy Gradient and Value Function Based Reinforcement Learning Methods in Simulated Electrical Power Trade&quot;,&quot;author&quot;:[{&quot;family&quot;:&quot;Lincoln&quot;,&quot;given&quot;:&quot;Richard&quot;,&quot;parse-names&quot;:false,&quot;dropping-particle&quot;:&quot;&quot;,&quot;non-dropping-particle&quot;:&quot;&quot;},{&quot;family&quot;:&quot;Galloway&quot;,&quot;given&quot;:&quot;Stuart&quot;,&quot;parse-names&quot;:false,&quot;dropping-particle&quot;:&quot;&quot;,&quot;non-dropping-particle&quot;:&quot;&quot;},{&quot;family&quot;:&quot;Stephen&quot;,&quot;given&quot;:&quot;Bruce&quot;,&quot;parse-names&quot;:false,&quot;dropping-particle&quot;:&quot;&quot;,&quot;non-dropping-particle&quot;:&quot;&quot;},{&quot;family&quot;:&quot;Burt&quot;,&quot;given&quot;:&quot;Graeme&quot;,&quot;parse-names&quot;:false,&quot;dropping-particle&quot;:&quot;&quot;,&quot;non-dropping-particle&quot;:&quot;&quot;}],&quot;container-title&quot;:&quot;IEEE Transactions on Power Systems&quot;,&quot;DOI&quot;:&quot;10.1109/TPWRS.2011.2166091&quot;,&quot;ISSN&quot;:&quot;0885-8950&quot;,&quot;issued&quot;:{&quot;date-parts&quot;:[[2012,2]]},&quot;page&quot;:&quot;373-380&quot;,&quot;issue&quot;:&quot;1&quot;,&quot;volume&quot;:&quot;27&quot;,&quot;container-title-short&quot;:&quot;&quot;},&quot;isTemporary&quot;:false}]},{&quot;citationID&quot;:&quot;MENDELEY_CITATION_2803f5df-7f60-4bed-8861-5d6e31d32156&quot;,&quot;properties&quot;:{&quot;noteIndex&quot;:0},&quot;isEdited&quot;:false,&quot;manualOverride&quot;:{&quot;isManuallyOverridden&quot;:false,&quot;citeprocText&quot;:&quot;[45]&quot;,&quot;manualOverrideText&quot;:&quot;&quot;},&quot;citationTag&quot;:&quot;MENDELEY_CITATION_v3_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&quot;,&quot;citationItems&quot;:[{&quot;id&quot;:&quot;e54e5b56-d131-3a66-9ffb-14ae92ea0215&quot;,&quot;itemData&quot;:{&quot;type&quot;:&quot;article-journal&quot;,&quot;id&quot;:&quot;e54e5b56-d131-3a66-9ffb-14ae92ea0215&quot;,&quot;title&quot;:&quot;Policy Gradient Methods in Deep Reinforcement Learning&quot;,&quot;author&quot;:[{&quot;family&quot;:&quot;Gao&quot;,&quot;given&quot;:&quot;Yuhan&quot;,&quot;parse-names&quot;:false,&quot;dropping-particle&quot;:&quot;&quot;,&quot;non-dropping-particle&quot;:&quot;&quot;}],&quot;container-title&quot;:&quot;Applied and Computational Engineering&quot;,&quot;DOI&quot;:&quot;10.54254/2755-2721/2025.TJ23321&quot;,&quot;ISSN&quot;:&quot;2755-2721&quot;,&quot;issued&quot;:{&quot;date-parts&quot;:[[2025,5,22]]},&quot;page&quot;:&quot;27-34&quot;,&quot;abstract&quot;:&quot;&lt;p&gt;Policy gradient (PG) methods are a fundamental component of deep reinforcement learning (DRL), particularly effective in continuous and high-dimensional control tasks. This paper presents a structured review of PG algorithms, tracing their development from basic Monte Carlo methods like REINFORCE to advanced techniques such as asynchronous advantage actor-critic (A3C), trust region policy optimization (TRPO), proximal policy optimization (PPO), deep deterministic policy gradient (DDPG), and soft actor-critic (SAC). These methods differ in terms of policy structure, optimization stability, and sample efficiency, addressing core challenges in policy learning through gradient-based updates. In addition, this review explores the application of PG methods in real-world domains, including autonomous driving, financial portfolio management, and smart grid energy systems. These applications demonstrate PG methods’ capacity to operate under uncertainty and adapt to complex dynamic environments. However, limitations such as high variance, low sample efficiency, and instability in multi-agent and offline settings remain significant obstacles. The review concludes by outlining emerging research directions, including entropy-based exploration, model-based policy optimization, meta-learning, and Transformer-based sequence modeling. This work aims to offer theoretical insights and practical guidance to support the continued advancement and application of policy gradient methods in reinforcement learning.&lt;/p&gt;&quot;,&quot;issue&quot;:&quot;1&quot;,&quot;volume&quot;:&quot;158&quot;,&quot;container-title-short&quot;:&quot;&quot;},&quot;isTemporary&quot;:false}]},{&quot;citationID&quot;:&quot;MENDELEY_CITATION_6b0aa260-f728-4cb7-8d42-c258b6a59a24&quot;,&quot;properties&quot;:{&quot;noteIndex&quot;:0},&quot;isEdited&quot;:false,&quot;manualOverride&quot;:{&quot;isManuallyOverridden&quot;:false,&quot;citeprocText&quot;:&quot;[46]&quot;,&quot;manualOverrideText&quot;:&quot;&quot;},&quot;citationTag&quot;:&quot;MENDELEY_CITATION_v3_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&quot;,&quot;citationItems&quot;:[{&quot;id&quot;:&quot;695f87ef-b1a7-3d24-bf63-54c6c4a9499c&quot;,&quot;itemData&quot;:{&quot;type&quot;:&quot;article-journal&quot;,&quot;id&quot;:&quot;695f87ef-b1a7-3d24-bf63-54c6c4a9499c&quot;,&quot;title&quot;:&quot;Reinforcement Learning and Its Applications in Modern Power and Energy Systems: A Review&quot;,&quot;author&quot;:[{&quot;family&quot;:&quot;Cao&quot;,&quot;given&quot;:&quot;Di&quot;,&quot;parse-names&quot;:false,&quot;dropping-particle&quot;:&quot;&quot;,&quot;non-dropping-particle&quot;:&quot;&quot;},{&quot;family&quot;:&quot;Hu&quot;,&quot;given&quot;:&quot;Weihao&quot;,&quot;parse-names&quot;:false,&quot;dropping-particle&quot;:&quot;&quot;,&quot;non-dropping-particle&quot;:&quot;&quot;},{&quot;family&quot;:&quot;Zhao&quot;,&quot;given&quot;:&quot;Junbo&quot;,&quot;parse-names&quot;:false,&quot;dropping-particle&quot;:&quot;&quot;,&quot;non-dropping-particle&quot;:&quot;&quot;},{&quot;family&quot;:&quot;Zhang&quot;,&quot;given&quot;:&quot;Guozhou&quot;,&quot;parse-names&quot;:false,&quot;dropping-particle&quot;:&quot;&quot;,&quot;non-dropping-particle&quot;:&quot;&quot;},{&quot;family&quot;:&quot;Zhang&quot;,&quot;given&quot;:&quot;Bin&quot;,&quot;parse-names&quot;:false,&quot;dropping-particle&quot;:&quot;&quot;,&quot;non-dropping-particle&quot;:&quot;&quot;},{&quot;family&quot;:&quot;Liu&quot;,&quot;given&quot;:&quot;Zhou&quot;,&quot;parse-names&quot;:false,&quot;dropping-particle&quot;:&quot;&quot;,&quot;non-dropping-particle&quot;:&quot;&quot;},{&quot;family&quot;:&quot;Chen&quot;,&quot;given&quot;:&quot;Zhe&quot;,&quot;parse-names&quot;:false,&quot;dropping-particle&quot;:&quot;&quot;,&quot;non-dropping-particle&quot;:&quot;&quot;},{&quot;family&quot;:&quot;Blaabjerg&quot;,&quot;given&quot;:&quot;Frede&quot;,&quot;parse-names&quot;:false,&quot;dropping-particle&quot;:&quot;&quot;,&quot;non-dropping-particle&quot;:&quot;&quot;}],&quot;container-title&quot;:&quot;Journal of Modern Power Systems and Clean Energy&quot;,&quot;DOI&quot;:&quot;10.35833/MPCE.2020.000552&quot;,&quot;ISSN&quot;:&quot;2196-5625&quot;,&quot;issued&quot;:{&quot;date-parts&quot;:[[2020]]},&quot;page&quot;:&quot;1029-1042&quot;,&quot;issue&quot;:&quot;6&quot;,&quot;volume&quot;:&quot;8&quot;,&quot;container-title-short&quot;:&quot;&quot;},&quot;isTemporary&quot;:false}]},{&quot;citationID&quot;:&quot;MENDELEY_CITATION_77016d76-bbff-470c-acaf-6a996a49373b&quot;,&quot;properties&quot;:{&quot;noteIndex&quot;:0},&quot;isEdited&quot;:false,&quot;manualOverride&quot;:{&quot;isManuallyOverridden&quot;:false,&quot;citeprocText&quot;:&quot;[47]&quot;,&quot;manualOverrideText&quot;:&quot;&quot;},&quot;citationTag&quot;:&quot;MENDELEY_CITATION_v3_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&quot;,&quot;citationItems&quot;:[{&quot;id&quot;:&quot;e45cab0b-e52f-3cff-b734-fbaac9d65a24&quot;,&quot;itemData&quot;:{&quot;type&quot;:&quot;paper-conference&quot;,&quot;id&quot;:&quot;e45cab0b-e52f-3cff-b734-fbaac9d65a24&quot;,&quot;title&quot;:&quot;Performance Comparison of Deep RL Algorithms for Energy Systems Optimal Scheduling&quot;,&quot;author&quot;:[{&quot;family&quot;:&quot;Shengren&quot;,&quot;given&quot;:&quot;Hou&quot;,&quot;parse-names&quot;:false,&quot;dropping-particle&quot;:&quot;&quot;,&quot;non-dropping-particle&quot;:&quot;&quot;},{&quot;family&quot;:&quot;Salazar&quot;,&quot;given&quot;:&quot;Edgar Mauricio&quot;,&quot;parse-names&quot;:false,&quot;dropping-particle&quot;:&quot;&quot;,&quot;non-dropping-particle&quot;:&quot;&quot;},{&quot;family&quot;:&quot;Vergara&quot;,&quot;given&quot;:&quot;Pedro P.&quot;,&quot;parse-names&quot;:false,&quot;dropping-particle&quot;:&quot;&quot;,&quot;non-dropping-particle&quot;:&quot;&quot;},{&quot;family&quot;:&quot;Palensky&quot;,&quot;given&quot;:&quot;Peter&quot;,&quot;parse-names&quot;:false,&quot;dropping-particle&quot;:&quot;&quot;,&quot;non-dropping-particle&quot;:&quot;&quot;}],&quot;container-title&quot;:&quot;2022 IEEE PES Innovative Smart Grid Technologies Conference Europe (ISGT-Europe)&quot;,&quot;DOI&quot;:&quot;10.1109/ISGT-Europe54678.2022.9960642&quot;,&quot;ISBN&quot;:&quot;978-1-6654-8032-1&quot;,&quot;issued&quot;:{&quot;date-parts&quot;:[[2022,10,10]]},&quot;page&quot;:&quot;1-6&quot;,&quot;publisher&quot;:&quot;IEEE&quot;,&quot;container-title-short&quot;:&quot;&quot;},&quot;isTemporary&quot;:false}]},{&quot;citationID&quot;:&quot;MENDELEY_CITATION_0a510372-57a7-426b-836c-f53f7d26b1fe&quot;,&quot;properties&quot;:{&quot;noteIndex&quot;:0},&quot;isEdited&quot;:false,&quot;manualOverride&quot;:{&quot;isManuallyOverridden&quot;:false,&quot;citeprocText&quot;:&quot;[26]&quot;,&quot;manualOverrideText&quot;:&quot;&quot;},&quot;citationTag&quot;:&quot;MENDELEY_CITATION_v3_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&quot;,&quot;citationItems&quot;:[{&quot;id&quot;:&quot;31848458-a34e-370b-af77-81d1d893a1c5&quot;,&quot;itemData&quot;:{&quot;type&quot;:&quot;article-journal&quot;,&quot;id&quot;:&quot;31848458-a34e-370b-af77-81d1d893a1c5&quot;,&quot;title&quot;:&quot;Deep Reinforcement Learning Approaches the MILP Optimum of a Multi-Energy Optimization in Energy Communities&quot;,&quot;author&quot;:[{&quot;family&quot;:&quot;Vetter&quot;,&quot;given&quot;:&quot;Vinzent&quot;,&quot;parse-names&quot;:false,&quot;dropping-particle&quot;:&quot;&quot;,&quot;non-dropping-particle&quot;:&quot;&quot;},{&quot;family&quot;:&quot;Wohlgenannt&quot;,&quot;given&quot;:&quot;Philipp&quot;,&quot;parse-names&quot;:false,&quot;dropping-particle&quot;:&quot;&quot;,&quot;non-dropping-particle&quot;:&quot;&quot;},{&quot;family&quot;:&quot;Kepplinger&quot;,&quot;given&quot;:&quot;Peter&quot;,&quot;parse-names&quot;:false,&quot;dropping-particle&quot;:&quot;&quot;,&quot;non-dropping-particle&quot;:&quot;&quot;},{&quot;family&quot;:&quot;Eder&quot;,&quot;given&quot;:&quot;Elias&quot;,&quot;parse-names&quot;:false,&quot;dropping-particle&quot;:&quot;&quot;,&quot;non-dropping-particle&quot;:&quot;&quot;}],&quot;container-title&quot;:&quot;Energies&quot;,&quot;DOI&quot;:&quot;10.3390/en18174489&quot;,&quot;ISSN&quot;:&quot;1996-1073&quot;,&quot;issued&quot;:{&quot;date-parts&quot;:[[2025,8,23]]},&quot;page&quot;:&quot;4489&quot;,&quot;abstract&quot;:&quot;&lt;p&gt;As energy systems transition toward high shares of variable renewable generation, local energy communities (ECs) are increasingly relevant for enabling demand-side flexibility and self-sufficiency. This shift is particularly evident in the residential sector, where the deployment of photovoltaic (PV) systems is rapidly growing. While mixed-integer linear programming (MILP) remains the standard for operational optimization and demand response in such systems, its computational burden limits scalability and responsiveness under real-time or uncertain conditions. Reinforcement learning (RL), by contrast, offers a model-free, adaptive alternative. However, its application to real-world energy system operation remains limited. This study explores the application of a Deep Q-Network (DQN) to a real residential EC, which has received limited attention in prior work. The system comprises three single-family homes sharing a centralized heating system with a thermal energy storage (TES), a PV installation, and a grid connection. We compare the performance of MILP and RL controllers across economic and environmental metrics. Relative to a reference scenario without TES, MILP and RL reduce energy costs by 10.06% and 8.78%, respectively, and both approaches yield lower total energy consumption and CO2-equivalent emissions. Notably, the trained RL agent achieves a near-optimal outcome while requiring only 22% of the MILP’s computation time. These results demonstrate that DQNs can offer a computationally efficient and practically viable alternative to MILP for real-time control in residential energy systems.&lt;/p&gt;&quot;,&quot;issue&quot;:&quot;17&quot;,&quot;volume&quot;:&quot;18&quot;,&quot;container-title-short&quot;:&quot;Energies (Basel).&quot;},&quot;isTemporary&quot;:false}]},{&quot;citationID&quot;:&quot;MENDELEY_CITATION_d44b77f0-61f7-4c28-821a-92a263b68faa&quot;,&quot;properties&quot;:{&quot;noteIndex&quot;:0},&quot;isEdited&quot;:false,&quot;manualOverride&quot;:{&quot;isManuallyOverridden&quot;:false,&quot;citeprocText&quot;:&quot;[48]&quot;,&quot;manualOverrideText&quot;:&quot;&quot;},&quot;citationTag&quot;:&quot;MENDELEY_CITATION_v3_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&quot;,&quot;citationItems&quot;:[{&quot;id&quot;:&quot;878a73bd-0c5d-3e77-a841-71aeb93db99a&quot;,&quot;itemData&quot;:{&quot;type&quot;:&quot;article-journal&quot;,&quot;id&quot;:&quot;878a73bd-0c5d-3e77-a841-71aeb93db99a&quot;,&quot;title&quot;:&quot;Reinforcement Learning for Joint Design and Control of Battery-PV Systems&quot;,&quot;author&quot;:[{&quot;family&quot;:&quot;Cauz&quot;,&quot;given&quot;:&quot;Marine&quot;,&quot;parse-names&quot;:false,&quot;dropping-particle&quot;:&quot;&quot;,&quot;non-dropping-particle&quot;:&quot;&quot;},{&quot;family&quot;:&quot;Bolland&quot;,&quot;given&quot;:&quot;Adrien&quot;,&quot;parse-names&quot;:false,&quot;dropping-particle&quot;:&quot;&quot;,&quot;non-dropping-particle&quot;:&quot;&quot;},{&quot;family&quot;:&quot;Miftari&quot;,&quot;given&quot;:&quot;Bardhyl&quot;,&quot;parse-names&quot;:false,&quot;dropping-particle&quot;:&quot;&quot;,&quot;non-dropping-particle&quot;:&quot;&quot;},{&quot;family&quot;:&quot;Perret&quot;,&quot;given&quot;:&quot;Lionel&quot;,&quot;parse-names&quot;:false,&quot;dropping-particle&quot;:&quot;&quot;,&quot;non-dropping-particle&quot;:&quot;&quot;},{&quot;family&quot;:&quot;Ballif&quot;,&quot;given&quot;:&quot;Christophe&quot;,&quot;parse-names&quot;:false,&quot;dropping-particle&quot;:&quot;&quot;,&quot;non-dropping-particle&quot;:&quot;&quot;},{&quot;family&quot;:&quot;Wyrsch&quot;,&quot;given&quot;:&quot;Nicolas&quot;,&quot;parse-names&quot;:false,&quot;dropping-particle&quot;:&quot;&quot;,&quot;non-dropping-particle&quot;:&quot;&quot;}],&quot;URL&quot;:&quot;http://arxiv.org/abs/2307.04244&quot;,&quot;issued&quot;:{&quot;date-parts&quot;:[[2023,7,9]]},&quot;abstract&quot;:&quot;The decentralisation and unpredictability of new renewable energy sources require rethinking our energy system. Data-driven approaches, such as reinforcement learning (RL), have emerged as new control strategies for operating these systems, but they have not yet been applied to system design. This paper aims to bridge this gap by studying the use of an RL-based method for joint design and control of a real-world PV and battery system. The design problem is first formulated as a mixed-integer linear programming problem (MILP). The optimal MILP solution is then used to evaluate the performance of an RL agent trained in a surrogate environment designed for applying an existing data-driven algorithm. The main difference between the two models lies in their optimization approaches: while MILP finds a solution that minimizes the total costs for a one-year operation given the deterministic historical data, RL is a stochastic method that searches for an optimal strategy over one week of data on expectation over all weeks in the historical dataset. Both methods were applied on a toy example using one-week data and on a case study using one-year data. In both cases, models were found to converge to similar control solutions, but their investment decisions differed. Overall, these outcomes are an initial step illustrating benefits and challenges of using RL for the joint design and control of energy systems.&quot;,&quot;container-title-short&quot;:&quot;&quot;},&quot;isTemporary&quot;:false}]}]"/>
     <we:property name="MENDELEY_CITATIONS_STYLE" value="{&quot;id&quot;:&quot;https://www.zotero.org/styles/ieee&quot;,&quot;title&quot;:&quot;IEEE Reference Guide version 11.29.2023&quot;,&quot;format&quot;:&quot;numeric&quot;,&quot;defaultLocale&quot;:null,&quot;isLocaleCodeValid&quot;:true}"/>
   </we:properties>
   <we:bindings/>
@@ -14537,27 +18191,23 @@
 </file>
 
 <file path=customXml/item1.xml><?xml version="1.0" encoding="utf-8"?>
-<?mso-contentType ?>
-<FormTemplates xmlns="http://schemas.microsoft.com/sharepoint/v3/contenttype/forms">
-  <Display>DocumentLibraryForm</Display>
-  <Edit>DocumentLibraryForm</Edit>
-  <New>DocumentLibraryForm</New>
-</FormTemplates>
+<b:Sources xmlns:b="http://schemas.openxmlformats.org/officeDocument/2006/bibliography" xmlns="http://schemas.openxmlformats.org/officeDocument/2006/bibliography" SelectedStyle="/IEEE2006OfficeOnline.xsl" StyleName="IEEE" Version="2006">
+  <b:Source>
+    <b:Tag>Placeholder1</b:Tag>
+    <b:SourceType>Book</b:SourceType>
+    <b:Guid>{61C2BEB0-04B1-424E-AEC0-322EDBD1A18A}</b:Guid>
+    <b:RefOrder>2</b:RefOrder>
+  </b:Source>
+  <b:Source>
+    <b:Tag>Placeholder2</b:Tag>
+    <b:SourceType>Book</b:SourceType>
+    <b:Guid>{26E93F14-F601-D04A-A10D-E3BC3760B577}</b:Guid>
+    <b:RefOrder>1</b:RefOrder>
+  </b:Source>
+</b:Sources>
 </file>
 
 <file path=customXml/item2.xml><?xml version="1.0" encoding="utf-8"?>
-<p:properties xmlns:p="http://schemas.microsoft.com/office/2006/metadata/properties" xmlns:xsi="http://www.w3.org/2001/XMLSchema-instance" xmlns:pc="http://schemas.microsoft.com/office/infopath/2007/PartnerControls">
-  <documentManagement>
-    <TaxCatchAll xmlns="4de74af2-d2a7-4bc3-a319-420167317553" xsi:nil="true"/>
-    <ArchiverLinkFileType xmlns="c0991f74-233a-4c46-9c55-a176f0e8ba44" xsi:nil="true"/>
-    <lcf76f155ced4ddcb4097134ff3c332f xmlns="c0991f74-233a-4c46-9c55-a176f0e8ba44">
-      <Terms xmlns="http://schemas.microsoft.com/office/infopath/2007/PartnerControls"/>
-    </lcf76f155ced4ddcb4097134ff3c332f>
-  </documentManagement>
-</p:properties>
-</file>
-
-<file path=customXml/item3.xml><?xml version="1.0" encoding="utf-8"?>
 <ct:contentTypeSchema xmlns:ct="http://schemas.microsoft.com/office/2006/metadata/contentType" xmlns:ma="http://schemas.microsoft.com/office/2006/metadata/properties/metaAttributes" ct:_="" ma:_="" ma:contentTypeName="Dokument" ma:contentTypeID="0x0101003A15E957932D6F4AB4FD28F85AF4FFD8" ma:contentTypeVersion="14" ma:contentTypeDescription="Ein neues Dokument erstellen." ma:contentTypeScope="" ma:versionID="e040dc8dbf4a4132031beaaf90e02bdd">
   <xsd:schema xmlns:xsd="http://www.w3.org/2001/XMLSchema" xmlns:xs="http://www.w3.org/2001/XMLSchema" xmlns:p="http://schemas.microsoft.com/office/2006/metadata/properties" xmlns:ns2="c0991f74-233a-4c46-9c55-a176f0e8ba44" xmlns:ns3="4de74af2-d2a7-4bc3-a319-420167317553" targetNamespace="http://schemas.microsoft.com/office/2006/metadata/properties" ma:root="true" ma:fieldsID="63fe477e893c7cf9e00d7d25e31408c1" ns2:_="" ns3:_="">
     <xsd:import namespace="c0991f74-233a-4c46-9c55-a176f0e8ba44"/>
@@ -14786,43 +18436,36 @@
 </ct:contentTypeSchema>
 </file>
 
+<file path=customXml/item3.xml><?xml version="1.0" encoding="utf-8"?>
+<p:properties xmlns:p="http://schemas.microsoft.com/office/2006/metadata/properties" xmlns:xsi="http://www.w3.org/2001/XMLSchema-instance" xmlns:pc="http://schemas.microsoft.com/office/infopath/2007/PartnerControls">
+  <documentManagement>
+    <TaxCatchAll xmlns="4de74af2-d2a7-4bc3-a319-420167317553" xsi:nil="true"/>
+    <ArchiverLinkFileType xmlns="c0991f74-233a-4c46-9c55-a176f0e8ba44" xsi:nil="true"/>
+    <lcf76f155ced4ddcb4097134ff3c332f xmlns="c0991f74-233a-4c46-9c55-a176f0e8ba44">
+      <Terms xmlns="http://schemas.microsoft.com/office/infopath/2007/PartnerControls"/>
+    </lcf76f155ced4ddcb4097134ff3c332f>
+  </documentManagement>
+</p:properties>
+</file>
+
 <file path=customXml/item4.xml><?xml version="1.0" encoding="utf-8"?>
-<b:Sources xmlns:b="http://schemas.openxmlformats.org/officeDocument/2006/bibliography" xmlns="http://schemas.openxmlformats.org/officeDocument/2006/bibliography" SelectedStyle="/IEEE2006OfficeOnline.xsl" StyleName="IEEE" Version="2006">
-  <b:Source>
-    <b:Tag>Placeholder1</b:Tag>
-    <b:SourceType>Book</b:SourceType>
-    <b:Guid>{61C2BEB0-04B1-424E-AEC0-322EDBD1A18A}</b:Guid>
-    <b:RefOrder>2</b:RefOrder>
-  </b:Source>
-  <b:Source>
-    <b:Tag>Placeholder2</b:Tag>
-    <b:SourceType>Book</b:SourceType>
-    <b:Guid>{26E93F14-F601-D04A-A10D-E3BC3760B577}</b:Guid>
-    <b:RefOrder>1</b:RefOrder>
-  </b:Source>
-</b:Sources>
+<?mso-contentType ?>
+<FormTemplates xmlns="http://schemas.microsoft.com/sharepoint/v3/contenttype/forms">
+  <Display>DocumentLibraryForm</Display>
+  <Edit>DocumentLibraryForm</Edit>
+  <New>DocumentLibraryForm</New>
+</FormTemplates>
 </file>
 
 <file path=customXml/itemProps1.xml><?xml version="1.0" encoding="utf-8"?>
-<ds:datastoreItem xmlns:ds="http://schemas.openxmlformats.org/officeDocument/2006/customXml" ds:itemID="{123745DA-69E4-464B-8AAF-512AB146EAEF}">
+<ds:datastoreItem xmlns:ds="http://schemas.openxmlformats.org/officeDocument/2006/customXml" ds:itemID="{8ED87741-333E-524C-B42D-A34782CE569A}">
   <ds:schemaRefs>
-    <ds:schemaRef ds:uri="http://schemas.microsoft.com/sharepoint/v3/contenttype/forms"/>
+    <ds:schemaRef ds:uri="http://schemas.openxmlformats.org/officeDocument/2006/bibliography"/>
   </ds:schemaRefs>
 </ds:datastoreItem>
 </file>
 
 <file path=customXml/itemProps2.xml><?xml version="1.0" encoding="utf-8"?>
-<ds:datastoreItem xmlns:ds="http://schemas.openxmlformats.org/officeDocument/2006/customXml" ds:itemID="{5DB99EA3-5A91-4DE8-9C2E-5E2756FB8116}">
-  <ds:schemaRefs>
-    <ds:schemaRef ds:uri="http://schemas.microsoft.com/office/2006/metadata/properties"/>
-    <ds:schemaRef ds:uri="http://schemas.microsoft.com/office/infopath/2007/PartnerControls"/>
-    <ds:schemaRef ds:uri="4de74af2-d2a7-4bc3-a319-420167317553"/>
-    <ds:schemaRef ds:uri="c0991f74-233a-4c46-9c55-a176f0e8ba44"/>
-  </ds:schemaRefs>
-</ds:datastoreItem>
-</file>
-
-<file path=customXml/itemProps3.xml><?xml version="1.0" encoding="utf-8"?>
 <ds:datastoreItem xmlns:ds="http://schemas.openxmlformats.org/officeDocument/2006/customXml" ds:itemID="{DB59158D-15C5-4DFF-AEB5-CA02C610712D}">
   <ds:schemaRefs>
     <ds:schemaRef ds:uri="http://schemas.microsoft.com/office/2006/metadata/contentType"/>
@@ -14841,10 +18484,21 @@
 </ds:datastoreItem>
 </file>
 
+<file path=customXml/itemProps3.xml><?xml version="1.0" encoding="utf-8"?>
+<ds:datastoreItem xmlns:ds="http://schemas.openxmlformats.org/officeDocument/2006/customXml" ds:itemID="{5DB99EA3-5A91-4DE8-9C2E-5E2756FB8116}">
+  <ds:schemaRefs>
+    <ds:schemaRef ds:uri="http://schemas.microsoft.com/office/2006/metadata/properties"/>
+    <ds:schemaRef ds:uri="http://schemas.microsoft.com/office/infopath/2007/PartnerControls"/>
+    <ds:schemaRef ds:uri="4de74af2-d2a7-4bc3-a319-420167317553"/>
+    <ds:schemaRef ds:uri="c0991f74-233a-4c46-9c55-a176f0e8ba44"/>
+  </ds:schemaRefs>
+</ds:datastoreItem>
+</file>
+
 <file path=customXml/itemProps4.xml><?xml version="1.0" encoding="utf-8"?>
-<ds:datastoreItem xmlns:ds="http://schemas.openxmlformats.org/officeDocument/2006/customXml" ds:itemID="{8ED87741-333E-524C-B42D-A34782CE569A}">
+<ds:datastoreItem xmlns:ds="http://schemas.openxmlformats.org/officeDocument/2006/customXml" ds:itemID="{123745DA-69E4-464B-8AAF-512AB146EAEF}">
   <ds:schemaRefs>
-    <ds:schemaRef ds:uri="http://schemas.openxmlformats.org/officeDocument/2006/bibliography"/>
+    <ds:schemaRef ds:uri="http://schemas.microsoft.com/sharepoint/v3/contenttype/forms"/>
   </ds:schemaRefs>
 </ds:datastoreItem>
 </file>
--- a/Thesis Rafi Draft 1.docx
+++ b/Thesis Rafi Draft 1.docx
@@ -2503,7 +2503,7 @@
           <w:rPr>
             <w:color w:val="000000"/>
           </w:rPr>
-          <w:tag w:val="MENDELEY_CITATION_v3_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"/>
+          <w:tag w:val="MENDELEY_CITATION_v3_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"/>
           <w:id w:val="2058437116"/>
           <w:placeholder>
             <w:docPart w:val="DefaultPlaceholder_-1854013440"/>
@@ -2526,7 +2526,7 @@
           <w:rPr>
             <w:color w:val="000000"/>
           </w:rPr>
-          <w:tag w:val="MENDELEY_CITATION_v3_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"/>
+          <w:tag w:val="MENDELEY_CITATION_v3_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"/>
           <w:id w:val="-1876605528"/>
           <w:placeholder>
             <w:docPart w:val="DefaultPlaceholder_-1854013440"/>
@@ -2645,7 +2645,7 @@
           <w:rPr>
             <w:color w:val="000000"/>
           </w:rPr>
-          <w:tag w:val="MENDELEY_CITATION_v3_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"/>
+          <w:tag w:val="MENDELEY_CITATION_v3_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"/>
           <w:id w:val="-1821730970"/>
           <w:placeholder>
             <w:docPart w:val="DefaultPlaceholder_-1854013440"/>
@@ -2668,7 +2668,7 @@
           <w:rPr>
             <w:color w:val="000000"/>
           </w:rPr>
-          <w:tag w:val="MENDELEY_CITATION_v3_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"/>
+          <w:tag w:val="MENDELEY_CITATION_v3_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"/>
           <w:id w:val="1986736768"/>
           <w:placeholder>
             <w:docPart w:val="DefaultPlaceholder_-1854013440"/>
@@ -2690,120 +2690,127 @@
     <w:p/>
     <w:p>
       <w:r>
-        <w:t xml:space="preserve">Building on this motivation, this thesis adopts a two-step methodological framework to </w:t>
+        <w:t>In summary, this thesis evaluates the techno-economic performance of a reinforcement learning–</w:t>
       </w:r>
       <w:r>
         <w:lastRenderedPageBreak/>
-        <w:t>systematically compare different levels of modeling fidelity and optimization approaches. In the first step, a comparison is conducted between a fully integrated MILP formulation and a decoupled framework in which system design (sizing) and operation (dispatch) are optimized separately. This step aims to assess the impact of incorporating nonlinear CAPEX assumptions in the outer-loop (design optimization). In the second step, the resulting optimal system sizing is used as an input for operational optimization, where both MILP and RL-based approaches are applied in the inner-loop (dispatch optimization). This structure enables a direct comparison of the two frameworks in terms of their ability to determine cost-optimal operational strategies, particularly when contrasting linearized system representations with higher-fidelity nonlinear models</w:t>
+        <w:t>based approach against a conventional MILP-based framework for a hybrid biomass power-to-methanol plant located in South Africa. The analysis is performed across multiple scenarios and case studies to capture a range of operating conditions and system configurations</w:t>
+      </w:r>
+      <w:r>
+        <w:t xml:space="preserve">. </w:t>
+      </w:r>
+      <w:r>
+        <w:t>Through this comparative assessment, the study seeks to clarify the role and current capabilities of RL in optimizing complex Power-to-X systems, while benchmarking its performance against an established industrial standard.</w:t>
+      </w:r>
+    </w:p>
+    <w:p/>
+    <w:p>
+      <w:pPr>
+        <w:pStyle w:val="Heading2"/>
+      </w:pPr>
+      <w:bookmarkStart w:id="3" w:name="_Toc235289149"/>
+      <w:r>
+        <w:t>Introduction t</w:t>
+      </w:r>
+      <w:r>
+        <w:t>o Company</w:t>
+      </w:r>
+      <w:bookmarkEnd w:id="3"/>
+    </w:p>
+    <w:p>
+      <w:r>
+        <w:t>This master’s thesis is conducted in cooperation with FEV Europe GmbH, specifically within its energy+resources department. In this industrial context, the research aligns with ongoing efforts to expand capabilities beyond traditional automotive engineering toward energy-related applications.</w:t>
+      </w:r>
+    </w:p>
+    <w:p/>
+    <w:p>
+      <w:r>
+        <w:t>FEV Europe GmbH is widely recognized as an established expert within the automotive industry, particularly for its benchmarking and consulting services. Building on this foundation, the company is increasingly directing its efforts toward supporting innovation within the energy sector, reflecting broader industry trends and internal strategic priorities.</w:t>
+      </w:r>
+    </w:p>
+    <w:p/>
+    <w:p>
+      <w:r>
+        <w:t>Within this framework, the present thesis contributes to the identification and evaluation of an efficient optimization tool for innovative energy solutions, with a focus on complex polygeneration plants. The outcomes are intended to support future FEV Europe GmbH projects by enabling improved system design and operational decision-making</w:t>
       </w:r>
       <w:r>
         <w:t>.</w:t>
       </w:r>
     </w:p>
+    <w:p>
+      <w:pPr>
+        <w:pStyle w:val="Heading2"/>
+      </w:pPr>
+      <w:bookmarkStart w:id="4" w:name="_Toc235289150"/>
+      <w:commentRangeStart w:id="5"/>
+      <w:r>
+        <w:t>Objective</w:t>
+      </w:r>
+      <w:bookmarkEnd w:id="4"/>
+      <w:commentRangeEnd w:id="5"/>
+      <w:r>
+        <w:rPr>
+          <w:rStyle w:val="CommentReference"/>
+          <w:sz w:val="24"/>
+          <w:szCs w:val="28"/>
+        </w:rPr>
+        <w:commentReference w:id="5"/>
+      </w:r>
+    </w:p>
+    <w:p>
+      <w:r>
+        <w:t>This thesis aims to systematically evaluate and compare two optimization frameworks across multiple operational scenarios. The analysis focuses on assessing their ability to represent and optimize complex hybrid energy systems, with particular attention to differences in system configuration and performance outcomes.</w:t>
+      </w:r>
+    </w:p>
     <w:p/>
     <w:p>
       <w:r>
-        <w:t>In summary, this thesis evaluates the techno-economic performance of a reinforcement learning–based approach against a conventional MILP-based framework for a hybrid biomass power-to-methanol plant located in South Africa. The analysis is performed across multiple scenarios and case studies to capture a range of operating conditions and system configurations</w:t>
-      </w:r>
-      <w:r>
-        <w:t xml:space="preserve">. </w:t>
-      </w:r>
-      <w:r>
-        <w:t>Through this comparative assessment, the study seeks to clarify the role and current capabilities of RL in optimizing complex Power-to-X systems, while benchmarking its performance against an established industrial standard.</w:t>
+        <w:t xml:space="preserve">Building on this motivation, this thesis adopts a two-step methodological framework to systematically compare different levels of modeling fidelity and optimization approaches. In the </w:t>
+      </w:r>
+      <w:r>
+        <w:lastRenderedPageBreak/>
+        <w:t>first step, a comparison is conducted between a fully integrated MILP formulation and a decoupled framework in which system design (sizing) and operation (dispatch) are optimized separately. This step aims to assess the impact of incorporating nonlinear CAPEX assumptions in the outer-loop (design optimization). In the second step, the resulting optimal system sizing is used as an input for operational optimization, where both MILP and RL-based approaches are applied in the inner-loop (dispatch optimization). This structure enables a direct comparison of the two frameworks in terms of their ability to determine cost-optimal operational strategies, particularly when contrasting linearized system representations with higher-fidelity nonlinear models.</w:t>
       </w:r>
     </w:p>
     <w:p/>
     <w:p>
+      <w:r>
+        <w:t>A central objective is to investigate whether a non-linear physical model integrated with a reinforcement learning (RL) agent converges to substantially different component sizing and system layouts compared to a mixed-integer linear programming (MILP) approach. These differences are examined in terms of key techno-economic indicators, including capital expenditure (CAPEX), operational expenditure (OPEX),</w:t>
+      </w:r>
+      <w:r>
+        <w:t xml:space="preserve"> clipped energy, simulation time, amount of methanol produced</w:t>
+      </w:r>
+      <w:r>
+        <w:t xml:space="preserve"> and levelized cost of methanol (LCOM)</w:t>
+      </w:r>
+      <w:r>
+        <w:t>.</w:t>
+      </w:r>
+    </w:p>
+    <w:p/>
+    <w:p>
+      <w:r>
+        <w:t>Based on the simulation results, the thesis further aims to identify and explain the underlying reasons for any observed discrepancies—or the lack thereof—between the two frameworks. This comparative analysis supports a final assessment of whether one framework demonstrates superior performance or whether its suitability is dependent on specific system configurations and operating conditions.</w:t>
+      </w:r>
+    </w:p>
+    <w:p/>
+    <w:p>
+      <w:r>
+        <w:t>The expected contribution of this work is to enable the selection of an appropriate optimization framework for hybrid methanol synthesis plants, while also providing a structured approach for framework selection in other industrial energy systems. Additionally, the findings aim to improve optimization accuracy and/or reduce computational effort, and to enhance understanding of where and how RL-based approaches can be effectively applied within polygeneration system design</w:t>
+      </w:r>
+      <w:r>
+        <w:t>.</w:t>
+      </w:r>
+    </w:p>
+    <w:p>
       <w:pPr>
         <w:pStyle w:val="Heading2"/>
       </w:pPr>
-      <w:bookmarkStart w:id="3" w:name="_Toc235289149"/>
-      <w:r>
-        <w:t>Introduction t</w:t>
-      </w:r>
-      <w:r>
-        <w:t>o Company</w:t>
-      </w:r>
-      <w:bookmarkEnd w:id="3"/>
-    </w:p>
-    <w:p>
-      <w:r>
-        <w:t>This master’s thesis is conducted in cooperation with FEV Europe GmbH, specifically within its energy+resources department. In this industrial context, the research aligns with ongoing efforts to expand capabilities beyond traditional automotive engineering toward energy-related applications.</w:t>
-      </w:r>
-    </w:p>
-    <w:p/>
-    <w:p>
-      <w:r>
-        <w:t>FEV Europe GmbH is widely recognized as an established expert within the automotive industry, particularly for its benchmarking and consulting services. Building on this foundation, the company is increasingly directing its efforts toward supporting innovation within the energy sector, reflecting broader industry trends and internal strategic priorities.</w:t>
-      </w:r>
-    </w:p>
-    <w:p/>
-    <w:p>
-      <w:r>
-        <w:t xml:space="preserve">Within this framework, the present thesis contributes to the identification and evaluation of an </w:t>
-      </w:r>
-      <w:r>
-        <w:lastRenderedPageBreak/>
-        <w:t>efficient optimization tool for innovative energy solutions, with a focus on complex polygeneration plants. The outcomes are intended to support future FEV Europe GmbH projects by enabling improved system design and operational decision-making</w:t>
-      </w:r>
-      <w:r>
-        <w:t>.</w:t>
-      </w:r>
-    </w:p>
-    <w:p>
-      <w:pPr>
-        <w:pStyle w:val="Heading2"/>
-      </w:pPr>
-      <w:bookmarkStart w:id="4" w:name="_Toc235289150"/>
-      <w:r>
-        <w:t>Objective</w:t>
-      </w:r>
-      <w:bookmarkEnd w:id="4"/>
-    </w:p>
-    <w:p>
-      <w:r>
-        <w:t>This thesis aims to systematically evaluate and compare two optimization frameworks across multiple operational scenarios. The analysis focuses on assessing their ability to represent and optimize complex hybrid energy systems, with particular attention to differences in system configuration and performance outcomes.</w:t>
-      </w:r>
-    </w:p>
-    <w:p/>
-    <w:p>
-      <w:r>
-        <w:t>A central objective is to investigate whether a non-linear physical model integrated with a reinforcement learning (RL) agent converges to substantially different component sizing and system layouts compared to a mixed-integer linear programming (MILP) approach. These differences are examined in terms of key techno-economic indicators, including capital expenditure (CAPEX), operational expenditure (OPEX),</w:t>
-      </w:r>
-      <w:r>
-        <w:t xml:space="preserve"> clipped energy, simulation time, amount of methanol produced</w:t>
-      </w:r>
-      <w:r>
-        <w:t xml:space="preserve"> and levelized cost of methanol (LCOM)</w:t>
-      </w:r>
-      <w:r>
-        <w:t>.</w:t>
-      </w:r>
-    </w:p>
-    <w:p/>
-    <w:p>
-      <w:r>
-        <w:t>Based on the simulation results, the thesis further aims to identify and explain the underlying reasons for any observed discrepancies—or the lack thereof—between the two frameworks. This comparative analysis supports a final assessment of whether one framework demonstrates superior performance or whether its suitability is dependent on specific system configurations and operating conditions.</w:t>
-      </w:r>
-    </w:p>
-    <w:p/>
-    <w:p>
-      <w:r>
-        <w:t>The expected contribution of this work is to enable the selection of an appropriate optimization framework for hybrid methanol synthesis plants, while also providing a structured approach for framework selection in other industrial energy systems. Additionally, the findings aim to improve optimization accuracy and/or reduce computational effort, and to enhance understanding of where and how RL-based approaches can be effectively applied within polygeneration system design</w:t>
-      </w:r>
-      <w:r>
-        <w:t>.</w:t>
-      </w:r>
-    </w:p>
-    <w:p>
-      <w:pPr>
-        <w:pStyle w:val="Heading2"/>
-      </w:pPr>
-      <w:bookmarkStart w:id="5" w:name="_Toc235289151"/>
+      <w:bookmarkStart w:id="6" w:name="_Toc235289151"/>
       <w:r>
         <w:t>Thesis Configuration</w:t>
       </w:r>
-      <w:bookmarkEnd w:id="5"/>
+      <w:bookmarkEnd w:id="6"/>
     </w:p>
     <w:p>
       <w:r>
@@ -2845,12 +2852,12 @@
       <w:pPr>
         <w:pStyle w:val="Heading1"/>
       </w:pPr>
-      <w:bookmarkStart w:id="6" w:name="_Toc235289152"/>
+      <w:bookmarkStart w:id="7" w:name="_Toc235289152"/>
       <w:r>
         <w:lastRenderedPageBreak/>
         <w:t>Literature Review</w:t>
       </w:r>
-      <w:bookmarkEnd w:id="6"/>
+      <w:bookmarkEnd w:id="7"/>
     </w:p>
     <w:p>
       <w:pPr>
@@ -2906,27 +2913,14 @@
       <w:r>
         <w:t xml:space="preserve">Table </w:t>
       </w:r>
-      <w:r>
-        <w:fldChar w:fldCharType="begin"/>
-      </w:r>
-      <w:r>
-        <w:instrText xml:space="preserve"> SEQ Table \* ARABIC </w:instrText>
-      </w:r>
-      <w:r>
-        <w:fldChar w:fldCharType="separate"/>
-      </w:r>
-      <w:r>
-        <w:rPr>
-          <w:noProof/>
-        </w:rPr>
-        <w:t>1</w:t>
-      </w:r>
-      <w:r>
-        <w:rPr>
-          <w:noProof/>
-        </w:rPr>
-        <w:fldChar w:fldCharType="end"/>
-      </w:r>
+      <w:fldSimple w:instr=" SEQ Table \* ARABIC ">
+        <w:r>
+          <w:rPr>
+            <w:noProof/>
+          </w:rPr>
+          <w:t>1</w:t>
+        </w:r>
+      </w:fldSimple>
       <w:r>
         <w:t xml:space="preserve"> </w:t>
       </w:r>
@@ -3413,7 +3407,7 @@
             <w:rPr>
               <w:color w:val="000000"/>
             </w:rPr>
-            <w:tag w:val="MENDELEY_CITATION_v3_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"/>
+            <w:tag w:val="MENDELEY_CITATION_v3_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"/>
             <w:id w:val="-1057705380"/>
             <w:placeholder>
               <w:docPart w:val="DefaultPlaceholder_-1854013440"/>
@@ -3619,7 +3613,7 @@
             <w:rPr>
               <w:color w:val="000000"/>
             </w:rPr>
-            <w:tag w:val="MENDELEY_CITATION_v3_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"/>
+            <w:tag w:val="MENDELEY_CITATION_v3_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"/>
             <w:id w:val="755255978"/>
             <w:placeholder>
               <w:docPart w:val="DefaultPlaceholder_-1854013440"/>
@@ -3700,7 +3694,7 @@
             <w:rPr>
               <w:color w:val="000000"/>
             </w:rPr>
-            <w:tag w:val="MENDELEY_CITATION_v3_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"/>
+            <w:tag w:val="MENDELEY_CITATION_v3_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"/>
             <w:id w:val="-1410840871"/>
             <w:placeholder>
               <w:docPart w:val="DefaultPlaceholder_-1854013440"/>
@@ -3845,7 +3839,7 @@
             <w:rPr>
               <w:color w:val="000000"/>
             </w:rPr>
-            <w:tag w:val="MENDELEY_CITATION_v3_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"/>
+            <w:tag w:val="MENDELEY_CITATION_v3_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"/>
             <w:id w:val="-548230676"/>
             <w:placeholder>
               <w:docPart w:val="DefaultPlaceholder_-1854013440"/>
@@ -4010,24 +4004,14 @@
       <w:r>
         <w:t xml:space="preserve">Equation </w:t>
       </w:r>
-      <w:r>
-        <w:fldChar w:fldCharType="begin"/>
-      </w:r>
-      <w:r>
-        <w:instrText xml:space="preserve"> SEQ Equation \* ARABIC </w:instrText>
-      </w:r>
-      <w:r>
-        <w:fldChar w:fldCharType="separate"/>
-      </w:r>
-      <w:r>
-        <w:rPr>
-          <w:noProof/>
-        </w:rPr>
-        <w:t>1</w:t>
-      </w:r>
-      <w:r>
-        <w:fldChar w:fldCharType="end"/>
-      </w:r>
+      <w:fldSimple w:instr=" SEQ Equation \* ARABIC ">
+        <w:r>
+          <w:rPr>
+            <w:noProof/>
+          </w:rPr>
+          <w:t>1</w:t>
+        </w:r>
+      </w:fldSimple>
     </w:p>
     <w:p>
       <w:r>
@@ -4038,7 +4022,7 @@
           <w:rPr>
             <w:color w:val="000000"/>
           </w:rPr>
-          <w:tag w:val="MENDELEY_CITATION_v3_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"/>
+          <w:tag w:val="MENDELEY_CITATION_v3_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"/>
           <w:id w:val="-1817183316"/>
           <w:placeholder>
             <w:docPart w:val="DefaultPlaceholder_-1854013440"/>
@@ -4071,7 +4055,7 @@
           <w:rPr>
             <w:color w:val="000000"/>
           </w:rPr>
-          <w:tag w:val="MENDELEY_CITATION_v3_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"/>
+          <w:tag w:val="MENDELEY_CITATION_v3_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"/>
           <w:id w:val="-74059728"/>
           <w:placeholder>
             <w:docPart w:val="DefaultPlaceholder_-1854013440"/>
@@ -4104,18 +4088,18 @@
       <w:r>
         <w:t xml:space="preserve">is summarized in Table </w:t>
       </w:r>
-      <w:commentRangeStart w:id="7"/>
+      <w:commentRangeStart w:id="8"/>
       <w:r>
         <w:t>2</w:t>
       </w:r>
-      <w:commentRangeEnd w:id="7"/>
+      <w:commentRangeEnd w:id="8"/>
       <w:r>
         <w:rPr>
           <w:rStyle w:val="CommentReference"/>
           <w:sz w:val="24"/>
           <w:szCs w:val="22"/>
         </w:rPr>
-        <w:commentReference w:id="7"/>
+        <w:commentReference w:id="8"/>
       </w:r>
       <w:r>
         <w:t xml:space="preserve">. </w:t>
@@ -4131,27 +4115,14 @@
       <w:r>
         <w:t xml:space="preserve">Table </w:t>
       </w:r>
-      <w:r>
-        <w:fldChar w:fldCharType="begin"/>
-      </w:r>
-      <w:r>
-        <w:instrText xml:space="preserve"> SEQ Table \* ARABIC </w:instrText>
-      </w:r>
-      <w:r>
-        <w:fldChar w:fldCharType="separate"/>
-      </w:r>
-      <w:r>
-        <w:rPr>
-          <w:noProof/>
-        </w:rPr>
-        <w:t>2</w:t>
-      </w:r>
-      <w:r>
-        <w:rPr>
-          <w:noProof/>
-        </w:rPr>
-        <w:fldChar w:fldCharType="end"/>
-      </w:r>
+      <w:fldSimple w:instr=" SEQ Table \* ARABIC ">
+        <w:r>
+          <w:rPr>
+            <w:noProof/>
+          </w:rPr>
+          <w:t>2</w:t>
+        </w:r>
+      </w:fldSimple>
       <w:r>
         <w:t xml:space="preserve"> Parameter comparison between AWE, PEM, and SOEC </w:t>
       </w:r>
@@ -4160,7 +4131,7 @@
           <w:rPr>
             <w:color w:val="44546A"/>
           </w:rPr>
-          <w:tag w:val="MENDELEY_CITATION_v3_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"/>
+          <w:tag w:val="MENDELEY_CITATION_v3_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"/>
           <w:id w:val="1927916260"/>
           <w:placeholder>
             <w:docPart w:val="DefaultPlaceholder_-1854013440"/>
@@ -5169,7 +5140,19 @@
     <w:p/>
     <w:p>
       <w:r>
-        <w:t xml:space="preserve">In hybrid biomass and power-to-methanol (PBtM) systems, the technical consensus across recent literature emphasize the need to achieve an optimal blending between the carbon-rich syngas with the pure hydrogen coming from electrolyzer to achieve complete carbon efficiency </w:t>
+        <w:t>In hybrid biomass and power-to-methanol (PBtM) systems, the technical consensus across recent literature emphasize</w:t>
+      </w:r>
+      <w:r>
+        <w:t>s</w:t>
+      </w:r>
+      <w:r>
+        <w:t xml:space="preserve"> the need to achieve an optimal blending between the carbon-rich syngas with the pure hydrogen coming from </w:t>
+      </w:r>
+      <w:r>
+        <w:t xml:space="preserve">the </w:t>
+      </w:r>
+      <w:r>
+        <w:t xml:space="preserve">electrolyzer to achieve complete carbon efficiency </w:t>
       </w:r>
       <w:sdt>
         <w:sdtPr>
@@ -5192,7 +5175,7 @@
         </w:sdtContent>
       </w:sdt>
       <w:r>
-        <w:t>. There are three repeating strategies that are used in the literature for this specific goal:</w:t>
+        <w:t>. Three repeating strategies are used in the literature for this specific goal:</w:t>
       </w:r>
     </w:p>
     <w:p/>
@@ -5246,10 +5229,7 @@
       </w:r>
       <w:r>
         <w:lastRenderedPageBreak/>
-        <w:t xml:space="preserve">biogenic carbon recovery without venting </w:t>
-      </w:r>
-      <w:r>
-        <w:t>CO</w:t>
+        <w:t>biogenic carbon recovery without venting CO</w:t>
       </w:r>
       <w:r>
         <w:rPr>
@@ -5265,7 +5245,7 @@
           <w:rPr>
             <w:color w:val="000000"/>
           </w:rPr>
-          <w:tag w:val="MENDELEY_CITATION_v3_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"/>
+          <w:tag w:val="MENDELEY_CITATION_v3_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"/>
           <w:id w:val="1797174087"/>
           <w:placeholder>
             <w:docPart w:val="DefaultPlaceholder_-1854013440"/>
@@ -5324,7 +5304,13 @@
         <w:t>Unref</w:t>
       </w:r>
       <w:r>
-        <w:t>ined or partially reformed biogas CO2 is routed into a RWGS reactor</w:t>
+        <w:t>ined or partially reformed biogas CO2 is routed into a</w:t>
+      </w:r>
+      <w:r>
+        <w:t>n</w:t>
+      </w:r>
+      <w:r>
+        <w:t xml:space="preserve"> RWGS reactor</w:t>
       </w:r>
     </w:p>
     <w:p>
@@ -5468,24 +5454,14 @@
       <w:r>
         <w:t xml:space="preserve">Equation </w:t>
       </w:r>
-      <w:r>
-        <w:fldChar w:fldCharType="begin"/>
-      </w:r>
-      <w:r>
-        <w:instrText xml:space="preserve"> SEQ Equation \* ARABIC </w:instrText>
-      </w:r>
-      <w:r>
-        <w:fldChar w:fldCharType="separate"/>
-      </w:r>
-      <w:r>
-        <w:rPr>
-          <w:noProof/>
-        </w:rPr>
-        <w:t>2</w:t>
-      </w:r>
-      <w:r>
-        <w:fldChar w:fldCharType="end"/>
-      </w:r>
+      <w:fldSimple w:instr=" SEQ Equation \* ARABIC ">
+        <w:r>
+          <w:rPr>
+            <w:noProof/>
+          </w:rPr>
+          <w:t>2</w:t>
+        </w:r>
+      </w:fldSimple>
     </w:p>
     <w:p>
       <w:pPr>
@@ -5718,24 +5694,14 @@
       <w:r>
         <w:t xml:space="preserve">Equation </w:t>
       </w:r>
-      <w:r>
-        <w:fldChar w:fldCharType="begin"/>
-      </w:r>
-      <w:r>
-        <w:instrText xml:space="preserve"> SEQ Equation \* ARABIC </w:instrText>
-      </w:r>
-      <w:r>
-        <w:fldChar w:fldCharType="separate"/>
-      </w:r>
-      <w:r>
-        <w:rPr>
-          <w:noProof/>
-        </w:rPr>
-        <w:t>3</w:t>
-      </w:r>
-      <w:r>
-        <w:fldChar w:fldCharType="end"/>
-      </w:r>
+      <w:fldSimple w:instr=" SEQ Equation \* ARABIC ">
+        <w:r>
+          <w:rPr>
+            <w:noProof/>
+          </w:rPr>
+          <w:t>3</w:t>
+        </w:r>
+      </w:fldSimple>
     </w:p>
     <w:p>
       <w:pPr>
@@ -5777,14 +5743,14 @@
         <w:t xml:space="preserve">2 </w:t>
       </w:r>
       <w:r>
-        <w:t xml:space="preserve">to CO, shifting the synthesis reaction toward the faster, more thermodydnamically favorable CO hydrogenation route </w:t>
+        <w:t xml:space="preserve">to CO, shifting the synthesis reaction toward the faster, more thermodynamically favorable CO hydrogenation route </w:t>
       </w:r>
       <w:sdt>
         <w:sdtPr>
           <w:rPr>
             <w:color w:val="000000"/>
           </w:rPr>
-          <w:tag w:val="MENDELEY_CITATION_v3_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"/>
+          <w:tag w:val="MENDELEY_CITATION_v3_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"/>
           <w:id w:val="-90469987"/>
           <w:placeholder>
             <w:docPart w:val="BA0AE2B30328450E958BC6CE0AF9542B"/>
@@ -5917,24 +5883,14 @@
       <w:r>
         <w:t xml:space="preserve">Equation </w:t>
       </w:r>
-      <w:r>
-        <w:fldChar w:fldCharType="begin"/>
-      </w:r>
-      <w:r>
-        <w:instrText xml:space="preserve"> SEQ Equation \* ARABIC </w:instrText>
-      </w:r>
-      <w:r>
-        <w:fldChar w:fldCharType="separate"/>
-      </w:r>
-      <w:r>
-        <w:rPr>
-          <w:noProof/>
-        </w:rPr>
-        <w:t>4</w:t>
-      </w:r>
-      <w:r>
-        <w:fldChar w:fldCharType="end"/>
-      </w:r>
+      <w:fldSimple w:instr=" SEQ Equation \* ARABIC ">
+        <w:r>
+          <w:rPr>
+            <w:noProof/>
+          </w:rPr>
+          <w:t>4</w:t>
+        </w:r>
+      </w:fldSimple>
     </w:p>
     <w:p>
       <w:pPr>
@@ -5984,7 +5940,13 @@
         <w:t xml:space="preserve"> already meets </w:t>
       </w:r>
       <w:r>
-        <w:t>the biogas path inside an Autothermal Reformer (ATR). The oxygen from electrolyzer will then be used to generate internal thermal energy via exothermic methane partial oxidation</w:t>
+        <w:t xml:space="preserve">the biogas path inside an Autothermal Reformer (ATR). The oxygen from </w:t>
+      </w:r>
+      <w:r>
+        <w:t xml:space="preserve">the </w:t>
+      </w:r>
+      <w:r>
+        <w:t>electrolyzer will then be used to generate internal thermal energy via exothermic methane partial oxidation</w:t>
       </w:r>
     </w:p>
     <w:p>
@@ -6168,31 +6130,27 @@
       <w:r>
         <w:t xml:space="preserve">Equation </w:t>
       </w:r>
-      <w:r>
-        <w:fldChar w:fldCharType="begin"/>
-      </w:r>
-      <w:r>
-        <w:instrText xml:space="preserve"> SEQ Equation \* ARABIC </w:instrText>
-      </w:r>
-      <w:r>
-        <w:fldChar w:fldCharType="separate"/>
-      </w:r>
-      <w:r>
-        <w:rPr>
-          <w:noProof/>
-        </w:rPr>
-        <w:t>5</w:t>
-      </w:r>
-      <w:r>
-        <w:fldChar w:fldCharType="end"/>
-      </w:r>
+      <w:fldSimple w:instr=" SEQ Equation \* ARABIC ">
+        <w:r>
+          <w:rPr>
+            <w:noProof/>
+          </w:rPr>
+          <w:t>5</w:t>
+        </w:r>
+      </w:fldSimple>
     </w:p>
     <w:p>
       <w:pPr>
         <w:ind w:left="360"/>
       </w:pPr>
       <w:r>
-        <w:t xml:space="preserve">Which sustains the endothermic steam reforming reactions. This strategy eliminates the need for a capital intensive Air Separation Unit (ASU). Dossow et al. </w:t>
+        <w:t>Which sustains the endothermic steam reforming reactions. This strategy eliminates the need for a capital</w:t>
+      </w:r>
+      <w:r>
+        <w:t>-</w:t>
+      </w:r>
+      <w:r>
+        <w:t xml:space="preserve">intensive Air Separation Unit (ASU). Dossow et al. </w:t>
       </w:r>
       <w:sdt>
         <w:sdtPr>
@@ -6225,18 +6183,18 @@
     </w:p>
     <w:p>
       <w:r>
-        <w:t>While these strategies establish the thermodynamic and chemical validity of stream integration, maintaining a mass-balance ratios between the continuous biogas path and volatile power-</w:t>
+        <w:t xml:space="preserve">While these strategies establish the thermodynamic and chemical validity of stream integration, maintaining mass-balance ratios between the continuous biogas path and volatile power-dependent </w:t>
       </w:r>
       <w:r>
         <w:lastRenderedPageBreak/>
-        <w:t xml:space="preserve">dependent hydrogen path remains a central operational dispatch challenge requiring an advanced optimization strategies </w:t>
+        <w:t xml:space="preserve">hydrogen path remains a central operational dispatch challenge requiring advanced optimization strategies </w:t>
       </w:r>
       <w:sdt>
         <w:sdtPr>
           <w:rPr>
             <w:color w:val="000000"/>
           </w:rPr>
-          <w:tag w:val="MENDELEY_CITATION_v3_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"/>
+          <w:tag w:val="MENDELEY_CITATION_v3_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"/>
           <w:id w:val="761346936"/>
           <w:placeholder>
             <w:docPart w:val="DefaultPlaceholder_-1854013440"/>
@@ -6291,7 +6249,7 @@
           <w:rPr>
             <w:color w:val="000000"/>
           </w:rPr>
-          <w:tag w:val="MENDELEY_CITATION_v3_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"/>
+          <w:tag w:val="MENDELEY_CITATION_v3_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"/>
           <w:id w:val="542867734"/>
           <w:placeholder>
             <w:docPart w:val="DefaultPlaceholder_-1854013440"/>
@@ -6375,7 +6333,7 @@
           <w:rPr>
             <w:color w:val="000000"/>
           </w:rPr>
-          <w:tag w:val="MENDELEY_CITATION_v3_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"/>
+          <w:tag w:val="MENDELEY_CITATION_v3_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"/>
           <w:id w:val="189191789"/>
           <w:placeholder>
             <w:docPart w:val="DefaultPlaceholder_-1854013440"/>
@@ -6445,11 +6403,11 @@
       <w:pPr>
         <w:pStyle w:val="Heading2"/>
       </w:pPr>
-      <w:bookmarkStart w:id="8" w:name="_Toc235289154"/>
+      <w:bookmarkStart w:id="9" w:name="_Toc235289154"/>
       <w:r>
         <w:t>MILP for Complex Polygeneration System</w:t>
       </w:r>
-      <w:bookmarkEnd w:id="8"/>
+      <w:bookmarkEnd w:id="9"/>
     </w:p>
     <w:p>
       <w:pPr>
@@ -7053,24 +7011,14 @@
       <w:r>
         <w:t xml:space="preserve">Equation </w:t>
       </w:r>
-      <w:r>
-        <w:fldChar w:fldCharType="begin"/>
-      </w:r>
-      <w:r>
-        <w:instrText xml:space="preserve"> SEQ Equation \* ARABIC </w:instrText>
-      </w:r>
-      <w:r>
-        <w:fldChar w:fldCharType="separate"/>
-      </w:r>
-      <w:r>
-        <w:rPr>
-          <w:noProof/>
-        </w:rPr>
-        <w:t>6</w:t>
-      </w:r>
-      <w:r>
-        <w:fldChar w:fldCharType="end"/>
-      </w:r>
+      <w:fldSimple w:instr=" SEQ Equation \* ARABIC ">
+        <w:r>
+          <w:rPr>
+            <w:noProof/>
+          </w:rPr>
+          <w:t>6</w:t>
+        </w:r>
+      </w:fldSimple>
       <w:r>
         <w:t xml:space="preserve"> Objective function example of an energy system</w:t>
       </w:r>
@@ -7497,24 +7445,14 @@
       <w:r>
         <w:t xml:space="preserve">Equation </w:t>
       </w:r>
-      <w:r>
-        <w:fldChar w:fldCharType="begin"/>
-      </w:r>
-      <w:r>
-        <w:instrText xml:space="preserve"> SEQ Equation \* ARABIC </w:instrText>
-      </w:r>
-      <w:r>
-        <w:fldChar w:fldCharType="separate"/>
-      </w:r>
-      <w:r>
-        <w:rPr>
-          <w:noProof/>
-        </w:rPr>
-        <w:t>7</w:t>
-      </w:r>
-      <w:r>
-        <w:fldChar w:fldCharType="end"/>
-      </w:r>
+      <w:fldSimple w:instr=" SEQ Equation \* ARABIC ">
+        <w:r>
+          <w:rPr>
+            <w:noProof/>
+          </w:rPr>
+          <w:t>7</w:t>
+        </w:r>
+      </w:fldSimple>
       <w:r>
         <w:t xml:space="preserve"> Power balance constraint example</w:t>
       </w:r>
@@ -7885,24 +7823,14 @@
       <w:r>
         <w:t xml:space="preserve">Equation </w:t>
       </w:r>
-      <w:r>
-        <w:fldChar w:fldCharType="begin"/>
-      </w:r>
-      <w:r>
-        <w:instrText xml:space="preserve"> SEQ Equation \* ARABIC </w:instrText>
-      </w:r>
-      <w:r>
-        <w:fldChar w:fldCharType="separate"/>
-      </w:r>
-      <w:r>
-        <w:rPr>
-          <w:noProof/>
-        </w:rPr>
-        <w:t>8</w:t>
-      </w:r>
-      <w:r>
-        <w:fldChar w:fldCharType="end"/>
-      </w:r>
+      <w:fldSimple w:instr=" SEQ Equation \* ARABIC ">
+        <w:r>
+          <w:rPr>
+            <w:noProof/>
+          </w:rPr>
+          <w:t>8</w:t>
+        </w:r>
+      </w:fldSimple>
       <w:r>
         <w:t xml:space="preserve"> Example of a flow constraint</w:t>
       </w:r>
@@ -8273,24 +8201,14 @@
       <w:r>
         <w:t xml:space="preserve">Equation </w:t>
       </w:r>
-      <w:r>
-        <w:fldChar w:fldCharType="begin"/>
-      </w:r>
-      <w:r>
-        <w:instrText xml:space="preserve"> SEQ Equation \* ARABIC </w:instrText>
-      </w:r>
-      <w:r>
-        <w:fldChar w:fldCharType="separate"/>
-      </w:r>
-      <w:r>
-        <w:rPr>
-          <w:noProof/>
-        </w:rPr>
-        <w:t>9</w:t>
-      </w:r>
-      <w:r>
-        <w:fldChar w:fldCharType="end"/>
-      </w:r>
+      <w:fldSimple w:instr=" SEQ Equation \* ARABIC ">
+        <w:r>
+          <w:rPr>
+            <w:noProof/>
+          </w:rPr>
+          <w:t>9</w:t>
+        </w:r>
+      </w:fldSimple>
       <w:r>
         <w:t xml:space="preserve"> Example of SOC evolution definition in MILP.</w:t>
       </w:r>
@@ -8419,7 +8337,19 @@
         <w:rPr>
           <w:kern w:val="0"/>
         </w:rPr>
-        <w:t>. Adjacent to Mixed-Integer Linear Programming (MILP), several mathematical and heuristic paradigms are widely evaluated across literature</w:t>
+        <w:t xml:space="preserve">. Adjacent to Mixed-Integer Linear Programming (MILP), several mathematical and heuristic paradigms are widely evaluated across </w:t>
+      </w:r>
+      <w:r>
+        <w:rPr>
+          <w:kern w:val="0"/>
+        </w:rPr>
+        <w:t xml:space="preserve">the </w:t>
+      </w:r>
+      <w:r>
+        <w:rPr>
+          <w:kern w:val="0"/>
+        </w:rPr>
+        <w:t>literature</w:t>
       </w:r>
       <w:r>
         <w:rPr>
@@ -8495,7 +8425,7 @@
             <w:color w:val="000000"/>
             <w:kern w:val="0"/>
           </w:rPr>
-          <w:tag w:val="MENDELEY_CITATION_v3_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"/>
+          <w:tag w:val="MENDELEY_CITATION_v3_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"/>
           <w:id w:val="-1636088178"/>
           <w:placeholder>
             <w:docPart w:val="DefaultPlaceholder_-1854013440"/>
@@ -8590,33 +8520,29 @@
       <w:r>
         <w:t xml:space="preserve">Table </w:t>
       </w:r>
-      <w:r>
-        <w:fldChar w:fldCharType="begin"/>
-      </w:r>
-      <w:r>
-        <w:instrText xml:space="preserve"> SEQ Table \* ARABIC </w:instrText>
-      </w:r>
-      <w:r>
-        <w:fldChar w:fldCharType="separate"/>
-      </w:r>
-      <w:r>
-        <w:rPr>
-          <w:noProof/>
-        </w:rPr>
-        <w:t>3</w:t>
-      </w:r>
-      <w:r>
-        <w:fldChar w:fldCharType="end"/>
-      </w:r>
-      <w:r>
-        <w:t xml:space="preserve"> Advantages and Disadvantages of different optimization paradigm </w:t>
+      <w:fldSimple w:instr=" SEQ Table \* ARABIC ">
+        <w:r>
+          <w:rPr>
+            <w:noProof/>
+          </w:rPr>
+          <w:t>3</w:t>
+        </w:r>
+      </w:fldSimple>
+      <w:r>
+        <w:t xml:space="preserve"> Advantages and Disadvantages of different optimization paradigm</w:t>
+      </w:r>
+      <w:r>
+        <w:t>s</w:t>
+      </w:r>
+      <w:r>
+        <w:t xml:space="preserve"> </w:t>
       </w:r>
       <w:sdt>
         <w:sdtPr>
           <w:rPr>
             <w:color w:val="44546A"/>
           </w:rPr>
-          <w:tag w:val="MENDELEY_CITATION_v3_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"/>
+          <w:tag w:val="MENDELEY_CITATION_v3_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"/>
           <w:id w:val="-1163236547"/>
           <w:placeholder>
             <w:docPart w:val="DefaultPlaceholder_-1854013440"/>
@@ -9278,7 +9204,31 @@
         <w:rPr>
           <w:kern w:val="0"/>
         </w:rPr>
-        <w:t xml:space="preserve">MILP has been used a lot of times in the literature to optimize different kinds of polygeneration system. A similar study that researches the use of MILP to optimize a similar system of hybrid biomass power-to-methanol system showed that MILP discovered optimal sizing and dispatch that results in LCOM of 805 EUR /t under the assumption of high biogas availability. This system adopts a configuration consisting of a low-pressure AWE, absorption-based CO2 capture, and steam production from methanol purge gas for internal heat supply </w:t>
+        <w:t>MILP has been used a lot of times in the literature to optimize different kinds of polygeneration system</w:t>
+      </w:r>
+      <w:r>
+        <w:rPr>
+          <w:kern w:val="0"/>
+        </w:rPr>
+        <w:t>s</w:t>
+      </w:r>
+      <w:r>
+        <w:rPr>
+          <w:kern w:val="0"/>
+        </w:rPr>
+        <w:t xml:space="preserve">. A similar study that researches the use of MILP to optimize a similar system of </w:t>
+      </w:r>
+      <w:r>
+        <w:rPr>
+          <w:kern w:val="0"/>
+        </w:rPr>
+        <w:t xml:space="preserve">a </w:t>
+      </w:r>
+      <w:r>
+        <w:rPr>
+          <w:kern w:val="0"/>
+        </w:rPr>
+        <w:t xml:space="preserve">hybrid biomass power-to-methanol system showed that MILP discovered optimal sizing and dispatch that results in LCOM of 805 EUR /t under the assumption of high biogas availability. This system adopts a configuration consisting of a low-pressure AWE, absorption-based CO2 capture, and steam production from methanol purge gas for internal heat supply </w:t>
       </w:r>
       <w:sdt>
         <w:sdtPr>
@@ -9306,14 +9256,122 @@
         <w:rPr>
           <w:kern w:val="0"/>
         </w:rPr>
-        <w:t xml:space="preserve">. In one energy-community case, MILP has been used to optimize jointly design and operate distributed polygeneration with district heatng and cooling, storage, and energy sharing, showing clear cost-emissions tradeoffs. The result showed two results can come out depending on objective function emphasis of either 24.3% CO2 emission cut at 1.9% cost increase or 31.9% CO2 cut with a 2.22.2% CO2 emissions </w:t>
+        <w:t xml:space="preserve">. In one energy-community case, MILP has been used to </w:t>
       </w:r>
       <w:r>
         <w:rPr>
           <w:kern w:val="0"/>
         </w:rPr>
+        <w:t xml:space="preserve">jointly </w:t>
+      </w:r>
+      <w:r>
+        <w:rPr>
+          <w:kern w:val="0"/>
+        </w:rPr>
+        <w:t>optimize design and operat</w:t>
+      </w:r>
+      <w:r>
+        <w:rPr>
+          <w:kern w:val="0"/>
+        </w:rPr>
+        <w:t>ion of</w:t>
+      </w:r>
+      <w:r>
+        <w:rPr>
+          <w:kern w:val="0"/>
+        </w:rPr>
+        <w:t xml:space="preserve"> distributed polygeneration with district heat</w:t>
+      </w:r>
+      <w:r>
+        <w:rPr>
+          <w:kern w:val="0"/>
+        </w:rPr>
+        <w:t>i</w:t>
+      </w:r>
+      <w:r>
+        <w:rPr>
+          <w:kern w:val="0"/>
+        </w:rPr>
+        <w:t>ng and cooling, storage, and energy sharing, showing clear cost-emissions tradeoffs. The result</w:t>
+      </w:r>
+      <w:r>
+        <w:rPr>
+          <w:kern w:val="0"/>
+        </w:rPr>
+        <w:t>s</w:t>
+      </w:r>
+      <w:r>
+        <w:rPr>
+          <w:kern w:val="0"/>
+        </w:rPr>
+        <w:t xml:space="preserve"> showed two </w:t>
+      </w:r>
+      <w:r>
+        <w:rPr>
+          <w:kern w:val="0"/>
+        </w:rPr>
+        <w:t>outcome</w:t>
+      </w:r>
+      <w:r>
+        <w:rPr>
+          <w:kern w:val="0"/>
+        </w:rPr>
+        <w:t xml:space="preserve">s can come out depending on </w:t>
+      </w:r>
+      <w:r>
+        <w:rPr>
+          <w:kern w:val="0"/>
+        </w:rPr>
+        <w:t xml:space="preserve">the </w:t>
+      </w:r>
+      <w:r>
+        <w:rPr>
+          <w:kern w:val="0"/>
+        </w:rPr>
+        <w:t xml:space="preserve">objective function emphasis of either </w:t>
+      </w:r>
+      <w:r>
+        <w:rPr>
+          <w:kern w:val="0"/>
+        </w:rPr>
+        <w:t xml:space="preserve">a </w:t>
+      </w:r>
+      <w:r>
+        <w:rPr>
+          <w:kern w:val="0"/>
+        </w:rPr>
+        <w:t xml:space="preserve">24.3% CO2 emission cut at </w:t>
+      </w:r>
+      <w:r>
+        <w:rPr>
+          <w:kern w:val="0"/>
+        </w:rPr>
+        <w:t xml:space="preserve">a </w:t>
+      </w:r>
+      <w:r>
+        <w:rPr>
+          <w:kern w:val="0"/>
+        </w:rPr>
+        <w:t xml:space="preserve">1.9% cost increase or </w:t>
+      </w:r>
+      <w:r>
+        <w:rPr>
+          <w:kern w:val="0"/>
+        </w:rPr>
+        <w:t xml:space="preserve">a </w:t>
+      </w:r>
+      <w:r>
+        <w:rPr>
+          <w:kern w:val="0"/>
+        </w:rPr>
+        <w:t xml:space="preserve">31.9% CO2 cut with a </w:t>
+      </w:r>
+      <w:r>
+        <w:rPr>
+          <w:kern w:val="0"/>
+        </w:rPr>
         <w:lastRenderedPageBreak/>
-        <w:t xml:space="preserve">increase </w:t>
+        <w:t xml:space="preserve">2.22.2% CO2 emissions increase </w:t>
       </w:r>
       <w:sdt>
         <w:sdtPr>
@@ -9321,7 +9379,7 @@
             <w:color w:val="000000"/>
             <w:kern w:val="0"/>
           </w:rPr>
-          <w:tag w:val="MENDELEY_CITATION_v3_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"/>
+          <w:tag w:val="MENDELEY_CITATION_v3_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"/>
           <w:id w:val="1658423368"/>
           <w:placeholder>
             <w:docPart w:val="DefaultPlaceholder_-1854013440"/>
@@ -9358,86 +9416,12 @@
           <w:kern w:val="0"/>
         </w:rPr>
       </w:pPr>
-      <w:commentRangeStart w:id="9"/>
+      <w:commentRangeStart w:id="10"/>
       <w:r>
         <w:rPr>
           <w:kern w:val="0"/>
         </w:rPr>
-        <w:t xml:space="preserve">The key strength of MILP is the deterministic model that it offers on the modeled problem. If the system can be expressed with linear relationships, MILP guarantees an optimal solution to that formulation, which makes it highly attractive for sizing and dispatching problems with hard operational constraints []. </w:t>
-      </w:r>
-      <w:r>
-        <w:rPr>
-          <w:kern w:val="0"/>
-        </w:rPr>
-        <w:t>Other than that, every constraint, feasibility, and infeasibility are explicit and can be traced to how the system is defined, thus it has the benefit of easier interpretability and debugging. Due to the exactness and deterministic model, MILP becomes a great baseline for benchmarking novel methodologies such as RL [].</w:t>
-      </w:r>
-    </w:p>
-    <w:p>
-      <w:pPr>
-        <w:rPr>
-          <w:kern w:val="0"/>
-        </w:rPr>
-      </w:pPr>
-    </w:p>
-    <w:p>
-      <w:pPr>
-        <w:rPr>
-          <w:kern w:val="0"/>
-        </w:rPr>
-      </w:pPr>
-      <w:r>
-        <w:rPr>
-          <w:kern w:val="0"/>
-        </w:rPr>
-        <w:t xml:space="preserve"> The main gap of MILP is that optimality is guareanteed only for the approximated linear model, not necessarily the real physical system []. Therefore, in the case of complex polygeneration system that contains nonlinear part-load efficiencies, thermal inertia, degradation, recycle interactions, and stochastic renewables, they often need to be simplified to their linear equivalent or linearized thorugh process such as piecewise linearization</w:t>
-      </w:r>
-      <w:r>
-        <w:rPr>
-          <w:kern w:val="0"/>
-        </w:rPr>
-        <w:t xml:space="preserve"> []</w:t>
-      </w:r>
-      <w:r>
-        <w:rPr>
-          <w:kern w:val="0"/>
-        </w:rPr>
-        <w:t xml:space="preserve">. Another significant drawback is also the computation time that significantly inreases with the number of non-convex definition, decision variables, and long horizon, which is the exact opposite to a trained RL agent that can run in millisecond after being trained, and results in a major limitation for real-time operation []. </w:t>
-      </w:r>
-      <w:commentRangeEnd w:id="9"/>
-      <w:r>
-        <w:rPr>
-          <w:rStyle w:val="CommentReference"/>
-          <w:kern w:val="0"/>
-          <w:sz w:val="24"/>
-          <w:szCs w:val="22"/>
-        </w:rPr>
-        <w:commentReference w:id="9"/>
-      </w:r>
-    </w:p>
-    <w:p>
-      <w:pPr>
-        <w:rPr>
-          <w:kern w:val="0"/>
-        </w:rPr>
-      </w:pPr>
-    </w:p>
-    <w:p>
-      <w:pPr>
-        <w:rPr>
-          <w:kern w:val="0"/>
-        </w:rPr>
-      </w:pPr>
-      <w:r>
-        <w:rPr>
-          <w:kern w:val="0"/>
-        </w:rPr>
-        <w:t>The reason why RL becomes interesting to explore is not because MILP is weak at optimization, rather that it is less suitable for fast repeated control when the environment is uncertain, partially observed, and dynamically changing</w:t>
-      </w:r>
-      <w:r>
-        <w:rPr>
-          <w:kern w:val="0"/>
-        </w:rPr>
-        <w:t xml:space="preserve"> </w:t>
+        <w:t xml:space="preserve">The key strength of MILP is the deterministic model that it offers on the modeled problem. If the system can be expressed with linear relationships, MILP guarantees an optimal solution to that formulation, which makes it highly attractive for sizing and dispatching problems with hard operational constraints </w:t>
       </w:r>
       <w:sdt>
         <w:sdtPr>
@@ -9445,7 +9429,335 @@
             <w:color w:val="000000"/>
             <w:kern w:val="0"/>
           </w:rPr>
-          <w:tag w:val="MENDELEY_CITATION_v3_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"/>
+          <w:tag w:val="MENDELEY_CITATION_v3_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"/>
+          <w:id w:val="-1765301960"/>
+          <w:placeholder>
+            <w:docPart w:val="DefaultPlaceholder_-1854013440"/>
+          </w:placeholder>
+        </w:sdtPr>
+        <w:sdtContent>
+          <w:r>
+            <w:rPr>
+              <w:color w:val="000000"/>
+              <w:kern w:val="0"/>
+            </w:rPr>
+            <w:t>[38]</w:t>
+          </w:r>
+        </w:sdtContent>
+      </w:sdt>
+      <w:r>
+        <w:rPr>
+          <w:kern w:val="0"/>
+        </w:rPr>
+        <w:t xml:space="preserve">. </w:t>
+      </w:r>
+      <w:r>
+        <w:rPr>
+          <w:kern w:val="0"/>
+        </w:rPr>
+        <w:t xml:space="preserve">Other than that, every constraint, feasibility, and infeasibility </w:t>
+      </w:r>
+      <w:r>
+        <w:rPr>
+          <w:kern w:val="0"/>
+        </w:rPr>
+        <w:t>is</w:t>
+      </w:r>
+      <w:r>
+        <w:rPr>
+          <w:kern w:val="0"/>
+        </w:rPr>
+        <w:t xml:space="preserve"> explicit and can be traced to how the system is defined</w:t>
+      </w:r>
+      <w:r>
+        <w:rPr>
+          <w:kern w:val="0"/>
+        </w:rPr>
+        <w:t>;</w:t>
+      </w:r>
+      <w:r>
+        <w:rPr>
+          <w:kern w:val="0"/>
+        </w:rPr>
+        <w:t xml:space="preserve"> thus</w:t>
+      </w:r>
+      <w:r>
+        <w:rPr>
+          <w:kern w:val="0"/>
+        </w:rPr>
+        <w:t>,</w:t>
+      </w:r>
+      <w:r>
+        <w:rPr>
+          <w:kern w:val="0"/>
+        </w:rPr>
+        <w:t xml:space="preserve"> it has the benefit of easier interpretability and debugging. Due to the exactness and deterministic model, MILP becomes a great baseline for benchmarking novel methodologies such as RL </w:t>
+      </w:r>
+      <w:sdt>
+        <w:sdtPr>
+          <w:rPr>
+            <w:color w:val="000000"/>
+            <w:kern w:val="0"/>
+          </w:rPr>
+          <w:tag w:val="MENDELEY_CITATION_v3_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"/>
+          <w:id w:val="-1144128922"/>
+          <w:placeholder>
+            <w:docPart w:val="DefaultPlaceholder_-1854013440"/>
+          </w:placeholder>
+        </w:sdtPr>
+        <w:sdtContent>
+          <w:r>
+            <w:rPr>
+              <w:color w:val="000000"/>
+              <w:kern w:val="0"/>
+            </w:rPr>
+            <w:t>[39]</w:t>
+          </w:r>
+        </w:sdtContent>
+      </w:sdt>
+      <w:r>
+        <w:rPr>
+          <w:kern w:val="0"/>
+        </w:rPr>
+        <w:t>.</w:t>
+      </w:r>
+    </w:p>
+    <w:p>
+      <w:pPr>
+        <w:rPr>
+          <w:kern w:val="0"/>
+        </w:rPr>
+      </w:pPr>
+    </w:p>
+    <w:p>
+      <w:pPr>
+        <w:rPr>
+          <w:kern w:val="0"/>
+        </w:rPr>
+      </w:pPr>
+      <w:r>
+        <w:rPr>
+          <w:kern w:val="0"/>
+        </w:rPr>
+        <w:t xml:space="preserve"> The main gap of MILP is that optimality is guaranteed only for the approximated linear model, not necessarily the real physical system </w:t>
+      </w:r>
+      <w:sdt>
+        <w:sdtPr>
+          <w:rPr>
+            <w:color w:val="000000"/>
+            <w:kern w:val="0"/>
+          </w:rPr>
+          <w:tag w:val="MENDELEY_CITATION_v3_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"/>
+          <w:id w:val="945972788"/>
+          <w:placeholder>
+            <w:docPart w:val="DefaultPlaceholder_-1854013440"/>
+          </w:placeholder>
+        </w:sdtPr>
+        <w:sdtContent>
+          <w:r>
+            <w:rPr>
+              <w:color w:val="000000"/>
+              <w:kern w:val="0"/>
+            </w:rPr>
+            <w:t>[40]</w:t>
+          </w:r>
+        </w:sdtContent>
+      </w:sdt>
+      <w:r>
+        <w:rPr>
+          <w:kern w:val="0"/>
+        </w:rPr>
+        <w:t>. Therefore, in the case of complex polygeneration system</w:t>
+      </w:r>
+      <w:r>
+        <w:rPr>
+          <w:kern w:val="0"/>
+        </w:rPr>
+        <w:t>s</w:t>
+      </w:r>
+      <w:r>
+        <w:rPr>
+          <w:kern w:val="0"/>
+        </w:rPr>
+        <w:t xml:space="preserve"> that contain nonlinear part-load efficiencies, thermal inertia, degradation, recycle interactions, and stochastic renewables, they often need to be simplified to their linear equivalent or linearized th</w:t>
+      </w:r>
+      <w:r>
+        <w:rPr>
+          <w:kern w:val="0"/>
+        </w:rPr>
+        <w:t>ro</w:t>
+      </w:r>
+      <w:r>
+        <w:rPr>
+          <w:kern w:val="0"/>
+        </w:rPr>
+        <w:t>ugh process</w:t>
+      </w:r>
+      <w:r>
+        <w:rPr>
+          <w:kern w:val="0"/>
+        </w:rPr>
+        <w:t>es</w:t>
+      </w:r>
+      <w:r>
+        <w:rPr>
+          <w:kern w:val="0"/>
+        </w:rPr>
+        <w:t xml:space="preserve"> such as piecewise linearization</w:t>
+      </w:r>
+      <w:r>
+        <w:rPr>
+          <w:kern w:val="0"/>
+        </w:rPr>
+        <w:t xml:space="preserve"> </w:t>
+      </w:r>
+      <w:sdt>
+        <w:sdtPr>
+          <w:rPr>
+            <w:color w:val="000000"/>
+            <w:kern w:val="0"/>
+          </w:rPr>
+          <w:tag w:val="MENDELEY_CITATION_v3_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"/>
+          <w:id w:val="1928302660"/>
+          <w:placeholder>
+            <w:docPart w:val="DefaultPlaceholder_-1854013440"/>
+          </w:placeholder>
+        </w:sdtPr>
+        <w:sdtContent>
+          <w:r>
+            <w:rPr>
+              <w:color w:val="000000"/>
+              <w:kern w:val="0"/>
+            </w:rPr>
+            <w:t>[41]</w:t>
+          </w:r>
+        </w:sdtContent>
+      </w:sdt>
+      <w:r>
+        <w:rPr>
+          <w:kern w:val="0"/>
+        </w:rPr>
+        <w:t>. Another significant drawback is also the computation time that significantly in</w:t>
+      </w:r>
+      <w:r>
+        <w:rPr>
+          <w:kern w:val="0"/>
+        </w:rPr>
+        <w:t>c</w:t>
+      </w:r>
+      <w:r>
+        <w:rPr>
+          <w:kern w:val="0"/>
+        </w:rPr>
+        <w:t>reases with the number of non-convex definition</w:t>
+      </w:r>
+      <w:r>
+        <w:rPr>
+          <w:kern w:val="0"/>
+        </w:rPr>
+        <w:t>s</w:t>
+      </w:r>
+      <w:r>
+        <w:rPr>
+          <w:kern w:val="0"/>
+        </w:rPr>
+        <w:t>, decision variables, and long horizon, which is the exact opposite to a trained RL agent that can run in millisecond</w:t>
+      </w:r>
+      <w:r>
+        <w:rPr>
+          <w:kern w:val="0"/>
+        </w:rPr>
+        <w:t>s</w:t>
+      </w:r>
+      <w:r>
+        <w:rPr>
+          <w:kern w:val="0"/>
+        </w:rPr>
+        <w:t xml:space="preserve"> after being trained, and results in a major limitation for real-time operation </w:t>
+      </w:r>
+      <w:sdt>
+        <w:sdtPr>
+          <w:rPr>
+            <w:color w:val="000000"/>
+            <w:kern w:val="0"/>
+          </w:rPr>
+          <w:tag w:val="MENDELEY_CITATION_v3_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"/>
+          <w:id w:val="-997655022"/>
+          <w:placeholder>
+            <w:docPart w:val="DefaultPlaceholder_-1854013440"/>
+          </w:placeholder>
+        </w:sdtPr>
+        <w:sdtContent>
+          <w:r>
+            <w:rPr>
+              <w:color w:val="000000"/>
+              <w:kern w:val="0"/>
+            </w:rPr>
+            <w:t>[42]</w:t>
+          </w:r>
+        </w:sdtContent>
+      </w:sdt>
+      <w:r>
+        <w:rPr>
+          <w:kern w:val="0"/>
+        </w:rPr>
+        <w:t xml:space="preserve">. </w:t>
+      </w:r>
+      <w:commentRangeEnd w:id="10"/>
+      <w:r>
+        <w:rPr>
+          <w:rStyle w:val="CommentReference"/>
+          <w:kern w:val="0"/>
+          <w:sz w:val="24"/>
+          <w:szCs w:val="22"/>
+        </w:rPr>
+        <w:commentReference w:id="10"/>
+      </w:r>
+    </w:p>
+    <w:p>
+      <w:pPr>
+        <w:rPr>
+          <w:kern w:val="0"/>
+        </w:rPr>
+      </w:pPr>
+    </w:p>
+    <w:p>
+      <w:pPr>
+        <w:rPr>
+          <w:kern w:val="0"/>
+        </w:rPr>
+      </w:pPr>
+      <w:r>
+        <w:rPr>
+          <w:kern w:val="0"/>
+        </w:rPr>
+        <w:t xml:space="preserve">The reason why RL becomes interesting to explore is not </w:t>
+      </w:r>
+      <w:r>
+        <w:rPr>
+          <w:kern w:val="0"/>
+        </w:rPr>
+        <w:t>that</w:t>
+      </w:r>
+      <w:r>
+        <w:rPr>
+          <w:kern w:val="0"/>
+        </w:rPr>
+        <w:t xml:space="preserve"> MILP is weak at optimization, rather that it is less suitable for fast repeated control when the environment is uncertain, partially observed, and dynamically changing</w:t>
+      </w:r>
+      <w:r>
+        <w:rPr>
+          <w:kern w:val="0"/>
+        </w:rPr>
+        <w:t xml:space="preserve"> </w:t>
+      </w:r>
+      <w:sdt>
+        <w:sdtPr>
+          <w:rPr>
+            <w:color w:val="000000"/>
+            <w:kern w:val="0"/>
+          </w:rPr>
+          <w:tag w:val="MENDELEY_CITATION_v3_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"/>
           <w:id w:val="1211295865"/>
           <w:placeholder>
             <w:docPart w:val="DefaultPlaceholder_-1854013440"/>
@@ -9457,7 +9769,7 @@
               <w:color w:val="000000"/>
               <w:kern w:val="0"/>
             </w:rPr>
-            <w:t>[38], [39]</w:t>
+            <w:t>[43], [44]</w:t>
           </w:r>
         </w:sdtContent>
       </w:sdt>
@@ -9471,7 +9783,19 @@
         <w:rPr>
           <w:kern w:val="0"/>
         </w:rPr>
-        <w:t xml:space="preserve"> In biomass power-to-methanol systems, this would matter when biomass quality, renewable power input, hydrogen availability, market signals, and flexible downstream deman vary over time, forcing frequent re-optimization under nonlinear couplings. In this nische, RL literature positions itself as a complementary method rather than a direct replacement for MILP, and MILP remains a robust baseline to validate the results of this RL approach </w:t>
+        <w:t xml:space="preserve"> In biomass power-to-methanol systems, this would matter when biomass quality, renewable power input, hydrogen availability, market signals, and flexible downstream deman</w:t>
+      </w:r>
+      <w:r>
+        <w:rPr>
+          <w:kern w:val="0"/>
+        </w:rPr>
+        <w:t>d</w:t>
+      </w:r>
+      <w:r>
+        <w:rPr>
+          <w:kern w:val="0"/>
+        </w:rPr>
+        <w:t xml:space="preserve"> vary over time, forcing frequent re-optimization under nonlinear couplings. In this niche, RL literature positions itself as a complementary method rather than a direct replacement for MILP, and MILP remains a robust baseline to validate the results of this RL approach </w:t>
       </w:r>
       <w:sdt>
         <w:sdtPr>
@@ -9479,7 +9803,7 @@
             <w:color w:val="000000"/>
             <w:kern w:val="0"/>
           </w:rPr>
-          <w:tag w:val="MENDELEY_CITATION_v3_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"/>
+          <w:tag w:val="MENDELEY_CITATION_v3_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"/>
           <w:id w:val="289641468"/>
           <w:placeholder>
             <w:docPart w:val="DefaultPlaceholder_-1854013440"/>
@@ -9491,7 +9815,7 @@
               <w:color w:val="000000"/>
               <w:kern w:val="0"/>
             </w:rPr>
-            <w:t>[40]</w:t>
+            <w:t>[45]</w:t>
           </w:r>
         </w:sdtContent>
       </w:sdt>
@@ -9513,44 +9837,182 @@
       <w:pPr>
         <w:pStyle w:val="Heading2"/>
       </w:pPr>
-      <w:bookmarkStart w:id="10" w:name="_Toc235289155"/>
+      <w:bookmarkStart w:id="11" w:name="_Toc235289155"/>
       <w:r>
         <w:t>State-of-the</w:t>
       </w:r>
       <w:r>
-        <w:t>-art RL in Optimizing Energy System and Industrial Processes</w:t>
-      </w:r>
-      <w:bookmarkEnd w:id="10"/>
+        <w:t xml:space="preserve">-art RL in Optimizing Energy </w:t>
+      </w:r>
+      <w:bookmarkEnd w:id="11"/>
+      <w:r>
+        <w:t>and Industrial Systems</w:t>
+      </w:r>
       <w:r>
         <w:t xml:space="preserve"> </w:t>
       </w:r>
     </w:p>
     <w:p>
+      <w:pPr>
+        <w:pStyle w:val="ListParagraph"/>
+        <w:numPr>
+          <w:ilvl w:val="0"/>
+          <w:numId w:val="14"/>
+        </w:numPr>
+      </w:pPr>
+      <w:r>
+        <w:t>What is RL? And how does it differ mainly from MILP?</w:t>
+      </w:r>
+      <w:r>
+        <w:t xml:space="preserve"> And why is it even a relevant </w:t>
+      </w:r>
+      <w:r>
+        <w:lastRenderedPageBreak/>
+        <w:t>consideration for optimizing energy system?</w:t>
+      </w:r>
+    </w:p>
+    <w:p>
+      <w:pPr>
+        <w:pStyle w:val="ListParagraph"/>
+        <w:numPr>
+          <w:ilvl w:val="0"/>
+          <w:numId w:val="14"/>
+        </w:numPr>
+      </w:pPr>
+      <w:r>
+        <w:t>What are the different kinds of novel RL</w:t>
+      </w:r>
+      <w:r>
+        <w:t xml:space="preserve"> and RL</w:t>
+      </w:r>
+      <w:r>
+        <w:t xml:space="preserve"> algorithms?</w:t>
+      </w:r>
+    </w:p>
+    <w:p>
+      <w:pPr>
+        <w:pStyle w:val="ListParagraph"/>
+        <w:numPr>
+          <w:ilvl w:val="1"/>
+          <w:numId w:val="14"/>
+        </w:numPr>
+      </w:pPr>
+      <w:r>
+        <w:t>Model-based and model free</w:t>
+      </w:r>
+    </w:p>
+    <w:p>
+      <w:pPr>
+        <w:pStyle w:val="ListParagraph"/>
+        <w:numPr>
+          <w:ilvl w:val="1"/>
+          <w:numId w:val="14"/>
+        </w:numPr>
+      </w:pPr>
+      <w:r>
+        <w:t xml:space="preserve">Value-based and </w:t>
+      </w:r>
+      <w:r>
+        <w:t>Policy based</w:t>
+      </w:r>
+    </w:p>
+    <w:p>
+      <w:pPr>
+        <w:pStyle w:val="ListParagraph"/>
+        <w:numPr>
+          <w:ilvl w:val="1"/>
+          <w:numId w:val="14"/>
+        </w:numPr>
+      </w:pPr>
+      <w:r>
+        <w:t xml:space="preserve">Combination? PPO, SAC, </w:t>
+      </w:r>
+    </w:p>
+    <w:p>
+      <w:pPr>
+        <w:pStyle w:val="ListParagraph"/>
+        <w:numPr>
+          <w:ilvl w:val="1"/>
+          <w:numId w:val="14"/>
+        </w:numPr>
+      </w:pPr>
+      <w:r>
+        <w:t>Table that shortly summarizes the different type of RL algorithms and their strengths and drawbacks</w:t>
+      </w:r>
+    </w:p>
+    <w:p>
+      <w:pPr>
+        <w:pStyle w:val="ListParagraph"/>
+        <w:numPr>
+          <w:ilvl w:val="0"/>
+          <w:numId w:val="14"/>
+        </w:numPr>
+      </w:pPr>
+      <w:r>
+        <w:t>How do these different RL algorithms perform in optimizing energy system</w:t>
+      </w:r>
+      <w:r>
+        <w:t>s</w:t>
+      </w:r>
+    </w:p>
+    <w:p>
+      <w:pPr>
+        <w:pStyle w:val="ListParagraph"/>
+        <w:numPr>
+          <w:ilvl w:val="1"/>
+          <w:numId w:val="14"/>
+        </w:numPr>
+      </w:pPr>
+      <w:r>
+        <w:t>Example of RL performance in different energy problems</w:t>
+      </w:r>
+    </w:p>
+    <w:p>
+      <w:pPr>
+        <w:pStyle w:val="ListParagraph"/>
+        <w:ind w:left="1440"/>
+      </w:pPr>
+    </w:p>
+    <w:p>
       <w:r>
         <w:t xml:space="preserve">The adoption of RL </w:t>
       </w:r>
       <w:r>
-        <w:t>to optimize an energy system or industrial process has been a</w:t>
-      </w:r>
-      <w:r>
-        <w:t xml:space="preserve">n interest </w:t>
-      </w:r>
-      <w:r>
-        <w:t xml:space="preserve">of a lot </w:t>
-      </w:r>
-      <w:r>
-        <w:lastRenderedPageBreak/>
-        <w:t>of researchers</w:t>
-      </w:r>
-      <w:r>
-        <w:t xml:space="preserve"> due to their compelling advantages, particularly due to their inherent flexibility and adaptability </w:t>
+        <w:t xml:space="preserve">to optimize an energy system or industrial process has been </w:t>
+      </w:r>
+      <w:r>
+        <w:t>of</w:t>
+      </w:r>
+      <w:r>
+        <w:t xml:space="preserve"> interest </w:t>
+      </w:r>
+      <w:r>
+        <w:t>to</w:t>
+      </w:r>
+      <w:r>
+        <w:t xml:space="preserve"> a lot of researchers</w:t>
+      </w:r>
+      <w:r>
+        <w:t xml:space="preserve"> due to </w:t>
+      </w:r>
+      <w:r>
+        <w:t>its</w:t>
+      </w:r>
+      <w:r>
+        <w:t xml:space="preserve"> compelling advantages, particularly due to </w:t>
+      </w:r>
+      <w:r>
+        <w:t>its</w:t>
+      </w:r>
+      <w:r>
+        <w:t xml:space="preserve"> inherent flexibility and adaptability </w:t>
       </w:r>
       <w:sdt>
         <w:sdtPr>
           <w:rPr>
             <w:color w:val="000000"/>
           </w:rPr>
-          <w:tag w:val="MENDELEY_CITATION_v3_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"/>
+          <w:tag w:val="MENDELEY_CITATION_v3_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"/>
           <w:id w:val="138545058"/>
           <w:placeholder>
             <w:docPart w:val="DefaultPlaceholder_-1854013440"/>
@@ -9561,7 +10023,7 @@
             <w:rPr>
               <w:color w:val="000000"/>
             </w:rPr>
-            <w:t>[41]</w:t>
+            <w:t>[46]</w:t>
           </w:r>
         </w:sdtContent>
       </w:sdt>
@@ -9569,66 +10031,191 @@
         <w:t xml:space="preserve">. </w:t>
       </w:r>
       <w:r>
-        <w:t xml:space="preserve">By </w:t>
-      </w:r>
-      <w:r>
-        <w:t xml:space="preserve">directly </w:t>
-      </w:r>
-      <w:r>
-        <w:t xml:space="preserve">interacting with a system </w:t>
-      </w:r>
-      <w:r>
-        <w:t>it</w:t>
+        <w:t>I</w:t>
+      </w:r>
+      <w:r>
+        <w:t>n comparison with MILP</w:t>
+      </w:r>
+      <w:r>
+        <w:t>,</w:t>
       </w:r>
       <w:r>
         <w:t xml:space="preserve"> </w:t>
       </w:r>
       <w:r>
-        <w:t xml:space="preserve">is </w:t>
-      </w:r>
-      <w:r>
-        <w:t xml:space="preserve">thrown into, the </w:t>
-      </w:r>
-      <w:r>
-        <w:t xml:space="preserve">RL agent </w:t>
-      </w:r>
-      <w:r>
-        <w:t xml:space="preserve">can derive optimal strategies through </w:t>
-      </w:r>
-      <w:r>
-        <w:t xml:space="preserve">a series of Markov Decision Process (MDP). </w:t>
-      </w:r>
-      <w:r>
-        <w:t xml:space="preserve">This </w:t>
-      </w:r>
-      <w:r>
-        <w:t>process involves a dynamic evolution</w:t>
-      </w:r>
-      <w:r>
-        <w:t xml:space="preserve"> of the states, actions, </w:t>
-      </w:r>
-      <w:r>
-        <w:t>transitional probabilities, and reward at each time ste</w:t>
-      </w:r>
-      <w:r>
-        <w:t>p, where RL agent selects and executes action</w:t>
-      </w:r>
-      <w:r>
-        <w:t xml:space="preserve">, at a current state, and receiving a reward from its action. </w:t>
-      </w:r>
-    </w:p>
-    <w:p>
-      <w:pPr>
-        <w:pStyle w:val="ListParagraph"/>
-        <w:numPr>
-          <w:ilvl w:val="0"/>
-          <w:numId w:val="4"/>
-        </w:numPr>
-      </w:pPr>
-      <w:r>
-        <w:t>Diagram of MDP process</w:t>
-      </w:r>
-    </w:p>
+        <w:t>RL is</w:t>
+      </w:r>
+      <w:r>
+        <w:t xml:space="preserve"> different</w:t>
+      </w:r>
+      <w:r>
+        <w:t xml:space="preserve"> because </w:t>
+      </w:r>
+      <w:r>
+        <w:t xml:space="preserve">it acts </w:t>
+      </w:r>
+      <w:r>
+        <w:t xml:space="preserve">as a sequential decision problem, which formulates control policies directly from interaction data rather than relying on a complete mathematical model </w:t>
+      </w:r>
+      <w:sdt>
+        <w:sdtPr>
+          <w:rPr>
+            <w:color w:val="000000"/>
+          </w:rPr>
+          <w:tag w:val="MENDELEY_CITATION_v3_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"/>
+          <w:id w:val="213934496"/>
+          <w:placeholder>
+            <w:docPart w:val="DefaultPlaceholder_-1854013440"/>
+          </w:placeholder>
+        </w:sdtPr>
+        <w:sdtContent>
+          <w:r>
+            <w:rPr>
+              <w:color w:val="000000"/>
+            </w:rPr>
+            <w:t>[47]</w:t>
+          </w:r>
+        </w:sdtContent>
+      </w:sdt>
+      <w:r>
+        <w:t xml:space="preserve">. </w:t>
+      </w:r>
+      <w:r>
+        <w:t xml:space="preserve">The consensus among scholars conclude that RL is especially attractive where renewable variability, stochastic demand, and sector coupling make exact model-based control difficult </w:t>
+      </w:r>
+      <w:sdt>
+        <w:sdtPr>
+          <w:rPr>
+            <w:color w:val="000000"/>
+          </w:rPr>
+          <w:tag w:val="MENDELEY_CITATION_v3_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"/>
+          <w:id w:val="-507990236"/>
+          <w:placeholder>
+            <w:docPart w:val="DefaultPlaceholder_-1854013440"/>
+          </w:placeholder>
+        </w:sdtPr>
+        <w:sdtContent>
+          <w:r>
+            <w:rPr>
+              <w:color w:val="000000"/>
+            </w:rPr>
+            <w:t>[48]</w:t>
+          </w:r>
+        </w:sdtContent>
+      </w:sdt>
+      <w:r>
+        <w:t>.</w:t>
+      </w:r>
+      <w:r>
+        <w:t xml:space="preserve"> </w:t>
+      </w:r>
+      <w:r>
+        <w:t xml:space="preserve">Thus, a hybrid biomass power-to-methanol system is a great subject of analysis for the RL agent as it embodies all the characteristics mentioned. </w:t>
+      </w:r>
+    </w:p>
+    <w:p/>
+    <w:p>
+      <w:r>
+        <w:t xml:space="preserve">By directly interacting with the system it is thrown into, the RL agent can derive optimal strategies through a series of Markov Decision Processes (MDP). </w:t>
+      </w:r>
+      <w:r>
+        <w:t>An MDP is descri</w:t>
+      </w:r>
+      <w:r>
+        <w:t>b</w:t>
+      </w:r>
+      <w:r>
+        <w:t>ed as a tuple {</w:t>
+      </w:r>
+      <w:r>
+        <w:rPr>
+          <w:i/>
+          <w:iCs/>
+        </w:rPr>
+        <w:t>S, A, T, R</w:t>
+      </w:r>
+      <w:r>
+        <w:t xml:space="preserve">}, where S denotes a set of states, A stands for a set of actions, T represents the transitional probability, and R denotes the reward function. </w:t>
+      </w:r>
+      <w:r>
+        <w:t>This process involves a dynamic evolution of the states, actions, transitional probabilities, and reward at each time step, where the RL agent selects and executes an action at a current state and receives a reward from its action.</w:t>
+      </w:r>
+    </w:p>
+    <w:p/>
+    <w:p>
+      <w:pPr>
+        <w:keepNext/>
+      </w:pPr>
+      <w:r>
+        <w:rPr>
+          <w:noProof/>
+          <w14:ligatures w14:val="standardContextual"/>
+        </w:rPr>
+        <w:lastRenderedPageBreak/>
+        <w:drawing>
+          <wp:inline distT="0" distB="0" distL="0" distR="0" wp14:anchorId="7F1C01FB" wp14:editId="08B81A00">
+            <wp:extent cx="5943600" cy="3042285"/>
+            <wp:effectExtent l="0" t="0" r="0" b="0"/>
+            <wp:docPr id="1692581311" name="Graphic 1"/>
+            <wp:cNvGraphicFramePr>
+              <a:graphicFrameLocks xmlns:a="http://schemas.openxmlformats.org/drawingml/2006/main" noChangeAspect="1"/>
+            </wp:cNvGraphicFramePr>
+            <a:graphic xmlns:a="http://schemas.openxmlformats.org/drawingml/2006/main">
+              <a:graphicData uri="http://schemas.openxmlformats.org/drawingml/2006/picture">
+                <pic:pic xmlns:pic="http://schemas.openxmlformats.org/drawingml/2006/picture">
+                  <pic:nvPicPr>
+                    <pic:cNvPr id="1692581311" name="Graphic 1692581311"/>
+                    <pic:cNvPicPr/>
+                  </pic:nvPicPr>
+                  <pic:blipFill>
+                    <a:blip r:embed="rId19">
+                      <a:extLst>
+                        <a:ext uri="{96DAC541-7B7A-43D3-8B79-37D633B846F1}">
+                          <asvg:svgBlip xmlns:asvg="http://schemas.microsoft.com/office/drawing/2016/SVG/main" r:embed="rId20"/>
+                        </a:ext>
+                      </a:extLst>
+                    </a:blip>
+                    <a:stretch>
+                      <a:fillRect/>
+                    </a:stretch>
+                  </pic:blipFill>
+                  <pic:spPr>
+                    <a:xfrm>
+                      <a:off x="0" y="0"/>
+                      <a:ext cx="5943600" cy="3042285"/>
+                    </a:xfrm>
+                    <a:prstGeom prst="rect">
+                      <a:avLst/>
+                    </a:prstGeom>
+                  </pic:spPr>
+                </pic:pic>
+              </a:graphicData>
+            </a:graphic>
+          </wp:inline>
+        </w:drawing>
+      </w:r>
+    </w:p>
+    <w:p>
+      <w:pPr>
+        <w:pStyle w:val="Caption"/>
+        <w:jc w:val="center"/>
+      </w:pPr>
+      <w:r>
+        <w:t xml:space="preserve">Figure </w:t>
+      </w:r>
+      <w:fldSimple w:instr=" SEQ Figure \* ARABIC ">
+        <w:r>
+          <w:rPr>
+            <w:noProof/>
+          </w:rPr>
+          <w:t>1</w:t>
+        </w:r>
+      </w:fldSimple>
+      <w:r>
+        <w:t xml:space="preserve"> MDP process diagram.</w:t>
+      </w:r>
+    </w:p>
+    <w:p/>
     <w:p>
       <w:r>
         <w:t xml:space="preserve">The </w:t>
@@ -9640,7 +10227,13 @@
         <w:t xml:space="preserve"> objective of an </w:t>
       </w:r>
       <w:r>
-        <w:t xml:space="preserve">agent is to maximize the discounted sum of reward </w:t>
+        <w:t>agent is to maximize the discounted sum of reward</w:t>
+      </w:r>
+      <w:r>
+        <w:t>s</w:t>
+      </w:r>
+      <w:r>
+        <w:t xml:space="preserve"> </w:t>
       </w:r>
       <w:r>
         <w:t xml:space="preserve">from time t to infinity, denoted by </w:t>
@@ -9682,36 +10275,414 @@
     </w:p>
     <w:p>
       <w:pPr>
-        <w:pStyle w:val="ListParagraph"/>
-        <w:numPr>
-          <w:ilvl w:val="0"/>
-          <w:numId w:val="5"/>
-        </w:numPr>
-      </w:pPr>
-      <w:r>
-        <w:t>Equation of sum of reward</w:t>
-      </w:r>
-    </w:p>
-    <w:p>
-      <w:r>
-        <w:t xml:space="preserve">The agent </w:t>
-      </w:r>
-      <w:r>
-        <w:t xml:space="preserve">navigates its action based on a policy </w:t>
+        <w:keepNext/>
+      </w:pPr>
+      <m:oMathPara>
+        <m:oMath>
+          <m:sSub>
+            <m:sSubPr>
+              <m:ctrlPr>
+                <w:rPr>
+                  <w:rFonts w:ascii="Cambria Math" w:hAnsi="Cambria Math"/>
+                  <w:i/>
+                  <w:vertAlign w:val="superscript"/>
+                </w:rPr>
+              </m:ctrlPr>
+            </m:sSubPr>
+            <m:e>
+              <m:r>
+                <w:rPr>
+                  <w:rFonts w:ascii="Cambria Math" w:hAnsi="Cambria Math"/>
+                  <w:vertAlign w:val="superscript"/>
+                </w:rPr>
+                <m:t>R</m:t>
+              </m:r>
+            </m:e>
+            <m:sub>
+              <m:r>
+                <w:rPr>
+                  <w:rFonts w:ascii="Cambria Math" w:hAnsi="Cambria Math"/>
+                  <w:vertAlign w:val="superscript"/>
+                </w:rPr>
+                <m:t>t</m:t>
+              </m:r>
+            </m:sub>
+          </m:sSub>
+          <m:r>
+            <w:rPr>
+              <w:rFonts w:ascii="Cambria Math" w:hAnsi="Cambria Math"/>
+              <w:vertAlign w:val="superscript"/>
+            </w:rPr>
+            <m:t xml:space="preserve">= </m:t>
+          </m:r>
+          <m:sSub>
+            <m:sSubPr>
+              <m:ctrlPr>
+                <w:rPr>
+                  <w:rFonts w:ascii="Cambria Math" w:hAnsi="Cambria Math"/>
+                  <w:i/>
+                  <w:vertAlign w:val="superscript"/>
+                </w:rPr>
+              </m:ctrlPr>
+            </m:sSubPr>
+            <m:e>
+              <m:r>
+                <w:rPr>
+                  <w:rFonts w:ascii="Cambria Math" w:hAnsi="Cambria Math"/>
+                  <w:vertAlign w:val="superscript"/>
+                </w:rPr>
+                <m:t>R</m:t>
+              </m:r>
+            </m:e>
+            <m:sub>
+              <m:d>
+                <m:dPr>
+                  <m:begChr m:val="{"/>
+                  <m:endChr m:val="}"/>
+                  <m:ctrlPr>
+                    <w:rPr>
+                      <w:rFonts w:ascii="Cambria Math" w:hAnsi="Cambria Math"/>
+                      <w:i/>
+                      <w:vertAlign w:val="superscript"/>
+                    </w:rPr>
+                  </m:ctrlPr>
+                </m:dPr>
+                <m:e>
+                  <m:r>
+                    <w:rPr>
+                      <w:rFonts w:ascii="Cambria Math" w:hAnsi="Cambria Math"/>
+                      <w:vertAlign w:val="superscript"/>
+                    </w:rPr>
+                    <m:t>t+1</m:t>
+                  </m:r>
+                </m:e>
+              </m:d>
+            </m:sub>
+          </m:sSub>
+          <m:r>
+            <w:rPr>
+              <w:rFonts w:ascii="Cambria Math" w:hAnsi="Cambria Math"/>
+              <w:vertAlign w:val="superscript"/>
+            </w:rPr>
+            <m:t xml:space="preserve">+ </m:t>
+          </m:r>
+          <w:bookmarkStart w:id="12" w:name="OLE_LINK2"/>
+          <m:r>
+            <w:rPr>
+              <w:rFonts w:ascii="Cambria Math" w:hAnsi="Cambria Math"/>
+              <w:vertAlign w:val="superscript"/>
+            </w:rPr>
+            <m:t>γ</m:t>
+          </m:r>
+          <w:bookmarkEnd w:id="12"/>
+          <m:sSub>
+            <m:sSubPr>
+              <m:ctrlPr>
+                <w:rPr>
+                  <w:rFonts w:ascii="Cambria Math" w:hAnsi="Cambria Math"/>
+                  <w:i/>
+                  <w:vertAlign w:val="superscript"/>
+                </w:rPr>
+              </m:ctrlPr>
+            </m:sSubPr>
+            <m:e>
+              <m:r>
+                <w:rPr>
+                  <w:rFonts w:ascii="Cambria Math" w:hAnsi="Cambria Math"/>
+                  <w:vertAlign w:val="superscript"/>
+                </w:rPr>
+                <m:t>R</m:t>
+              </m:r>
+            </m:e>
+            <m:sub>
+              <m:d>
+                <m:dPr>
+                  <m:begChr m:val="{"/>
+                  <m:endChr m:val="}"/>
+                  <m:ctrlPr>
+                    <w:rPr>
+                      <w:rFonts w:ascii="Cambria Math" w:hAnsi="Cambria Math"/>
+                      <w:i/>
+                      <w:vertAlign w:val="superscript"/>
+                    </w:rPr>
+                  </m:ctrlPr>
+                </m:dPr>
+                <m:e>
+                  <m:r>
+                    <w:rPr>
+                      <w:rFonts w:ascii="Cambria Math" w:hAnsi="Cambria Math"/>
+                      <w:vertAlign w:val="superscript"/>
+                    </w:rPr>
+                    <m:t>t+2</m:t>
+                  </m:r>
+                </m:e>
+              </m:d>
+            </m:sub>
+          </m:sSub>
+          <m:r>
+            <w:rPr>
+              <w:rFonts w:ascii="Cambria Math" w:hAnsi="Cambria Math"/>
+              <w:vertAlign w:val="superscript"/>
+            </w:rPr>
+            <m:t xml:space="preserve">+ </m:t>
+          </m:r>
+          <m:sSup>
+            <m:sSupPr>
+              <m:ctrlPr>
+                <w:rPr>
+                  <w:rFonts w:ascii="Cambria Math" w:hAnsi="Cambria Math"/>
+                  <w:i/>
+                  <w:vertAlign w:val="superscript"/>
+                </w:rPr>
+              </m:ctrlPr>
+            </m:sSupPr>
+            <m:e>
+              <m:r>
+                <w:rPr>
+                  <w:rFonts w:ascii="Cambria Math" w:hAnsi="Cambria Math"/>
+                  <w:vertAlign w:val="superscript"/>
+                </w:rPr>
+                <m:t>γ</m:t>
+              </m:r>
+            </m:e>
+            <m:sup>
+              <m:r>
+                <w:rPr>
+                  <w:rFonts w:ascii="Cambria Math" w:hAnsi="Cambria Math"/>
+                  <w:vertAlign w:val="superscript"/>
+                </w:rPr>
+                <m:t>2</m:t>
+              </m:r>
+            </m:sup>
+          </m:sSup>
+          <m:sSub>
+            <m:sSubPr>
+              <m:ctrlPr>
+                <w:rPr>
+                  <w:rFonts w:ascii="Cambria Math" w:hAnsi="Cambria Math"/>
+                  <w:i/>
+                  <w:vertAlign w:val="superscript"/>
+                </w:rPr>
+              </m:ctrlPr>
+            </m:sSubPr>
+            <m:e>
+              <m:r>
+                <w:rPr>
+                  <w:rFonts w:ascii="Cambria Math" w:hAnsi="Cambria Math"/>
+                  <w:vertAlign w:val="superscript"/>
+                </w:rPr>
+                <m:t>R</m:t>
+              </m:r>
+            </m:e>
+            <m:sub>
+              <m:d>
+                <m:dPr>
+                  <m:begChr m:val="{"/>
+                  <m:endChr m:val="}"/>
+                  <m:ctrlPr>
+                    <w:rPr>
+                      <w:rFonts w:ascii="Cambria Math" w:hAnsi="Cambria Math"/>
+                      <w:i/>
+                      <w:vertAlign w:val="superscript"/>
+                    </w:rPr>
+                  </m:ctrlPr>
+                </m:dPr>
+                <m:e>
+                  <m:r>
+                    <w:rPr>
+                      <w:rFonts w:ascii="Cambria Math" w:hAnsi="Cambria Math"/>
+                      <w:vertAlign w:val="superscript"/>
+                    </w:rPr>
+                    <m:t>t+3</m:t>
+                  </m:r>
+                </m:e>
+              </m:d>
+            </m:sub>
+          </m:sSub>
+          <m:r>
+            <w:rPr>
+              <w:rFonts w:ascii="Cambria Math" w:hAnsi="Cambria Math"/>
+              <w:vertAlign w:val="superscript"/>
+            </w:rPr>
+            <m:t xml:space="preserve">+ </m:t>
+          </m:r>
+          <m:r>
+            <w:rPr>
+              <w:rFonts w:ascii="Cambria Math" w:hAnsi="Cambria Math"/>
+              <w:vertAlign w:val="superscript"/>
+            </w:rPr>
+            <m:t>…</m:t>
+          </m:r>
+          <m:r>
+            <w:rPr>
+              <w:rFonts w:ascii="Cambria Math" w:hAnsi="Cambria Math"/>
+              <w:vertAlign w:val="superscript"/>
+            </w:rPr>
+            <m:t xml:space="preserve">= </m:t>
+          </m:r>
+          <m:nary>
+            <m:naryPr>
+              <m:chr m:val="∑"/>
+              <m:limLoc m:val="subSup"/>
+              <m:ctrlPr>
+                <w:rPr>
+                  <w:rFonts w:ascii="Cambria Math" w:hAnsi="Cambria Math"/>
+                  <w:i/>
+                  <w:vertAlign w:val="superscript"/>
+                </w:rPr>
+              </m:ctrlPr>
+            </m:naryPr>
+            <m:sub>
+              <m:r>
+                <w:rPr>
+                  <w:rFonts w:ascii="Cambria Math" w:hAnsi="Cambria Math"/>
+                  <w:vertAlign w:val="superscript"/>
+                </w:rPr>
+                <m:t>k=0</m:t>
+              </m:r>
+            </m:sub>
+            <m:sup>
+              <m:r>
+                <w:rPr>
+                  <w:rFonts w:ascii="Cambria Math" w:hAnsi="Cambria Math"/>
+                  <w:vertAlign w:val="superscript"/>
+                </w:rPr>
+                <m:t>∞</m:t>
+              </m:r>
+            </m:sup>
+            <m:e>
+              <m:sSup>
+                <m:sSupPr>
+                  <m:ctrlPr>
+                    <w:rPr>
+                      <w:rFonts w:ascii="Cambria Math" w:hAnsi="Cambria Math"/>
+                      <w:i/>
+                      <w:vertAlign w:val="superscript"/>
+                    </w:rPr>
+                  </m:ctrlPr>
+                </m:sSupPr>
+                <m:e>
+                  <m:r>
+                    <w:rPr>
+                      <w:rFonts w:ascii="Cambria Math" w:hAnsi="Cambria Math"/>
+                      <w:vertAlign w:val="superscript"/>
+                    </w:rPr>
+                    <m:t>γ</m:t>
+                  </m:r>
+                </m:e>
+                <m:sup>
+                  <m:r>
+                    <w:rPr>
+                      <w:rFonts w:ascii="Cambria Math" w:hAnsi="Cambria Math"/>
+                      <w:vertAlign w:val="superscript"/>
+                    </w:rPr>
+                    <m:t>k</m:t>
+                  </m:r>
+                </m:sup>
+              </m:sSup>
+              <m:sSub>
+                <m:sSubPr>
+                  <m:ctrlPr>
+                    <w:rPr>
+                      <w:rFonts w:ascii="Cambria Math" w:hAnsi="Cambria Math"/>
+                      <w:i/>
+                      <w:vertAlign w:val="superscript"/>
+                    </w:rPr>
+                  </m:ctrlPr>
+                </m:sSubPr>
+                <m:e>
+                  <m:r>
+                    <w:rPr>
+                      <w:rFonts w:ascii="Cambria Math" w:hAnsi="Cambria Math"/>
+                      <w:vertAlign w:val="superscript"/>
+                    </w:rPr>
+                    <m:t>r</m:t>
+                  </m:r>
+                </m:e>
+                <m:sub>
+                  <m:r>
+                    <w:rPr>
+                      <w:rFonts w:ascii="Cambria Math" w:hAnsi="Cambria Math"/>
+                      <w:vertAlign w:val="superscript"/>
+                    </w:rPr>
+                    <m:t>t+k+1</m:t>
+                  </m:r>
+                </m:sub>
+              </m:sSub>
+            </m:e>
+          </m:nary>
+        </m:oMath>
+      </m:oMathPara>
+    </w:p>
+    <w:p>
+      <w:pPr>
+        <w:pStyle w:val="Caption"/>
+        <w:jc w:val="center"/>
+        <w:rPr>
+          <w:i w:val="0"/>
+          <w:vertAlign w:val="superscript"/>
+        </w:rPr>
+      </w:pPr>
+      <w:r>
+        <w:t xml:space="preserve">Equation </w:t>
+      </w:r>
+      <w:fldSimple w:instr=" SEQ Equation \* ARABIC ">
+        <w:r>
+          <w:rPr>
+            <w:noProof/>
+          </w:rPr>
+          <w:t>10</w:t>
+        </w:r>
+      </w:fldSimple>
+      <w:r>
+        <w:t xml:space="preserve"> Reward function of MDP process.</w:t>
+      </w:r>
+    </w:p>
+    <w:p>
+      <w:r>
+        <w:t xml:space="preserve">Where </w:t>
       </w:r>
       <m:oMath>
         <m:r>
           <w:rPr>
             <w:rFonts w:ascii="Cambria Math" w:hAnsi="Cambria Math"/>
+            <w:vertAlign w:val="superscript"/>
+          </w:rPr>
+          <m:t>γ</m:t>
+        </m:r>
+      </m:oMath>
+      <w:r>
+        <w:rPr>
+          <w:vertAlign w:val="superscript"/>
+        </w:rPr>
+        <w:t xml:space="preserve"> </w:t>
+      </w:r>
+      <w:r>
+        <w:t>is a discount factor, specifying the future rewards.</w:t>
+      </w:r>
+      <w:r>
+        <w:t xml:space="preserve"> </w:t>
+      </w:r>
+      <w:r>
+        <w:rPr>
+          <w:kern w:val="0"/>
+        </w:rPr>
+        <w:t xml:space="preserve">The agent's actions are guided by a policy </w:t>
+      </w:r>
+      <m:oMath>
+        <m:r>
+          <w:rPr>
+            <w:rFonts w:ascii="Cambria Math" w:hAnsi="Cambria Math"/>
+            <w:kern w:val="0"/>
           </w:rPr>
           <m:t>π</m:t>
         </m:r>
       </m:oMath>
       <w:r>
-        <w:t xml:space="preserve">, which directs agents what to do given the states of the environment. Each policy </w:t>
-      </w:r>
-      <w:r>
-        <w:t xml:space="preserve">is associated with a state-value function </w:t>
+        <w:rPr>
+          <w:kern w:val="0"/>
+        </w:rPr>
+        <w:t xml:space="preserve">, which specifies what to do given the states of the environment. Each policy is associated with a state-value function </w:t>
       </w:r>
       <m:oMath>
         <m:sSup>
@@ -9720,6 +10691,7 @@
               <w:rPr>
                 <w:rFonts w:ascii="Cambria Math" w:hAnsi="Cambria Math"/>
                 <w:i/>
+                <w:szCs w:val="24"/>
               </w:rPr>
             </m:ctrlPr>
           </m:sSupPr>
@@ -9727,6 +10699,7 @@
             <m:r>
               <w:rPr>
                 <w:rFonts w:ascii="Cambria Math" w:hAnsi="Cambria Math"/>
+                <w:kern w:val="0"/>
               </w:rPr>
               <m:t>V</m:t>
             </m:r>
@@ -9735,6 +10708,7 @@
             <m:r>
               <w:rPr>
                 <w:rFonts w:ascii="Cambria Math" w:hAnsi="Cambria Math"/>
+                <w:kern w:val="0"/>
               </w:rPr>
               <m:t>π</m:t>
             </m:r>
@@ -9743,52 +10717,227 @@
         <m:r>
           <w:rPr>
             <w:rFonts w:ascii="Cambria Math" w:hAnsi="Cambria Math"/>
+            <w:kern w:val="0"/>
           </w:rPr>
           <m:t>(s)</m:t>
         </m:r>
       </m:oMath>
       <w:r>
-        <w:t xml:space="preserve">, which predicts the result for state </w:t>
+        <w:rPr>
+          <w:kern w:val="0"/>
+        </w:rPr>
+        <w:t xml:space="preserve">, which predicts the outcome for state </w:t>
+      </w:r>
+      <m:oMath>
+        <m:r>
+          <w:rPr>
+            <w:rFonts w:ascii="Cambria Math" w:hAnsi="Cambria Math"/>
+            <w:kern w:val="0"/>
+          </w:rPr>
+          <m:t>s</m:t>
+        </m:r>
+      </m:oMath>
+      <w:r>
+        <w:rPr>
+          <w:kern w:val="0"/>
+        </w:rPr>
+        <w:t xml:space="preserve"> when following policy </w:t>
+      </w:r>
+      <m:oMath>
+        <m:r>
+          <w:rPr>
+            <w:rFonts w:ascii="Cambria Math" w:hAnsi="Cambria Math"/>
+            <w:kern w:val="0"/>
+          </w:rPr>
+          <m:t>π</m:t>
+        </m:r>
+      </m:oMath>
+      <w:r>
+        <w:rPr>
+          <w:kern w:val="0"/>
+        </w:rPr>
+        <w:t>:</w:t>
+      </w:r>
+    </w:p>
+    <w:p>
+      <w:pPr>
+        <w:keepNext/>
+      </w:pPr>
+      <m:oMathPara>
+        <m:oMath>
+          <m:sSup>
+            <m:sSupPr>
+              <m:ctrlPr>
+                <w:rPr>
+                  <w:rFonts w:ascii="Cambria Math" w:hAnsi="Cambria Math"/>
+                  <w:i/>
+                </w:rPr>
+              </m:ctrlPr>
+            </m:sSupPr>
+            <m:e>
+              <m:r>
+                <w:rPr>
+                  <w:rFonts w:ascii="Cambria Math" w:hAnsi="Cambria Math"/>
+                </w:rPr>
+                <m:t>V</m:t>
+              </m:r>
+            </m:e>
+            <m:sup>
+              <m:r>
+                <w:rPr>
+                  <w:rFonts w:ascii="Cambria Math" w:hAnsi="Cambria Math"/>
+                </w:rPr>
+                <m:t>π</m:t>
+              </m:r>
+            </m:sup>
+          </m:sSup>
+          <m:d>
+            <m:dPr>
+              <m:ctrlPr>
+                <w:rPr>
+                  <w:rFonts w:ascii="Cambria Math" w:hAnsi="Cambria Math"/>
+                  <w:i/>
+                </w:rPr>
+              </m:ctrlPr>
+            </m:dPr>
+            <m:e>
+              <m:r>
+                <w:rPr>
+                  <w:rFonts w:ascii="Cambria Math" w:hAnsi="Cambria Math"/>
+                </w:rPr>
+                <m:t>s</m:t>
+              </m:r>
+            </m:e>
+          </m:d>
+          <m:r>
+            <w:rPr>
+              <w:rFonts w:ascii="Cambria Math" w:hAnsi="Cambria Math"/>
+            </w:rPr>
+            <m:t>=E</m:t>
+          </m:r>
+          <m:d>
+            <m:dPr>
+              <m:begChr m:val="["/>
+              <m:sepChr m:val="∣"/>
+              <m:endChr m:val="]"/>
+              <m:ctrlPr>
+                <w:rPr>
+                  <w:rFonts w:ascii="Cambria Math" w:hAnsi="Cambria Math"/>
+                  <w:i/>
+                </w:rPr>
+              </m:ctrlPr>
+            </m:dPr>
+            <m:e>
+              <m:sSub>
+                <m:sSubPr>
+                  <m:ctrlPr>
+                    <w:rPr>
+                      <w:rFonts w:ascii="Cambria Math" w:hAnsi="Cambria Math"/>
+                      <w:i/>
+                    </w:rPr>
+                  </m:ctrlPr>
+                </m:sSubPr>
+                <m:e>
+                  <m:r>
+                    <w:rPr>
+                      <w:rFonts w:ascii="Cambria Math" w:hAnsi="Cambria Math"/>
+                    </w:rPr>
+                    <m:t>R</m:t>
+                  </m:r>
+                </m:e>
+                <m:sub>
+                  <m:r>
+                    <w:rPr>
+                      <w:rFonts w:ascii="Cambria Math" w:hAnsi="Cambria Math"/>
+                    </w:rPr>
+                    <m:t>t</m:t>
+                  </m:r>
+                </m:sub>
+              </m:sSub>
+              <m:ctrlPr>
+                <w:rPr>
+                  <w:rFonts w:ascii="Cambria Math" w:hAnsi="Cambria Math"/>
+                </w:rPr>
+              </m:ctrlPr>
+            </m:e>
+            <m:e>
+              <m:sSub>
+                <m:sSubPr>
+                  <m:ctrlPr>
+                    <w:rPr>
+                      <w:rFonts w:ascii="Cambria Math" w:hAnsi="Cambria Math"/>
+                      <w:i/>
+                    </w:rPr>
+                  </m:ctrlPr>
+                </m:sSubPr>
+                <m:e>
+                  <m:r>
+                    <w:rPr>
+                      <w:rFonts w:ascii="Cambria Math" w:hAnsi="Cambria Math"/>
+                    </w:rPr>
+                    <m:t>S</m:t>
+                  </m:r>
+                  <m:ctrlPr>
+                    <w:rPr>
+                      <w:rFonts w:ascii="Cambria Math" w:hAnsi="Cambria Math"/>
+                    </w:rPr>
+                  </m:ctrlPr>
+                </m:e>
+                <m:sub>
+                  <m:r>
+                    <w:rPr>
+                      <w:rFonts w:ascii="Cambria Math" w:hAnsi="Cambria Math"/>
+                    </w:rPr>
+                    <m:t>t</m:t>
+                  </m:r>
+                </m:sub>
+              </m:sSub>
+              <m:r>
+                <w:rPr>
+                  <w:rFonts w:ascii="Cambria Math" w:hAnsi="Cambria Math"/>
+                </w:rPr>
+                <m:t>=s</m:t>
+              </m:r>
+            </m:e>
+          </m:d>
+        </m:oMath>
+      </m:oMathPara>
+    </w:p>
+    <w:p>
+      <w:pPr>
+        <w:pStyle w:val="Caption"/>
+        <w:jc w:val="center"/>
+      </w:pPr>
+      <w:r>
+        <w:t xml:space="preserve">Equation </w:t>
+      </w:r>
+      <w:fldSimple w:instr=" SEQ Equation \* ARABIC ">
+        <w:r>
+          <w:rPr>
+            <w:noProof/>
+          </w:rPr>
+          <w:t>11</w:t>
+        </w:r>
+      </w:fldSimple>
+      <w:r>
+        <w:t xml:space="preserve"> State-value function.</w:t>
+      </w:r>
+    </w:p>
+    <w:p>
+      <w:r>
+        <w:t xml:space="preserve">Where </w:t>
       </w:r>
       <m:oMath>
         <m:r>
           <w:rPr>
             <w:rFonts w:ascii="Cambria Math" w:hAnsi="Cambria Math"/>
           </w:rPr>
-          <m:t>s</m:t>
+          <m:t>E</m:t>
         </m:r>
       </m:oMath>
       <w:r>
-        <w:t xml:space="preserve">, when following policy </w:t>
-      </w:r>
-      <m:oMath>
-        <m:r>
-          <w:rPr>
-            <w:rFonts w:ascii="Cambria Math" w:hAnsi="Cambria Math"/>
-          </w:rPr>
-          <m:t>π</m:t>
-        </m:r>
-      </m:oMath>
-      <w:r>
-        <w:t>:</w:t>
-      </w:r>
-    </w:p>
-    <w:p>
-      <w:pPr>
-        <w:pStyle w:val="ListParagraph"/>
-        <w:numPr>
-          <w:ilvl w:val="0"/>
-          <w:numId w:val="5"/>
-        </w:numPr>
-      </w:pPr>
-      <w:r>
-        <w:t xml:space="preserve">Equation of </w:t>
-      </w:r>
-      <w:r>
-        <w:t>state-value function</w:t>
-      </w:r>
-    </w:p>
-    <w:p>
+        <w:t xml:space="preserve"> indicates the expected value. </w:t>
+      </w:r>
       <w:r>
         <w:t xml:space="preserve">The optimal value of state </w:t>
       </w:r>
@@ -9844,59 +10993,473 @@
         <w:t xml:space="preserve"> </w:t>
       </w:r>
       <w:r>
-        <w:t xml:space="preserve">is the defined as </w:t>
-      </w:r>
-      <m:oMath>
-        <m:sSup>
-          <m:sSupPr>
-            <m:ctrlPr>
-              <w:rPr>
-                <w:rFonts w:ascii="Cambria Math" w:hAnsi="Cambria Math"/>
-                <w:i/>
-              </w:rPr>
-            </m:ctrlPr>
-          </m:sSupPr>
-          <m:e>
-            <m:r>
-              <w:rPr>
-                <w:rFonts w:ascii="Cambria Math" w:hAnsi="Cambria Math"/>
-              </w:rPr>
-              <m:t>V</m:t>
-            </m:r>
-          </m:e>
-          <m:sup>
-            <m:r>
-              <w:rPr>
-                <w:rFonts w:ascii="Cambria Math" w:hAnsi="Cambria Math"/>
-              </w:rPr>
-              <m:t>π</m:t>
-            </m:r>
-          </m:sup>
-        </m:sSup>
-        <m:r>
+        <w:t>,</w:t>
+      </w:r>
+      <w:r>
+        <w:t xml:space="preserve"> </w:t>
+      </w:r>
+      <w:r>
+        <w:t>is</w:t>
+      </w:r>
+      <w:r>
+        <w:t xml:space="preserve"> defined </w:t>
+      </w:r>
+      <w:r>
+        <w:t>to map the maximum value over all possible policies:</w:t>
+      </w:r>
+    </w:p>
+    <w:p>
+      <w:pPr>
+        <w:keepNext/>
+      </w:pPr>
+      <m:oMathPara>
+        <m:oMath>
+          <m:sSup>
+            <m:sSupPr>
+              <m:ctrlPr>
+                <w:rPr>
+                  <w:rFonts w:ascii="Cambria Math" w:hAnsi="Cambria Math"/>
+                  <w:i/>
+                </w:rPr>
+              </m:ctrlPr>
+            </m:sSupPr>
+            <m:e>
+              <m:r>
+                <w:rPr>
+                  <w:rFonts w:ascii="Cambria Math" w:hAnsi="Cambria Math"/>
+                </w:rPr>
+                <m:t>V</m:t>
+              </m:r>
+            </m:e>
+            <m:sup>
+              <m:r>
+                <w:rPr>
+                  <w:rFonts w:ascii="Cambria Math" w:hAnsi="Cambria Math"/>
+                </w:rPr>
+                <m:t>*</m:t>
+              </m:r>
+            </m:sup>
+          </m:sSup>
+          <m:d>
+            <m:dPr>
+              <m:ctrlPr>
+                <w:rPr>
+                  <w:rFonts w:ascii="Cambria Math" w:hAnsi="Cambria Math"/>
+                  <w:i/>
+                </w:rPr>
+              </m:ctrlPr>
+            </m:dPr>
+            <m:e>
+              <m:r>
+                <w:rPr>
+                  <w:rFonts w:ascii="Cambria Math" w:hAnsi="Cambria Math"/>
+                </w:rPr>
+                <m:t>s</m:t>
+              </m:r>
+            </m:e>
+          </m:d>
+          <m:r>
+            <w:rPr>
+              <w:rFonts w:ascii="Cambria Math" w:hAnsi="Cambria Math"/>
+            </w:rPr>
+            <m:t>=</m:t>
+          </m:r>
+          <m:func>
+            <m:funcPr>
+              <m:ctrlPr>
+                <w:rPr>
+                  <w:rFonts w:ascii="Cambria Math" w:hAnsi="Cambria Math"/>
+                </w:rPr>
+              </m:ctrlPr>
+            </m:funcPr>
+            <m:fName>
+              <m:limLow>
+                <m:limLowPr>
+                  <m:ctrlPr>
+                    <w:rPr>
+                      <w:rFonts w:ascii="Cambria Math" w:hAnsi="Cambria Math"/>
+                      <w:i/>
+                    </w:rPr>
+                  </m:ctrlPr>
+                </m:limLowPr>
+                <m:e>
+                  <m:r>
+                    <m:rPr>
+                      <m:sty m:val="p"/>
+                    </m:rPr>
+                    <w:rPr>
+                      <w:rFonts w:ascii="Cambria Math" w:hAnsi="Cambria Math"/>
+                    </w:rPr>
+                    <m:t>max</m:t>
+                  </m:r>
+                </m:e>
+                <m:lim>
+                  <m:r>
+                    <m:rPr>
+                      <m:sty m:val="p"/>
+                    </m:rPr>
+                    <w:rPr>
+                      <w:rFonts w:ascii="Cambria Math" w:hAnsi="Cambria Math"/>
+                    </w:rPr>
+                    <m:t>π</m:t>
+                  </m:r>
+                  <m:ctrlPr>
+                    <w:rPr>
+                      <w:rFonts w:ascii="Cambria Math" w:hAnsi="Cambria Math"/>
+                    </w:rPr>
+                  </m:ctrlPr>
+                </m:lim>
+              </m:limLow>
+              <m:r>
+                <w:rPr>
+                  <w:rFonts w:ascii="Cambria Math" w:hAnsi="Cambria Math"/>
+                </w:rPr>
+                <m:t xml:space="preserve"> </m:t>
+              </m:r>
+              <m:r>
+                <w:rPr>
+                  <w:rFonts w:ascii="Cambria Math" w:hAnsi="Cambria Math"/>
+                </w:rPr>
+                <m:t>E</m:t>
+              </m:r>
+              <m:ctrlPr>
+                <w:rPr>
+                  <w:rFonts w:ascii="Cambria Math" w:hAnsi="Cambria Math"/>
+                  <w:i/>
+                </w:rPr>
+              </m:ctrlPr>
+            </m:fName>
+            <m:e>
+              <m:d>
+                <m:dPr>
+                  <m:begChr m:val="["/>
+                  <m:sepChr m:val="∣"/>
+                  <m:endChr m:val="]"/>
+                  <m:ctrlPr>
+                    <w:rPr>
+                      <w:rFonts w:ascii="Cambria Math" w:hAnsi="Cambria Math"/>
+                    </w:rPr>
+                  </m:ctrlPr>
+                </m:dPr>
+                <m:e>
+                  <m:nary>
+                    <m:naryPr>
+                      <m:chr m:val="∑"/>
+                      <m:ctrlPr>
+                        <w:rPr>
+                          <w:rFonts w:ascii="Cambria Math" w:hAnsi="Cambria Math"/>
+                        </w:rPr>
+                      </m:ctrlPr>
+                    </m:naryPr>
+                    <m:sub>
+                      <m:r>
+                        <w:rPr>
+                          <w:rFonts w:ascii="Cambria Math" w:hAnsi="Cambria Math"/>
+                        </w:rPr>
+                        <m:t>t=0</m:t>
+                      </m:r>
+                      <m:ctrlPr>
+                        <w:rPr>
+                          <w:rFonts w:ascii="Cambria Math" w:hAnsi="Cambria Math"/>
+                          <w:i/>
+                        </w:rPr>
+                      </m:ctrlPr>
+                    </m:sub>
+                    <m:sup>
+                      <m:r>
+                        <m:rPr>
+                          <m:sty m:val="p"/>
+                        </m:rPr>
+                        <w:rPr>
+                          <w:rFonts w:ascii="Cambria Math" w:hAnsi="Cambria Math" w:hint="eastAsia"/>
+                        </w:rPr>
+                        <m:t>∞</m:t>
+                      </m:r>
+                      <m:ctrlPr>
+                        <w:rPr>
+                          <w:rFonts w:ascii="Cambria Math" w:hAnsi="Cambria Math"/>
+                          <w:i/>
+                        </w:rPr>
+                      </m:ctrlPr>
+                    </m:sup>
+                    <m:e>
+                      <m:sSup>
+                        <m:sSupPr>
+                          <m:ctrlPr>
+                            <w:rPr>
+                              <w:rFonts w:ascii="Cambria Math" w:hAnsi="Cambria Math"/>
+                              <w:i/>
+                            </w:rPr>
+                          </m:ctrlPr>
+                        </m:sSupPr>
+                        <m:e>
+                          <m:r>
+                            <m:rPr>
+                              <m:sty m:val="p"/>
+                            </m:rPr>
+                            <w:rPr>
+                              <w:rFonts w:ascii="Cambria Math" w:hAnsi="Cambria Math"/>
+                            </w:rPr>
+                            <m:t>γ</m:t>
+                          </m:r>
+                        </m:e>
+                        <m:sup>
+                          <m:r>
+                            <w:rPr>
+                              <w:rFonts w:ascii="Cambria Math" w:hAnsi="Cambria Math"/>
+                            </w:rPr>
+                            <m:t>t</m:t>
+                          </m:r>
+                        </m:sup>
+                      </m:sSup>
+                      <m:r>
+                        <w:rPr>
+                          <w:rFonts w:ascii="Cambria Math" w:hAnsi="Cambria Math"/>
+                        </w:rPr>
+                        <m:t>R</m:t>
+                      </m:r>
+                      <m:d>
+                        <m:dPr>
+                          <m:ctrlPr>
+                            <w:rPr>
+                              <w:rFonts w:ascii="Cambria Math" w:hAnsi="Cambria Math"/>
+                              <w:i/>
+                            </w:rPr>
+                          </m:ctrlPr>
+                        </m:dPr>
+                        <m:e>
+                          <m:sSub>
+                            <m:sSubPr>
+                              <m:ctrlPr>
+                                <w:rPr>
+                                  <w:rFonts w:ascii="Cambria Math" w:hAnsi="Cambria Math"/>
+                                  <w:i/>
+                                </w:rPr>
+                              </m:ctrlPr>
+                            </m:sSubPr>
+                            <m:e>
+                              <m:r>
+                                <w:rPr>
+                                  <w:rFonts w:ascii="Cambria Math" w:hAnsi="Cambria Math"/>
+                                </w:rPr>
+                                <m:t>s</m:t>
+                              </m:r>
+                            </m:e>
+                            <m:sub>
+                              <m:r>
+                                <w:rPr>
+                                  <w:rFonts w:ascii="Cambria Math" w:hAnsi="Cambria Math"/>
+                                </w:rPr>
+                                <m:t>t</m:t>
+                              </m:r>
+                            </m:sub>
+                          </m:sSub>
+                          <m:r>
+                            <w:rPr>
+                              <w:rFonts w:ascii="Cambria Math" w:hAnsi="Cambria Math"/>
+                            </w:rPr>
+                            <m:t>,</m:t>
+                          </m:r>
+                          <m:sSub>
+                            <m:sSubPr>
+                              <m:ctrlPr>
+                                <w:rPr>
+                                  <w:rFonts w:ascii="Cambria Math" w:hAnsi="Cambria Math"/>
+                                  <w:i/>
+                                </w:rPr>
+                              </m:ctrlPr>
+                            </m:sSubPr>
+                            <m:e>
+                              <m:r>
+                                <w:rPr>
+                                  <w:rFonts w:ascii="Cambria Math" w:hAnsi="Cambria Math"/>
+                                </w:rPr>
+                                <m:t>a</m:t>
+                              </m:r>
+                            </m:e>
+                            <m:sub>
+                              <m:r>
+                                <w:rPr>
+                                  <w:rFonts w:ascii="Cambria Math" w:hAnsi="Cambria Math"/>
+                                </w:rPr>
+                                <m:t>t</m:t>
+                              </m:r>
+                            </m:sub>
+                          </m:sSub>
+                        </m:e>
+                      </m:d>
+                      <m:ctrlPr>
+                        <w:rPr>
+                          <w:rFonts w:ascii="Cambria Math" w:hAnsi="Cambria Math"/>
+                          <w:i/>
+                        </w:rPr>
+                      </m:ctrlPr>
+                    </m:e>
+                  </m:nary>
+                </m:e>
+                <m:e>
+                  <m:sSub>
+                    <m:sSubPr>
+                      <m:ctrlPr>
+                        <w:rPr>
+                          <w:rFonts w:ascii="Cambria Math" w:hAnsi="Cambria Math"/>
+                          <w:i/>
+                        </w:rPr>
+                      </m:ctrlPr>
+                    </m:sSubPr>
+                    <m:e>
+                      <m:r>
+                        <w:rPr>
+                          <w:rFonts w:ascii="Cambria Math" w:hAnsi="Cambria Math"/>
+                        </w:rPr>
+                        <m:t>s</m:t>
+                      </m:r>
+                      <m:ctrlPr>
+                        <w:rPr>
+                          <w:rFonts w:ascii="Cambria Math" w:hAnsi="Cambria Math"/>
+                        </w:rPr>
+                      </m:ctrlPr>
+                    </m:e>
+                    <m:sub>
+                      <m:r>
+                        <w:rPr>
+                          <w:rFonts w:ascii="Cambria Math" w:hAnsi="Cambria Math"/>
+                        </w:rPr>
+                        <m:t>0</m:t>
+                      </m:r>
+                    </m:sub>
+                  </m:sSub>
+                  <m:r>
+                    <w:rPr>
+                      <w:rFonts w:ascii="Cambria Math" w:hAnsi="Cambria Math"/>
+                    </w:rPr>
+                    <m:t>=s,</m:t>
+                  </m:r>
+                  <m:sSub>
+                    <m:sSubPr>
+                      <m:ctrlPr>
+                        <w:rPr>
+                          <w:rFonts w:ascii="Cambria Math" w:hAnsi="Cambria Math"/>
+                          <w:i/>
+                        </w:rPr>
+                      </m:ctrlPr>
+                    </m:sSubPr>
+                    <m:e>
+                      <m:r>
+                        <w:rPr>
+                          <w:rFonts w:ascii="Cambria Math" w:hAnsi="Cambria Math"/>
+                        </w:rPr>
+                        <m:t>a</m:t>
+                      </m:r>
+                    </m:e>
+                    <m:sub>
+                      <m:r>
+                        <w:rPr>
+                          <w:rFonts w:ascii="Cambria Math" w:hAnsi="Cambria Math"/>
+                        </w:rPr>
+                        <m:t>t</m:t>
+                      </m:r>
+                    </m:sub>
+                  </m:sSub>
+                  <m:r>
+                    <w:rPr>
+                      <w:rFonts w:ascii="Cambria Math" w:hAnsi="Cambria Math"/>
+                    </w:rPr>
+                    <m:t>=</m:t>
+                  </m:r>
+                  <m:r>
+                    <m:rPr>
+                      <m:sty m:val="p"/>
+                    </m:rPr>
+                    <w:rPr>
+                      <w:rFonts w:ascii="Cambria Math" w:hAnsi="Cambria Math"/>
+                    </w:rPr>
+                    <m:t>π</m:t>
+                  </m:r>
+                  <m:d>
+                    <m:dPr>
+                      <m:ctrlPr>
+                        <w:rPr>
+                          <w:rFonts w:ascii="Cambria Math" w:hAnsi="Cambria Math"/>
+                          <w:i/>
+                        </w:rPr>
+                      </m:ctrlPr>
+                    </m:dPr>
+                    <m:e>
+                      <m:sSub>
+                        <m:sSubPr>
+                          <m:ctrlPr>
+                            <w:rPr>
+                              <w:rFonts w:ascii="Cambria Math" w:hAnsi="Cambria Math"/>
+                              <w:i/>
+                            </w:rPr>
+                          </m:ctrlPr>
+                        </m:sSubPr>
+                        <m:e>
+                          <m:r>
+                            <w:rPr>
+                              <w:rFonts w:ascii="Cambria Math" w:hAnsi="Cambria Math"/>
+                            </w:rPr>
+                            <m:t>s</m:t>
+                          </m:r>
+                        </m:e>
+                        <m:sub>
+                          <m:r>
+                            <w:rPr>
+                              <w:rFonts w:ascii="Cambria Math" w:hAnsi="Cambria Math"/>
+                            </w:rPr>
+                            <m:t>t</m:t>
+                          </m:r>
+                        </m:sub>
+                      </m:sSub>
+                    </m:e>
+                  </m:d>
+                  <m:ctrlPr>
+                    <w:rPr>
+                      <w:rFonts w:ascii="Cambria Math" w:hAnsi="Cambria Math"/>
+                      <w:i/>
+                    </w:rPr>
+                  </m:ctrlPr>
+                </m:e>
+              </m:d>
+              <m:ctrlPr>
+                <w:rPr>
+                  <w:rFonts w:ascii="Cambria Math" w:hAnsi="Cambria Math"/>
+                  <w:i/>
+                </w:rPr>
+              </m:ctrlPr>
+            </m:e>
+          </m:func>
+        </m:oMath>
+      </m:oMathPara>
+    </w:p>
+    <w:p>
+      <w:pPr>
+        <w:pStyle w:val="Caption"/>
+        <w:jc w:val="center"/>
+        <w:rPr>
+          <w:i w:val="0"/>
+        </w:rPr>
+      </w:pPr>
+      <w:r>
+        <w:t xml:space="preserve">Equation </w:t>
+      </w:r>
+      <w:fldSimple w:instr=" SEQ Equation \* ARABIC ">
+        <w:r>
           <w:rPr>
-            <w:rFonts w:ascii="Cambria Math" w:hAnsi="Cambria Math"/>
+            <w:noProof/>
           </w:rPr>
-          <m:t>(s)</m:t>
-        </m:r>
-      </m:oMath>
-      <w:r>
-        <w:t xml:space="preserve"> </w:t>
-      </w:r>
-      <w:r>
-        <w:t>to map the maximum value ofver all possible policies:</w:t>
-      </w:r>
-    </w:p>
-    <w:p>
-      <w:pPr>
-        <w:pStyle w:val="ListParagraph"/>
-        <w:numPr>
-          <w:ilvl w:val="0"/>
-          <w:numId w:val="6"/>
-        </w:numPr>
-      </w:pPr>
-      <w:r>
-        <w:t>Optimal value of state s equation</w:t>
+          <w:t>12</w:t>
+        </w:r>
+      </w:fldSimple>
+      <w:r>
+        <w:t xml:space="preserve"> Optimal </w:t>
+      </w:r>
+      <w:r>
+        <w:t>state-value</w:t>
+      </w:r>
+      <w:r>
+        <w:t xml:space="preserve"> function.</w:t>
       </w:r>
     </w:p>
     <w:p>
@@ -9904,7 +11467,13 @@
         <w:t xml:space="preserve">The other </w:t>
       </w:r>
       <w:r>
-        <w:t xml:space="preserve">related variable is a action-value function </w:t>
+        <w:t>related variable is a</w:t>
+      </w:r>
+      <w:r>
+        <w:t>n</w:t>
+      </w:r>
+      <w:r>
+        <w:t xml:space="preserve"> action-value function </w:t>
       </w:r>
       <m:oMath>
         <m:sSup>
@@ -9979,53 +11548,215 @@
     </w:p>
     <w:p>
       <w:pPr>
-        <w:pStyle w:val="ListParagraph"/>
-        <w:numPr>
-          <w:ilvl w:val="0"/>
-          <w:numId w:val="7"/>
-        </w:numPr>
-      </w:pPr>
-      <m:oMath>
-        <m:sSup>
-          <m:sSupPr>
-            <m:ctrlPr>
-              <w:rPr>
-                <w:rFonts w:ascii="Cambria Math" w:hAnsi="Cambria Math"/>
-                <w:i/>
-              </w:rPr>
-            </m:ctrlPr>
-          </m:sSupPr>
-          <m:e>
-            <m:r>
-              <w:rPr>
-                <w:rFonts w:ascii="Cambria Math" w:hAnsi="Cambria Math"/>
-              </w:rPr>
-              <m:t>Q</m:t>
-            </m:r>
-          </m:e>
-          <m:sup>
-            <m:r>
-              <w:rPr>
-                <w:rFonts w:ascii="Cambria Math" w:hAnsi="Cambria Math"/>
-              </w:rPr>
-              <m:t>π</m:t>
-            </m:r>
-          </m:sup>
-        </m:sSup>
-        <m:r>
+        <w:keepNext/>
+      </w:pPr>
+      <m:oMathPara>
+        <m:oMath>
+          <m:sSup>
+            <m:sSupPr>
+              <m:ctrlPr>
+                <w:rPr>
+                  <w:rFonts w:ascii="Cambria Math" w:hAnsi="Cambria Math"/>
+                  <w:i/>
+                </w:rPr>
+              </m:ctrlPr>
+            </m:sSupPr>
+            <m:e>
+              <m:r>
+                <w:rPr>
+                  <w:rFonts w:ascii="Cambria Math" w:hAnsi="Cambria Math"/>
+                </w:rPr>
+                <m:t>Q</m:t>
+              </m:r>
+            </m:e>
+            <m:sup>
+              <m:r>
+                <m:rPr>
+                  <m:sty m:val="p"/>
+                </m:rPr>
+                <w:rPr>
+                  <w:rFonts w:ascii="Cambria Math" w:hAnsi="Cambria Math"/>
+                </w:rPr>
+                <m:t>π</m:t>
+              </m:r>
+            </m:sup>
+          </m:sSup>
+          <m:d>
+            <m:dPr>
+              <m:ctrlPr>
+                <w:rPr>
+                  <w:rFonts w:ascii="Cambria Math" w:hAnsi="Cambria Math"/>
+                  <w:i/>
+                </w:rPr>
+              </m:ctrlPr>
+            </m:dPr>
+            <m:e>
+              <m:r>
+                <w:rPr>
+                  <w:rFonts w:ascii="Cambria Math" w:hAnsi="Cambria Math"/>
+                </w:rPr>
+                <m:t>s,a</m:t>
+              </m:r>
+            </m:e>
+          </m:d>
+          <m:r>
+            <w:rPr>
+              <w:rFonts w:ascii="Cambria Math" w:hAnsi="Cambria Math"/>
+            </w:rPr>
+            <m:t>=E</m:t>
+          </m:r>
+          <m:d>
+            <m:dPr>
+              <m:begChr m:val="["/>
+              <m:sepChr m:val="∣"/>
+              <m:endChr m:val="]"/>
+              <m:ctrlPr>
+                <w:rPr>
+                  <w:rFonts w:ascii="Cambria Math" w:hAnsi="Cambria Math"/>
+                  <w:i/>
+                </w:rPr>
+              </m:ctrlPr>
+            </m:dPr>
+            <m:e>
+              <m:sSub>
+                <m:sSubPr>
+                  <m:ctrlPr>
+                    <w:rPr>
+                      <w:rFonts w:ascii="Cambria Math" w:hAnsi="Cambria Math"/>
+                      <w:i/>
+                    </w:rPr>
+                  </m:ctrlPr>
+                </m:sSubPr>
+                <m:e>
+                  <m:r>
+                    <w:rPr>
+                      <w:rFonts w:ascii="Cambria Math" w:hAnsi="Cambria Math"/>
+                    </w:rPr>
+                    <m:t>R</m:t>
+                  </m:r>
+                </m:e>
+                <m:sub>
+                  <m:r>
+                    <w:rPr>
+                      <w:rFonts w:ascii="Cambria Math" w:hAnsi="Cambria Math"/>
+                    </w:rPr>
+                    <m:t>t</m:t>
+                  </m:r>
+                </m:sub>
+              </m:sSub>
+              <m:ctrlPr>
+                <w:rPr>
+                  <w:rFonts w:ascii="Cambria Math" w:hAnsi="Cambria Math"/>
+                </w:rPr>
+              </m:ctrlPr>
+            </m:e>
+            <m:e>
+              <m:sSub>
+                <m:sSubPr>
+                  <m:ctrlPr>
+                    <w:rPr>
+                      <w:rFonts w:ascii="Cambria Math" w:hAnsi="Cambria Math"/>
+                      <w:i/>
+                    </w:rPr>
+                  </m:ctrlPr>
+                </m:sSubPr>
+                <m:e>
+                  <m:r>
+                    <w:rPr>
+                      <w:rFonts w:ascii="Cambria Math" w:hAnsi="Cambria Math"/>
+                    </w:rPr>
+                    <m:t>s</m:t>
+                  </m:r>
+                  <m:ctrlPr>
+                    <w:rPr>
+                      <w:rFonts w:ascii="Cambria Math" w:hAnsi="Cambria Math"/>
+                    </w:rPr>
+                  </m:ctrlPr>
+                </m:e>
+                <m:sub>
+                  <m:r>
+                    <w:rPr>
+                      <w:rFonts w:ascii="Cambria Math" w:hAnsi="Cambria Math"/>
+                    </w:rPr>
+                    <m:t>t</m:t>
+                  </m:r>
+                </m:sub>
+              </m:sSub>
+              <m:r>
+                <w:rPr>
+                  <w:rFonts w:ascii="Cambria Math" w:hAnsi="Cambria Math"/>
+                </w:rPr>
+                <m:t>=s,</m:t>
+              </m:r>
+              <m:sSub>
+                <m:sSubPr>
+                  <m:ctrlPr>
+                    <w:rPr>
+                      <w:rFonts w:ascii="Cambria Math" w:hAnsi="Cambria Math"/>
+                      <w:i/>
+                    </w:rPr>
+                  </m:ctrlPr>
+                </m:sSubPr>
+                <m:e>
+                  <m:r>
+                    <w:rPr>
+                      <w:rFonts w:ascii="Cambria Math" w:hAnsi="Cambria Math"/>
+                    </w:rPr>
+                    <m:t>a</m:t>
+                  </m:r>
+                </m:e>
+                <m:sub>
+                  <m:r>
+                    <w:rPr>
+                      <w:rFonts w:ascii="Cambria Math" w:hAnsi="Cambria Math"/>
+                    </w:rPr>
+                    <m:t>t</m:t>
+                  </m:r>
+                </m:sub>
+              </m:sSub>
+              <m:r>
+                <w:rPr>
+                  <w:rFonts w:ascii="Cambria Math" w:hAnsi="Cambria Math"/>
+                </w:rPr>
+                <m:t>=a</m:t>
+              </m:r>
+            </m:e>
+          </m:d>
+        </m:oMath>
+      </m:oMathPara>
+    </w:p>
+    <w:p>
+      <w:pPr>
+        <w:pStyle w:val="Caption"/>
+        <w:jc w:val="center"/>
+        <w:rPr>
+          <w:i w:val="0"/>
+        </w:rPr>
+      </w:pPr>
+      <w:r>
+        <w:t xml:space="preserve">Equation </w:t>
+      </w:r>
+      <w:fldSimple w:instr=" SEQ Equation \* ARABIC ">
+        <w:r>
           <w:rPr>
-            <w:rFonts w:ascii="Cambria Math" w:hAnsi="Cambria Math"/>
+            <w:noProof/>
           </w:rPr>
-          <m:t>(s,a)</m:t>
-        </m:r>
-      </m:oMath>
-      <w:r>
-        <w:t xml:space="preserve"> equation</w:t>
-      </w:r>
-    </w:p>
-    <w:p>
-      <w:r>
-        <w:t>The optimal Q-value of state-action pair</w:t>
+          <w:t>13</w:t>
+        </w:r>
+      </w:fldSimple>
+      <w:r>
+        <w:t xml:space="preserve"> Action-value function.</w:t>
+      </w:r>
+    </w:p>
+    <w:p>
+      <w:r>
+        <w:t xml:space="preserve">The optimal Q-value of </w:t>
+      </w:r>
+      <w:r>
+        <w:t xml:space="preserve">a </w:t>
+      </w:r>
+      <w:r>
+        <w:t>state-action pair</w:t>
       </w:r>
       <w:r>
         <w:t xml:space="preserve">, </w:t>
@@ -10065,7 +11796,7 @@
         </m:r>
       </m:oMath>
       <w:r>
-        <w:t xml:space="preserve">, </w:t>
+        <w:t xml:space="preserve"> </w:t>
       </w:r>
       <w:r>
         <w:t>is the maximum Q-value over all possible policies:</w:t>
@@ -10073,14 +11804,476 @@
     </w:p>
     <w:p>
       <w:pPr>
-        <w:pStyle w:val="ListParagraph"/>
-        <w:numPr>
-          <w:ilvl w:val="0"/>
-          <w:numId w:val="8"/>
-        </w:numPr>
-      </w:pPr>
-      <w:r>
-        <w:t>Equation of optimal Q-value of state-aciton pair</w:t>
+        <w:keepNext/>
+      </w:pPr>
+      <m:oMathPara>
+        <m:oMath>
+          <m:sSup>
+            <m:sSupPr>
+              <m:ctrlPr>
+                <w:rPr>
+                  <w:rFonts w:ascii="Cambria Math" w:hAnsi="Cambria Math"/>
+                  <w:i/>
+                </w:rPr>
+              </m:ctrlPr>
+            </m:sSupPr>
+            <m:e>
+              <m:r>
+                <w:rPr>
+                  <w:rFonts w:ascii="Cambria Math" w:hAnsi="Cambria Math"/>
+                </w:rPr>
+                <m:t>Q</m:t>
+              </m:r>
+            </m:e>
+            <m:sup>
+              <m:r>
+                <w:rPr>
+                  <w:rFonts w:ascii="Cambria Math" w:hAnsi="Cambria Math"/>
+                </w:rPr>
+                <m:t>*</m:t>
+              </m:r>
+            </m:sup>
+          </m:sSup>
+          <m:d>
+            <m:dPr>
+              <m:ctrlPr>
+                <w:rPr>
+                  <w:rFonts w:ascii="Cambria Math" w:hAnsi="Cambria Math"/>
+                  <w:i/>
+                </w:rPr>
+              </m:ctrlPr>
+            </m:dPr>
+            <m:e>
+              <m:r>
+                <w:rPr>
+                  <w:rFonts w:ascii="Cambria Math" w:hAnsi="Cambria Math"/>
+                </w:rPr>
+                <m:t>s,a</m:t>
+              </m:r>
+            </m:e>
+          </m:d>
+          <m:r>
+            <w:rPr>
+              <w:rFonts w:ascii="Cambria Math" w:hAnsi="Cambria Math"/>
+            </w:rPr>
+            <m:t>=</m:t>
+          </m:r>
+          <m:func>
+            <m:funcPr>
+              <m:ctrlPr>
+                <w:rPr>
+                  <w:rFonts w:ascii="Cambria Math" w:hAnsi="Cambria Math"/>
+                </w:rPr>
+              </m:ctrlPr>
+            </m:funcPr>
+            <m:fName>
+              <m:limLow>
+                <m:limLowPr>
+                  <m:ctrlPr>
+                    <w:rPr>
+                      <w:rFonts w:ascii="Cambria Math" w:hAnsi="Cambria Math"/>
+                      <w:i/>
+                    </w:rPr>
+                  </m:ctrlPr>
+                </m:limLowPr>
+                <m:e>
+                  <m:r>
+                    <m:rPr>
+                      <m:sty m:val="p"/>
+                    </m:rPr>
+                    <w:rPr>
+                      <w:rFonts w:ascii="Cambria Math" w:hAnsi="Cambria Math"/>
+                    </w:rPr>
+                    <m:t xml:space="preserve">max </m:t>
+                  </m:r>
+                  <m:r>
+                    <w:rPr>
+                      <w:rFonts w:ascii="Cambria Math" w:hAnsi="Cambria Math"/>
+                    </w:rPr>
+                    <m:t>E</m:t>
+                  </m:r>
+                </m:e>
+                <m:lim>
+                  <m:r>
+                    <m:rPr>
+                      <m:sty m:val="p"/>
+                    </m:rPr>
+                    <w:rPr>
+                      <w:rFonts w:ascii="Cambria Math" w:hAnsi="Cambria Math"/>
+                    </w:rPr>
+                    <m:t>π</m:t>
+                  </m:r>
+                  <m:ctrlPr>
+                    <w:rPr>
+                      <w:rFonts w:ascii="Cambria Math" w:hAnsi="Cambria Math"/>
+                    </w:rPr>
+                  </m:ctrlPr>
+                </m:lim>
+              </m:limLow>
+              <m:ctrlPr>
+                <w:rPr>
+                  <w:rFonts w:ascii="Cambria Math" w:hAnsi="Cambria Math"/>
+                  <w:i/>
+                </w:rPr>
+              </m:ctrlPr>
+            </m:fName>
+            <m:e>
+              <m:d>
+                <m:dPr>
+                  <m:begChr m:val="["/>
+                  <m:sepChr m:val="∣"/>
+                  <m:endChr m:val="]"/>
+                  <m:ctrlPr>
+                    <w:rPr>
+                      <w:rFonts w:ascii="Cambria Math" w:hAnsi="Cambria Math"/>
+                    </w:rPr>
+                  </m:ctrlPr>
+                </m:dPr>
+                <m:e>
+                  <m:nary>
+                    <m:naryPr>
+                      <m:chr m:val="∑"/>
+                      <m:ctrlPr>
+                        <w:rPr>
+                          <w:rFonts w:ascii="Cambria Math" w:hAnsi="Cambria Math"/>
+                        </w:rPr>
+                      </m:ctrlPr>
+                    </m:naryPr>
+                    <m:sub>
+                      <m:r>
+                        <w:rPr>
+                          <w:rFonts w:ascii="Cambria Math" w:hAnsi="Cambria Math"/>
+                        </w:rPr>
+                        <m:t>t=0</m:t>
+                      </m:r>
+                      <m:ctrlPr>
+                        <w:rPr>
+                          <w:rFonts w:ascii="Cambria Math" w:hAnsi="Cambria Math"/>
+                          <w:i/>
+                        </w:rPr>
+                      </m:ctrlPr>
+                    </m:sub>
+                    <m:sup>
+                      <m:r>
+                        <m:rPr>
+                          <m:sty m:val="p"/>
+                        </m:rPr>
+                        <w:rPr>
+                          <w:rFonts w:ascii="Cambria Math" w:hAnsi="Cambria Math" w:hint="eastAsia"/>
+                        </w:rPr>
+                        <m:t>∞</m:t>
+                      </m:r>
+                      <m:ctrlPr>
+                        <w:rPr>
+                          <w:rFonts w:ascii="Cambria Math" w:hAnsi="Cambria Math"/>
+                          <w:i/>
+                        </w:rPr>
+                      </m:ctrlPr>
+                    </m:sup>
+                    <m:e>
+                      <m:sSup>
+                        <m:sSupPr>
+                          <m:ctrlPr>
+                            <w:rPr>
+                              <w:rFonts w:ascii="Cambria Math" w:hAnsi="Cambria Math"/>
+                              <w:i/>
+                            </w:rPr>
+                          </m:ctrlPr>
+                        </m:sSupPr>
+                        <m:e>
+                          <m:r>
+                            <m:rPr>
+                              <m:sty m:val="p"/>
+                            </m:rPr>
+                            <w:rPr>
+                              <w:rFonts w:ascii="Cambria Math" w:hAnsi="Cambria Math"/>
+                            </w:rPr>
+                            <m:t>γ</m:t>
+                          </m:r>
+                        </m:e>
+                        <m:sup>
+                          <m:r>
+                            <w:rPr>
+                              <w:rFonts w:ascii="Cambria Math" w:hAnsi="Cambria Math"/>
+                            </w:rPr>
+                            <m:t>t</m:t>
+                          </m:r>
+                        </m:sup>
+                      </m:sSup>
+                      <m:r>
+                        <w:rPr>
+                          <w:rFonts w:ascii="Cambria Math" w:hAnsi="Cambria Math"/>
+                        </w:rPr>
+                        <m:t>R</m:t>
+                      </m:r>
+                      <m:d>
+                        <m:dPr>
+                          <m:ctrlPr>
+                            <w:rPr>
+                              <w:rFonts w:ascii="Cambria Math" w:hAnsi="Cambria Math"/>
+                              <w:i/>
+                            </w:rPr>
+                          </m:ctrlPr>
+                        </m:dPr>
+                        <m:e>
+                          <m:sSub>
+                            <m:sSubPr>
+                              <m:ctrlPr>
+                                <w:rPr>
+                                  <w:rFonts w:ascii="Cambria Math" w:hAnsi="Cambria Math"/>
+                                  <w:i/>
+                                </w:rPr>
+                              </m:ctrlPr>
+                            </m:sSubPr>
+                            <m:e>
+                              <m:r>
+                                <w:rPr>
+                                  <w:rFonts w:ascii="Cambria Math" w:hAnsi="Cambria Math"/>
+                                </w:rPr>
+                                <m:t>s</m:t>
+                              </m:r>
+                            </m:e>
+                            <m:sub>
+                              <m:r>
+                                <w:rPr>
+                                  <w:rFonts w:ascii="Cambria Math" w:hAnsi="Cambria Math"/>
+                                </w:rPr>
+                                <m:t>t</m:t>
+                              </m:r>
+                            </m:sub>
+                          </m:sSub>
+                          <m:r>
+                            <w:rPr>
+                              <w:rFonts w:ascii="Cambria Math" w:hAnsi="Cambria Math"/>
+                            </w:rPr>
+                            <m:t>,</m:t>
+                          </m:r>
+                          <m:sSub>
+                            <m:sSubPr>
+                              <m:ctrlPr>
+                                <w:rPr>
+                                  <w:rFonts w:ascii="Cambria Math" w:hAnsi="Cambria Math"/>
+                                  <w:i/>
+                                </w:rPr>
+                              </m:ctrlPr>
+                            </m:sSubPr>
+                            <m:e>
+                              <m:r>
+                                <w:rPr>
+                                  <w:rFonts w:ascii="Cambria Math" w:hAnsi="Cambria Math"/>
+                                </w:rPr>
+                                <m:t>a</m:t>
+                              </m:r>
+                            </m:e>
+                            <m:sub>
+                              <m:r>
+                                <w:rPr>
+                                  <w:rFonts w:ascii="Cambria Math" w:hAnsi="Cambria Math"/>
+                                </w:rPr>
+                                <m:t>t</m:t>
+                              </m:r>
+                            </m:sub>
+                          </m:sSub>
+                        </m:e>
+                      </m:d>
+                      <m:ctrlPr>
+                        <w:rPr>
+                          <w:rFonts w:ascii="Cambria Math" w:hAnsi="Cambria Math"/>
+                          <w:i/>
+                        </w:rPr>
+                      </m:ctrlPr>
+                    </m:e>
+                  </m:nary>
+                </m:e>
+                <m:e>
+                  <m:sSub>
+                    <m:sSubPr>
+                      <m:ctrlPr>
+                        <w:rPr>
+                          <w:rFonts w:ascii="Cambria Math" w:hAnsi="Cambria Math"/>
+                          <w:i/>
+                        </w:rPr>
+                      </m:ctrlPr>
+                    </m:sSubPr>
+                    <m:e>
+                      <m:r>
+                        <w:rPr>
+                          <w:rFonts w:ascii="Cambria Math" w:hAnsi="Cambria Math"/>
+                        </w:rPr>
+                        <m:t>s</m:t>
+                      </m:r>
+                      <m:ctrlPr>
+                        <w:rPr>
+                          <w:rFonts w:ascii="Cambria Math" w:hAnsi="Cambria Math"/>
+                        </w:rPr>
+                      </m:ctrlPr>
+                    </m:e>
+                    <m:sub>
+                      <m:r>
+                        <w:rPr>
+                          <w:rFonts w:ascii="Cambria Math" w:hAnsi="Cambria Math"/>
+                        </w:rPr>
+                        <m:t>0</m:t>
+                      </m:r>
+                    </m:sub>
+                  </m:sSub>
+                  <m:r>
+                    <w:rPr>
+                      <w:rFonts w:ascii="Cambria Math" w:hAnsi="Cambria Math"/>
+                    </w:rPr>
+                    <m:t>=s,</m:t>
+                  </m:r>
+                  <m:sSub>
+                    <m:sSubPr>
+                      <m:ctrlPr>
+                        <w:rPr>
+                          <w:rFonts w:ascii="Cambria Math" w:hAnsi="Cambria Math"/>
+                          <w:i/>
+                        </w:rPr>
+                      </m:ctrlPr>
+                    </m:sSubPr>
+                    <m:e>
+                      <m:r>
+                        <w:rPr>
+                          <w:rFonts w:ascii="Cambria Math" w:hAnsi="Cambria Math"/>
+                        </w:rPr>
+                        <m:t>a</m:t>
+                      </m:r>
+                    </m:e>
+                    <m:sub>
+                      <m:r>
+                        <w:rPr>
+                          <w:rFonts w:ascii="Cambria Math" w:hAnsi="Cambria Math"/>
+                        </w:rPr>
+                        <m:t>0</m:t>
+                      </m:r>
+                    </m:sub>
+                  </m:sSub>
+                  <m:r>
+                    <w:rPr>
+                      <w:rFonts w:ascii="Cambria Math" w:hAnsi="Cambria Math"/>
+                    </w:rPr>
+                    <m:t>=a,</m:t>
+                  </m:r>
+                  <m:sSub>
+                    <m:sSubPr>
+                      <m:ctrlPr>
+                        <w:rPr>
+                          <w:rFonts w:ascii="Cambria Math" w:hAnsi="Cambria Math"/>
+                          <w:i/>
+                        </w:rPr>
+                      </m:ctrlPr>
+                    </m:sSubPr>
+                    <m:e>
+                      <m:r>
+                        <w:rPr>
+                          <w:rFonts w:ascii="Cambria Math" w:hAnsi="Cambria Math"/>
+                        </w:rPr>
+                        <m:t>a</m:t>
+                      </m:r>
+                    </m:e>
+                    <m:sub>
+                      <m:r>
+                        <w:rPr>
+                          <w:rFonts w:ascii="Cambria Math" w:hAnsi="Cambria Math"/>
+                        </w:rPr>
+                        <m:t>t&gt;0</m:t>
+                      </m:r>
+                    </m:sub>
+                  </m:sSub>
+                  <m:r>
+                    <w:rPr>
+                      <w:rFonts w:ascii="Cambria Math" w:hAnsi="Cambria Math"/>
+                    </w:rPr>
+                    <m:t>=</m:t>
+                  </m:r>
+                  <m:r>
+                    <m:rPr>
+                      <m:sty m:val="p"/>
+                    </m:rPr>
+                    <w:rPr>
+                      <w:rFonts w:ascii="Cambria Math" w:hAnsi="Cambria Math"/>
+                    </w:rPr>
+                    <m:t>π</m:t>
+                  </m:r>
+                  <m:d>
+                    <m:dPr>
+                      <m:ctrlPr>
+                        <w:rPr>
+                          <w:rFonts w:ascii="Cambria Math" w:hAnsi="Cambria Math"/>
+                          <w:i/>
+                        </w:rPr>
+                      </m:ctrlPr>
+                    </m:dPr>
+                    <m:e>
+                      <m:sSub>
+                        <m:sSubPr>
+                          <m:ctrlPr>
+                            <w:rPr>
+                              <w:rFonts w:ascii="Cambria Math" w:hAnsi="Cambria Math"/>
+                              <w:i/>
+                            </w:rPr>
+                          </m:ctrlPr>
+                        </m:sSubPr>
+                        <m:e>
+                          <m:r>
+                            <w:rPr>
+                              <w:rFonts w:ascii="Cambria Math" w:hAnsi="Cambria Math"/>
+                            </w:rPr>
+                            <m:t>s</m:t>
+                          </m:r>
+                        </m:e>
+                        <m:sub>
+                          <m:r>
+                            <w:rPr>
+                              <w:rFonts w:ascii="Cambria Math" w:hAnsi="Cambria Math"/>
+                            </w:rPr>
+                            <m:t>t</m:t>
+                          </m:r>
+                        </m:sub>
+                      </m:sSub>
+                    </m:e>
+                  </m:d>
+                  <m:ctrlPr>
+                    <w:rPr>
+                      <w:rFonts w:ascii="Cambria Math" w:hAnsi="Cambria Math"/>
+                      <w:i/>
+                    </w:rPr>
+                  </m:ctrlPr>
+                </m:e>
+              </m:d>
+              <m:ctrlPr>
+                <w:rPr>
+                  <w:rFonts w:ascii="Cambria Math" w:hAnsi="Cambria Math"/>
+                  <w:i/>
+                </w:rPr>
+              </m:ctrlPr>
+            </m:e>
+          </m:func>
+        </m:oMath>
+      </m:oMathPara>
+    </w:p>
+    <w:p>
+      <w:pPr>
+        <w:pStyle w:val="Caption"/>
+        <w:jc w:val="center"/>
+        <w:rPr>
+          <w:i w:val="0"/>
+        </w:rPr>
+      </w:pPr>
+      <w:r>
+        <w:t xml:space="preserve">Equation </w:t>
+      </w:r>
+      <w:fldSimple w:instr=" SEQ Equation \* ARABIC ">
+        <w:r>
+          <w:rPr>
+            <w:noProof/>
+          </w:rPr>
+          <w:t>14</w:t>
+        </w:r>
+      </w:fldSimple>
+      <w:r>
+        <w:t xml:space="preserve"> Optimal action value function.</w:t>
       </w:r>
     </w:p>
     <w:p>
@@ -10128,24 +12321,16 @@
         <w:t xml:space="preserve"> is a policy whose state-value function</w:t>
       </w:r>
       <w:r>
-        <w:t xml:space="preserve"> is equal to the optimal value of state.</w:t>
-      </w:r>
-    </w:p>
-    <w:p>
-      <w:pPr>
-        <w:pStyle w:val="ListParagraph"/>
-        <w:numPr>
-          <w:ilvl w:val="0"/>
-          <w:numId w:val="9"/>
-        </w:numPr>
-      </w:pPr>
-      <w:r>
-        <w:t>Diagram of these variables as an MDP process</w:t>
-      </w:r>
-      <w:r>
-        <w:t xml:space="preserve"> (Find available literature online and recreate)</w:t>
-      </w:r>
-    </w:p>
+        <w:t xml:space="preserve"> is equal to the optimal value of </w:t>
+      </w:r>
+      <w:r>
+        <w:t xml:space="preserve">the </w:t>
+      </w:r>
+      <w:r>
+        <w:t>state.</w:t>
+      </w:r>
+    </w:p>
+    <w:p/>
     <w:p>
       <w:r>
         <w:t xml:space="preserve">Modelling an accurate </w:t>
@@ -10155,6 +12340,9 @@
       </w:r>
       <w:r>
         <w:t xml:space="preserve"> to obtain a robust framework and good result</w:t>
+      </w:r>
+      <w:r>
+        <w:t>s</w:t>
       </w:r>
       <w:r>
         <w:t xml:space="preserve"> </w:t>
@@ -10164,7 +12352,7 @@
           <w:rPr>
             <w:color w:val="000000"/>
           </w:rPr>
-          <w:tag w:val="MENDELEY_CITATION_v3_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"/>
+          <w:tag w:val="MENDELEY_CITATION_v3_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"/>
           <w:id w:val="-157844259"/>
           <w:placeholder>
             <w:docPart w:val="DefaultPlaceholder_-1854013440"/>
@@ -10175,7 +12363,7 @@
             <w:rPr>
               <w:color w:val="000000"/>
             </w:rPr>
-            <w:t>[42]</w:t>
+            <w:t>[49]</w:t>
           </w:r>
         </w:sdtContent>
       </w:sdt>
@@ -10189,70 +12377,7 @@
         <w:t xml:space="preserve">optimizing the operation of a polygeneration </w:t>
       </w:r>
       <w:r>
-        <w:t>plant.</w:t>
-      </w:r>
-      <w:r>
-        <w:t xml:space="preserve"> </w:t>
-      </w:r>
-    </w:p>
-    <w:p>
-      <w:pPr>
-        <w:pStyle w:val="ListParagraph"/>
-        <w:numPr>
-          <w:ilvl w:val="0"/>
-          <w:numId w:val="4"/>
-        </w:numPr>
-      </w:pPr>
-      <w:r>
-        <w:lastRenderedPageBreak/>
-        <w:t>Some examples of RL agent used in optimizing energy systems</w:t>
-      </w:r>
-    </w:p>
-    <w:p>
-      <w:r>
-        <w:t>There are different type</w:t>
-      </w:r>
-      <w:r>
-        <w:t>s</w:t>
-      </w:r>
-      <w:r>
-        <w:t xml:space="preserve"> of RL algorithms to be </w:t>
-      </w:r>
-      <w:r>
-        <w:t>chosen for complex energy system optimization and control. The type of RL algorithms are usually divided into three parts: value-based</w:t>
-      </w:r>
-      <w:r>
-        <w:t xml:space="preserve"> RL, policy-based RL, and actor-critic that sits in between them. </w:t>
-      </w:r>
-      <w:r>
-        <w:t xml:space="preserve">The different </w:t>
-      </w:r>
-      <w:r>
-        <w:t>between</w:t>
-      </w:r>
-      <w:r>
-        <w:t xml:space="preserve"> these different types lie in </w:t>
-      </w:r>
-      <w:r>
-        <w:t xml:space="preserve">the learning methodology for the RL agent. Value-based RL learns a value function, </w:t>
-      </w:r>
-      <w:r>
-        <w:t xml:space="preserve">usually a Q(s,a) estimate, and then </w:t>
-      </w:r>
-      <w:r>
-        <w:t xml:space="preserve">chooses an action that returns best estimated value. </w:t>
-      </w:r>
-      <w:r>
-        <w:t>Some example of value.based RL are Q-learning and Deep</w:t>
-      </w:r>
-      <w:r>
-        <w:t xml:space="preserve"> Q Network (</w:t>
-      </w:r>
-      <w:r>
-        <w:t>DQN</w:t>
-      </w:r>
-      <w:r>
-        <w:t>)</w:t>
+        <w:t>plant</w:t>
       </w:r>
       <w:r>
         <w:t xml:space="preserve"> </w:t>
@@ -10262,7 +12387,84 @@
           <w:rPr>
             <w:color w:val="000000"/>
           </w:rPr>
-          <w:tag w:val="MENDELEY_CITATION_v3_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"/>
+          <w:tag w:val="MENDELEY_CITATION_v3_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"/>
+          <w:id w:val="-601334008"/>
+          <w:placeholder>
+            <w:docPart w:val="DefaultPlaceholder_-1854013440"/>
+          </w:placeholder>
+        </w:sdtPr>
+        <w:sdtContent>
+          <w:r>
+            <w:rPr>
+              <w:color w:val="000000"/>
+            </w:rPr>
+            <w:t>[50]</w:t>
+          </w:r>
+        </w:sdtContent>
+      </w:sdt>
+      <w:r>
+        <w:t>.</w:t>
+      </w:r>
+      <w:r>
+        <w:t xml:space="preserve"> </w:t>
+      </w:r>
+    </w:p>
+    <w:p/>
+    <w:p>
+      <w:r>
+        <w:t>There are different type</w:t>
+      </w:r>
+      <w:r>
+        <w:t>s</w:t>
+      </w:r>
+      <w:r>
+        <w:t xml:space="preserve"> of RL algorithms to be </w:t>
+      </w:r>
+      <w:r>
+        <w:t>chosen for complex energy system optimization and control. The type of RL algorithms are usually divided into three parts: value-based</w:t>
+      </w:r>
+      <w:r>
+        <w:t xml:space="preserve"> RL, policy-based RL, and actor-critic that sits in between them. </w:t>
+      </w:r>
+      <w:r>
+        <w:t xml:space="preserve">The different </w:t>
+      </w:r>
+      <w:r>
+        <w:t>between</w:t>
+      </w:r>
+      <w:r>
+        <w:t xml:space="preserve"> these different types lie in </w:t>
+      </w:r>
+      <w:r>
+        <w:t xml:space="preserve">the learning methodology for the RL agent. Value-based RL learns a value function, </w:t>
+      </w:r>
+      <w:r>
+        <w:t xml:space="preserve">usually a Q(s,a) estimate, and then </w:t>
+      </w:r>
+      <w:r>
+        <w:t xml:space="preserve">chooses an action that returns best estimated value. </w:t>
+      </w:r>
+      <w:r>
+        <w:t>Some example of value.based RL are Q-learning and Deep</w:t>
+      </w:r>
+      <w:r>
+        <w:t xml:space="preserve"> Q Network (</w:t>
+      </w:r>
+      <w:r>
+        <w:t>DQN</w:t>
+      </w:r>
+      <w:r>
+        <w:t>)</w:t>
+      </w:r>
+      <w:r>
+        <w:t xml:space="preserve"> </w:t>
+      </w:r>
+      <w:sdt>
+        <w:sdtPr>
+          <w:rPr>
+            <w:color w:val="000000"/>
+          </w:rPr>
+          <w:tag w:val="MENDELEY_CITATION_v3_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"/>
           <w:id w:val="-1666621726"/>
           <w:placeholder>
             <w:docPart w:val="DefaultPlaceholder_-1854013440"/>
@@ -10273,7 +12475,7 @@
             <w:rPr>
               <w:color w:val="000000"/>
             </w:rPr>
-            <w:t>[43]</w:t>
+            <w:t>[51]</w:t>
           </w:r>
         </w:sdtContent>
       </w:sdt>
@@ -10300,7 +12502,7 @@
           <w:rPr>
             <w:color w:val="000000"/>
           </w:rPr>
-          <w:tag w:val="MENDELEY_CITATION_v3_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"/>
+          <w:tag w:val="MENDELEY_CITATION_v3_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"/>
           <w:id w:val="-792588821"/>
           <w:placeholder>
             <w:docPart w:val="DefaultPlaceholder_-1854013440"/>
@@ -10311,7 +12513,7 @@
             <w:rPr>
               <w:color w:val="000000"/>
             </w:rPr>
-            <w:t>[44]</w:t>
+            <w:t>[52]</w:t>
           </w:r>
         </w:sdtContent>
       </w:sdt>
@@ -10335,7 +12537,7 @@
           <w:rPr>
             <w:color w:val="000000"/>
           </w:rPr>
-          <w:tag w:val="MENDELEY_CITATION_v3_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"/>
+          <w:tag w:val="MENDELEY_CITATION_v3_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"/>
           <w:id w:val="1046030400"/>
           <w:placeholder>
             <w:docPart w:val="DefaultPlaceholder_-1854013440"/>
@@ -10346,7 +12548,7 @@
             <w:rPr>
               <w:color w:val="000000"/>
             </w:rPr>
-            <w:t>[45]</w:t>
+            <w:t>[53]</w:t>
           </w:r>
         </w:sdtContent>
       </w:sdt>
@@ -10379,7 +12581,7 @@
           <w:rPr>
             <w:color w:val="000000"/>
           </w:rPr>
-          <w:tag w:val="MENDELEY_CITATION_v3_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"/>
+          <w:tag w:val="MENDELEY_CITATION_v3_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"/>
           <w:id w:val="945582915"/>
           <w:placeholder>
             <w:docPart w:val="DefaultPlaceholder_-1854013440"/>
@@ -10390,7 +12592,7 @@
             <w:rPr>
               <w:color w:val="000000"/>
             </w:rPr>
-            <w:t>[46]</w:t>
+            <w:t>[54]</w:t>
           </w:r>
         </w:sdtContent>
       </w:sdt>
@@ -10401,7 +12603,11 @@
     <w:p/>
     <w:p>
       <w:r>
-        <w:t xml:space="preserve">Actor-critics methods are a mixed between the two: the actor learns the policy, while the critic learns the estimated value to make training more stable. </w:t>
+        <w:t xml:space="preserve">Actor-critics methods are a mixed between the two: the actor learns the policy, while the critic </w:t>
+      </w:r>
+      <w:r>
+        <w:lastRenderedPageBreak/>
+        <w:t xml:space="preserve">learns the estimated value to make training more stable. </w:t>
       </w:r>
       <w:r>
         <w:t xml:space="preserve">In the literature, </w:t>
@@ -10420,7 +12626,7 @@
           <w:rPr>
             <w:color w:val="000000"/>
           </w:rPr>
-          <w:tag w:val="MENDELEY_CITATION_v3_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"/>
+          <w:tag w:val="MENDELEY_CITATION_v3_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"/>
           <w:id w:val="1830250729"/>
           <w:placeholder>
             <w:docPart w:val="DefaultPlaceholder_-1854013440"/>
@@ -10431,7 +12637,7 @@
             <w:rPr>
               <w:color w:val="000000"/>
             </w:rPr>
-            <w:t>[47]</w:t>
+            <w:t>[55]</w:t>
           </w:r>
         </w:sdtContent>
       </w:sdt>
@@ -10469,11 +12675,24 @@
       <w:pPr>
         <w:pStyle w:val="Heading2"/>
       </w:pPr>
-      <w:bookmarkStart w:id="11" w:name="_Toc235289156"/>
-      <w:r>
-        <w:t>RL vs MILP for Different Applications</w:t>
-      </w:r>
-      <w:bookmarkEnd w:id="11"/>
+      <w:bookmarkStart w:id="13" w:name="_Toc235289156"/>
+      <w:r>
+        <w:t xml:space="preserve">RL vs MILP for Different </w:t>
+      </w:r>
+      <w:commentRangeStart w:id="14"/>
+      <w:r>
+        <w:t>Applications</w:t>
+      </w:r>
+      <w:bookmarkEnd w:id="13"/>
+      <w:commentRangeEnd w:id="14"/>
+      <w:r>
+        <w:rPr>
+          <w:rStyle w:val="CommentReference"/>
+          <w:sz w:val="24"/>
+          <w:szCs w:val="28"/>
+        </w:rPr>
+        <w:commentReference w:id="14"/>
+      </w:r>
     </w:p>
     <w:p>
       <w:pPr>
@@ -10578,14 +12797,7 @@
         <w:rPr>
           <w:color w:val="000000"/>
         </w:rPr>
-        <w:t xml:space="preserve"> </w:t>
-      </w:r>
-      <w:r>
-        <w:rPr>
-          <w:color w:val="000000"/>
-        </w:rPr>
-        <w:lastRenderedPageBreak/>
-        <w:t>system for an energy community</w:t>
+        <w:t xml:space="preserve"> system for an energy community</w:t>
       </w:r>
       <w:r>
         <w:rPr>
@@ -10796,7 +13008,7 @@
           <w:rPr>
             <w:color w:val="000000"/>
           </w:rPr>
-          <w:tag w:val="MENDELEY_CITATION_v3_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"/>
+          <w:tag w:val="MENDELEY_CITATION_v3_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"/>
           <w:id w:val="-252891772"/>
           <w:placeholder>
             <w:docPart w:val="DefaultPlaceholder_-1854013440"/>
@@ -10807,7 +13019,7 @@
             <w:rPr>
               <w:color w:val="000000"/>
             </w:rPr>
-            <w:t>[48]</w:t>
+            <w:t>[56]</w:t>
           </w:r>
         </w:sdtContent>
       </w:sdt>
@@ -10887,12 +13099,19 @@
         <w:rPr>
           <w:color w:val="000000"/>
         </w:rPr>
-        <w:t xml:space="preserve">The comparison is done in two stages: first stage </w:t>
+        <w:t xml:space="preserve">The comparison is </w:t>
       </w:r>
       <w:r>
         <w:rPr>
           <w:color w:val="000000"/>
         </w:rPr>
+        <w:lastRenderedPageBreak/>
+        <w:t xml:space="preserve">done in two stages: first stage </w:t>
+      </w:r>
+      <w:r>
+        <w:rPr>
+          <w:color w:val="000000"/>
+        </w:rPr>
         <w:t xml:space="preserve">only involves one week of operation and the second stage tests both frameworks performance in one year case study. </w:t>
       </w:r>
       <w:r>
@@ -11233,22 +13452,22 @@
       <w:pPr>
         <w:pStyle w:val="Heading1"/>
       </w:pPr>
-      <w:bookmarkStart w:id="12" w:name="_Toc235289157"/>
+      <w:bookmarkStart w:id="15" w:name="_Toc235289157"/>
       <w:r>
         <w:lastRenderedPageBreak/>
         <w:t>Methodology</w:t>
       </w:r>
-      <w:bookmarkEnd w:id="12"/>
+      <w:bookmarkEnd w:id="15"/>
     </w:p>
     <w:p>
       <w:pPr>
         <w:pStyle w:val="Heading2"/>
       </w:pPr>
-      <w:bookmarkStart w:id="13" w:name="_Toc235289158"/>
+      <w:bookmarkStart w:id="16" w:name="_Toc235289158"/>
       <w:r>
         <w:t>Hybrid Biomass Power-to-Methanol System Model</w:t>
       </w:r>
-      <w:bookmarkEnd w:id="13"/>
+      <w:bookmarkEnd w:id="16"/>
     </w:p>
     <w:p>
       <w:pPr>
@@ -11290,17 +13509,17 @@
       <w:pPr>
         <w:pStyle w:val="Heading2"/>
       </w:pPr>
-      <w:bookmarkStart w:id="14" w:name="_Toc235289159"/>
+      <w:bookmarkStart w:id="17" w:name="_Toc235289159"/>
       <w:r>
         <w:t>Two-steps Outerloop &amp; Innerloop Strategy</w:t>
       </w:r>
-      <w:bookmarkEnd w:id="14"/>
+      <w:bookmarkEnd w:id="17"/>
     </w:p>
     <w:p>
       <w:pPr>
         <w:pStyle w:val="Heading2"/>
       </w:pPr>
-      <w:bookmarkStart w:id="15" w:name="_Toc235289160"/>
+      <w:bookmarkStart w:id="18" w:name="_Toc235289160"/>
       <w:r>
         <w:t xml:space="preserve">Level 2 </w:t>
       </w:r>
@@ -11310,7 +13529,7 @@
       <w:r>
         <w:t>(MILP)</w:t>
       </w:r>
-      <w:bookmarkEnd w:id="15"/>
+      <w:bookmarkEnd w:id="18"/>
     </w:p>
     <w:p>
       <w:pPr>
@@ -11382,7 +13601,7 @@
       <w:pPr>
         <w:pStyle w:val="Heading2"/>
       </w:pPr>
-      <w:bookmarkStart w:id="16" w:name="_Toc235289161"/>
+      <w:bookmarkStart w:id="19" w:name="_Toc235289161"/>
       <w:r>
         <w:t xml:space="preserve">Level 3 </w:t>
       </w:r>
@@ -11392,7 +13611,7 @@
       <w:r>
         <w:t>(RL)</w:t>
       </w:r>
-      <w:bookmarkEnd w:id="16"/>
+      <w:bookmarkEnd w:id="19"/>
     </w:p>
     <w:p>
       <w:pPr>
@@ -11470,24 +13689,24 @@
       <w:pPr>
         <w:pStyle w:val="Heading2"/>
       </w:pPr>
-      <w:bookmarkStart w:id="17" w:name="_Toc235289162"/>
+      <w:bookmarkStart w:id="20" w:name="_Toc235289162"/>
       <w:r>
         <w:t>Data</w:t>
       </w:r>
-      <w:bookmarkEnd w:id="17"/>
+      <w:bookmarkEnd w:id="20"/>
     </w:p>
     <w:p>
       <w:pPr>
         <w:pStyle w:val="Heading2"/>
       </w:pPr>
-      <w:bookmarkStart w:id="18" w:name="_Toc235289163"/>
+      <w:bookmarkStart w:id="21" w:name="_Toc235289163"/>
       <w:r>
         <w:t>Comparison Stages</w:t>
       </w:r>
       <w:r>
         <w:t xml:space="preserve"> &amp; Scenario Definition</w:t>
       </w:r>
-      <w:bookmarkEnd w:id="18"/>
+      <w:bookmarkEnd w:id="21"/>
     </w:p>
     <w:p>
       <w:pPr>
@@ -11509,18 +13728,18 @@
           <w:numId w:val="2"/>
         </w:numPr>
       </w:pPr>
-      <w:commentRangeStart w:id="19"/>
+      <w:commentRangeStart w:id="22"/>
       <w:r>
         <w:t>Outerloop comparison</w:t>
       </w:r>
-      <w:commentRangeEnd w:id="19"/>
+      <w:commentRangeEnd w:id="22"/>
       <w:r>
         <w:rPr>
           <w:rStyle w:val="CommentReference"/>
           <w:sz w:val="24"/>
           <w:szCs w:val="22"/>
         </w:rPr>
-        <w:commentReference w:id="19"/>
+        <w:commentReference w:id="22"/>
       </w:r>
       <w:r>
         <w:t xml:space="preserve"> </w:t>
@@ -11577,7 +13796,7 @@
       <w:r>
         <w:t>.</w:t>
       </w:r>
-      <w:commentRangeStart w:id="20"/>
+      <w:commentRangeStart w:id="23"/>
     </w:p>
     <w:p>
       <w:pPr>
@@ -11593,14 +13812,14 @@
       <w:r>
         <w:t>Electricity Supply &amp; Power to X Optimization</w:t>
       </w:r>
-      <w:commentRangeEnd w:id="20"/>
+      <w:commentRangeEnd w:id="23"/>
       <w:r>
         <w:rPr>
           <w:rStyle w:val="CommentReference"/>
           <w:sz w:val="24"/>
           <w:szCs w:val="22"/>
         </w:rPr>
-        <w:commentReference w:id="20"/>
+        <w:commentReference w:id="23"/>
       </w:r>
     </w:p>
     <w:p>
@@ -11611,18 +13830,18 @@
           <w:numId w:val="2"/>
         </w:numPr>
       </w:pPr>
-      <w:commentRangeStart w:id="21"/>
+      <w:commentRangeStart w:id="24"/>
       <w:r>
         <w:t>Innerloop comparison</w:t>
       </w:r>
-      <w:commentRangeEnd w:id="21"/>
+      <w:commentRangeEnd w:id="24"/>
       <w:r>
         <w:rPr>
           <w:rStyle w:val="CommentReference"/>
           <w:sz w:val="24"/>
           <w:szCs w:val="22"/>
         </w:rPr>
-        <w:commentReference w:id="21"/>
+        <w:commentReference w:id="24"/>
       </w:r>
       <w:r>
         <w:t xml:space="preserve">: </w:t>
@@ -11774,7 +13993,7 @@
           <w:numId w:val="2"/>
         </w:numPr>
       </w:pPr>
-      <w:commentRangeStart w:id="22"/>
+      <w:commentRangeStart w:id="25"/>
       <w:r>
         <w:t xml:space="preserve">Stage </w:t>
       </w:r>
@@ -11796,21 +14015,21 @@
       <w:r>
         <w:t xml:space="preserve">vs </w:t>
       </w:r>
-      <w:commentRangeStart w:id="23"/>
+      <w:commentRangeStart w:id="26"/>
       <w:r>
         <w:t xml:space="preserve">BO </w:t>
       </w:r>
       <w:r>
         <w:t xml:space="preserve">Oemof Linear </w:t>
       </w:r>
-      <w:commentRangeEnd w:id="23"/>
+      <w:commentRangeEnd w:id="26"/>
       <w:r>
         <w:rPr>
           <w:rStyle w:val="CommentReference"/>
           <w:sz w:val="24"/>
           <w:szCs w:val="22"/>
         </w:rPr>
-        <w:commentReference w:id="23"/>
+        <w:commentReference w:id="26"/>
       </w:r>
       <w:r>
         <w:t>pathway</w:t>
@@ -11818,14 +14037,14 @@
       <w:r>
         <w:t xml:space="preserve"> </w:t>
       </w:r>
-      <w:commentRangeEnd w:id="22"/>
+      <w:commentRangeEnd w:id="25"/>
       <w:r>
         <w:rPr>
           <w:rStyle w:val="CommentReference"/>
           <w:sz w:val="24"/>
           <w:szCs w:val="22"/>
         </w:rPr>
-        <w:commentReference w:id="22"/>
+        <w:commentReference w:id="25"/>
       </w:r>
     </w:p>
     <w:p>
@@ -12527,19 +14746,19 @@
       <w:pPr>
         <w:pStyle w:val="Heading1"/>
       </w:pPr>
-      <w:bookmarkStart w:id="24" w:name="_Toc235289164"/>
+      <w:bookmarkStart w:id="27" w:name="_Toc235289164"/>
       <w:r>
         <w:lastRenderedPageBreak/>
         <w:t>Results and Discussions</w:t>
       </w:r>
-      <w:bookmarkEnd w:id="24"/>
+      <w:bookmarkEnd w:id="27"/>
     </w:p>
     <w:p>
       <w:pPr>
         <w:pStyle w:val="Heading2"/>
       </w:pPr>
-      <w:bookmarkStart w:id="25" w:name="_Toc235289165"/>
-      <w:bookmarkEnd w:id="25"/>
+      <w:bookmarkStart w:id="28" w:name="_Toc235289165"/>
+      <w:bookmarkEnd w:id="28"/>
     </w:p>
     <w:p>
       <w:pPr>
@@ -12554,12 +14773,12 @@
       <w:pPr>
         <w:pStyle w:val="Heading1"/>
       </w:pPr>
-      <w:bookmarkStart w:id="26" w:name="_Toc235289166"/>
+      <w:bookmarkStart w:id="29" w:name="_Toc235289166"/>
       <w:r>
         <w:lastRenderedPageBreak/>
         <w:t>Conclusions</w:t>
       </w:r>
-      <w:bookmarkEnd w:id="26"/>
+      <w:bookmarkEnd w:id="29"/>
     </w:p>
     <w:p>
       <w:pPr>
@@ -12590,12 +14809,12 @@
       <w:pPr>
         <w:pStyle w:val="Heading1"/>
       </w:pPr>
-      <w:bookmarkStart w:id="27" w:name="_Toc235289167"/>
+      <w:bookmarkStart w:id="30" w:name="_Toc235289167"/>
       <w:r>
         <w:lastRenderedPageBreak/>
         <w:t>References</w:t>
       </w:r>
-      <w:bookmarkEnd w:id="27"/>
+      <w:bookmarkEnd w:id="30"/>
     </w:p>
     <w:sdt>
       <w:sdtPr>
@@ -12614,7 +14833,7 @@
             <w:autoSpaceDE w:val="0"/>
             <w:autoSpaceDN w:val="0"/>
             <w:ind w:hanging="640"/>
-            <w:divId w:val="1767074060"/>
+            <w:divId w:val="1187645535"/>
             <w:rPr>
               <w:rFonts w:eastAsia="Times New Roman"/>
               <w:color w:val="000000"/>
@@ -12635,7 +14854,7 @@
               <w:color w:val="000000"/>
             </w:rPr>
             <w:tab/>
-            <w:t xml:space="preserve">S. Stavrev and D. Ginchev, “Reinforcement Learning Techniques in Optimizing Energy Systems,” Apr. 01, 2024, </w:t>
+            <w:t xml:space="preserve">S. Paltsev, J. Morris, H. Kheshgi, and H. Herzog, “Hard-to-Abate Sectors: The role of industrial carbon capture and storage (CCS) in emission mitigation,” </w:t>
           </w:r>
           <w:r>
             <w:rPr>
@@ -12644,14 +14863,14 @@
               <w:iCs/>
               <w:color w:val="000000"/>
             </w:rPr>
-            <w:t>Multidisciplinary Digital Publishing Institute (MDPI)</w:t>
-          </w:r>
-          <w:r>
-            <w:rPr>
-              <w:rFonts w:eastAsia="Times New Roman"/>
-              <w:color w:val="000000"/>
-            </w:rPr>
-            <w:t>. doi: 10.3390/electronics13081459.</w:t>
+            <w:t>Appl. Energy</w:t>
+          </w:r>
+          <w:r>
+            <w:rPr>
+              <w:rFonts w:eastAsia="Times New Roman"/>
+              <w:color w:val="000000"/>
+            </w:rPr>
+            <w:t>, vol. 300, p. 117322, Oct. 2021, doi: 10.1016/j.apenergy.2021.117322.</w:t>
           </w:r>
         </w:p>
         <w:p>
@@ -12659,7 +14878,7 @@
             <w:autoSpaceDE w:val="0"/>
             <w:autoSpaceDN w:val="0"/>
             <w:ind w:hanging="640"/>
-            <w:divId w:val="702632298"/>
+            <w:divId w:val="1896744845"/>
             <w:rPr>
               <w:rFonts w:eastAsia="Times New Roman"/>
               <w:color w:val="000000"/>
@@ -12678,7 +14897,7 @@
               <w:color w:val="000000"/>
             </w:rPr>
             <w:tab/>
-            <w:t xml:space="preserve">J. Langford, “Efficient Exploration in Reinforcement Learning,” in </w:t>
+            <w:t xml:space="preserve">J. Sousa, I. Azevedo, C. Camus, L. Mendes, C. Viveiros, and F. Barata, “Decarbonizing Hard-to-Abate Sectors with Renewable Hydrogen: A Real Case Application to the Ceramics Industry,” </w:t>
           </w:r>
           <w:r>
             <w:rPr>
@@ -12687,14 +14906,14 @@
               <w:iCs/>
               <w:color w:val="000000"/>
             </w:rPr>
-            <w:t>Encyclopedia of Machine Learning</w:t>
-          </w:r>
-          <w:r>
-            <w:rPr>
-              <w:rFonts w:eastAsia="Times New Roman"/>
-              <w:color w:val="000000"/>
-            </w:rPr>
-            <w:t>, Boston, MA: Springer US, 2011, pp. 309–311. doi: 10.1007/978-0-387-30164-8_244.</w:t>
+            <w:t>Energies (Basel).</w:t>
+          </w:r>
+          <w:r>
+            <w:rPr>
+              <w:rFonts w:eastAsia="Times New Roman"/>
+              <w:color w:val="000000"/>
+            </w:rPr>
+            <w:t>, vol. 17, no. 15, p. 3661, Jul. 2024, doi: 10.3390/en17153661.</w:t>
           </w:r>
         </w:p>
         <w:p>
@@ -12702,7 +14921,7 @@
             <w:autoSpaceDE w:val="0"/>
             <w:autoSpaceDN w:val="0"/>
             <w:ind w:hanging="640"/>
-            <w:divId w:val="1580946409"/>
+            <w:divId w:val="253559007"/>
             <w:rPr>
               <w:rFonts w:eastAsia="Times New Roman"/>
               <w:color w:val="000000"/>
@@ -12721,7 +14940,7 @@
               <w:color w:val="000000"/>
             </w:rPr>
             <w:tab/>
-            <w:t xml:space="preserve">Y. Liu, J. Yang, L. Chen, T. Guo, and Y. Jiang, “Overview of Reinforcement Learning Based on Value and Policy,” in </w:t>
+            <w:t xml:space="preserve">A. Risco-Bravo, C. Varela, J. Bartels, and E. Zondervan, “From green hydrogen to electricity: A review on recent advances, challenges, and opportunities on power-to-hydrogen-to-power systems,” </w:t>
           </w:r>
           <w:r>
             <w:rPr>
@@ -12730,14 +14949,14 @@
               <w:iCs/>
               <w:color w:val="000000"/>
             </w:rPr>
-            <w:t>2020 Chinese Control And Decision Conference (CCDC)</w:t>
-          </w:r>
-          <w:r>
-            <w:rPr>
-              <w:rFonts w:eastAsia="Times New Roman"/>
-              <w:color w:val="000000"/>
-            </w:rPr>
-            <w:t>, IEEE, Aug. 2020, pp. 598–603. doi: 10.1109/CCDC49329.2020.9164615.</w:t>
+            <w:t>Renewable and Sustainable Energy Reviews</w:t>
+          </w:r>
+          <w:r>
+            <w:rPr>
+              <w:rFonts w:eastAsia="Times New Roman"/>
+              <w:color w:val="000000"/>
+            </w:rPr>
+            <w:t>, vol. 189, p. 113930, Jan. 2024, doi: 10.1016/j.rser.2023.113930.</w:t>
           </w:r>
         </w:p>
         <w:p>
@@ -12745,7 +14964,7 @@
             <w:autoSpaceDE w:val="0"/>
             <w:autoSpaceDN w:val="0"/>
             <w:ind w:hanging="640"/>
-            <w:divId w:val="1758286463"/>
+            <w:divId w:val="1948124946"/>
             <w:rPr>
               <w:rFonts w:eastAsia="Times New Roman"/>
               <w:color w:val="000000"/>
@@ -12764,7 +14983,7 @@
               <w:color w:val="000000"/>
             </w:rPr>
             <w:tab/>
-            <w:t xml:space="preserve">R. Lincoln, S. Galloway, B. Stephen, and G. Burt, “Comparing Policy Gradient and Value Function Based Reinforcement Learning Methods in Simulated Electrical Power Trade,” </w:t>
+            <w:t xml:space="preserve">Y. Yao </w:t>
           </w:r>
           <w:r>
             <w:rPr>
@@ -12773,14 +14992,30 @@
               <w:iCs/>
               <w:color w:val="000000"/>
             </w:rPr>
-            <w:t>IEEE Transactions on Power Systems</w:t>
-          </w:r>
-          <w:r>
-            <w:rPr>
-              <w:rFonts w:eastAsia="Times New Roman"/>
-              <w:color w:val="000000"/>
-            </w:rPr>
-            <w:t>, vol. 27, no. 1, pp. 373–380, Feb. 2012, doi: 10.1109/TPWRS.2011.2166091.</w:t>
+            <w:t>et al.</w:t>
+          </w:r>
+          <w:r>
+            <w:rPr>
+              <w:rFonts w:eastAsia="Times New Roman"/>
+              <w:color w:val="000000"/>
+            </w:rPr>
+            <w:t xml:space="preserve">, “A comprehensive review of optimizing hybrid renewable energy system using optimization techniques,” </w:t>
+          </w:r>
+          <w:r>
+            <w:rPr>
+              <w:rFonts w:eastAsia="Times New Roman"/>
+              <w:i/>
+              <w:iCs/>
+              <w:color w:val="000000"/>
+            </w:rPr>
+            <w:t>Engineering Science and Technology, an International Journal</w:t>
+          </w:r>
+          <w:r>
+            <w:rPr>
+              <w:rFonts w:eastAsia="Times New Roman"/>
+              <w:color w:val="000000"/>
+            </w:rPr>
+            <w:t>, vol. 78, p. 102384, Jun. 2026, doi: 10.1016/j.jestch.2026.102384.</w:t>
           </w:r>
         </w:p>
         <w:p>
@@ -12788,7 +15023,7 @@
             <w:autoSpaceDE w:val="0"/>
             <w:autoSpaceDN w:val="0"/>
             <w:ind w:hanging="640"/>
-            <w:divId w:val="433600987"/>
+            <w:divId w:val="1672567732"/>
             <w:rPr>
               <w:rFonts w:eastAsia="Times New Roman"/>
               <w:color w:val="000000"/>
@@ -12807,7 +15042,7 @@
               <w:color w:val="000000"/>
             </w:rPr>
             <w:tab/>
-            <w:t xml:space="preserve">Y. Gao, “Policy Gradient Methods in Deep Reinforcement Learning,” </w:t>
+            <w:t xml:space="preserve">P. Wohlgenannt, S. Hegenbart, E. Eder, M. Kolhe, and P. Kepplinger, “Energy Demand Response in a Food-Processing Plant: A Deep Reinforcement Learning Approach,” </w:t>
           </w:r>
           <w:r>
             <w:rPr>
@@ -12816,14 +15051,14 @@
               <w:iCs/>
               <w:color w:val="000000"/>
             </w:rPr>
-            <w:t>Applied and Computational Engineering</w:t>
-          </w:r>
-          <w:r>
-            <w:rPr>
-              <w:rFonts w:eastAsia="Times New Roman"/>
-              <w:color w:val="000000"/>
-            </w:rPr>
-            <w:t>, vol. 158, no. 1, pp. 27–34, May 2025, doi: 10.54254/2755-2721/2025.TJ23321.</w:t>
+            <w:t>Energies (Basel).</w:t>
+          </w:r>
+          <w:r>
+            <w:rPr>
+              <w:rFonts w:eastAsia="Times New Roman"/>
+              <w:color w:val="000000"/>
+            </w:rPr>
+            <w:t>, vol. 17, no. 24, p. 6430, Dec. 2024, doi: 10.3390/en17246430.</w:t>
           </w:r>
         </w:p>
         <w:p>
@@ -12831,7 +15066,7 @@
             <w:autoSpaceDE w:val="0"/>
             <w:autoSpaceDN w:val="0"/>
             <w:ind w:hanging="640"/>
-            <w:divId w:val="245918582"/>
+            <w:divId w:val="1198740637"/>
             <w:rPr>
               <w:rFonts w:eastAsia="Times New Roman"/>
               <w:color w:val="000000"/>
@@ -12850,7 +15085,7 @@
               <w:color w:val="000000"/>
             </w:rPr>
             <w:tab/>
-            <w:t xml:space="preserve">D. Cao </w:t>
+            <w:t xml:space="preserve">R. Yokoyama, Y. Shinano, S. Taniguchi, M. Ohkura, and T. Wakui, “Optimization of energy supply systems by MILP branch and bound method in consideration of hierarchical relationship between design and operation,” </w:t>
           </w:r>
           <w:r>
             <w:rPr>
@@ -12859,30 +15094,14 @@
               <w:iCs/>
               <w:color w:val="000000"/>
             </w:rPr>
-            <w:t>et al.</w:t>
-          </w:r>
-          <w:r>
-            <w:rPr>
-              <w:rFonts w:eastAsia="Times New Roman"/>
-              <w:color w:val="000000"/>
-            </w:rPr>
-            <w:t xml:space="preserve">, “Reinforcement Learning and Its Applications in Modern Power and Energy Systems: A Review,” </w:t>
-          </w:r>
-          <w:r>
-            <w:rPr>
-              <w:rFonts w:eastAsia="Times New Roman"/>
-              <w:i/>
-              <w:iCs/>
-              <w:color w:val="000000"/>
-            </w:rPr>
-            <w:t>Journal of Modern Power Systems and Clean Energy</w:t>
-          </w:r>
-          <w:r>
-            <w:rPr>
-              <w:rFonts w:eastAsia="Times New Roman"/>
-              <w:color w:val="000000"/>
-            </w:rPr>
-            <w:t>, vol. 8, no. 6, pp. 1029–1042, 2020, doi: 10.35833/MPCE.2020.000552.</w:t>
+            <w:t>Energy Convers. Manag.</w:t>
+          </w:r>
+          <w:r>
+            <w:rPr>
+              <w:rFonts w:eastAsia="Times New Roman"/>
+              <w:color w:val="000000"/>
+            </w:rPr>
+            <w:t>, vol. 92, pp. 92–104, Mar. 2015, doi: 10.1016/j.enconman.2014.12.020.</w:t>
           </w:r>
         </w:p>
         <w:p>
@@ -12890,7 +15109,7 @@
             <w:autoSpaceDE w:val="0"/>
             <w:autoSpaceDN w:val="0"/>
             <w:ind w:hanging="640"/>
-            <w:divId w:val="1345061186"/>
+            <w:divId w:val="1884169863"/>
             <w:rPr>
               <w:rFonts w:eastAsia="Times New Roman"/>
               <w:color w:val="000000"/>
@@ -12909,7 +15128,7 @@
               <w:color w:val="000000"/>
             </w:rPr>
             <w:tab/>
-            <w:t xml:space="preserve">H. Shengren, E. M. Salazar, P. P. Vergara, and P. Palensky, “Performance Comparison of Deep RL Algorithms for Energy Systems Optimal Scheduling,” in </w:t>
+            <w:t xml:space="preserve">S. Stavrev and D. Ginchev, “Reinforcement Learning Techniques in Optimizing Energy Systems,” </w:t>
           </w:r>
           <w:r>
             <w:rPr>
@@ -12918,14 +15137,14 @@
               <w:iCs/>
               <w:color w:val="000000"/>
             </w:rPr>
-            <w:t>2022 IEEE PES Innovative Smart Grid Technologies Conference Europe (ISGT-Europe)</w:t>
-          </w:r>
-          <w:r>
-            <w:rPr>
-              <w:rFonts w:eastAsia="Times New Roman"/>
-              <w:color w:val="000000"/>
-            </w:rPr>
-            <w:t>, IEEE, Oct. 2022, pp. 1–6. doi: 10.1109/ISGT-Europe54678.2022.9960642.</w:t>
+            <w:t>Electronics (Basel).</w:t>
+          </w:r>
+          <w:r>
+            <w:rPr>
+              <w:rFonts w:eastAsia="Times New Roman"/>
+              <w:color w:val="000000"/>
+            </w:rPr>
+            <w:t>, vol. 13, no. 8, p. 1459, Apr. 2024, doi: 10.3390/electronics13081459.</w:t>
           </w:r>
         </w:p>
         <w:p>
@@ -12933,7 +15152,7 @@
             <w:autoSpaceDE w:val="0"/>
             <w:autoSpaceDN w:val="0"/>
             <w:ind w:hanging="640"/>
-            <w:divId w:val="1059481549"/>
+            <w:divId w:val="1517382112"/>
             <w:rPr>
               <w:rFonts w:eastAsia="Times New Roman"/>
               <w:color w:val="000000"/>
@@ -12952,7 +15171,7 @@
               <w:color w:val="000000"/>
             </w:rPr>
             <w:tab/>
-            <w:t xml:space="preserve">V. Vetter, P. Wohlgenannt, P. Kepplinger, and E. Eder, “Deep Reinforcement Learning Approaches the MILP Optimum of a Multi-Energy Optimization in Energy Communities,” </w:t>
+            <w:t xml:space="preserve">H. Ghiasirad </w:t>
           </w:r>
           <w:r>
             <w:rPr>
@@ -12961,14 +15180,30 @@
               <w:iCs/>
               <w:color w:val="000000"/>
             </w:rPr>
-            <w:t>Energies (Basel).</w:t>
-          </w:r>
-          <w:r>
-            <w:rPr>
-              <w:rFonts w:eastAsia="Times New Roman"/>
-              <w:color w:val="000000"/>
-            </w:rPr>
-            <w:t>, vol. 18, no. 17, p. 4489, Aug. 2025, doi: 10.3390/en18174489.</w:t>
+            <w:t>et al.</w:t>
+          </w:r>
+          <w:r>
+            <w:rPr>
+              <w:rFonts w:eastAsia="Times New Roman"/>
+              <w:color w:val="000000"/>
+            </w:rPr>
+            <w:t xml:space="preserve">, “LCA and exergy-economic evaluation of a biogas-to-fuels system using CO2 hydrogenation and exhaust gas recycling,” </w:t>
+          </w:r>
+          <w:r>
+            <w:rPr>
+              <w:rFonts w:eastAsia="Times New Roman"/>
+              <w:i/>
+              <w:iCs/>
+              <w:color w:val="000000"/>
+            </w:rPr>
+            <w:t>Energy Conversion and Management: X</w:t>
+          </w:r>
+          <w:r>
+            <w:rPr>
+              <w:rFonts w:eastAsia="Times New Roman"/>
+              <w:color w:val="000000"/>
+            </w:rPr>
+            <w:t>, vol. 26, p. 100897, Apr. 2025, doi: 10.1016/j.ecmx.2025.100897.</w:t>
           </w:r>
         </w:p>
         <w:p>
@@ -12976,7 +15211,7 @@
             <w:autoSpaceDE w:val="0"/>
             <w:autoSpaceDN w:val="0"/>
             <w:ind w:hanging="640"/>
-            <w:divId w:val="511147041"/>
+            <w:divId w:val="1695686453"/>
             <w:rPr>
               <w:rFonts w:eastAsia="Times New Roman"/>
               <w:color w:val="000000"/>
@@ -12988,6 +15223,2113 @@
               <w:color w:val="000000"/>
             </w:rPr>
             <w:t>[9]</w:t>
+          </w:r>
+          <w:r>
+            <w:rPr>
+              <w:rFonts w:eastAsia="Times New Roman"/>
+              <w:color w:val="000000"/>
+            </w:rPr>
+            <w:tab/>
+            <w:t xml:space="preserve">A. Grimalt‐Alemany, I. V. Skiadas, and H. N. Gavala, “Syngas biomethanation: state‐of‐the‐art review and perspectives,” </w:t>
+          </w:r>
+          <w:r>
+            <w:rPr>
+              <w:rFonts w:eastAsia="Times New Roman"/>
+              <w:i/>
+              <w:iCs/>
+              <w:color w:val="000000"/>
+            </w:rPr>
+            <w:t>Biofuels, Bioproducts and Biorefining</w:t>
+          </w:r>
+          <w:r>
+            <w:rPr>
+              <w:rFonts w:eastAsia="Times New Roman"/>
+              <w:color w:val="000000"/>
+            </w:rPr>
+            <w:t>, vol. 12, no. 1, pp. 139–158, Jan. 2018, doi: 10.1002/bbb.1826.</w:t>
+          </w:r>
+        </w:p>
+        <w:p>
+          <w:pPr>
+            <w:autoSpaceDE w:val="0"/>
+            <w:autoSpaceDN w:val="0"/>
+            <w:ind w:hanging="640"/>
+            <w:divId w:val="624849651"/>
+            <w:rPr>
+              <w:rFonts w:eastAsia="Times New Roman"/>
+              <w:color w:val="000000"/>
+            </w:rPr>
+          </w:pPr>
+          <w:r>
+            <w:rPr>
+              <w:rFonts w:eastAsia="Times New Roman"/>
+              <w:color w:val="000000"/>
+            </w:rPr>
+            <w:t>[10]</w:t>
+          </w:r>
+          <w:r>
+            <w:rPr>
+              <w:rFonts w:eastAsia="Times New Roman"/>
+              <w:color w:val="000000"/>
+            </w:rPr>
+            <w:tab/>
+            <w:t xml:space="preserve">M. Scomazzon, E. Barbera, and F. Bezzo, “Alternative sustainable routes to methanol </w:t>
+          </w:r>
+          <w:r>
+            <w:rPr>
+              <w:rFonts w:eastAsia="Times New Roman"/>
+              <w:color w:val="000000"/>
+            </w:rPr>
+            <w:lastRenderedPageBreak/>
+            <w:t xml:space="preserve">production: Techno-economic and environmental assessment,” </w:t>
+          </w:r>
+          <w:r>
+            <w:rPr>
+              <w:rFonts w:eastAsia="Times New Roman"/>
+              <w:i/>
+              <w:iCs/>
+              <w:color w:val="000000"/>
+            </w:rPr>
+            <w:t>J. Environ. Chem. Eng.</w:t>
+          </w:r>
+          <w:r>
+            <w:rPr>
+              <w:rFonts w:eastAsia="Times New Roman"/>
+              <w:color w:val="000000"/>
+            </w:rPr>
+            <w:t>, vol. 12, no. 3, p. 112674, Jun. 2024, doi: 10.1016/j.jece.2024.112674.</w:t>
+          </w:r>
+        </w:p>
+        <w:p>
+          <w:pPr>
+            <w:autoSpaceDE w:val="0"/>
+            <w:autoSpaceDN w:val="0"/>
+            <w:ind w:hanging="640"/>
+            <w:divId w:val="1000962952"/>
+            <w:rPr>
+              <w:rFonts w:eastAsia="Times New Roman"/>
+              <w:color w:val="000000"/>
+            </w:rPr>
+          </w:pPr>
+          <w:r>
+            <w:rPr>
+              <w:rFonts w:eastAsia="Times New Roman"/>
+              <w:color w:val="000000"/>
+            </w:rPr>
+            <w:t>[11]</w:t>
+          </w:r>
+          <w:r>
+            <w:rPr>
+              <w:rFonts w:eastAsia="Times New Roman"/>
+              <w:color w:val="000000"/>
+            </w:rPr>
+            <w:tab/>
+            <w:t xml:space="preserve">E. Moioli and T. Schildhauer, “Techno-economic-environmental assessment of the integration of power-to-X and biogas utilization towards the production of electricity, hydrogen, methane and methanol,” </w:t>
+          </w:r>
+          <w:r>
+            <w:rPr>
+              <w:rFonts w:eastAsia="Times New Roman"/>
+              <w:i/>
+              <w:iCs/>
+              <w:color w:val="000000"/>
+            </w:rPr>
+            <w:t>Sustain. Energy Fuels</w:t>
+          </w:r>
+          <w:r>
+            <w:rPr>
+              <w:rFonts w:eastAsia="Times New Roman"/>
+              <w:color w:val="000000"/>
+            </w:rPr>
+            <w:t>, vol. 7, no. 11, pp. 2690–2706, 2023, doi: 10.1039/D3SE00052D.</w:t>
+          </w:r>
+        </w:p>
+        <w:p>
+          <w:pPr>
+            <w:autoSpaceDE w:val="0"/>
+            <w:autoSpaceDN w:val="0"/>
+            <w:ind w:hanging="640"/>
+            <w:divId w:val="699865429"/>
+            <w:rPr>
+              <w:rFonts w:eastAsia="Times New Roman"/>
+              <w:color w:val="000000"/>
+            </w:rPr>
+          </w:pPr>
+          <w:r>
+            <w:rPr>
+              <w:rFonts w:eastAsia="Times New Roman"/>
+              <w:color w:val="000000"/>
+            </w:rPr>
+            <w:t>[12]</w:t>
+          </w:r>
+          <w:r>
+            <w:rPr>
+              <w:rFonts w:eastAsia="Times New Roman"/>
+              <w:color w:val="000000"/>
+            </w:rPr>
+            <w:tab/>
+            <w:t xml:space="preserve">H. Zhang, L. Wang, J. Van herle, F. Maréchal, and U. Desideri, “Techno-economic evaluation of biomass-to-fuels with solid-oxide electrolyzer,” </w:t>
+          </w:r>
+          <w:r>
+            <w:rPr>
+              <w:rFonts w:eastAsia="Times New Roman"/>
+              <w:i/>
+              <w:iCs/>
+              <w:color w:val="000000"/>
+            </w:rPr>
+            <w:t>Appl. Energy</w:t>
+          </w:r>
+          <w:r>
+            <w:rPr>
+              <w:rFonts w:eastAsia="Times New Roman"/>
+              <w:color w:val="000000"/>
+            </w:rPr>
+            <w:t>, vol. 270, p. 115113, Jul. 2020, doi: 10.1016/j.apenergy.2020.115113.</w:t>
+          </w:r>
+        </w:p>
+        <w:p>
+          <w:pPr>
+            <w:autoSpaceDE w:val="0"/>
+            <w:autoSpaceDN w:val="0"/>
+            <w:ind w:hanging="640"/>
+            <w:divId w:val="472256534"/>
+            <w:rPr>
+              <w:rFonts w:eastAsia="Times New Roman"/>
+              <w:color w:val="000000"/>
+            </w:rPr>
+          </w:pPr>
+          <w:r>
+            <w:rPr>
+              <w:rFonts w:eastAsia="Times New Roman"/>
+              <w:color w:val="000000"/>
+            </w:rPr>
+            <w:t>[13]</w:t>
+          </w:r>
+          <w:r>
+            <w:rPr>
+              <w:rFonts w:eastAsia="Times New Roman"/>
+              <w:color w:val="000000"/>
+            </w:rPr>
+            <w:tab/>
+            <w:t xml:space="preserve">A. Walther, K. Löning, and E. Reichelt, “Techno-economic assessment of the impact of electrolysis technology on power-to-methanol processes,” </w:t>
+          </w:r>
+          <w:r>
+            <w:rPr>
+              <w:rFonts w:eastAsia="Times New Roman"/>
+              <w:i/>
+              <w:iCs/>
+              <w:color w:val="000000"/>
+            </w:rPr>
+            <w:t>Int. J. Hydrogen Energy</w:t>
+          </w:r>
+          <w:r>
+            <w:rPr>
+              <w:rFonts w:eastAsia="Times New Roman"/>
+              <w:color w:val="000000"/>
+            </w:rPr>
+            <w:t>, vol. 206, p. 153394, Feb. 2026, doi: 10.1016/j.ijhydene.2026.153394.</w:t>
+          </w:r>
+        </w:p>
+        <w:p>
+          <w:pPr>
+            <w:autoSpaceDE w:val="0"/>
+            <w:autoSpaceDN w:val="0"/>
+            <w:ind w:hanging="640"/>
+            <w:divId w:val="952446523"/>
+            <w:rPr>
+              <w:rFonts w:eastAsia="Times New Roman"/>
+              <w:color w:val="000000"/>
+            </w:rPr>
+          </w:pPr>
+          <w:r>
+            <w:rPr>
+              <w:rFonts w:eastAsia="Times New Roman"/>
+              <w:color w:val="000000"/>
+            </w:rPr>
+            <w:t>[14]</w:t>
+          </w:r>
+          <w:r>
+            <w:rPr>
+              <w:rFonts w:eastAsia="Times New Roman"/>
+              <w:color w:val="000000"/>
+            </w:rPr>
+            <w:tab/>
+            <w:t xml:space="preserve">J. Brauns and T. Turek, “Alkaline Water Electrolysis Powered by Renewable Energy: A Review,” </w:t>
+          </w:r>
+          <w:r>
+            <w:rPr>
+              <w:rFonts w:eastAsia="Times New Roman"/>
+              <w:i/>
+              <w:iCs/>
+              <w:color w:val="000000"/>
+            </w:rPr>
+            <w:t>Processes</w:t>
+          </w:r>
+          <w:r>
+            <w:rPr>
+              <w:rFonts w:eastAsia="Times New Roman"/>
+              <w:color w:val="000000"/>
+            </w:rPr>
+            <w:t>, vol. 8, no. 2, p. 248, Feb. 2020, doi: 10.3390/pr8020248.</w:t>
+          </w:r>
+        </w:p>
+        <w:p>
+          <w:pPr>
+            <w:autoSpaceDE w:val="0"/>
+            <w:autoSpaceDN w:val="0"/>
+            <w:ind w:hanging="640"/>
+            <w:divId w:val="1339653481"/>
+            <w:rPr>
+              <w:rFonts w:eastAsia="Times New Roman"/>
+              <w:color w:val="000000"/>
+            </w:rPr>
+          </w:pPr>
+          <w:r>
+            <w:rPr>
+              <w:rFonts w:eastAsia="Times New Roman"/>
+              <w:color w:val="000000"/>
+            </w:rPr>
+            <w:t>[15]</w:t>
+          </w:r>
+          <w:r>
+            <w:rPr>
+              <w:rFonts w:eastAsia="Times New Roman"/>
+              <w:color w:val="000000"/>
+            </w:rPr>
+            <w:tab/>
+            <w:t xml:space="preserve">S. Brynolf, M. Taljegard, M. Grahn, and J. Hansson, “Electrofuels for the transport sector: A review of production costs,” </w:t>
+          </w:r>
+          <w:r>
+            <w:rPr>
+              <w:rFonts w:eastAsia="Times New Roman"/>
+              <w:i/>
+              <w:iCs/>
+              <w:color w:val="000000"/>
+            </w:rPr>
+            <w:t>Renewable and Sustainable Energy Reviews</w:t>
+          </w:r>
+          <w:r>
+            <w:rPr>
+              <w:rFonts w:eastAsia="Times New Roman"/>
+              <w:color w:val="000000"/>
+            </w:rPr>
+            <w:t>, vol. 81, pp. 1887–1905, Jan. 2018, doi: 10.1016/j.rser.2017.05.288.</w:t>
+          </w:r>
+        </w:p>
+        <w:p>
+          <w:pPr>
+            <w:autoSpaceDE w:val="0"/>
+            <w:autoSpaceDN w:val="0"/>
+            <w:ind w:hanging="640"/>
+            <w:divId w:val="315571959"/>
+            <w:rPr>
+              <w:rFonts w:eastAsia="Times New Roman"/>
+              <w:color w:val="000000"/>
+            </w:rPr>
+          </w:pPr>
+          <w:r>
+            <w:rPr>
+              <w:rFonts w:eastAsia="Times New Roman"/>
+              <w:color w:val="000000"/>
+            </w:rPr>
+            <w:t>[16]</w:t>
+          </w:r>
+          <w:r>
+            <w:rPr>
+              <w:rFonts w:eastAsia="Times New Roman"/>
+              <w:color w:val="000000"/>
+            </w:rPr>
+            <w:tab/>
+            <w:t xml:space="preserve">S. Shiva Kumar and V. Himabindu, “Hydrogen production by PEM water electrolysis – A review,” </w:t>
+          </w:r>
+          <w:r>
+            <w:rPr>
+              <w:rFonts w:eastAsia="Times New Roman"/>
+              <w:i/>
+              <w:iCs/>
+              <w:color w:val="000000"/>
+            </w:rPr>
+            <w:t>Mater. Sci. Energy Technol.</w:t>
+          </w:r>
+          <w:r>
+            <w:rPr>
+              <w:rFonts w:eastAsia="Times New Roman"/>
+              <w:color w:val="000000"/>
+            </w:rPr>
+            <w:t>, vol. 2, no. 3, pp. 442–454, Dec. 2019, doi: 10.1016/j.mset.2019.03.002.</w:t>
+          </w:r>
+        </w:p>
+        <w:p>
+          <w:pPr>
+            <w:autoSpaceDE w:val="0"/>
+            <w:autoSpaceDN w:val="0"/>
+            <w:ind w:hanging="640"/>
+            <w:divId w:val="389966653"/>
+            <w:rPr>
+              <w:rFonts w:eastAsia="Times New Roman"/>
+              <w:color w:val="000000"/>
+            </w:rPr>
+          </w:pPr>
+          <w:r>
+            <w:rPr>
+              <w:rFonts w:eastAsia="Times New Roman"/>
+              <w:color w:val="000000"/>
+            </w:rPr>
+            <w:t>[17]</w:t>
+          </w:r>
+          <w:r>
+            <w:rPr>
+              <w:rFonts w:eastAsia="Times New Roman"/>
+              <w:color w:val="000000"/>
+            </w:rPr>
+            <w:tab/>
+            <w:t xml:space="preserve">H. Ghiasirad </w:t>
+          </w:r>
+          <w:r>
+            <w:rPr>
+              <w:rFonts w:eastAsia="Times New Roman"/>
+              <w:i/>
+              <w:iCs/>
+              <w:color w:val="000000"/>
+            </w:rPr>
+            <w:t>et al.</w:t>
+          </w:r>
+          <w:r>
+            <w:rPr>
+              <w:rFonts w:eastAsia="Times New Roman"/>
+              <w:color w:val="000000"/>
+            </w:rPr>
+            <w:t xml:space="preserve">, “LCA and exergy-economic evaluation of a biogas-to-fuels system using CO2 hydrogenation and exhaust gas recycling,” </w:t>
+          </w:r>
+          <w:r>
+            <w:rPr>
+              <w:rFonts w:eastAsia="Times New Roman"/>
+              <w:i/>
+              <w:iCs/>
+              <w:color w:val="000000"/>
+            </w:rPr>
+            <w:t>Energy Conversion and Management: X</w:t>
+          </w:r>
+          <w:r>
+            <w:rPr>
+              <w:rFonts w:eastAsia="Times New Roman"/>
+              <w:color w:val="000000"/>
+            </w:rPr>
+            <w:t>, vol. 26, p. 100897, Apr. 2025, doi: 10.1016/j.ecmx.2025.100897.</w:t>
+          </w:r>
+        </w:p>
+        <w:p>
+          <w:pPr>
+            <w:autoSpaceDE w:val="0"/>
+            <w:autoSpaceDN w:val="0"/>
+            <w:ind w:hanging="640"/>
+            <w:divId w:val="431173886"/>
+            <w:rPr>
+              <w:rFonts w:eastAsia="Times New Roman"/>
+              <w:color w:val="000000"/>
+            </w:rPr>
+          </w:pPr>
+          <w:r>
+            <w:rPr>
+              <w:rFonts w:eastAsia="Times New Roman"/>
+              <w:color w:val="000000"/>
+            </w:rPr>
+            <w:t>[18]</w:t>
+          </w:r>
+          <w:r>
+            <w:rPr>
+              <w:rFonts w:eastAsia="Times New Roman"/>
+              <w:color w:val="000000"/>
+            </w:rPr>
+            <w:tab/>
+            <w:t xml:space="preserve">M. Scomazzon, E. Barbera, and F. Bezzo, “Alternative sustainable routes to methanol production: Techno-economic and environmental assessment,” </w:t>
+          </w:r>
+          <w:r>
+            <w:rPr>
+              <w:rFonts w:eastAsia="Times New Roman"/>
+              <w:i/>
+              <w:iCs/>
+              <w:color w:val="000000"/>
+            </w:rPr>
+            <w:t>J. Environ. Chem. Eng.</w:t>
+          </w:r>
+          <w:r>
+            <w:rPr>
+              <w:rFonts w:eastAsia="Times New Roman"/>
+              <w:color w:val="000000"/>
+            </w:rPr>
+            <w:t>, vol. 12, no. 3, p. 112674, Jun. 2024, doi: 10.1016/j.jece.2024.112674.</w:t>
+          </w:r>
+        </w:p>
+        <w:p>
+          <w:pPr>
+            <w:autoSpaceDE w:val="0"/>
+            <w:autoSpaceDN w:val="0"/>
+            <w:ind w:hanging="640"/>
+            <w:divId w:val="57827856"/>
+            <w:rPr>
+              <w:rFonts w:eastAsia="Times New Roman"/>
+              <w:color w:val="000000"/>
+            </w:rPr>
+          </w:pPr>
+          <w:r>
+            <w:rPr>
+              <w:rFonts w:eastAsia="Times New Roman"/>
+              <w:color w:val="000000"/>
+            </w:rPr>
+            <w:t>[19]</w:t>
+          </w:r>
+          <w:r>
+            <w:rPr>
+              <w:rFonts w:eastAsia="Times New Roman"/>
+              <w:color w:val="000000"/>
+            </w:rPr>
+            <w:tab/>
+            <w:t xml:space="preserve">E. Moioli and T. Schildhauer, “Techno-economic-environmental assessment of the integration of power-to-X and biogas utilization towards the production of electricity, hydrogen, methane and methanol,” </w:t>
+          </w:r>
+          <w:r>
+            <w:rPr>
+              <w:rFonts w:eastAsia="Times New Roman"/>
+              <w:i/>
+              <w:iCs/>
+              <w:color w:val="000000"/>
+            </w:rPr>
+            <w:t>Sustain. Energy Fuels</w:t>
+          </w:r>
+          <w:r>
+            <w:rPr>
+              <w:rFonts w:eastAsia="Times New Roman"/>
+              <w:color w:val="000000"/>
+            </w:rPr>
+            <w:t>, vol. 7, no. 11, pp. 2690–2706, 2023, doi: 10.1039/D3SE00052D.</w:t>
+          </w:r>
+        </w:p>
+        <w:p>
+          <w:pPr>
+            <w:autoSpaceDE w:val="0"/>
+            <w:autoSpaceDN w:val="0"/>
+            <w:ind w:hanging="640"/>
+            <w:divId w:val="1387604646"/>
+            <w:rPr>
+              <w:rFonts w:eastAsia="Times New Roman"/>
+              <w:color w:val="000000"/>
+            </w:rPr>
+          </w:pPr>
+          <w:r>
+            <w:rPr>
+              <w:rFonts w:eastAsia="Times New Roman"/>
+              <w:color w:val="000000"/>
+            </w:rPr>
+            <w:t>[20]</w:t>
+          </w:r>
+          <w:r>
+            <w:rPr>
+              <w:rFonts w:eastAsia="Times New Roman"/>
+              <w:color w:val="000000"/>
+            </w:rPr>
+            <w:tab/>
+            <w:t xml:space="preserve">M. Dossow, V. Dieterich, A. Hanel, H. Spliethoff, and S. Fendt, “Improving carbon </w:t>
+          </w:r>
+          <w:r>
+            <w:rPr>
+              <w:rFonts w:eastAsia="Times New Roman"/>
+              <w:color w:val="000000"/>
+            </w:rPr>
+            <w:lastRenderedPageBreak/>
+            <w:t xml:space="preserve">efficiency for an advanced Biomass-to-Liquid process using hydrogen and oxygen from electrolysis,” </w:t>
+          </w:r>
+          <w:r>
+            <w:rPr>
+              <w:rFonts w:eastAsia="Times New Roman"/>
+              <w:i/>
+              <w:iCs/>
+              <w:color w:val="000000"/>
+            </w:rPr>
+            <w:t>Renewable and Sustainable Energy Reviews</w:t>
+          </w:r>
+          <w:r>
+            <w:rPr>
+              <w:rFonts w:eastAsia="Times New Roman"/>
+              <w:color w:val="000000"/>
+            </w:rPr>
+            <w:t>, vol. 152, p. 111670, Dec. 2021, doi: 10.1016/j.rser.2021.111670.</w:t>
+          </w:r>
+        </w:p>
+        <w:p>
+          <w:pPr>
+            <w:autoSpaceDE w:val="0"/>
+            <w:autoSpaceDN w:val="0"/>
+            <w:ind w:hanging="640"/>
+            <w:divId w:val="256713589"/>
+            <w:rPr>
+              <w:rFonts w:eastAsia="Times New Roman"/>
+              <w:color w:val="000000"/>
+            </w:rPr>
+          </w:pPr>
+          <w:r>
+            <w:rPr>
+              <w:rFonts w:eastAsia="Times New Roman"/>
+              <w:color w:val="000000"/>
+            </w:rPr>
+            <w:t>[21]</w:t>
+          </w:r>
+          <w:r>
+            <w:rPr>
+              <w:rFonts w:eastAsia="Times New Roman"/>
+              <w:color w:val="000000"/>
+            </w:rPr>
+            <w:tab/>
+            <w:t xml:space="preserve">A. Poluzzi </w:t>
+          </w:r>
+          <w:r>
+            <w:rPr>
+              <w:rFonts w:eastAsia="Times New Roman"/>
+              <w:i/>
+              <w:iCs/>
+              <w:color w:val="000000"/>
+            </w:rPr>
+            <w:t>et al.</w:t>
+          </w:r>
+          <w:r>
+            <w:rPr>
+              <w:rFonts w:eastAsia="Times New Roman"/>
+              <w:color w:val="000000"/>
+            </w:rPr>
+            <w:t xml:space="preserve">, “Flexible Power and Biomass-To-Methanol Plants With Different Gasification Technologies,” </w:t>
+          </w:r>
+          <w:r>
+            <w:rPr>
+              <w:rFonts w:eastAsia="Times New Roman"/>
+              <w:i/>
+              <w:iCs/>
+              <w:color w:val="000000"/>
+            </w:rPr>
+            <w:t>Front. Energy Res.</w:t>
+          </w:r>
+          <w:r>
+            <w:rPr>
+              <w:rFonts w:eastAsia="Times New Roman"/>
+              <w:color w:val="000000"/>
+            </w:rPr>
+            <w:t>, vol. 9, Jan. 2022, doi: 10.3389/fenrg.2021.795673.</w:t>
+          </w:r>
+        </w:p>
+        <w:p>
+          <w:pPr>
+            <w:autoSpaceDE w:val="0"/>
+            <w:autoSpaceDN w:val="0"/>
+            <w:ind w:hanging="640"/>
+            <w:divId w:val="14308102"/>
+            <w:rPr>
+              <w:rFonts w:eastAsia="Times New Roman"/>
+              <w:color w:val="000000"/>
+            </w:rPr>
+          </w:pPr>
+          <w:r>
+            <w:rPr>
+              <w:rFonts w:eastAsia="Times New Roman"/>
+              <w:color w:val="000000"/>
+            </w:rPr>
+            <w:t>[22]</w:t>
+          </w:r>
+          <w:r>
+            <w:rPr>
+              <w:rFonts w:eastAsia="Times New Roman"/>
+              <w:color w:val="000000"/>
+            </w:rPr>
+            <w:tab/>
+            <w:t xml:space="preserve">E. Anetjärvi, E. Vakkilainen, and K. Melin, “Benefits of Hybrid Production of E-Methanol in Connection with Biomass Gasification,” </w:t>
+          </w:r>
+          <w:r>
+            <w:rPr>
+              <w:rFonts w:eastAsia="Times New Roman"/>
+              <w:i/>
+              <w:iCs/>
+              <w:color w:val="000000"/>
+            </w:rPr>
+            <w:t>SSRN Electronic Journal</w:t>
+          </w:r>
+          <w:r>
+            <w:rPr>
+              <w:rFonts w:eastAsia="Times New Roman"/>
+              <w:color w:val="000000"/>
+            </w:rPr>
+            <w:t>, 2022, doi: 10.2139/ssrn.4184476.</w:t>
+          </w:r>
+        </w:p>
+        <w:p>
+          <w:pPr>
+            <w:autoSpaceDE w:val="0"/>
+            <w:autoSpaceDN w:val="0"/>
+            <w:ind w:hanging="640"/>
+            <w:divId w:val="788814526"/>
+            <w:rPr>
+              <w:rFonts w:eastAsia="Times New Roman"/>
+              <w:color w:val="000000"/>
+            </w:rPr>
+          </w:pPr>
+          <w:r>
+            <w:rPr>
+              <w:rFonts w:eastAsia="Times New Roman"/>
+              <w:color w:val="000000"/>
+            </w:rPr>
+            <w:t>[23]</w:t>
+          </w:r>
+          <w:r>
+            <w:rPr>
+              <w:rFonts w:eastAsia="Times New Roman"/>
+              <w:color w:val="000000"/>
+            </w:rPr>
+            <w:tab/>
+            <w:t xml:space="preserve">H. Zhang, L. Wang, M. Pérez-Fortes, J. Van herle, F. Maréchal, and U. Desideri, “Techno-economic optimization of biomass-to-methanol with solid-oxide electrolyzer,” </w:t>
+          </w:r>
+          <w:r>
+            <w:rPr>
+              <w:rFonts w:eastAsia="Times New Roman"/>
+              <w:i/>
+              <w:iCs/>
+              <w:color w:val="000000"/>
+            </w:rPr>
+            <w:t>Appl. Energy</w:t>
+          </w:r>
+          <w:r>
+            <w:rPr>
+              <w:rFonts w:eastAsia="Times New Roman"/>
+              <w:color w:val="000000"/>
+            </w:rPr>
+            <w:t>, vol. 258, p. 114071, Jan. 2020, doi: 10.1016/j.apenergy.2019.114071.</w:t>
+          </w:r>
+        </w:p>
+        <w:p>
+          <w:pPr>
+            <w:autoSpaceDE w:val="0"/>
+            <w:autoSpaceDN w:val="0"/>
+            <w:ind w:hanging="640"/>
+            <w:divId w:val="1752773368"/>
+            <w:rPr>
+              <w:rFonts w:eastAsia="Times New Roman"/>
+              <w:color w:val="000000"/>
+            </w:rPr>
+          </w:pPr>
+          <w:r>
+            <w:rPr>
+              <w:rFonts w:eastAsia="Times New Roman"/>
+              <w:color w:val="000000"/>
+            </w:rPr>
+            <w:t>[24]</w:t>
+          </w:r>
+          <w:r>
+            <w:rPr>
+              <w:rFonts w:eastAsia="Times New Roman"/>
+              <w:color w:val="000000"/>
+            </w:rPr>
+            <w:tab/>
+            <w:t xml:space="preserve">A. Poluzzi </w:t>
+          </w:r>
+          <w:r>
+            <w:rPr>
+              <w:rFonts w:eastAsia="Times New Roman"/>
+              <w:i/>
+              <w:iCs/>
+              <w:color w:val="000000"/>
+            </w:rPr>
+            <w:t>et al.</w:t>
+          </w:r>
+          <w:r>
+            <w:rPr>
+              <w:rFonts w:eastAsia="Times New Roman"/>
+              <w:color w:val="000000"/>
+            </w:rPr>
+            <w:t xml:space="preserve">, “Flexible Power &amp;amp; Biomass-to-Methanol plants: Design optimization and economic viability of the electrolysis integration,” </w:t>
+          </w:r>
+          <w:r>
+            <w:rPr>
+              <w:rFonts w:eastAsia="Times New Roman"/>
+              <w:i/>
+              <w:iCs/>
+              <w:color w:val="000000"/>
+            </w:rPr>
+            <w:t>Fuel</w:t>
+          </w:r>
+          <w:r>
+            <w:rPr>
+              <w:rFonts w:eastAsia="Times New Roman"/>
+              <w:color w:val="000000"/>
+            </w:rPr>
+            <w:t>, vol. 310, p. 122113, Feb. 2022, doi: 10.1016/j.fuel.2021.122113.</w:t>
+          </w:r>
+        </w:p>
+        <w:p>
+          <w:pPr>
+            <w:autoSpaceDE w:val="0"/>
+            <w:autoSpaceDN w:val="0"/>
+            <w:ind w:hanging="640"/>
+            <w:divId w:val="1537355944"/>
+            <w:rPr>
+              <w:rFonts w:eastAsia="Times New Roman"/>
+              <w:color w:val="000000"/>
+            </w:rPr>
+          </w:pPr>
+          <w:r>
+            <w:rPr>
+              <w:rFonts w:eastAsia="Times New Roman"/>
+              <w:color w:val="000000"/>
+            </w:rPr>
+            <w:t>[25]</w:t>
+          </w:r>
+          <w:r>
+            <w:rPr>
+              <w:rFonts w:eastAsia="Times New Roman"/>
+              <w:color w:val="000000"/>
+            </w:rPr>
+            <w:tab/>
+            <w:t xml:space="preserve">A. Poluzzi </w:t>
+          </w:r>
+          <w:r>
+            <w:rPr>
+              <w:rFonts w:eastAsia="Times New Roman"/>
+              <w:i/>
+              <w:iCs/>
+              <w:color w:val="000000"/>
+            </w:rPr>
+            <w:t>et al.</w:t>
+          </w:r>
+          <w:r>
+            <w:rPr>
+              <w:rFonts w:eastAsia="Times New Roman"/>
+              <w:color w:val="000000"/>
+            </w:rPr>
+            <w:t xml:space="preserve">, “Flexible Power &amp;amp; Biomass-to-Methanol plants: Design optimization and economic viability of the electrolysis integration,” </w:t>
+          </w:r>
+          <w:r>
+            <w:rPr>
+              <w:rFonts w:eastAsia="Times New Roman"/>
+              <w:i/>
+              <w:iCs/>
+              <w:color w:val="000000"/>
+            </w:rPr>
+            <w:t>Fuel</w:t>
+          </w:r>
+          <w:r>
+            <w:rPr>
+              <w:rFonts w:eastAsia="Times New Roman"/>
+              <w:color w:val="000000"/>
+            </w:rPr>
+            <w:t>, vol. 310, p. 122113, Feb. 2022, doi: 10.1016/j.fuel.2021.122113.</w:t>
+          </w:r>
+        </w:p>
+        <w:p>
+          <w:pPr>
+            <w:autoSpaceDE w:val="0"/>
+            <w:autoSpaceDN w:val="0"/>
+            <w:ind w:hanging="640"/>
+            <w:divId w:val="333800703"/>
+            <w:rPr>
+              <w:rFonts w:eastAsia="Times New Roman"/>
+              <w:color w:val="000000"/>
+            </w:rPr>
+          </w:pPr>
+          <w:r>
+            <w:rPr>
+              <w:rFonts w:eastAsia="Times New Roman"/>
+              <w:color w:val="000000"/>
+            </w:rPr>
+            <w:t>[26]</w:t>
+          </w:r>
+          <w:r>
+            <w:rPr>
+              <w:rFonts w:eastAsia="Times New Roman"/>
+              <w:color w:val="000000"/>
+            </w:rPr>
+            <w:tab/>
+            <w:t xml:space="preserve">V. Vetter, P. Wohlgenannt, P. Kepplinger, and E. Eder, “Deep Reinforcement Learning Approaches the MILP Optimum of a Multi-Energy Optimization in Energy Communities,” </w:t>
+          </w:r>
+          <w:r>
+            <w:rPr>
+              <w:rFonts w:eastAsia="Times New Roman"/>
+              <w:i/>
+              <w:iCs/>
+              <w:color w:val="000000"/>
+            </w:rPr>
+            <w:t>Energies (Basel).</w:t>
+          </w:r>
+          <w:r>
+            <w:rPr>
+              <w:rFonts w:eastAsia="Times New Roman"/>
+              <w:color w:val="000000"/>
+            </w:rPr>
+            <w:t>, vol. 18, no. 17, p. 4489, Aug. 2025, doi: 10.3390/en18174489.</w:t>
+          </w:r>
+        </w:p>
+        <w:p>
+          <w:pPr>
+            <w:autoSpaceDE w:val="0"/>
+            <w:autoSpaceDN w:val="0"/>
+            <w:ind w:hanging="640"/>
+            <w:divId w:val="2013557712"/>
+            <w:rPr>
+              <w:rFonts w:eastAsia="Times New Roman"/>
+              <w:color w:val="000000"/>
+            </w:rPr>
+          </w:pPr>
+          <w:r>
+            <w:rPr>
+              <w:rFonts w:eastAsia="Times New Roman"/>
+              <w:color w:val="000000"/>
+            </w:rPr>
+            <w:t>[27]</w:t>
+          </w:r>
+          <w:r>
+            <w:rPr>
+              <w:rFonts w:eastAsia="Times New Roman"/>
+              <w:color w:val="000000"/>
+            </w:rPr>
+            <w:tab/>
+            <w:t xml:space="preserve">P. Wohlgenannt, S. Hegenbart, E. Eder, M. Kolhe, and P. Kepplinger, “Energy Demand Response in a Food-Processing Plant: A Deep Reinforcement Learning Approach,” </w:t>
+          </w:r>
+          <w:r>
+            <w:rPr>
+              <w:rFonts w:eastAsia="Times New Roman"/>
+              <w:i/>
+              <w:iCs/>
+              <w:color w:val="000000"/>
+            </w:rPr>
+            <w:t>Energies (Basel).</w:t>
+          </w:r>
+          <w:r>
+            <w:rPr>
+              <w:rFonts w:eastAsia="Times New Roman"/>
+              <w:color w:val="000000"/>
+            </w:rPr>
+            <w:t>, vol. 17, no. 24, p. 6430, Dec. 2024, doi: 10.3390/en17246430.</w:t>
+          </w:r>
+        </w:p>
+        <w:p>
+          <w:pPr>
+            <w:autoSpaceDE w:val="0"/>
+            <w:autoSpaceDN w:val="0"/>
+            <w:ind w:hanging="640"/>
+            <w:divId w:val="356934583"/>
+            <w:rPr>
+              <w:rFonts w:eastAsia="Times New Roman"/>
+              <w:color w:val="000000"/>
+            </w:rPr>
+          </w:pPr>
+          <w:r>
+            <w:rPr>
+              <w:rFonts w:eastAsia="Times New Roman"/>
+              <w:color w:val="000000"/>
+            </w:rPr>
+            <w:t>[28]</w:t>
+          </w:r>
+          <w:r>
+            <w:rPr>
+              <w:rFonts w:eastAsia="Times New Roman"/>
+              <w:color w:val="000000"/>
+            </w:rPr>
+            <w:tab/>
+            <w:t xml:space="preserve">M. Thirunavukkarasu, Y. Sawle, and H. Lala, “A comprehensive review on optimization of hybrid renewable energy systems using various optimization techniques,” </w:t>
+          </w:r>
+          <w:r>
+            <w:rPr>
+              <w:rFonts w:eastAsia="Times New Roman"/>
+              <w:i/>
+              <w:iCs/>
+              <w:color w:val="000000"/>
+            </w:rPr>
+            <w:t>Renewable and Sustainable Energy Reviews</w:t>
+          </w:r>
+          <w:r>
+            <w:rPr>
+              <w:rFonts w:eastAsia="Times New Roman"/>
+              <w:color w:val="000000"/>
+            </w:rPr>
+            <w:t>, vol. 176, p. 113192, Apr. 2023, doi: 10.1016/j.rser.2023.113192.</w:t>
+          </w:r>
+        </w:p>
+        <w:p>
+          <w:pPr>
+            <w:autoSpaceDE w:val="0"/>
+            <w:autoSpaceDN w:val="0"/>
+            <w:ind w:hanging="640"/>
+            <w:divId w:val="723718150"/>
+            <w:rPr>
+              <w:rFonts w:eastAsia="Times New Roman"/>
+              <w:color w:val="000000"/>
+            </w:rPr>
+          </w:pPr>
+          <w:r>
+            <w:rPr>
+              <w:rFonts w:eastAsia="Times New Roman"/>
+              <w:color w:val="000000"/>
+            </w:rPr>
+            <w:t>[29]</w:t>
+          </w:r>
+          <w:r>
+            <w:rPr>
+              <w:rFonts w:eastAsia="Times New Roman"/>
+              <w:color w:val="000000"/>
+            </w:rPr>
+            <w:tab/>
+            <w:t xml:space="preserve">H. Shengren, P. P. Vergara, E. M. Salazar Duque, and P. Palensky, “Optimal energy system scheduling using a constraint-aware reinforcement learning algorithm,” </w:t>
+          </w:r>
+          <w:r>
+            <w:rPr>
+              <w:rFonts w:eastAsia="Times New Roman"/>
+              <w:i/>
+              <w:iCs/>
+              <w:color w:val="000000"/>
+            </w:rPr>
+            <w:t>International Journal of Electrical Power &amp; Energy Systems</w:t>
+          </w:r>
+          <w:r>
+            <w:rPr>
+              <w:rFonts w:eastAsia="Times New Roman"/>
+              <w:color w:val="000000"/>
+            </w:rPr>
+            <w:t xml:space="preserve">, vol. 152, p. 109230, Oct. 2023, doi: </w:t>
+          </w:r>
+          <w:r>
+            <w:rPr>
+              <w:rFonts w:eastAsia="Times New Roman"/>
+              <w:color w:val="000000"/>
+            </w:rPr>
+            <w:lastRenderedPageBreak/>
+            <w:t>10.1016/j.ijepes.2023.109230.</w:t>
+          </w:r>
+        </w:p>
+        <w:p>
+          <w:pPr>
+            <w:autoSpaceDE w:val="0"/>
+            <w:autoSpaceDN w:val="0"/>
+            <w:ind w:hanging="640"/>
+            <w:divId w:val="1730377588"/>
+            <w:rPr>
+              <w:rFonts w:eastAsia="Times New Roman"/>
+              <w:color w:val="000000"/>
+            </w:rPr>
+          </w:pPr>
+          <w:r>
+            <w:rPr>
+              <w:rFonts w:eastAsia="Times New Roman"/>
+              <w:color w:val="000000"/>
+            </w:rPr>
+            <w:t>[30]</w:t>
+          </w:r>
+          <w:r>
+            <w:rPr>
+              <w:rFonts w:eastAsia="Times New Roman"/>
+              <w:color w:val="000000"/>
+            </w:rPr>
+            <w:tab/>
+            <w:t xml:space="preserve">A. Jaber, R. Younes, P. Lafon, and J. Khoder, “A Review on Multi-Objective Mixed-Integer Non-Linear Optimization Programming Methods,” </w:t>
+          </w:r>
+          <w:r>
+            <w:rPr>
+              <w:rFonts w:eastAsia="Times New Roman"/>
+              <w:i/>
+              <w:iCs/>
+              <w:color w:val="000000"/>
+            </w:rPr>
+            <w:t>Eng</w:t>
+          </w:r>
+          <w:r>
+            <w:rPr>
+              <w:rFonts w:eastAsia="Times New Roman"/>
+              <w:color w:val="000000"/>
+            </w:rPr>
+            <w:t>, vol. 5, no. 3, pp. 1961–1979, Aug. 2024, doi: 10.3390/eng5030104.</w:t>
+          </w:r>
+        </w:p>
+        <w:p>
+          <w:pPr>
+            <w:autoSpaceDE w:val="0"/>
+            <w:autoSpaceDN w:val="0"/>
+            <w:ind w:hanging="640"/>
+            <w:divId w:val="99953057"/>
+            <w:rPr>
+              <w:rFonts w:eastAsia="Times New Roman"/>
+              <w:color w:val="000000"/>
+            </w:rPr>
+          </w:pPr>
+          <w:r>
+            <w:rPr>
+              <w:rFonts w:eastAsia="Times New Roman"/>
+              <w:color w:val="000000"/>
+            </w:rPr>
+            <w:t>[31]</w:t>
+          </w:r>
+          <w:r>
+            <w:rPr>
+              <w:rFonts w:eastAsia="Times New Roman"/>
+              <w:color w:val="000000"/>
+            </w:rPr>
+            <w:tab/>
+            <w:t xml:space="preserve">B. Pirouz and F. Guerriero, “Multi-objective stochastic optimization problem: a systematic literature review,” </w:t>
+          </w:r>
+          <w:r>
+            <w:rPr>
+              <w:rFonts w:eastAsia="Times New Roman"/>
+              <w:i/>
+              <w:iCs/>
+              <w:color w:val="000000"/>
+            </w:rPr>
+            <w:t>Appl. Energy</w:t>
+          </w:r>
+          <w:r>
+            <w:rPr>
+              <w:rFonts w:eastAsia="Times New Roman"/>
+              <w:color w:val="000000"/>
+            </w:rPr>
+            <w:t>, vol. 405, p. 127237, Feb. 2026, doi: 10.1016/j.apenergy.2025.127237.</w:t>
+          </w:r>
+        </w:p>
+        <w:p>
+          <w:pPr>
+            <w:autoSpaceDE w:val="0"/>
+            <w:autoSpaceDN w:val="0"/>
+            <w:ind w:hanging="640"/>
+            <w:divId w:val="1423257204"/>
+            <w:rPr>
+              <w:rFonts w:eastAsia="Times New Roman"/>
+              <w:color w:val="000000"/>
+            </w:rPr>
+          </w:pPr>
+          <w:r>
+            <w:rPr>
+              <w:rFonts w:eastAsia="Times New Roman"/>
+              <w:color w:val="000000"/>
+            </w:rPr>
+            <w:t>[32]</w:t>
+          </w:r>
+          <w:r>
+            <w:rPr>
+              <w:rFonts w:eastAsia="Times New Roman"/>
+              <w:color w:val="000000"/>
+            </w:rPr>
+            <w:tab/>
+            <w:t xml:space="preserve">S. Basnet, K. Deschinkel, L. Le Moyne, and M. Cécile Péra, “A review on recent standalone and grid integrated hybrid renewable energy systems: System optimization and energy management strategies,” </w:t>
+          </w:r>
+          <w:r>
+            <w:rPr>
+              <w:rFonts w:eastAsia="Times New Roman"/>
+              <w:i/>
+              <w:iCs/>
+              <w:color w:val="000000"/>
+            </w:rPr>
+            <w:t>Renewable Energy Focus</w:t>
+          </w:r>
+          <w:r>
+            <w:rPr>
+              <w:rFonts w:eastAsia="Times New Roman"/>
+              <w:color w:val="000000"/>
+            </w:rPr>
+            <w:t>, vol. 46, pp. 103–125, Sep. 2023, doi: 10.1016/j.ref.2023.06.001.</w:t>
+          </w:r>
+        </w:p>
+        <w:p>
+          <w:pPr>
+            <w:autoSpaceDE w:val="0"/>
+            <w:autoSpaceDN w:val="0"/>
+            <w:ind w:hanging="640"/>
+            <w:divId w:val="1427846450"/>
+            <w:rPr>
+              <w:rFonts w:eastAsia="Times New Roman"/>
+              <w:color w:val="000000"/>
+            </w:rPr>
+          </w:pPr>
+          <w:r>
+            <w:rPr>
+              <w:rFonts w:eastAsia="Times New Roman"/>
+              <w:color w:val="000000"/>
+            </w:rPr>
+            <w:t>[33]</w:t>
+          </w:r>
+          <w:r>
+            <w:rPr>
+              <w:rFonts w:eastAsia="Times New Roman"/>
+              <w:color w:val="000000"/>
+            </w:rPr>
+            <w:tab/>
+            <w:t xml:space="preserve">T. Kleinert, M. Labbé, I. Ljubić, and M. Schmidt, “A Survey on Mixed-Integer Programming Techniques in Bilevel Optimization,” </w:t>
+          </w:r>
+          <w:r>
+            <w:rPr>
+              <w:rFonts w:eastAsia="Times New Roman"/>
+              <w:i/>
+              <w:iCs/>
+              <w:color w:val="000000"/>
+            </w:rPr>
+            <w:t>EURO Journal on Computational Optimization</w:t>
+          </w:r>
+          <w:r>
+            <w:rPr>
+              <w:rFonts w:eastAsia="Times New Roman"/>
+              <w:color w:val="000000"/>
+            </w:rPr>
+            <w:t>, vol. 9, p. 100007, 2021, doi: 10.1016/j.ejco.2021.100007.</w:t>
+          </w:r>
+        </w:p>
+        <w:p>
+          <w:pPr>
+            <w:autoSpaceDE w:val="0"/>
+            <w:autoSpaceDN w:val="0"/>
+            <w:ind w:hanging="640"/>
+            <w:divId w:val="2010253930"/>
+            <w:rPr>
+              <w:rFonts w:eastAsia="Times New Roman"/>
+              <w:color w:val="000000"/>
+            </w:rPr>
+          </w:pPr>
+          <w:r>
+            <w:rPr>
+              <w:rFonts w:eastAsia="Times New Roman"/>
+              <w:color w:val="000000"/>
+            </w:rPr>
+            <w:t>[34]</w:t>
+          </w:r>
+          <w:r>
+            <w:rPr>
+              <w:rFonts w:eastAsia="Times New Roman"/>
+              <w:color w:val="000000"/>
+            </w:rPr>
+            <w:tab/>
+            <w:t xml:space="preserve">I. E. Grossmann, R. M. Apap, B. A. Calfa, P. García-Herreros, and Q. Zhang, “Recent advances in mathematical programming techniques for the optimization of process systems under uncertainty,” </w:t>
+          </w:r>
+          <w:r>
+            <w:rPr>
+              <w:rFonts w:eastAsia="Times New Roman"/>
+              <w:i/>
+              <w:iCs/>
+              <w:color w:val="000000"/>
+            </w:rPr>
+            <w:t>Comput. Chem. Eng.</w:t>
+          </w:r>
+          <w:r>
+            <w:rPr>
+              <w:rFonts w:eastAsia="Times New Roman"/>
+              <w:color w:val="000000"/>
+            </w:rPr>
+            <w:t>, vol. 91, pp. 3–14, Aug. 2016, doi: 10.1016/j.compchemeng.2016.03.002.</w:t>
+          </w:r>
+        </w:p>
+        <w:p>
+          <w:pPr>
+            <w:autoSpaceDE w:val="0"/>
+            <w:autoSpaceDN w:val="0"/>
+            <w:ind w:hanging="640"/>
+            <w:divId w:val="1280526970"/>
+            <w:rPr>
+              <w:rFonts w:eastAsia="Times New Roman"/>
+              <w:color w:val="000000"/>
+            </w:rPr>
+          </w:pPr>
+          <w:r>
+            <w:rPr>
+              <w:rFonts w:eastAsia="Times New Roman"/>
+              <w:color w:val="000000"/>
+            </w:rPr>
+            <w:t>[35]</w:t>
+          </w:r>
+          <w:r>
+            <w:rPr>
+              <w:rFonts w:eastAsia="Times New Roman"/>
+              <w:color w:val="000000"/>
+            </w:rPr>
+            <w:tab/>
+            <w:t xml:space="preserve">C. Li and I. E. Grossmann, “A Review of Stochastic Programming Methods for Optimization of Process Systems Under Uncertainty,” </w:t>
+          </w:r>
+          <w:r>
+            <w:rPr>
+              <w:rFonts w:eastAsia="Times New Roman"/>
+              <w:i/>
+              <w:iCs/>
+              <w:color w:val="000000"/>
+            </w:rPr>
+            <w:t>Frontiers in Chemical Engineering</w:t>
+          </w:r>
+          <w:r>
+            <w:rPr>
+              <w:rFonts w:eastAsia="Times New Roman"/>
+              <w:color w:val="000000"/>
+            </w:rPr>
+            <w:t>, vol. 2, Jan. 2021, doi: 10.3389/fceng.2020.622241.</w:t>
+          </w:r>
+        </w:p>
+        <w:p>
+          <w:pPr>
+            <w:autoSpaceDE w:val="0"/>
+            <w:autoSpaceDN w:val="0"/>
+            <w:ind w:hanging="640"/>
+            <w:divId w:val="1910532651"/>
+            <w:rPr>
+              <w:rFonts w:eastAsia="Times New Roman"/>
+              <w:color w:val="000000"/>
+            </w:rPr>
+          </w:pPr>
+          <w:r>
+            <w:rPr>
+              <w:rFonts w:eastAsia="Times New Roman"/>
+              <w:color w:val="000000"/>
+            </w:rPr>
+            <w:t>[36]</w:t>
+          </w:r>
+          <w:r>
+            <w:rPr>
+              <w:rFonts w:eastAsia="Times New Roman"/>
+              <w:color w:val="000000"/>
+            </w:rPr>
+            <w:tab/>
+            <w:t xml:space="preserve">P. Kenkel, C. Schnuelle, T. Wassermann, and E. Zondervan, “Integrating multi-objective superstructure optimization and multi-criteria assessment: a novel methodology for sustainable process design,” </w:t>
+          </w:r>
+          <w:r>
+            <w:rPr>
+              <w:rFonts w:eastAsia="Times New Roman"/>
+              <w:i/>
+              <w:iCs/>
+              <w:color w:val="000000"/>
+            </w:rPr>
+            <w:t>Physical Sciences Reviews</w:t>
+          </w:r>
+          <w:r>
+            <w:rPr>
+              <w:rFonts w:eastAsia="Times New Roman"/>
+              <w:color w:val="000000"/>
+            </w:rPr>
+            <w:t>, vol. 8, no. 9, pp. 2361–2394, Sep. 2023, doi: 10.1515/psr-2020-0058.</w:t>
+          </w:r>
+        </w:p>
+        <w:p>
+          <w:pPr>
+            <w:autoSpaceDE w:val="0"/>
+            <w:autoSpaceDN w:val="0"/>
+            <w:ind w:hanging="640"/>
+            <w:divId w:val="1243248990"/>
+            <w:rPr>
+              <w:rFonts w:eastAsia="Times New Roman"/>
+              <w:color w:val="000000"/>
+            </w:rPr>
+          </w:pPr>
+          <w:r>
+            <w:rPr>
+              <w:rFonts w:eastAsia="Times New Roman"/>
+              <w:color w:val="000000"/>
+            </w:rPr>
+            <w:t>[37]</w:t>
+          </w:r>
+          <w:r>
+            <w:rPr>
+              <w:rFonts w:eastAsia="Times New Roman"/>
+              <w:color w:val="000000"/>
+            </w:rPr>
+            <w:tab/>
+            <w:t xml:space="preserve">R. J. De Souza, M. Reini, L. M. Serra, M. A. Lozano, E. Nadalon, and M. Casisi, “Multi-Objective Optimization of an Energy Community Powered by a Distributed Polygeneration System,” </w:t>
+          </w:r>
+          <w:r>
+            <w:rPr>
+              <w:rFonts w:eastAsia="Times New Roman"/>
+              <w:i/>
+              <w:iCs/>
+              <w:color w:val="000000"/>
+            </w:rPr>
+            <w:t>Energies (Basel).</w:t>
+          </w:r>
+          <w:r>
+            <w:rPr>
+              <w:rFonts w:eastAsia="Times New Roman"/>
+              <w:color w:val="000000"/>
+            </w:rPr>
+            <w:t>, vol. 17, no. 13, p. 3085, Jun. 2024, doi: 10.3390/en17133085.</w:t>
+          </w:r>
+        </w:p>
+        <w:p>
+          <w:pPr>
+            <w:autoSpaceDE w:val="0"/>
+            <w:autoSpaceDN w:val="0"/>
+            <w:ind w:hanging="640"/>
+            <w:divId w:val="185675129"/>
+            <w:rPr>
+              <w:rFonts w:eastAsia="Times New Roman"/>
+              <w:color w:val="000000"/>
+            </w:rPr>
+          </w:pPr>
+          <w:r>
+            <w:rPr>
+              <w:rFonts w:eastAsia="Times New Roman"/>
+              <w:color w:val="000000"/>
+            </w:rPr>
+            <w:t>[38]</w:t>
+          </w:r>
+          <w:r>
+            <w:rPr>
+              <w:rFonts w:eastAsia="Times New Roman"/>
+              <w:color w:val="000000"/>
+            </w:rPr>
+            <w:tab/>
+            <w:t xml:space="preserve">P. Wohlgenannt, S. Hegenbart, E. Eder, M. Kolhe, and P. Kepplinger, “Energy Demand Response in a Food-Processing Plant: A Deep Reinforcement Learning Approach,” </w:t>
+          </w:r>
+          <w:r>
+            <w:rPr>
+              <w:rFonts w:eastAsia="Times New Roman"/>
+              <w:i/>
+              <w:iCs/>
+              <w:color w:val="000000"/>
+            </w:rPr>
+            <w:t>Energies (Basel).</w:t>
+          </w:r>
+          <w:r>
+            <w:rPr>
+              <w:rFonts w:eastAsia="Times New Roman"/>
+              <w:color w:val="000000"/>
+            </w:rPr>
+            <w:t>, vol. 17, no. 24, p. 6430, Dec. 2024, doi: 10.3390/en17246430.</w:t>
+          </w:r>
+        </w:p>
+        <w:p>
+          <w:pPr>
+            <w:autoSpaceDE w:val="0"/>
+            <w:autoSpaceDN w:val="0"/>
+            <w:ind w:hanging="640"/>
+            <w:divId w:val="235285192"/>
+            <w:rPr>
+              <w:rFonts w:eastAsia="Times New Roman"/>
+              <w:color w:val="000000"/>
+            </w:rPr>
+          </w:pPr>
+          <w:r>
+            <w:rPr>
+              <w:rFonts w:eastAsia="Times New Roman"/>
+              <w:color w:val="000000"/>
+            </w:rPr>
+            <w:lastRenderedPageBreak/>
+            <w:t>[39]</w:t>
+          </w:r>
+          <w:r>
+            <w:rPr>
+              <w:rFonts w:eastAsia="Times New Roman"/>
+              <w:color w:val="000000"/>
+            </w:rPr>
+            <w:tab/>
+            <w:t xml:space="preserve">H. Shengren, E. M. Salazar, P. P. Vergara, and P. Palensky, “Performance Comparison of Deep RL Algorithms for Energy Systems Optimal Scheduling,” in </w:t>
+          </w:r>
+          <w:r>
+            <w:rPr>
+              <w:rFonts w:eastAsia="Times New Roman"/>
+              <w:i/>
+              <w:iCs/>
+              <w:color w:val="000000"/>
+            </w:rPr>
+            <w:t>2022 IEEE PES Innovative Smart Grid Technologies Conference Europe (ISGT-Europe)</w:t>
+          </w:r>
+          <w:r>
+            <w:rPr>
+              <w:rFonts w:eastAsia="Times New Roman"/>
+              <w:color w:val="000000"/>
+            </w:rPr>
+            <w:t>, IEEE, Oct. 2022, pp. 1–6. doi: 10.1109/ISGT-Europe54678.2022.9960642.</w:t>
+          </w:r>
+        </w:p>
+        <w:p>
+          <w:pPr>
+            <w:autoSpaceDE w:val="0"/>
+            <w:autoSpaceDN w:val="0"/>
+            <w:ind w:hanging="640"/>
+            <w:divId w:val="675612216"/>
+            <w:rPr>
+              <w:rFonts w:eastAsia="Times New Roman"/>
+              <w:color w:val="000000"/>
+            </w:rPr>
+          </w:pPr>
+          <w:r>
+            <w:rPr>
+              <w:rFonts w:eastAsia="Times New Roman"/>
+              <w:color w:val="000000"/>
+            </w:rPr>
+            <w:t>[40]</w:t>
+          </w:r>
+          <w:r>
+            <w:rPr>
+              <w:rFonts w:eastAsia="Times New Roman"/>
+              <w:color w:val="000000"/>
+            </w:rPr>
+            <w:tab/>
+            <w:t xml:space="preserve">C. Huang, H. Zhang, L. Wang, X. Luo, and Y. Song, “Mixed Deep Reinforcement Learning Considering Discrete-continuous Hybrid Action Space for Smart Home Energy Management,” </w:t>
+          </w:r>
+          <w:r>
+            <w:rPr>
+              <w:rFonts w:eastAsia="Times New Roman"/>
+              <w:i/>
+              <w:iCs/>
+              <w:color w:val="000000"/>
+            </w:rPr>
+            <w:t>Journal of Modern Power Systems and Clean Energy</w:t>
+          </w:r>
+          <w:r>
+            <w:rPr>
+              <w:rFonts w:eastAsia="Times New Roman"/>
+              <w:color w:val="000000"/>
+            </w:rPr>
+            <w:t>, vol. 10, no. 3, pp. 743–754, 2022, doi: 10.35833/MPCE.2021.000394.</w:t>
+          </w:r>
+        </w:p>
+        <w:p>
+          <w:pPr>
+            <w:autoSpaceDE w:val="0"/>
+            <w:autoSpaceDN w:val="0"/>
+            <w:ind w:hanging="640"/>
+            <w:divId w:val="2059160400"/>
+            <w:rPr>
+              <w:rFonts w:eastAsia="Times New Roman"/>
+              <w:color w:val="000000"/>
+            </w:rPr>
+          </w:pPr>
+          <w:r>
+            <w:rPr>
+              <w:rFonts w:eastAsia="Times New Roman"/>
+              <w:color w:val="000000"/>
+            </w:rPr>
+            <w:t>[41]</w:t>
+          </w:r>
+          <w:r>
+            <w:rPr>
+              <w:rFonts w:eastAsia="Times New Roman"/>
+              <w:color w:val="000000"/>
+            </w:rPr>
+            <w:tab/>
+            <w:t xml:space="preserve">W. Khan </w:t>
+          </w:r>
+          <w:r>
+            <w:rPr>
+              <w:rFonts w:eastAsia="Times New Roman"/>
+              <w:i/>
+              <w:iCs/>
+              <w:color w:val="000000"/>
+            </w:rPr>
+            <w:t>et al.</w:t>
+          </w:r>
+          <w:r>
+            <w:rPr>
+              <w:rFonts w:eastAsia="Times New Roman"/>
+              <w:color w:val="000000"/>
+            </w:rPr>
+            <w:t xml:space="preserve">, “Deep reinforcement learning-based energy management for design and control of off-grid renewable microgrids with dual-battery storage,” </w:t>
+          </w:r>
+          <w:r>
+            <w:rPr>
+              <w:rFonts w:eastAsia="Times New Roman"/>
+              <w:i/>
+              <w:iCs/>
+              <w:color w:val="000000"/>
+            </w:rPr>
+            <w:t>Energy Exploration &amp; Exploitation</w:t>
+          </w:r>
+          <w:r>
+            <w:rPr>
+              <w:rFonts w:eastAsia="Times New Roman"/>
+              <w:color w:val="000000"/>
+            </w:rPr>
+            <w:t>, vol. 44, no. 2, pp. 821–869, Mar. 2026, doi: 10.1177/01445987251387368.</w:t>
+          </w:r>
+        </w:p>
+        <w:p>
+          <w:pPr>
+            <w:autoSpaceDE w:val="0"/>
+            <w:autoSpaceDN w:val="0"/>
+            <w:ind w:hanging="640"/>
+            <w:divId w:val="2020502292"/>
+            <w:rPr>
+              <w:rFonts w:eastAsia="Times New Roman"/>
+              <w:color w:val="000000"/>
+            </w:rPr>
+          </w:pPr>
+          <w:r>
+            <w:rPr>
+              <w:rFonts w:eastAsia="Times New Roman"/>
+              <w:color w:val="000000"/>
+            </w:rPr>
+            <w:t>[42]</w:t>
+          </w:r>
+          <w:r>
+            <w:rPr>
+              <w:rFonts w:eastAsia="Times New Roman"/>
+              <w:color w:val="000000"/>
+            </w:rPr>
+            <w:tab/>
+            <w:t xml:space="preserve">P. Wohlgenannt, S. Hegenbart, E. Eder, M. Kolhe, and P. Kepplinger, “Energy Demand Response in a Food-Processing Plant: A Deep Reinforcement Learning Approach,” </w:t>
+          </w:r>
+          <w:r>
+            <w:rPr>
+              <w:rFonts w:eastAsia="Times New Roman"/>
+              <w:i/>
+              <w:iCs/>
+              <w:color w:val="000000"/>
+            </w:rPr>
+            <w:t>Energies (Basel).</w:t>
+          </w:r>
+          <w:r>
+            <w:rPr>
+              <w:rFonts w:eastAsia="Times New Roman"/>
+              <w:color w:val="000000"/>
+            </w:rPr>
+            <w:t>, vol. 17, no. 24, p. 6430, Dec. 2024, doi: 10.3390/en17246430.</w:t>
+          </w:r>
+        </w:p>
+        <w:p>
+          <w:pPr>
+            <w:autoSpaceDE w:val="0"/>
+            <w:autoSpaceDN w:val="0"/>
+            <w:ind w:hanging="640"/>
+            <w:divId w:val="880633095"/>
+            <w:rPr>
+              <w:rFonts w:eastAsia="Times New Roman"/>
+              <w:color w:val="000000"/>
+            </w:rPr>
+          </w:pPr>
+          <w:r>
+            <w:rPr>
+              <w:rFonts w:eastAsia="Times New Roman"/>
+              <w:color w:val="000000"/>
+            </w:rPr>
+            <w:t>[43]</w:t>
+          </w:r>
+          <w:r>
+            <w:rPr>
+              <w:rFonts w:eastAsia="Times New Roman"/>
+              <w:color w:val="000000"/>
+            </w:rPr>
+            <w:tab/>
+            <w:t xml:space="preserve">S. Stavrev and D. Ginchev, “Reinforcement Learning Techniques in Optimizing Energy Systems,” </w:t>
+          </w:r>
+          <w:r>
+            <w:rPr>
+              <w:rFonts w:eastAsia="Times New Roman"/>
+              <w:i/>
+              <w:iCs/>
+              <w:color w:val="000000"/>
+            </w:rPr>
+            <w:t>Electronics (Basel).</w:t>
+          </w:r>
+          <w:r>
+            <w:rPr>
+              <w:rFonts w:eastAsia="Times New Roman"/>
+              <w:color w:val="000000"/>
+            </w:rPr>
+            <w:t>, vol. 13, no. 8, p. 1459, Apr. 2024, doi: 10.3390/electronics13081459.</w:t>
+          </w:r>
+        </w:p>
+        <w:p>
+          <w:pPr>
+            <w:autoSpaceDE w:val="0"/>
+            <w:autoSpaceDN w:val="0"/>
+            <w:ind w:hanging="640"/>
+            <w:divId w:val="759838045"/>
+            <w:rPr>
+              <w:rFonts w:eastAsia="Times New Roman"/>
+              <w:color w:val="000000"/>
+            </w:rPr>
+          </w:pPr>
+          <w:r>
+            <w:rPr>
+              <w:rFonts w:eastAsia="Times New Roman"/>
+              <w:color w:val="000000"/>
+            </w:rPr>
+            <w:t>[44]</w:t>
+          </w:r>
+          <w:r>
+            <w:rPr>
+              <w:rFonts w:eastAsia="Times New Roman"/>
+              <w:color w:val="000000"/>
+            </w:rPr>
+            <w:tab/>
+            <w:t xml:space="preserve">V. Vetter, P. Wohlgenannt, P. Kepplinger, and E. Eder, “Deep Reinforcement Learning Approaches the MILP Optimum of a Multi-Energy Optimization in Energy Communities,” </w:t>
+          </w:r>
+          <w:r>
+            <w:rPr>
+              <w:rFonts w:eastAsia="Times New Roman"/>
+              <w:i/>
+              <w:iCs/>
+              <w:color w:val="000000"/>
+            </w:rPr>
+            <w:t>Energies (Basel).</w:t>
+          </w:r>
+          <w:r>
+            <w:rPr>
+              <w:rFonts w:eastAsia="Times New Roman"/>
+              <w:color w:val="000000"/>
+            </w:rPr>
+            <w:t>, vol. 18, no. 17, p. 4489, Aug. 2025, doi: 10.3390/en18174489.</w:t>
+          </w:r>
+        </w:p>
+        <w:p>
+          <w:pPr>
+            <w:autoSpaceDE w:val="0"/>
+            <w:autoSpaceDN w:val="0"/>
+            <w:ind w:hanging="640"/>
+            <w:divId w:val="542599630"/>
+            <w:rPr>
+              <w:rFonts w:eastAsia="Times New Roman"/>
+              <w:color w:val="000000"/>
+            </w:rPr>
+          </w:pPr>
+          <w:r>
+            <w:rPr>
+              <w:rFonts w:eastAsia="Times New Roman"/>
+              <w:color w:val="000000"/>
+            </w:rPr>
+            <w:t>[45]</w:t>
+          </w:r>
+          <w:r>
+            <w:rPr>
+              <w:rFonts w:eastAsia="Times New Roman"/>
+              <w:color w:val="000000"/>
+            </w:rPr>
+            <w:tab/>
+            <w:t xml:space="preserve">H. Shengren, P. P. Vergara, E. M. Salazar Duque, and P. Palensky, “Optimal energy system scheduling using a constraint-aware reinforcement learning algorithm,” </w:t>
+          </w:r>
+          <w:r>
+            <w:rPr>
+              <w:rFonts w:eastAsia="Times New Roman"/>
+              <w:i/>
+              <w:iCs/>
+              <w:color w:val="000000"/>
+            </w:rPr>
+            <w:t>International Journal of Electrical Power &amp; Energy Systems</w:t>
+          </w:r>
+          <w:r>
+            <w:rPr>
+              <w:rFonts w:eastAsia="Times New Roman"/>
+              <w:color w:val="000000"/>
+            </w:rPr>
+            <w:t>, vol. 152, p. 109230, Oct. 2023, doi: 10.1016/j.ijepes.2023.109230.</w:t>
+          </w:r>
+        </w:p>
+        <w:p>
+          <w:pPr>
+            <w:autoSpaceDE w:val="0"/>
+            <w:autoSpaceDN w:val="0"/>
+            <w:ind w:hanging="640"/>
+            <w:divId w:val="369839580"/>
+            <w:rPr>
+              <w:rFonts w:eastAsia="Times New Roman"/>
+              <w:color w:val="000000"/>
+            </w:rPr>
+          </w:pPr>
+          <w:r>
+            <w:rPr>
+              <w:rFonts w:eastAsia="Times New Roman"/>
+              <w:color w:val="000000"/>
+            </w:rPr>
+            <w:t>[46]</w:t>
+          </w:r>
+          <w:r>
+            <w:rPr>
+              <w:rFonts w:eastAsia="Times New Roman"/>
+              <w:color w:val="000000"/>
+            </w:rPr>
+            <w:tab/>
+            <w:t xml:space="preserve">S. Stavrev and D. Ginchev, “Reinforcement Learning Techniques in Optimizing Energy Systems,” Apr. 01, 2024, </w:t>
+          </w:r>
+          <w:r>
+            <w:rPr>
+              <w:rFonts w:eastAsia="Times New Roman"/>
+              <w:i/>
+              <w:iCs/>
+              <w:color w:val="000000"/>
+            </w:rPr>
+            <w:t>Multidisciplinary Digital Publishing Institute (MDPI)</w:t>
+          </w:r>
+          <w:r>
+            <w:rPr>
+              <w:rFonts w:eastAsia="Times New Roman"/>
+              <w:color w:val="000000"/>
+            </w:rPr>
+            <w:t>. doi: 10.3390/electronics13081459.</w:t>
+          </w:r>
+        </w:p>
+        <w:p>
+          <w:pPr>
+            <w:autoSpaceDE w:val="0"/>
+            <w:autoSpaceDN w:val="0"/>
+            <w:ind w:hanging="640"/>
+            <w:divId w:val="1262376201"/>
+            <w:rPr>
+              <w:rFonts w:eastAsia="Times New Roman"/>
+              <w:color w:val="000000"/>
+            </w:rPr>
+          </w:pPr>
+          <w:r>
+            <w:rPr>
+              <w:rFonts w:eastAsia="Times New Roman"/>
+              <w:color w:val="000000"/>
+            </w:rPr>
+            <w:t>[47]</w:t>
+          </w:r>
+          <w:r>
+            <w:rPr>
+              <w:rFonts w:eastAsia="Times New Roman"/>
+              <w:color w:val="000000"/>
+            </w:rPr>
+            <w:tab/>
+            <w:t xml:space="preserve">A. T. D. Perera and P. Kamalaruban, “Applications of reinforcement learning in energy systems,” </w:t>
+          </w:r>
+          <w:r>
+            <w:rPr>
+              <w:rFonts w:eastAsia="Times New Roman"/>
+              <w:i/>
+              <w:iCs/>
+              <w:color w:val="000000"/>
+            </w:rPr>
+            <w:t>Renewable and Sustainable Energy Reviews</w:t>
+          </w:r>
+          <w:r>
+            <w:rPr>
+              <w:rFonts w:eastAsia="Times New Roman"/>
+              <w:color w:val="000000"/>
+            </w:rPr>
+            <w:t>, vol. 137, p. 110618, Mar. 2021, doi: 10.1016/j.rser.2020.110618.</w:t>
+          </w:r>
+        </w:p>
+        <w:p>
+          <w:pPr>
+            <w:autoSpaceDE w:val="0"/>
+            <w:autoSpaceDN w:val="0"/>
+            <w:ind w:hanging="640"/>
+            <w:divId w:val="1307202959"/>
+            <w:rPr>
+              <w:rFonts w:eastAsia="Times New Roman"/>
+              <w:color w:val="000000"/>
+            </w:rPr>
+          </w:pPr>
+          <w:r>
+            <w:rPr>
+              <w:rFonts w:eastAsia="Times New Roman"/>
+              <w:color w:val="000000"/>
+            </w:rPr>
+            <w:t>[48]</w:t>
+          </w:r>
+          <w:r>
+            <w:rPr>
+              <w:rFonts w:eastAsia="Times New Roman"/>
+              <w:color w:val="000000"/>
+            </w:rPr>
+            <w:tab/>
+            <w:t xml:space="preserve">S. Stavrev and D. Ginchev, “Reinforcement Learning Techniques in Optimizing Energy </w:t>
+          </w:r>
+          <w:r>
+            <w:rPr>
+              <w:rFonts w:eastAsia="Times New Roman"/>
+              <w:color w:val="000000"/>
+            </w:rPr>
+            <w:lastRenderedPageBreak/>
+            <w:t xml:space="preserve">Systems,” </w:t>
+          </w:r>
+          <w:r>
+            <w:rPr>
+              <w:rFonts w:eastAsia="Times New Roman"/>
+              <w:i/>
+              <w:iCs/>
+              <w:color w:val="000000"/>
+            </w:rPr>
+            <w:t>Electronics (Basel).</w:t>
+          </w:r>
+          <w:r>
+            <w:rPr>
+              <w:rFonts w:eastAsia="Times New Roman"/>
+              <w:color w:val="000000"/>
+            </w:rPr>
+            <w:t>, vol. 13, no. 8, p. 1459, Apr. 2024, doi: 10.3390/electronics13081459.</w:t>
+          </w:r>
+        </w:p>
+        <w:p>
+          <w:pPr>
+            <w:autoSpaceDE w:val="0"/>
+            <w:autoSpaceDN w:val="0"/>
+            <w:ind w:hanging="640"/>
+            <w:divId w:val="1291790084"/>
+            <w:rPr>
+              <w:rFonts w:eastAsia="Times New Roman"/>
+              <w:color w:val="000000"/>
+            </w:rPr>
+          </w:pPr>
+          <w:r>
+            <w:rPr>
+              <w:rFonts w:eastAsia="Times New Roman"/>
+              <w:color w:val="000000"/>
+            </w:rPr>
+            <w:t>[49]</w:t>
+          </w:r>
+          <w:r>
+            <w:rPr>
+              <w:rFonts w:eastAsia="Times New Roman"/>
+              <w:color w:val="000000"/>
+            </w:rPr>
+            <w:tab/>
+            <w:t xml:space="preserve">J. Langford, “Efficient Exploration in Reinforcement Learning,” in </w:t>
+          </w:r>
+          <w:r>
+            <w:rPr>
+              <w:rFonts w:eastAsia="Times New Roman"/>
+              <w:i/>
+              <w:iCs/>
+              <w:color w:val="000000"/>
+            </w:rPr>
+            <w:t>Encyclopedia of Machine Learning</w:t>
+          </w:r>
+          <w:r>
+            <w:rPr>
+              <w:rFonts w:eastAsia="Times New Roman"/>
+              <w:color w:val="000000"/>
+            </w:rPr>
+            <w:t>, Boston, MA: Springer US, 2011, pp. 309–311. doi: 10.1007/978-0-387-30164-8_244.</w:t>
+          </w:r>
+        </w:p>
+        <w:p>
+          <w:pPr>
+            <w:autoSpaceDE w:val="0"/>
+            <w:autoSpaceDN w:val="0"/>
+            <w:ind w:hanging="640"/>
+            <w:divId w:val="866214720"/>
+            <w:rPr>
+              <w:rFonts w:eastAsia="Times New Roman"/>
+              <w:color w:val="000000"/>
+            </w:rPr>
+          </w:pPr>
+          <w:r>
+            <w:rPr>
+              <w:rFonts w:eastAsia="Times New Roman"/>
+              <w:color w:val="000000"/>
+            </w:rPr>
+            <w:t>[50]</w:t>
+          </w:r>
+          <w:r>
+            <w:rPr>
+              <w:rFonts w:eastAsia="Times New Roman"/>
+              <w:color w:val="000000"/>
+            </w:rPr>
+            <w:tab/>
+            <w:t xml:space="preserve">Y. Liu, J. Yang, L. Chen, T. Guo, and Y. Jiang, “Overview of Reinforcement Learning Based on Value and Policy,” in </w:t>
+          </w:r>
+          <w:r>
+            <w:rPr>
+              <w:rFonts w:eastAsia="Times New Roman"/>
+              <w:i/>
+              <w:iCs/>
+              <w:color w:val="000000"/>
+            </w:rPr>
+            <w:t>2020 Chinese Control And Decision Conference (CCDC)</w:t>
+          </w:r>
+          <w:r>
+            <w:rPr>
+              <w:rFonts w:eastAsia="Times New Roman"/>
+              <w:color w:val="000000"/>
+            </w:rPr>
+            <w:t>, IEEE, Aug. 2020, pp. 598–603. doi: 10.1109/CCDC49329.2020.9164615.</w:t>
+          </w:r>
+        </w:p>
+        <w:p>
+          <w:pPr>
+            <w:autoSpaceDE w:val="0"/>
+            <w:autoSpaceDN w:val="0"/>
+            <w:ind w:hanging="640"/>
+            <w:divId w:val="1643921479"/>
+            <w:rPr>
+              <w:rFonts w:eastAsia="Times New Roman"/>
+              <w:color w:val="000000"/>
+            </w:rPr>
+          </w:pPr>
+          <w:r>
+            <w:rPr>
+              <w:rFonts w:eastAsia="Times New Roman"/>
+              <w:color w:val="000000"/>
+            </w:rPr>
+            <w:t>[51]</w:t>
+          </w:r>
+          <w:r>
+            <w:rPr>
+              <w:rFonts w:eastAsia="Times New Roman"/>
+              <w:color w:val="000000"/>
+            </w:rPr>
+            <w:tab/>
+            <w:t xml:space="preserve">R. Lincoln, S. Galloway, B. Stephen, and G. Burt, “Comparing Policy Gradient and Value Function Based Reinforcement Learning Methods in Simulated Electrical Power Trade,” </w:t>
+          </w:r>
+          <w:r>
+            <w:rPr>
+              <w:rFonts w:eastAsia="Times New Roman"/>
+              <w:i/>
+              <w:iCs/>
+              <w:color w:val="000000"/>
+            </w:rPr>
+            <w:t>IEEE Transactions on Power Systems</w:t>
+          </w:r>
+          <w:r>
+            <w:rPr>
+              <w:rFonts w:eastAsia="Times New Roman"/>
+              <w:color w:val="000000"/>
+            </w:rPr>
+            <w:t>, vol. 27, no. 1, pp. 373–380, Feb. 2012, doi: 10.1109/TPWRS.2011.2166091.</w:t>
+          </w:r>
+        </w:p>
+        <w:p>
+          <w:pPr>
+            <w:autoSpaceDE w:val="0"/>
+            <w:autoSpaceDN w:val="0"/>
+            <w:ind w:hanging="640"/>
+            <w:divId w:val="2076856360"/>
+            <w:rPr>
+              <w:rFonts w:eastAsia="Times New Roman"/>
+              <w:color w:val="000000"/>
+            </w:rPr>
+          </w:pPr>
+          <w:r>
+            <w:rPr>
+              <w:rFonts w:eastAsia="Times New Roman"/>
+              <w:color w:val="000000"/>
+            </w:rPr>
+            <w:t>[52]</w:t>
+          </w:r>
+          <w:r>
+            <w:rPr>
+              <w:rFonts w:eastAsia="Times New Roman"/>
+              <w:color w:val="000000"/>
+            </w:rPr>
+            <w:tab/>
+            <w:t xml:space="preserve">Y. Gao, “Policy Gradient Methods in Deep Reinforcement Learning,” </w:t>
+          </w:r>
+          <w:r>
+            <w:rPr>
+              <w:rFonts w:eastAsia="Times New Roman"/>
+              <w:i/>
+              <w:iCs/>
+              <w:color w:val="000000"/>
+            </w:rPr>
+            <w:t>Applied and Computational Engineering</w:t>
+          </w:r>
+          <w:r>
+            <w:rPr>
+              <w:rFonts w:eastAsia="Times New Roman"/>
+              <w:color w:val="000000"/>
+            </w:rPr>
+            <w:t>, vol. 158, no. 1, pp. 27–34, May 2025, doi: 10.54254/2755-2721/2025.TJ23321.</w:t>
+          </w:r>
+        </w:p>
+        <w:p>
+          <w:pPr>
+            <w:autoSpaceDE w:val="0"/>
+            <w:autoSpaceDN w:val="0"/>
+            <w:ind w:hanging="640"/>
+            <w:divId w:val="1361783408"/>
+            <w:rPr>
+              <w:rFonts w:eastAsia="Times New Roman"/>
+              <w:color w:val="000000"/>
+            </w:rPr>
+          </w:pPr>
+          <w:r>
+            <w:rPr>
+              <w:rFonts w:eastAsia="Times New Roman"/>
+              <w:color w:val="000000"/>
+            </w:rPr>
+            <w:t>[53]</w:t>
+          </w:r>
+          <w:r>
+            <w:rPr>
+              <w:rFonts w:eastAsia="Times New Roman"/>
+              <w:color w:val="000000"/>
+            </w:rPr>
+            <w:tab/>
+            <w:t xml:space="preserve">D. Cao </w:t>
+          </w:r>
+          <w:r>
+            <w:rPr>
+              <w:rFonts w:eastAsia="Times New Roman"/>
+              <w:i/>
+              <w:iCs/>
+              <w:color w:val="000000"/>
+            </w:rPr>
+            <w:t>et al.</w:t>
+          </w:r>
+          <w:r>
+            <w:rPr>
+              <w:rFonts w:eastAsia="Times New Roman"/>
+              <w:color w:val="000000"/>
+            </w:rPr>
+            <w:t xml:space="preserve">, “Reinforcement Learning and Its Applications in Modern Power and Energy Systems: A Review,” </w:t>
+          </w:r>
+          <w:r>
+            <w:rPr>
+              <w:rFonts w:eastAsia="Times New Roman"/>
+              <w:i/>
+              <w:iCs/>
+              <w:color w:val="000000"/>
+            </w:rPr>
+            <w:t>Journal of Modern Power Systems and Clean Energy</w:t>
+          </w:r>
+          <w:r>
+            <w:rPr>
+              <w:rFonts w:eastAsia="Times New Roman"/>
+              <w:color w:val="000000"/>
+            </w:rPr>
+            <w:t>, vol. 8, no. 6, pp. 1029–1042, 2020, doi: 10.35833/MPCE.2020.000552.</w:t>
+          </w:r>
+        </w:p>
+        <w:p>
+          <w:pPr>
+            <w:autoSpaceDE w:val="0"/>
+            <w:autoSpaceDN w:val="0"/>
+            <w:ind w:hanging="640"/>
+            <w:divId w:val="1855534005"/>
+            <w:rPr>
+              <w:rFonts w:eastAsia="Times New Roman"/>
+              <w:color w:val="000000"/>
+            </w:rPr>
+          </w:pPr>
+          <w:r>
+            <w:rPr>
+              <w:rFonts w:eastAsia="Times New Roman"/>
+              <w:color w:val="000000"/>
+            </w:rPr>
+            <w:t>[54]</w:t>
+          </w:r>
+          <w:r>
+            <w:rPr>
+              <w:rFonts w:eastAsia="Times New Roman"/>
+              <w:color w:val="000000"/>
+            </w:rPr>
+            <w:tab/>
+            <w:t xml:space="preserve">H. Shengren, E. M. Salazar, P. P. Vergara, and P. Palensky, “Performance Comparison of Deep RL Algorithms for Energy Systems Optimal Scheduling,” in </w:t>
+          </w:r>
+          <w:r>
+            <w:rPr>
+              <w:rFonts w:eastAsia="Times New Roman"/>
+              <w:i/>
+              <w:iCs/>
+              <w:color w:val="000000"/>
+            </w:rPr>
+            <w:t>2022 IEEE PES Innovative Smart Grid Technologies Conference Europe (ISGT-Europe)</w:t>
+          </w:r>
+          <w:r>
+            <w:rPr>
+              <w:rFonts w:eastAsia="Times New Roman"/>
+              <w:color w:val="000000"/>
+            </w:rPr>
+            <w:t>, IEEE, Oct. 2022, pp. 1–6. doi: 10.1109/ISGT-Europe54678.2022.9960642.</w:t>
+          </w:r>
+        </w:p>
+        <w:p>
+          <w:pPr>
+            <w:autoSpaceDE w:val="0"/>
+            <w:autoSpaceDN w:val="0"/>
+            <w:ind w:hanging="640"/>
+            <w:divId w:val="1253465703"/>
+            <w:rPr>
+              <w:rFonts w:eastAsia="Times New Roman"/>
+              <w:color w:val="000000"/>
+            </w:rPr>
+          </w:pPr>
+          <w:r>
+            <w:rPr>
+              <w:rFonts w:eastAsia="Times New Roman"/>
+              <w:color w:val="000000"/>
+            </w:rPr>
+            <w:t>[55]</w:t>
           </w:r>
           <w:r>
             <w:rPr>
@@ -13016,6 +17358,7 @@
     <w:p/>
     <w:p>
       <w:r>
+        <w:lastRenderedPageBreak/>
         <w:t xml:space="preserve"> </w:t>
       </w:r>
       <w:r>
@@ -13032,7 +17375,7 @@
     <w:p/>
     <w:p/>
     <w:sectPr>
-      <w:headerReference w:type="default" r:id="rId19"/>
+      <w:headerReference w:type="default" r:id="rId21"/>
       <w:pgSz w:w="12240" w:h="15840"/>
       <w:pgMar w:top="1440" w:right="1440" w:bottom="1440" w:left="1440" w:header="708" w:footer="708" w:gutter="0"/>
       <w:pgNumType w:start="1"/>
@@ -13045,7 +17388,44 @@
 
 <file path=word/comments.xml><?xml version="1.0" encoding="utf-8"?>
 <w:comments xmlns:wpc="http://schemas.microsoft.com/office/word/2010/wordprocessingCanvas" xmlns:cx="http://schemas.microsoft.com/office/drawing/2014/chartex" xmlns:cx1="http://schemas.microsoft.com/office/drawing/2015/9/8/chartex" xmlns:cx2="http://schemas.microsoft.com/office/drawing/2015/10/21/chartex" xmlns:cx3="http://schemas.microsoft.com/office/drawing/2016/5/9/chartex" xmlns:cx4="http://schemas.microsoft.com/office/drawing/2016/5/10/chartex" xmlns:cx5="http://schemas.microsoft.com/office/drawing/2016/5/11/chartex" xmlns:cx6="http://schemas.microsoft.com/office/drawing/2016/5/12/chartex" xmlns:cx7="http://schemas.microsoft.com/office/drawing/2016/5/13/chartex" xmlns:cx8="http://schemas.microsoft.com/office/drawing/2016/5/14/chartex" xmlns:mc="http://schemas.openxmlformats.org/markup-compatibility/2006" xmlns:aink="http://schemas.microsoft.com/office/drawing/2016/ink" xmlns:am3d="http://schemas.microsoft.com/office/drawing/2017/model3d" xmlns:o="urn:schemas-microsoft-com:office:office" xmlns:oel="http://schemas.microsoft.com/office/2019/extlst" xmlns:r="http://schemas.openxmlformats.org/officeDocument/2006/relationships" xmlns:m="http://schemas.openxmlformats.org/officeDocument/2006/math" xmlns:v="urn:schemas-microsoft-com:vml" xmlns:wp14="http://schemas.microsoft.com/office/word/2010/wordprocessingDrawing" xmlns:wp="http://schemas.openxmlformats.org/drawingml/2006/wordprocessingDrawing" xmlns:w10="urn:schemas-microsoft-com:office:word" xmlns:w="http://schemas.openxmlformats.org/wordprocessingml/2006/main" xmlns:w14="http://schemas.microsoft.com/office/word/2010/wordml" xmlns:w15="http://schemas.microsoft.com/office/word/2012/wordml" xmlns:w16cex="http://schemas.microsoft.com/office/word/2018/wordml/cex" xmlns:w16cid="http://schemas.microsoft.com/office/word/2016/wordml/cid" xmlns:w16="http://schemas.microsoft.com/office/word/2018/wordml" xmlns:w16du="http://schemas.microsoft.com/office/word/2023/wordml/word16du" xmlns:w16sdtdh="http://schemas.microsoft.com/office/word/2020/wordml/sdtdatahash" xmlns:w16sdtfl="http://schemas.microsoft.com/office/word/2024/wordml/sdtformatlock" xmlns:w16se="http://schemas.microsoft.com/office/word/2015/wordml/symex" xmlns:wpg="http://schemas.microsoft.com/office/word/2010/wordprocessingGroup" xmlns:wpi="http://schemas.microsoft.com/office/word/2010/wordprocessingInk" xmlns:wne="http://schemas.microsoft.com/office/word/2006/wordml" xmlns:wps="http://schemas.microsoft.com/office/word/2010/wordprocessingShape" mc:Ignorable="w14 w15 w16se w16cid w16 w16cex w16sdtdh w16sdtfl w16du wp14">
-  <w:comment w:id="7" w:author="Indrajaya, Muhammad Rafi Afif" w:date="2026-07-23T17:23:00Z" w:initials="MI">
+  <w:comment w:id="5" w:author="rafi indrajaya" w:date="2026-07-24T21:11:00Z" w:initials="ri">
+    <w:p>
+      <w:pPr>
+        <w:jc w:val="left"/>
+      </w:pPr>
+      <w:r>
+        <w:rPr>
+          <w:rStyle w:val="CommentReference"/>
+        </w:rPr>
+        <w:annotationRef/>
+      </w:r>
+      <w:r>
+        <w:rPr>
+          <w:sz w:val="20"/>
+          <w:szCs w:val="20"/>
+        </w:rPr>
+        <w:t>Mention the gap or somewhat novelty that this thesis fills in the literature.</w:t>
+      </w:r>
+    </w:p>
+    <w:p>
+      <w:pPr>
+        <w:jc w:val="left"/>
+      </w:pPr>
+    </w:p>
+    <w:p>
+      <w:pPr>
+        <w:jc w:val="left"/>
+      </w:pPr>
+      <w:r>
+        <w:rPr>
+          <w:sz w:val="20"/>
+          <w:szCs w:val="20"/>
+        </w:rPr>
+        <w:t>It might be just a different system or a different setup or a different comparison methodology that has not been widely explored in the literature.</w:t>
+      </w:r>
+    </w:p>
+  </w:comment>
+  <w:comment w:id="8" w:author="Indrajaya, Muhammad Rafi Afif" w:date="2026-07-23T17:23:00Z" w:initials="MI">
     <w:p>
       <w:pPr>
         <w:pStyle w:val="CommentText"/>
@@ -13065,7 +17445,7 @@
       </w:r>
     </w:p>
   </w:comment>
-  <w:comment w:id="9" w:author="rafi indrajaya" w:date="2026-07-19T16:42:00Z" w:initials="ri">
+  <w:comment w:id="10" w:author="rafi indrajaya" w:date="2026-07-19T16:42:00Z" w:initials="ri">
     <w:p>
       <w:pPr>
         <w:jc w:val="left"/>
@@ -13085,7 +17465,27 @@
       </w:r>
     </w:p>
   </w:comment>
-  <w:comment w:id="19" w:author="Indrajaya, Muhammad Rafi Afif" w:date="2026-05-06T09:20:00Z" w:initials="MI">
+  <w:comment w:id="14" w:author="rafi indrajaya" w:date="2026-07-24T21:12:00Z" w:initials="ri">
+    <w:p>
+      <w:pPr>
+        <w:jc w:val="left"/>
+      </w:pPr>
+      <w:r>
+        <w:rPr>
+          <w:rStyle w:val="CommentReference"/>
+        </w:rPr>
+        <w:annotationRef/>
+      </w:r>
+      <w:r>
+        <w:rPr>
+          <w:sz w:val="20"/>
+          <w:szCs w:val="20"/>
+        </w:rPr>
+        <w:t>Mention in the end of this section of this thesis approaches the comparison differently compared to the existing literature</w:t>
+      </w:r>
+    </w:p>
+  </w:comment>
+  <w:comment w:id="22" w:author="Indrajaya, Muhammad Rafi Afif" w:date="2026-05-06T09:20:00Z" w:initials="MI">
     <w:p>
       <w:pPr>
         <w:pStyle w:val="CommentText"/>
@@ -13105,7 +17505,7 @@
       </w:r>
     </w:p>
   </w:comment>
-  <w:comment w:id="20" w:author="Indrajaya, Muhammad Rafi Afif" w:date="2026-05-06T09:23:00Z" w:initials="MI">
+  <w:comment w:id="23" w:author="Indrajaya, Muhammad Rafi Afif" w:date="2026-05-06T09:23:00Z" w:initials="MI">
     <w:p>
       <w:pPr>
         <w:pStyle w:val="CommentText"/>
@@ -13125,7 +17525,7 @@
       </w:r>
     </w:p>
   </w:comment>
-  <w:comment w:id="21" w:author="Indrajaya, Muhammad Rafi Afif" w:date="2026-05-05T16:56:00Z" w:initials="MI">
+  <w:comment w:id="24" w:author="Indrajaya, Muhammad Rafi Afif" w:date="2026-05-05T16:56:00Z" w:initials="MI">
     <w:p>
       <w:pPr>
         <w:pStyle w:val="CommentText"/>
@@ -13191,7 +17591,7 @@
       </w:r>
     </w:p>
   </w:comment>
-  <w:comment w:id="23" w:author="Indrajaya, Muhammad Rafi Afif" w:date="2026-05-12T16:47:00Z" w:initials="MI">
+  <w:comment w:id="26" w:author="Indrajaya, Muhammad Rafi Afif" w:date="2026-05-12T16:47:00Z" w:initials="MI">
     <w:p>
       <w:pPr>
         <w:pStyle w:val="CommentText"/>
@@ -13211,7 +17611,7 @@
       </w:r>
     </w:p>
   </w:comment>
-  <w:comment w:id="22" w:author="Indrajaya, Muhammad Rafi Afif" w:date="2026-05-12T16:48:00Z" w:initials="MI">
+  <w:comment w:id="25" w:author="Indrajaya, Muhammad Rafi Afif" w:date="2026-05-12T16:48:00Z" w:initials="MI">
     <w:p>
       <w:pPr>
         <w:pStyle w:val="CommentText"/>
@@ -13236,8 +17636,10 @@
 
 <file path=word/commentsExtended.xml><?xml version="1.0" encoding="utf-8"?>
 <w15:commentsEx xmlns:wpc="http://schemas.microsoft.com/office/word/2010/wordprocessingCanvas" xmlns:cx="http://schemas.microsoft.com/office/drawing/2014/chartex" xmlns:cx1="http://schemas.microsoft.com/office/drawing/2015/9/8/chartex" xmlns:cx2="http://schemas.microsoft.com/office/drawing/2015/10/21/chartex" xmlns:cx3="http://schemas.microsoft.com/office/drawing/2016/5/9/chartex" xmlns:cx4="http://schemas.microsoft.com/office/drawing/2016/5/10/chartex" xmlns:cx5="http://schemas.microsoft.com/office/drawing/2016/5/11/chartex" xmlns:cx6="http://schemas.microsoft.com/office/drawing/2016/5/12/chartex" xmlns:cx7="http://schemas.microsoft.com/office/drawing/2016/5/13/chartex" xmlns:cx8="http://schemas.microsoft.com/office/drawing/2016/5/14/chartex" xmlns:mc="http://schemas.openxmlformats.org/markup-compatibility/2006" xmlns:aink="http://schemas.microsoft.com/office/drawing/2016/ink" xmlns:am3d="http://schemas.microsoft.com/office/drawing/2017/model3d" xmlns:o="urn:schemas-microsoft-com:office:office" xmlns:oel="http://schemas.microsoft.com/office/2019/extlst" xmlns:r="http://schemas.openxmlformats.org/officeDocument/2006/relationships" xmlns:m="http://schemas.openxmlformats.org/officeDocument/2006/math" xmlns:v="urn:schemas-microsoft-com:vml" xmlns:wp14="http://schemas.microsoft.com/office/word/2010/wordprocessingDrawing" xmlns:wp="http://schemas.openxmlformats.org/drawingml/2006/wordprocessingDrawing" xmlns:w10="urn:schemas-microsoft-com:office:word" xmlns:w="http://schemas.openxmlformats.org/wordprocessingml/2006/main" xmlns:w14="http://schemas.microsoft.com/office/word/2010/wordml" xmlns:w15="http://schemas.microsoft.com/office/word/2012/wordml" xmlns:w16cex="http://schemas.microsoft.com/office/word/2018/wordml/cex" xmlns:w16cid="http://schemas.microsoft.com/office/word/2016/wordml/cid" xmlns:w16="http://schemas.microsoft.com/office/word/2018/wordml" xmlns:w16du="http://schemas.microsoft.com/office/word/2023/wordml/word16du" xmlns:w16sdtdh="http://schemas.microsoft.com/office/word/2020/wordml/sdtdatahash" xmlns:w16sdtfl="http://schemas.microsoft.com/office/word/2024/wordml/sdtformatlock" xmlns:w16se="http://schemas.microsoft.com/office/word/2015/wordml/symex" xmlns:wpg="http://schemas.microsoft.com/office/word/2010/wordprocessingGroup" xmlns:wpi="http://schemas.microsoft.com/office/word/2010/wordprocessingInk" xmlns:wne="http://schemas.microsoft.com/office/word/2006/wordml" xmlns:wps="http://schemas.microsoft.com/office/word/2010/wordprocessingShape" mc:Ignorable="w14 w15 w16se w16cid w16 w16cex w16sdtdh w16sdtfl w16du wp14">
+  <w15:commentEx w15:paraId="5FD0776A" w15:done="0"/>
   <w15:commentEx w15:paraId="1CE5B39B" w15:done="0"/>
-  <w15:commentEx w15:paraId="49CD925A" w15:done="0"/>
+  <w15:commentEx w15:paraId="49CD925A" w15:done="1"/>
+  <w15:commentEx w15:paraId="3A8D0534" w15:done="0"/>
   <w15:commentEx w15:paraId="1034419E" w15:done="0"/>
   <w15:commentEx w15:paraId="19E49370" w15:done="0"/>
   <w15:commentEx w15:paraId="7A955883" w15:done="0"/>
@@ -13248,8 +17650,22 @@
 
 <file path=word/commentsExtensible.xml><?xml version="1.0" encoding="utf-8"?>
 <w16cex:commentsExtensible xmlns:wpc="http://schemas.microsoft.com/office/word/2010/wordprocessingCanvas" xmlns:cx="http://schemas.microsoft.com/office/drawing/2014/chartex" xmlns:cx1="http://schemas.microsoft.com/office/drawing/2015/9/8/chartex" xmlns:cx2="http://schemas.microsoft.com/office/drawing/2015/10/21/chartex" xmlns:cx3="http://schemas.microsoft.com/office/drawing/2016/5/9/chartex" xmlns:cx4="http://schemas.microsoft.com/office/drawing/2016/5/10/chartex" xmlns:cx5="http://schemas.microsoft.com/office/drawing/2016/5/11/chartex" xmlns:cx6="http://schemas.microsoft.com/office/drawing/2016/5/12/chartex" xmlns:cx7="http://schemas.microsoft.com/office/drawing/2016/5/13/chartex" xmlns:cx8="http://schemas.microsoft.com/office/drawing/2016/5/14/chartex" xmlns:cr="http://schemas.microsoft.com/office/comments/2020/reactions" xmlns:mc="http://schemas.openxmlformats.org/markup-compatibility/2006" xmlns:aink="http://schemas.microsoft.com/office/drawing/2016/ink" xmlns:am3d="http://schemas.microsoft.com/office/drawing/2017/model3d" xmlns:o="urn:schemas-microsoft-com:office:office" xmlns:oel="http://schemas.microsoft.com/office/2019/extlst" xmlns:r="http://schemas.openxmlformats.org/officeDocument/2006/relationships" xmlns:m="http://schemas.openxmlformats.org/officeDocument/2006/math" xmlns:v="urn:schemas-microsoft-com:vml" xmlns:wp14="http://schemas.microsoft.com/office/word/2010/wordprocessingDrawing" xmlns:wp="http://schemas.openxmlformats.org/drawingml/2006/wordprocessingDrawing" xmlns:w10="urn:schemas-microsoft-com:office:word" xmlns:w="http://schemas.openxmlformats.org/wordprocessingml/2006/main" xmlns:w14="http://schemas.microsoft.com/office/word/2010/wordml" xmlns:w15="http://schemas.microsoft.com/office/word/2012/wordml" xmlns:w16cex="http://schemas.microsoft.com/office/word/2018/wordml/cex" xmlns:w16cid="http://schemas.microsoft.com/office/word/2016/wordml/cid" xmlns:w16="http://schemas.microsoft.com/office/word/2018/wordml" xmlns:w16du="http://schemas.microsoft.com/office/word/2023/wordml/word16du" xmlns:w16sdtdh="http://schemas.microsoft.com/office/word/2020/wordml/sdtdatahash" xmlns:w16sdtfl="http://schemas.microsoft.com/office/word/2024/wordml/sdtformatlock" xmlns:w16se="http://schemas.microsoft.com/office/word/2015/wordml/symex" xmlns:wpg="http://schemas.microsoft.com/office/word/2010/wordprocessingGroup" xmlns:wpi="http://schemas.microsoft.com/office/word/2010/wordprocessingInk" xmlns:wne="http://schemas.microsoft.com/office/word/2006/wordml" xmlns:wps="http://schemas.microsoft.com/office/word/2010/wordprocessingShape" mc:Ignorable="w14 w15 w16se w16cid w16 w16cex w16sdtdh w16sdtfl cr w16du wp14">
+  <w16cex:commentExtensible w16cex:durableId="51FD6FA9" w16cex:dateUtc="2026-07-24T19:11:00Z"/>
   <w16cex:commentExtensible w16cex:durableId="490C994B" w16cex:dateUtc="2026-07-23T15:23:00Z"/>
-  <w16cex:commentExtensible w16cex:durableId="4AA1067B" w16cex:dateUtc="2026-07-19T14:42:00Z"/>
+  <w16cex:commentExtensible w16cex:durableId="4AA1067B" w16cex:dateUtc="2026-07-19T14:42:00Z">
+    <w16cex:extLst>
+      <w16:ext w16:uri="{CE6994B0-6A32-4C9F-8C6B-6E91EDA988CE}">
+        <cr:reactions xmlns:cr="http://schemas.microsoft.com/office/comments/2020/reactions">
+          <cr:reaction reactionType="1">
+            <cr:reactionInfo dateUtc="2026-07-24T18:10:31Z">
+              <cr:user userId="d01951cba909feee" userProvider="Windows Live" userName="rafi indrajaya"/>
+            </cr:reactionInfo>
+          </cr:reaction>
+        </cr:reactions>
+      </w16:ext>
+    </w16cex:extLst>
+  </w16cex:commentExtensible>
+  <w16cex:commentExtensible w16cex:durableId="0BF1A1FF" w16cex:dateUtc="2026-07-24T19:12:00Z"/>
   <w16cex:commentExtensible w16cex:durableId="14DFEBD2" w16cex:dateUtc="2026-05-06T07:20:00Z"/>
   <w16cex:commentExtensible w16cex:durableId="3016A959" w16cex:dateUtc="2026-05-06T07:23:00Z"/>
   <w16cex:commentExtensible w16cex:durableId="3D5864D4" w16cex:dateUtc="2026-05-05T14:56:00Z"/>
@@ -13260,8 +17676,10 @@
 
 <file path=word/commentsIds.xml><?xml version="1.0" encoding="utf-8"?>
 <w16cid:commentsIds xmlns:wpc="http://schemas.microsoft.com/office/word/2010/wordprocessingCanvas" xmlns:cx="http://schemas.microsoft.com/office/drawing/2014/chartex" xmlns:cx1="http://schemas.microsoft.com/office/drawing/2015/9/8/chartex" xmlns:cx2="http://schemas.microsoft.com/office/drawing/2015/10/21/chartex" xmlns:cx3="http://schemas.microsoft.com/office/drawing/2016/5/9/chartex" xmlns:cx4="http://schemas.microsoft.com/office/drawing/2016/5/10/chartex" xmlns:cx5="http://schemas.microsoft.com/office/drawing/2016/5/11/chartex" xmlns:cx6="http://schemas.microsoft.com/office/drawing/2016/5/12/chartex" xmlns:cx7="http://schemas.microsoft.com/office/drawing/2016/5/13/chartex" xmlns:cx8="http://schemas.microsoft.com/office/drawing/2016/5/14/chartex" xmlns:mc="http://schemas.openxmlformats.org/markup-compatibility/2006" xmlns:aink="http://schemas.microsoft.com/office/drawing/2016/ink" xmlns:am3d="http://schemas.microsoft.com/office/drawing/2017/model3d" xmlns:o="urn:schemas-microsoft-com:office:office" xmlns:oel="http://schemas.microsoft.com/office/2019/extlst" xmlns:r="http://schemas.openxmlformats.org/officeDocument/2006/relationships" xmlns:m="http://schemas.openxmlformats.org/officeDocument/2006/math" xmlns:v="urn:schemas-microsoft-com:vml" xmlns:wp14="http://schemas.microsoft.com/office/word/2010/wordprocessingDrawing" xmlns:wp="http://schemas.openxmlformats.org/drawingml/2006/wordprocessingDrawing" xmlns:w10="urn:schemas-microsoft-com:office:word" xmlns:w="http://schemas.openxmlformats.org/wordprocessingml/2006/main" xmlns:w14="http://schemas.microsoft.com/office/word/2010/wordml" xmlns:w15="http://schemas.microsoft.com/office/word/2012/wordml" xmlns:w16cex="http://schemas.microsoft.com/office/word/2018/wordml/cex" xmlns:w16cid="http://schemas.microsoft.com/office/word/2016/wordml/cid" xmlns:w16="http://schemas.microsoft.com/office/word/2018/wordml" xmlns:w16du="http://schemas.microsoft.com/office/word/2023/wordml/word16du" xmlns:w16sdtdh="http://schemas.microsoft.com/office/word/2020/wordml/sdtdatahash" xmlns:w16sdtfl="http://schemas.microsoft.com/office/word/2024/wordml/sdtformatlock" xmlns:w16se="http://schemas.microsoft.com/office/word/2015/wordml/symex" xmlns:wpg="http://schemas.microsoft.com/office/word/2010/wordprocessingGroup" xmlns:wpi="http://schemas.microsoft.com/office/word/2010/wordprocessingInk" xmlns:wne="http://schemas.microsoft.com/office/word/2006/wordml" xmlns:wps="http://schemas.microsoft.com/office/word/2010/wordprocessingShape" mc:Ignorable="w14 w15 w16se w16cid w16 w16cex w16sdtdh w16sdtfl w16du wp14">
+  <w16cid:commentId w16cid:paraId="5FD0776A" w16cid:durableId="51FD6FA9"/>
   <w16cid:commentId w16cid:paraId="1CE5B39B" w16cid:durableId="490C994B"/>
   <w16cid:commentId w16cid:paraId="49CD925A" w16cid:durableId="4AA1067B"/>
+  <w16cid:commentId w16cid:paraId="3A8D0534" w16cid:durableId="0BF1A1FF"/>
   <w16cid:commentId w16cid:paraId="1034419E" w16cid:durableId="14DFEBD2"/>
   <w16cid:commentId w16cid:paraId="19E49370" w16cid:durableId="3016A959"/>
   <w16cid:commentId w16cid:paraId="7A955883" w16cid:durableId="3D5864D4"/>
@@ -14700,6 +19118,119 @@
     </w:lvl>
   </w:abstractNum>
   <w:abstractNum w:abstractNumId="11" w15:restartNumberingAfterBreak="0">
+    <w:nsid w:val="7497266A"/>
+    <w:multiLevelType w:val="hybridMultilevel"/>
+    <w:tmpl w:val="39BA0AC4"/>
+    <w:lvl w:ilvl="0" w:tplc="BA862F5C">
+      <w:start w:val="3"/>
+      <w:numFmt w:val="bullet"/>
+      <w:lvlText w:val="-"/>
+      <w:lvlJc w:val="left"/>
+      <w:pPr>
+        <w:ind w:left="720" w:hanging="360"/>
+      </w:pPr>
+      <w:rPr>
+        <w:rFonts w:ascii="Times New Roman" w:eastAsia="MS Mincho" w:hAnsi="Times New Roman" w:cs="Times New Roman" w:hint="default"/>
+      </w:rPr>
+    </w:lvl>
+    <w:lvl w:ilvl="1" w:tplc="04090003">
+      <w:start w:val="1"/>
+      <w:numFmt w:val="bullet"/>
+      <w:lvlText w:val="o"/>
+      <w:lvlJc w:val="left"/>
+      <w:pPr>
+        <w:ind w:left="1440" w:hanging="360"/>
+      </w:pPr>
+      <w:rPr>
+        <w:rFonts w:ascii="Courier New" w:hAnsi="Courier New" w:hint="default"/>
+      </w:rPr>
+    </w:lvl>
+    <w:lvl w:ilvl="2" w:tplc="04090005" w:tentative="1">
+      <w:start w:val="1"/>
+      <w:numFmt w:val="bullet"/>
+      <w:lvlText w:val=""/>
+      <w:lvlJc w:val="left"/>
+      <w:pPr>
+        <w:ind w:left="2160" w:hanging="360"/>
+      </w:pPr>
+      <w:rPr>
+        <w:rFonts w:ascii="Wingdings" w:hAnsi="Wingdings" w:hint="default"/>
+      </w:rPr>
+    </w:lvl>
+    <w:lvl w:ilvl="3" w:tplc="04090001" w:tentative="1">
+      <w:start w:val="1"/>
+      <w:numFmt w:val="bullet"/>
+      <w:lvlText w:val=""/>
+      <w:lvlJc w:val="left"/>
+      <w:pPr>
+        <w:ind w:left="2880" w:hanging="360"/>
+      </w:pPr>
+      <w:rPr>
+        <w:rFonts w:ascii="Symbol" w:hAnsi="Symbol" w:hint="default"/>
+      </w:rPr>
+    </w:lvl>
+    <w:lvl w:ilvl="4" w:tplc="04090003" w:tentative="1">
+      <w:start w:val="1"/>
+      <w:numFmt w:val="bullet"/>
+      <w:lvlText w:val="o"/>
+      <w:lvlJc w:val="left"/>
+      <w:pPr>
+        <w:ind w:left="3600" w:hanging="360"/>
+      </w:pPr>
+      <w:rPr>
+        <w:rFonts w:ascii="Courier New" w:hAnsi="Courier New" w:hint="default"/>
+      </w:rPr>
+    </w:lvl>
+    <w:lvl w:ilvl="5" w:tplc="04090005" w:tentative="1">
+      <w:start w:val="1"/>
+      <w:numFmt w:val="bullet"/>
+      <w:lvlText w:val=""/>
+      <w:lvlJc w:val="left"/>
+      <w:pPr>
+        <w:ind w:left="4320" w:hanging="360"/>
+      </w:pPr>
+      <w:rPr>
+        <w:rFonts w:ascii="Wingdings" w:hAnsi="Wingdings" w:hint="default"/>
+      </w:rPr>
+    </w:lvl>
+    <w:lvl w:ilvl="6" w:tplc="04090001" w:tentative="1">
+      <w:start w:val="1"/>
+      <w:numFmt w:val="bullet"/>
+      <w:lvlText w:val=""/>
+      <w:lvlJc w:val="left"/>
+      <w:pPr>
+        <w:ind w:left="5040" w:hanging="360"/>
+      </w:pPr>
+      <w:rPr>
+        <w:rFonts w:ascii="Symbol" w:hAnsi="Symbol" w:hint="default"/>
+      </w:rPr>
+    </w:lvl>
+    <w:lvl w:ilvl="7" w:tplc="04090003" w:tentative="1">
+      <w:start w:val="1"/>
+      <w:numFmt w:val="bullet"/>
+      <w:lvlText w:val="o"/>
+      <w:lvlJc w:val="left"/>
+      <w:pPr>
+        <w:ind w:left="5760" w:hanging="360"/>
+      </w:pPr>
+      <w:rPr>
+        <w:rFonts w:ascii="Courier New" w:hAnsi="Courier New" w:hint="default"/>
+      </w:rPr>
+    </w:lvl>
+    <w:lvl w:ilvl="8" w:tplc="04090005" w:tentative="1">
+      <w:start w:val="1"/>
+      <w:numFmt w:val="bullet"/>
+      <w:lvlText w:val=""/>
+      <w:lvlJc w:val="left"/>
+      <w:pPr>
+        <w:ind w:left="6480" w:hanging="360"/>
+      </w:pPr>
+      <w:rPr>
+        <w:rFonts w:ascii="Wingdings" w:hAnsi="Wingdings" w:hint="default"/>
+      </w:rPr>
+    </w:lvl>
+  </w:abstractNum>
+  <w:abstractNum w:abstractNumId="12" w15:restartNumberingAfterBreak="0">
     <w:nsid w:val="75050389"/>
     <w:multiLevelType w:val="hybridMultilevel"/>
     <w:tmpl w:val="5D4490F8"/>
@@ -14812,7 +19343,7 @@
       </w:rPr>
     </w:lvl>
   </w:abstractNum>
-  <w:abstractNum w:abstractNumId="12" w15:restartNumberingAfterBreak="0">
+  <w:abstractNum w:abstractNumId="13" w15:restartNumberingAfterBreak="0">
     <w:nsid w:val="75FC2675"/>
     <w:multiLevelType w:val="hybridMultilevel"/>
     <w:tmpl w:val="15C6C674"/>
@@ -14917,7 +19448,7 @@
     <w:abstractNumId w:val="4"/>
   </w:num>
   <w:num w:numId="6" w16cid:durableId="1271402247">
-    <w:abstractNumId w:val="11"/>
+    <w:abstractNumId w:val="12"/>
   </w:num>
   <w:num w:numId="7" w16cid:durableId="1723824251">
     <w:abstractNumId w:val="7"/>
@@ -14935,10 +19466,13 @@
     <w:abstractNumId w:val="5"/>
   </w:num>
   <w:num w:numId="12" w16cid:durableId="1250507572">
-    <w:abstractNumId w:val="12"/>
+    <w:abstractNumId w:val="13"/>
   </w:num>
   <w:num w:numId="13" w16cid:durableId="1669056">
     <w:abstractNumId w:val="2"/>
+  </w:num>
+  <w:num w:numId="14" w16cid:durableId="712190530">
+    <w:abstractNumId w:val="11"/>
   </w:num>
   <w:numIdMacAtCleanup w:val="13"/>
 </w:numbering>
@@ -14946,11 +19480,11 @@
 
 <file path=word/people.xml><?xml version="1.0" encoding="utf-8"?>
 <w15:people xmlns:wpc="http://schemas.microsoft.com/office/word/2010/wordprocessingCanvas" xmlns:cx="http://schemas.microsoft.com/office/drawing/2014/chartex" xmlns:cx1="http://schemas.microsoft.com/office/drawing/2015/9/8/chartex" xmlns:cx2="http://schemas.microsoft.com/office/drawing/2015/10/21/chartex" xmlns:cx3="http://schemas.microsoft.com/office/drawing/2016/5/9/chartex" xmlns:cx4="http://schemas.microsoft.com/office/drawing/2016/5/10/chartex" xmlns:cx5="http://schemas.microsoft.com/office/drawing/2016/5/11/chartex" xmlns:cx6="http://schemas.microsoft.com/office/drawing/2016/5/12/chartex" xmlns:cx7="http://schemas.microsoft.com/office/drawing/2016/5/13/chartex" xmlns:cx8="http://schemas.microsoft.com/office/drawing/2016/5/14/chartex" xmlns:mc="http://schemas.openxmlformats.org/markup-compatibility/2006" xmlns:aink="http://schemas.microsoft.com/office/drawing/2016/ink" xmlns:am3d="http://schemas.microsoft.com/office/drawing/2017/model3d" xmlns:o="urn:schemas-microsoft-com:office:office" xmlns:oel="http://schemas.microsoft.com/office/2019/extlst" xmlns:r="http://schemas.openxmlformats.org/officeDocument/2006/relationships" xmlns:m="http://schemas.openxmlformats.org/officeDocument/2006/math" xmlns:v="urn:schemas-microsoft-com:vml" xmlns:wp14="http://schemas.microsoft.com/office/word/2010/wordprocessingDrawing" xmlns:wp="http://schemas.openxmlformats.org/drawingml/2006/wordprocessingDrawing" xmlns:w10="urn:schemas-microsoft-com:office:word" xmlns:w="http://schemas.openxmlformats.org/wordprocessingml/2006/main" xmlns:w14="http://schemas.microsoft.com/office/word/2010/wordml" xmlns:w15="http://schemas.microsoft.com/office/word/2012/wordml" xmlns:w16cex="http://schemas.microsoft.com/office/word/2018/wordml/cex" xmlns:w16cid="http://schemas.microsoft.com/office/word/2016/wordml/cid" xmlns:w16="http://schemas.microsoft.com/office/word/2018/wordml" xmlns:w16du="http://schemas.microsoft.com/office/word/2023/wordml/word16du" xmlns:w16sdtdh="http://schemas.microsoft.com/office/word/2020/wordml/sdtdatahash" xmlns:w16sdtfl="http://schemas.microsoft.com/office/word/2024/wordml/sdtformatlock" xmlns:w16se="http://schemas.microsoft.com/office/word/2015/wordml/symex" xmlns:wpg="http://schemas.microsoft.com/office/word/2010/wordprocessingGroup" xmlns:wpi="http://schemas.microsoft.com/office/word/2010/wordprocessingInk" xmlns:wne="http://schemas.microsoft.com/office/word/2006/wordml" xmlns:wps="http://schemas.microsoft.com/office/word/2010/wordprocessingShape" mc:Ignorable="w14 w15 w16se w16cid w16 w16cex w16sdtdh w16sdtfl w16du wp14">
+  <w15:person w15:author="rafi indrajaya">
+    <w15:presenceInfo w15:providerId="Windows Live" w15:userId="d01951cba909feee"/>
+  </w15:person>
   <w15:person w15:author="Indrajaya, Muhammad Rafi Afif">
     <w15:presenceInfo w15:providerId="AD" w15:userId="S::indrajaya@fev.com::768ae212-a61d-4b3e-83f3-a2670e0d747d"/>
-  </w15:person>
-  <w15:person w15:author="rafi indrajaya">
-    <w15:presenceInfo w15:providerId="Windows Live" w15:userId="d01951cba909feee"/>
   </w15:person>
 </w15:people>
 </file>
@@ -15606,6 +20140,7 @@
   <w:style w:type="character" w:default="1" w:styleId="DefaultParagraphFont">
     <w:name w:val="Default Paragraph Font"/>
     <w:uiPriority w:val="1"/>
+    <w:semiHidden/>
     <w:unhideWhenUsed/>
   </w:style>
   <w:style w:type="table" w:default="1" w:styleId="TableNormal">
@@ -17180,7 +21715,7 @@
   <w:font w:name="Symbol">
     <w:panose1 w:val="05050102010706020507"/>
     <w:charset w:val="02"/>
-    <w:family w:val="roman"/>
+    <w:family w:val="decorative"/>
     <w:pitch w:val="variable"/>
     <w:sig w:usb0="00000000" w:usb1="10000000" w:usb2="00000000" w:usb3="00000000" w:csb0="80000000" w:csb1="00000000"/>
   </w:font>
@@ -17200,10 +21735,10 @@
   </w:font>
   <w:font w:name="Wingdings">
     <w:panose1 w:val="05000000000000000000"/>
-    <w:charset w:val="02"/>
-    <w:family w:val="auto"/>
+    <w:charset w:val="4D"/>
+    <w:family w:val="decorative"/>
     <w:pitch w:val="variable"/>
-    <w:sig w:usb0="00000000" w:usb1="10000000" w:usb2="00000000" w:usb3="00000000" w:csb0="80000000" w:csb1="00000000"/>
+    <w:sig w:usb0="00000003" w:usb1="00000000" w:usb2="00000000" w:usb3="00000000" w:csb0="80000001" w:csb1="00000000"/>
   </w:font>
   <w:font w:name="MS Mincho">
     <w:altName w:val="ＭＳ 明朝"/>
@@ -17236,6 +21771,8 @@
     <w:sig w:usb0="E4002EFF" w:usb1="C200247B" w:usb2="00000009" w:usb3="00000000" w:csb0="000001FF" w:csb1="00000000"/>
   </w:font>
   <w:font w:name="Yu Mincho">
+    <w:altName w:val="游明朝"/>
+    <w:panose1 w:val="02020400000000000000"/>
     <w:charset w:val="80"/>
     <w:family w:val="roman"/>
     <w:pitch w:val="variable"/>
@@ -17249,12 +21786,14 @@
     <w:sig w:usb0="E00006FF" w:usb1="420024FF" w:usb2="02000000" w:usb3="00000000" w:csb0="0000019F" w:csb1="00000000"/>
   </w:font>
   <w:font w:name="Aptos">
+    <w:panose1 w:val="020B0604020202020204"/>
     <w:charset w:val="00"/>
     <w:family w:val="swiss"/>
     <w:pitch w:val="variable"/>
     <w:sig w:usb0="20000287" w:usb1="00000003" w:usb2="00000000" w:usb3="00000000" w:csb0="0000019F" w:csb1="00000000"/>
   </w:font>
   <w:font w:name="Aptos Display">
+    <w:panose1 w:val="020B0004020202020204"/>
     <w:charset w:val="00"/>
     <w:family w:val="swiss"/>
     <w:pitch w:val="variable"/>
@@ -17282,6 +21821,7 @@
   </w:compat>
   <w:rsids>
     <w:rsidRoot w:val="00276DE2"/>
+    <w:rsid w:val="00001801"/>
     <w:rsid w:val="000A1500"/>
     <w:rsid w:val="000A196B"/>
     <w:rsid w:val="000B70E6"/>
@@ -17350,6 +21890,7 @@
     <w:rsid w:val="00B279BC"/>
     <w:rsid w:val="00B53DF7"/>
     <w:rsid w:val="00C10776"/>
+    <w:rsid w:val="00C84F48"/>
     <w:rsid w:val="00C9538A"/>
     <w:rsid w:val="00CD72E4"/>
     <w:rsid w:val="00D74283"/>
@@ -17383,8 +21924,8 @@
   </m:mathPr>
   <w:themeFontLang w:val="en-US" w:eastAsia="ja-JP"/>
   <w:clrSchemeMapping w:bg1="light1" w:t1="dark1" w:bg2="light2" w:t2="dark2" w:accent1="accent1" w:accent2="accent2" w:accent3="accent3" w:accent4="accent4" w:accent5="accent5" w:accent6="accent6" w:hyperlink="hyperlink" w:followedHyperlink="followedHyperlink"/>
-  <w:decimalSymbol w:val=","/>
-  <w:listSeparator w:val=";"/>
+  <w:decimalSymbol w:val="."/>
+  <w:listSeparator w:val=","/>
   <w15:chartTrackingRefBased/>
 </w:settings>
 </file>
@@ -17816,26 +22357,13 @@
     <w:basedOn w:val="DefaultParagraphFont"/>
     <w:uiPriority w:val="99"/>
     <w:semiHidden/>
-    <w:rsid w:val="006A366E"/>
+    <w:rsid w:val="00001801"/>
     <w:rPr>
       <w:color w:val="808080"/>
     </w:rPr>
   </w:style>
   <w:style w:type="paragraph" w:customStyle="1" w:styleId="BA0AE2B30328450E958BC6CE0AF9542B">
     <w:name w:val="BA0AE2B30328450E958BC6CE0AF9542B"/>
-    <w:rsid w:val="006A366E"/>
-    <w:pPr>
-      <w:spacing w:after="160" w:line="278" w:lineRule="auto"/>
-    </w:pPr>
-    <w:rPr>
-      <w:rFonts w:eastAsiaTheme="minorEastAsia"/>
-      <w:kern w:val="2"/>
-      <w:lang w:eastAsia="en-US"/>
-      <w14:ligatures w14:val="standardContextual"/>
-    </w:rPr>
-  </w:style>
-  <w:style w:type="paragraph" w:customStyle="1" w:styleId="FC417725AAC04D3DB57D4E3573EF5528">
-    <w:name w:val="FC417725AAC04D3DB57D4E3573EF5528"/>
     <w:rsid w:val="006A366E"/>
     <w:pPr>
       <w:spacing w:after="160" w:line="278" w:lineRule="auto"/>
@@ -18181,8 +22709,8 @@
   </we:alternateReferences>
   <we:properties>
     <we:property name="MENDELEY_BIBLIOGRAPHY_IS_DIRTY" value="true"/>
-    <we:property name="MENDELEY_BIBLIOGRAPHY_LAST_MODIFIED" value="1783430036120"/>
-    <we:property name="MENDELEY_CITATIONS" value="[{&quot;citationID&quot;:&quot;MENDELEY_CITATION_9a69a8b0-b116-4a8e-be9e-ca9faac00dd4&quot;,&quot;properties&quot;:{&quot;noteIndex&quot;:0},&quot;isEdited&quot;:false,&quot;manualOverride&quot;:{&quot;isManuallyOverridden&quot;:false,&quot;citeprocText&quot;:&quot;[1]&quot;,&quot;manualOverrideText&quot;:&quot;&quot;},&quot;citationTag&quot;:&quot;MENDELEY_CITATION_v3_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&quot;,&quot;citationItems&quot;:[{&quot;id&quot;:&quot;9f54496b-fc3d-3546-b057-55b552d0253d&quot;,&quot;itemData&quot;:{&quot;type&quot;:&quot;article-journal&quot;,&quot;id&quot;:&quot;9f54496b-fc3d-3546-b057-55b552d0253d&quot;,&quot;title&quot;:&quot;Hard-to-Abate Sectors: The role of industrial carbon capture and storage (CCS) in emission mitigation&quot;,&quot;author&quot;:[{&quot;family&quot;:&quot;Paltsev&quot;,&quot;given&quot;:&quot;Sergey&quot;,&quot;parse-names&quot;:false,&quot;dropping-particle&quot;:&quot;&quot;,&quot;non-dropping-particle&quot;:&quot;&quot;},{&quot;family&quot;:&quot;Morris&quot;,&quot;given&quot;:&quot;Jennifer&quot;,&quot;parse-names&quot;:false,&quot;dropping-particle&quot;:&quot;&quot;,&quot;non-dropping-particle&quot;:&quot;&quot;},{&quot;family&quot;:&quot;Kheshgi&quot;,&quot;given&quot;:&quot;Haroon&quot;,&quot;parse-names&quot;:false,&quot;dropping-particle&quot;:&quot;&quot;,&quot;non-dropping-particle&quot;:&quot;&quot;},{&quot;family&quot;:&quot;Herzog&quot;,&quot;given&quot;:&quot;Howard&quot;,&quot;parse-names&quot;:false,&quot;dropping-particle&quot;:&quot;&quot;,&quot;non-dropping-particle&quot;:&quot;&quot;}],&quot;container-title&quot;:&quot;Applied Energy&quot;,&quot;container-title-short&quot;:&quot;Appl. Energy&quot;,&quot;DOI&quot;:&quot;10.1016/j.apenergy.2021.117322&quot;,&quot;ISSN&quot;:&quot;03062619&quot;,&quot;issued&quot;:{&quot;date-parts&quot;:[[2021,10]]},&quot;page&quot;:&quot;117322&quot;,&quot;volume&quot;:&quot;300&quot;},&quot;isTemporary&quot;:false}]},{&quot;citationID&quot;:&quot;MENDELEY_CITATION_8d7bd39f-5014-4a97-bce1-d22efa7dbd0b&quot;,&quot;properties&quot;:{&quot;noteIndex&quot;:0},&quot;isEdited&quot;:false,&quot;manualOverride&quot;:{&quot;isManuallyOverridden&quot;:false,&quot;citeprocText&quot;:&quot;[2]&quot;,&quot;manualOverrideText&quot;:&quot;&quot;},&quot;citationTag&quot;:&quot;MENDELEY_CITATION_v3_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&quot;,&quot;citationItems&quot;:[{&quot;id&quot;:&quot;956a38fa-e422-3333-a9ab-81f96dae1644&quot;,&quot;itemData&quot;:{&quot;type&quot;:&quot;article-journal&quot;,&quot;id&quot;:&quot;956a38fa-e422-3333-a9ab-81f96dae1644&quot;,&quot;title&quot;:&quot;Decarbonizing Hard-to-Abate Sectors with Renewable Hydrogen: A Real Case Application to the Ceramics Industry&quot;,&quot;author&quot;:[{&quot;family&quot;:&quot;Sousa&quot;,&quot;given&quot;:&quot;Jorge&quot;,&quot;parse-names&quot;:false,&quot;dropping-particle&quot;:&quot;&quot;,&quot;non-dropping-particle&quot;:&quot;&quot;},{&quot;family&quot;:&quot;Azevedo&quot;,&quot;given&quot;:&quot;Inês&quot;,&quot;parse-names&quot;:false,&quot;dropping-particle&quot;:&quot;&quot;,&quot;non-dropping-particle&quot;:&quot;&quot;},{&quot;family&quot;:&quot;Camus&quot;,&quot;given&quot;:&quot;Cristina&quot;,&quot;parse-names&quot;:false,&quot;dropping-particle&quot;:&quot;&quot;,&quot;non-dropping-particle&quot;:&quot;&quot;},{&quot;family&quot;:&quot;Mendes&quot;,&quot;given&quot;:&quot;Luís&quot;,&quot;parse-names&quot;:false,&quot;dropping-particle&quot;:&quot;&quot;,&quot;non-dropping-particle&quot;:&quot;&quot;},{&quot;family&quot;:&quot;Viveiros&quot;,&quot;given&quot;:&quot;Carla&quot;,&quot;parse-names&quot;:false,&quot;dropping-particle&quot;:&quot;&quot;,&quot;non-dropping-particle&quot;:&quot;&quot;},{&quot;family&quot;:&quot;Barata&quot;,&quot;given&quot;:&quot;Filipe&quot;,&quot;parse-names&quot;:false,&quot;dropping-particle&quot;:&quot;&quot;,&quot;non-dropping-particle&quot;:&quot;&quot;}],&quot;container-title&quot;:&quot;Energies&quot;,&quot;container-title-short&quot;:&quot;Energies (Basel).&quot;,&quot;DOI&quot;:&quot;10.3390/en17153661&quot;,&quot;ISSN&quot;:&quot;1996-1073&quot;,&quot;issued&quot;:{&quot;date-parts&quot;:[[2024,7,25]]},&quot;page&quot;:&quot;3661&quot;,&quot;abstract&quot;:&quot;&lt;p&gt;Hydrogen produced from renewable energy sources is a valuable energy carrier for linking growing renewable electricity generation with the hard-to-abate sectors, such as cement, steel, glass, chemical, and ceramics industries. In this context, this paper presents a new model of hydrogen production based on solar photovoltaics and wind energy with application to a real-world ceramics factory. For this task, a novel multipurpose profit-maximizing model is implemented using GAMS. The developed model explores hydrogen production with multiple value streams that enable technical and economical informed decisions under specific scenarios. Our results show that it is profitable to sell the hydrogen produced to the gas grid rather than using it for self-consumption for low-gas-price scenarios. On the other hand, when the price of gas is significantly high, it is more profitable to use as much hydrogen as possible for self-consumption to supply the factory and reduce the internal use of natural gas. The role of electricity self-consumption has proven to be key for the project’s profitability as, without this revenue stream, the project would not be profitable in any analysed scenario.&lt;/p&gt;&quot;,&quot;issue&quot;:&quot;15&quot;,&quot;volume&quot;:&quot;17&quot;},&quot;isTemporary&quot;:false}]},{&quot;citationID&quot;:&quot;MENDELEY_CITATION_cc9a11a7-48e8-4bcd-9601-05385ccebf02&quot;,&quot;properties&quot;:{&quot;noteIndex&quot;:0},&quot;isEdited&quot;:false,&quot;manualOverride&quot;:{&quot;isManuallyOverridden&quot;:false,&quot;citeprocText&quot;:&quot;[3]&quot;,&quot;manualOverrideText&quot;:&quot;&quot;},&quot;citationTag&quot;:&quot;MENDELEY_CITATION_v3_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&quot;,&quot;citationItems&quot;:[{&quot;id&quot;:&quot;66781a91-8ce9-38c0-8b80-b0de4bdb3cc9&quot;,&quot;itemData&quot;:{&quot;type&quot;:&quot;article-journal&quot;,&quot;id&quot;:&quot;66781a91-8ce9-38c0-8b80-b0de4bdb3cc9&quot;,&quot;title&quot;:&quot;From green hydrogen to electricity: A review on recent advances, challenges, and opportunities on power-to-hydrogen-to-power systems&quot;,&quot;author&quot;:[{&quot;family&quot;:&quot;Risco-Bravo&quot;,&quot;given&quot;:&quot;A.&quot;,&quot;parse-names&quot;:false,&quot;dropping-particle&quot;:&quot;&quot;,&quot;non-dropping-particle&quot;:&quot;&quot;},{&quot;family&quot;:&quot;Varela&quot;,&quot;given&quot;:&quot;C.&quot;,&quot;parse-names&quot;:false,&quot;dropping-particle&quot;:&quot;&quot;,&quot;non-dropping-particle&quot;:&quot;&quot;},{&quot;family&quot;:&quot;Bartels&quot;,&quot;given&quot;:&quot;J.&quot;,&quot;parse-names&quot;:false,&quot;dropping-particle&quot;:&quot;&quot;,&quot;non-dropping-particle&quot;:&quot;&quot;},{&quot;family&quot;:&quot;Zondervan&quot;,&quot;given&quot;:&quot;E.&quot;,&quot;parse-names&quot;:false,&quot;dropping-particle&quot;:&quot;&quot;,&quot;non-dropping-particle&quot;:&quot;&quot;}],&quot;container-title&quot;:&quot;Renewable and Sustainable Energy Reviews&quot;,&quot;DOI&quot;:&quot;10.1016/j.rser.2023.113930&quot;,&quot;ISSN&quot;:&quot;13640321&quot;,&quot;issued&quot;:{&quot;date-parts&quot;:[[2024,1]]},&quot;page&quot;:&quot;113930&quot;,&quot;volume&quot;:&quot;189&quot;,&quot;container-title-short&quot;:&quot;&quot;},&quot;isTemporary&quot;:false}]},{&quot;citationID&quot;:&quot;MENDELEY_CITATION_10ebcc1d-9e7d-475c-9706-140f1e237e74&quot;,&quot;properties&quot;:{&quot;noteIndex&quot;:0},&quot;isEdited&quot;:false,&quot;manualOverride&quot;:{&quot;isManuallyOverridden&quot;:false,&quot;citeprocText&quot;:&quot;[4]&quot;,&quot;manualOverrideText&quot;:&quot;&quot;},&quot;citationTag&quot;:&quot;MENDELEY_CITATION_v3_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&quot;,&quot;citationItems&quot;:[{&quot;id&quot;:&quot;d00ceab6-c269-3d86-a58b-dd8be99f154b&quot;,&quot;itemData&quot;:{&quot;type&quot;:&quot;article-journal&quot;,&quot;id&quot;:&quot;d00ceab6-c269-3d86-a58b-dd8be99f154b&quot;,&quot;title&quot;:&quot;A comprehensive review of optimizing hybrid renewable energy system using optimization techniques&quot;,&quot;author&quot;:[{&quot;family&quot;:&quot;Yao&quot;,&quot;given&quot;:&quot;Ye&quot;,&quot;parse-names&quot;:false,&quot;dropping-particle&quot;:&quot;&quot;,&quot;non-dropping-particle&quot;:&quot;&quot;},{&quot;family&quot;:&quot;Wang&quot;,&quot;given&quot;:&quot;Zhen&quot;,&quot;parse-names&quot;:false,&quot;dropping-particle&quot;:&quot;&quot;,&quot;non-dropping-particle&quot;:&quot;&quot;},{&quot;family&quot;:&quot;Ma&quot;,&quot;given&quot;:&quot;Chao&quot;,&quot;parse-names&quot;:false,&quot;dropping-particle&quot;:&quot;&quot;,&quot;non-dropping-particle&quot;:&quot;&quot;},{&quot;family&quot;:&quot;Liu&quot;,&quot;given&quot;:&quot;Mengmeng&quot;,&quot;parse-names&quot;:false,&quot;dropping-particle&quot;:&quot;&quot;,&quot;non-dropping-particle&quot;:&quot;&quot;},{&quot;family&quot;:&quot;Qi&quot;,&quot;given&quot;:&quot;Wenchao&quot;,&quot;parse-names&quot;:false,&quot;dropping-particle&quot;:&quot;&quot;,&quot;non-dropping-particle&quot;:&quot;&quot;},{&quot;family&quot;:&quot;Yang&quot;,&quot;given&quot;:&quot;Xiuwei&quot;,&quot;parse-names&quot;:false,&quot;dropping-particle&quot;:&quot;&quot;,&quot;non-dropping-particle&quot;:&quot;&quot;},{&quot;family&quot;:&quot;Gao&quot;,&quot;given&quot;:&quot;Xifeng&quot;,&quot;parse-names&quot;:false,&quot;dropping-particle&quot;:&quot;&quot;,&quot;non-dropping-particle&quot;:&quot;&quot;},{&quot;family&quot;:&quot;Liu&quot;,&quot;given&quot;:&quot;Yingzhou&quot;,&quot;parse-names&quot;:false,&quot;dropping-particle&quot;:&quot;&quot;,&quot;non-dropping-particle&quot;:&quot;&quot;},{&quot;family&quot;:&quot;Lian&quot;,&quot;given&quot;:&quot;Jijian&quot;,&quot;parse-names&quot;:false,&quot;dropping-particle&quot;:&quot;&quot;,&quot;non-dropping-particle&quot;:&quot;&quot;},{&quot;family&quot;:&quot;Wang&quot;,&quot;given&quot;:&quot;Haolin&quot;,&quot;parse-names&quot;:false,&quot;dropping-particle&quot;:&quot;&quot;,&quot;non-dropping-particle&quot;:&quot;&quot;}],&quot;container-title&quot;:&quot;Engineering Science and Technology, an International Journal&quot;,&quot;DOI&quot;:&quot;10.1016/j.jestch.2026.102384&quot;,&quot;ISSN&quot;:&quot;22150986&quot;,&quot;issued&quot;:{&quot;date-parts&quot;:[[2026,6]]},&quot;page&quot;:&quot;102384&quot;,&quot;volume&quot;:&quot;78&quot;,&quot;container-title-short&quot;:&quot;&quot;},&quot;isTemporary&quot;:false}]},{&quot;citationID&quot;:&quot;MENDELEY_CITATION_883842a3-a21f-4bfa-9084-5059522ad981&quot;,&quot;properties&quot;:{&quot;noteIndex&quot;:0},&quot;isEdited&quot;:false,&quot;manualOverride&quot;:{&quot;isManuallyOverridden&quot;:false,&quot;citeprocText&quot;:&quot;[5]&quot;,&quot;manualOverrideText&quot;:&quot;&quot;},&quot;citationTag&quot;:&quot;MENDELEY_CITATION_v3_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&quot;,&quot;citationItems&quot;:[{&quot;id&quot;:&quot;37e1e1c6-a2f3-3486-92e6-469dc2e4adc9&quot;,&quot;itemData&quot;:{&quot;type&quot;:&quot;article-journal&quot;,&quot;id&quot;:&quot;37e1e1c6-a2f3-3486-92e6-469dc2e4adc9&quot;,&quot;title&quot;:&quot;Energy Demand Response in a Food-Processing Plant: A Deep Reinforcement Learning Approach&quot;,&quot;author&quot;:[{&quot;family&quot;:&quot;Wohlgenannt&quot;,&quot;given&quot;:&quot;Philipp&quot;,&quot;parse-names&quot;:false,&quot;dropping-particle&quot;:&quot;&quot;,&quot;non-dropping-particle&quot;:&quot;&quot;},{&quot;family&quot;:&quot;Hegenbart&quot;,&quot;given&quot;:&quot;Sebastian&quot;,&quot;parse-names&quot;:false,&quot;dropping-particle&quot;:&quot;&quot;,&quot;non-dropping-particle&quot;:&quot;&quot;},{&quot;family&quot;:&quot;Eder&quot;,&quot;given&quot;:&quot;Elias&quot;,&quot;parse-names&quot;:false,&quot;dropping-particle&quot;:&quot;&quot;,&quot;non-dropping-particle&quot;:&quot;&quot;},{&quot;family&quot;:&quot;Kolhe&quot;,&quot;given&quot;:&quot;Mohan&quot;,&quot;parse-names&quot;:false,&quot;dropping-particle&quot;:&quot;&quot;,&quot;non-dropping-particle&quot;:&quot;&quot;},{&quot;family&quot;:&quot;Kepplinger&quot;,&quot;given&quot;:&quot;Peter&quot;,&quot;parse-names&quot;:false,&quot;dropping-particle&quot;:&quot;&quot;,&quot;non-dropping-particle&quot;:&quot;&quot;}],&quot;container-title&quot;:&quot;Energies&quot;,&quot;container-title-short&quot;:&quot;Energies (Basel).&quot;,&quot;DOI&quot;:&quot;10.3390/en17246430&quot;,&quot;ISSN&quot;:&quot;1996-1073&quot;,&quot;issued&quot;:{&quot;date-parts&quot;:[[2024,12,20]]},&quot;page&quot;:&quot;6430&quot;,&quot;abstract&quot;:&quot;&lt;p&gt;The food industry faces significant challenges in managing operational costs due to its high energy intensity and rising energy prices. Industrial food-processing facilities, with substantial thermal capacities and large demands for cooling and heating, offer promising opportunities for demand response (DR) strategies. This study explores the application of deep reinforcement learning (RL) as an innovative, data-driven approach for DR in the food industry. By leveraging the adaptive, self-learning capabilities of RL, energy costs in the investigated plant are effectively decreased. The RL algorithm was compared with the well-established optimization method Mixed Integer Linear Programming (MILP), and both were benchmarked against a reference scenario without DR. The two optimization strategies demonstrate cost savings of 17.57% and 18.65% for RL and MILP, respectively. Although RL is slightly less efficient in cost reduction, it significantly outperforms in computational speed, being approximately 20 times faster. During operation, RL only needs 2ms per optimization compared to 19s for MILP, making it a promising optimization tool for edge computing. Moreover, while MILP’s computation time increases considerably with the number of binary variables, RL efficiently learns dynamic system behavior and scales to more complex systems without significant performance degradation. These results highlight that deep RL, when applied to DR, offers substantial cost savings and computational efficiency, with broad applicability to energy management in various applications.&lt;/p&gt;&quot;,&quot;issue&quot;:&quot;24&quot;,&quot;volume&quot;:&quot;17&quot;},&quot;isTemporary&quot;:false}]},{&quot;citationID&quot;:&quot;MENDELEY_CITATION_d7370189-8bad-428a-bf96-f6e0b77e7bf5&quot;,&quot;properties&quot;:{&quot;noteIndex&quot;:0},&quot;isEdited&quot;:false,&quot;manualOverride&quot;:{&quot;isManuallyOverridden&quot;:false,&quot;citeprocText&quot;:&quot;[6]&quot;,&quot;manualOverrideText&quot;:&quot;&quot;},&quot;citationTag&quot;:&quot;MENDELEY_CITATION_v3_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&quot;,&quot;citationItems&quot;:[{&quot;id&quot;:&quot;f01623cd-5b09-3de7-90db-88f6efe9d97e&quot;,&quot;itemData&quot;:{&quot;type&quot;:&quot;article-journal&quot;,&quot;id&quot;:&quot;f01623cd-5b09-3de7-90db-88f6efe9d97e&quot;,&quot;title&quot;:&quot;Optimization of energy supply systems by MILP branch and bound method in consideration of hierarchical relationship between design and operation&quot;,&quot;author&quot;:[{&quot;family&quot;:&quot;Yokoyama&quot;,&quot;given&quot;:&quot;Ryohei&quot;,&quot;parse-names&quot;:false,&quot;dropping-particle&quot;:&quot;&quot;,&quot;non-dropping-particle&quot;:&quot;&quot;},{&quot;family&quot;:&quot;Shinano&quot;,&quot;given&quot;:&quot;Yuji&quot;,&quot;parse-names&quot;:false,&quot;dropping-particle&quot;:&quot;&quot;,&quot;non-dropping-particle&quot;:&quot;&quot;},{&quot;family&quot;:&quot;Taniguchi&quot;,&quot;given&quot;:&quot;Syusuke&quot;,&quot;parse-names&quot;:false,&quot;dropping-particle&quot;:&quot;&quot;,&quot;non-dropping-particle&quot;:&quot;&quot;},{&quot;family&quot;:&quot;Ohkura&quot;,&quot;given&quot;:&quot;Masashi&quot;,&quot;parse-names&quot;:false,&quot;dropping-particle&quot;:&quot;&quot;,&quot;non-dropping-particle&quot;:&quot;&quot;},{&quot;family&quot;:&quot;Wakui&quot;,&quot;given&quot;:&quot;Tetsuya&quot;,&quot;parse-names&quot;:false,&quot;dropping-particle&quot;:&quot;&quot;,&quot;non-dropping-particle&quot;:&quot;&quot;}],&quot;container-title&quot;:&quot;Energy Conversion and Management&quot;,&quot;container-title-short&quot;:&quot;Energy Convers. Manag.&quot;,&quot;DOI&quot;:&quot;10.1016/j.enconman.2014.12.020&quot;,&quot;ISSN&quot;:&quot;01968904&quot;,&quot;issued&quot;:{&quot;date-parts&quot;:[[2015,3]]},&quot;page&quot;:&quot;92-104&quot;,&quot;volume&quot;:&quot;92&quot;},&quot;isTemporary&quot;:false}]},{&quot;citationID&quot;:&quot;MENDELEY_CITATION_25f810e2-1387-4860-bc8b-20e968f8adf0&quot;,&quot;properties&quot;:{&quot;noteIndex&quot;:0},&quot;isEdited&quot;:false,&quot;manualOverride&quot;:{&quot;isManuallyOverridden&quot;:false,&quot;citeprocText&quot;:&quot;[7]&quot;,&quot;manualOverrideText&quot;:&quot;&quot;},&quot;citationTag&quot;:&quot;MENDELEY_CITATION_v3_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&quot;,&quot;citationItems&quot;:[{&quot;id&quot;:&quot;85308694-191e-34ed-aa20-9e1aa6f08e43&quot;,&quot;itemData&quot;:{&quot;type&quot;:&quot;article-journal&quot;,&quot;id&quot;:&quot;85308694-191e-34ed-aa20-9e1aa6f08e43&quot;,&quot;title&quot;:&quot;Reinforcement Learning Techniques in Optimizing Energy Systems&quot;,&quot;author&quot;:[{&quot;family&quot;:&quot;Stavrev&quot;,&quot;given&quot;:&quot;Stefan&quot;,&quot;parse-names&quot;:false,&quot;dropping-particle&quot;:&quot;&quot;,&quot;non-dropping-particle&quot;:&quot;&quot;},{&quot;family&quot;:&quot;Ginchev&quot;,&quot;given&quot;:&quot;Dimitar&quot;,&quot;parse-names&quot;:false,&quot;dropping-particle&quot;:&quot;&quot;,&quot;non-dropping-particle&quot;:&quot;&quot;}],&quot;container-title&quot;:&quot;Electronics&quot;,&quot;container-title-short&quot;:&quot;Electronics (Basel).&quot;,&quot;DOI&quot;:&quot;10.3390/electronics13081459&quot;,&quot;ISSN&quot;:&quot;2079-9292&quot;,&quot;issued&quot;:{&quot;date-parts&quot;:[[2024,4,12]]},&quot;page&quot;:&quot;1459&quot;,&quot;abstract&quot;:&quot;&lt;p&gt;Reinforcement learning (RL) techniques have emerged as powerful tools for optimizing energy systems, offering the potential to enhance efficiency, reliability, and sustainability. This review paper provides a comprehensive examination of the applications of RL in the field of energy system optimization, spanning various domains such as energy management, grid control, and renewable energy integration. Beginning with an overview of RL fundamentals, the paper explores recent advancements in RL algorithms and their adaptation to address the unique challenges of energy system optimization. Case studies and real-world applications demonstrate the efficacy of RL-based approaches in improving energy efficiency, reducing costs, and mitigating environmental impacts. Furthermore, the paper discusses future directions and challenges, including scalability, interpretability, and integration with domain knowledge. By synthesizing the latest research findings and identifying key areas for further investigation, this paper aims to inform and inspire future research endeavors in the intersection of reinforcement learning and energy system optimization.&lt;/p&gt;&quot;,&quot;issue&quot;:&quot;8&quot;,&quot;volume&quot;:&quot;13&quot;},&quot;isTemporary&quot;:false}]},{&quot;citationID&quot;:&quot;MENDELEY_CITATION_51c152f6-c4bd-46c0-a730-f4779c171221&quot;,&quot;properties&quot;:{&quot;noteIndex&quot;:0},&quot;isEdited&quot;:false,&quot;manualOverride&quot;:{&quot;isManuallyOverridden&quot;:false,&quot;citeprocText&quot;:&quot;[8]&quot;,&quot;manualOverrideText&quot;:&quot;&quot;},&quot;citationTag&quot;:&quot;MENDELEY_CITATION_v3_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&quot;,&quot;citationItems&quot;:[{&quot;id&quot;:&quot;19ead3b7-e80b-3f24-a3e3-22a038f3385c&quot;,&quot;itemData&quot;:{&quot;type&quot;:&quot;article-journal&quot;,&quot;id&quot;:&quot;19ead3b7-e80b-3f24-a3e3-22a038f3385c&quot;,&quot;title&quot;:&quot;LCA and exergy-economic evaluation of a biogas-to-fuels system using CO2 hydrogenation and exhaust gas recycling&quot;,&quot;author&quot;:[{&quot;family&quot;:&quot;Ghiasirad&quot;,&quot;given&quot;:&quot;Hamed&quot;,&quot;parse-names&quot;:false,&quot;dropping-particle&quot;:&quot;&quot;,&quot;non-dropping-particle&quot;:&quot;&quot;},{&quot;family&quot;:&quot;Ebrahimian&quot;,&quot;given&quot;:&quot;Farinaz&quot;,&quot;parse-names&quot;:false,&quot;dropping-particle&quot;:&quot;&quot;,&quot;non-dropping-particle&quot;:&quot;&quot;},{&quot;family&quot;:&quot;Gholizadeh&quot;,&quot;given&quot;:&quot;Towhid&quot;,&quot;parse-names&quot;:false,&quot;dropping-particle&quot;:&quot;&quot;,&quot;non-dropping-particle&quot;:&quot;&quot;},{&quot;family&quot;:&quot;Mohammadi&quot;,&quot;given&quot;:&quot;Ali&quot;,&quot;parse-names&quot;:false,&quot;dropping-particle&quot;:&quot;&quot;,&quot;non-dropping-particle&quot;:&quot;&quot;},{&quot;family&quot;:&quot;Mirmasoumi&quot;,&quot;given&quot;:&quot;Siamak&quot;,&quot;parse-names&quot;:false,&quot;dropping-particle&quot;:&quot;&quot;,&quot;non-dropping-particle&quot;:&quot;&quot;},{&quot;family&quot;:&quot;Saray&quot;,&quot;given&quot;:&quot;Rahim Khoshbakhti&quot;,&quot;parse-names&quot;:false,&quot;dropping-particle&quot;:&quot;&quot;,&quot;non-dropping-particle&quot;:&quot;&quot;},{&quot;family&quot;:&quot;Skorek-Osikowska&quot;,&quot;given&quot;:&quot;Anna&quot;,&quot;parse-names&quot;:false,&quot;dropping-particle&quot;:&quot;&quot;,&quot;non-dropping-particle&quot;:&quot;&quot;}],&quot;container-title&quot;:&quot;Energy Conversion and Management: X&quot;,&quot;DOI&quot;:&quot;10.1016/j.ecmx.2025.100897&quot;,&quot;ISSN&quot;:&quot;25901745&quot;,&quot;issued&quot;:{&quot;date-parts&quot;:[[2025,4]]},&quot;page&quot;:&quot;100897&quot;,&quot;volume&quot;:&quot;26&quot;,&quot;container-title-short&quot;:&quot;&quot;},&quot;isTemporary&quot;:false}]},{&quot;citationID&quot;:&quot;MENDELEY_CITATION_105cda64-5b6c-464e-beda-2ca75d02300e&quot;,&quot;properties&quot;:{&quot;noteIndex&quot;:0},&quot;isEdited&quot;:false,&quot;manualOverride&quot;:{&quot;isManuallyOverridden&quot;:false,&quot;citeprocText&quot;:&quot;[9]&quot;,&quot;manualOverrideText&quot;:&quot;&quot;},&quot;citationTag&quot;:&quot;MENDELEY_CITATION_v3_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&quot;,&quot;citationItems&quot;:[{&quot;id&quot;:&quot;56e0ce24-6bd0-3ca6-ad59-9e041fc06482&quot;,&quot;itemData&quot;:{&quot;type&quot;:&quot;article-journal&quot;,&quot;id&quot;:&quot;56e0ce24-6bd0-3ca6-ad59-9e041fc06482&quot;,&quot;title&quot;:&quot;Syngas biomethanation: state‐of‐the‐art review and perspectives&quot;,&quot;author&quot;:[{&quot;family&quot;:&quot;Grimalt‐Alemany&quot;,&quot;given&quot;:&quot;Antonio&quot;,&quot;parse-names&quot;:false,&quot;dropping-particle&quot;:&quot;&quot;,&quot;non-dropping-particle&quot;:&quot;&quot;},{&quot;family&quot;:&quot;Skiadas&quot;,&quot;given&quot;:&quot;Ioannis&quot;,&quot;parse-names&quot;:false,&quot;dropping-particle&quot;:&quot;V.&quot;,&quot;non-dropping-particle&quot;:&quot;&quot;},{&quot;family&quot;:&quot;Gavala&quot;,&quot;given&quot;:&quot;Hariklia N.&quot;,&quot;parse-names&quot;:false,&quot;dropping-particle&quot;:&quot;&quot;,&quot;non-dropping-particle&quot;:&quot;&quot;}],&quot;container-title&quot;:&quot;Biofuels, Bioproducts and Biorefining&quot;,&quot;DOI&quot;:&quot;10.1002/bbb.1826&quot;,&quot;ISSN&quot;:&quot;1932-104X&quot;,&quot;issued&quot;:{&quot;date-parts&quot;:[[2018,1,10]]},&quot;page&quot;:&quot;139-158&quot;,&quot;abstract&quot;:&quot;&lt;p&gt;Significant research efforts are currently being made worldwide to develop more efficient biomethane production processes from a variety of waste streams. The biomethanation of biomass‐derived syngas can contribute to increasing the potential of methane production as it opens the way for the conversion of recalcitrant biomasses, generally not fully exploitable by anaerobic digestion systems. Additionally, this biological process presents several advantages over its analogous process of catalytic methanation such as the use of inexpensive biocatalysts, milder operational conditions, higher tolerance to the impurities of syngas, and higher product selectivity. However, there are still several challenges to be addressed for this technology to reach commercial stage. This work reviews the progress made over the last few years in syngas biomethanation processes in order to provide an overview of the current state of the art of this technology. The most relevant aspects determining the performance of syngas biomethanation processes are extensively discussed here, including microbial diversity and metabolic interactions in mixed microbial consortia, the influence of operating parameters and bioreactor designs, and the potential of modelling as a tool for the design and control of this bioprocess. © 2017 Society of Chemical Industry and John Wiley &amp;amp; Sons, Ltd&lt;/p&gt;&quot;,&quot;issue&quot;:&quot;1&quot;,&quot;volume&quot;:&quot;12&quot;,&quot;container-title-short&quot;:&quot;&quot;},&quot;isTemporary&quot;:false}]},{&quot;citationID&quot;:&quot;MENDELEY_CITATION_790cd8fb-1a04-4124-9aa6-1645a459196b&quot;,&quot;properties&quot;:{&quot;noteIndex&quot;:0},&quot;isEdited&quot;:false,&quot;manualOverride&quot;:{&quot;isManuallyOverridden&quot;:false,&quot;citeprocText&quot;:&quot;[9], [10]&quot;,&quot;manualOverrideText&quot;:&quot;&quot;},&quot;citationTag&quot;:&quot;MENDELEY_CITATION_v3_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&quot;,&quot;citationItems&quot;:[{&quot;id&quot;:&quot;aa2feb8d-c9bd-3781-bba9-d18156ecd3e8&quot;,&quot;itemData&quot;:{&quot;type&quot;:&quot;article-journal&quot;,&quot;id&quot;:&quot;aa2feb8d-c9bd-3781-bba9-d18156ecd3e8&quot;,&quot;title&quot;:&quot;Alternative sustainable routes to methanol production: Techno-economic and environmental assessment&quot;,&quot;author&quot;:[{&quot;family&quot;:&quot;Scomazzon&quot;,&quot;given&quot;:&quot;Marco&quot;,&quot;parse-names&quot;:false,&quot;dropping-particle&quot;:&quot;&quot;,&quot;non-dropping-particle&quot;:&quot;&quot;},{&quot;family&quot;:&quot;Barbera&quot;,&quot;given&quot;:&quot;Elena&quot;,&quot;parse-names&quot;:false,&quot;dropping-particle&quot;:&quot;&quot;,&quot;non-dropping-particle&quot;:&quot;&quot;},{&quot;family&quot;:&quot;Bezzo&quot;,&quot;given&quot;:&quot;Fabrizio&quot;,&quot;parse-names&quot;:false,&quot;dropping-particle&quot;:&quot;&quot;,&quot;non-dropping-particle&quot;:&quot;&quot;}],&quot;container-title&quot;:&quot;Journal of Environmental Chemical Engineering&quot;,&quot;container-title-short&quot;:&quot;J. Environ. Chem. Eng.&quot;,&quot;DOI&quot;:&quot;10.1016/j.jece.2024.112674&quot;,&quot;ISSN&quot;:&quot;22133437&quot;,&quot;issued&quot;:{&quot;date-parts&quot;:[[2024,6]]},&quot;page&quot;:&quot;112674&quot;,&quot;issue&quot;:&quot;3&quot;,&quot;volume&quot;:&quot;12&quot;},&quot;isTemporary&quot;:false},{&quot;id&quot;:&quot;56e0ce24-6bd0-3ca6-ad59-9e041fc06482&quot;,&quot;itemData&quot;:{&quot;type&quot;:&quot;article-journal&quot;,&quot;id&quot;:&quot;56e0ce24-6bd0-3ca6-ad59-9e041fc06482&quot;,&quot;title&quot;:&quot;Syngas biomethanation: state‐of‐the‐art review and perspectives&quot;,&quot;author&quot;:[{&quot;family&quot;:&quot;Grimalt‐Alemany&quot;,&quot;given&quot;:&quot;Antonio&quot;,&quot;parse-names&quot;:false,&quot;dropping-particle&quot;:&quot;&quot;,&quot;non-dropping-particle&quot;:&quot;&quot;},{&quot;family&quot;:&quot;Skiadas&quot;,&quot;given&quot;:&quot;Ioannis&quot;,&quot;parse-names&quot;:false,&quot;dropping-particle&quot;:&quot;V.&quot;,&quot;non-dropping-particle&quot;:&quot;&quot;},{&quot;family&quot;:&quot;Gavala&quot;,&quot;given&quot;:&quot;Hariklia N.&quot;,&quot;parse-names&quot;:false,&quot;dropping-particle&quot;:&quot;&quot;,&quot;non-dropping-particle&quot;:&quot;&quot;}],&quot;container-title&quot;:&quot;Biofuels, Bioproducts and Biorefining&quot;,&quot;DOI&quot;:&quot;10.1002/bbb.1826&quot;,&quot;ISSN&quot;:&quot;1932-104X&quot;,&quot;issued&quot;:{&quot;date-parts&quot;:[[2018,1,10]]},&quot;page&quot;:&quot;139-158&quot;,&quot;abstract&quot;:&quot;&lt;p&gt;Significant research efforts are currently being made worldwide to develop more efficient biomethane production processes from a variety of waste streams. The biomethanation of biomass‐derived syngas can contribute to increasing the potential of methane production as it opens the way for the conversion of recalcitrant biomasses, generally not fully exploitable by anaerobic digestion systems. Additionally, this biological process presents several advantages over its analogous process of catalytic methanation such as the use of inexpensive biocatalysts, milder operational conditions, higher tolerance to the impurities of syngas, and higher product selectivity. However, there are still several challenges to be addressed for this technology to reach commercial stage. This work reviews the progress made over the last few years in syngas biomethanation processes in order to provide an overview of the current state of the art of this technology. The most relevant aspects determining the performance of syngas biomethanation processes are extensively discussed here, including microbial diversity and metabolic interactions in mixed microbial consortia, the influence of operating parameters and bioreactor designs, and the potential of modelling as a tool for the design and control of this bioprocess. © 2017 Society of Chemical Industry and John Wiley &amp;amp; Sons, Ltd&lt;/p&gt;&quot;,&quot;issue&quot;:&quot;1&quot;,&quot;volume&quot;:&quot;12&quot;,&quot;container-title-short&quot;:&quot;&quot;},&quot;isTemporary&quot;:false}]},{&quot;citationID&quot;:&quot;MENDELEY_CITATION_b4c44ef8-e2c2-413d-b321-be21b9ddc9bc&quot;,&quot;properties&quot;:{&quot;noteIndex&quot;:0},&quot;isEdited&quot;:false,&quot;manualOverride&quot;:{&quot;isManuallyOverridden&quot;:false,&quot;citeprocText&quot;:&quot;[9]&quot;,&quot;manualOverrideText&quot;:&quot;&quot;},&quot;citationTag&quot;:&quot;MENDELEY_CITATION_v3_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&quot;,&quot;citationItems&quot;:[{&quot;id&quot;:&quot;56e0ce24-6bd0-3ca6-ad59-9e041fc06482&quot;,&quot;itemData&quot;:{&quot;type&quot;:&quot;article-journal&quot;,&quot;id&quot;:&quot;56e0ce24-6bd0-3ca6-ad59-9e041fc06482&quot;,&quot;title&quot;:&quot;Syngas biomethanation: state‐of‐the‐art review and perspectives&quot;,&quot;author&quot;:[{&quot;family&quot;:&quot;Grimalt‐Alemany&quot;,&quot;given&quot;:&quot;Antonio&quot;,&quot;parse-names&quot;:false,&quot;dropping-particle&quot;:&quot;&quot;,&quot;non-dropping-particle&quot;:&quot;&quot;},{&quot;family&quot;:&quot;Skiadas&quot;,&quot;given&quot;:&quot;Ioannis&quot;,&quot;parse-names&quot;:false,&quot;dropping-particle&quot;:&quot;V.&quot;,&quot;non-dropping-particle&quot;:&quot;&quot;},{&quot;family&quot;:&quot;Gavala&quot;,&quot;given&quot;:&quot;Hariklia N.&quot;,&quot;parse-names&quot;:false,&quot;dropping-particle&quot;:&quot;&quot;,&quot;non-dropping-particle&quot;:&quot;&quot;}],&quot;container-title&quot;:&quot;Biofuels, Bioproducts and Biorefining&quot;,&quot;DOI&quot;:&quot;10.1002/bbb.1826&quot;,&quot;ISSN&quot;:&quot;1932-104X&quot;,&quot;issued&quot;:{&quot;date-parts&quot;:[[2018,1,10]]},&quot;page&quot;:&quot;139-158&quot;,&quot;abstract&quot;:&quot;&lt;p&gt;Significant research efforts are currently being made worldwide to develop more efficient biomethane production processes from a variety of waste streams. The biomethanation of biomass‐derived syngas can contribute to increasing the potential of methane production as it opens the way for the conversion of recalcitrant biomasses, generally not fully exploitable by anaerobic digestion systems. Additionally, this biological process presents several advantages over its analogous process of catalytic methanation such as the use of inexpensive biocatalysts, milder operational conditions, higher tolerance to the impurities of syngas, and higher product selectivity. However, there are still several challenges to be addressed for this technology to reach commercial stage. This work reviews the progress made over the last few years in syngas biomethanation processes in order to provide an overview of the current state of the art of this technology. The most relevant aspects determining the performance of syngas biomethanation processes are extensively discussed here, including microbial diversity and metabolic interactions in mixed microbial consortia, the influence of operating parameters and bioreactor designs, and the potential of modelling as a tool for the design and control of this bioprocess. © 2017 Society of Chemical Industry and John Wiley &amp;amp; Sons, Ltd&lt;/p&gt;&quot;,&quot;issue&quot;:&quot;1&quot;,&quot;volume&quot;:&quot;12&quot;,&quot;container-title-short&quot;:&quot;&quot;},&quot;isTemporary&quot;:false}]},{&quot;citationID&quot;:&quot;MENDELEY_CITATION_ff939063-8c0e-47e0-8f2f-be64fc1a6c11&quot;,&quot;properties&quot;:{&quot;noteIndex&quot;:0},&quot;isEdited&quot;:false,&quot;manualOverride&quot;:{&quot;isManuallyOverridden&quot;:false,&quot;citeprocText&quot;:&quot;[9], [11]&quot;,&quot;manualOverrideText&quot;:&quot;&quot;},&quot;citationTag&quot;:&quot;MENDELEY_CITATION_v3_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&quot;,&quot;citationItems&quot;:[{&quot;id&quot;:&quot;05ccdcdc-ca9b-3b81-a51a-6f8632295c3c&quot;,&quot;itemData&quot;:{&quot;type&quot;:&quot;article-journal&quot;,&quot;id&quot;:&quot;05ccdcdc-ca9b-3b81-a51a-6f8632295c3c&quot;,&quot;title&quot;:&quot;Techno-economic-environmental assessment of the integration of power-to-X and biogas utilization towards the production of electricity, hydrogen, methane and methanol&quot;,&quot;author&quot;:[{&quot;family&quot;:&quot;Moioli&quot;,&quot;given&quot;:&quot;Emanuele&quot;,&quot;parse-names&quot;:false,&quot;dropping-particle&quot;:&quot;&quot;,&quot;non-dropping-particle&quot;:&quot;&quot;},{&quot;family&quot;:&quot;Schildhauer&quot;,&quot;given&quot;:&quot;Tilman&quot;,&quot;parse-names&quot;:false,&quot;dropping-particle&quot;:&quot;&quot;,&quot;non-dropping-particle&quot;:&quot;&quot;}],&quot;container-title&quot;:&quot;Sustainable Energy &amp; Fuels&quot;,&quot;container-title-short&quot;:&quot;Sustain. Energy Fuels&quot;,&quot;DOI&quot;:&quot;10.1039/D3SE00052D&quot;,&quot;ISSN&quot;:&quot;2398-4902&quot;,&quot;issued&quot;:{&quot;date-parts&quot;:[[2023]]},&quot;page&quot;:&quot;2690-2706&quot;,&quot;abstract&quot;:&quot;&lt;p&gt;Various routes for the valorisation of biogas towards methane and methanol and for electricity or hydrogen storage is assessed.&lt;/p&gt;&quot;,&quot;issue&quot;:&quot;11&quot;,&quot;volume&quot;:&quot;7&quot;},&quot;isTemporary&quot;:false},{&quot;id&quot;:&quot;56e0ce24-6bd0-3ca6-ad59-9e041fc06482&quot;,&quot;itemData&quot;:{&quot;type&quot;:&quot;article-journal&quot;,&quot;id&quot;:&quot;56e0ce24-6bd0-3ca6-ad59-9e041fc06482&quot;,&quot;title&quot;:&quot;Syngas biomethanation: state‐of‐the‐art review and perspectives&quot;,&quot;author&quot;:[{&quot;family&quot;:&quot;Grimalt‐Alemany&quot;,&quot;given&quot;:&quot;Antonio&quot;,&quot;parse-names&quot;:false,&quot;dropping-particle&quot;:&quot;&quot;,&quot;non-dropping-particle&quot;:&quot;&quot;},{&quot;family&quot;:&quot;Skiadas&quot;,&quot;given&quot;:&quot;Ioannis&quot;,&quot;parse-names&quot;:false,&quot;dropping-particle&quot;:&quot;V.&quot;,&quot;non-dropping-particle&quot;:&quot;&quot;},{&quot;family&quot;:&quot;Gavala&quot;,&quot;given&quot;:&quot;Hariklia N.&quot;,&quot;parse-names&quot;:false,&quot;dropping-particle&quot;:&quot;&quot;,&quot;non-dropping-particle&quot;:&quot;&quot;}],&quot;container-title&quot;:&quot;Biofuels, Bioproducts and Biorefining&quot;,&quot;DOI&quot;:&quot;10.1002/bbb.1826&quot;,&quot;ISSN&quot;:&quot;1932-104X&quot;,&quot;issued&quot;:{&quot;date-parts&quot;:[[2018,1,10]]},&quot;page&quot;:&quot;139-158&quot;,&quot;abstract&quot;:&quot;&lt;p&gt;Significant research efforts are currently being made worldwide to develop more efficient biomethane production processes from a variety of waste streams. The biomethanation of biomass‐derived syngas can contribute to increasing the potential of methane production as it opens the way for the conversion of recalcitrant biomasses, generally not fully exploitable by anaerobic digestion systems. Additionally, this biological process presents several advantages over its analogous process of catalytic methanation such as the use of inexpensive biocatalysts, milder operational conditions, higher tolerance to the impurities of syngas, and higher product selectivity. However, there are still several challenges to be addressed for this technology to reach commercial stage. This work reviews the progress made over the last few years in syngas biomethanation processes in order to provide an overview of the current state of the art of this technology. The most relevant aspects determining the performance of syngas biomethanation processes are extensively discussed here, including microbial diversity and metabolic interactions in mixed microbial consortia, the influence of operating parameters and bioreactor designs, and the potential of modelling as a tool for the design and control of this bioprocess. © 2017 Society of Chemical Industry and John Wiley &amp;amp; Sons, Ltd&lt;/p&gt;&quot;,&quot;issue&quot;:&quot;1&quot;,&quot;volume&quot;:&quot;12&quot;,&quot;container-title-short&quot;:&quot;&quot;},&quot;isTemporary&quot;:false}]},{&quot;citationID&quot;:&quot;MENDELEY_CITATION_df48a702-88dc-4563-926b-cf46720d5673&quot;,&quot;properties&quot;:{&quot;noteIndex&quot;:0},&quot;isEdited&quot;:false,&quot;manualOverride&quot;:{&quot;isManuallyOverridden&quot;:false,&quot;citeprocText&quot;:&quot;[10]&quot;,&quot;manualOverrideText&quot;:&quot;&quot;},&quot;citationTag&quot;:&quot;MENDELEY_CITATION_v3_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&quot;,&quot;citationItems&quot;:[{&quot;id&quot;:&quot;aa2feb8d-c9bd-3781-bba9-d18156ecd3e8&quot;,&quot;itemData&quot;:{&quot;type&quot;:&quot;article-journal&quot;,&quot;id&quot;:&quot;aa2feb8d-c9bd-3781-bba9-d18156ecd3e8&quot;,&quot;title&quot;:&quot;Alternative sustainable routes to methanol production: Techno-economic and environmental assessment&quot;,&quot;author&quot;:[{&quot;family&quot;:&quot;Scomazzon&quot;,&quot;given&quot;:&quot;Marco&quot;,&quot;parse-names&quot;:false,&quot;dropping-particle&quot;:&quot;&quot;,&quot;non-dropping-particle&quot;:&quot;&quot;},{&quot;family&quot;:&quot;Barbera&quot;,&quot;given&quot;:&quot;Elena&quot;,&quot;parse-names&quot;:false,&quot;dropping-particle&quot;:&quot;&quot;,&quot;non-dropping-particle&quot;:&quot;&quot;},{&quot;family&quot;:&quot;Bezzo&quot;,&quot;given&quot;:&quot;Fabrizio&quot;,&quot;parse-names&quot;:false,&quot;dropping-particle&quot;:&quot;&quot;,&quot;non-dropping-particle&quot;:&quot;&quot;}],&quot;container-title&quot;:&quot;Journal of Environmental Chemical Engineering&quot;,&quot;container-title-short&quot;:&quot;J. Environ. Chem. Eng.&quot;,&quot;DOI&quot;:&quot;10.1016/j.jece.2024.112674&quot;,&quot;ISSN&quot;:&quot;22133437&quot;,&quot;issued&quot;:{&quot;date-parts&quot;:[[2024,6]]},&quot;page&quot;:&quot;112674&quot;,&quot;issue&quot;:&quot;3&quot;,&quot;volume&quot;:&quot;12&quot;},&quot;isTemporary&quot;:false}]},{&quot;citationID&quot;:&quot;MENDELEY_CITATION_8eef8f75-1f87-4dff-a071-68987bdeee67&quot;,&quot;properties&quot;:{&quot;noteIndex&quot;:0},&quot;isEdited&quot;:false,&quot;manualOverride&quot;:{&quot;isManuallyOverridden&quot;:false,&quot;citeprocText&quot;:&quot;[10]&quot;,&quot;manualOverrideText&quot;:&quot;&quot;},&quot;citationTag&quot;:&quot;MENDELEY_CITATION_v3_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&quot;,&quot;citationItems&quot;:[{&quot;id&quot;:&quot;aa2feb8d-c9bd-3781-bba9-d18156ecd3e8&quot;,&quot;itemData&quot;:{&quot;type&quot;:&quot;article-journal&quot;,&quot;id&quot;:&quot;aa2feb8d-c9bd-3781-bba9-d18156ecd3e8&quot;,&quot;title&quot;:&quot;Alternative sustainable routes to methanol production: Techno-economic and environmental assessment&quot;,&quot;author&quot;:[{&quot;family&quot;:&quot;Scomazzon&quot;,&quot;given&quot;:&quot;Marco&quot;,&quot;parse-names&quot;:false,&quot;dropping-particle&quot;:&quot;&quot;,&quot;non-dropping-particle&quot;:&quot;&quot;},{&quot;family&quot;:&quot;Barbera&quot;,&quot;given&quot;:&quot;Elena&quot;,&quot;parse-names&quot;:false,&quot;dropping-particle&quot;:&quot;&quot;,&quot;non-dropping-particle&quot;:&quot;&quot;},{&quot;family&quot;:&quot;Bezzo&quot;,&quot;given&quot;:&quot;Fabrizio&quot;,&quot;parse-names&quot;:false,&quot;dropping-particle&quot;:&quot;&quot;,&quot;non-dropping-particle&quot;:&quot;&quot;}],&quot;container-title&quot;:&quot;Journal of Environmental Chemical Engineering&quot;,&quot;container-title-short&quot;:&quot;J. Environ. Chem. Eng.&quot;,&quot;DOI&quot;:&quot;10.1016/j.jece.2024.112674&quot;,&quot;ISSN&quot;:&quot;22133437&quot;,&quot;issued&quot;:{&quot;date-parts&quot;:[[2024,6]]},&quot;page&quot;:&quot;112674&quot;,&quot;issue&quot;:&quot;3&quot;,&quot;volume&quot;:&quot;12&quot;},&quot;isTemporary&quot;:false}]},{&quot;citationID&quot;:&quot;MENDELEY_CITATION_8a70196d-3ff9-41c8-be39-fcf525822331&quot;,&quot;properties&quot;:{&quot;noteIndex&quot;:0},&quot;isEdited&quot;:false,&quot;manualOverride&quot;:{&quot;isManuallyOverridden&quot;:false,&quot;citeprocText&quot;:&quot;[12]&quot;,&quot;manualOverrideText&quot;:&quot;&quot;},&quot;citationTag&quot;:&quot;MENDELEY_CITATION_v3_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&quot;,&quot;citationItems&quot;:[{&quot;id&quot;:&quot;1310fab5-b88a-3b52-8d94-488c61413bed&quot;,&quot;itemData&quot;:{&quot;type&quot;:&quot;article-journal&quot;,&quot;id&quot;:&quot;1310fab5-b88a-3b52-8d94-488c61413bed&quot;,&quot;title&quot;:&quot;Techno-economic evaluation of biomass-to-fuels with solid-oxide electrolyzer&quot;,&quot;author&quot;:[{&quot;family&quot;:&quot;Zhang&quot;,&quot;given&quot;:&quot;Hanfei&quot;,&quot;parse-names&quot;:false,&quot;dropping-particle&quot;:&quot;&quot;,&quot;non-dropping-particle&quot;:&quot;&quot;},{&quot;family&quot;:&quot;Wang&quot;,&quot;given&quot;:&quot;Ligang&quot;,&quot;parse-names&quot;:false,&quot;dropping-particle&quot;:&quot;&quot;,&quot;non-dropping-particle&quot;:&quot;&quot;},{&quot;family&quot;:&quot;herle&quot;,&quot;given&quot;:&quot;Jan&quot;,&quot;parse-names&quot;:false,&quot;dropping-particle&quot;:&quot;&quot;,&quot;non-dropping-particle&quot;:&quot;Van&quot;},{&quot;family&quot;:&quot;Maréchal&quot;,&quot;given&quot;:&quot;François&quot;,&quot;parse-names&quot;:false,&quot;dropping-particle&quot;:&quot;&quot;,&quot;non-dropping-particle&quot;:&quot;&quot;},{&quot;family&quot;:&quot;Desideri&quot;,&quot;given&quot;:&quot;Umberto&quot;,&quot;parse-names&quot;:false,&quot;dropping-particle&quot;:&quot;&quot;,&quot;non-dropping-particle&quot;:&quot;&quot;}],&quot;container-title&quot;:&quot;Applied Energy&quot;,&quot;container-title-short&quot;:&quot;Appl. Energy&quot;,&quot;DOI&quot;:&quot;10.1016/j.apenergy.2020.115113&quot;,&quot;ISSN&quot;:&quot;03062619&quot;,&quot;issued&quot;:{&quot;date-parts&quot;:[[2020,7]]},&quot;page&quot;:&quot;115113&quot;,&quot;volume&quot;:&quot;270&quot;},&quot;isTemporary&quot;:false}]},{&quot;citationID&quot;:&quot;MENDELEY_CITATION_13304e8f-750e-4a08-8b1d-6a0f67b53a03&quot;,&quot;properties&quot;:{&quot;noteIndex&quot;:0},&quot;isEdited&quot;:false,&quot;manualOverride&quot;:{&quot;isManuallyOverridden&quot;:false,&quot;citeprocText&quot;:&quot;[13]&quot;,&quot;manualOverrideText&quot;:&quot;&quot;},&quot;citationTag&quot;:&quot;MENDELEY_CITATION_v3_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&quot;,&quot;citationItems&quot;:[{&quot;id&quot;:&quot;190b1267-cffd-3b0f-acfd-1ca4b15c3e7b&quot;,&quot;itemData&quot;:{&quot;type&quot;:&quot;article-journal&quot;,&quot;id&quot;:&quot;190b1267-cffd-3b0f-acfd-1ca4b15c3e7b&quot;,&quot;title&quot;:&quot;Techno-economic assessment of the impact of electrolysis technology on power-to-methanol processes&quot;,&quot;author&quot;:[{&quot;family&quot;:&quot;Walther&quot;,&quot;given&quot;:&quot;Aniko&quot;,&quot;parse-names&quot;:false,&quot;dropping-particle&quot;:&quot;&quot;,&quot;non-dropping-particle&quot;:&quot;&quot;},{&quot;family&quot;:&quot;Löning&quot;,&quot;given&quot;:&quot;Kai&quot;,&quot;parse-names&quot;:false,&quot;dropping-particle&quot;:&quot;&quot;,&quot;non-dropping-particle&quot;:&quot;&quot;},{&quot;family&quot;:&quot;Reichelt&quot;,&quot;given&quot;:&quot;Erik&quot;,&quot;parse-names&quot;:false,&quot;dropping-particle&quot;:&quot;&quot;,&quot;non-dropping-particle&quot;:&quot;&quot;}],&quot;container-title&quot;:&quot;International Journal of Hydrogen Energy&quot;,&quot;container-title-short&quot;:&quot;Int. J. Hydrogen Energy&quot;,&quot;DOI&quot;:&quot;10.1016/j.ijhydene.2026.153394&quot;,&quot;ISSN&quot;:&quot;03603199&quot;,&quot;issued&quot;:{&quot;date-parts&quot;:[[2026,2]]},&quot;page&quot;:&quot;153394&quot;,&quot;volume&quot;:&quot;206&quot;},&quot;isTemporary&quot;:false}]},{&quot;citationID&quot;:&quot;MENDELEY_CITATION_6a736241-62e6-4de8-9385-e50fe6f3ae30&quot;,&quot;properties&quot;:{&quot;noteIndex&quot;:0},&quot;isEdited&quot;:false,&quot;manualOverride&quot;:{&quot;isManuallyOverridden&quot;:false,&quot;citeprocText&quot;:&quot;[14], [15], [16]&quot;,&quot;manualOverrideText&quot;:&quot;&quot;},&quot;citationTag&quot;:&quot;MENDELEY_CITATION_v3_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&quot;,&quot;citationItems&quot;:[{&quot;id&quot;:&quot;d24a77c3-65ad-3302-bdd5-2971e96b5fe6&quot;,&quot;itemData&quot;:{&quot;type&quot;:&quot;article-journal&quot;,&quot;id&quot;:&quot;d24a77c3-65ad-3302-bdd5-2971e96b5fe6&quot;,&quot;title&quot;:&quot;Alkaline Water Electrolysis Powered by Renewable Energy: A Review&quot;,&quot;author&quot;:[{&quot;family&quot;:&quot;Brauns&quot;,&quot;given&quot;:&quot;Jörn&quot;,&quot;parse-names&quot;:false,&quot;dropping-particle&quot;:&quot;&quot;,&quot;non-dropping-particle&quot;:&quot;&quot;},{&quot;family&quot;:&quot;Turek&quot;,&quot;given&quot;:&quot;Thomas&quot;,&quot;parse-names&quot;:false,&quot;dropping-particle&quot;:&quot;&quot;,&quot;non-dropping-particle&quot;:&quot;&quot;}],&quot;container-title&quot;:&quot;Processes&quot;,&quot;DOI&quot;:&quot;10.3390/pr8020248&quot;,&quot;ISSN&quot;:&quot;2227-9717&quot;,&quot;issued&quot;:{&quot;date-parts&quot;:[[2020,2,21]]},&quot;page&quot;:&quot;248&quot;,&quot;abstract&quot;:&quot;&lt;p&gt;Alkaline water electrolysis is a key technology for large-scale hydrogen production powered by renewable energy. As conventional electrolyzers are designed for operation at fixed process conditions, the implementation of fluctuating and highly intermittent renewable energy is challenging. This contribution shows the recent state of system descriptions for alkaline water electrolysis and renewable energies, such as solar and wind power. Each component of a hydrogen energy system needs to be optimized to increase the operation time and system efficiency. Only in this way can hydrogen produced by electrolysis processes be competitive with the conventional path based on fossil energy sources. Conventional alkaline water electrolyzers show a limited part-load range due to an increased gas impurity at low power availability. As explosive mixtures of hydrogen and oxygen must be prevented, a safety shutdown is performed when reaching specific gas contamination. Furthermore, the cell voltage should be optimized to maintain a high efficiency. While photovoltaic panels can be directly coupled to alkaline water electrolyzers, wind turbines require suitable converters with additional losses. By combining alkaline water electrolysis with hydrogen storage tanks and fuel cells, power grid stabilization can be performed. As a consequence, the conventional spinning reserve can be reduced, which additionally lowers the carbon dioxide emissions.&lt;/p&gt;&quot;,&quot;issue&quot;:&quot;2&quot;,&quot;volume&quot;:&quot;8&quot;,&quot;container-title-short&quot;:&quot;&quot;},&quot;isTemporary&quot;:false},{&quot;id&quot;:&quot;fb305ddc-d308-30ab-8f80-782b0f32ba1c&quot;,&quot;itemData&quot;:{&quot;type&quot;:&quot;article-journal&quot;,&quot;id&quot;:&quot;fb305ddc-d308-30ab-8f80-782b0f32ba1c&quot;,&quot;title&quot;:&quot;Electrofuels for the transport sector: A review of production costs&quot;,&quot;author&quot;:[{&quot;family&quot;:&quot;Brynolf&quot;,&quot;given&quot;:&quot;Selma&quot;,&quot;parse-names&quot;:false,&quot;dropping-particle&quot;:&quot;&quot;,&quot;non-dropping-particle&quot;:&quot;&quot;},{&quot;family&quot;:&quot;Taljegard&quot;,&quot;given&quot;:&quot;Maria&quot;,&quot;parse-names&quot;:false,&quot;dropping-particle&quot;:&quot;&quot;,&quot;non-dropping-particle&quot;:&quot;&quot;},{&quot;family&quot;:&quot;Grahn&quot;,&quot;given&quot;:&quot;Maria&quot;,&quot;parse-names&quot;:false,&quot;dropping-particle&quot;:&quot;&quot;,&quot;non-dropping-particle&quot;:&quot;&quot;},{&quot;family&quot;:&quot;Hansson&quot;,&quot;given&quot;:&quot;Julia&quot;,&quot;parse-names&quot;:false,&quot;dropping-particle&quot;:&quot;&quot;,&quot;non-dropping-particle&quot;:&quot;&quot;}],&quot;container-title&quot;:&quot;Renewable and Sustainable Energy Reviews&quot;,&quot;DOI&quot;:&quot;10.1016/j.rser.2017.05.288&quot;,&quot;ISSN&quot;:&quot;13640321&quot;,&quot;issued&quot;:{&quot;date-parts&quot;:[[2018,1]]},&quot;page&quot;:&quot;1887-1905&quot;,&quot;volume&quot;:&quot;81&quot;,&quot;container-title-short&quot;:&quot;&quot;},&quot;isTemporary&quot;:false},{&quot;id&quot;:&quot;1b5f443a-d989-3c31-80b4-27044204c02c&quot;,&quot;itemData&quot;:{&quot;type&quot;:&quot;article-journal&quot;,&quot;id&quot;:&quot;1b5f443a-d989-3c31-80b4-27044204c02c&quot;,&quot;title&quot;:&quot;Hydrogen production by PEM water electrolysis – A review&quot;,&quot;author&quot;:[{&quot;family&quot;:&quot;Shiva Kumar&quot;,&quot;given&quot;:&quot;S.&quot;,&quot;parse-names&quot;:false,&quot;dropping-particle&quot;:&quot;&quot;,&quot;non-dropping-particle&quot;:&quot;&quot;},{&quot;family&quot;:&quot;Himabindu&quot;,&quot;given&quot;:&quot;V.&quot;,&quot;parse-names&quot;:false,&quot;dropping-particle&quot;:&quot;&quot;,&quot;non-dropping-particle&quot;:&quot;&quot;}],&quot;container-title&quot;:&quot;Materials Science for Energy Technologies&quot;,&quot;container-title-short&quot;:&quot;Mater. Sci. Energy Technol.&quot;,&quot;DOI&quot;:&quot;10.1016/j.mset.2019.03.002&quot;,&quot;ISSN&quot;:&quot;25892991&quot;,&quot;issued&quot;:{&quot;date-parts&quot;:[[2019,12]]},&quot;page&quot;:&quot;442-454&quot;,&quot;issue&quot;:&quot;3&quot;,&quot;volume&quot;:&quot;2&quot;},&quot;isTemporary&quot;:false}]},{&quot;citationID&quot;:&quot;MENDELEY_CITATION_e23df023-1b0e-4c7d-a81a-d4f5c2bec620&quot;,&quot;properties&quot;:{&quot;noteIndex&quot;:0},&quot;isEdited&quot;:false,&quot;manualOverride&quot;:{&quot;isManuallyOverridden&quot;:false,&quot;citeprocText&quot;:&quot;[17]&quot;,&quot;manualOverrideText&quot;:&quot;&quot;},&quot;citationTag&quot;:&quot;MENDELEY_CITATION_v3_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&quot;,&quot;citationItems&quot;:[{&quot;id&quot;:&quot;8c3b2930-cd0d-331a-8923-1e74c3142273&quot;,&quot;itemData&quot;:{&quot;type&quot;:&quot;article-journal&quot;,&quot;id&quot;:&quot;8c3b2930-cd0d-331a-8923-1e74c3142273&quot;,&quot;title&quot;:&quot;LCA and exergy-economic evaluation of a biogas-to-fuels system using CO2 hydrogenation and exhaust gas recycling&quot;,&quot;author&quot;:[{&quot;family&quot;:&quot;Ghiasirad&quot;,&quot;given&quot;:&quot;Hamed&quot;,&quot;parse-names&quot;:false,&quot;dropping-particle&quot;:&quot;&quot;,&quot;non-dropping-particle&quot;:&quot;&quot;},{&quot;family&quot;:&quot;Ebrahimian&quot;,&quot;given&quot;:&quot;Farinaz&quot;,&quot;parse-names&quot;:false,&quot;dropping-particle&quot;:&quot;&quot;,&quot;non-dropping-particle&quot;:&quot;&quot;},{&quot;family&quot;:&quot;Gholizadeh&quot;,&quot;given&quot;:&quot;Towhid&quot;,&quot;parse-names&quot;:false,&quot;dropping-particle&quot;:&quot;&quot;,&quot;non-dropping-particle&quot;:&quot;&quot;},{&quot;family&quot;:&quot;Mohammadi&quot;,&quot;given&quot;:&quot;Ali&quot;,&quot;parse-names&quot;:false,&quot;dropping-particle&quot;:&quot;&quot;,&quot;non-dropping-particle&quot;:&quot;&quot;},{&quot;family&quot;:&quot;Mirmasoumi&quot;,&quot;given&quot;:&quot;Siamak&quot;,&quot;parse-names&quot;:false,&quot;dropping-particle&quot;:&quot;&quot;,&quot;non-dropping-particle&quot;:&quot;&quot;},{&quot;family&quot;:&quot;Saray&quot;,&quot;given&quot;:&quot;Rahim Khoshbakhti&quot;,&quot;parse-names&quot;:false,&quot;dropping-particle&quot;:&quot;&quot;,&quot;non-dropping-particle&quot;:&quot;&quot;},{&quot;family&quot;:&quot;Skorek-Osikowska&quot;,&quot;given&quot;:&quot;Anna&quot;,&quot;parse-names&quot;:false,&quot;dropping-particle&quot;:&quot;&quot;,&quot;non-dropping-particle&quot;:&quot;&quot;}],&quot;container-title&quot;:&quot;Energy Conversion and Management: X&quot;,&quot;DOI&quot;:&quot;10.1016/j.ecmx.2025.100897&quot;,&quot;ISSN&quot;:&quot;25901745&quot;,&quot;issued&quot;:{&quot;date-parts&quot;:[[2025,4]]},&quot;page&quot;:&quot;100897&quot;,&quot;volume&quot;:&quot;26&quot;,&quot;container-title-short&quot;:&quot;&quot;},&quot;isTemporary&quot;:false}]},{&quot;citationID&quot;:&quot;MENDELEY_CITATION_f5902acf-3f1b-4f47-a295-09ff9652d7b2&quot;,&quot;properties&quot;:{&quot;noteIndex&quot;:0},&quot;isEdited&quot;:false,&quot;manualOverride&quot;:{&quot;isManuallyOverridden&quot;:false,&quot;citeprocText&quot;:&quot;[18]&quot;,&quot;manualOverrideText&quot;:&quot;&quot;},&quot;citationTag&quot;:&quot;MENDELEY_CITATION_v3_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&quot;,&quot;citationItems&quot;:[{&quot;id&quot;:&quot;cb817469-f165-3488-91d4-ffe692974354&quot;,&quot;itemData&quot;:{&quot;type&quot;:&quot;article-journal&quot;,&quot;id&quot;:&quot;cb817469-f165-3488-91d4-ffe692974354&quot;,&quot;title&quot;:&quot;Alternative sustainable routes to methanol production: Techno-economic and environmental assessment&quot;,&quot;author&quot;:[{&quot;family&quot;:&quot;Scomazzon&quot;,&quot;given&quot;:&quot;Marco&quot;,&quot;parse-names&quot;:false,&quot;dropping-particle&quot;:&quot;&quot;,&quot;non-dropping-particle&quot;:&quot;&quot;},{&quot;family&quot;:&quot;Barbera&quot;,&quot;given&quot;:&quot;Elena&quot;,&quot;parse-names&quot;:false,&quot;dropping-particle&quot;:&quot;&quot;,&quot;non-dropping-particle&quot;:&quot;&quot;},{&quot;family&quot;:&quot;Bezzo&quot;,&quot;given&quot;:&quot;Fabrizio&quot;,&quot;parse-names&quot;:false,&quot;dropping-particle&quot;:&quot;&quot;,&quot;non-dropping-particle&quot;:&quot;&quot;}],&quot;container-title&quot;:&quot;Journal of Environmental Chemical Engineering&quot;,&quot;container-title-short&quot;:&quot;J. Environ. Chem. Eng.&quot;,&quot;DOI&quot;:&quot;10.1016/j.jece.2024.112674&quot;,&quot;ISSN&quot;:&quot;22133437&quot;,&quot;issued&quot;:{&quot;date-parts&quot;:[[2024,6]]},&quot;page&quot;:&quot;112674&quot;,&quot;issue&quot;:&quot;3&quot;,&quot;volume&quot;:&quot;12&quot;},&quot;isTemporary&quot;:false}]},{&quot;citationID&quot;:&quot;MENDELEY_CITATION_50e16af0-91a6-43f9-862e-188051a6076b&quot;,&quot;properties&quot;:{&quot;noteIndex&quot;:0},&quot;isEdited&quot;:false,&quot;manualOverride&quot;:{&quot;isManuallyOverridden&quot;:false,&quot;citeprocText&quot;:&quot;[17]&quot;,&quot;manualOverrideText&quot;:&quot;&quot;},&quot;citationTag&quot;:&quot;MENDELEY_CITATION_v3_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&quot;,&quot;citationItems&quot;:[{&quot;id&quot;:&quot;8c3b2930-cd0d-331a-8923-1e74c3142273&quot;,&quot;itemData&quot;:{&quot;type&quot;:&quot;article-journal&quot;,&quot;id&quot;:&quot;8c3b2930-cd0d-331a-8923-1e74c3142273&quot;,&quot;title&quot;:&quot;LCA and exergy-economic evaluation of a biogas-to-fuels system using CO2 hydrogenation and exhaust gas recycling&quot;,&quot;author&quot;:[{&quot;family&quot;:&quot;Ghiasirad&quot;,&quot;given&quot;:&quot;Hamed&quot;,&quot;parse-names&quot;:false,&quot;dropping-particle&quot;:&quot;&quot;,&quot;non-dropping-particle&quot;:&quot;&quot;},{&quot;family&quot;:&quot;Ebrahimian&quot;,&quot;given&quot;:&quot;Farinaz&quot;,&quot;parse-names&quot;:false,&quot;dropping-particle&quot;:&quot;&quot;,&quot;non-dropping-particle&quot;:&quot;&quot;},{&quot;family&quot;:&quot;Gholizadeh&quot;,&quot;given&quot;:&quot;Towhid&quot;,&quot;parse-names&quot;:false,&quot;dropping-particle&quot;:&quot;&quot;,&quot;non-dropping-particle&quot;:&quot;&quot;},{&quot;family&quot;:&quot;Mohammadi&quot;,&quot;given&quot;:&quot;Ali&quot;,&quot;parse-names&quot;:false,&quot;dropping-particle&quot;:&quot;&quot;,&quot;non-dropping-particle&quot;:&quot;&quot;},{&quot;family&quot;:&quot;Mirmasoumi&quot;,&quot;given&quot;:&quot;Siamak&quot;,&quot;parse-names&quot;:false,&quot;dropping-particle&quot;:&quot;&quot;,&quot;non-dropping-particle&quot;:&quot;&quot;},{&quot;family&quot;:&quot;Saray&quot;,&quot;given&quot;:&quot;Rahim Khoshbakhti&quot;,&quot;parse-names&quot;:false,&quot;dropping-particle&quot;:&quot;&quot;,&quot;non-dropping-particle&quot;:&quot;&quot;},{&quot;family&quot;:&quot;Skorek-Osikowska&quot;,&quot;given&quot;:&quot;Anna&quot;,&quot;parse-names&quot;:false,&quot;dropping-particle&quot;:&quot;&quot;,&quot;non-dropping-particle&quot;:&quot;&quot;}],&quot;container-title&quot;:&quot;Energy Conversion and Management: X&quot;,&quot;DOI&quot;:&quot;10.1016/j.ecmx.2025.100897&quot;,&quot;ISSN&quot;:&quot;25901745&quot;,&quot;issued&quot;:{&quot;date-parts&quot;:[[2025,4]]},&quot;page&quot;:&quot;100897&quot;,&quot;volume&quot;:&quot;26&quot;,&quot;container-title-short&quot;:&quot;&quot;},&quot;isTemporary&quot;:false}]},{&quot;citationID&quot;:&quot;MENDELEY_CITATION_f6f42889-26df-4dbb-987f-6da6adaab487&quot;,&quot;properties&quot;:{&quot;noteIndex&quot;:0},&quot;isEdited&quot;:false,&quot;manualOverride&quot;:{&quot;isManuallyOverridden&quot;:false,&quot;citeprocText&quot;:&quot;[19]&quot;,&quot;manualOverrideText&quot;:&quot;&quot;},&quot;citationTag&quot;:&quot;MENDELEY_CITATION_v3_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&quot;,&quot;citationItems&quot;:[{&quot;id&quot;:&quot;28a53769-a0e5-3c5a-80f0-90f7301702eb&quot;,&quot;itemData&quot;:{&quot;type&quot;:&quot;article-journal&quot;,&quot;id&quot;:&quot;28a53769-a0e5-3c5a-80f0-90f7301702eb&quot;,&quot;title&quot;:&quot;Techno-economic-environmental assessment of the integration of power-to-X and biogas utilization towards the production of electricity, hydrogen, methane and methanol&quot;,&quot;author&quot;:[{&quot;family&quot;:&quot;Moioli&quot;,&quot;given&quot;:&quot;Emanuele&quot;,&quot;parse-names&quot;:false,&quot;dropping-particle&quot;:&quot;&quot;,&quot;non-dropping-particle&quot;:&quot;&quot;},{&quot;family&quot;:&quot;Schildhauer&quot;,&quot;given&quot;:&quot;Tilman&quot;,&quot;parse-names&quot;:false,&quot;dropping-particle&quot;:&quot;&quot;,&quot;non-dropping-particle&quot;:&quot;&quot;}],&quot;container-title&quot;:&quot;Sustainable Energy &amp; Fuels&quot;,&quot;container-title-short&quot;:&quot;Sustain. Energy Fuels&quot;,&quot;DOI&quot;:&quot;10.1039/D3SE00052D&quot;,&quot;ISSN&quot;:&quot;2398-4902&quot;,&quot;issued&quot;:{&quot;date-parts&quot;:[[2023]]},&quot;page&quot;:&quot;2690-2706&quot;,&quot;abstract&quot;:&quot;&lt;p&gt;Various routes for the valorisation of biogas towards methane and methanol and for electricity or hydrogen storage is assessed.&lt;/p&gt;&quot;,&quot;issue&quot;:&quot;11&quot;,&quot;volume&quot;:&quot;7&quot;},&quot;isTemporary&quot;:false}]},{&quot;citationID&quot;:&quot;MENDELEY_CITATION_8e42163d-fd20-4d53-837d-ec79437e85ea&quot;,&quot;properties&quot;:{&quot;noteIndex&quot;:0},&quot;isEdited&quot;:false,&quot;manualOverride&quot;:{&quot;isManuallyOverridden&quot;:false,&quot;citeprocText&quot;:&quot;[20]&quot;,&quot;manualOverrideText&quot;:&quot;&quot;},&quot;citationItems&quot;:[{&quot;id&quot;:&quot;104cea19-ccc6-37e7-9959-f839fd356eec&quot;,&quot;itemData&quot;:{&quot;type&quot;:&quot;article-journal&quot;,&quot;id&quot;:&quot;104cea19-ccc6-37e7-9959-f839fd356eec&quot;,&quot;title&quot;:&quot;Improving carbon efficiency for an advanced Biomass-to-Liquid process using hydrogen and oxygen from electrolysis&quot;,&quot;author&quot;:[{&quot;family&quot;:&quot;Dossow&quot;,&quot;given&quot;:&quot;Marcel&quot;,&quot;parse-names&quot;:false,&quot;dropping-particle&quot;:&quot;&quot;,&quot;non-dropping-particle&quot;:&quot;&quot;},{&quot;family&quot;:&quot;Dieterich&quot;,&quot;given&quot;:&quot;Vincent&quot;,&quot;parse-names&quot;:false,&quot;dropping-particle&quot;:&quot;&quot;,&quot;non-dropping-particle&quot;:&quot;&quot;},{&quot;family&quot;:&quot;Hanel&quot;,&quot;given&quot;:&quot;Andreas&quot;,&quot;parse-names&quot;:false,&quot;dropping-particle&quot;:&quot;&quot;,&quot;non-dropping-particle&quot;:&quot;&quot;},{&quot;family&quot;:&quot;Spliethoff&quot;,&quot;given&quot;:&quot;Hartmut&quot;,&quot;parse-names&quot;:false,&quot;dropping-particle&quot;:&quot;&quot;,&quot;non-dropping-particle&quot;:&quot;&quot;},{&quot;family&quot;:&quot;Fendt&quot;,&quot;given&quot;:&quot;Sebastian&quot;,&quot;parse-names&quot;:false,&quot;dropping-particle&quot;:&quot;&quot;,&quot;non-dropping-particle&quot;:&quot;&quot;}],&quot;container-title&quot;:&quot;Renewable and Sustainable Energy Reviews&quot;,&quot;DOI&quot;:&quot;10.1016/j.rser.2021.111670&quot;,&quot;ISSN&quot;:&quot;13640321&quot;,&quot;issued&quot;:{&quot;date-parts&quot;:[[2021,12]]},&quot;page&quot;:&quot;111670&quot;,&quot;volume&quot;:&quot;152&quot;,&quot;container-title-short&quot;:&quot;&quot;},&quot;isTemporary&quot;:false}],&quot;citationTag&quot;:&quot;MENDELEY_CITATION_v3_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&quot;},{&quot;citationID&quot;:&quot;MENDELEY_CITATION_88d0ffc1-318e-4fe5-b886-2a172eaebfef&quot;,&quot;properties&quot;:{&quot;noteIndex&quot;:0},&quot;isEdited&quot;:false,&quot;manualOverride&quot;:{&quot;isManuallyOverridden&quot;:false,&quot;citeprocText&quot;:&quot;[21]&quot;,&quot;manualOverrideText&quot;:&quot;&quot;},&quot;citationTag&quot;:&quot;MENDELEY_CITATION_v3_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&quot;,&quot;citationItems&quot;:[{&quot;id&quot;:&quot;70edddc8-ee03-31fd-86e6-6cf7a4858b7a&quot;,&quot;itemData&quot;:{&quot;type&quot;:&quot;article-journal&quot;,&quot;id&quot;:&quot;70edddc8-ee03-31fd-86e6-6cf7a4858b7a&quot;,&quot;title&quot;:&quot;Flexible Power and Biomass-To-Methanol Plants With Different Gasification Technologies&quot;,&quot;author&quot;:[{&quot;family&quot;:&quot;Poluzzi&quot;,&quot;given&quot;:&quot;A.&quot;,&quot;parse-names&quot;:false,&quot;dropping-particle&quot;:&quot;&quot;,&quot;non-dropping-particle&quot;:&quot;&quot;},{&quot;family&quot;:&quot;Guandalini&quot;,&quot;given&quot;:&quot;G.&quot;,&quot;parse-names&quot;:false,&quot;dropping-particle&quot;:&quot;&quot;,&quot;non-dropping-particle&quot;:&quot;&quot;},{&quot;family&quot;:&quot;Guffanti&quot;,&quot;given&quot;:&quot;S.&quot;,&quot;parse-names&quot;:false,&quot;dropping-particle&quot;:&quot;&quot;,&quot;non-dropping-particle&quot;:&quot;&quot;},{&quot;family&quot;:&quot;Martinelli&quot;,&quot;given&quot;:&quot;M.&quot;,&quot;parse-names&quot;:false,&quot;dropping-particle&quot;:&quot;&quot;,&quot;non-dropping-particle&quot;:&quot;&quot;},{&quot;family&quot;:&quot;Moioli&quot;,&quot;given&quot;:&quot;S.&quot;,&quot;parse-names&quot;:false,&quot;dropping-particle&quot;:&quot;&quot;,&quot;non-dropping-particle&quot;:&quot;&quot;},{&quot;family&quot;:&quot;Huttenhuis&quot;,&quot;given&quot;:&quot;P.&quot;,&quot;parse-names&quot;:false,&quot;dropping-particle&quot;:&quot;&quot;,&quot;non-dropping-particle&quot;:&quot;&quot;},{&quot;family&quot;:&quot;Rexwinkel&quot;,&quot;given&quot;:&quot;G.&quot;,&quot;parse-names&quot;:false,&quot;dropping-particle&quot;:&quot;&quot;,&quot;non-dropping-particle&quot;:&quot;&quot;},{&quot;family&quot;:&quot;Palonen&quot;,&quot;given&quot;:&quot;J.&quot;,&quot;parse-names&quot;:false,&quot;dropping-particle&quot;:&quot;&quot;,&quot;non-dropping-particle&quot;:&quot;&quot;},{&quot;family&quot;:&quot;Martelli&quot;,&quot;given&quot;:&quot;E.&quot;,&quot;parse-names&quot;:false,&quot;dropping-particle&quot;:&quot;&quot;,&quot;non-dropping-particle&quot;:&quot;&quot;},{&quot;family&quot;:&quot;Groppi&quot;,&quot;given&quot;:&quot;G.&quot;,&quot;parse-names&quot;:false,&quot;dropping-particle&quot;:&quot;&quot;,&quot;non-dropping-particle&quot;:&quot;&quot;},{&quot;family&quot;:&quot;Romano&quot;,&quot;given&quot;:&quot;M. C.&quot;,&quot;parse-names&quot;:false,&quot;dropping-particle&quot;:&quot;&quot;,&quot;non-dropping-particle&quot;:&quot;&quot;}],&quot;container-title&quot;:&quot;Frontiers in Energy Research&quot;,&quot;container-title-short&quot;:&quot;Front. Energy Res.&quot;,&quot;DOI&quot;:&quot;10.3389/fenrg.2021.795673&quot;,&quot;ISSN&quot;:&quot;2296-598X&quot;,&quot;issued&quot;:{&quot;date-parts&quot;:[[2022,1,27]]},&quot;abstract&quot;:&quot;&lt;p&gt; The competitiveness of biofuels may be increased by integrating biomass gasification plants with electrolysis units, which generate hydrogen to be combined with carbon-rich syngas. This option allows increasing the yield of the final product by retaining a higher amount of biogenic carbon and improving the resilience of the energy sector by favoring electric grid services and sector coupling. This article illustrates a techno-economic comparative analysis of three flexible power and biomass to methanol plants based on different gasification technologies: direct gasification, indirect gasification, and sorption-enhanced gasification. The design and operational criteria of each plant are conceived to operate both without green hydrogen addition (baseline mode) and with hydrogen addition (enhanced mode), following an intermittent use of the electrolysis system, which is turned on when the electricity price allows an economically viable hydrogen production. The methanol production plants include a gasification section, syngas cleaning, conditioning and compression section, methanol synthesis and purification, and heat recovery steam cycle to be flexibly operated. Due to the high oxygen demand in the gasifier, the direct gasification-based plant obtains a great advantage to be operated between a minimum load to satisfy the oxygen demand at high electricity prices and a maximum load to maximize methanol production at low electricity prices. This allows avoiding large oxygen storages with significant benefits for Capex and safety issues. The analysis reports specific fixed-capital investments between 1823 and 2048 €/kW of methanol output in the enhanced operation and LCOFs between 29.7 and 31.7 €/GJ &lt;sub&gt;LHV&lt;/sub&gt; . Economic advantages may be derived from a decrease in the electrolysis capital investment, especially for the direct gasification-based plants, which employ the greatest sized electrolyzer. Methanol breakeven selling prices range between 545 and 582 €/t with the 2019 reference Denmark electricity price curve and between 484 and 535 €/t with an assumed modified electricity price curve of a future energy mix with increased penetration of intermittent renewables. &lt;/p&gt;&quot;,&quot;volume&quot;:&quot;9&quot;},&quot;isTemporary&quot;:false}]},{&quot;citationID&quot;:&quot;MENDELEY_CITATION_e06c8150-ca7f-4bb6-8b73-8555f96f90d4&quot;,&quot;properties&quot;:{&quot;noteIndex&quot;:0},&quot;isEdited&quot;:false,&quot;manualOverride&quot;:{&quot;isManuallyOverridden&quot;:false,&quot;citeprocText&quot;:&quot;[22]&quot;,&quot;manualOverrideText&quot;:&quot;&quot;},&quot;citationTag&quot;:&quot;MENDELEY_CITATION_v3_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&quot;,&quot;citationItems&quot;:[{&quot;id&quot;:&quot;a36d5e43-f1b3-3f4c-8cdc-446f28ab3924&quot;,&quot;itemData&quot;:{&quot;type&quot;:&quot;article-journal&quot;,&quot;id&quot;:&quot;a36d5e43-f1b3-3f4c-8cdc-446f28ab3924&quot;,&quot;title&quot;:&quot;Benefits of Hybrid Production of E-Methanol in Connection with Biomass Gasification&quot;,&quot;author&quot;:[{&quot;family&quot;:&quot;Anetjärvi&quot;,&quot;given&quot;:&quot;Eemeli&quot;,&quot;parse-names&quot;:false,&quot;dropping-particle&quot;:&quot;&quot;,&quot;non-dropping-particle&quot;:&quot;&quot;},{&quot;family&quot;:&quot;Vakkilainen&quot;,&quot;given&quot;:&quot;Esa&quot;,&quot;parse-names&quot;:false,&quot;dropping-particle&quot;:&quot;&quot;,&quot;non-dropping-particle&quot;:&quot;&quot;},{&quot;family&quot;:&quot;Melin&quot;,&quot;given&quot;:&quot;Kristian&quot;,&quot;parse-names&quot;:false,&quot;dropping-particle&quot;:&quot;&quot;,&quot;non-dropping-particle&quot;:&quot;&quot;}],&quot;container-title&quot;:&quot;SSRN Electronic Journal&quot;,&quot;DOI&quot;:&quot;10.2139/ssrn.4184476&quot;,&quot;ISSN&quot;:&quot;1556-5068&quot;,&quot;issued&quot;:{&quot;date-parts&quot;:[[2022]]},&quot;container-title-short&quot;:&quot;&quot;},&quot;isTemporary&quot;:false}]},{&quot;citationID&quot;:&quot;MENDELEY_CITATION_cd84c5ed-f67d-47d0-afce-d099ac46029a&quot;,&quot;properties&quot;:{&quot;noteIndex&quot;:0},&quot;isEdited&quot;:false,&quot;manualOverride&quot;:{&quot;isManuallyOverridden&quot;:false,&quot;citeprocText&quot;:&quot;[23]&quot;,&quot;manualOverrideText&quot;:&quot;&quot;},&quot;citationTag&quot;:&quot;MENDELEY_CITATION_v3_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&quot;,&quot;citationItems&quot;:[{&quot;id&quot;:&quot;048c482b-30be-34eb-bade-6c65560bb00c&quot;,&quot;itemData&quot;:{&quot;type&quot;:&quot;article-journal&quot;,&quot;id&quot;:&quot;048c482b-30be-34eb-bade-6c65560bb00c&quot;,&quot;title&quot;:&quot;Techno-economic optimization of biomass-to-methanol with solid-oxide electrolyzer&quot;,&quot;author&quot;:[{&quot;family&quot;:&quot;Zhang&quot;,&quot;given&quot;:&quot;Hanfei&quot;,&quot;parse-names&quot;:false,&quot;dropping-particle&quot;:&quot;&quot;,&quot;non-dropping-particle&quot;:&quot;&quot;},{&quot;family&quot;:&quot;Wang&quot;,&quot;given&quot;:&quot;Ligang&quot;,&quot;parse-names&quot;:false,&quot;dropping-particle&quot;:&quot;&quot;,&quot;non-dropping-particle&quot;:&quot;&quot;},{&quot;family&quot;:&quot;Pérez-Fortes&quot;,&quot;given&quot;:&quot;Mar&quot;,&quot;parse-names&quot;:false,&quot;dropping-particle&quot;:&quot;&quot;,&quot;non-dropping-particle&quot;:&quot;&quot;},{&quot;family&quot;:&quot;herle&quot;,&quot;given&quot;:&quot;Jan&quot;,&quot;parse-names&quot;:false,&quot;dropping-particle&quot;:&quot;&quot;,&quot;non-dropping-particle&quot;:&quot;Van&quot;},{&quot;family&quot;:&quot;Maréchal&quot;,&quot;given&quot;:&quot;François&quot;,&quot;parse-names&quot;:false,&quot;dropping-particle&quot;:&quot;&quot;,&quot;non-dropping-particle&quot;:&quot;&quot;},{&quot;family&quot;:&quot;Desideri&quot;,&quot;given&quot;:&quot;Umberto&quot;,&quot;parse-names&quot;:false,&quot;dropping-particle&quot;:&quot;&quot;,&quot;non-dropping-particle&quot;:&quot;&quot;}],&quot;container-title&quot;:&quot;Applied Energy&quot;,&quot;container-title-short&quot;:&quot;Appl. Energy&quot;,&quot;DOI&quot;:&quot;10.1016/j.apenergy.2019.114071&quot;,&quot;ISSN&quot;:&quot;03062619&quot;,&quot;issued&quot;:{&quot;date-parts&quot;:[[2020,1]]},&quot;page&quot;:&quot;114071&quot;,&quot;volume&quot;:&quot;258&quot;},&quot;isTemporary&quot;:false}]},{&quot;citationID&quot;:&quot;MENDELEY_CITATION_42ff2c48-5158-4a41-83ab-c9fb9e7d73b7&quot;,&quot;properties&quot;:{&quot;noteIndex&quot;:0},&quot;isEdited&quot;:false,&quot;manualOverride&quot;:{&quot;isManuallyOverridden&quot;:false,&quot;citeprocText&quot;:&quot;[24]&quot;,&quot;manualOverrideText&quot;:&quot;&quot;},&quot;citationTag&quot;:&quot;MENDELEY_CITATION_v3_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&quot;,&quot;citationItems&quot;:[{&quot;id&quot;:&quot;ded22db1-0dce-3c1b-981f-fd5847a7cce1&quot;,&quot;itemData&quot;:{&quot;type&quot;:&quot;article-journal&quot;,&quot;id&quot;:&quot;ded22db1-0dce-3c1b-981f-fd5847a7cce1&quot;,&quot;title&quot;:&quot;Flexible Power &amp;amp; Biomass-to-Methanol plants: Design optimization and economic viability of the electrolysis integration&quot;,&quot;author&quot;:[{&quot;family&quot;:&quot;Poluzzi&quot;,&quot;given&quot;:&quot;Alessandro&quot;,&quot;parse-names&quot;:false,&quot;dropping-particle&quot;:&quot;&quot;,&quot;non-dropping-particle&quot;:&quot;&quot;},{&quot;family&quot;:&quot;Guandalini&quot;,&quot;given&quot;:&quot;Giulio&quot;,&quot;parse-names&quot;:false,&quot;dropping-particle&quot;:&quot;&quot;,&quot;non-dropping-particle&quot;:&quot;&quot;},{&quot;family&quot;:&quot;Guffanti&quot;,&quot;given&quot;:&quot;Simone&quot;,&quot;parse-names&quot;:false,&quot;dropping-particle&quot;:&quot;&quot;,&quot;non-dropping-particle&quot;:&quot;&quot;},{&quot;family&quot;:&quot;Elsido&quot;,&quot;given&quot;:&quot;Cristina&quot;,&quot;parse-names&quot;:false,&quot;dropping-particle&quot;:&quot;&quot;,&quot;non-dropping-particle&quot;:&quot;&quot;},{&quot;family&quot;:&quot;Moioli&quot;,&quot;given&quot;:&quot;Stefania&quot;,&quot;parse-names&quot;:false,&quot;dropping-particle&quot;:&quot;&quot;,&quot;non-dropping-particle&quot;:&quot;&quot;},{&quot;family&quot;:&quot;Huttenhuis&quot;,&quot;given&quot;:&quot;Patrick&quot;,&quot;parse-names&quot;:false,&quot;dropping-particle&quot;:&quot;&quot;,&quot;non-dropping-particle&quot;:&quot;&quot;},{&quot;family&quot;:&quot;Rexwinkel&quot;,&quot;given&quot;:&quot;Glenn&quot;,&quot;parse-names&quot;:false,&quot;dropping-particle&quot;:&quot;&quot;,&quot;non-dropping-particle&quot;:&quot;&quot;},{&quot;family&quot;:&quot;Martelli&quot;,&quot;given&quot;:&quot;Emanuele&quot;,&quot;parse-names&quot;:false,&quot;dropping-particle&quot;:&quot;&quot;,&quot;non-dropping-particle&quot;:&quot;&quot;},{&quot;family&quot;:&quot;Groppi&quot;,&quot;given&quot;:&quot;Gianpiero&quot;,&quot;parse-names&quot;:false,&quot;dropping-particle&quot;:&quot;&quot;,&quot;non-dropping-particle&quot;:&quot;&quot;},{&quot;family&quot;:&quot;Romano&quot;,&quot;given&quot;:&quot;Matteo C.&quot;,&quot;parse-names&quot;:false,&quot;dropping-particle&quot;:&quot;&quot;,&quot;non-dropping-particle&quot;:&quot;&quot;}],&quot;container-title&quot;:&quot;Fuel&quot;,&quot;DOI&quot;:&quot;10.1016/j.fuel.2021.122113&quot;,&quot;ISSN&quot;:&quot;00162361&quot;,&quot;issued&quot;:{&quot;date-parts&quot;:[[2022,2]]},&quot;page&quot;:&quot;122113&quot;,&quot;volume&quot;:&quot;310&quot;,&quot;container-title-short&quot;:&quot;&quot;},&quot;isTemporary&quot;:false}]},{&quot;citationID&quot;:&quot;MENDELEY_CITATION_a84a64c2-5cd9-45b5-8dd3-eed0901210e0&quot;,&quot;properties&quot;:{&quot;noteIndex&quot;:0},&quot;isEdited&quot;:false,&quot;manualOverride&quot;:{&quot;isManuallyOverridden&quot;:false,&quot;citeprocText&quot;:&quot;[25]&quot;,&quot;manualOverrideText&quot;:&quot;&quot;},&quot;citationTag&quot;:&quot;MENDELEY_CITATION_v3_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&quot;,&quot;citationItems&quot;:[{&quot;id&quot;:&quot;a332ee91-b343-3289-860a-430557bbc5fa&quot;,&quot;itemData&quot;:{&quot;type&quot;:&quot;article-journal&quot;,&quot;id&quot;:&quot;a332ee91-b343-3289-860a-430557bbc5fa&quot;,&quot;title&quot;:&quot;Flexible Power &amp;amp; Biomass-to-Methanol plants: Design optimization and economic viability of the electrolysis integration&quot;,&quot;author&quot;:[{&quot;family&quot;:&quot;Poluzzi&quot;,&quot;given&quot;:&quot;Alessandro&quot;,&quot;parse-names&quot;:false,&quot;dropping-particle&quot;:&quot;&quot;,&quot;non-dropping-particle&quot;:&quot;&quot;},{&quot;family&quot;:&quot;Guandalini&quot;,&quot;given&quot;:&quot;Giulio&quot;,&quot;parse-names&quot;:false,&quot;dropping-particle&quot;:&quot;&quot;,&quot;non-dropping-particle&quot;:&quot;&quot;},{&quot;family&quot;:&quot;Guffanti&quot;,&quot;given&quot;:&quot;Simone&quot;,&quot;parse-names&quot;:false,&quot;dropping-particle&quot;:&quot;&quot;,&quot;non-dropping-particle&quot;:&quot;&quot;},{&quot;family&quot;:&quot;Elsido&quot;,&quot;given&quot;:&quot;Cristina&quot;,&quot;parse-names&quot;:false,&quot;dropping-particle&quot;:&quot;&quot;,&quot;non-dropping-particle&quot;:&quot;&quot;},{&quot;family&quot;:&quot;Moioli&quot;,&quot;given&quot;:&quot;Stefania&quot;,&quot;parse-names&quot;:false,&quot;dropping-particle&quot;:&quot;&quot;,&quot;non-dropping-particle&quot;:&quot;&quot;},{&quot;family&quot;:&quot;Huttenhuis&quot;,&quot;given&quot;:&quot;Patrick&quot;,&quot;parse-names&quot;:false,&quot;dropping-particle&quot;:&quot;&quot;,&quot;non-dropping-particle&quot;:&quot;&quot;},{&quot;family&quot;:&quot;Rexwinkel&quot;,&quot;given&quot;:&quot;Glenn&quot;,&quot;parse-names&quot;:false,&quot;dropping-particle&quot;:&quot;&quot;,&quot;non-dropping-particle&quot;:&quot;&quot;},{&quot;family&quot;:&quot;Martelli&quot;,&quot;given&quot;:&quot;Emanuele&quot;,&quot;parse-names&quot;:false,&quot;dropping-particle&quot;:&quot;&quot;,&quot;non-dropping-particle&quot;:&quot;&quot;},{&quot;family&quot;:&quot;Groppi&quot;,&quot;given&quot;:&quot;Gianpiero&quot;,&quot;parse-names&quot;:false,&quot;dropping-particle&quot;:&quot;&quot;,&quot;non-dropping-particle&quot;:&quot;&quot;},{&quot;family&quot;:&quot;Romano&quot;,&quot;given&quot;:&quot;Matteo C.&quot;,&quot;parse-names&quot;:false,&quot;dropping-particle&quot;:&quot;&quot;,&quot;non-dropping-particle&quot;:&quot;&quot;}],&quot;container-title&quot;:&quot;Fuel&quot;,&quot;DOI&quot;:&quot;10.1016/j.fuel.2021.122113&quot;,&quot;ISSN&quot;:&quot;00162361&quot;,&quot;issued&quot;:{&quot;date-parts&quot;:[[2022,2]]},&quot;page&quot;:&quot;122113&quot;,&quot;volume&quot;:&quot;310&quot;,&quot;container-title-short&quot;:&quot;&quot;},&quot;isTemporary&quot;:false}]},{&quot;citationID&quot;:&quot;MENDELEY_CITATION_8c83e7a2-71cf-4160-9fdd-2510731786cf&quot;,&quot;properties&quot;:{&quot;noteIndex&quot;:0},&quot;isEdited&quot;:false,&quot;manualOverride&quot;:{&quot;isManuallyOverridden&quot;:false,&quot;citeprocText&quot;:&quot;[21]&quot;,&quot;manualOverrideText&quot;:&quot;&quot;},&quot;citationTag&quot;:&quot;MENDELEY_CITATION_v3_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&quot;,&quot;citationItems&quot;:[{&quot;id&quot;:&quot;70edddc8-ee03-31fd-86e6-6cf7a4858b7a&quot;,&quot;itemData&quot;:{&quot;type&quot;:&quot;article-journal&quot;,&quot;id&quot;:&quot;70edddc8-ee03-31fd-86e6-6cf7a4858b7a&quot;,&quot;title&quot;:&quot;Flexible Power and Biomass-To-Methanol Plants With Different Gasification Technologies&quot;,&quot;author&quot;:[{&quot;family&quot;:&quot;Poluzzi&quot;,&quot;given&quot;:&quot;A.&quot;,&quot;parse-names&quot;:false,&quot;dropping-particle&quot;:&quot;&quot;,&quot;non-dropping-particle&quot;:&quot;&quot;},{&quot;family&quot;:&quot;Guandalini&quot;,&quot;given&quot;:&quot;G.&quot;,&quot;parse-names&quot;:false,&quot;dropping-particle&quot;:&quot;&quot;,&quot;non-dropping-particle&quot;:&quot;&quot;},{&quot;family&quot;:&quot;Guffanti&quot;,&quot;given&quot;:&quot;S.&quot;,&quot;parse-names&quot;:false,&quot;dropping-particle&quot;:&quot;&quot;,&quot;non-dropping-particle&quot;:&quot;&quot;},{&quot;family&quot;:&quot;Martinelli&quot;,&quot;given&quot;:&quot;M.&quot;,&quot;parse-names&quot;:false,&quot;dropping-particle&quot;:&quot;&quot;,&quot;non-dropping-particle&quot;:&quot;&quot;},{&quot;family&quot;:&quot;Moioli&quot;,&quot;given&quot;:&quot;S.&quot;,&quot;parse-names&quot;:false,&quot;dropping-particle&quot;:&quot;&quot;,&quot;non-dropping-particle&quot;:&quot;&quot;},{&quot;family&quot;:&quot;Huttenhuis&quot;,&quot;given&quot;:&quot;P.&quot;,&quot;parse-names&quot;:false,&quot;dropping-particle&quot;:&quot;&quot;,&quot;non-dropping-particle&quot;:&quot;&quot;},{&quot;family&quot;:&quot;Rexwinkel&quot;,&quot;given&quot;:&quot;G.&quot;,&quot;parse-names&quot;:false,&quot;dropping-particle&quot;:&quot;&quot;,&quot;non-dropping-particle&quot;:&quot;&quot;},{&quot;family&quot;:&quot;Palonen&quot;,&quot;given&quot;:&quot;J.&quot;,&quot;parse-names&quot;:false,&quot;dropping-particle&quot;:&quot;&quot;,&quot;non-dropping-particle&quot;:&quot;&quot;},{&quot;family&quot;:&quot;Martelli&quot;,&quot;given&quot;:&quot;E.&quot;,&quot;parse-names&quot;:false,&quot;dropping-particle&quot;:&quot;&quot;,&quot;non-dropping-particle&quot;:&quot;&quot;},{&quot;family&quot;:&quot;Groppi&quot;,&quot;given&quot;:&quot;G.&quot;,&quot;parse-names&quot;:false,&quot;dropping-particle&quot;:&quot;&quot;,&quot;non-dropping-particle&quot;:&quot;&quot;},{&quot;family&quot;:&quot;Romano&quot;,&quot;given&quot;:&quot;M. C.&quot;,&quot;parse-names&quot;:false,&quot;dropping-particle&quot;:&quot;&quot;,&quot;non-dropping-particle&quot;:&quot;&quot;}],&quot;container-title&quot;:&quot;Frontiers in Energy Research&quot;,&quot;container-title-short&quot;:&quot;Front. Energy Res.&quot;,&quot;DOI&quot;:&quot;10.3389/fenrg.2021.795673&quot;,&quot;ISSN&quot;:&quot;2296-598X&quot;,&quot;issued&quot;:{&quot;date-parts&quot;:[[2022,1,27]]},&quot;abstract&quot;:&quot;&lt;p&gt; The competitiveness of biofuels may be increased by integrating biomass gasification plants with electrolysis units, which generate hydrogen to be combined with carbon-rich syngas. This option allows increasing the yield of the final product by retaining a higher amount of biogenic carbon and improving the resilience of the energy sector by favoring electric grid services and sector coupling. This article illustrates a techno-economic comparative analysis of three flexible power and biomass to methanol plants based on different gasification technologies: direct gasification, indirect gasification, and sorption-enhanced gasification. The design and operational criteria of each plant are conceived to operate both without green hydrogen addition (baseline mode) and with hydrogen addition (enhanced mode), following an intermittent use of the electrolysis system, which is turned on when the electricity price allows an economically viable hydrogen production. The methanol production plants include a gasification section, syngas cleaning, conditioning and compression section, methanol synthesis and purification, and heat recovery steam cycle to be flexibly operated. Due to the high oxygen demand in the gasifier, the direct gasification-based plant obtains a great advantage to be operated between a minimum load to satisfy the oxygen demand at high electricity prices and a maximum load to maximize methanol production at low electricity prices. This allows avoiding large oxygen storages with significant benefits for Capex and safety issues. The analysis reports specific fixed-capital investments between 1823 and 2048 €/kW of methanol output in the enhanced operation and LCOFs between 29.7 and 31.7 €/GJ &lt;sub&gt;LHV&lt;/sub&gt; . Economic advantages may be derived from a decrease in the electrolysis capital investment, especially for the direct gasification-based plants, which employ the greatest sized electrolyzer. Methanol breakeven selling prices range between 545 and 582 €/t with the 2019 reference Denmark electricity price curve and between 484 and 535 €/t with an assumed modified electricity price curve of a future energy mix with increased penetration of intermittent renewables. &lt;/p&gt;&quot;,&quot;volume&quot;:&quot;9&quot;},&quot;isTemporary&quot;:false}]},{&quot;citationID&quot;:&quot;MENDELEY_CITATION_e2d98fbf-79a4-429b-9796-2be5c079023d&quot;,&quot;properties&quot;:{&quot;noteIndex&quot;:0},&quot;isEdited&quot;:false,&quot;manualOverride&quot;:{&quot;isManuallyOverridden&quot;:false,&quot;citeprocText&quot;:&quot;[25]&quot;,&quot;manualOverrideText&quot;:&quot;&quot;},&quot;citationTag&quot;:&quot;MENDELEY_CITATION_v3_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&quot;,&quot;citationItems&quot;:[{&quot;id&quot;:&quot;a332ee91-b343-3289-860a-430557bbc5fa&quot;,&quot;itemData&quot;:{&quot;type&quot;:&quot;article-journal&quot;,&quot;id&quot;:&quot;a332ee91-b343-3289-860a-430557bbc5fa&quot;,&quot;title&quot;:&quot;Flexible Power &amp;amp; Biomass-to-Methanol plants: Design optimization and economic viability of the electrolysis integration&quot;,&quot;author&quot;:[{&quot;family&quot;:&quot;Poluzzi&quot;,&quot;given&quot;:&quot;Alessandro&quot;,&quot;parse-names&quot;:false,&quot;dropping-particle&quot;:&quot;&quot;,&quot;non-dropping-particle&quot;:&quot;&quot;},{&quot;family&quot;:&quot;Guandalini&quot;,&quot;given&quot;:&quot;Giulio&quot;,&quot;parse-names&quot;:false,&quot;dropping-particle&quot;:&quot;&quot;,&quot;non-dropping-particle&quot;:&quot;&quot;},{&quot;family&quot;:&quot;Guffanti&quot;,&quot;given&quot;:&quot;Simone&quot;,&quot;parse-names&quot;:false,&quot;dropping-particle&quot;:&quot;&quot;,&quot;non-dropping-particle&quot;:&quot;&quot;},{&quot;family&quot;:&quot;Elsido&quot;,&quot;given&quot;:&quot;Cristina&quot;,&quot;parse-names&quot;:false,&quot;dropping-particle&quot;:&quot;&quot;,&quot;non-dropping-particle&quot;:&quot;&quot;},{&quot;family&quot;:&quot;Moioli&quot;,&quot;given&quot;:&quot;Stefania&quot;,&quot;parse-names&quot;:false,&quot;dropping-particle&quot;:&quot;&quot;,&quot;non-dropping-particle&quot;:&quot;&quot;},{&quot;family&quot;:&quot;Huttenhuis&quot;,&quot;given&quot;:&quot;Patrick&quot;,&quot;parse-names&quot;:false,&quot;dropping-particle&quot;:&quot;&quot;,&quot;non-dropping-particle&quot;:&quot;&quot;},{&quot;family&quot;:&quot;Rexwinkel&quot;,&quot;given&quot;:&quot;Glenn&quot;,&quot;parse-names&quot;:false,&quot;dropping-particle&quot;:&quot;&quot;,&quot;non-dropping-particle&quot;:&quot;&quot;},{&quot;family&quot;:&quot;Martelli&quot;,&quot;given&quot;:&quot;Emanuele&quot;,&quot;parse-names&quot;:false,&quot;dropping-particle&quot;:&quot;&quot;,&quot;non-dropping-particle&quot;:&quot;&quot;},{&quot;family&quot;:&quot;Groppi&quot;,&quot;given&quot;:&quot;Gianpiero&quot;,&quot;parse-names&quot;:false,&quot;dropping-particle&quot;:&quot;&quot;,&quot;non-dropping-particle&quot;:&quot;&quot;},{&quot;family&quot;:&quot;Romano&quot;,&quot;given&quot;:&quot;Matteo C.&quot;,&quot;parse-names&quot;:false,&quot;dropping-particle&quot;:&quot;&quot;,&quot;non-dropping-particle&quot;:&quot;&quot;}],&quot;container-title&quot;:&quot;Fuel&quot;,&quot;DOI&quot;:&quot;10.1016/j.fuel.2021.122113&quot;,&quot;ISSN&quot;:&quot;00162361&quot;,&quot;issued&quot;:{&quot;date-parts&quot;:[[2022,2]]},&quot;page&quot;:&quot;122113&quot;,&quot;volume&quot;:&quot;310&quot;,&quot;container-title-short&quot;:&quot;&quot;},&quot;isTemporary&quot;:false}]},{&quot;citationID&quot;:&quot;MENDELEY_CITATION_b7c42850-3893-430a-a91a-ba071b5a549f&quot;,&quot;properties&quot;:{&quot;noteIndex&quot;:0},&quot;isEdited&quot;:false,&quot;manualOverride&quot;:{&quot;isManuallyOverridden&quot;:false,&quot;citeprocText&quot;:&quot;[26]&quot;,&quot;manualOverrideText&quot;:&quot;&quot;},&quot;citationTag&quot;:&quot;MENDELEY_CITATION_v3_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&quot;,&quot;citationItems&quot;:[{&quot;id&quot;:&quot;31848458-a34e-370b-af77-81d1d893a1c5&quot;,&quot;itemData&quot;:{&quot;type&quot;:&quot;article-journal&quot;,&quot;id&quot;:&quot;31848458-a34e-370b-af77-81d1d893a1c5&quot;,&quot;title&quot;:&quot;Deep Reinforcement Learning Approaches the MILP Optimum of a Multi-Energy Optimization in Energy Communities&quot;,&quot;author&quot;:[{&quot;family&quot;:&quot;Vetter&quot;,&quot;given&quot;:&quot;Vinzent&quot;,&quot;parse-names&quot;:false,&quot;dropping-particle&quot;:&quot;&quot;,&quot;non-dropping-particle&quot;:&quot;&quot;},{&quot;family&quot;:&quot;Wohlgenannt&quot;,&quot;given&quot;:&quot;Philipp&quot;,&quot;parse-names&quot;:false,&quot;dropping-particle&quot;:&quot;&quot;,&quot;non-dropping-particle&quot;:&quot;&quot;},{&quot;family&quot;:&quot;Kepplinger&quot;,&quot;given&quot;:&quot;Peter&quot;,&quot;parse-names&quot;:false,&quot;dropping-particle&quot;:&quot;&quot;,&quot;non-dropping-particle&quot;:&quot;&quot;},{&quot;family&quot;:&quot;Eder&quot;,&quot;given&quot;:&quot;Elias&quot;,&quot;parse-names&quot;:false,&quot;dropping-particle&quot;:&quot;&quot;,&quot;non-dropping-particle&quot;:&quot;&quot;}],&quot;container-title&quot;:&quot;Energies&quot;,&quot;container-title-short&quot;:&quot;Energies (Basel).&quot;,&quot;DOI&quot;:&quot;10.3390/en18174489&quot;,&quot;ISSN&quot;:&quot;1996-1073&quot;,&quot;issued&quot;:{&quot;date-parts&quot;:[[2025,8,23]]},&quot;page&quot;:&quot;4489&quot;,&quot;abstract&quot;:&quot;&lt;p&gt;As energy systems transition toward high shares of variable renewable generation, local energy communities (ECs) are increasingly relevant for enabling demand-side flexibility and self-sufficiency. This shift is particularly evident in the residential sector, where the deployment of photovoltaic (PV) systems is rapidly growing. While mixed-integer linear programming (MILP) remains the standard for operational optimization and demand response in such systems, its computational burden limits scalability and responsiveness under real-time or uncertain conditions. Reinforcement learning (RL), by contrast, offers a model-free, adaptive alternative. However, its application to real-world energy system operation remains limited. This study explores the application of a Deep Q-Network (DQN) to a real residential EC, which has received limited attention in prior work. The system comprises three single-family homes sharing a centralized heating system with a thermal energy storage (TES), a PV installation, and a grid connection. We compare the performance of MILP and RL controllers across economic and environmental metrics. Relative to a reference scenario without TES, MILP and RL reduce energy costs by 10.06% and 8.78%, respectively, and both approaches yield lower total energy consumption and CO2-equivalent emissions. Notably, the trained RL agent achieves a near-optimal outcome while requiring only 22% of the MILP’s computation time. These results demonstrate that DQNs can offer a computationally efficient and practically viable alternative to MILP for real-time control in residential energy systems.&lt;/p&gt;&quot;,&quot;issue&quot;:&quot;17&quot;,&quot;volume&quot;:&quot;18&quot;},&quot;isTemporary&quot;:false}]},{&quot;citationID&quot;:&quot;MENDELEY_CITATION_03d18768-2530-4173-a512-ec7dc06e4ecc&quot;,&quot;properties&quot;:{&quot;noteIndex&quot;:0},&quot;isEdited&quot;:false,&quot;manualOverride&quot;:{&quot;isManuallyOverridden&quot;:false,&quot;citeprocText&quot;:&quot;[27]&quot;,&quot;manualOverrideText&quot;:&quot;&quot;},&quot;citationTag&quot;:&quot;MENDELEY_CITATION_v3_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&quot;,&quot;citationItems&quot;:[{&quot;id&quot;:&quot;185586bd-ce77-3f7d-ae64-0f509db4cf05&quot;,&quot;itemData&quot;:{&quot;type&quot;:&quot;article-journal&quot;,&quot;id&quot;:&quot;185586bd-ce77-3f7d-ae64-0f509db4cf05&quot;,&quot;title&quot;:&quot;Energy Demand Response in a Food-Processing Plant: A Deep Reinforcement Learning Approach&quot;,&quot;author&quot;:[{&quot;family&quot;:&quot;Wohlgenannt&quot;,&quot;given&quot;:&quot;Philipp&quot;,&quot;parse-names&quot;:false,&quot;dropping-particle&quot;:&quot;&quot;,&quot;non-dropping-particle&quot;:&quot;&quot;},{&quot;family&quot;:&quot;Hegenbart&quot;,&quot;given&quot;:&quot;Sebastian&quot;,&quot;parse-names&quot;:false,&quot;dropping-particle&quot;:&quot;&quot;,&quot;non-dropping-particle&quot;:&quot;&quot;},{&quot;family&quot;:&quot;Eder&quot;,&quot;given&quot;:&quot;Elias&quot;,&quot;parse-names&quot;:false,&quot;dropping-particle&quot;:&quot;&quot;,&quot;non-dropping-particle&quot;:&quot;&quot;},{&quot;family&quot;:&quot;Kolhe&quot;,&quot;given&quot;:&quot;Mohan&quot;,&quot;parse-names&quot;:false,&quot;dropping-particle&quot;:&quot;&quot;,&quot;non-dropping-particle&quot;:&quot;&quot;},{&quot;family&quot;:&quot;Kepplinger&quot;,&quot;given&quot;:&quot;Peter&quot;,&quot;parse-names&quot;:false,&quot;dropping-particle&quot;:&quot;&quot;,&quot;non-dropping-particle&quot;:&quot;&quot;}],&quot;container-title&quot;:&quot;Energies&quot;,&quot;DOI&quot;:&quot;10.3390/en17246430&quot;,&quot;ISSN&quot;:&quot;1996-1073&quot;,&quot;issued&quot;:{&quot;date-parts&quot;:[[2024,12,20]]},&quot;page&quot;:&quot;6430&quot;,&quot;abstract&quot;:&quot;&lt;p&gt;The food industry faces significant challenges in managing operational costs due to its high energy intensity and rising energy prices. Industrial food-processing facilities, with substantial thermal capacities and large demands for cooling and heating, offer promising opportunities for demand response (DR) strategies. This study explores the application of deep reinforcement learning (RL) as an innovative, data-driven approach for DR in the food industry. By leveraging the adaptive, self-learning capabilities of RL, energy costs in the investigated plant are effectively decreased. The RL algorithm was compared with the well-established optimization method Mixed Integer Linear Programming (MILP), and both were benchmarked against a reference scenario without DR. The two optimization strategies demonstrate cost savings of 17.57% and 18.65% for RL and MILP, respectively. Although RL is slightly less efficient in cost reduction, it significantly outperforms in computational speed, being approximately 20 times faster. During operation, RL only needs 2ms per optimization compared to 19s for MILP, making it a promising optimization tool for edge computing. Moreover, while MILP’s computation time increases considerably with the number of binary variables, RL efficiently learns dynamic system behavior and scales to more complex systems without significant performance degradation. These results highlight that deep RL, when applied to DR, offers substantial cost savings and computational efficiency, with broad applicability to energy management in various applications.&lt;/p&gt;&quot;,&quot;issue&quot;:&quot;24&quot;,&quot;volume&quot;:&quot;17&quot;,&quot;container-title-short&quot;:&quot;Energies (Basel).&quot;},&quot;isTemporary&quot;:false}]},{&quot;citationID&quot;:&quot;MENDELEY_CITATION_d0ae8956-c2f2-4f72-9054-a8ca53b2504b&quot;,&quot;properties&quot;:{&quot;noteIndex&quot;:0},&quot;isEdited&quot;:false,&quot;manualOverride&quot;:{&quot;isManuallyOverridden&quot;:false,&quot;citeprocText&quot;:&quot;[28]&quot;,&quot;manualOverrideText&quot;:&quot;&quot;},&quot;citationTag&quot;:&quot;MENDELEY_CITATION_v3_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&quot;,&quot;citationItems&quot;:[{&quot;id&quot;:&quot;b510e037-8e3e-36b2-9b7f-53d097c80a2d&quot;,&quot;itemData&quot;:{&quot;type&quot;:&quot;article-journal&quot;,&quot;id&quot;:&quot;b510e037-8e3e-36b2-9b7f-53d097c80a2d&quot;,&quot;title&quot;:&quot;A comprehensive review on optimization of hybrid renewable energy systems using various optimization techniques&quot;,&quot;author&quot;:[{&quot;family&quot;:&quot;Thirunavukkarasu&quot;,&quot;given&quot;:&quot;M.&quot;,&quot;parse-names&quot;:false,&quot;dropping-particle&quot;:&quot;&quot;,&quot;non-dropping-particle&quot;:&quot;&quot;},{&quot;family&quot;:&quot;Sawle&quot;,&quot;given&quot;:&quot;Yashwant&quot;,&quot;parse-names&quot;:false,&quot;dropping-particle&quot;:&quot;&quot;,&quot;non-dropping-particle&quot;:&quot;&quot;},{&quot;family&quot;:&quot;Lala&quot;,&quot;given&quot;:&quot;Himadri&quot;,&quot;parse-names&quot;:false,&quot;dropping-particle&quot;:&quot;&quot;,&quot;non-dropping-particle&quot;:&quot;&quot;}],&quot;container-title&quot;:&quot;Renewable and Sustainable Energy Reviews&quot;,&quot;DOI&quot;:&quot;10.1016/j.rser.2023.113192&quot;,&quot;ISSN&quot;:&quot;13640321&quot;,&quot;issued&quot;:{&quot;date-parts&quot;:[[2023,4]]},&quot;page&quot;:&quot;113192&quot;,&quot;volume&quot;:&quot;176&quot;,&quot;container-title-short&quot;:&quot;&quot;},&quot;isTemporary&quot;:false}]},{&quot;citationID&quot;:&quot;MENDELEY_CITATION_b63a1021-7346-498d-adf3-73382c63a827&quot;,&quot;properties&quot;:{&quot;noteIndex&quot;:0},&quot;isEdited&quot;:false,&quot;manualOverride&quot;:{&quot;isManuallyOverridden&quot;:false,&quot;citeprocText&quot;:&quot;[29]&quot;,&quot;manualOverrideText&quot;:&quot;&quot;},&quot;citationTag&quot;:&quot;MENDELEY_CITATION_v3_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&quot;,&quot;citationItems&quot;:[{&quot;id&quot;:&quot;0f89bf4c-80d3-3ce8-8c18-b8917957c10b&quot;,&quot;itemData&quot;:{&quot;type&quot;:&quot;article-journal&quot;,&quot;id&quot;:&quot;0f89bf4c-80d3-3ce8-8c18-b8917957c10b&quot;,&quot;title&quot;:&quot;Optimal energy system scheduling using a constraint-aware reinforcement learning algorithm&quot;,&quot;author&quot;:[{&quot;family&quot;:&quot;Shengren&quot;,&quot;given&quot;:&quot;Hou&quot;,&quot;parse-names&quot;:false,&quot;dropping-particle&quot;:&quot;&quot;,&quot;non-dropping-particle&quot;:&quot;&quot;},{&quot;family&quot;:&quot;Vergara&quot;,&quot;given&quot;:&quot;Pedro P.&quot;,&quot;parse-names&quot;:false,&quot;dropping-particle&quot;:&quot;&quot;,&quot;non-dropping-particle&quot;:&quot;&quot;},{&quot;family&quot;:&quot;Salazar Duque&quot;,&quot;given&quot;:&quot;Edgar Mauricio&quot;,&quot;parse-names&quot;:false,&quot;dropping-particle&quot;:&quot;&quot;,&quot;non-dropping-particle&quot;:&quot;&quot;},{&quot;family&quot;:&quot;Palensky&quot;,&quot;given&quot;:&quot;Peter&quot;,&quot;parse-names&quot;:false,&quot;dropping-particle&quot;:&quot;&quot;,&quot;non-dropping-particle&quot;:&quot;&quot;}],&quot;container-title&quot;:&quot;International Journal of Electrical Power &amp; Energy Systems&quot;,&quot;DOI&quot;:&quot;10.1016/j.ijepes.2023.109230&quot;,&quot;ISSN&quot;:&quot;01420615&quot;,&quot;issued&quot;:{&quot;date-parts&quot;:[[2023,10]]},&quot;page&quot;:&quot;109230&quot;,&quot;volume&quot;:&quot;152&quot;,&quot;container-title-short&quot;:&quot;&quot;},&quot;isTemporary&quot;:false}]},{&quot;citationID&quot;:&quot;MENDELEY_CITATION_6d8a7862-c0c2-4c71-b5ea-7e17817e262d&quot;,&quot;properties&quot;:{&quot;noteIndex&quot;:0},&quot;isEdited&quot;:false,&quot;manualOverride&quot;:{&quot;isManuallyOverridden&quot;:false,&quot;citeprocText&quot;:&quot;[30]&quot;,&quot;manualOverrideText&quot;:&quot;&quot;},&quot;citationTag&quot;:&quot;MENDELEY_CITATION_v3_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&quot;,&quot;citationItems&quot;:[{&quot;id&quot;:&quot;32d54ec3-73fd-3a7d-a2b9-efadea2d2319&quot;,&quot;itemData&quot;:{&quot;type&quot;:&quot;article-journal&quot;,&quot;id&quot;:&quot;32d54ec3-73fd-3a7d-a2b9-efadea2d2319&quot;,&quot;title&quot;:&quot;A Review on Multi-Objective Mixed-Integer Non-Linear Optimization Programming Methods&quot;,&quot;author&quot;:[{&quot;family&quot;:&quot;Jaber&quot;,&quot;given&quot;:&quot;Ahmed&quot;,&quot;parse-names&quot;:false,&quot;dropping-particle&quot;:&quot;&quot;,&quot;non-dropping-particle&quot;:&quot;&quot;},{&quot;family&quot;:&quot;Younes&quot;,&quot;given&quot;:&quot;Rafic&quot;,&quot;parse-names&quot;:false,&quot;dropping-particle&quot;:&quot;&quot;,&quot;non-dropping-particle&quot;:&quot;&quot;},{&quot;family&quot;:&quot;Lafon&quot;,&quot;given&quot;:&quot;Pascal&quot;,&quot;parse-names&quot;:false,&quot;dropping-particle&quot;:&quot;&quot;,&quot;non-dropping-particle&quot;:&quot;&quot;},{&quot;family&quot;:&quot;Khoder&quot;,&quot;given&quot;:&quot;Jihan&quot;,&quot;parse-names&quot;:false,&quot;dropping-particle&quot;:&quot;&quot;,&quot;non-dropping-particle&quot;:&quot;&quot;}],&quot;container-title&quot;:&quot;Eng&quot;,&quot;DOI&quot;:&quot;10.3390/eng5030104&quot;,&quot;ISSN&quot;:&quot;2673-4117&quot;,&quot;issued&quot;:{&quot;date-parts&quot;:[[2024,8,17]]},&quot;page&quot;:&quot;1961-1979&quot;,&quot;abstract&quot;:&quot;&lt;p&gt;This paper provides a recent overview of the exact, approximate, and hybrid optimization methods that handle Multi-Objective Mixed-Integer Non-Linear Programming (MO-MINLP) problems. Both the domains of exact and approximate research have experienced significant growth, driven by their shared goal of addressing a wide range of real-world problems. This work presents a comprehensive literature review that highlights the significant theoretical contributions in the field of hybrid approaches between these research areas. We also point out possible research gaps in the literature. Hence, the main research questions to be answered in this paper involve the following: (1) how to exactly or approximately solve a MO-MINLP problem? (2) What are the drawbacks of exact methods as well as approximate methods? (3) What are the research lines that are currently underway to enhance the performances of these methods? and (4) Where are the research gaps in this field? This work aims to provide enough descriptive information for newcomers in this area about the research that has been carried out and that is currently underway concerning exact, approximate, and hybrid methods used to solve MO-MINLP problems.&lt;/p&gt;&quot;,&quot;issue&quot;:&quot;3&quot;,&quot;volume&quot;:&quot;5&quot;,&quot;container-title-short&quot;:&quot;&quot;},&quot;isTemporary&quot;:false}]},{&quot;citationID&quot;:&quot;MENDELEY_CITATION_43edfd88-7e00-44e3-af12-138762045627&quot;,&quot;properties&quot;:{&quot;noteIndex&quot;:0},&quot;isEdited&quot;:false,&quot;manualOverride&quot;:{&quot;isManuallyOverridden&quot;:false,&quot;citeprocText&quot;:&quot;[31]&quot;,&quot;manualOverrideText&quot;:&quot;&quot;},&quot;citationTag&quot;:&quot;MENDELEY_CITATION_v3_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&quot;,&quot;citationItems&quot;:[{&quot;id&quot;:&quot;3491985c-2e0b-31bc-84e8-6823f88df629&quot;,&quot;itemData&quot;:{&quot;type&quot;:&quot;article-journal&quot;,&quot;id&quot;:&quot;3491985c-2e0b-31bc-84e8-6823f88df629&quot;,&quot;title&quot;:&quot;Multi-objective stochastic optimization problem: a systematic literature review&quot;,&quot;author&quot;:[{&quot;family&quot;:&quot;Pirouz&quot;,&quot;given&quot;:&quot;Behzad&quot;,&quot;parse-names&quot;:false,&quot;dropping-particle&quot;:&quot;&quot;,&quot;non-dropping-particle&quot;:&quot;&quot;},{&quot;family&quot;:&quot;Guerriero&quot;,&quot;given&quot;:&quot;Francesca&quot;,&quot;parse-names&quot;:false,&quot;dropping-particle&quot;:&quot;&quot;,&quot;non-dropping-particle&quot;:&quot;&quot;}],&quot;container-title&quot;:&quot;Applied Energy&quot;,&quot;container-title-short&quot;:&quot;Appl. Energy&quot;,&quot;DOI&quot;:&quot;10.1016/j.apenergy.2025.127237&quot;,&quot;ISSN&quot;:&quot;03062619&quot;,&quot;issued&quot;:{&quot;date-parts&quot;:[[2026,2]]},&quot;page&quot;:&quot;127237&quot;,&quot;volume&quot;:&quot;405&quot;},&quot;isTemporary&quot;:false}]},{&quot;citationID&quot;:&quot;MENDELEY_CITATION_b6249101-b808-40c8-a033-78980999aeb7&quot;,&quot;properties&quot;:{&quot;noteIndex&quot;:0},&quot;isEdited&quot;:false,&quot;manualOverride&quot;:{&quot;isManuallyOverridden&quot;:false,&quot;citeprocText&quot;:&quot;[32]&quot;,&quot;manualOverrideText&quot;:&quot;&quot;},&quot;citationTag&quot;:&quot;MENDELEY_CITATION_v3_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&quot;,&quot;citationItems&quot;:[{&quot;id&quot;:&quot;54e38a01-fa83-3801-a318-6f19e94cb79c&quot;,&quot;itemData&quot;:{&quot;type&quot;:&quot;article-journal&quot;,&quot;id&quot;:&quot;54e38a01-fa83-3801-a318-6f19e94cb79c&quot;,&quot;title&quot;:&quot;A review on recent standalone and grid integrated hybrid renewable energy systems: System optimization and energy management strategies&quot;,&quot;author&quot;:[{&quot;family&quot;:&quot;Basnet&quot;,&quot;given&quot;:&quot;Sarad&quot;,&quot;parse-names&quot;:false,&quot;dropping-particle&quot;:&quot;&quot;,&quot;non-dropping-particle&quot;:&quot;&quot;},{&quot;family&quot;:&quot;Deschinkel&quot;,&quot;given&quot;:&quot;Karine&quot;,&quot;parse-names&quot;:false,&quot;dropping-particle&quot;:&quot;&quot;,&quot;non-dropping-particle&quot;:&quot;&quot;},{&quot;family&quot;:&quot;Moyne&quot;,&quot;given&quot;:&quot;Luis&quot;,&quot;parse-names&quot;:false,&quot;dropping-particle&quot;:&quot;&quot;,&quot;non-dropping-particle&quot;:&quot;Le&quot;},{&quot;family&quot;:&quot;Cécile Péra&quot;,&quot;given&quot;:&quot;Marie&quot;,&quot;parse-names&quot;:false,&quot;dropping-particle&quot;:&quot;&quot;,&quot;non-dropping-particle&quot;:&quot;&quot;}],&quot;container-title&quot;:&quot;Renewable Energy Focus&quot;,&quot;DOI&quot;:&quot;10.1016/j.ref.2023.06.001&quot;,&quot;ISSN&quot;:&quot;17550084&quot;,&quot;issued&quot;:{&quot;date-parts&quot;:[[2023,9]]},&quot;page&quot;:&quot;103-125&quot;,&quot;volume&quot;:&quot;46&quot;,&quot;container-title-short&quot;:&quot;&quot;},&quot;isTemporary&quot;:false}]},{&quot;citationID&quot;:&quot;MENDELEY_CITATION_9c9f6d6b-0d28-4cda-88a9-65954fd94b49&quot;,&quot;properties&quot;:{&quot;noteIndex&quot;:0},&quot;isEdited&quot;:false,&quot;manualOverride&quot;:{&quot;isManuallyOverridden&quot;:false,&quot;citeprocText&quot;:&quot;[33]&quot;,&quot;manualOverrideText&quot;:&quot;&quot;},&quot;citationTag&quot;:&quot;MENDELEY_CITATION_v3_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&quot;,&quot;citationItems&quot;:[{&quot;id&quot;:&quot;a7dd1c28-2105-373b-8623-5d74e7cdc012&quot;,&quot;itemData&quot;:{&quot;type&quot;:&quot;article-journal&quot;,&quot;id&quot;:&quot;a7dd1c28-2105-373b-8623-5d74e7cdc012&quot;,&quot;title&quot;:&quot;A Survey on Mixed-Integer Programming Techniques in Bilevel Optimization&quot;,&quot;author&quot;:[{&quot;family&quot;:&quot;Kleinert&quot;,&quot;given&quot;:&quot;Thomas&quot;,&quot;parse-names&quot;:false,&quot;dropping-particle&quot;:&quot;&quot;,&quot;non-dropping-particle&quot;:&quot;&quot;},{&quot;family&quot;:&quot;Labbé&quot;,&quot;given&quot;:&quot;Martine&quot;,&quot;parse-names&quot;:false,&quot;dropping-particle&quot;:&quot;&quot;,&quot;non-dropping-particle&quot;:&quot;&quot;},{&quot;family&quot;:&quot;Ljubić&quot;,&quot;given&quot;:&quot;Ivana&quot;,&quot;parse-names&quot;:false,&quot;dropping-particle&quot;:&quot;&quot;,&quot;non-dropping-particle&quot;:&quot;&quot;},{&quot;family&quot;:&quot;Schmidt&quot;,&quot;given&quot;:&quot;Martin&quot;,&quot;parse-names&quot;:false,&quot;dropping-particle&quot;:&quot;&quot;,&quot;non-dropping-particle&quot;:&quot;&quot;}],&quot;container-title&quot;:&quot;EURO Journal on Computational Optimization&quot;,&quot;DOI&quot;:&quot;10.1016/j.ejco.2021.100007&quot;,&quot;ISSN&quot;:&quot;21924406&quot;,&quot;issued&quot;:{&quot;date-parts&quot;:[[2021]]},&quot;page&quot;:&quot;100007&quot;,&quot;volume&quot;:&quot;9&quot;,&quot;container-title-short&quot;:&quot;&quot;},&quot;isTemporary&quot;:false}]},{&quot;citationID&quot;:&quot;MENDELEY_CITATION_33ef091a-ded0-4a74-8b85-848522b9880f&quot;,&quot;properties&quot;:{&quot;noteIndex&quot;:0},&quot;isEdited&quot;:false,&quot;manualOverride&quot;:{&quot;isManuallyOverridden&quot;:false,&quot;citeprocText&quot;:&quot;[32], [33], [34], [35]&quot;,&quot;manualOverrideText&quot;:&quot;&quot;},&quot;citationTag&quot;:&quot;MENDELEY_CITATION_v3_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&quot;,&quot;citationItems&quot;:[{&quot;id&quot;:&quot;f5b03336-6a29-3705-ac39-a115ab7d476b&quot;,&quot;itemData&quot;:{&quot;type&quot;:&quot;article-journal&quot;,&quot;id&quot;:&quot;f5b03336-6a29-3705-ac39-a115ab7d476b&quot;,&quot;title&quot;:&quot;Recent advances in mathematical programming techniques for the optimization of process systems under uncertainty&quot;,&quot;author&quot;:[{&quot;family&quot;:&quot;Grossmann&quot;,&quot;given&quot;:&quot;Ignacio E.&quot;,&quot;parse-names&quot;:false,&quot;dropping-particle&quot;:&quot;&quot;,&quot;non-dropping-particle&quot;:&quot;&quot;},{&quot;family&quot;:&quot;Apap&quot;,&quot;given&quot;:&quot;Robert M.&quot;,&quot;parse-names&quot;:false,&quot;dropping-particle&quot;:&quot;&quot;,&quot;non-dropping-particle&quot;:&quot;&quot;},{&quot;family&quot;:&quot;Calfa&quot;,&quot;given&quot;:&quot;Bruno A.&quot;,&quot;parse-names&quot;:false,&quot;dropping-particle&quot;:&quot;&quot;,&quot;non-dropping-particle&quot;:&quot;&quot;},{&quot;family&quot;:&quot;García-Herreros&quot;,&quot;given&quot;:&quot;Pablo&quot;,&quot;parse-names&quot;:false,&quot;dropping-particle&quot;:&quot;&quot;,&quot;non-dropping-particle&quot;:&quot;&quot;},{&quot;family&quot;:&quot;Zhang&quot;,&quot;given&quot;:&quot;Qi&quot;,&quot;parse-names&quot;:false,&quot;dropping-particle&quot;:&quot;&quot;,&quot;non-dropping-particle&quot;:&quot;&quot;}],&quot;container-title&quot;:&quot;Computers &amp; Chemical Engineering&quot;,&quot;container-title-short&quot;:&quot;Comput. Chem. Eng.&quot;,&quot;DOI&quot;:&quot;10.1016/j.compchemeng.2016.03.002&quot;,&quot;ISSN&quot;:&quot;00981354&quot;,&quot;issued&quot;:{&quot;date-parts&quot;:[[2016,8]]},&quot;page&quot;:&quot;3-14&quot;,&quot;volume&quot;:&quot;91&quot;},&quot;isTemporary&quot;:false},{&quot;id&quot;:&quot;1c837bc1-1688-320b-9cef-676437130233&quot;,&quot;itemData&quot;:{&quot;type&quot;:&quot;article-journal&quot;,&quot;id&quot;:&quot;1c837bc1-1688-320b-9cef-676437130233&quot;,&quot;title&quot;:&quot;A Review of Stochastic Programming Methods for Optimization of Process Systems Under Uncertainty&quot;,&quot;author&quot;:[{&quot;family&quot;:&quot;Li&quot;,&quot;given&quot;:&quot;Can&quot;,&quot;parse-names&quot;:false,&quot;dropping-particle&quot;:&quot;&quot;,&quot;non-dropping-particle&quot;:&quot;&quot;},{&quot;family&quot;:&quot;Grossmann&quot;,&quot;given&quot;:&quot;Ignacio E.&quot;,&quot;parse-names&quot;:false,&quot;dropping-particle&quot;:&quot;&quot;,&quot;non-dropping-particle&quot;:&quot;&quot;}],&quot;container-title&quot;:&quot;Frontiers in Chemical Engineering&quot;,&quot;DOI&quot;:&quot;10.3389/fceng.2020.622241&quot;,&quot;ISSN&quot;:&quot;2673-2718&quot;,&quot;issued&quot;:{&quot;date-parts&quot;:[[2021,1,28]]},&quot;abstract&quot;:&quot;&lt;p&gt;Uncertainties are widespread in the optimization of process systems, such as uncertainties in process technologies, prices, and customer demands. In this paper, we review the basic concepts and recent advances of a risk-neutral mathematical framework called “stochastic programming” and its applications in solving process systems engineering problems under uncertainty. This review intends to provide both a tutorial for beginners without prior experience and a high-level overview of the current state-of-the-art developments for experts in process systems engineering and stochastic programming. The mathematical formulations and algorithms for two-stage and multistage stochastic programming are reviewed with illustrative examples from process industries. The differences between stochastic programming under exogenous uncertainty and endogenous uncertainties are discussed. The concepts and several data-driven methods for generating scenario trees are also reviewed.&lt;/p&gt;&quot;,&quot;volume&quot;:&quot;2&quot;,&quot;container-title-short&quot;:&quot;&quot;},&quot;isTemporary&quot;:false},{&quot;id&quot;:&quot;a7dd1c28-2105-373b-8623-5d74e7cdc012&quot;,&quot;itemData&quot;:{&quot;type&quot;:&quot;article-journal&quot;,&quot;id&quot;:&quot;a7dd1c28-2105-373b-8623-5d74e7cdc012&quot;,&quot;title&quot;:&quot;A Survey on Mixed-Integer Programming Techniques in Bilevel Optimization&quot;,&quot;author&quot;:[{&quot;family&quot;:&quot;Kleinert&quot;,&quot;given&quot;:&quot;Thomas&quot;,&quot;parse-names&quot;:false,&quot;dropping-particle&quot;:&quot;&quot;,&quot;non-dropping-particle&quot;:&quot;&quot;},{&quot;family&quot;:&quot;Labbé&quot;,&quot;given&quot;:&quot;Martine&quot;,&quot;parse-names&quot;:false,&quot;dropping-particle&quot;:&quot;&quot;,&quot;non-dropping-particle&quot;:&quot;&quot;},{&quot;family&quot;:&quot;Ljubić&quot;,&quot;given&quot;:&quot;Ivana&quot;,&quot;parse-names&quot;:false,&quot;dropping-particle&quot;:&quot;&quot;,&quot;non-dropping-particle&quot;:&quot;&quot;},{&quot;family&quot;:&quot;Schmidt&quot;,&quot;given&quot;:&quot;Martin&quot;,&quot;parse-names&quot;:false,&quot;dropping-particle&quot;:&quot;&quot;,&quot;non-dropping-particle&quot;:&quot;&quot;}],&quot;container-title&quot;:&quot;EURO Journal on Computational Optimization&quot;,&quot;DOI&quot;:&quot;10.1016/j.ejco.2021.100007&quot;,&quot;ISSN&quot;:&quot;21924406&quot;,&quot;issued&quot;:{&quot;date-parts&quot;:[[2021]]},&quot;page&quot;:&quot;100007&quot;,&quot;volume&quot;:&quot;9&quot;,&quot;container-title-short&quot;:&quot;&quot;},&quot;isTemporary&quot;:false},{&quot;id&quot;:&quot;54e38a01-fa83-3801-a318-6f19e94cb79c&quot;,&quot;itemData&quot;:{&quot;type&quot;:&quot;article-journal&quot;,&quot;id&quot;:&quot;54e38a01-fa83-3801-a318-6f19e94cb79c&quot;,&quot;title&quot;:&quot;A review on recent standalone and grid integrated hybrid renewable energy systems: System optimization and energy management strategies&quot;,&quot;author&quot;:[{&quot;family&quot;:&quot;Basnet&quot;,&quot;given&quot;:&quot;Sarad&quot;,&quot;parse-names&quot;:false,&quot;dropping-particle&quot;:&quot;&quot;,&quot;non-dropping-particle&quot;:&quot;&quot;},{&quot;family&quot;:&quot;Deschinkel&quot;,&quot;given&quot;:&quot;Karine&quot;,&quot;parse-names&quot;:false,&quot;dropping-particle&quot;:&quot;&quot;,&quot;non-dropping-particle&quot;:&quot;&quot;},{&quot;family&quot;:&quot;Moyne&quot;,&quot;given&quot;:&quot;Luis&quot;,&quot;parse-names&quot;:false,&quot;dropping-particle&quot;:&quot;&quot;,&quot;non-dropping-particle&quot;:&quot;Le&quot;},{&quot;family&quot;:&quot;Cécile Péra&quot;,&quot;given&quot;:&quot;Marie&quot;,&quot;parse-names&quot;:false,&quot;dropping-particle&quot;:&quot;&quot;,&quot;non-dropping-particle&quot;:&quot;&quot;}],&quot;container-title&quot;:&quot;Renewable Energy Focus&quot;,&quot;DOI&quot;:&quot;10.1016/j.ref.2023.06.001&quot;,&quot;ISSN&quot;:&quot;17550084&quot;,&quot;issued&quot;:{&quot;date-parts&quot;:[[2023,9]]},&quot;page&quot;:&quot;103-125&quot;,&quot;volume&quot;:&quot;46&quot;,&quot;container-title-short&quot;:&quot;&quot;},&quot;isTemporary&quot;:false}]},{&quot;citationID&quot;:&quot;MENDELEY_CITATION_4a4c6769-de4f-4723-ad1a-7b324cf3f736&quot;,&quot;properties&quot;:{&quot;noteIndex&quot;:0},&quot;isEdited&quot;:false,&quot;manualOverride&quot;:{&quot;isManuallyOverridden&quot;:false,&quot;citeprocText&quot;:&quot;[36]&quot;,&quot;manualOverrideText&quot;:&quot;&quot;},&quot;citationTag&quot;:&quot;MENDELEY_CITATION_v3_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&quot;,&quot;citationItems&quot;:[{&quot;id&quot;:&quot;657631e7-7854-321d-9660-90161531164b&quot;,&quot;itemData&quot;:{&quot;type&quot;:&quot;article-journal&quot;,&quot;id&quot;:&quot;657631e7-7854-321d-9660-90161531164b&quot;,&quot;title&quot;:&quot;Integrating multi-objective superstructure optimization and multi-criteria assessment: a novel methodology for sustainable process design&quot;,&quot;author&quot;:[{&quot;family&quot;:&quot;Kenkel&quot;,&quot;given&quot;:&quot;Philipp&quot;,&quot;parse-names&quot;:false,&quot;dropping-particle&quot;:&quot;&quot;,&quot;non-dropping-particle&quot;:&quot;&quot;},{&quot;family&quot;:&quot;Schnuelle&quot;,&quot;given&quot;:&quot;Christian&quot;,&quot;parse-names&quot;:false,&quot;dropping-particle&quot;:&quot;&quot;,&quot;non-dropping-particle&quot;:&quot;&quot;},{&quot;family&quot;:&quot;Wassermann&quot;,&quot;given&quot;:&quot;Timo&quot;,&quot;parse-names&quot;:false,&quot;dropping-particle&quot;:&quot;&quot;,&quot;non-dropping-particle&quot;:&quot;&quot;},{&quot;family&quot;:&quot;Zondervan&quot;,&quot;given&quot;:&quot;Edwin&quot;,&quot;parse-names&quot;:false,&quot;dropping-particle&quot;:&quot;&quot;,&quot;non-dropping-particle&quot;:&quot;&quot;}],&quot;container-title&quot;:&quot;Physical Sciences Reviews&quot;,&quot;DOI&quot;:&quot;10.1515/psr-2020-0058&quot;,&quot;ISSN&quot;:&quot;2365-659X&quot;,&quot;issued&quot;:{&quot;date-parts&quot;:[[2023,9,25]]},&quot;page&quot;:&quot;2361-2394&quot;,&quot;abstract&quot;:&quot;&lt;p&gt; This work presents a novel methodology for integrated multi-objective superstructure optimization and multi-criteria assessment. The method is tailored for sustainable process synthesis utilizing mixed-integer linear programming (MILP). The six-step algorithm includes 1) superstructure formulation, 2) criteria definition and implementation, 3) criteria weighting, 4) single-criterion optimization, 5) reformulation and 6) multi-criteria optimization. It is automated in the &lt;bold&gt; &lt;italic&gt;O&lt;/italic&gt; &lt;/bold&gt; &lt;italic&gt;pen s&lt;/italic&gt; &lt;bold&gt; &lt;italic&gt;U&lt;/italic&gt; &lt;/bold&gt; &lt;italic&gt;perstruc&lt;/italic&gt; &lt;bold&gt; &lt;italic&gt;T&lt;/italic&gt; &lt;/bold&gt; &lt;italic&gt;ure mo&lt;/italic&gt; &lt;bold&gt; &lt;italic&gt;D&lt;/italic&gt; &lt;/bold&gt; &lt;italic&gt;eling and&lt;/italic&gt; &lt;bold&gt; &lt;italic&gt;O&lt;/italic&gt; &lt;/bold&gt; &lt;italic&gt;ptimizati&lt;/italic&gt; &lt;bold&gt; &lt;italic&gt;O&lt;/italic&gt; &lt;/bold&gt; &lt;italic&gt;n f&lt;/italic&gt; &lt;bold&gt; &lt;italic&gt;R&lt;/italic&gt; &lt;/bold&gt; &lt;italic&gt;amework&lt;/italic&gt; (OUTDOOR) and tested on integrated power-to-X and biomass-to-X processes for methanol production. Three criteria are considered, namely net production costs ( &lt;italic&gt;NPC&lt;/italic&gt; ), net production greenhouse gas emissions ( &lt;italic&gt;NPE&lt;/italic&gt; ) and net production fresh water demand ( &lt;italic&gt;NPFWD&lt;/italic&gt; ). The optimization indicates &lt;italic&gt;NPC&lt;/italic&gt; of 1307 €/t &lt;sub&gt;MeOH&lt;/sub&gt; with &lt;italic&gt;NPE&lt;/italic&gt; of −2.23 &lt;inline-formula id=\&quot;j_psr-2020-0058_ineq_001\&quot;&gt; &lt;alternatives&gt; &lt;math&gt; &lt;mrow&gt; &lt;msub&gt; &lt;mtext&gt;t&lt;/mtext&gt; &lt;msub&gt; &lt;mtext&gt;CO&lt;/mtext&gt; &lt;mn&gt;2&lt;/mn&gt; &lt;/msub&gt; &lt;/msub&gt; &lt;mo&gt;/&lt;/mo&gt; &lt;msub&gt; &lt;mtext&gt;t&lt;/mtext&gt; &lt;mtext&gt;MeOH&lt;/mtext&gt; &lt;/msub&gt; &lt;/mrow&gt; &lt;/math&gt; &lt;tex-math&gt;${\\text{t}}_{{\\text{CO}}_{2}}/{\\text{t}}_{\\text{MeOH}}$&lt;/tex-math&gt; &lt;inline-graphic href=\&quot;graphic/j_psr-2020-0058_ineq_001.png\&quot;/&gt; &lt;/alternatives&gt; &lt;/inline-formula&gt; and &lt;italic&gt;NPFWD&lt;/italic&gt; of −3.42 &lt;inline-formula id=\&quot;j_psr-2020-0058_ineq_002\&quot;&gt; &lt;alternatives&gt; &lt;math&gt; &lt;mrow&gt; &lt;msub&gt; &lt;mtext&gt;t&lt;/mtext&gt; &lt;mrow&gt; &lt;msub&gt; &lt;mtext&gt;H&lt;/mtext&gt; &lt;mn&gt;2&lt;/mn&gt; &lt;/msub&gt; &lt;mtext&gt;O&lt;/mtext&gt; &lt;/mrow&gt; &lt;/msub&gt; &lt;mo&gt;/&lt;/mo&gt; &lt;msub&gt; &lt;mtext&gt;t&lt;/mtext&gt; &lt;mtext&gt;MeOH&lt;/mtext&gt; &lt;/msub&gt; &lt;/mrow&gt; &lt;/math&gt; &lt;tex-math&gt;${\\text{t}}_{{\\text{H}}_{2}\\text{O}}/{\\text{t}}_{\\text{MeOH}}$&lt;/tex-math&gt; &lt;inline-graphic href=\&quot;graphic/j_psr-2020-0058_ineq_002.png\&quot;/&gt; &lt;/alternatives&gt; &lt;/inline-formula&gt; for an optimal trade-off plant. The plant configuration features low-pressure alkaline electrolysis for hydrogen supply, absorption-based CO &lt;sub&gt;2&lt;/sub&gt; capture and steam production from methanol purge gas for internal heat supply. Conducted variation and sensitivity analyses indicate that methanol costs can drop to about 500 €/t &lt;sub&gt;MeOH&lt;/sub&gt; if electricity is free of charge, or to 805 €/t &lt;sub&gt;MeOH&lt;/sub&gt; if biogas is available at large quantities, if a least-cost process layouts are considered. However, all performed multi-criteria analyses imply a robust optimal process design utilizing electricity-based methanol production. &lt;/p&gt;&quot;,&quot;issue&quot;:&quot;9&quot;,&quot;volume&quot;:&quot;8&quot;,&quot;container-title-short&quot;:&quot;&quot;},&quot;isTemporary&quot;:false}]},{&quot;citationID&quot;:&quot;MENDELEY_CITATION_17f6286c-8eea-4653-85d8-bedf5256b8a1&quot;,&quot;properties&quot;:{&quot;noteIndex&quot;:0},&quot;isEdited&quot;:false,&quot;manualOverride&quot;:{&quot;isManuallyOverridden&quot;:false,&quot;citeprocText&quot;:&quot;[37]&quot;,&quot;manualOverrideText&quot;:&quot;&quot;},&quot;citationTag&quot;:&quot;MENDELEY_CITATION_v3_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&quot;,&quot;citationItems&quot;:[{&quot;id&quot;:&quot;a94934b4-96b0-3079-8b75-f945ca40e652&quot;,&quot;itemData&quot;:{&quot;type&quot;:&quot;article-journal&quot;,&quot;id&quot;:&quot;a94934b4-96b0-3079-8b75-f945ca40e652&quot;,&quot;title&quot;:&quot;Multi-Objective Optimization of an Energy Community Powered by a Distributed Polygeneration System&quot;,&quot;author&quot;:[{&quot;family&quot;:&quot;Souza&quot;,&quot;given&quot;:&quot;Ronelly José&quot;,&quot;parse-names&quot;:false,&quot;dropping-particle&quot;:&quot;&quot;,&quot;non-dropping-particle&quot;:&quot;De&quot;},{&quot;family&quot;:&quot;Reini&quot;,&quot;given&quot;:&quot;Mauro&quot;,&quot;parse-names&quot;:false,&quot;dropping-particle&quot;:&quot;&quot;,&quot;non-dropping-particle&quot;:&quot;&quot;},{&quot;family&quot;:&quot;Serra&quot;,&quot;given&quot;:&quot;Luis M.&quot;,&quot;parse-names&quot;:false,&quot;dropping-particle&quot;:&quot;&quot;,&quot;non-dropping-particle&quot;:&quot;&quot;},{&quot;family&quot;:&quot;Lozano&quot;,&quot;given&quot;:&quot;Miguel A.&quot;,&quot;parse-names&quot;:false,&quot;dropping-particle&quot;:&quot;&quot;,&quot;non-dropping-particle&quot;:&quot;&quot;},{&quot;family&quot;:&quot;Nadalon&quot;,&quot;given&quot;:&quot;Emanuele&quot;,&quot;parse-names&quot;:false,&quot;dropping-particle&quot;:&quot;&quot;,&quot;non-dropping-particle&quot;:&quot;&quot;},{&quot;family&quot;:&quot;Casisi&quot;,&quot;given&quot;:&quot;Melchiorre&quot;,&quot;parse-names&quot;:false,&quot;dropping-particle&quot;:&quot;&quot;,&quot;non-dropping-particle&quot;:&quot;&quot;}],&quot;container-title&quot;:&quot;Energies&quot;,&quot;container-title-short&quot;:&quot;Energies (Basel).&quot;,&quot;DOI&quot;:&quot;10.3390/en17133085&quot;,&quot;ISSN&quot;:&quot;1996-1073&quot;,&quot;issued&quot;:{&quot;date-parts&quot;:[[2024,6,22]]},&quot;page&quot;:&quot;3085&quot;,&quot;abstract&quot;:&quot;&lt;p&gt;This paper presents a multi-objective optimization model for the integration of polygeneration systems into energy communities (ECs), by analyzing a case study. The concept of ECs is increasingly seen as beneficial for reducing global energy consumption and greenhouse gas emissions. Polygeneration systems have the potential to play a crucial role in this context, since they are known for producing multiple energy services from a single energy resource, besides the possibility of being fed also by renewable energy sources. However, optimizing the configuration and operation of these systems within ECs presents complex challenges due to the variety of technologies involved, their interactions, and the dynamic behavior of buildings. Therefore, the aim of this work is developing a mathematical model using a mixed integer linear programming (MILP) algorithm to optimally design and operate polygeneration systems integrated into ECs. The model is applied to a case study of an EC comprising nine buildings in a small city in the northeast of Italy. The work rests on the single- and multi-objective optimization of the polygeneration systems taking into account the sharing of electricity among the buildings (both self-produced and/or the purchased from the grid), as well as the sharing of heating and cooling between the buildings through a district heating and cooling network (DHCN). The main results from the EC case study show the possibility of reducing the total annual CO2 emissions by around 24.3% (about 1.72 kt CO2/year) while increasing the total annual costs by 1.9% (about 0.09 M€/year) or reducing the total annual costs by 31.9% (about 1.47 M€/year) while increasing the total annual CO2 emissions by 2.2% (about 0.16 kt CO2/year). The work developed within this research can be adapted to different case studies, such as in the residential–commercial buildings and industrial sectors. Therefore, the model resulting from this work constitutes an effective tool to optimally design and operate polygeneration systems integrated into ECs.&lt;/p&gt;&quot;,&quot;issue&quot;:&quot;13&quot;,&quot;volume&quot;:&quot;17&quot;},&quot;isTemporary&quot;:false}]},{&quot;citationID&quot;:&quot;MENDELEY_CITATION_7cbe8449-6ae3-4327-a6e1-c91a210c1a1d&quot;,&quot;properties&quot;:{&quot;noteIndex&quot;:0},&quot;isEdited&quot;:false,&quot;manualOverride&quot;:{&quot;isManuallyOverridden&quot;:false,&quot;citeprocText&quot;:&quot;[38], [39]&quot;,&quot;manualOverrideText&quot;:&quot;&quot;},&quot;citationTag&quot;:&quot;MENDELEY_CITATION_v3_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&quot;,&quot;citationItems&quot;:[{&quot;id&quot;:&quot;80e0b832-1c6f-3864-9f71-9b273477a917&quot;,&quot;itemData&quot;:{&quot;type&quot;:&quot;article-journal&quot;,&quot;id&quot;:&quot;80e0b832-1c6f-3864-9f71-9b273477a917&quot;,&quot;title&quot;:&quot;Reinforcement Learning Techniques in Optimizing Energy Systems&quot;,&quot;author&quot;:[{&quot;family&quot;:&quot;Stavrev&quot;,&quot;given&quot;:&quot;Stefan&quot;,&quot;parse-names&quot;:false,&quot;dropping-particle&quot;:&quot;&quot;,&quot;non-dropping-particle&quot;:&quot;&quot;},{&quot;family&quot;:&quot;Ginchev&quot;,&quot;given&quot;:&quot;Dimitar&quot;,&quot;parse-names&quot;:false,&quot;dropping-particle&quot;:&quot;&quot;,&quot;non-dropping-particle&quot;:&quot;&quot;}],&quot;container-title&quot;:&quot;Electronics&quot;,&quot;container-title-short&quot;:&quot;Electronics (Basel).&quot;,&quot;DOI&quot;:&quot;10.3390/electronics13081459&quot;,&quot;ISSN&quot;:&quot;2079-9292&quot;,&quot;issued&quot;:{&quot;date-parts&quot;:[[2024,4,12]]},&quot;page&quot;:&quot;1459&quot;,&quot;abstract&quot;:&quot;&lt;p&gt;Reinforcement learning (RL) techniques have emerged as powerful tools for optimizing energy systems, offering the potential to enhance efficiency, reliability, and sustainability. This review paper provides a comprehensive examination of the applications of RL in the field of energy system optimization, spanning various domains such as energy management, grid control, and renewable energy integration. Beginning with an overview of RL fundamentals, the paper explores recent advancements in RL algorithms and their adaptation to address the unique challenges of energy system optimization. Case studies and real-world applications demonstrate the efficacy of RL-based approaches in improving energy efficiency, reducing costs, and mitigating environmental impacts. Furthermore, the paper discusses future directions and challenges, including scalability, interpretability, and integration with domain knowledge. By synthesizing the latest research findings and identifying key areas for further investigation, this paper aims to inform and inspire future research endeavors in the intersection of reinforcement learning and energy system optimization.&lt;/p&gt;&quot;,&quot;issue&quot;:&quot;8&quot;,&quot;volume&quot;:&quot;13&quot;},&quot;isTemporary&quot;:false},{&quot;id&quot;:&quot;71c1ace4-7085-3db1-9b31-493a7b2fcde3&quot;,&quot;itemData&quot;:{&quot;type&quot;:&quot;article-journal&quot;,&quot;id&quot;:&quot;71c1ace4-7085-3db1-9b31-493a7b2fcde3&quot;,&quot;title&quot;:&quot;Deep Reinforcement Learning Approaches the MILP Optimum of a Multi-Energy Optimization in Energy Communities&quot;,&quot;author&quot;:[{&quot;family&quot;:&quot;Vetter&quot;,&quot;given&quot;:&quot;Vinzent&quot;,&quot;parse-names&quot;:false,&quot;dropping-particle&quot;:&quot;&quot;,&quot;non-dropping-particle&quot;:&quot;&quot;},{&quot;family&quot;:&quot;Wohlgenannt&quot;,&quot;given&quot;:&quot;Philipp&quot;,&quot;parse-names&quot;:false,&quot;dropping-particle&quot;:&quot;&quot;,&quot;non-dropping-particle&quot;:&quot;&quot;},{&quot;family&quot;:&quot;Kepplinger&quot;,&quot;given&quot;:&quot;Peter&quot;,&quot;parse-names&quot;:false,&quot;dropping-particle&quot;:&quot;&quot;,&quot;non-dropping-particle&quot;:&quot;&quot;},{&quot;family&quot;:&quot;Eder&quot;,&quot;given&quot;:&quot;Elias&quot;,&quot;parse-names&quot;:false,&quot;dropping-particle&quot;:&quot;&quot;,&quot;non-dropping-particle&quot;:&quot;&quot;}],&quot;container-title&quot;:&quot;Energies&quot;,&quot;container-title-short&quot;:&quot;Energies (Basel).&quot;,&quot;DOI&quot;:&quot;10.3390/en18174489&quot;,&quot;ISSN&quot;:&quot;1996-1073&quot;,&quot;issued&quot;:{&quot;date-parts&quot;:[[2025,8,23]]},&quot;page&quot;:&quot;4489&quot;,&quot;abstract&quot;:&quot;&lt;p&gt;As energy systems transition toward high shares of variable renewable generation, local energy communities (ECs) are increasingly relevant for enabling demand-side flexibility and self-sufficiency. This shift is particularly evident in the residential sector, where the deployment of photovoltaic (PV) systems is rapidly growing. While mixed-integer linear programming (MILP) remains the standard for operational optimization and demand response in such systems, its computational burden limits scalability and responsiveness under real-time or uncertain conditions. Reinforcement learning (RL), by contrast, offers a model-free, adaptive alternative. However, its application to real-world energy system operation remains limited. This study explores the application of a Deep Q-Network (DQN) to a real residential EC, which has received limited attention in prior work. The system comprises three single-family homes sharing a centralized heating system with a thermal energy storage (TES), a PV installation, and a grid connection. We compare the performance of MILP and RL controllers across economic and environmental metrics. Relative to a reference scenario without TES, MILP and RL reduce energy costs by 10.06% and 8.78%, respectively, and both approaches yield lower total energy consumption and CO2-equivalent emissions. Notably, the trained RL agent achieves a near-optimal outcome while requiring only 22% of the MILP’s computation time. These results demonstrate that DQNs can offer a computationally efficient and practically viable alternative to MILP for real-time control in residential energy systems.&lt;/p&gt;&quot;,&quot;issue&quot;:&quot;17&quot;,&quot;volume&quot;:&quot;18&quot;},&quot;isTemporary&quot;:false}]},{&quot;citationID&quot;:&quot;MENDELEY_CITATION_fb974e0b-7e67-4c93-a30f-ed459a189960&quot;,&quot;properties&quot;:{&quot;noteIndex&quot;:0},&quot;isEdited&quot;:false,&quot;manualOverride&quot;:{&quot;isManuallyOverridden&quot;:false,&quot;citeprocText&quot;:&quot;[40]&quot;,&quot;manualOverrideText&quot;:&quot;&quot;},&quot;citationTag&quot;:&quot;MENDELEY_CITATION_v3_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&quot;,&quot;citationItems&quot;:[{&quot;id&quot;:&quot;8dce386b-1be0-3f7f-90b3-85aff7b0a20e&quot;,&quot;itemData&quot;:{&quot;type&quot;:&quot;article-journal&quot;,&quot;id&quot;:&quot;8dce386b-1be0-3f7f-90b3-85aff7b0a20e&quot;,&quot;title&quot;:&quot;Optimal energy system scheduling using a constraint-aware reinforcement learning algorithm&quot;,&quot;author&quot;:[{&quot;family&quot;:&quot;Shengren&quot;,&quot;given&quot;:&quot;Hou&quot;,&quot;parse-names&quot;:false,&quot;dropping-particle&quot;:&quot;&quot;,&quot;non-dropping-particle&quot;:&quot;&quot;},{&quot;family&quot;:&quot;Vergara&quot;,&quot;given&quot;:&quot;Pedro P.&quot;,&quot;parse-names&quot;:false,&quot;dropping-particle&quot;:&quot;&quot;,&quot;non-dropping-particle&quot;:&quot;&quot;},{&quot;family&quot;:&quot;Salazar Duque&quot;,&quot;given&quot;:&quot;Edgar Mauricio&quot;,&quot;parse-names&quot;:false,&quot;dropping-particle&quot;:&quot;&quot;,&quot;non-dropping-particle&quot;:&quot;&quot;},{&quot;family&quot;:&quot;Palensky&quot;,&quot;given&quot;:&quot;Peter&quot;,&quot;parse-names&quot;:false,&quot;dropping-particle&quot;:&quot;&quot;,&quot;non-dropping-particle&quot;:&quot;&quot;}],&quot;container-title&quot;:&quot;International Journal of Electrical Power &amp; Energy Systems&quot;,&quot;DOI&quot;:&quot;10.1016/j.ijepes.2023.109230&quot;,&quot;ISSN&quot;:&quot;01420615&quot;,&quot;issued&quot;:{&quot;date-parts&quot;:[[2023,10]]},&quot;page&quot;:&quot;109230&quot;,&quot;volume&quot;:&quot;152&quot;,&quot;container-title-short&quot;:&quot;&quot;},&quot;isTemporary&quot;:false}]},{&quot;citationID&quot;:&quot;MENDELEY_CITATION_1cdcd498-a953-4c56-9fed-7dd79ae2f0e4&quot;,&quot;properties&quot;:{&quot;noteIndex&quot;:0},&quot;isEdited&quot;:false,&quot;manualOverride&quot;:{&quot;isManuallyOverridden&quot;:false,&quot;citeprocText&quot;:&quot;[41]&quot;,&quot;manualOverrideText&quot;:&quot;&quot;},&quot;citationTag&quot;:&quot;MENDELEY_CITATION_v3_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&quot;,&quot;citationItems&quot;:[{&quot;id&quot;:&quot;06c2b8d2-b2dc-3af5-b126-6311b944aca0&quot;,&quot;itemData&quot;:{&quot;type&quot;:&quot;article&quot;,&quot;id&quot;:&quot;06c2b8d2-b2dc-3af5-b126-6311b944aca0&quot;,&quot;title&quot;:&quot;Reinforcement Learning Techniques in Optimizing Energy Systems&quot;,&quot;author&quot;:[{&quot;family&quot;:&quot;Stavrev&quot;,&quot;given&quot;:&quot;Stefan&quot;,&quot;parse-names&quot;:false,&quot;dropping-particle&quot;:&quot;&quot;,&quot;non-dropping-particle&quot;:&quot;&quot;},{&quot;family&quot;:&quot;Ginchev&quot;,&quot;given&quot;:&quot;Dimitar&quot;,&quot;parse-names&quot;:false,&quot;dropping-particle&quot;:&quot;&quot;,&quot;non-dropping-particle&quot;:&quot;&quot;}],&quot;container-title&quot;:&quot;Electronics (Switzerland)&quot;,&quot;DOI&quot;:&quot;10.3390/electronics13081459&quot;,&quot;ISSN&quot;:&quot;20799292&quot;,&quot;issued&quot;:{&quot;date-parts&quot;:[[2024,4,1]]},&quot;abstract&quot;:&quot;Reinforcement learning (RL) techniques have emerged as powerful tools for optimizing energy systems, offering the potential to enhance efficiency, reliability, and sustainability. This review paper provides a comprehensive examination of the applications of RL in the field of energy system optimization, spanning various domains such as energy management, grid control, and renewable energy integration. Beginning with an overview of RL fundamentals, the paper explores recent advancements in RL algorithms and their adaptation to address the unique challenges of energy system optimization. Case studies and real-world applications demonstrate the efficacy of RL-based approaches in improving energy efficiency, reducing costs, and mitigating environmental impacts. Furthermore, the paper discusses future directions and challenges, including scalability, interpretability, and integration with domain knowledge. By synthesizing the latest research findings and identifying key areas for further investigation, this paper aims to inform and inspire future research endeavors in the intersection of reinforcement learning and energy system optimization.&quot;,&quot;publisher&quot;:&quot;Multidisciplinary Digital Publishing Institute (MDPI)&quot;,&quot;issue&quot;:&quot;8&quot;,&quot;volume&quot;:&quot;13&quot;,&quot;container-title-short&quot;:&quot;&quot;},&quot;isTemporary&quot;:false}]},{&quot;citationID&quot;:&quot;MENDELEY_CITATION_2d90f837-c9a3-4da7-9b2d-0b187fae7ad5&quot;,&quot;properties&quot;:{&quot;noteIndex&quot;:0},&quot;isEdited&quot;:false,&quot;manualOverride&quot;:{&quot;isManuallyOverridden&quot;:false,&quot;citeprocText&quot;:&quot;[42]&quot;,&quot;manualOverrideText&quot;:&quot;&quot;},&quot;citationTag&quot;:&quot;MENDELEY_CITATION_v3_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&quot;,&quot;citationItems&quot;:[{&quot;id&quot;:&quot;94630c80-577c-3ded-896b-4aaf82147c8b&quot;,&quot;itemData&quot;:{&quot;type&quot;:&quot;chapter&quot;,&quot;id&quot;:&quot;94630c80-577c-3ded-896b-4aaf82147c8b&quot;,&quot;title&quot;:&quot;Efficient Exploration in Reinforcement Learning&quot;,&quot;author&quot;:[{&quot;family&quot;:&quot;Langford&quot;,&quot;given&quot;:&quot;John&quot;,&quot;parse-names&quot;:false,&quot;dropping-particle&quot;:&quot;&quot;,&quot;non-dropping-particle&quot;:&quot;&quot;}],&quot;container-title&quot;:&quot;Encyclopedia of Machine Learning&quot;,&quot;DOI&quot;:&quot;10.1007/978-0-387-30164-8_244&quot;,&quot;issued&quot;:{&quot;date-parts&quot;:[[2011]]},&quot;publisher-place&quot;:&quot;Boston, MA&quot;,&quot;page&quot;:&quot;309-311&quot;,&quot;publisher&quot;:&quot;Springer US&quot;,&quot;container-title-short&quot;:&quot;&quot;},&quot;isTemporary&quot;:false}]},{&quot;citationID&quot;:&quot;MENDELEY_CITATION_275dbc2a-bca7-47b7-904d-467adf502462&quot;,&quot;properties&quot;:{&quot;noteIndex&quot;:0},&quot;isEdited&quot;:false,&quot;manualOverride&quot;:{&quot;isManuallyOverridden&quot;:false,&quot;citeprocText&quot;:&quot;[43]&quot;,&quot;manualOverrideText&quot;:&quot;&quot;},&quot;citationTag&quot;:&quot;MENDELEY_CITATION_v3_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&quot;,&quot;citationItems&quot;:[{&quot;id&quot;:&quot;8a2da654-28fe-395b-8105-172abb9e04b0&quot;,&quot;itemData&quot;:{&quot;type&quot;:&quot;paper-conference&quot;,&quot;id&quot;:&quot;8a2da654-28fe-395b-8105-172abb9e04b0&quot;,&quot;title&quot;:&quot;Overview of Reinforcement Learning Based on Value and Policy&quot;,&quot;author&quot;:[{&quot;family&quot;:&quot;Liu&quot;,&quot;given&quot;:&quot;Yun-ting&quot;,&quot;parse-names&quot;:false,&quot;dropping-particle&quot;:&quot;&quot;,&quot;non-dropping-particle&quot;:&quot;&quot;},{&quot;family&quot;:&quot;Yang&quot;,&quot;given&quot;:&quot;Jia-ming&quot;,&quot;parse-names&quot;:false,&quot;dropping-particle&quot;:&quot;&quot;,&quot;non-dropping-particle&quot;:&quot;&quot;},{&quot;family&quot;:&quot;Chen&quot;,&quot;given&quot;:&quot;Liang&quot;,&quot;parse-names&quot;:false,&quot;dropping-particle&quot;:&quot;&quot;,&quot;non-dropping-particle&quot;:&quot;&quot;},{&quot;family&quot;:&quot;Guo&quot;,&quot;given&quot;:&quot;Ting&quot;,&quot;parse-names&quot;:false,&quot;dropping-particle&quot;:&quot;&quot;,&quot;non-dropping-particle&quot;:&quot;&quot;},{&quot;family&quot;:&quot;Jiang&quot;,&quot;given&quot;:&quot;Yu&quot;,&quot;parse-names&quot;:false,&quot;dropping-particle&quot;:&quot;&quot;,&quot;non-dropping-particle&quot;:&quot;&quot;}],&quot;container-title&quot;:&quot;2020 Chinese Control And Decision Conference (CCDC)&quot;,&quot;DOI&quot;:&quot;10.1109/CCDC49329.2020.9164615&quot;,&quot;ISBN&quot;:&quot;978-1-7281-5855-6&quot;,&quot;issued&quot;:{&quot;date-parts&quot;:[[2020,8]]},&quot;page&quot;:&quot;598-603&quot;,&quot;publisher&quot;:&quot;IEEE&quot;,&quot;container-title-short&quot;:&quot;&quot;},&quot;isTemporary&quot;:false}]},{&quot;citationID&quot;:&quot;MENDELEY_CITATION_ef102693-b21e-49bd-8961-a5f9603586b2&quot;,&quot;properties&quot;:{&quot;noteIndex&quot;:0},&quot;isEdited&quot;:false,&quot;manualOverride&quot;:{&quot;isManuallyOverridden&quot;:false,&quot;citeprocText&quot;:&quot;[44]&quot;,&quot;manualOverrideText&quot;:&quot;&quot;},&quot;citationTag&quot;:&quot;MENDELEY_CITATION_v3_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&quot;,&quot;citationItems&quot;:[{&quot;id&quot;:&quot;ffddf98e-e370-3452-8a14-62d7c8029a56&quot;,&quot;itemData&quot;:{&quot;type&quot;:&quot;article-journal&quot;,&quot;id&quot;:&quot;ffddf98e-e370-3452-8a14-62d7c8029a56&quot;,&quot;title&quot;:&quot;Comparing Policy Gradient and Value Function Based Reinforcement Learning Methods in Simulated Electrical Power Trade&quot;,&quot;author&quot;:[{&quot;family&quot;:&quot;Lincoln&quot;,&quot;given&quot;:&quot;Richard&quot;,&quot;parse-names&quot;:false,&quot;dropping-particle&quot;:&quot;&quot;,&quot;non-dropping-particle&quot;:&quot;&quot;},{&quot;family&quot;:&quot;Galloway&quot;,&quot;given&quot;:&quot;Stuart&quot;,&quot;parse-names&quot;:false,&quot;dropping-particle&quot;:&quot;&quot;,&quot;non-dropping-particle&quot;:&quot;&quot;},{&quot;family&quot;:&quot;Stephen&quot;,&quot;given&quot;:&quot;Bruce&quot;,&quot;parse-names&quot;:false,&quot;dropping-particle&quot;:&quot;&quot;,&quot;non-dropping-particle&quot;:&quot;&quot;},{&quot;family&quot;:&quot;Burt&quot;,&quot;given&quot;:&quot;Graeme&quot;,&quot;parse-names&quot;:false,&quot;dropping-particle&quot;:&quot;&quot;,&quot;non-dropping-particle&quot;:&quot;&quot;}],&quot;container-title&quot;:&quot;IEEE Transactions on Power Systems&quot;,&quot;DOI&quot;:&quot;10.1109/TPWRS.2011.2166091&quot;,&quot;ISSN&quot;:&quot;0885-8950&quot;,&quot;issued&quot;:{&quot;date-parts&quot;:[[2012,2]]},&quot;page&quot;:&quot;373-380&quot;,&quot;issue&quot;:&quot;1&quot;,&quot;volume&quot;:&quot;27&quot;,&quot;container-title-short&quot;:&quot;&quot;},&quot;isTemporary&quot;:false}]},{&quot;citationID&quot;:&quot;MENDELEY_CITATION_2803f5df-7f60-4bed-8861-5d6e31d32156&quot;,&quot;properties&quot;:{&quot;noteIndex&quot;:0},&quot;isEdited&quot;:false,&quot;manualOverride&quot;:{&quot;isManuallyOverridden&quot;:false,&quot;citeprocText&quot;:&quot;[45]&quot;,&quot;manualOverrideText&quot;:&quot;&quot;},&quot;citationTag&quot;:&quot;MENDELEY_CITATION_v3_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&quot;,&quot;citationItems&quot;:[{&quot;id&quot;:&quot;e54e5b56-d131-3a66-9ffb-14ae92ea0215&quot;,&quot;itemData&quot;:{&quot;type&quot;:&quot;article-journal&quot;,&quot;id&quot;:&quot;e54e5b56-d131-3a66-9ffb-14ae92ea0215&quot;,&quot;title&quot;:&quot;Policy Gradient Methods in Deep Reinforcement Learning&quot;,&quot;author&quot;:[{&quot;family&quot;:&quot;Gao&quot;,&quot;given&quot;:&quot;Yuhan&quot;,&quot;parse-names&quot;:false,&quot;dropping-particle&quot;:&quot;&quot;,&quot;non-dropping-particle&quot;:&quot;&quot;}],&quot;container-title&quot;:&quot;Applied and Computational Engineering&quot;,&quot;DOI&quot;:&quot;10.54254/2755-2721/2025.TJ23321&quot;,&quot;ISSN&quot;:&quot;2755-2721&quot;,&quot;issued&quot;:{&quot;date-parts&quot;:[[2025,5,22]]},&quot;page&quot;:&quot;27-34&quot;,&quot;abstract&quot;:&quot;&lt;p&gt;Policy gradient (PG) methods are a fundamental component of deep reinforcement learning (DRL), particularly effective in continuous and high-dimensional control tasks. This paper presents a structured review of PG algorithms, tracing their development from basic Monte Carlo methods like REINFORCE to advanced techniques such as asynchronous advantage actor-critic (A3C), trust region policy optimization (TRPO), proximal policy optimization (PPO), deep deterministic policy gradient (DDPG), and soft actor-critic (SAC). These methods differ in terms of policy structure, optimization stability, and sample efficiency, addressing core challenges in policy learning through gradient-based updates. In addition, this review explores the application of PG methods in real-world domains, including autonomous driving, financial portfolio management, and smart grid energy systems. These applications demonstrate PG methods’ capacity to operate under uncertainty and adapt to complex dynamic environments. However, limitations such as high variance, low sample efficiency, and instability in multi-agent and offline settings remain significant obstacles. The review concludes by outlining emerging research directions, including entropy-based exploration, model-based policy optimization, meta-learning, and Transformer-based sequence modeling. This work aims to offer theoretical insights and practical guidance to support the continued advancement and application of policy gradient methods in reinforcement learning.&lt;/p&gt;&quot;,&quot;issue&quot;:&quot;1&quot;,&quot;volume&quot;:&quot;158&quot;,&quot;container-title-short&quot;:&quot;&quot;},&quot;isTemporary&quot;:false}]},{&quot;citationID&quot;:&quot;MENDELEY_CITATION_6b0aa260-f728-4cb7-8d42-c258b6a59a24&quot;,&quot;properties&quot;:{&quot;noteIndex&quot;:0},&quot;isEdited&quot;:false,&quot;manualOverride&quot;:{&quot;isManuallyOverridden&quot;:false,&quot;citeprocText&quot;:&quot;[46]&quot;,&quot;manualOverrideText&quot;:&quot;&quot;},&quot;citationTag&quot;:&quot;MENDELEY_CITATION_v3_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&quot;,&quot;citationItems&quot;:[{&quot;id&quot;:&quot;695f87ef-b1a7-3d24-bf63-54c6c4a9499c&quot;,&quot;itemData&quot;:{&quot;type&quot;:&quot;article-journal&quot;,&quot;id&quot;:&quot;695f87ef-b1a7-3d24-bf63-54c6c4a9499c&quot;,&quot;title&quot;:&quot;Reinforcement Learning and Its Applications in Modern Power and Energy Systems: A Review&quot;,&quot;author&quot;:[{&quot;family&quot;:&quot;Cao&quot;,&quot;given&quot;:&quot;Di&quot;,&quot;parse-names&quot;:false,&quot;dropping-particle&quot;:&quot;&quot;,&quot;non-dropping-particle&quot;:&quot;&quot;},{&quot;family&quot;:&quot;Hu&quot;,&quot;given&quot;:&quot;Weihao&quot;,&quot;parse-names&quot;:false,&quot;dropping-particle&quot;:&quot;&quot;,&quot;non-dropping-particle&quot;:&quot;&quot;},{&quot;family&quot;:&quot;Zhao&quot;,&quot;given&quot;:&quot;Junbo&quot;,&quot;parse-names&quot;:false,&quot;dropping-particle&quot;:&quot;&quot;,&quot;non-dropping-particle&quot;:&quot;&quot;},{&quot;family&quot;:&quot;Zhang&quot;,&quot;given&quot;:&quot;Guozhou&quot;,&quot;parse-names&quot;:false,&quot;dropping-particle&quot;:&quot;&quot;,&quot;non-dropping-particle&quot;:&quot;&quot;},{&quot;family&quot;:&quot;Zhang&quot;,&quot;given&quot;:&quot;Bin&quot;,&quot;parse-names&quot;:false,&quot;dropping-particle&quot;:&quot;&quot;,&quot;non-dropping-particle&quot;:&quot;&quot;},{&quot;family&quot;:&quot;Liu&quot;,&quot;given&quot;:&quot;Zhou&quot;,&quot;parse-names&quot;:false,&quot;dropping-particle&quot;:&quot;&quot;,&quot;non-dropping-particle&quot;:&quot;&quot;},{&quot;family&quot;:&quot;Chen&quot;,&quot;given&quot;:&quot;Zhe&quot;,&quot;parse-names&quot;:false,&quot;dropping-particle&quot;:&quot;&quot;,&quot;non-dropping-particle&quot;:&quot;&quot;},{&quot;family&quot;:&quot;Blaabjerg&quot;,&quot;given&quot;:&quot;Frede&quot;,&quot;parse-names&quot;:false,&quot;dropping-particle&quot;:&quot;&quot;,&quot;non-dropping-particle&quot;:&quot;&quot;}],&quot;container-title&quot;:&quot;Journal of Modern Power Systems and Clean Energy&quot;,&quot;DOI&quot;:&quot;10.35833/MPCE.2020.000552&quot;,&quot;ISSN&quot;:&quot;2196-5625&quot;,&quot;issued&quot;:{&quot;date-parts&quot;:[[2020]]},&quot;page&quot;:&quot;1029-1042&quot;,&quot;issue&quot;:&quot;6&quot;,&quot;volume&quot;:&quot;8&quot;,&quot;container-title-short&quot;:&quot;&quot;},&quot;isTemporary&quot;:false}]},{&quot;citationID&quot;:&quot;MENDELEY_CITATION_77016d76-bbff-470c-acaf-6a996a49373b&quot;,&quot;properties&quot;:{&quot;noteIndex&quot;:0},&quot;isEdited&quot;:false,&quot;manualOverride&quot;:{&quot;isManuallyOverridden&quot;:false,&quot;citeprocText&quot;:&quot;[47]&quot;,&quot;manualOverrideText&quot;:&quot;&quot;},&quot;citationTag&quot;:&quot;MENDELEY_CITATION_v3_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&quot;,&quot;citationItems&quot;:[{&quot;id&quot;:&quot;e45cab0b-e52f-3cff-b734-fbaac9d65a24&quot;,&quot;itemData&quot;:{&quot;type&quot;:&quot;paper-conference&quot;,&quot;id&quot;:&quot;e45cab0b-e52f-3cff-b734-fbaac9d65a24&quot;,&quot;title&quot;:&quot;Performance Comparison of Deep RL Algorithms for Energy Systems Optimal Scheduling&quot;,&quot;author&quot;:[{&quot;family&quot;:&quot;Shengren&quot;,&quot;given&quot;:&quot;Hou&quot;,&quot;parse-names&quot;:false,&quot;dropping-particle&quot;:&quot;&quot;,&quot;non-dropping-particle&quot;:&quot;&quot;},{&quot;family&quot;:&quot;Salazar&quot;,&quot;given&quot;:&quot;Edgar Mauricio&quot;,&quot;parse-names&quot;:false,&quot;dropping-particle&quot;:&quot;&quot;,&quot;non-dropping-particle&quot;:&quot;&quot;},{&quot;family&quot;:&quot;Vergara&quot;,&quot;given&quot;:&quot;Pedro P.&quot;,&quot;parse-names&quot;:false,&quot;dropping-particle&quot;:&quot;&quot;,&quot;non-dropping-particle&quot;:&quot;&quot;},{&quot;family&quot;:&quot;Palensky&quot;,&quot;given&quot;:&quot;Peter&quot;,&quot;parse-names&quot;:false,&quot;dropping-particle&quot;:&quot;&quot;,&quot;non-dropping-particle&quot;:&quot;&quot;}],&quot;container-title&quot;:&quot;2022 IEEE PES Innovative Smart Grid Technologies Conference Europe (ISGT-Europe)&quot;,&quot;DOI&quot;:&quot;10.1109/ISGT-Europe54678.2022.9960642&quot;,&quot;ISBN&quot;:&quot;978-1-6654-8032-1&quot;,&quot;issued&quot;:{&quot;date-parts&quot;:[[2022,10,10]]},&quot;page&quot;:&quot;1-6&quot;,&quot;publisher&quot;:&quot;IEEE&quot;,&quot;container-title-short&quot;:&quot;&quot;},&quot;isTemporary&quot;:false}]},{&quot;citationID&quot;:&quot;MENDELEY_CITATION_0a510372-57a7-426b-836c-f53f7d26b1fe&quot;,&quot;properties&quot;:{&quot;noteIndex&quot;:0},&quot;isEdited&quot;:false,&quot;manualOverride&quot;:{&quot;isManuallyOverridden&quot;:false,&quot;citeprocText&quot;:&quot;[26]&quot;,&quot;manualOverrideText&quot;:&quot;&quot;},&quot;citationTag&quot;:&quot;MENDELEY_CITATION_v3_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&quot;,&quot;citationItems&quot;:[{&quot;id&quot;:&quot;31848458-a34e-370b-af77-81d1d893a1c5&quot;,&quot;itemData&quot;:{&quot;type&quot;:&quot;article-journal&quot;,&quot;id&quot;:&quot;31848458-a34e-370b-af77-81d1d893a1c5&quot;,&quot;title&quot;:&quot;Deep Reinforcement Learning Approaches the MILP Optimum of a Multi-Energy Optimization in Energy Communities&quot;,&quot;author&quot;:[{&quot;family&quot;:&quot;Vetter&quot;,&quot;given&quot;:&quot;Vinzent&quot;,&quot;parse-names&quot;:false,&quot;dropping-particle&quot;:&quot;&quot;,&quot;non-dropping-particle&quot;:&quot;&quot;},{&quot;family&quot;:&quot;Wohlgenannt&quot;,&quot;given&quot;:&quot;Philipp&quot;,&quot;parse-names&quot;:false,&quot;dropping-particle&quot;:&quot;&quot;,&quot;non-dropping-particle&quot;:&quot;&quot;},{&quot;family&quot;:&quot;Kepplinger&quot;,&quot;given&quot;:&quot;Peter&quot;,&quot;parse-names&quot;:false,&quot;dropping-particle&quot;:&quot;&quot;,&quot;non-dropping-particle&quot;:&quot;&quot;},{&quot;family&quot;:&quot;Eder&quot;,&quot;given&quot;:&quot;Elias&quot;,&quot;parse-names&quot;:false,&quot;dropping-particle&quot;:&quot;&quot;,&quot;non-dropping-particle&quot;:&quot;&quot;}],&quot;container-title&quot;:&quot;Energies&quot;,&quot;DOI&quot;:&quot;10.3390/en18174489&quot;,&quot;ISSN&quot;:&quot;1996-1073&quot;,&quot;issued&quot;:{&quot;date-parts&quot;:[[2025,8,23]]},&quot;page&quot;:&quot;4489&quot;,&quot;abstract&quot;:&quot;&lt;p&gt;As energy systems transition toward high shares of variable renewable generation, local energy communities (ECs) are increasingly relevant for enabling demand-side flexibility and self-sufficiency. This shift is particularly evident in the residential sector, where the deployment of photovoltaic (PV) systems is rapidly growing. While mixed-integer linear programming (MILP) remains the standard for operational optimization and demand response in such systems, its computational burden limits scalability and responsiveness under real-time or uncertain conditions. Reinforcement learning (RL), by contrast, offers a model-free, adaptive alternative. However, its application to real-world energy system operation remains limited. This study explores the application of a Deep Q-Network (DQN) to a real residential EC, which has received limited attention in prior work. The system comprises three single-family homes sharing a centralized heating system with a thermal energy storage (TES), a PV installation, and a grid connection. We compare the performance of MILP and RL controllers across economic and environmental metrics. Relative to a reference scenario without TES, MILP and RL reduce energy costs by 10.06% and 8.78%, respectively, and both approaches yield lower total energy consumption and CO2-equivalent emissions. Notably, the trained RL agent achieves a near-optimal outcome while requiring only 22% of the MILP’s computation time. These results demonstrate that DQNs can offer a computationally efficient and practically viable alternative to MILP for real-time control in residential energy systems.&lt;/p&gt;&quot;,&quot;issue&quot;:&quot;17&quot;,&quot;volume&quot;:&quot;18&quot;,&quot;container-title-short&quot;:&quot;Energies (Basel).&quot;},&quot;isTemporary&quot;:false}]},{&quot;citationID&quot;:&quot;MENDELEY_CITATION_d44b77f0-61f7-4c28-821a-92a263b68faa&quot;,&quot;properties&quot;:{&quot;noteIndex&quot;:0},&quot;isEdited&quot;:false,&quot;manualOverride&quot;:{&quot;isManuallyOverridden&quot;:false,&quot;citeprocText&quot;:&quot;[48]&quot;,&quot;manualOverrideText&quot;:&quot;&quot;},&quot;citationTag&quot;:&quot;MENDELEY_CITATION_v3_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&quot;,&quot;citationItems&quot;:[{&quot;id&quot;:&quot;878a73bd-0c5d-3e77-a841-71aeb93db99a&quot;,&quot;itemData&quot;:{&quot;type&quot;:&quot;article-journal&quot;,&quot;id&quot;:&quot;878a73bd-0c5d-3e77-a841-71aeb93db99a&quot;,&quot;title&quot;:&quot;Reinforcement Learning for Joint Design and Control of Battery-PV Systems&quot;,&quot;author&quot;:[{&quot;family&quot;:&quot;Cauz&quot;,&quot;given&quot;:&quot;Marine&quot;,&quot;parse-names&quot;:false,&quot;dropping-particle&quot;:&quot;&quot;,&quot;non-dropping-particle&quot;:&quot;&quot;},{&quot;family&quot;:&quot;Bolland&quot;,&quot;given&quot;:&quot;Adrien&quot;,&quot;parse-names&quot;:false,&quot;dropping-particle&quot;:&quot;&quot;,&quot;non-dropping-particle&quot;:&quot;&quot;},{&quot;family&quot;:&quot;Miftari&quot;,&quot;given&quot;:&quot;Bardhyl&quot;,&quot;parse-names&quot;:false,&quot;dropping-particle&quot;:&quot;&quot;,&quot;non-dropping-particle&quot;:&quot;&quot;},{&quot;family&quot;:&quot;Perret&quot;,&quot;given&quot;:&quot;Lionel&quot;,&quot;parse-names&quot;:false,&quot;dropping-particle&quot;:&quot;&quot;,&quot;non-dropping-particle&quot;:&quot;&quot;},{&quot;family&quot;:&quot;Ballif&quot;,&quot;given&quot;:&quot;Christophe&quot;,&quot;parse-names&quot;:false,&quot;dropping-particle&quot;:&quot;&quot;,&quot;non-dropping-particle&quot;:&quot;&quot;},{&quot;family&quot;:&quot;Wyrsch&quot;,&quot;given&quot;:&quot;Nicolas&quot;,&quot;parse-names&quot;:false,&quot;dropping-particle&quot;:&quot;&quot;,&quot;non-dropping-particle&quot;:&quot;&quot;}],&quot;URL&quot;:&quot;http://arxiv.org/abs/2307.04244&quot;,&quot;issued&quot;:{&quot;date-parts&quot;:[[2023,7,9]]},&quot;abstract&quot;:&quot;The decentralisation and unpredictability of new renewable energy sources require rethinking our energy system. Data-driven approaches, such as reinforcement learning (RL), have emerged as new control strategies for operating these systems, but they have not yet been applied to system design. This paper aims to bridge this gap by studying the use of an RL-based method for joint design and control of a real-world PV and battery system. The design problem is first formulated as a mixed-integer linear programming problem (MILP). The optimal MILP solution is then used to evaluate the performance of an RL agent trained in a surrogate environment designed for applying an existing data-driven algorithm. The main difference between the two models lies in their optimization approaches: while MILP finds a solution that minimizes the total costs for a one-year operation given the deterministic historical data, RL is a stochastic method that searches for an optimal strategy over one week of data on expectation over all weeks in the historical dataset. Both methods were applied on a toy example using one-week data and on a case study using one-year data. In both cases, models were found to converge to similar control solutions, but their investment decisions differed. Overall, these outcomes are an initial step illustrating benefits and challenges of using RL for the joint design and control of energy systems.&quot;,&quot;container-title-short&quot;:&quot;&quot;},&quot;isTemporary&quot;:false}]}]"/>
+    <we:property name="MENDELEY_BIBLIOGRAPHY_LAST_MODIFIED" value="1784919424295"/>
+    <we:property name="MENDELEY_CITATIONS" value="[{&quot;citationID&quot;:&quot;MENDELEY_CITATION_9a69a8b0-b116-4a8e-be9e-ca9faac00dd4&quot;,&quot;properties&quot;:{&quot;noteIndex&quot;:0},&quot;isEdited&quot;:false,&quot;manualOverride&quot;:{&quot;isManuallyOverridden&quot;:false,&quot;citeprocText&quot;:&quot;[1]&quot;,&quot;manualOverrideText&quot;:&quot;&quot;},&quot;citationTag&quot;:&quot;MENDELEY_CITATION_v3_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&quot;,&quot;citationItems&quot;:[{&quot;id&quot;:&quot;9f54496b-fc3d-3546-b057-55b552d0253d&quot;,&quot;itemData&quot;:{&quot;type&quot;:&quot;article-journal&quot;,&quot;id&quot;:&quot;9f54496b-fc3d-3546-b057-55b552d0253d&quot;,&quot;title&quot;:&quot;Hard-to-Abate Sectors: The role of industrial carbon capture and storage (CCS) in emission mitigation&quot;,&quot;author&quot;:[{&quot;family&quot;:&quot;Paltsev&quot;,&quot;given&quot;:&quot;Sergey&quot;,&quot;parse-names&quot;:false,&quot;dropping-particle&quot;:&quot;&quot;,&quot;non-dropping-particle&quot;:&quot;&quot;},{&quot;family&quot;:&quot;Morris&quot;,&quot;given&quot;:&quot;Jennifer&quot;,&quot;parse-names&quot;:false,&quot;dropping-particle&quot;:&quot;&quot;,&quot;non-dropping-particle&quot;:&quot;&quot;},{&quot;family&quot;:&quot;Kheshgi&quot;,&quot;given&quot;:&quot;Haroon&quot;,&quot;parse-names&quot;:false,&quot;dropping-particle&quot;:&quot;&quot;,&quot;non-dropping-particle&quot;:&quot;&quot;},{&quot;family&quot;:&quot;Herzog&quot;,&quot;given&quot;:&quot;Howard&quot;,&quot;parse-names&quot;:false,&quot;dropping-particle&quot;:&quot;&quot;,&quot;non-dropping-particle&quot;:&quot;&quot;}],&quot;container-title&quot;:&quot;Applied Energy&quot;,&quot;DOI&quot;:&quot;10.1016/j.apenergy.2021.117322&quot;,&quot;ISSN&quot;:&quot;03062619&quot;,&quot;issued&quot;:{&quot;date-parts&quot;:[[2021,10]]},&quot;page&quot;:&quot;117322&quot;,&quot;volume&quot;:&quot;300&quot;,&quot;container-title-short&quot;:&quot;Appl. Energy&quot;},&quot;isTemporary&quot;:false}]},{&quot;citationID&quot;:&quot;MENDELEY_CITATION_8d7bd39f-5014-4a97-bce1-d22efa7dbd0b&quot;,&quot;properties&quot;:{&quot;noteIndex&quot;:0},&quot;isEdited&quot;:false,&quot;manualOverride&quot;:{&quot;isManuallyOverridden&quot;:false,&quot;citeprocText&quot;:&quot;[2]&quot;,&quot;manualOverrideText&quot;:&quot;&quot;},&quot;citationTag&quot;:&quot;MENDELEY_CITATION_v3_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&quot;,&quot;citationItems&quot;:[{&quot;id&quot;:&quot;956a38fa-e422-3333-a9ab-81f96dae1644&quot;,&quot;itemData&quot;:{&quot;type&quot;:&quot;article-journal&quot;,&quot;id&quot;:&quot;956a38fa-e422-3333-a9ab-81f96dae1644&quot;,&quot;title&quot;:&quot;Decarbonizing Hard-to-Abate Sectors with Renewable Hydrogen: A Real Case Application to the Ceramics Industry&quot;,&quot;author&quot;:[{&quot;family&quot;:&quot;Sousa&quot;,&quot;given&quot;:&quot;Jorge&quot;,&quot;parse-names&quot;:false,&quot;dropping-particle&quot;:&quot;&quot;,&quot;non-dropping-particle&quot;:&quot;&quot;},{&quot;family&quot;:&quot;Azevedo&quot;,&quot;given&quot;:&quot;Inês&quot;,&quot;parse-names&quot;:false,&quot;dropping-particle&quot;:&quot;&quot;,&quot;non-dropping-particle&quot;:&quot;&quot;},{&quot;family&quot;:&quot;Camus&quot;,&quot;given&quot;:&quot;Cristina&quot;,&quot;parse-names&quot;:false,&quot;dropping-particle&quot;:&quot;&quot;,&quot;non-dropping-particle&quot;:&quot;&quot;},{&quot;family&quot;:&quot;Mendes&quot;,&quot;given&quot;:&quot;Luís&quot;,&quot;parse-names&quot;:false,&quot;dropping-particle&quot;:&quot;&quot;,&quot;non-dropping-particle&quot;:&quot;&quot;},{&quot;family&quot;:&quot;Viveiros&quot;,&quot;given&quot;:&quot;Carla&quot;,&quot;parse-names&quot;:false,&quot;dropping-particle&quot;:&quot;&quot;,&quot;non-dropping-particle&quot;:&quot;&quot;},{&quot;family&quot;:&quot;Barata&quot;,&quot;given&quot;:&quot;Filipe&quot;,&quot;parse-names&quot;:false,&quot;dropping-particle&quot;:&quot;&quot;,&quot;non-dropping-particle&quot;:&quot;&quot;}],&quot;container-title&quot;:&quot;Energies&quot;,&quot;DOI&quot;:&quot;10.3390/en17153661&quot;,&quot;ISSN&quot;:&quot;1996-1073&quot;,&quot;issued&quot;:{&quot;date-parts&quot;:[[2024,7,25]]},&quot;page&quot;:&quot;3661&quot;,&quot;abstract&quot;:&quot;&lt;p&gt;Hydrogen produced from renewable energy sources is a valuable energy carrier for linking growing renewable electricity generation with the hard-to-abate sectors, such as cement, steel, glass, chemical, and ceramics industries. In this context, this paper presents a new model of hydrogen production based on solar photovoltaics and wind energy with application to a real-world ceramics factory. For this task, a novel multipurpose profit-maximizing model is implemented using GAMS. The developed model explores hydrogen production with multiple value streams that enable technical and economical informed decisions under specific scenarios. Our results show that it is profitable to sell the hydrogen produced to the gas grid rather than using it for self-consumption for low-gas-price scenarios. On the other hand, when the price of gas is significantly high, it is more profitable to use as much hydrogen as possible for self-consumption to supply the factory and reduce the internal use of natural gas. The role of electricity self-consumption has proven to be key for the project’s profitability as, without this revenue stream, the project would not be profitable in any analysed scenario.&lt;/p&gt;&quot;,&quot;issue&quot;:&quot;15&quot;,&quot;volume&quot;:&quot;17&quot;,&quot;container-title-short&quot;:&quot;Energies (Basel).&quot;},&quot;isTemporary&quot;:false}]},{&quot;citationID&quot;:&quot;MENDELEY_CITATION_cc9a11a7-48e8-4bcd-9601-05385ccebf02&quot;,&quot;properties&quot;:{&quot;noteIndex&quot;:0},&quot;isEdited&quot;:false,&quot;manualOverride&quot;:{&quot;isManuallyOverridden&quot;:false,&quot;citeprocText&quot;:&quot;[3]&quot;,&quot;manualOverrideText&quot;:&quot;&quot;},&quot;citationTag&quot;:&quot;MENDELEY_CITATION_v3_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&quot;,&quot;citationItems&quot;:[{&quot;id&quot;:&quot;66781a91-8ce9-38c0-8b80-b0de4bdb3cc9&quot;,&quot;itemData&quot;:{&quot;type&quot;:&quot;article-journal&quot;,&quot;id&quot;:&quot;66781a91-8ce9-38c0-8b80-b0de4bdb3cc9&quot;,&quot;title&quot;:&quot;From green hydrogen to electricity: A review on recent advances, challenges, and opportunities on power-to-hydrogen-to-power systems&quot;,&quot;author&quot;:[{&quot;family&quot;:&quot;Risco-Bravo&quot;,&quot;given&quot;:&quot;A.&quot;,&quot;parse-names&quot;:false,&quot;dropping-particle&quot;:&quot;&quot;,&quot;non-dropping-particle&quot;:&quot;&quot;},{&quot;family&quot;:&quot;Varela&quot;,&quot;given&quot;:&quot;C.&quot;,&quot;parse-names&quot;:false,&quot;dropping-particle&quot;:&quot;&quot;,&quot;non-dropping-particle&quot;:&quot;&quot;},{&quot;family&quot;:&quot;Bartels&quot;,&quot;given&quot;:&quot;J.&quot;,&quot;parse-names&quot;:false,&quot;dropping-particle&quot;:&quot;&quot;,&quot;non-dropping-particle&quot;:&quot;&quot;},{&quot;family&quot;:&quot;Zondervan&quot;,&quot;given&quot;:&quot;E.&quot;,&quot;parse-names&quot;:false,&quot;dropping-particle&quot;:&quot;&quot;,&quot;non-dropping-particle&quot;:&quot;&quot;}],&quot;container-title&quot;:&quot;Renewable and Sustainable Energy Reviews&quot;,&quot;DOI&quot;:&quot;10.1016/j.rser.2023.113930&quot;,&quot;ISSN&quot;:&quot;13640321&quot;,&quot;issued&quot;:{&quot;date-parts&quot;:[[2024,1]]},&quot;page&quot;:&quot;113930&quot;,&quot;volume&quot;:&quot;189&quot;,&quot;container-title-short&quot;:&quot;&quot;},&quot;isTemporary&quot;:false}]},{&quot;citationID&quot;:&quot;MENDELEY_CITATION_10ebcc1d-9e7d-475c-9706-140f1e237e74&quot;,&quot;properties&quot;:{&quot;noteIndex&quot;:0},&quot;isEdited&quot;:false,&quot;manualOverride&quot;:{&quot;isManuallyOverridden&quot;:false,&quot;citeprocText&quot;:&quot;[4]&quot;,&quot;manualOverrideText&quot;:&quot;&quot;},&quot;citationTag&quot;:&quot;MENDELEY_CITATION_v3_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&quot;,&quot;citationItems&quot;:[{&quot;id&quot;:&quot;d00ceab6-c269-3d86-a58b-dd8be99f154b&quot;,&quot;itemData&quot;:{&quot;type&quot;:&quot;article-journal&quot;,&quot;id&quot;:&quot;d00ceab6-c269-3d86-a58b-dd8be99f154b&quot;,&quot;title&quot;:&quot;A comprehensive review of optimizing hybrid renewable energy system using optimization techniques&quot;,&quot;author&quot;:[{&quot;family&quot;:&quot;Yao&quot;,&quot;given&quot;:&quot;Ye&quot;,&quot;parse-names&quot;:false,&quot;dropping-particle&quot;:&quot;&quot;,&quot;non-dropping-particle&quot;:&quot;&quot;},{&quot;family&quot;:&quot;Wang&quot;,&quot;given&quot;:&quot;Zhen&quot;,&quot;parse-names&quot;:false,&quot;dropping-particle&quot;:&quot;&quot;,&quot;non-dropping-particle&quot;:&quot;&quot;},{&quot;family&quot;:&quot;Ma&quot;,&quot;given&quot;:&quot;Chao&quot;,&quot;parse-names&quot;:false,&quot;dropping-particle&quot;:&quot;&quot;,&quot;non-dropping-particle&quot;:&quot;&quot;},{&quot;family&quot;:&quot;Liu&quot;,&quot;given&quot;:&quot;Mengmeng&quot;,&quot;parse-names&quot;:false,&quot;dropping-particle&quot;:&quot;&quot;,&quot;non-dropping-particle&quot;:&quot;&quot;},{&quot;family&quot;:&quot;Qi&quot;,&quot;given&quot;:&quot;Wenchao&quot;,&quot;parse-names&quot;:false,&quot;dropping-particle&quot;:&quot;&quot;,&quot;non-dropping-particle&quot;:&quot;&quot;},{&quot;family&quot;:&quot;Yang&quot;,&quot;given&quot;:&quot;Xiuwei&quot;,&quot;parse-names&quot;:false,&quot;dropping-particle&quot;:&quot;&quot;,&quot;non-dropping-particle&quot;:&quot;&quot;},{&quot;family&quot;:&quot;Gao&quot;,&quot;given&quot;:&quot;Xifeng&quot;,&quot;parse-names&quot;:false,&quot;dropping-particle&quot;:&quot;&quot;,&quot;non-dropping-particle&quot;:&quot;&quot;},{&quot;family&quot;:&quot;Liu&quot;,&quot;given&quot;:&quot;Yingzhou&quot;,&quot;parse-names&quot;:false,&quot;dropping-particle&quot;:&quot;&quot;,&quot;non-dropping-particle&quot;:&quot;&quot;},{&quot;family&quot;:&quot;Lian&quot;,&quot;given&quot;:&quot;Jijian&quot;,&quot;parse-names&quot;:false,&quot;dropping-particle&quot;:&quot;&quot;,&quot;non-dropping-particle&quot;:&quot;&quot;},{&quot;family&quot;:&quot;Wang&quot;,&quot;given&quot;:&quot;Haolin&quot;,&quot;parse-names&quot;:false,&quot;dropping-particle&quot;:&quot;&quot;,&quot;non-dropping-particle&quot;:&quot;&quot;}],&quot;container-title&quot;:&quot;Engineering Science and Technology, an International Journal&quot;,&quot;DOI&quot;:&quot;10.1016/j.jestch.2026.102384&quot;,&quot;ISSN&quot;:&quot;22150986&quot;,&quot;issued&quot;:{&quot;date-parts&quot;:[[2026,6]]},&quot;page&quot;:&quot;102384&quot;,&quot;volume&quot;:&quot;78&quot;,&quot;container-title-short&quot;:&quot;&quot;},&quot;isTemporary&quot;:false}]},{&quot;citationID&quot;:&quot;MENDELEY_CITATION_883842a3-a21f-4bfa-9084-5059522ad981&quot;,&quot;properties&quot;:{&quot;noteIndex&quot;:0},&quot;isEdited&quot;:false,&quot;manualOverride&quot;:{&quot;isManuallyOverridden&quot;:false,&quot;citeprocText&quot;:&quot;[5]&quot;,&quot;manualOverrideText&quot;:&quot;&quot;},&quot;citationTag&quot;:&quot;MENDELEY_CITATION_v3_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&quot;,&quot;citationItems&quot;:[{&quot;id&quot;:&quot;37e1e1c6-a2f3-3486-92e6-469dc2e4adc9&quot;,&quot;itemData&quot;:{&quot;type&quot;:&quot;article-journal&quot;,&quot;id&quot;:&quot;37e1e1c6-a2f3-3486-92e6-469dc2e4adc9&quot;,&quot;title&quot;:&quot;Energy Demand Response in a Food-Processing Plant: A Deep Reinforcement Learning Approach&quot;,&quot;author&quot;:[{&quot;family&quot;:&quot;Wohlgenannt&quot;,&quot;given&quot;:&quot;Philipp&quot;,&quot;parse-names&quot;:false,&quot;dropping-particle&quot;:&quot;&quot;,&quot;non-dropping-particle&quot;:&quot;&quot;},{&quot;family&quot;:&quot;Hegenbart&quot;,&quot;given&quot;:&quot;Sebastian&quot;,&quot;parse-names&quot;:false,&quot;dropping-particle&quot;:&quot;&quot;,&quot;non-dropping-particle&quot;:&quot;&quot;},{&quot;family&quot;:&quot;Eder&quot;,&quot;given&quot;:&quot;Elias&quot;,&quot;parse-names&quot;:false,&quot;dropping-particle&quot;:&quot;&quot;,&quot;non-dropping-particle&quot;:&quot;&quot;},{&quot;family&quot;:&quot;Kolhe&quot;,&quot;given&quot;:&quot;Mohan&quot;,&quot;parse-names&quot;:false,&quot;dropping-particle&quot;:&quot;&quot;,&quot;non-dropping-particle&quot;:&quot;&quot;},{&quot;family&quot;:&quot;Kepplinger&quot;,&quot;given&quot;:&quot;Peter&quot;,&quot;parse-names&quot;:false,&quot;dropping-particle&quot;:&quot;&quot;,&quot;non-dropping-particle&quot;:&quot;&quot;}],&quot;container-title&quot;:&quot;Energies&quot;,&quot;container-title-short&quot;:&quot;Energies (Basel).&quot;,&quot;DOI&quot;:&quot;10.3390/en17246430&quot;,&quot;ISSN&quot;:&quot;1996-1073&quot;,&quot;issued&quot;:{&quot;date-parts&quot;:[[2024,12,20]]},&quot;page&quot;:&quot;6430&quot;,&quot;abstract&quot;:&quot;&lt;p&gt;The food industry faces significant challenges in managing operational costs due to its high energy intensity and rising energy prices. Industrial food-processing facilities, with substantial thermal capacities and large demands for cooling and heating, offer promising opportunities for demand response (DR) strategies. This study explores the application of deep reinforcement learning (RL) as an innovative, data-driven approach for DR in the food industry. By leveraging the adaptive, self-learning capabilities of RL, energy costs in the investigated plant are effectively decreased. The RL algorithm was compared with the well-established optimization method Mixed Integer Linear Programming (MILP), and both were benchmarked against a reference scenario without DR. The two optimization strategies demonstrate cost savings of 17.57% and 18.65% for RL and MILP, respectively. Although RL is slightly less efficient in cost reduction, it significantly outperforms in computational speed, being approximately 20 times faster. During operation, RL only needs 2ms per optimization compared to 19s for MILP, making it a promising optimization tool for edge computing. Moreover, while MILP’s computation time increases considerably with the number of binary variables, RL efficiently learns dynamic system behavior and scales to more complex systems without significant performance degradation. These results highlight that deep RL, when applied to DR, offers substantial cost savings and computational efficiency, with broad applicability to energy management in various applications.&lt;/p&gt;&quot;,&quot;issue&quot;:&quot;24&quot;,&quot;volume&quot;:&quot;17&quot;},&quot;isTemporary&quot;:false}]},{&quot;citationID&quot;:&quot;MENDELEY_CITATION_d7370189-8bad-428a-bf96-f6e0b77e7bf5&quot;,&quot;properties&quot;:{&quot;noteIndex&quot;:0},&quot;isEdited&quot;:false,&quot;manualOverride&quot;:{&quot;isManuallyOverridden&quot;:false,&quot;citeprocText&quot;:&quot;[6]&quot;,&quot;manualOverrideText&quot;:&quot;&quot;},&quot;citationTag&quot;:&quot;MENDELEY_CITATION_v3_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&quot;,&quot;citationItems&quot;:[{&quot;id&quot;:&quot;f01623cd-5b09-3de7-90db-88f6efe9d97e&quot;,&quot;itemData&quot;:{&quot;type&quot;:&quot;article-journal&quot;,&quot;id&quot;:&quot;f01623cd-5b09-3de7-90db-88f6efe9d97e&quot;,&quot;title&quot;:&quot;Optimization of energy supply systems by MILP branch and bound method in consideration of hierarchical relationship between design and operation&quot;,&quot;author&quot;:[{&quot;family&quot;:&quot;Yokoyama&quot;,&quot;given&quot;:&quot;Ryohei&quot;,&quot;parse-names&quot;:false,&quot;dropping-particle&quot;:&quot;&quot;,&quot;non-dropping-particle&quot;:&quot;&quot;},{&quot;family&quot;:&quot;Shinano&quot;,&quot;given&quot;:&quot;Yuji&quot;,&quot;parse-names&quot;:false,&quot;dropping-particle&quot;:&quot;&quot;,&quot;non-dropping-particle&quot;:&quot;&quot;},{&quot;family&quot;:&quot;Taniguchi&quot;,&quot;given&quot;:&quot;Syusuke&quot;,&quot;parse-names&quot;:false,&quot;dropping-particle&quot;:&quot;&quot;,&quot;non-dropping-particle&quot;:&quot;&quot;},{&quot;family&quot;:&quot;Ohkura&quot;,&quot;given&quot;:&quot;Masashi&quot;,&quot;parse-names&quot;:false,&quot;dropping-particle&quot;:&quot;&quot;,&quot;non-dropping-particle&quot;:&quot;&quot;},{&quot;family&quot;:&quot;Wakui&quot;,&quot;given&quot;:&quot;Tetsuya&quot;,&quot;parse-names&quot;:false,&quot;dropping-particle&quot;:&quot;&quot;,&quot;non-dropping-particle&quot;:&quot;&quot;}],&quot;container-title&quot;:&quot;Energy Conversion and Management&quot;,&quot;DOI&quot;:&quot;10.1016/j.enconman.2014.12.020&quot;,&quot;ISSN&quot;:&quot;01968904&quot;,&quot;issued&quot;:{&quot;date-parts&quot;:[[2015,3]]},&quot;page&quot;:&quot;92-104&quot;,&quot;volume&quot;:&quot;92&quot;,&quot;container-title-short&quot;:&quot;Energy Convers. Manag.&quot;},&quot;isTemporary&quot;:false}]},{&quot;citationID&quot;:&quot;MENDELEY_CITATION_25f810e2-1387-4860-bc8b-20e968f8adf0&quot;,&quot;properties&quot;:{&quot;noteIndex&quot;:0},&quot;isEdited&quot;:false,&quot;manualOverride&quot;:{&quot;isManuallyOverridden&quot;:false,&quot;citeprocText&quot;:&quot;[7]&quot;,&quot;manualOverrideText&quot;:&quot;&quot;},&quot;citationTag&quot;:&quot;MENDELEY_CITATION_v3_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&quot;,&quot;citationItems&quot;:[{&quot;id&quot;:&quot;85308694-191e-34ed-aa20-9e1aa6f08e43&quot;,&quot;itemData&quot;:{&quot;type&quot;:&quot;article-journal&quot;,&quot;id&quot;:&quot;85308694-191e-34ed-aa20-9e1aa6f08e43&quot;,&quot;title&quot;:&quot;Reinforcement Learning Techniques in Optimizing Energy Systems&quot;,&quot;author&quot;:[{&quot;family&quot;:&quot;Stavrev&quot;,&quot;given&quot;:&quot;Stefan&quot;,&quot;parse-names&quot;:false,&quot;dropping-particle&quot;:&quot;&quot;,&quot;non-dropping-particle&quot;:&quot;&quot;},{&quot;family&quot;:&quot;Ginchev&quot;,&quot;given&quot;:&quot;Dimitar&quot;,&quot;parse-names&quot;:false,&quot;dropping-particle&quot;:&quot;&quot;,&quot;non-dropping-particle&quot;:&quot;&quot;}],&quot;container-title&quot;:&quot;Electronics&quot;,&quot;DOI&quot;:&quot;10.3390/electronics13081459&quot;,&quot;ISSN&quot;:&quot;2079-9292&quot;,&quot;issued&quot;:{&quot;date-parts&quot;:[[2024,4,12]]},&quot;page&quot;:&quot;1459&quot;,&quot;abstract&quot;:&quot;&lt;p&gt;Reinforcement learning (RL) techniques have emerged as powerful tools for optimizing energy systems, offering the potential to enhance efficiency, reliability, and sustainability. This review paper provides a comprehensive examination of the applications of RL in the field of energy system optimization, spanning various domains such as energy management, grid control, and renewable energy integration. Beginning with an overview of RL fundamentals, the paper explores recent advancements in RL algorithms and their adaptation to address the unique challenges of energy system optimization. Case studies and real-world applications demonstrate the efficacy of RL-based approaches in improving energy efficiency, reducing costs, and mitigating environmental impacts. Furthermore, the paper discusses future directions and challenges, including scalability, interpretability, and integration with domain knowledge. By synthesizing the latest research findings and identifying key areas for further investigation, this paper aims to inform and inspire future research endeavors in the intersection of reinforcement learning and energy system optimization.&lt;/p&gt;&quot;,&quot;issue&quot;:&quot;8&quot;,&quot;volume&quot;:&quot;13&quot;,&quot;container-title-short&quot;:&quot;Electronics (Basel).&quot;},&quot;isTemporary&quot;:false}]},{&quot;citationID&quot;:&quot;MENDELEY_CITATION_51c152f6-c4bd-46c0-a730-f4779c171221&quot;,&quot;properties&quot;:{&quot;noteIndex&quot;:0},&quot;isEdited&quot;:false,&quot;manualOverride&quot;:{&quot;isManuallyOverridden&quot;:false,&quot;citeprocText&quot;:&quot;[8]&quot;,&quot;manualOverrideText&quot;:&quot;&quot;},&quot;citationTag&quot;:&quot;MENDELEY_CITATION_v3_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&quot;,&quot;citationItems&quot;:[{&quot;id&quot;:&quot;19ead3b7-e80b-3f24-a3e3-22a038f3385c&quot;,&quot;itemData&quot;:{&quot;type&quot;:&quot;article-journal&quot;,&quot;id&quot;:&quot;19ead3b7-e80b-3f24-a3e3-22a038f3385c&quot;,&quot;title&quot;:&quot;LCA and exergy-economic evaluation of a biogas-to-fuels system using CO2 hydrogenation and exhaust gas recycling&quot;,&quot;author&quot;:[{&quot;family&quot;:&quot;Ghiasirad&quot;,&quot;given&quot;:&quot;Hamed&quot;,&quot;parse-names&quot;:false,&quot;dropping-particle&quot;:&quot;&quot;,&quot;non-dropping-particle&quot;:&quot;&quot;},{&quot;family&quot;:&quot;Ebrahimian&quot;,&quot;given&quot;:&quot;Farinaz&quot;,&quot;parse-names&quot;:false,&quot;dropping-particle&quot;:&quot;&quot;,&quot;non-dropping-particle&quot;:&quot;&quot;},{&quot;family&quot;:&quot;Gholizadeh&quot;,&quot;given&quot;:&quot;Towhid&quot;,&quot;parse-names&quot;:false,&quot;dropping-particle&quot;:&quot;&quot;,&quot;non-dropping-particle&quot;:&quot;&quot;},{&quot;family&quot;:&quot;Mohammadi&quot;,&quot;given&quot;:&quot;Ali&quot;,&quot;parse-names&quot;:false,&quot;dropping-particle&quot;:&quot;&quot;,&quot;non-dropping-particle&quot;:&quot;&quot;},{&quot;family&quot;:&quot;Mirmasoumi&quot;,&quot;given&quot;:&quot;Siamak&quot;,&quot;parse-names&quot;:false,&quot;dropping-particle&quot;:&quot;&quot;,&quot;non-dropping-particle&quot;:&quot;&quot;},{&quot;family&quot;:&quot;Saray&quot;,&quot;given&quot;:&quot;Rahim Khoshbakhti&quot;,&quot;parse-names&quot;:false,&quot;dropping-particle&quot;:&quot;&quot;,&quot;non-dropping-particle&quot;:&quot;&quot;},{&quot;family&quot;:&quot;Skorek-Osikowska&quot;,&quot;given&quot;:&quot;Anna&quot;,&quot;parse-names&quot;:false,&quot;dropping-particle&quot;:&quot;&quot;,&quot;non-dropping-particle&quot;:&quot;&quot;}],&quot;container-title&quot;:&quot;Energy Conversion and Management: X&quot;,&quot;DOI&quot;:&quot;10.1016/j.ecmx.2025.100897&quot;,&quot;ISSN&quot;:&quot;25901745&quot;,&quot;issued&quot;:{&quot;date-parts&quot;:[[2025,4]]},&quot;page&quot;:&quot;100897&quot;,&quot;volume&quot;:&quot;26&quot;,&quot;container-title-short&quot;:&quot;&quot;},&quot;isTemporary&quot;:false}]},{&quot;citationID&quot;:&quot;MENDELEY_CITATION_105cda64-5b6c-464e-beda-2ca75d02300e&quot;,&quot;properties&quot;:{&quot;noteIndex&quot;:0},&quot;isEdited&quot;:false,&quot;manualOverride&quot;:{&quot;isManuallyOverridden&quot;:false,&quot;citeprocText&quot;:&quot;[9]&quot;,&quot;manualOverrideText&quot;:&quot;&quot;},&quot;citationTag&quot;:&quot;MENDELEY_CITATION_v3_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&quot;,&quot;citationItems&quot;:[{&quot;id&quot;:&quot;56e0ce24-6bd0-3ca6-ad59-9e041fc06482&quot;,&quot;itemData&quot;:{&quot;type&quot;:&quot;article-journal&quot;,&quot;id&quot;:&quot;56e0ce24-6bd0-3ca6-ad59-9e041fc06482&quot;,&quot;title&quot;:&quot;Syngas biomethanation: state‐of‐the‐art review and perspectives&quot;,&quot;author&quot;:[{&quot;family&quot;:&quot;Grimalt‐Alemany&quot;,&quot;given&quot;:&quot;Antonio&quot;,&quot;parse-names&quot;:false,&quot;dropping-particle&quot;:&quot;&quot;,&quot;non-dropping-particle&quot;:&quot;&quot;},{&quot;family&quot;:&quot;Skiadas&quot;,&quot;given&quot;:&quot;Ioannis&quot;,&quot;parse-names&quot;:false,&quot;dropping-particle&quot;:&quot;V.&quot;,&quot;non-dropping-particle&quot;:&quot;&quot;},{&quot;family&quot;:&quot;Gavala&quot;,&quot;given&quot;:&quot;Hariklia N.&quot;,&quot;parse-names&quot;:false,&quot;dropping-particle&quot;:&quot;&quot;,&quot;non-dropping-particle&quot;:&quot;&quot;}],&quot;container-title&quot;:&quot;Biofuels, Bioproducts and Biorefining&quot;,&quot;DOI&quot;:&quot;10.1002/bbb.1826&quot;,&quot;ISSN&quot;:&quot;1932-104X&quot;,&quot;issued&quot;:{&quot;date-parts&quot;:[[2018,1,10]]},&quot;page&quot;:&quot;139-158&quot;,&quot;abstract&quot;:&quot;&lt;p&gt;Significant research efforts are currently being made worldwide to develop more efficient biomethane production processes from a variety of waste streams. The biomethanation of biomass‐derived syngas can contribute to increasing the potential of methane production as it opens the way for the conversion of recalcitrant biomasses, generally not fully exploitable by anaerobic digestion systems. Additionally, this biological process presents several advantages over its analogous process of catalytic methanation such as the use of inexpensive biocatalysts, milder operational conditions, higher tolerance to the impurities of syngas, and higher product selectivity. However, there are still several challenges to be addressed for this technology to reach commercial stage. This work reviews the progress made over the last few years in syngas biomethanation processes in order to provide an overview of the current state of the art of this technology. The most relevant aspects determining the performance of syngas biomethanation processes are extensively discussed here, including microbial diversity and metabolic interactions in mixed microbial consortia, the influence of operating parameters and bioreactor designs, and the potential of modelling as a tool for the design and control of this bioprocess. © 2017 Society of Chemical Industry and John Wiley &amp;amp; Sons, Ltd&lt;/p&gt;&quot;,&quot;issue&quot;:&quot;1&quot;,&quot;volume&quot;:&quot;12&quot;,&quot;container-title-short&quot;:&quot;&quot;},&quot;isTemporary&quot;:false}]},{&quot;citationID&quot;:&quot;MENDELEY_CITATION_790cd8fb-1a04-4124-9aa6-1645a459196b&quot;,&quot;properties&quot;:{&quot;noteIndex&quot;:0},&quot;isEdited&quot;:false,&quot;manualOverride&quot;:{&quot;isManuallyOverridden&quot;:false,&quot;citeprocText&quot;:&quot;[9], [10]&quot;,&quot;manualOverrideText&quot;:&quot;&quot;},&quot;citationTag&quot;:&quot;MENDELEY_CITATION_v3_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&quot;,&quot;citationItems&quot;:[{&quot;id&quot;:&quot;aa2feb8d-c9bd-3781-bba9-d18156ecd3e8&quot;,&quot;itemData&quot;:{&quot;type&quot;:&quot;article-journal&quot;,&quot;id&quot;:&quot;aa2feb8d-c9bd-3781-bba9-d18156ecd3e8&quot;,&quot;title&quot;:&quot;Alternative sustainable routes to methanol production: Techno-economic and environmental assessment&quot;,&quot;author&quot;:[{&quot;family&quot;:&quot;Scomazzon&quot;,&quot;given&quot;:&quot;Marco&quot;,&quot;parse-names&quot;:false,&quot;dropping-particle&quot;:&quot;&quot;,&quot;non-dropping-particle&quot;:&quot;&quot;},{&quot;family&quot;:&quot;Barbera&quot;,&quot;given&quot;:&quot;Elena&quot;,&quot;parse-names&quot;:false,&quot;dropping-particle&quot;:&quot;&quot;,&quot;non-dropping-particle&quot;:&quot;&quot;},{&quot;family&quot;:&quot;Bezzo&quot;,&quot;given&quot;:&quot;Fabrizio&quot;,&quot;parse-names&quot;:false,&quot;dropping-particle&quot;:&quot;&quot;,&quot;non-dropping-particle&quot;:&quot;&quot;}],&quot;container-title&quot;:&quot;Journal of Environmental Chemical Engineering&quot;,&quot;DOI&quot;:&quot;10.1016/j.jece.2024.112674&quot;,&quot;ISSN&quot;:&quot;22133437&quot;,&quot;issued&quot;:{&quot;date-parts&quot;:[[2024,6]]},&quot;page&quot;:&quot;112674&quot;,&quot;issue&quot;:&quot;3&quot;,&quot;volume&quot;:&quot;12&quot;,&quot;container-title-short&quot;:&quot;J. Environ. Chem. Eng.&quot;},&quot;isTemporary&quot;:false},{&quot;id&quot;:&quot;56e0ce24-6bd0-3ca6-ad59-9e041fc06482&quot;,&quot;itemData&quot;:{&quot;type&quot;:&quot;article-journal&quot;,&quot;id&quot;:&quot;56e0ce24-6bd0-3ca6-ad59-9e041fc06482&quot;,&quot;title&quot;:&quot;Syngas biomethanation: state‐of‐the‐art review and perspectives&quot;,&quot;author&quot;:[{&quot;family&quot;:&quot;Grimalt‐Alemany&quot;,&quot;given&quot;:&quot;Antonio&quot;,&quot;parse-names&quot;:false,&quot;dropping-particle&quot;:&quot;&quot;,&quot;non-dropping-particle&quot;:&quot;&quot;},{&quot;family&quot;:&quot;Skiadas&quot;,&quot;given&quot;:&quot;Ioannis&quot;,&quot;parse-names&quot;:false,&quot;dropping-particle&quot;:&quot;V.&quot;,&quot;non-dropping-particle&quot;:&quot;&quot;},{&quot;family&quot;:&quot;Gavala&quot;,&quot;given&quot;:&quot;Hariklia N.&quot;,&quot;parse-names&quot;:false,&quot;dropping-particle&quot;:&quot;&quot;,&quot;non-dropping-particle&quot;:&quot;&quot;}],&quot;container-title&quot;:&quot;Biofuels, Bioproducts and Biorefining&quot;,&quot;DOI&quot;:&quot;10.1002/bbb.1826&quot;,&quot;ISSN&quot;:&quot;1932-104X&quot;,&quot;issued&quot;:{&quot;date-parts&quot;:[[2018,1,10]]},&quot;page&quot;:&quot;139-158&quot;,&quot;abstract&quot;:&quot;&lt;p&gt;Significant research efforts are currently being made worldwide to develop more efficient biomethane production processes from a variety of waste streams. The biomethanation of biomass‐derived syngas can contribute to increasing the potential of methane production as it opens the way for the conversion of recalcitrant biomasses, generally not fully exploitable by anaerobic digestion systems. Additionally, this biological process presents several advantages over its analogous process of catalytic methanation such as the use of inexpensive biocatalysts, milder operational conditions, higher tolerance to the impurities of syngas, and higher product selectivity. However, there are still several challenges to be addressed for this technology to reach commercial stage. This work reviews the progress made over the last few years in syngas biomethanation processes in order to provide an overview of the current state of the art of this technology. The most relevant aspects determining the performance of syngas biomethanation processes are extensively discussed here, including microbial diversity and metabolic interactions in mixed microbial consortia, the influence of operating parameters and bioreactor designs, and the potential of modelling as a tool for the design and control of this bioprocess. © 2017 Society of Chemical Industry and John Wiley &amp;amp; Sons, Ltd&lt;/p&gt;&quot;,&quot;issue&quot;:&quot;1&quot;,&quot;volume&quot;:&quot;12&quot;,&quot;container-title-short&quot;:&quot;&quot;},&quot;isTemporary&quot;:false}]},{&quot;citationID&quot;:&quot;MENDELEY_CITATION_b4c44ef8-e2c2-413d-b321-be21b9ddc9bc&quot;,&quot;properties&quot;:{&quot;noteIndex&quot;:0},&quot;isEdited&quot;:false,&quot;manualOverride&quot;:{&quot;isManuallyOverridden&quot;:false,&quot;citeprocText&quot;:&quot;[9]&quot;,&quot;manualOverrideText&quot;:&quot;&quot;},&quot;citationTag&quot;:&quot;MENDELEY_CITATION_v3_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&quot;,&quot;citationItems&quot;:[{&quot;id&quot;:&quot;56e0ce24-6bd0-3ca6-ad59-9e041fc06482&quot;,&quot;itemData&quot;:{&quot;type&quot;:&quot;article-journal&quot;,&quot;id&quot;:&quot;56e0ce24-6bd0-3ca6-ad59-9e041fc06482&quot;,&quot;title&quot;:&quot;Syngas biomethanation: state‐of‐the‐art review and perspectives&quot;,&quot;author&quot;:[{&quot;family&quot;:&quot;Grimalt‐Alemany&quot;,&quot;given&quot;:&quot;Antonio&quot;,&quot;parse-names&quot;:false,&quot;dropping-particle&quot;:&quot;&quot;,&quot;non-dropping-particle&quot;:&quot;&quot;},{&quot;family&quot;:&quot;Skiadas&quot;,&quot;given&quot;:&quot;Ioannis&quot;,&quot;parse-names&quot;:false,&quot;dropping-particle&quot;:&quot;V.&quot;,&quot;non-dropping-particle&quot;:&quot;&quot;},{&quot;family&quot;:&quot;Gavala&quot;,&quot;given&quot;:&quot;Hariklia N.&quot;,&quot;parse-names&quot;:false,&quot;dropping-particle&quot;:&quot;&quot;,&quot;non-dropping-particle&quot;:&quot;&quot;}],&quot;container-title&quot;:&quot;Biofuels, Bioproducts and Biorefining&quot;,&quot;DOI&quot;:&quot;10.1002/bbb.1826&quot;,&quot;ISSN&quot;:&quot;1932-104X&quot;,&quot;issued&quot;:{&quot;date-parts&quot;:[[2018,1,10]]},&quot;page&quot;:&quot;139-158&quot;,&quot;abstract&quot;:&quot;&lt;p&gt;Significant research efforts are currently being made worldwide to develop more efficient biomethane production processes from a variety of waste streams. The biomethanation of biomass‐derived syngas can contribute to increasing the potential of methane production as it opens the way for the conversion of recalcitrant biomasses, generally not fully exploitable by anaerobic digestion systems. Additionally, this biological process presents several advantages over its analogous process of catalytic methanation such as the use of inexpensive biocatalysts, milder operational conditions, higher tolerance to the impurities of syngas, and higher product selectivity. However, there are still several challenges to be addressed for this technology to reach commercial stage. This work reviews the progress made over the last few years in syngas biomethanation processes in order to provide an overview of the current state of the art of this technology. The most relevant aspects determining the performance of syngas biomethanation processes are extensively discussed here, including microbial diversity and metabolic interactions in mixed microbial consortia, the influence of operating parameters and bioreactor designs, and the potential of modelling as a tool for the design and control of this bioprocess. © 2017 Society of Chemical Industry and John Wiley &amp;amp; Sons, Ltd&lt;/p&gt;&quot;,&quot;issue&quot;:&quot;1&quot;,&quot;volume&quot;:&quot;12&quot;,&quot;container-title-short&quot;:&quot;&quot;},&quot;isTemporary&quot;:false}]},{&quot;citationID&quot;:&quot;MENDELEY_CITATION_ff939063-8c0e-47e0-8f2f-be64fc1a6c11&quot;,&quot;properties&quot;:{&quot;noteIndex&quot;:0},&quot;isEdited&quot;:false,&quot;manualOverride&quot;:{&quot;isManuallyOverridden&quot;:false,&quot;citeprocText&quot;:&quot;[9], [11]&quot;,&quot;manualOverrideText&quot;:&quot;&quot;},&quot;citationTag&quot;:&quot;MENDELEY_CITATION_v3_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&quot;,&quot;citationItems&quot;:[{&quot;id&quot;:&quot;05ccdcdc-ca9b-3b81-a51a-6f8632295c3c&quot;,&quot;itemData&quot;:{&quot;type&quot;:&quot;article-journal&quot;,&quot;id&quot;:&quot;05ccdcdc-ca9b-3b81-a51a-6f8632295c3c&quot;,&quot;title&quot;:&quot;Techno-economic-environmental assessment of the integration of power-to-X and biogas utilization towards the production of electricity, hydrogen, methane and methanol&quot;,&quot;author&quot;:[{&quot;family&quot;:&quot;Moioli&quot;,&quot;given&quot;:&quot;Emanuele&quot;,&quot;parse-names&quot;:false,&quot;dropping-particle&quot;:&quot;&quot;,&quot;non-dropping-particle&quot;:&quot;&quot;},{&quot;family&quot;:&quot;Schildhauer&quot;,&quot;given&quot;:&quot;Tilman&quot;,&quot;parse-names&quot;:false,&quot;dropping-particle&quot;:&quot;&quot;,&quot;non-dropping-particle&quot;:&quot;&quot;}],&quot;container-title&quot;:&quot;Sustainable Energy &amp; Fuels&quot;,&quot;DOI&quot;:&quot;10.1039/D3SE00052D&quot;,&quot;ISSN&quot;:&quot;2398-4902&quot;,&quot;issued&quot;:{&quot;date-parts&quot;:[[2023]]},&quot;page&quot;:&quot;2690-2706&quot;,&quot;abstract&quot;:&quot;&lt;p&gt;Various routes for the valorisation of biogas towards methane and methanol and for electricity or hydrogen storage is assessed.&lt;/p&gt;&quot;,&quot;issue&quot;:&quot;11&quot;,&quot;volume&quot;:&quot;7&quot;,&quot;container-title-short&quot;:&quot;Sustain. Energy Fuels&quot;},&quot;isTemporary&quot;:false},{&quot;id&quot;:&quot;56e0ce24-6bd0-3ca6-ad59-9e041fc06482&quot;,&quot;itemData&quot;:{&quot;type&quot;:&quot;article-journal&quot;,&quot;id&quot;:&quot;56e0ce24-6bd0-3ca6-ad59-9e041fc06482&quot;,&quot;title&quot;:&quot;Syngas biomethanation: state‐of‐the‐art review and perspectives&quot;,&quot;author&quot;:[{&quot;family&quot;:&quot;Grimalt‐Alemany&quot;,&quot;given&quot;:&quot;Antonio&quot;,&quot;parse-names&quot;:false,&quot;dropping-particle&quot;:&quot;&quot;,&quot;non-dropping-particle&quot;:&quot;&quot;},{&quot;family&quot;:&quot;Skiadas&quot;,&quot;given&quot;:&quot;Ioannis&quot;,&quot;parse-names&quot;:false,&quot;dropping-particle&quot;:&quot;V.&quot;,&quot;non-dropping-particle&quot;:&quot;&quot;},{&quot;family&quot;:&quot;Gavala&quot;,&quot;given&quot;:&quot;Hariklia N.&quot;,&quot;parse-names&quot;:false,&quot;dropping-particle&quot;:&quot;&quot;,&quot;non-dropping-particle&quot;:&quot;&quot;}],&quot;container-title&quot;:&quot;Biofuels, Bioproducts and Biorefining&quot;,&quot;DOI&quot;:&quot;10.1002/bbb.1826&quot;,&quot;ISSN&quot;:&quot;1932-104X&quot;,&quot;issued&quot;:{&quot;date-parts&quot;:[[2018,1,10]]},&quot;page&quot;:&quot;139-158&quot;,&quot;abstract&quot;:&quot;&lt;p&gt;Significant research efforts are currently being made worldwide to develop more efficient biomethane production processes from a variety of waste streams. The biomethanation of biomass‐derived syngas can contribute to increasing the potential of methane production as it opens the way for the conversion of recalcitrant biomasses, generally not fully exploitable by anaerobic digestion systems. Additionally, this biological process presents several advantages over its analogous process of catalytic methanation such as the use of inexpensive biocatalysts, milder operational conditions, higher tolerance to the impurities of syngas, and higher product selectivity. However, there are still several challenges to be addressed for this technology to reach commercial stage. This work reviews the progress made over the last few years in syngas biomethanation processes in order to provide an overview of the current state of the art of this technology. The most relevant aspects determining the performance of syngas biomethanation processes are extensively discussed here, including microbial diversity and metabolic interactions in mixed microbial consortia, the influence of operating parameters and bioreactor designs, and the potential of modelling as a tool for the design and control of this bioprocess. © 2017 Society of Chemical Industry and John Wiley &amp;amp; Sons, Ltd&lt;/p&gt;&quot;,&quot;issue&quot;:&quot;1&quot;,&quot;volume&quot;:&quot;12&quot;,&quot;container-title-short&quot;:&quot;&quot;},&quot;isTemporary&quot;:false}]},{&quot;citationID&quot;:&quot;MENDELEY_CITATION_df48a702-88dc-4563-926b-cf46720d5673&quot;,&quot;properties&quot;:{&quot;noteIndex&quot;:0},&quot;isEdited&quot;:false,&quot;manualOverride&quot;:{&quot;isManuallyOverridden&quot;:false,&quot;citeprocText&quot;:&quot;[10]&quot;,&quot;manualOverrideText&quot;:&quot;&quot;},&quot;citationTag&quot;:&quot;MENDELEY_CITATION_v3_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&quot;,&quot;citationItems&quot;:[{&quot;id&quot;:&quot;aa2feb8d-c9bd-3781-bba9-d18156ecd3e8&quot;,&quot;itemData&quot;:{&quot;type&quot;:&quot;article-journal&quot;,&quot;id&quot;:&quot;aa2feb8d-c9bd-3781-bba9-d18156ecd3e8&quot;,&quot;title&quot;:&quot;Alternative sustainable routes to methanol production: Techno-economic and environmental assessment&quot;,&quot;author&quot;:[{&quot;family&quot;:&quot;Scomazzon&quot;,&quot;given&quot;:&quot;Marco&quot;,&quot;parse-names&quot;:false,&quot;dropping-particle&quot;:&quot;&quot;,&quot;non-dropping-particle&quot;:&quot;&quot;},{&quot;family&quot;:&quot;Barbera&quot;,&quot;given&quot;:&quot;Elena&quot;,&quot;parse-names&quot;:false,&quot;dropping-particle&quot;:&quot;&quot;,&quot;non-dropping-particle&quot;:&quot;&quot;},{&quot;family&quot;:&quot;Bezzo&quot;,&quot;given&quot;:&quot;Fabrizio&quot;,&quot;parse-names&quot;:false,&quot;dropping-particle&quot;:&quot;&quot;,&quot;non-dropping-particle&quot;:&quot;&quot;}],&quot;container-title&quot;:&quot;Journal of Environmental Chemical Engineering&quot;,&quot;DOI&quot;:&quot;10.1016/j.jece.2024.112674&quot;,&quot;ISSN&quot;:&quot;22133437&quot;,&quot;issued&quot;:{&quot;date-parts&quot;:[[2024,6]]},&quot;page&quot;:&quot;112674&quot;,&quot;issue&quot;:&quot;3&quot;,&quot;volume&quot;:&quot;12&quot;,&quot;container-title-short&quot;:&quot;J. Environ. Chem. Eng.&quot;},&quot;isTemporary&quot;:false}]},{&quot;citationID&quot;:&quot;MENDELEY_CITATION_8eef8f75-1f87-4dff-a071-68987bdeee67&quot;,&quot;properties&quot;:{&quot;noteIndex&quot;:0},&quot;isEdited&quot;:false,&quot;manualOverride&quot;:{&quot;isManuallyOverridden&quot;:false,&quot;citeprocText&quot;:&quot;[10]&quot;,&quot;manualOverrideText&quot;:&quot;&quot;},&quot;citationTag&quot;:&quot;MENDELEY_CITATION_v3_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&quot;,&quot;citationItems&quot;:[{&quot;id&quot;:&quot;aa2feb8d-c9bd-3781-bba9-d18156ecd3e8&quot;,&quot;itemData&quot;:{&quot;type&quot;:&quot;article-journal&quot;,&quot;id&quot;:&quot;aa2feb8d-c9bd-3781-bba9-d18156ecd3e8&quot;,&quot;title&quot;:&quot;Alternative sustainable routes to methanol production: Techno-economic and environmental assessment&quot;,&quot;author&quot;:[{&quot;family&quot;:&quot;Scomazzon&quot;,&quot;given&quot;:&quot;Marco&quot;,&quot;parse-names&quot;:false,&quot;dropping-particle&quot;:&quot;&quot;,&quot;non-dropping-particle&quot;:&quot;&quot;},{&quot;family&quot;:&quot;Barbera&quot;,&quot;given&quot;:&quot;Elena&quot;,&quot;parse-names&quot;:false,&quot;dropping-particle&quot;:&quot;&quot;,&quot;non-dropping-particle&quot;:&quot;&quot;},{&quot;family&quot;:&quot;Bezzo&quot;,&quot;given&quot;:&quot;Fabrizio&quot;,&quot;parse-names&quot;:false,&quot;dropping-particle&quot;:&quot;&quot;,&quot;non-dropping-particle&quot;:&quot;&quot;}],&quot;container-title&quot;:&quot;Journal of Environmental Chemical Engineering&quot;,&quot;DOI&quot;:&quot;10.1016/j.jece.2024.112674&quot;,&quot;ISSN&quot;:&quot;22133437&quot;,&quot;issued&quot;:{&quot;date-parts&quot;:[[2024,6]]},&quot;page&quot;:&quot;112674&quot;,&quot;issue&quot;:&quot;3&quot;,&quot;volume&quot;:&quot;12&quot;,&quot;container-title-short&quot;:&quot;J. Environ. Chem. Eng.&quot;},&quot;isTemporary&quot;:false}]},{&quot;citationID&quot;:&quot;MENDELEY_CITATION_8a70196d-3ff9-41c8-be39-fcf525822331&quot;,&quot;properties&quot;:{&quot;noteIndex&quot;:0},&quot;isEdited&quot;:false,&quot;manualOverride&quot;:{&quot;isManuallyOverridden&quot;:false,&quot;citeprocText&quot;:&quot;[12]&quot;,&quot;manualOverrideText&quot;:&quot;&quot;},&quot;citationTag&quot;:&quot;MENDELEY_CITATION_v3_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&quot;,&quot;citationItems&quot;:[{&quot;id&quot;:&quot;1310fab5-b88a-3b52-8d94-488c61413bed&quot;,&quot;itemData&quot;:{&quot;type&quot;:&quot;article-journal&quot;,&quot;id&quot;:&quot;1310fab5-b88a-3b52-8d94-488c61413bed&quot;,&quot;title&quot;:&quot;Techno-economic evaluation of biomass-to-fuels with solid-oxide electrolyzer&quot;,&quot;author&quot;:[{&quot;family&quot;:&quot;Zhang&quot;,&quot;given&quot;:&quot;Hanfei&quot;,&quot;parse-names&quot;:false,&quot;dropping-particle&quot;:&quot;&quot;,&quot;non-dropping-particle&quot;:&quot;&quot;},{&quot;family&quot;:&quot;Wang&quot;,&quot;given&quot;:&quot;Ligang&quot;,&quot;parse-names&quot;:false,&quot;dropping-particle&quot;:&quot;&quot;,&quot;non-dropping-particle&quot;:&quot;&quot;},{&quot;family&quot;:&quot;herle&quot;,&quot;given&quot;:&quot;Jan&quot;,&quot;parse-names&quot;:false,&quot;dropping-particle&quot;:&quot;&quot;,&quot;non-dropping-particle&quot;:&quot;Van&quot;},{&quot;family&quot;:&quot;Maréchal&quot;,&quot;given&quot;:&quot;François&quot;,&quot;parse-names&quot;:false,&quot;dropping-particle&quot;:&quot;&quot;,&quot;non-dropping-particle&quot;:&quot;&quot;},{&quot;family&quot;:&quot;Desideri&quot;,&quot;given&quot;:&quot;Umberto&quot;,&quot;parse-names&quot;:false,&quot;dropping-particle&quot;:&quot;&quot;,&quot;non-dropping-particle&quot;:&quot;&quot;}],&quot;container-title&quot;:&quot;Applied Energy&quot;,&quot;DOI&quot;:&quot;10.1016/j.apenergy.2020.115113&quot;,&quot;ISSN&quot;:&quot;03062619&quot;,&quot;issued&quot;:{&quot;date-parts&quot;:[[2020,7]]},&quot;page&quot;:&quot;115113&quot;,&quot;volume&quot;:&quot;270&quot;,&quot;container-title-short&quot;:&quot;Appl. Energy&quot;},&quot;isTemporary&quot;:false}]},{&quot;citationID&quot;:&quot;MENDELEY_CITATION_13304e8f-750e-4a08-8b1d-6a0f67b53a03&quot;,&quot;properties&quot;:{&quot;noteIndex&quot;:0},&quot;isEdited&quot;:false,&quot;manualOverride&quot;:{&quot;isManuallyOverridden&quot;:false,&quot;citeprocText&quot;:&quot;[13]&quot;,&quot;manualOverrideText&quot;:&quot;&quot;},&quot;citationTag&quot;:&quot;MENDELEY_CITATION_v3_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&quot;,&quot;citationItems&quot;:[{&quot;id&quot;:&quot;190b1267-cffd-3b0f-acfd-1ca4b15c3e7b&quot;,&quot;itemData&quot;:{&quot;type&quot;:&quot;article-journal&quot;,&quot;id&quot;:&quot;190b1267-cffd-3b0f-acfd-1ca4b15c3e7b&quot;,&quot;title&quot;:&quot;Techno-economic assessment of the impact of electrolysis technology on power-to-methanol processes&quot;,&quot;author&quot;:[{&quot;family&quot;:&quot;Walther&quot;,&quot;given&quot;:&quot;Aniko&quot;,&quot;parse-names&quot;:false,&quot;dropping-particle&quot;:&quot;&quot;,&quot;non-dropping-particle&quot;:&quot;&quot;},{&quot;family&quot;:&quot;Löning&quot;,&quot;given&quot;:&quot;Kai&quot;,&quot;parse-names&quot;:false,&quot;dropping-particle&quot;:&quot;&quot;,&quot;non-dropping-particle&quot;:&quot;&quot;},{&quot;family&quot;:&quot;Reichelt&quot;,&quot;given&quot;:&quot;Erik&quot;,&quot;parse-names&quot;:false,&quot;dropping-particle&quot;:&quot;&quot;,&quot;non-dropping-particle&quot;:&quot;&quot;}],&quot;container-title&quot;:&quot;International Journal of Hydrogen Energy&quot;,&quot;DOI&quot;:&quot;10.1016/j.ijhydene.2026.153394&quot;,&quot;ISSN&quot;:&quot;03603199&quot;,&quot;issued&quot;:{&quot;date-parts&quot;:[[2026,2]]},&quot;page&quot;:&quot;153394&quot;,&quot;volume&quot;:&quot;206&quot;,&quot;container-title-short&quot;:&quot;Int. J. Hydrogen Energy&quot;},&quot;isTemporary&quot;:false}]},{&quot;citationID&quot;:&quot;MENDELEY_CITATION_6a736241-62e6-4de8-9385-e50fe6f3ae30&quot;,&quot;properties&quot;:{&quot;noteIndex&quot;:0},&quot;isEdited&quot;:false,&quot;manualOverride&quot;:{&quot;isManuallyOverridden&quot;:false,&quot;citeprocText&quot;:&quot;[14], [15], [16]&quot;,&quot;manualOverrideText&quot;:&quot;&quot;},&quot;citationTag&quot;:&quot;MENDELEY_CITATION_v3_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&quot;,&quot;citationItems&quot;:[{&quot;id&quot;:&quot;d24a77c3-65ad-3302-bdd5-2971e96b5fe6&quot;,&quot;itemData&quot;:{&quot;type&quot;:&quot;article-journal&quot;,&quot;id&quot;:&quot;d24a77c3-65ad-3302-bdd5-2971e96b5fe6&quot;,&quot;title&quot;:&quot;Alkaline Water Electrolysis Powered by Renewable Energy: A Review&quot;,&quot;author&quot;:[{&quot;family&quot;:&quot;Brauns&quot;,&quot;given&quot;:&quot;Jörn&quot;,&quot;parse-names&quot;:false,&quot;dropping-particle&quot;:&quot;&quot;,&quot;non-dropping-particle&quot;:&quot;&quot;},{&quot;family&quot;:&quot;Turek&quot;,&quot;given&quot;:&quot;Thomas&quot;,&quot;parse-names&quot;:false,&quot;dropping-particle&quot;:&quot;&quot;,&quot;non-dropping-particle&quot;:&quot;&quot;}],&quot;container-title&quot;:&quot;Processes&quot;,&quot;DOI&quot;:&quot;10.3390/pr8020248&quot;,&quot;ISSN&quot;:&quot;2227-9717&quot;,&quot;issued&quot;:{&quot;date-parts&quot;:[[2020,2,21]]},&quot;page&quot;:&quot;248&quot;,&quot;abstract&quot;:&quot;&lt;p&gt;Alkaline water electrolysis is a key technology for large-scale hydrogen production powered by renewable energy. As conventional electrolyzers are designed for operation at fixed process conditions, the implementation of fluctuating and highly intermittent renewable energy is challenging. This contribution shows the recent state of system descriptions for alkaline water electrolysis and renewable energies, such as solar and wind power. Each component of a hydrogen energy system needs to be optimized to increase the operation time and system efficiency. Only in this way can hydrogen produced by electrolysis processes be competitive with the conventional path based on fossil energy sources. Conventional alkaline water electrolyzers show a limited part-load range due to an increased gas impurity at low power availability. As explosive mixtures of hydrogen and oxygen must be prevented, a safety shutdown is performed when reaching specific gas contamination. Furthermore, the cell voltage should be optimized to maintain a high efficiency. While photovoltaic panels can be directly coupled to alkaline water electrolyzers, wind turbines require suitable converters with additional losses. By combining alkaline water electrolysis with hydrogen storage tanks and fuel cells, power grid stabilization can be performed. As a consequence, the conventional spinning reserve can be reduced, which additionally lowers the carbon dioxide emissions.&lt;/p&gt;&quot;,&quot;issue&quot;:&quot;2&quot;,&quot;volume&quot;:&quot;8&quot;,&quot;container-title-short&quot;:&quot;&quot;},&quot;isTemporary&quot;:false},{&quot;id&quot;:&quot;fb305ddc-d308-30ab-8f80-782b0f32ba1c&quot;,&quot;itemData&quot;:{&quot;type&quot;:&quot;article-journal&quot;,&quot;id&quot;:&quot;fb305ddc-d308-30ab-8f80-782b0f32ba1c&quot;,&quot;title&quot;:&quot;Electrofuels for the transport sector: A review of production costs&quot;,&quot;author&quot;:[{&quot;family&quot;:&quot;Brynolf&quot;,&quot;given&quot;:&quot;Selma&quot;,&quot;parse-names&quot;:false,&quot;dropping-particle&quot;:&quot;&quot;,&quot;non-dropping-particle&quot;:&quot;&quot;},{&quot;family&quot;:&quot;Taljegard&quot;,&quot;given&quot;:&quot;Maria&quot;,&quot;parse-names&quot;:false,&quot;dropping-particle&quot;:&quot;&quot;,&quot;non-dropping-particle&quot;:&quot;&quot;},{&quot;family&quot;:&quot;Grahn&quot;,&quot;given&quot;:&quot;Maria&quot;,&quot;parse-names&quot;:false,&quot;dropping-particle&quot;:&quot;&quot;,&quot;non-dropping-particle&quot;:&quot;&quot;},{&quot;family&quot;:&quot;Hansson&quot;,&quot;given&quot;:&quot;Julia&quot;,&quot;parse-names&quot;:false,&quot;dropping-particle&quot;:&quot;&quot;,&quot;non-dropping-particle&quot;:&quot;&quot;}],&quot;container-title&quot;:&quot;Renewable and Sustainable Energy Reviews&quot;,&quot;DOI&quot;:&quot;10.1016/j.rser.2017.05.288&quot;,&quot;ISSN&quot;:&quot;13640321&quot;,&quot;issued&quot;:{&quot;date-parts&quot;:[[2018,1]]},&quot;page&quot;:&quot;1887-1905&quot;,&quot;volume&quot;:&quot;81&quot;,&quot;container-title-short&quot;:&quot;&quot;},&quot;isTemporary&quot;:false},{&quot;id&quot;:&quot;1b5f443a-d989-3c31-80b4-27044204c02c&quot;,&quot;itemData&quot;:{&quot;type&quot;:&quot;article-journal&quot;,&quot;id&quot;:&quot;1b5f443a-d989-3c31-80b4-27044204c02c&quot;,&quot;title&quot;:&quot;Hydrogen production by PEM water electrolysis – A review&quot;,&quot;author&quot;:[{&quot;family&quot;:&quot;Shiva Kumar&quot;,&quot;given&quot;:&quot;S.&quot;,&quot;parse-names&quot;:false,&quot;dropping-particle&quot;:&quot;&quot;,&quot;non-dropping-particle&quot;:&quot;&quot;},{&quot;family&quot;:&quot;Himabindu&quot;,&quot;given&quot;:&quot;V.&quot;,&quot;parse-names&quot;:false,&quot;dropping-particle&quot;:&quot;&quot;,&quot;non-dropping-particle&quot;:&quot;&quot;}],&quot;container-title&quot;:&quot;Materials Science for Energy Technologies&quot;,&quot;DOI&quot;:&quot;10.1016/j.mset.2019.03.002&quot;,&quot;ISSN&quot;:&quot;25892991&quot;,&quot;issued&quot;:{&quot;date-parts&quot;:[[2019,12]]},&quot;page&quot;:&quot;442-454&quot;,&quot;issue&quot;:&quot;3&quot;,&quot;volume&quot;:&quot;2&quot;,&quot;container-title-short&quot;:&quot;Mater. Sci. Energy Technol.&quot;},&quot;isTemporary&quot;:false}]},{&quot;citationID&quot;:&quot;MENDELEY_CITATION_e23df023-1b0e-4c7d-a81a-d4f5c2bec620&quot;,&quot;properties&quot;:{&quot;noteIndex&quot;:0},&quot;isEdited&quot;:false,&quot;manualOverride&quot;:{&quot;isManuallyOverridden&quot;:false,&quot;citeprocText&quot;:&quot;[17]&quot;,&quot;manualOverrideText&quot;:&quot;&quot;},&quot;citationTag&quot;:&quot;MENDELEY_CITATION_v3_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&quot;,&quot;citationItems&quot;:[{&quot;id&quot;:&quot;8c3b2930-cd0d-331a-8923-1e74c3142273&quot;,&quot;itemData&quot;:{&quot;type&quot;:&quot;article-journal&quot;,&quot;id&quot;:&quot;8c3b2930-cd0d-331a-8923-1e74c3142273&quot;,&quot;title&quot;:&quot;LCA and exergy-economic evaluation of a biogas-to-fuels system using CO2 hydrogenation and exhaust gas recycling&quot;,&quot;author&quot;:[{&quot;family&quot;:&quot;Ghiasirad&quot;,&quot;given&quot;:&quot;Hamed&quot;,&quot;parse-names&quot;:false,&quot;dropping-particle&quot;:&quot;&quot;,&quot;non-dropping-particle&quot;:&quot;&quot;},{&quot;family&quot;:&quot;Ebrahimian&quot;,&quot;given&quot;:&quot;Farinaz&quot;,&quot;parse-names&quot;:false,&quot;dropping-particle&quot;:&quot;&quot;,&quot;non-dropping-particle&quot;:&quot;&quot;},{&quot;family&quot;:&quot;Gholizadeh&quot;,&quot;given&quot;:&quot;Towhid&quot;,&quot;parse-names&quot;:false,&quot;dropping-particle&quot;:&quot;&quot;,&quot;non-dropping-particle&quot;:&quot;&quot;},{&quot;family&quot;:&quot;Mohammadi&quot;,&quot;given&quot;:&quot;Ali&quot;,&quot;parse-names&quot;:false,&quot;dropping-particle&quot;:&quot;&quot;,&quot;non-dropping-particle&quot;:&quot;&quot;},{&quot;family&quot;:&quot;Mirmasoumi&quot;,&quot;given&quot;:&quot;Siamak&quot;,&quot;parse-names&quot;:false,&quot;dropping-particle&quot;:&quot;&quot;,&quot;non-dropping-particle&quot;:&quot;&quot;},{&quot;family&quot;:&quot;Saray&quot;,&quot;given&quot;:&quot;Rahim Khoshbakhti&quot;,&quot;parse-names&quot;:false,&quot;dropping-particle&quot;:&quot;&quot;,&quot;non-dropping-particle&quot;:&quot;&quot;},{&quot;family&quot;:&quot;Skorek-Osikowska&quot;,&quot;given&quot;:&quot;Anna&quot;,&quot;parse-names&quot;:false,&quot;dropping-particle&quot;:&quot;&quot;,&quot;non-dropping-particle&quot;:&quot;&quot;}],&quot;container-title&quot;:&quot;Energy Conversion and Management: X&quot;,&quot;DOI&quot;:&quot;10.1016/j.ecmx.2025.100897&quot;,&quot;ISSN&quot;:&quot;25901745&quot;,&quot;issued&quot;:{&quot;date-parts&quot;:[[2025,4]]},&quot;page&quot;:&quot;100897&quot;,&quot;volume&quot;:&quot;26&quot;,&quot;container-title-short&quot;:&quot;&quot;},&quot;isTemporary&quot;:false}]},{&quot;citationID&quot;:&quot;MENDELEY_CITATION_f5902acf-3f1b-4f47-a295-09ff9652d7b2&quot;,&quot;properties&quot;:{&quot;noteIndex&quot;:0},&quot;isEdited&quot;:false,&quot;manualOverride&quot;:{&quot;isManuallyOverridden&quot;:false,&quot;citeprocText&quot;:&quot;[18]&quot;,&quot;manualOverrideText&quot;:&quot;&quot;},&quot;citationTag&quot;:&quot;MENDELEY_CITATION_v3_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&quot;,&quot;citationItems&quot;:[{&quot;id&quot;:&quot;cb817469-f165-3488-91d4-ffe692974354&quot;,&quot;itemData&quot;:{&quot;type&quot;:&quot;article-journal&quot;,&quot;id&quot;:&quot;cb817469-f165-3488-91d4-ffe692974354&quot;,&quot;title&quot;:&quot;Alternative sustainable routes to methanol production: Techno-economic and environmental assessment&quot;,&quot;author&quot;:[{&quot;family&quot;:&quot;Scomazzon&quot;,&quot;given&quot;:&quot;Marco&quot;,&quot;parse-names&quot;:false,&quot;dropping-particle&quot;:&quot;&quot;,&quot;non-dropping-particle&quot;:&quot;&quot;},{&quot;family&quot;:&quot;Barbera&quot;,&quot;given&quot;:&quot;Elena&quot;,&quot;parse-names&quot;:false,&quot;dropping-particle&quot;:&quot;&quot;,&quot;non-dropping-particle&quot;:&quot;&quot;},{&quot;family&quot;:&quot;Bezzo&quot;,&quot;given&quot;:&quot;Fabrizio&quot;,&quot;parse-names&quot;:false,&quot;dropping-particle&quot;:&quot;&quot;,&quot;non-dropping-particle&quot;:&quot;&quot;}],&quot;container-title&quot;:&quot;Journal of Environmental Chemical Engineering&quot;,&quot;DOI&quot;:&quot;10.1016/j.jece.2024.112674&quot;,&quot;ISSN&quot;:&quot;22133437&quot;,&quot;issued&quot;:{&quot;date-parts&quot;:[[2024,6]]},&quot;page&quot;:&quot;112674&quot;,&quot;issue&quot;:&quot;3&quot;,&quot;volume&quot;:&quot;12&quot;,&quot;container-title-short&quot;:&quot;J. Environ. Chem. Eng.&quot;},&quot;isTemporary&quot;:false}]},{&quot;citationID&quot;:&quot;MENDELEY_CITATION_50e16af0-91a6-43f9-862e-188051a6076b&quot;,&quot;properties&quot;:{&quot;noteIndex&quot;:0},&quot;isEdited&quot;:false,&quot;manualOverride&quot;:{&quot;isManuallyOverridden&quot;:false,&quot;citeprocText&quot;:&quot;[17]&quot;,&quot;manualOverrideText&quot;:&quot;&quot;},&quot;citationTag&quot;:&quot;MENDELEY_CITATION_v3_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&quot;,&quot;citationItems&quot;:[{&quot;id&quot;:&quot;8c3b2930-cd0d-331a-8923-1e74c3142273&quot;,&quot;itemData&quot;:{&quot;type&quot;:&quot;article-journal&quot;,&quot;id&quot;:&quot;8c3b2930-cd0d-331a-8923-1e74c3142273&quot;,&quot;title&quot;:&quot;LCA and exergy-economic evaluation of a biogas-to-fuels system using CO2 hydrogenation and exhaust gas recycling&quot;,&quot;author&quot;:[{&quot;family&quot;:&quot;Ghiasirad&quot;,&quot;given&quot;:&quot;Hamed&quot;,&quot;parse-names&quot;:false,&quot;dropping-particle&quot;:&quot;&quot;,&quot;non-dropping-particle&quot;:&quot;&quot;},{&quot;family&quot;:&quot;Ebrahimian&quot;,&quot;given&quot;:&quot;Farinaz&quot;,&quot;parse-names&quot;:false,&quot;dropping-particle&quot;:&quot;&quot;,&quot;non-dropping-particle&quot;:&quot;&quot;},{&quot;family&quot;:&quot;Gholizadeh&quot;,&quot;given&quot;:&quot;Towhid&quot;,&quot;parse-names&quot;:false,&quot;dropping-particle&quot;:&quot;&quot;,&quot;non-dropping-particle&quot;:&quot;&quot;},{&quot;family&quot;:&quot;Mohammadi&quot;,&quot;given&quot;:&quot;Ali&quot;,&quot;parse-names&quot;:false,&quot;dropping-particle&quot;:&quot;&quot;,&quot;non-dropping-particle&quot;:&quot;&quot;},{&quot;family&quot;:&quot;Mirmasoumi&quot;,&quot;given&quot;:&quot;Siamak&quot;,&quot;parse-names&quot;:false,&quot;dropping-particle&quot;:&quot;&quot;,&quot;non-dropping-particle&quot;:&quot;&quot;},{&quot;family&quot;:&quot;Saray&quot;,&quot;given&quot;:&quot;Rahim Khoshbakhti&quot;,&quot;parse-names&quot;:false,&quot;dropping-particle&quot;:&quot;&quot;,&quot;non-dropping-particle&quot;:&quot;&quot;},{&quot;family&quot;:&quot;Skorek-Osikowska&quot;,&quot;given&quot;:&quot;Anna&quot;,&quot;parse-names&quot;:false,&quot;dropping-particle&quot;:&quot;&quot;,&quot;non-dropping-particle&quot;:&quot;&quot;}],&quot;container-title&quot;:&quot;Energy Conversion and Management: X&quot;,&quot;DOI&quot;:&quot;10.1016/j.ecmx.2025.100897&quot;,&quot;ISSN&quot;:&quot;25901745&quot;,&quot;issued&quot;:{&quot;date-parts&quot;:[[2025,4]]},&quot;page&quot;:&quot;100897&quot;,&quot;volume&quot;:&quot;26&quot;,&quot;container-title-short&quot;:&quot;&quot;},&quot;isTemporary&quot;:false}]},{&quot;citationID&quot;:&quot;MENDELEY_CITATION_f6f42889-26df-4dbb-987f-6da6adaab487&quot;,&quot;properties&quot;:{&quot;noteIndex&quot;:0},&quot;isEdited&quot;:false,&quot;manualOverride&quot;:{&quot;isManuallyOverridden&quot;:false,&quot;citeprocText&quot;:&quot;[19]&quot;,&quot;manualOverrideText&quot;:&quot;&quot;},&quot;citationTag&quot;:&quot;MENDELEY_CITATION_v3_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&quot;,&quot;citationItems&quot;:[{&quot;id&quot;:&quot;28a53769-a0e5-3c5a-80f0-90f7301702eb&quot;,&quot;itemData&quot;:{&quot;type&quot;:&quot;article-journal&quot;,&quot;id&quot;:&quot;28a53769-a0e5-3c5a-80f0-90f7301702eb&quot;,&quot;title&quot;:&quot;Techno-economic-environmental assessment of the integration of power-to-X and biogas utilization towards the production of electricity, hydrogen, methane and methanol&quot;,&quot;author&quot;:[{&quot;family&quot;:&quot;Moioli&quot;,&quot;given&quot;:&quot;Emanuele&quot;,&quot;parse-names&quot;:false,&quot;dropping-particle&quot;:&quot;&quot;,&quot;non-dropping-particle&quot;:&quot;&quot;},{&quot;family&quot;:&quot;Schildhauer&quot;,&quot;given&quot;:&quot;Tilman&quot;,&quot;parse-names&quot;:false,&quot;dropping-particle&quot;:&quot;&quot;,&quot;non-dropping-particle&quot;:&quot;&quot;}],&quot;container-title&quot;:&quot;Sustainable Energy &amp; Fuels&quot;,&quot;DOI&quot;:&quot;10.1039/D3SE00052D&quot;,&quot;ISSN&quot;:&quot;2398-4902&quot;,&quot;issued&quot;:{&quot;date-parts&quot;:[[2023]]},&quot;page&quot;:&quot;2690-2706&quot;,&quot;abstract&quot;:&quot;&lt;p&gt;Various routes for the valorisation of biogas towards methane and methanol and for electricity or hydrogen storage is assessed.&lt;/p&gt;&quot;,&quot;issue&quot;:&quot;11&quot;,&quot;volume&quot;:&quot;7&quot;,&quot;container-title-short&quot;:&quot;Sustain. Energy Fuels&quot;},&quot;isTemporary&quot;:false}]},{&quot;citationID&quot;:&quot;MENDELEY_CITATION_8e42163d-fd20-4d53-837d-ec79437e85ea&quot;,&quot;properties&quot;:{&quot;noteIndex&quot;:0},&quot;isEdited&quot;:false,&quot;manualOverride&quot;:{&quot;isManuallyOverridden&quot;:false,&quot;citeprocText&quot;:&quot;[20]&quot;,&quot;manualOverrideText&quot;:&quot;&quot;},&quot;citationTag&quot;:&quot;MENDELEY_CITATION_v3_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&quot;,&quot;citationItems&quot;:[{&quot;id&quot;:&quot;104cea19-ccc6-37e7-9959-f839fd356eec&quot;,&quot;itemData&quot;:{&quot;type&quot;:&quot;article-journal&quot;,&quot;id&quot;:&quot;104cea19-ccc6-37e7-9959-f839fd356eec&quot;,&quot;title&quot;:&quot;Improving carbon efficiency for an advanced Biomass-to-Liquid process using hydrogen and oxygen from electrolysis&quot;,&quot;author&quot;:[{&quot;family&quot;:&quot;Dossow&quot;,&quot;given&quot;:&quot;Marcel&quot;,&quot;parse-names&quot;:false,&quot;dropping-particle&quot;:&quot;&quot;,&quot;non-dropping-particle&quot;:&quot;&quot;},{&quot;family&quot;:&quot;Dieterich&quot;,&quot;given&quot;:&quot;Vincent&quot;,&quot;parse-names&quot;:false,&quot;dropping-particle&quot;:&quot;&quot;,&quot;non-dropping-particle&quot;:&quot;&quot;},{&quot;family&quot;:&quot;Hanel&quot;,&quot;given&quot;:&quot;Andreas&quot;,&quot;parse-names&quot;:false,&quot;dropping-particle&quot;:&quot;&quot;,&quot;non-dropping-particle&quot;:&quot;&quot;},{&quot;family&quot;:&quot;Spliethoff&quot;,&quot;given&quot;:&quot;Hartmut&quot;,&quot;parse-names&quot;:false,&quot;dropping-particle&quot;:&quot;&quot;,&quot;non-dropping-particle&quot;:&quot;&quot;},{&quot;family&quot;:&quot;Fendt&quot;,&quot;given&quot;:&quot;Sebastian&quot;,&quot;parse-names&quot;:false,&quot;dropping-particle&quot;:&quot;&quot;,&quot;non-dropping-particle&quot;:&quot;&quot;}],&quot;container-title&quot;:&quot;Renewable and Sustainable Energy Reviews&quot;,&quot;DOI&quot;:&quot;10.1016/j.rser.2021.111670&quot;,&quot;ISSN&quot;:&quot;13640321&quot;,&quot;issued&quot;:{&quot;date-parts&quot;:[[2021,12]]},&quot;page&quot;:&quot;111670&quot;,&quot;volume&quot;:&quot;152&quot;,&quot;container-title-short&quot;:&quot;&quot;},&quot;isTemporary&quot;:false}]},{&quot;citationID&quot;:&quot;MENDELEY_CITATION_88d0ffc1-318e-4fe5-b886-2a172eaebfef&quot;,&quot;properties&quot;:{&quot;noteIndex&quot;:0},&quot;isEdited&quot;:false,&quot;manualOverride&quot;:{&quot;isManuallyOverridden&quot;:false,&quot;citeprocText&quot;:&quot;[21]&quot;,&quot;manualOverrideText&quot;:&quot;&quot;},&quot;citationTag&quot;:&quot;MENDELEY_CITATION_v3_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&quot;,&quot;citationItems&quot;:[{&quot;id&quot;:&quot;70edddc8-ee03-31fd-86e6-6cf7a4858b7a&quot;,&quot;itemData&quot;:{&quot;type&quot;:&quot;article-journal&quot;,&quot;id&quot;:&quot;70edddc8-ee03-31fd-86e6-6cf7a4858b7a&quot;,&quot;title&quot;:&quot;Flexible Power and Biomass-To-Methanol Plants With Different Gasification Technologies&quot;,&quot;author&quot;:[{&quot;family&quot;:&quot;Poluzzi&quot;,&quot;given&quot;:&quot;A.&quot;,&quot;parse-names&quot;:false,&quot;dropping-particle&quot;:&quot;&quot;,&quot;non-dropping-particle&quot;:&quot;&quot;},{&quot;family&quot;:&quot;Guandalini&quot;,&quot;given&quot;:&quot;G.&quot;,&quot;parse-names&quot;:false,&quot;dropping-particle&quot;:&quot;&quot;,&quot;non-dropping-particle&quot;:&quot;&quot;},{&quot;family&quot;:&quot;Guffanti&quot;,&quot;given&quot;:&quot;S.&quot;,&quot;parse-names&quot;:false,&quot;dropping-particle&quot;:&quot;&quot;,&quot;non-dropping-particle&quot;:&quot;&quot;},{&quot;family&quot;:&quot;Martinelli&quot;,&quot;given&quot;:&quot;M.&quot;,&quot;parse-names&quot;:false,&quot;dropping-particle&quot;:&quot;&quot;,&quot;non-dropping-particle&quot;:&quot;&quot;},{&quot;family&quot;:&quot;Moioli&quot;,&quot;given&quot;:&quot;S.&quot;,&quot;parse-names&quot;:false,&quot;dropping-particle&quot;:&quot;&quot;,&quot;non-dropping-particle&quot;:&quot;&quot;},{&quot;family&quot;:&quot;Huttenhuis&quot;,&quot;given&quot;:&quot;P.&quot;,&quot;parse-names&quot;:false,&quot;dropping-particle&quot;:&quot;&quot;,&quot;non-dropping-particle&quot;:&quot;&quot;},{&quot;family&quot;:&quot;Rexwinkel&quot;,&quot;given&quot;:&quot;G.&quot;,&quot;parse-names&quot;:false,&quot;dropping-particle&quot;:&quot;&quot;,&quot;non-dropping-particle&quot;:&quot;&quot;},{&quot;family&quot;:&quot;Palonen&quot;,&quot;given&quot;:&quot;J.&quot;,&quot;parse-names&quot;:false,&quot;dropping-particle&quot;:&quot;&quot;,&quot;non-dropping-particle&quot;:&quot;&quot;},{&quot;family&quot;:&quot;Martelli&quot;,&quot;given&quot;:&quot;E.&quot;,&quot;parse-names&quot;:false,&quot;dropping-particle&quot;:&quot;&quot;,&quot;non-dropping-particle&quot;:&quot;&quot;},{&quot;family&quot;:&quot;Groppi&quot;,&quot;given&quot;:&quot;G.&quot;,&quot;parse-names&quot;:false,&quot;dropping-particle&quot;:&quot;&quot;,&quot;non-dropping-particle&quot;:&quot;&quot;},{&quot;family&quot;:&quot;Romano&quot;,&quot;given&quot;:&quot;M. C.&quot;,&quot;parse-names&quot;:false,&quot;dropping-particle&quot;:&quot;&quot;,&quot;non-dropping-particle&quot;:&quot;&quot;}],&quot;container-title&quot;:&quot;Frontiers in Energy Research&quot;,&quot;DOI&quot;:&quot;10.3389/fenrg.2021.795673&quot;,&quot;ISSN&quot;:&quot;2296-598X&quot;,&quot;issued&quot;:{&quot;date-parts&quot;:[[2022,1,27]]},&quot;abstract&quot;:&quot;&lt;p&gt; The competitiveness of biofuels may be increased by integrating biomass gasification plants with electrolysis units, which generate hydrogen to be combined with carbon-rich syngas. This option allows increasing the yield of the final product by retaining a higher amount of biogenic carbon and improving the resilience of the energy sector by favoring electric grid services and sector coupling. This article illustrates a techno-economic comparative analysis of three flexible power and biomass to methanol plants based on different gasification technologies: direct gasification, indirect gasification, and sorption-enhanced gasification. The design and operational criteria of each plant are conceived to operate both without green hydrogen addition (baseline mode) and with hydrogen addition (enhanced mode), following an intermittent use of the electrolysis system, which is turned on when the electricity price allows an economically viable hydrogen production. The methanol production plants include a gasification section, syngas cleaning, conditioning and compression section, methanol synthesis and purification, and heat recovery steam cycle to be flexibly operated. Due to the high oxygen demand in the gasifier, the direct gasification-based plant obtains a great advantage to be operated between a minimum load to satisfy the oxygen demand at high electricity prices and a maximum load to maximize methanol production at low electricity prices. This allows avoiding large oxygen storages with significant benefits for Capex and safety issues. The analysis reports specific fixed-capital investments between 1823 and 2048 €/kW of methanol output in the enhanced operation and LCOFs between 29.7 and 31.7 €/GJ &lt;sub&gt;LHV&lt;/sub&gt; . Economic advantages may be derived from a decrease in the electrolysis capital investment, especially for the direct gasification-based plants, which employ the greatest sized electrolyzer. Methanol breakeven selling prices range between 545 and 582 €/t with the 2019 reference Denmark electricity price curve and between 484 and 535 €/t with an assumed modified electricity price curve of a future energy mix with increased penetration of intermittent renewables. &lt;/p&gt;&quot;,&quot;volume&quot;:&quot;9&quot;,&quot;container-title-short&quot;:&quot;Front. Energy Res.&quot;},&quot;isTemporary&quot;:false}]},{&quot;citationID&quot;:&quot;MENDELEY_CITATION_e06c8150-ca7f-4bb6-8b73-8555f96f90d4&quot;,&quot;properties&quot;:{&quot;noteIndex&quot;:0},&quot;isEdited&quot;:false,&quot;manualOverride&quot;:{&quot;isManuallyOverridden&quot;:false,&quot;citeprocText&quot;:&quot;[22]&quot;,&quot;manualOverrideText&quot;:&quot;&quot;},&quot;citationTag&quot;:&quot;MENDELEY_CITATION_v3_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&quot;,&quot;citationItems&quot;:[{&quot;id&quot;:&quot;a36d5e43-f1b3-3f4c-8cdc-446f28ab3924&quot;,&quot;itemData&quot;:{&quot;type&quot;:&quot;article-journal&quot;,&quot;id&quot;:&quot;a36d5e43-f1b3-3f4c-8cdc-446f28ab3924&quot;,&quot;title&quot;:&quot;Benefits of Hybrid Production of E-Methanol in Connection with Biomass Gasification&quot;,&quot;author&quot;:[{&quot;family&quot;:&quot;Anetjärvi&quot;,&quot;given&quot;:&quot;Eemeli&quot;,&quot;parse-names&quot;:false,&quot;dropping-particle&quot;:&quot;&quot;,&quot;non-dropping-particle&quot;:&quot;&quot;},{&quot;family&quot;:&quot;Vakkilainen&quot;,&quot;given&quot;:&quot;Esa&quot;,&quot;parse-names&quot;:false,&quot;dropping-particle&quot;:&quot;&quot;,&quot;non-dropping-particle&quot;:&quot;&quot;},{&quot;family&quot;:&quot;Melin&quot;,&quot;given&quot;:&quot;Kristian&quot;,&quot;parse-names&quot;:false,&quot;dropping-particle&quot;:&quot;&quot;,&quot;non-dropping-particle&quot;:&quot;&quot;}],&quot;container-title&quot;:&quot;SSRN Electronic Journal&quot;,&quot;DOI&quot;:&quot;10.2139/ssrn.4184476&quot;,&quot;ISSN&quot;:&quot;1556-5068&quot;,&quot;issued&quot;:{&quot;date-parts&quot;:[[2022]]},&quot;container-title-short&quot;:&quot;&quot;},&quot;isTemporary&quot;:false}]},{&quot;citationID&quot;:&quot;MENDELEY_CITATION_cd84c5ed-f67d-47d0-afce-d099ac46029a&quot;,&quot;properties&quot;:{&quot;noteIndex&quot;:0},&quot;isEdited&quot;:false,&quot;manualOverride&quot;:{&quot;isManuallyOverridden&quot;:false,&quot;citeprocText&quot;:&quot;[23]&quot;,&quot;manualOverrideText&quot;:&quot;&quot;},&quot;citationTag&quot;:&quot;MENDELEY_CITATION_v3_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&quot;,&quot;citationItems&quot;:[{&quot;id&quot;:&quot;048c482b-30be-34eb-bade-6c65560bb00c&quot;,&quot;itemData&quot;:{&quot;type&quot;:&quot;article-journal&quot;,&quot;id&quot;:&quot;048c482b-30be-34eb-bade-6c65560bb00c&quot;,&quot;title&quot;:&quot;Techno-economic optimization of biomass-to-methanol with solid-oxide electrolyzer&quot;,&quot;author&quot;:[{&quot;family&quot;:&quot;Zhang&quot;,&quot;given&quot;:&quot;Hanfei&quot;,&quot;parse-names&quot;:false,&quot;dropping-particle&quot;:&quot;&quot;,&quot;non-dropping-particle&quot;:&quot;&quot;},{&quot;family&quot;:&quot;Wang&quot;,&quot;given&quot;:&quot;Ligang&quot;,&quot;parse-names&quot;:false,&quot;dropping-particle&quot;:&quot;&quot;,&quot;non-dropping-particle&quot;:&quot;&quot;},{&quot;family&quot;:&quot;Pérez-Fortes&quot;,&quot;given&quot;:&quot;Mar&quot;,&quot;parse-names&quot;:false,&quot;dropping-particle&quot;:&quot;&quot;,&quot;non-dropping-particle&quot;:&quot;&quot;},{&quot;family&quot;:&quot;herle&quot;,&quot;given&quot;:&quot;Jan&quot;,&quot;parse-names&quot;:false,&quot;dropping-particle&quot;:&quot;&quot;,&quot;non-dropping-particle&quot;:&quot;Van&quot;},{&quot;family&quot;:&quot;Maréchal&quot;,&quot;given&quot;:&quot;François&quot;,&quot;parse-names&quot;:false,&quot;dropping-particle&quot;:&quot;&quot;,&quot;non-dropping-particle&quot;:&quot;&quot;},{&quot;family&quot;:&quot;Desideri&quot;,&quot;given&quot;:&quot;Umberto&quot;,&quot;parse-names&quot;:false,&quot;dropping-particle&quot;:&quot;&quot;,&quot;non-dropping-particle&quot;:&quot;&quot;}],&quot;container-title&quot;:&quot;Applied Energy&quot;,&quot;DOI&quot;:&quot;10.1016/j.apenergy.2019.114071&quot;,&quot;ISSN&quot;:&quot;03062619&quot;,&quot;issued&quot;:{&quot;date-parts&quot;:[[2020,1]]},&quot;page&quot;:&quot;114071&quot;,&quot;volume&quot;:&quot;258&quot;,&quot;container-title-short&quot;:&quot;Appl. Energy&quot;},&quot;isTemporary&quot;:false}]},{&quot;citationID&quot;:&quot;MENDELEY_CITATION_42ff2c48-5158-4a41-83ab-c9fb9e7d73b7&quot;,&quot;properties&quot;:{&quot;noteIndex&quot;:0},&quot;isEdited&quot;:false,&quot;manualOverride&quot;:{&quot;isManuallyOverridden&quot;:false,&quot;citeprocText&quot;:&quot;[24]&quot;,&quot;manualOverrideText&quot;:&quot;&quot;},&quot;citationTag&quot;:&quot;MENDELEY_CITATION_v3_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&quot;,&quot;citationItems&quot;:[{&quot;id&quot;:&quot;ded22db1-0dce-3c1b-981f-fd5847a7cce1&quot;,&quot;itemData&quot;:{&quot;type&quot;:&quot;article-journal&quot;,&quot;id&quot;:&quot;ded22db1-0dce-3c1b-981f-fd5847a7cce1&quot;,&quot;title&quot;:&quot;Flexible Power &amp;amp; Biomass-to-Methanol plants: Design optimization and economic viability of the electrolysis integration&quot;,&quot;author&quot;:[{&quot;family&quot;:&quot;Poluzzi&quot;,&quot;given&quot;:&quot;Alessandro&quot;,&quot;parse-names&quot;:false,&quot;dropping-particle&quot;:&quot;&quot;,&quot;non-dropping-particle&quot;:&quot;&quot;},{&quot;family&quot;:&quot;Guandalini&quot;,&quot;given&quot;:&quot;Giulio&quot;,&quot;parse-names&quot;:false,&quot;dropping-particle&quot;:&quot;&quot;,&quot;non-dropping-particle&quot;:&quot;&quot;},{&quot;family&quot;:&quot;Guffanti&quot;,&quot;given&quot;:&quot;Simone&quot;,&quot;parse-names&quot;:false,&quot;dropping-particle&quot;:&quot;&quot;,&quot;non-dropping-particle&quot;:&quot;&quot;},{&quot;family&quot;:&quot;Elsido&quot;,&quot;given&quot;:&quot;Cristina&quot;,&quot;parse-names&quot;:false,&quot;dropping-particle&quot;:&quot;&quot;,&quot;non-dropping-particle&quot;:&quot;&quot;},{&quot;family&quot;:&quot;Moioli&quot;,&quot;given&quot;:&quot;Stefania&quot;,&quot;parse-names&quot;:false,&quot;dropping-particle&quot;:&quot;&quot;,&quot;non-dropping-particle&quot;:&quot;&quot;},{&quot;family&quot;:&quot;Huttenhuis&quot;,&quot;given&quot;:&quot;Patrick&quot;,&quot;parse-names&quot;:false,&quot;dropping-particle&quot;:&quot;&quot;,&quot;non-dropping-particle&quot;:&quot;&quot;},{&quot;family&quot;:&quot;Rexwinkel&quot;,&quot;given&quot;:&quot;Glenn&quot;,&quot;parse-names&quot;:false,&quot;dropping-particle&quot;:&quot;&quot;,&quot;non-dropping-particle&quot;:&quot;&quot;},{&quot;family&quot;:&quot;Martelli&quot;,&quot;given&quot;:&quot;Emanuele&quot;,&quot;parse-names&quot;:false,&quot;dropping-particle&quot;:&quot;&quot;,&quot;non-dropping-particle&quot;:&quot;&quot;},{&quot;family&quot;:&quot;Groppi&quot;,&quot;given&quot;:&quot;Gianpiero&quot;,&quot;parse-names&quot;:false,&quot;dropping-particle&quot;:&quot;&quot;,&quot;non-dropping-particle&quot;:&quot;&quot;},{&quot;family&quot;:&quot;Romano&quot;,&quot;given&quot;:&quot;Matteo C.&quot;,&quot;parse-names&quot;:false,&quot;dropping-particle&quot;:&quot;&quot;,&quot;non-dropping-particle&quot;:&quot;&quot;}],&quot;container-title&quot;:&quot;Fuel&quot;,&quot;DOI&quot;:&quot;10.1016/j.fuel.2021.122113&quot;,&quot;ISSN&quot;:&quot;00162361&quot;,&quot;issued&quot;:{&quot;date-parts&quot;:[[2022,2]]},&quot;page&quot;:&quot;122113&quot;,&quot;volume&quot;:&quot;310&quot;,&quot;container-title-short&quot;:&quot;&quot;},&quot;isTemporary&quot;:false}]},{&quot;citationID&quot;:&quot;MENDELEY_CITATION_a84a64c2-5cd9-45b5-8dd3-eed0901210e0&quot;,&quot;properties&quot;:{&quot;noteIndex&quot;:0},&quot;isEdited&quot;:false,&quot;manualOverride&quot;:{&quot;isManuallyOverridden&quot;:false,&quot;citeprocText&quot;:&quot;[25]&quot;,&quot;manualOverrideText&quot;:&quot;&quot;},&quot;citationTag&quot;:&quot;MENDELEY_CITATION_v3_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&quot;,&quot;citationItems&quot;:[{&quot;id&quot;:&quot;a332ee91-b343-3289-860a-430557bbc5fa&quot;,&quot;itemData&quot;:{&quot;type&quot;:&quot;article-journal&quot;,&quot;id&quot;:&quot;a332ee91-b343-3289-860a-430557bbc5fa&quot;,&quot;title&quot;:&quot;Flexible Power &amp;amp; Biomass-to-Methanol plants: Design optimization and economic viability of the electrolysis integration&quot;,&quot;author&quot;:[{&quot;family&quot;:&quot;Poluzzi&quot;,&quot;given&quot;:&quot;Alessandro&quot;,&quot;parse-names&quot;:false,&quot;dropping-particle&quot;:&quot;&quot;,&quot;non-dropping-particle&quot;:&quot;&quot;},{&quot;family&quot;:&quot;Guandalini&quot;,&quot;given&quot;:&quot;Giulio&quot;,&quot;parse-names&quot;:false,&quot;dropping-particle&quot;:&quot;&quot;,&quot;non-dropping-particle&quot;:&quot;&quot;},{&quot;family&quot;:&quot;Guffanti&quot;,&quot;given&quot;:&quot;Simone&quot;,&quot;parse-names&quot;:false,&quot;dropping-particle&quot;:&quot;&quot;,&quot;non-dropping-particle&quot;:&quot;&quot;},{&quot;family&quot;:&quot;Elsido&quot;,&quot;given&quot;:&quot;Cristina&quot;,&quot;parse-names&quot;:false,&quot;dropping-particle&quot;:&quot;&quot;,&quot;non-dropping-particle&quot;:&quot;&quot;},{&quot;family&quot;:&quot;Moioli&quot;,&quot;given&quot;:&quot;Stefania&quot;,&quot;parse-names&quot;:false,&quot;dropping-particle&quot;:&quot;&quot;,&quot;non-dropping-particle&quot;:&quot;&quot;},{&quot;family&quot;:&quot;Huttenhuis&quot;,&quot;given&quot;:&quot;Patrick&quot;,&quot;parse-names&quot;:false,&quot;dropping-particle&quot;:&quot;&quot;,&quot;non-dropping-particle&quot;:&quot;&quot;},{&quot;family&quot;:&quot;Rexwinkel&quot;,&quot;given&quot;:&quot;Glenn&quot;,&quot;parse-names&quot;:false,&quot;dropping-particle&quot;:&quot;&quot;,&quot;non-dropping-particle&quot;:&quot;&quot;},{&quot;family&quot;:&quot;Martelli&quot;,&quot;given&quot;:&quot;Emanuele&quot;,&quot;parse-names&quot;:false,&quot;dropping-particle&quot;:&quot;&quot;,&quot;non-dropping-particle&quot;:&quot;&quot;},{&quot;family&quot;:&quot;Groppi&quot;,&quot;given&quot;:&quot;Gianpiero&quot;,&quot;parse-names&quot;:false,&quot;dropping-particle&quot;:&quot;&quot;,&quot;non-dropping-particle&quot;:&quot;&quot;},{&quot;family&quot;:&quot;Romano&quot;,&quot;given&quot;:&quot;Matteo C.&quot;,&quot;parse-names&quot;:false,&quot;dropping-particle&quot;:&quot;&quot;,&quot;non-dropping-particle&quot;:&quot;&quot;}],&quot;container-title&quot;:&quot;Fuel&quot;,&quot;DOI&quot;:&quot;10.1016/j.fuel.2021.122113&quot;,&quot;ISSN&quot;:&quot;00162361&quot;,&quot;issued&quot;:{&quot;date-parts&quot;:[[2022,2]]},&quot;page&quot;:&quot;122113&quot;,&quot;volume&quot;:&quot;310&quot;,&quot;container-title-short&quot;:&quot;&quot;},&quot;isTemporary&quot;:false}]},{&quot;citationID&quot;:&quot;MENDELEY_CITATION_8c83e7a2-71cf-4160-9fdd-2510731786cf&quot;,&quot;properties&quot;:{&quot;noteIndex&quot;:0},&quot;isEdited&quot;:false,&quot;manualOverride&quot;:{&quot;isManuallyOverridden&quot;:false,&quot;citeprocText&quot;:&quot;[21]&quot;,&quot;manualOverrideText&quot;:&quot;&quot;},&quot;citationTag&quot;:&quot;MENDELEY_CITATION_v3_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&quot;,&quot;citationItems&quot;:[{&quot;id&quot;:&quot;70edddc8-ee03-31fd-86e6-6cf7a4858b7a&quot;,&quot;itemData&quot;:{&quot;type&quot;:&quot;article-journal&quot;,&quot;id&quot;:&quot;70edddc8-ee03-31fd-86e6-6cf7a4858b7a&quot;,&quot;title&quot;:&quot;Flexible Power and Biomass-To-Methanol Plants With Different Gasification Technologies&quot;,&quot;author&quot;:[{&quot;family&quot;:&quot;Poluzzi&quot;,&quot;given&quot;:&quot;A.&quot;,&quot;parse-names&quot;:false,&quot;dropping-particle&quot;:&quot;&quot;,&quot;non-dropping-particle&quot;:&quot;&quot;},{&quot;family&quot;:&quot;Guandalini&quot;,&quot;given&quot;:&quot;G.&quot;,&quot;parse-names&quot;:false,&quot;dropping-particle&quot;:&quot;&quot;,&quot;non-dropping-particle&quot;:&quot;&quot;},{&quot;family&quot;:&quot;Guffanti&quot;,&quot;given&quot;:&quot;S.&quot;,&quot;parse-names&quot;:false,&quot;dropping-particle&quot;:&quot;&quot;,&quot;non-dropping-particle&quot;:&quot;&quot;},{&quot;family&quot;:&quot;Martinelli&quot;,&quot;given&quot;:&quot;M.&quot;,&quot;parse-names&quot;:false,&quot;dropping-particle&quot;:&quot;&quot;,&quot;non-dropping-particle&quot;:&quot;&quot;},{&quot;family&quot;:&quot;Moioli&quot;,&quot;given&quot;:&quot;S.&quot;,&quot;parse-names&quot;:false,&quot;dropping-particle&quot;:&quot;&quot;,&quot;non-dropping-particle&quot;:&quot;&quot;},{&quot;family&quot;:&quot;Huttenhuis&quot;,&quot;given&quot;:&quot;P.&quot;,&quot;parse-names&quot;:false,&quot;dropping-particle&quot;:&quot;&quot;,&quot;non-dropping-particle&quot;:&quot;&quot;},{&quot;family&quot;:&quot;Rexwinkel&quot;,&quot;given&quot;:&quot;G.&quot;,&quot;parse-names&quot;:false,&quot;dropping-particle&quot;:&quot;&quot;,&quot;non-dropping-particle&quot;:&quot;&quot;},{&quot;family&quot;:&quot;Palonen&quot;,&quot;given&quot;:&quot;J.&quot;,&quot;parse-names&quot;:false,&quot;dropping-particle&quot;:&quot;&quot;,&quot;non-dropping-particle&quot;:&quot;&quot;},{&quot;family&quot;:&quot;Martelli&quot;,&quot;given&quot;:&quot;E.&quot;,&quot;parse-names&quot;:false,&quot;dropping-particle&quot;:&quot;&quot;,&quot;non-dropping-particle&quot;:&quot;&quot;},{&quot;family&quot;:&quot;Groppi&quot;,&quot;given&quot;:&quot;G.&quot;,&quot;parse-names&quot;:false,&quot;dropping-particle&quot;:&quot;&quot;,&quot;non-dropping-particle&quot;:&quot;&quot;},{&quot;family&quot;:&quot;Romano&quot;,&quot;given&quot;:&quot;M. C.&quot;,&quot;parse-names&quot;:false,&quot;dropping-particle&quot;:&quot;&quot;,&quot;non-dropping-particle&quot;:&quot;&quot;}],&quot;container-title&quot;:&quot;Frontiers in Energy Research&quot;,&quot;DOI&quot;:&quot;10.3389/fenrg.2021.795673&quot;,&quot;ISSN&quot;:&quot;2296-598X&quot;,&quot;issued&quot;:{&quot;date-parts&quot;:[[2022,1,27]]},&quot;abstract&quot;:&quot;&lt;p&gt; The competitiveness of biofuels may be increased by integrating biomass gasification plants with electrolysis units, which generate hydrogen to be combined with carbon-rich syngas. This option allows increasing the yield of the final product by retaining a higher amount of biogenic carbon and improving the resilience of the energy sector by favoring electric grid services and sector coupling. This article illustrates a techno-economic comparative analysis of three flexible power and biomass to methanol plants based on different gasification technologies: direct gasification, indirect gasification, and sorption-enhanced gasification. The design and operational criteria of each plant are conceived to operate both without green hydrogen addition (baseline mode) and with hydrogen addition (enhanced mode), following an intermittent use of the electrolysis system, which is turned on when the electricity price allows an economically viable hydrogen production. The methanol production plants include a gasification section, syngas cleaning, conditioning and compression section, methanol synthesis and purification, and heat recovery steam cycle to be flexibly operated. Due to the high oxygen demand in the gasifier, the direct gasification-based plant obtains a great advantage to be operated between a minimum load to satisfy the oxygen demand at high electricity prices and a maximum load to maximize methanol production at low electricity prices. This allows avoiding large oxygen storages with significant benefits for Capex and safety issues. The analysis reports specific fixed-capital investments between 1823 and 2048 €/kW of methanol output in the enhanced operation and LCOFs between 29.7 and 31.7 €/GJ &lt;sub&gt;LHV&lt;/sub&gt; . Economic advantages may be derived from a decrease in the electrolysis capital investment, especially for the direct gasification-based plants, which employ the greatest sized electrolyzer. Methanol breakeven selling prices range between 545 and 582 €/t with the 2019 reference Denmark electricity price curve and between 484 and 535 €/t with an assumed modified electricity price curve of a future energy mix with increased penetration of intermittent renewables. &lt;/p&gt;&quot;,&quot;volume&quot;:&quot;9&quot;,&quot;container-title-short&quot;:&quot;Front. Energy Res.&quot;},&quot;isTemporary&quot;:false}]},{&quot;citationID&quot;:&quot;MENDELEY_CITATION_e2d98fbf-79a4-429b-9796-2be5c079023d&quot;,&quot;properties&quot;:{&quot;noteIndex&quot;:0},&quot;isEdited&quot;:false,&quot;manualOverride&quot;:{&quot;isManuallyOverridden&quot;:false,&quot;citeprocText&quot;:&quot;[25]&quot;,&quot;manualOverrideText&quot;:&quot;&quot;},&quot;citationTag&quot;:&quot;MENDELEY_CITATION_v3_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&quot;,&quot;citationItems&quot;:[{&quot;id&quot;:&quot;a332ee91-b343-3289-860a-430557bbc5fa&quot;,&quot;itemData&quot;:{&quot;type&quot;:&quot;article-journal&quot;,&quot;id&quot;:&quot;a332ee91-b343-3289-860a-430557bbc5fa&quot;,&quot;title&quot;:&quot;Flexible Power &amp;amp; Biomass-to-Methanol plants: Design optimization and economic viability of the electrolysis integration&quot;,&quot;author&quot;:[{&quot;family&quot;:&quot;Poluzzi&quot;,&quot;given&quot;:&quot;Alessandro&quot;,&quot;parse-names&quot;:false,&quot;dropping-particle&quot;:&quot;&quot;,&quot;non-dropping-particle&quot;:&quot;&quot;},{&quot;family&quot;:&quot;Guandalini&quot;,&quot;given&quot;:&quot;Giulio&quot;,&quot;parse-names&quot;:false,&quot;dropping-particle&quot;:&quot;&quot;,&quot;non-dropping-particle&quot;:&quot;&quot;},{&quot;family&quot;:&quot;Guffanti&quot;,&quot;given&quot;:&quot;Simone&quot;,&quot;parse-names&quot;:false,&quot;dropping-particle&quot;:&quot;&quot;,&quot;non-dropping-particle&quot;:&quot;&quot;},{&quot;family&quot;:&quot;Elsido&quot;,&quot;given&quot;:&quot;Cristina&quot;,&quot;parse-names&quot;:false,&quot;dropping-particle&quot;:&quot;&quot;,&quot;non-dropping-particle&quot;:&quot;&quot;},{&quot;family&quot;:&quot;Moioli&quot;,&quot;given&quot;:&quot;Stefania&quot;,&quot;parse-names&quot;:false,&quot;dropping-particle&quot;:&quot;&quot;,&quot;non-dropping-particle&quot;:&quot;&quot;},{&quot;family&quot;:&quot;Huttenhuis&quot;,&quot;given&quot;:&quot;Patrick&quot;,&quot;parse-names&quot;:false,&quot;dropping-particle&quot;:&quot;&quot;,&quot;non-dropping-particle&quot;:&quot;&quot;},{&quot;family&quot;:&quot;Rexwinkel&quot;,&quot;given&quot;:&quot;Glenn&quot;,&quot;parse-names&quot;:false,&quot;dropping-particle&quot;:&quot;&quot;,&quot;non-dropping-particle&quot;:&quot;&quot;},{&quot;family&quot;:&quot;Martelli&quot;,&quot;given&quot;:&quot;Emanuele&quot;,&quot;parse-names&quot;:false,&quot;dropping-particle&quot;:&quot;&quot;,&quot;non-dropping-particle&quot;:&quot;&quot;},{&quot;family&quot;:&quot;Groppi&quot;,&quot;given&quot;:&quot;Gianpiero&quot;,&quot;parse-names&quot;:false,&quot;dropping-particle&quot;:&quot;&quot;,&quot;non-dropping-particle&quot;:&quot;&quot;},{&quot;family&quot;:&quot;Romano&quot;,&quot;given&quot;:&quot;Matteo C.&quot;,&quot;parse-names&quot;:false,&quot;dropping-particle&quot;:&quot;&quot;,&quot;non-dropping-particle&quot;:&quot;&quot;}],&quot;container-title&quot;:&quot;Fuel&quot;,&quot;DOI&quot;:&quot;10.1016/j.fuel.2021.122113&quot;,&quot;ISSN&quot;:&quot;00162361&quot;,&quot;issued&quot;:{&quot;date-parts&quot;:[[2022,2]]},&quot;page&quot;:&quot;122113&quot;,&quot;volume&quot;:&quot;310&quot;,&quot;container-title-short&quot;:&quot;&quot;},&quot;isTemporary&quot;:false}]},{&quot;citationID&quot;:&quot;MENDELEY_CITATION_b7c42850-3893-430a-a91a-ba071b5a549f&quot;,&quot;properties&quot;:{&quot;noteIndex&quot;:0},&quot;isEdited&quot;:false,&quot;manualOverride&quot;:{&quot;isManuallyOverridden&quot;:false,&quot;citeprocText&quot;:&quot;[26]&quot;,&quot;manualOverrideText&quot;:&quot;&quot;},&quot;citationTag&quot;:&quot;MENDELEY_CITATION_v3_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&quot;,&quot;citationItems&quot;:[{&quot;id&quot;:&quot;31848458-a34e-370b-af77-81d1d893a1c5&quot;,&quot;itemData&quot;:{&quot;type&quot;:&quot;article-journal&quot;,&quot;id&quot;:&quot;31848458-a34e-370b-af77-81d1d893a1c5&quot;,&quot;title&quot;:&quot;Deep Reinforcement Learning Approaches the MILP Optimum of a Multi-Energy Optimization in Energy Communities&quot;,&quot;author&quot;:[{&quot;family&quot;:&quot;Vetter&quot;,&quot;given&quot;:&quot;Vinzent&quot;,&quot;parse-names&quot;:false,&quot;dropping-particle&quot;:&quot;&quot;,&quot;non-dropping-particle&quot;:&quot;&quot;},{&quot;family&quot;:&quot;Wohlgenannt&quot;,&quot;given&quot;:&quot;Philipp&quot;,&quot;parse-names&quot;:false,&quot;dropping-particle&quot;:&quot;&quot;,&quot;non-dropping-particle&quot;:&quot;&quot;},{&quot;family&quot;:&quot;Kepplinger&quot;,&quot;given&quot;:&quot;Peter&quot;,&quot;parse-names&quot;:false,&quot;dropping-particle&quot;:&quot;&quot;,&quot;non-dropping-particle&quot;:&quot;&quot;},{&quot;family&quot;:&quot;Eder&quot;,&quot;given&quot;:&quot;Elias&quot;,&quot;parse-names&quot;:false,&quot;dropping-particle&quot;:&quot;&quot;,&quot;non-dropping-particle&quot;:&quot;&quot;}],&quot;container-title&quot;:&quot;Energies&quot;,&quot;container-title-short&quot;:&quot;Energies (Basel).&quot;,&quot;DOI&quot;:&quot;10.3390/en18174489&quot;,&quot;ISSN&quot;:&quot;1996-1073&quot;,&quot;issued&quot;:{&quot;date-parts&quot;:[[2025,8,23]]},&quot;page&quot;:&quot;4489&quot;,&quot;abstract&quot;:&quot;&lt;p&gt;As energy systems transition toward high shares of variable renewable generation, local energy communities (ECs) are increasingly relevant for enabling demand-side flexibility and self-sufficiency. This shift is particularly evident in the residential sector, where the deployment of photovoltaic (PV) systems is rapidly growing. While mixed-integer linear programming (MILP) remains the standard for operational optimization and demand response in such systems, its computational burden limits scalability and responsiveness under real-time or uncertain conditions. Reinforcement learning (RL), by contrast, offers a model-free, adaptive alternative. However, its application to real-world energy system operation remains limited. This study explores the application of a Deep Q-Network (DQN) to a real residential EC, which has received limited attention in prior work. The system comprises three single-family homes sharing a centralized heating system with a thermal energy storage (TES), a PV installation, and a grid connection. We compare the performance of MILP and RL controllers across economic and environmental metrics. Relative to a reference scenario without TES, MILP and RL reduce energy costs by 10.06% and 8.78%, respectively, and both approaches yield lower total energy consumption and CO2-equivalent emissions. Notably, the trained RL agent achieves a near-optimal outcome while requiring only 22% of the MILP’s computation time. These results demonstrate that DQNs can offer a computationally efficient and practically viable alternative to MILP for real-time control in residential energy systems.&lt;/p&gt;&quot;,&quot;issue&quot;:&quot;17&quot;,&quot;volume&quot;:&quot;18&quot;},&quot;isTemporary&quot;:false}]},{&quot;citationID&quot;:&quot;MENDELEY_CITATION_03d18768-2530-4173-a512-ec7dc06e4ecc&quot;,&quot;properties&quot;:{&quot;noteIndex&quot;:0},&quot;isEdited&quot;:false,&quot;manualOverride&quot;:{&quot;isManuallyOverridden&quot;:false,&quot;citeprocText&quot;:&quot;[27]&quot;,&quot;manualOverrideText&quot;:&quot;&quot;},&quot;citationTag&quot;:&quot;MENDELEY_CITATION_v3_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&quot;,&quot;citationItems&quot;:[{&quot;id&quot;:&quot;185586bd-ce77-3f7d-ae64-0f509db4cf05&quot;,&quot;itemData&quot;:{&quot;type&quot;:&quot;article-journal&quot;,&quot;id&quot;:&quot;185586bd-ce77-3f7d-ae64-0f509db4cf05&quot;,&quot;title&quot;:&quot;Energy Demand Response in a Food-Processing Plant: A Deep Reinforcement Learning Approach&quot;,&quot;author&quot;:[{&quot;family&quot;:&quot;Wohlgenannt&quot;,&quot;given&quot;:&quot;Philipp&quot;,&quot;parse-names&quot;:false,&quot;dropping-particle&quot;:&quot;&quot;,&quot;non-dropping-particle&quot;:&quot;&quot;},{&quot;family&quot;:&quot;Hegenbart&quot;,&quot;given&quot;:&quot;Sebastian&quot;,&quot;parse-names&quot;:false,&quot;dropping-particle&quot;:&quot;&quot;,&quot;non-dropping-particle&quot;:&quot;&quot;},{&quot;family&quot;:&quot;Eder&quot;,&quot;given&quot;:&quot;Elias&quot;,&quot;parse-names&quot;:false,&quot;dropping-particle&quot;:&quot;&quot;,&quot;non-dropping-particle&quot;:&quot;&quot;},{&quot;family&quot;:&quot;Kolhe&quot;,&quot;given&quot;:&quot;Mohan&quot;,&quot;parse-names&quot;:false,&quot;dropping-particle&quot;:&quot;&quot;,&quot;non-dropping-particle&quot;:&quot;&quot;},{&quot;family&quot;:&quot;Kepplinger&quot;,&quot;given&quot;:&quot;Peter&quot;,&quot;parse-names&quot;:false,&quot;dropping-particle&quot;:&quot;&quot;,&quot;non-dropping-particle&quot;:&quot;&quot;}],&quot;container-title&quot;:&quot;Energies&quot;,&quot;DOI&quot;:&quot;10.3390/en17246430&quot;,&quot;ISSN&quot;:&quot;1996-1073&quot;,&quot;issued&quot;:{&quot;date-parts&quot;:[[2024,12,20]]},&quot;page&quot;:&quot;6430&quot;,&quot;abstract&quot;:&quot;&lt;p&gt;The food industry faces significant challenges in managing operational costs due to its high energy intensity and rising energy prices. Industrial food-processing facilities, with substantial thermal capacities and large demands for cooling and heating, offer promising opportunities for demand response (DR) strategies. This study explores the application of deep reinforcement learning (RL) as an innovative, data-driven approach for DR in the food industry. By leveraging the adaptive, self-learning capabilities of RL, energy costs in the investigated plant are effectively decreased. The RL algorithm was compared with the well-established optimization method Mixed Integer Linear Programming (MILP), and both were benchmarked against a reference scenario without DR. The two optimization strategies demonstrate cost savings of 17.57% and 18.65% for RL and MILP, respectively. Although RL is slightly less efficient in cost reduction, it significantly outperforms in computational speed, being approximately 20 times faster. During operation, RL only needs 2ms per optimization compared to 19s for MILP, making it a promising optimization tool for edge computing. Moreover, while MILP’s computation time increases considerably with the number of binary variables, RL efficiently learns dynamic system behavior and scales to more complex systems without significant performance degradation. These results highlight that deep RL, when applied to DR, offers substantial cost savings and computational efficiency, with broad applicability to energy management in various applications.&lt;/p&gt;&quot;,&quot;issue&quot;:&quot;24&quot;,&quot;volume&quot;:&quot;17&quot;,&quot;container-title-short&quot;:&quot;Energies (Basel).&quot;},&quot;isTemporary&quot;:false}]},{&quot;citationID&quot;:&quot;MENDELEY_CITATION_d0ae8956-c2f2-4f72-9054-a8ca53b2504b&quot;,&quot;properties&quot;:{&quot;noteIndex&quot;:0},&quot;isEdited&quot;:false,&quot;manualOverride&quot;:{&quot;isManuallyOverridden&quot;:false,&quot;citeprocText&quot;:&quot;[28]&quot;,&quot;manualOverrideText&quot;:&quot;&quot;},&quot;citationTag&quot;:&quot;MENDELEY_CITATION_v3_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&quot;,&quot;citationItems&quot;:[{&quot;id&quot;:&quot;b510e037-8e3e-36b2-9b7f-53d097c80a2d&quot;,&quot;itemData&quot;:{&quot;type&quot;:&quot;article-journal&quot;,&quot;id&quot;:&quot;b510e037-8e3e-36b2-9b7f-53d097c80a2d&quot;,&quot;title&quot;:&quot;A comprehensive review on optimization of hybrid renewable energy systems using various optimization techniques&quot;,&quot;author&quot;:[{&quot;family&quot;:&quot;Thirunavukkarasu&quot;,&quot;given&quot;:&quot;M.&quot;,&quot;parse-names&quot;:false,&quot;dropping-particle&quot;:&quot;&quot;,&quot;non-dropping-particle&quot;:&quot;&quot;},{&quot;family&quot;:&quot;Sawle&quot;,&quot;given&quot;:&quot;Yashwant&quot;,&quot;parse-names&quot;:false,&quot;dropping-particle&quot;:&quot;&quot;,&quot;non-dropping-particle&quot;:&quot;&quot;},{&quot;family&quot;:&quot;Lala&quot;,&quot;given&quot;:&quot;Himadri&quot;,&quot;parse-names&quot;:false,&quot;dropping-particle&quot;:&quot;&quot;,&quot;non-dropping-particle&quot;:&quot;&quot;}],&quot;container-title&quot;:&quot;Renewable and Sustainable Energy Reviews&quot;,&quot;DOI&quot;:&quot;10.1016/j.rser.2023.113192&quot;,&quot;ISSN&quot;:&quot;13640321&quot;,&quot;issued&quot;:{&quot;date-parts&quot;:[[2023,4]]},&quot;page&quot;:&quot;113192&quot;,&quot;volume&quot;:&quot;176&quot;,&quot;container-title-short&quot;:&quot;&quot;},&quot;isTemporary&quot;:false}]},{&quot;citationID&quot;:&quot;MENDELEY_CITATION_b63a1021-7346-498d-adf3-73382c63a827&quot;,&quot;properties&quot;:{&quot;noteIndex&quot;:0},&quot;isEdited&quot;:false,&quot;manualOverride&quot;:{&quot;isManuallyOverridden&quot;:false,&quot;citeprocText&quot;:&quot;[29]&quot;,&quot;manualOverrideText&quot;:&quot;&quot;},&quot;citationTag&quot;:&quot;MENDELEY_CITATION_v3_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&quot;,&quot;citationItems&quot;:[{&quot;id&quot;:&quot;0f89bf4c-80d3-3ce8-8c18-b8917957c10b&quot;,&quot;itemData&quot;:{&quot;type&quot;:&quot;article-journal&quot;,&quot;id&quot;:&quot;0f89bf4c-80d3-3ce8-8c18-b8917957c10b&quot;,&quot;title&quot;:&quot;Optimal energy system scheduling using a constraint-aware reinforcement learning algorithm&quot;,&quot;author&quot;:[{&quot;family&quot;:&quot;Shengren&quot;,&quot;given&quot;:&quot;Hou&quot;,&quot;parse-names&quot;:false,&quot;dropping-particle&quot;:&quot;&quot;,&quot;non-dropping-particle&quot;:&quot;&quot;},{&quot;family&quot;:&quot;Vergara&quot;,&quot;given&quot;:&quot;Pedro P.&quot;,&quot;parse-names&quot;:false,&quot;dropping-particle&quot;:&quot;&quot;,&quot;non-dropping-particle&quot;:&quot;&quot;},{&quot;family&quot;:&quot;Salazar Duque&quot;,&quot;given&quot;:&quot;Edgar Mauricio&quot;,&quot;parse-names&quot;:false,&quot;dropping-particle&quot;:&quot;&quot;,&quot;non-dropping-particle&quot;:&quot;&quot;},{&quot;family&quot;:&quot;Palensky&quot;,&quot;given&quot;:&quot;Peter&quot;,&quot;parse-names&quot;:false,&quot;dropping-particle&quot;:&quot;&quot;,&quot;non-dropping-particle&quot;:&quot;&quot;}],&quot;container-title&quot;:&quot;International Journal of Electrical Power &amp; Energy Systems&quot;,&quot;DOI&quot;:&quot;10.1016/j.ijepes.2023.109230&quot;,&quot;ISSN&quot;:&quot;01420615&quot;,&quot;issued&quot;:{&quot;date-parts&quot;:[[2023,10]]},&quot;page&quot;:&quot;109230&quot;,&quot;volume&quot;:&quot;152&quot;,&quot;container-title-short&quot;:&quot;&quot;},&quot;isTemporary&quot;:false}]},{&quot;citationID&quot;:&quot;MENDELEY_CITATION_6d8a7862-c0c2-4c71-b5ea-7e17817e262d&quot;,&quot;properties&quot;:{&quot;noteIndex&quot;:0},&quot;isEdited&quot;:false,&quot;manualOverride&quot;:{&quot;isManuallyOverridden&quot;:false,&quot;citeprocText&quot;:&quot;[30]&quot;,&quot;manualOverrideText&quot;:&quot;&quot;},&quot;citationTag&quot;:&quot;MENDELEY_CITATION_v3_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&quot;,&quot;citationItems&quot;:[{&quot;id&quot;:&quot;32d54ec3-73fd-3a7d-a2b9-efadea2d2319&quot;,&quot;itemData&quot;:{&quot;type&quot;:&quot;article-journal&quot;,&quot;id&quot;:&quot;32d54ec3-73fd-3a7d-a2b9-efadea2d2319&quot;,&quot;title&quot;:&quot;A Review on Multi-Objective Mixed-Integer Non-Linear Optimization Programming Methods&quot;,&quot;author&quot;:[{&quot;family&quot;:&quot;Jaber&quot;,&quot;given&quot;:&quot;Ahmed&quot;,&quot;parse-names&quot;:false,&quot;dropping-particle&quot;:&quot;&quot;,&quot;non-dropping-particle&quot;:&quot;&quot;},{&quot;family&quot;:&quot;Younes&quot;,&quot;given&quot;:&quot;Rafic&quot;,&quot;parse-names&quot;:false,&quot;dropping-particle&quot;:&quot;&quot;,&quot;non-dropping-particle&quot;:&quot;&quot;},{&quot;family&quot;:&quot;Lafon&quot;,&quot;given&quot;:&quot;Pascal&quot;,&quot;parse-names&quot;:false,&quot;dropping-particle&quot;:&quot;&quot;,&quot;non-dropping-particle&quot;:&quot;&quot;},{&quot;family&quot;:&quot;Khoder&quot;,&quot;given&quot;:&quot;Jihan&quot;,&quot;parse-names&quot;:false,&quot;dropping-particle&quot;:&quot;&quot;,&quot;non-dropping-particle&quot;:&quot;&quot;}],&quot;container-title&quot;:&quot;Eng&quot;,&quot;DOI&quot;:&quot;10.3390/eng5030104&quot;,&quot;ISSN&quot;:&quot;2673-4117&quot;,&quot;issued&quot;:{&quot;date-parts&quot;:[[2024,8,17]]},&quot;page&quot;:&quot;1961-1979&quot;,&quot;abstract&quot;:&quot;&lt;p&gt;This paper provides a recent overview of the exact, approximate, and hybrid optimization methods that handle Multi-Objective Mixed-Integer Non-Linear Programming (MO-MINLP) problems. Both the domains of exact and approximate research have experienced significant growth, driven by their shared goal of addressing a wide range of real-world problems. This work presents a comprehensive literature review that highlights the significant theoretical contributions in the field of hybrid approaches between these research areas. We also point out possible research gaps in the literature. Hence, the main research questions to be answered in this paper involve the following: (1) how to exactly or approximately solve a MO-MINLP problem? (2) What are the drawbacks of exact methods as well as approximate methods? (3) What are the research lines that are currently underway to enhance the performances of these methods? and (4) Where are the research gaps in this field? This work aims to provide enough descriptive information for newcomers in this area about the research that has been carried out and that is currently underway concerning exact, approximate, and hybrid methods used to solve MO-MINLP problems.&lt;/p&gt;&quot;,&quot;issue&quot;:&quot;3&quot;,&quot;volume&quot;:&quot;5&quot;,&quot;container-title-short&quot;:&quot;&quot;},&quot;isTemporary&quot;:false}]},{&quot;citationID&quot;:&quot;MENDELEY_CITATION_43edfd88-7e00-44e3-af12-138762045627&quot;,&quot;properties&quot;:{&quot;noteIndex&quot;:0},&quot;isEdited&quot;:false,&quot;manualOverride&quot;:{&quot;isManuallyOverridden&quot;:false,&quot;citeprocText&quot;:&quot;[31]&quot;,&quot;manualOverrideText&quot;:&quot;&quot;},&quot;citationTag&quot;:&quot;MENDELEY_CITATION_v3_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&quot;,&quot;citationItems&quot;:[{&quot;id&quot;:&quot;3491985c-2e0b-31bc-84e8-6823f88df629&quot;,&quot;itemData&quot;:{&quot;type&quot;:&quot;article-journal&quot;,&quot;id&quot;:&quot;3491985c-2e0b-31bc-84e8-6823f88df629&quot;,&quot;title&quot;:&quot;Multi-objective stochastic optimization problem: a systematic literature review&quot;,&quot;author&quot;:[{&quot;family&quot;:&quot;Pirouz&quot;,&quot;given&quot;:&quot;Behzad&quot;,&quot;parse-names&quot;:false,&quot;dropping-particle&quot;:&quot;&quot;,&quot;non-dropping-particle&quot;:&quot;&quot;},{&quot;family&quot;:&quot;Guerriero&quot;,&quot;given&quot;:&quot;Francesca&quot;,&quot;parse-names&quot;:false,&quot;dropping-particle&quot;:&quot;&quot;,&quot;non-dropping-particle&quot;:&quot;&quot;}],&quot;container-title&quot;:&quot;Applied Energy&quot;,&quot;DOI&quot;:&quot;10.1016/j.apenergy.2025.127237&quot;,&quot;ISSN&quot;:&quot;03062619&quot;,&quot;issued&quot;:{&quot;date-parts&quot;:[[2026,2]]},&quot;page&quot;:&quot;127237&quot;,&quot;volume&quot;:&quot;405&quot;,&quot;container-title-short&quot;:&quot;Appl. Energy&quot;},&quot;isTemporary&quot;:false}]},{&quot;citationID&quot;:&quot;MENDELEY_CITATION_b6249101-b808-40c8-a033-78980999aeb7&quot;,&quot;properties&quot;:{&quot;noteIndex&quot;:0},&quot;isEdited&quot;:false,&quot;manualOverride&quot;:{&quot;isManuallyOverridden&quot;:false,&quot;citeprocText&quot;:&quot;[32]&quot;,&quot;manualOverrideText&quot;:&quot;&quot;},&quot;citationTag&quot;:&quot;MENDELEY_CITATION_v3_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&quot;,&quot;citationItems&quot;:[{&quot;id&quot;:&quot;54e38a01-fa83-3801-a318-6f19e94cb79c&quot;,&quot;itemData&quot;:{&quot;type&quot;:&quot;article-journal&quot;,&quot;id&quot;:&quot;54e38a01-fa83-3801-a318-6f19e94cb79c&quot;,&quot;title&quot;:&quot;A review on recent standalone and grid integrated hybrid renewable energy systems: System optimization and energy management strategies&quot;,&quot;author&quot;:[{&quot;family&quot;:&quot;Basnet&quot;,&quot;given&quot;:&quot;Sarad&quot;,&quot;parse-names&quot;:false,&quot;dropping-particle&quot;:&quot;&quot;,&quot;non-dropping-particle&quot;:&quot;&quot;},{&quot;family&quot;:&quot;Deschinkel&quot;,&quot;given&quot;:&quot;Karine&quot;,&quot;parse-names&quot;:false,&quot;dropping-particle&quot;:&quot;&quot;,&quot;non-dropping-particle&quot;:&quot;&quot;},{&quot;family&quot;:&quot;Moyne&quot;,&quot;given&quot;:&quot;Luis&quot;,&quot;parse-names&quot;:false,&quot;dropping-particle&quot;:&quot;&quot;,&quot;non-dropping-particle&quot;:&quot;Le&quot;},{&quot;family&quot;:&quot;Cécile Péra&quot;,&quot;given&quot;:&quot;Marie&quot;,&quot;parse-names&quot;:false,&quot;dropping-particle&quot;:&quot;&quot;,&quot;non-dropping-particle&quot;:&quot;&quot;}],&quot;container-title&quot;:&quot;Renewable Energy Focus&quot;,&quot;DOI&quot;:&quot;10.1016/j.ref.2023.06.001&quot;,&quot;ISSN&quot;:&quot;17550084&quot;,&quot;issued&quot;:{&quot;date-parts&quot;:[[2023,9]]},&quot;page&quot;:&quot;103-125&quot;,&quot;volume&quot;:&quot;46&quot;,&quot;container-title-short&quot;:&quot;&quot;},&quot;isTemporary&quot;:false}]},{&quot;citationID&quot;:&quot;MENDELEY_CITATION_9c9f6d6b-0d28-4cda-88a9-65954fd94b49&quot;,&quot;properties&quot;:{&quot;noteIndex&quot;:0},&quot;isEdited&quot;:false,&quot;manualOverride&quot;:{&quot;isManuallyOverridden&quot;:false,&quot;citeprocText&quot;:&quot;[33]&quot;,&quot;manualOverrideText&quot;:&quot;&quot;},&quot;citationTag&quot;:&quot;MENDELEY_CITATION_v3_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&quot;,&quot;citationItems&quot;:[{&quot;id&quot;:&quot;a7dd1c28-2105-373b-8623-5d74e7cdc012&quot;,&quot;itemData&quot;:{&quot;type&quot;:&quot;article-journal&quot;,&quot;id&quot;:&quot;a7dd1c28-2105-373b-8623-5d74e7cdc012&quot;,&quot;title&quot;:&quot;A Survey on Mixed-Integer Programming Techniques in Bilevel Optimization&quot;,&quot;author&quot;:[{&quot;family&quot;:&quot;Kleinert&quot;,&quot;given&quot;:&quot;Thomas&quot;,&quot;parse-names&quot;:false,&quot;dropping-particle&quot;:&quot;&quot;,&quot;non-dropping-particle&quot;:&quot;&quot;},{&quot;family&quot;:&quot;Labbé&quot;,&quot;given&quot;:&quot;Martine&quot;,&quot;parse-names&quot;:false,&quot;dropping-particle&quot;:&quot;&quot;,&quot;non-dropping-particle&quot;:&quot;&quot;},{&quot;family&quot;:&quot;Ljubić&quot;,&quot;given&quot;:&quot;Ivana&quot;,&quot;parse-names&quot;:false,&quot;dropping-particle&quot;:&quot;&quot;,&quot;non-dropping-particle&quot;:&quot;&quot;},{&quot;family&quot;:&quot;Schmidt&quot;,&quot;given&quot;:&quot;Martin&quot;,&quot;parse-names&quot;:false,&quot;dropping-particle&quot;:&quot;&quot;,&quot;non-dropping-particle&quot;:&quot;&quot;}],&quot;container-title&quot;:&quot;EURO Journal on Computational Optimization&quot;,&quot;DOI&quot;:&quot;10.1016/j.ejco.2021.100007&quot;,&quot;ISSN&quot;:&quot;21924406&quot;,&quot;issued&quot;:{&quot;date-parts&quot;:[[2021]]},&quot;page&quot;:&quot;100007&quot;,&quot;volume&quot;:&quot;9&quot;,&quot;container-title-short&quot;:&quot;&quot;},&quot;isTemporary&quot;:false}]},{&quot;citationID&quot;:&quot;MENDELEY_CITATION_33ef091a-ded0-4a74-8b85-848522b9880f&quot;,&quot;properties&quot;:{&quot;noteIndex&quot;:0},&quot;isEdited&quot;:false,&quot;manualOverride&quot;:{&quot;isManuallyOverridden&quot;:false,&quot;citeprocText&quot;:&quot;[32], [33], [34], [35]&quot;,&quot;manualOverrideText&quot;:&quot;&quot;},&quot;citationTag&quot;:&quot;MENDELEY_CITATION_v3_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&quot;,&quot;citationItems&quot;:[{&quot;id&quot;:&quot;f5b03336-6a29-3705-ac39-a115ab7d476b&quot;,&quot;itemData&quot;:{&quot;type&quot;:&quot;article-journal&quot;,&quot;id&quot;:&quot;f5b03336-6a29-3705-ac39-a115ab7d476b&quot;,&quot;title&quot;:&quot;Recent advances in mathematical programming techniques for the optimization of process systems under uncertainty&quot;,&quot;author&quot;:[{&quot;family&quot;:&quot;Grossmann&quot;,&quot;given&quot;:&quot;Ignacio E.&quot;,&quot;parse-names&quot;:false,&quot;dropping-particle&quot;:&quot;&quot;,&quot;non-dropping-particle&quot;:&quot;&quot;},{&quot;family&quot;:&quot;Apap&quot;,&quot;given&quot;:&quot;Robert M.&quot;,&quot;parse-names&quot;:false,&quot;dropping-particle&quot;:&quot;&quot;,&quot;non-dropping-particle&quot;:&quot;&quot;},{&quot;family&quot;:&quot;Calfa&quot;,&quot;given&quot;:&quot;Bruno A.&quot;,&quot;parse-names&quot;:false,&quot;dropping-particle&quot;:&quot;&quot;,&quot;non-dropping-particle&quot;:&quot;&quot;},{&quot;family&quot;:&quot;García-Herreros&quot;,&quot;given&quot;:&quot;Pablo&quot;,&quot;parse-names&quot;:false,&quot;dropping-particle&quot;:&quot;&quot;,&quot;non-dropping-particle&quot;:&quot;&quot;},{&quot;family&quot;:&quot;Zhang&quot;,&quot;given&quot;:&quot;Qi&quot;,&quot;parse-names&quot;:false,&quot;dropping-particle&quot;:&quot;&quot;,&quot;non-dropping-particle&quot;:&quot;&quot;}],&quot;container-title&quot;:&quot;Computers &amp; Chemical Engineering&quot;,&quot;DOI&quot;:&quot;10.1016/j.compchemeng.2016.03.002&quot;,&quot;ISSN&quot;:&quot;00981354&quot;,&quot;issued&quot;:{&quot;date-parts&quot;:[[2016,8]]},&quot;page&quot;:&quot;3-14&quot;,&quot;volume&quot;:&quot;91&quot;,&quot;container-title-short&quot;:&quot;Comput. Chem. Eng.&quot;},&quot;isTemporary&quot;:false},{&quot;id&quot;:&quot;1c837bc1-1688-320b-9cef-676437130233&quot;,&quot;itemData&quot;:{&quot;type&quot;:&quot;article-journal&quot;,&quot;id&quot;:&quot;1c837bc1-1688-320b-9cef-676437130233&quot;,&quot;title&quot;:&quot;A Review of Stochastic Programming Methods for Optimization of Process Systems Under Uncertainty&quot;,&quot;author&quot;:[{&quot;family&quot;:&quot;Li&quot;,&quot;given&quot;:&quot;Can&quot;,&quot;parse-names&quot;:false,&quot;dropping-particle&quot;:&quot;&quot;,&quot;non-dropping-particle&quot;:&quot;&quot;},{&quot;family&quot;:&quot;Grossmann&quot;,&quot;given&quot;:&quot;Ignacio E.&quot;,&quot;parse-names&quot;:false,&quot;dropping-particle&quot;:&quot;&quot;,&quot;non-dropping-particle&quot;:&quot;&quot;}],&quot;container-title&quot;:&quot;Frontiers in Chemical Engineering&quot;,&quot;DOI&quot;:&quot;10.3389/fceng.2020.622241&quot;,&quot;ISSN&quot;:&quot;2673-2718&quot;,&quot;issued&quot;:{&quot;date-parts&quot;:[[2021,1,28]]},&quot;abstract&quot;:&quot;&lt;p&gt;Uncertainties are widespread in the optimization of process systems, such as uncertainties in process technologies, prices, and customer demands. In this paper, we review the basic concepts and recent advances of a risk-neutral mathematical framework called “stochastic programming” and its applications in solving process systems engineering problems under uncertainty. This review intends to provide both a tutorial for beginners without prior experience and a high-level overview of the current state-of-the-art developments for experts in process systems engineering and stochastic programming. The mathematical formulations and algorithms for two-stage and multistage stochastic programming are reviewed with illustrative examples from process industries. The differences between stochastic programming under exogenous uncertainty and endogenous uncertainties are discussed. The concepts and several data-driven methods for generating scenario trees are also reviewed.&lt;/p&gt;&quot;,&quot;volume&quot;:&quot;2&quot;,&quot;container-title-short&quot;:&quot;&quot;},&quot;isTemporary&quot;:false},{&quot;id&quot;:&quot;a7dd1c28-2105-373b-8623-5d74e7cdc012&quot;,&quot;itemData&quot;:{&quot;type&quot;:&quot;article-journal&quot;,&quot;id&quot;:&quot;a7dd1c28-2105-373b-8623-5d74e7cdc012&quot;,&quot;title&quot;:&quot;A Survey on Mixed-Integer Programming Techniques in Bilevel Optimization&quot;,&quot;author&quot;:[{&quot;family&quot;:&quot;Kleinert&quot;,&quot;given&quot;:&quot;Thomas&quot;,&quot;parse-names&quot;:false,&quot;dropping-particle&quot;:&quot;&quot;,&quot;non-dropping-particle&quot;:&quot;&quot;},{&quot;family&quot;:&quot;Labbé&quot;,&quot;given&quot;:&quot;Martine&quot;,&quot;parse-names&quot;:false,&quot;dropping-particle&quot;:&quot;&quot;,&quot;non-dropping-particle&quot;:&quot;&quot;},{&quot;family&quot;:&quot;Ljubić&quot;,&quot;given&quot;:&quot;Ivana&quot;,&quot;parse-names&quot;:false,&quot;dropping-particle&quot;:&quot;&quot;,&quot;non-dropping-particle&quot;:&quot;&quot;},{&quot;family&quot;:&quot;Schmidt&quot;,&quot;given&quot;:&quot;Martin&quot;,&quot;parse-names&quot;:false,&quot;dropping-particle&quot;:&quot;&quot;,&quot;non-dropping-particle&quot;:&quot;&quot;}],&quot;container-title&quot;:&quot;EURO Journal on Computational Optimization&quot;,&quot;DOI&quot;:&quot;10.1016/j.ejco.2021.100007&quot;,&quot;ISSN&quot;:&quot;21924406&quot;,&quot;issued&quot;:{&quot;date-parts&quot;:[[2021]]},&quot;page&quot;:&quot;100007&quot;,&quot;volume&quot;:&quot;9&quot;,&quot;container-title-short&quot;:&quot;&quot;},&quot;isTemporary&quot;:false},{&quot;id&quot;:&quot;54e38a01-fa83-3801-a318-6f19e94cb79c&quot;,&quot;itemData&quot;:{&quot;type&quot;:&quot;article-journal&quot;,&quot;id&quot;:&quot;54e38a01-fa83-3801-a318-6f19e94cb79c&quot;,&quot;title&quot;:&quot;A review on recent standalone and grid integrated hybrid renewable energy systems: System optimization and energy management strategies&quot;,&quot;author&quot;:[{&quot;family&quot;:&quot;Basnet&quot;,&quot;given&quot;:&quot;Sarad&quot;,&quot;parse-names&quot;:false,&quot;dropping-particle&quot;:&quot;&quot;,&quot;non-dropping-particle&quot;:&quot;&quot;},{&quot;family&quot;:&quot;Deschinkel&quot;,&quot;given&quot;:&quot;Karine&quot;,&quot;parse-names&quot;:false,&quot;dropping-particle&quot;:&quot;&quot;,&quot;non-dropping-particle&quot;:&quot;&quot;},{&quot;family&quot;:&quot;Moyne&quot;,&quot;given&quot;:&quot;Luis&quot;,&quot;parse-names&quot;:false,&quot;dropping-particle&quot;:&quot;&quot;,&quot;non-dropping-particle&quot;:&quot;Le&quot;},{&quot;family&quot;:&quot;Cécile Péra&quot;,&quot;given&quot;:&quot;Marie&quot;,&quot;parse-names&quot;:false,&quot;dropping-particle&quot;:&quot;&quot;,&quot;non-dropping-particle&quot;:&quot;&quot;}],&quot;container-title&quot;:&quot;Renewable Energy Focus&quot;,&quot;DOI&quot;:&quot;10.1016/j.ref.2023.06.001&quot;,&quot;ISSN&quot;:&quot;17550084&quot;,&quot;issued&quot;:{&quot;date-parts&quot;:[[2023,9]]},&quot;page&quot;:&quot;103-125&quot;,&quot;volume&quot;:&quot;46&quot;,&quot;container-title-short&quot;:&quot;&quot;},&quot;isTemporary&quot;:false}]},{&quot;citationID&quot;:&quot;MENDELEY_CITATION_4a4c6769-de4f-4723-ad1a-7b324cf3f736&quot;,&quot;properties&quot;:{&quot;noteIndex&quot;:0},&quot;isEdited&quot;:false,&quot;manualOverride&quot;:{&quot;isManuallyOverridden&quot;:false,&quot;citeprocText&quot;:&quot;[36]&quot;,&quot;manualOverrideText&quot;:&quot;&quot;},&quot;citationTag&quot;:&quot;MENDELEY_CITATION_v3_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&quot;,&quot;citationItems&quot;:[{&quot;id&quot;:&quot;657631e7-7854-321d-9660-90161531164b&quot;,&quot;itemData&quot;:{&quot;type&quot;:&quot;article-journal&quot;,&quot;id&quot;:&quot;657631e7-7854-321d-9660-90161531164b&quot;,&quot;title&quot;:&quot;Integrating multi-objective superstructure optimization and multi-criteria assessment: a novel methodology for sustainable process design&quot;,&quot;author&quot;:[{&quot;family&quot;:&quot;Kenkel&quot;,&quot;given&quot;:&quot;Philipp&quot;,&quot;parse-names&quot;:false,&quot;dropping-particle&quot;:&quot;&quot;,&quot;non-dropping-particle&quot;:&quot;&quot;},{&quot;family&quot;:&quot;Schnuelle&quot;,&quot;given&quot;:&quot;Christian&quot;,&quot;parse-names&quot;:false,&quot;dropping-particle&quot;:&quot;&quot;,&quot;non-dropping-particle&quot;:&quot;&quot;},{&quot;family&quot;:&quot;Wassermann&quot;,&quot;given&quot;:&quot;Timo&quot;,&quot;parse-names&quot;:false,&quot;dropping-particle&quot;:&quot;&quot;,&quot;non-dropping-particle&quot;:&quot;&quot;},{&quot;family&quot;:&quot;Zondervan&quot;,&quot;given&quot;:&quot;Edwin&quot;,&quot;parse-names&quot;:false,&quot;dropping-particle&quot;:&quot;&quot;,&quot;non-dropping-particle&quot;:&quot;&quot;}],&quot;container-title&quot;:&quot;Physical Sciences Reviews&quot;,&quot;DOI&quot;:&quot;10.1515/psr-2020-0058&quot;,&quot;ISSN&quot;:&quot;2365-659X&quot;,&quot;issued&quot;:{&quot;date-parts&quot;:[[2023,9,25]]},&quot;page&quot;:&quot;2361-2394&quot;,&quot;abstract&quot;:&quot;&lt;p&gt; This work presents a novel methodology for integrated multi-objective superstructure optimization and multi-criteria assessment. The method is tailored for sustainable process synthesis utilizing mixed-integer linear programming (MILP). The six-step algorithm includes 1) superstructure formulation, 2) criteria definition and implementation, 3) criteria weighting, 4) single-criterion optimization, 5) reformulation and 6) multi-criteria optimization. It is automated in the &lt;bold&gt; &lt;italic&gt;O&lt;/italic&gt; &lt;/bold&gt; &lt;italic&gt;pen s&lt;/italic&gt; &lt;bold&gt; &lt;italic&gt;U&lt;/italic&gt; &lt;/bold&gt; &lt;italic&gt;perstruc&lt;/italic&gt; &lt;bold&gt; &lt;italic&gt;T&lt;/italic&gt; &lt;/bold&gt; &lt;italic&gt;ure mo&lt;/italic&gt; &lt;bold&gt; &lt;italic&gt;D&lt;/italic&gt; &lt;/bold&gt; &lt;italic&gt;eling and&lt;/italic&gt; &lt;bold&gt; &lt;italic&gt;O&lt;/italic&gt; &lt;/bold&gt; &lt;italic&gt;ptimizati&lt;/italic&gt; &lt;bold&gt; &lt;italic&gt;O&lt;/italic&gt; &lt;/bold&gt; &lt;italic&gt;n f&lt;/italic&gt; &lt;bold&gt; &lt;italic&gt;R&lt;/italic&gt; &lt;/bold&gt; &lt;italic&gt;amework&lt;/italic&gt; (OUTDOOR) and tested on integrated power-to-X and biomass-to-X processes for methanol production. Three criteria are considered, namely net production costs ( &lt;italic&gt;NPC&lt;/italic&gt; ), net production greenhouse gas emissions ( &lt;italic&gt;NPE&lt;/italic&gt; ) and net production fresh water demand ( &lt;italic&gt;NPFWD&lt;/italic&gt; ). The optimization indicates &lt;italic&gt;NPC&lt;/italic&gt; of 1307 €/t &lt;sub&gt;MeOH&lt;/sub&gt; with &lt;italic&gt;NPE&lt;/italic&gt; of −2.23 &lt;inline-formula id=\&quot;j_psr-2020-0058_ineq_001\&quot;&gt; &lt;alternatives&gt; &lt;math&gt; &lt;mrow&gt; &lt;msub&gt; &lt;mtext&gt;t&lt;/mtext&gt; &lt;msub&gt; &lt;mtext&gt;CO&lt;/mtext&gt; &lt;mn&gt;2&lt;/mn&gt; &lt;/msub&gt; &lt;/msub&gt; &lt;mo&gt;/&lt;/mo&gt; &lt;msub&gt; &lt;mtext&gt;t&lt;/mtext&gt; &lt;mtext&gt;MeOH&lt;/mtext&gt; &lt;/msub&gt; &lt;/mrow&gt; &lt;/math&gt; &lt;tex-math&gt;${\\text{t}}_{{\\text{CO}}_{2}}/{\\text{t}}_{\\text{MeOH}}$&lt;/tex-math&gt; &lt;inline-graphic href=\&quot;graphic/j_psr-2020-0058_ineq_001.png\&quot;/&gt; &lt;/alternatives&gt; &lt;/inline-formula&gt; and &lt;italic&gt;NPFWD&lt;/italic&gt; of −3.42 &lt;inline-formula id=\&quot;j_psr-2020-0058_ineq_002\&quot;&gt; &lt;alternatives&gt; &lt;math&gt; &lt;mrow&gt; &lt;msub&gt; &lt;mtext&gt;t&lt;/mtext&gt; &lt;mrow&gt; &lt;msub&gt; &lt;mtext&gt;H&lt;/mtext&gt; &lt;mn&gt;2&lt;/mn&gt; &lt;/msub&gt; &lt;mtext&gt;O&lt;/mtext&gt; &lt;/mrow&gt; &lt;/msub&gt; &lt;mo&gt;/&lt;/mo&gt; &lt;msub&gt; &lt;mtext&gt;t&lt;/mtext&gt; &lt;mtext&gt;MeOH&lt;/mtext&gt; &lt;/msub&gt; &lt;/mrow&gt; &lt;/math&gt; &lt;tex-math&gt;${\\text{t}}_{{\\text{H}}_{2}\\text{O}}/{\\text{t}}_{\\text{MeOH}}$&lt;/tex-math&gt; &lt;inline-graphic href=\&quot;graphic/j_psr-2020-0058_ineq_002.png\&quot;/&gt; &lt;/alternatives&gt; &lt;/inline-formula&gt; for an optimal trade-off plant. The plant configuration features low-pressure alkaline electrolysis for hydrogen supply, absorption-based CO &lt;sub&gt;2&lt;/sub&gt; capture and steam production from methanol purge gas for internal heat supply. Conducted variation and sensitivity analyses indicate that methanol costs can drop to about 500 €/t &lt;sub&gt;MeOH&lt;/sub&gt; if electricity is free of charge, or to 805 €/t &lt;sub&gt;MeOH&lt;/sub&gt; if biogas is available at large quantities, if a least-cost process layouts are considered. However, all performed multi-criteria analyses imply a robust optimal process design utilizing electricity-based methanol production. &lt;/p&gt;&quot;,&quot;issue&quot;:&quot;9&quot;,&quot;volume&quot;:&quot;8&quot;,&quot;container-title-short&quot;:&quot;&quot;},&quot;isTemporary&quot;:false}]},{&quot;citationID&quot;:&quot;MENDELEY_CITATION_17f6286c-8eea-4653-85d8-bedf5256b8a1&quot;,&quot;properties&quot;:{&quot;noteIndex&quot;:0},&quot;isEdited&quot;:false,&quot;manualOverride&quot;:{&quot;isManuallyOverridden&quot;:false,&quot;citeprocText&quot;:&quot;[37]&quot;,&quot;manualOverrideText&quot;:&quot;&quot;},&quot;citationTag&quot;:&quot;MENDELEY_CITATION_v3_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&quot;,&quot;citationItems&quot;:[{&quot;id&quot;:&quot;a94934b4-96b0-3079-8b75-f945ca40e652&quot;,&quot;itemData&quot;:{&quot;type&quot;:&quot;article-journal&quot;,&quot;id&quot;:&quot;a94934b4-96b0-3079-8b75-f945ca40e652&quot;,&quot;title&quot;:&quot;Multi-Objective Optimization of an Energy Community Powered by a Distributed Polygeneration System&quot;,&quot;author&quot;:[{&quot;family&quot;:&quot;Souza&quot;,&quot;given&quot;:&quot;Ronelly José&quot;,&quot;parse-names&quot;:false,&quot;dropping-particle&quot;:&quot;&quot;,&quot;non-dropping-particle&quot;:&quot;De&quot;},{&quot;family&quot;:&quot;Reini&quot;,&quot;given&quot;:&quot;Mauro&quot;,&quot;parse-names&quot;:false,&quot;dropping-particle&quot;:&quot;&quot;,&quot;non-dropping-particle&quot;:&quot;&quot;},{&quot;family&quot;:&quot;Serra&quot;,&quot;given&quot;:&quot;Luis M.&quot;,&quot;parse-names&quot;:false,&quot;dropping-particle&quot;:&quot;&quot;,&quot;non-dropping-particle&quot;:&quot;&quot;},{&quot;family&quot;:&quot;Lozano&quot;,&quot;given&quot;:&quot;Miguel A.&quot;,&quot;parse-names&quot;:false,&quot;dropping-particle&quot;:&quot;&quot;,&quot;non-dropping-particle&quot;:&quot;&quot;},{&quot;family&quot;:&quot;Nadalon&quot;,&quot;given&quot;:&quot;Emanuele&quot;,&quot;parse-names&quot;:false,&quot;dropping-particle&quot;:&quot;&quot;,&quot;non-dropping-particle&quot;:&quot;&quot;},{&quot;family&quot;:&quot;Casisi&quot;,&quot;given&quot;:&quot;Melchiorre&quot;,&quot;parse-names&quot;:false,&quot;dropping-particle&quot;:&quot;&quot;,&quot;non-dropping-particle&quot;:&quot;&quot;}],&quot;container-title&quot;:&quot;Energies&quot;,&quot;DOI&quot;:&quot;10.3390/en17133085&quot;,&quot;ISSN&quot;:&quot;1996-1073&quot;,&quot;issued&quot;:{&quot;date-parts&quot;:[[2024,6,22]]},&quot;page&quot;:&quot;3085&quot;,&quot;abstract&quot;:&quot;&lt;p&gt;This paper presents a multi-objective optimization model for the integration of polygeneration systems into energy communities (ECs), by analyzing a case study. The concept of ECs is increasingly seen as beneficial for reducing global energy consumption and greenhouse gas emissions. Polygeneration systems have the potential to play a crucial role in this context, since they are known for producing multiple energy services from a single energy resource, besides the possibility of being fed also by renewable energy sources. However, optimizing the configuration and operation of these systems within ECs presents complex challenges due to the variety of technologies involved, their interactions, and the dynamic behavior of buildings. Therefore, the aim of this work is developing a mathematical model using a mixed integer linear programming (MILP) algorithm to optimally design and operate polygeneration systems integrated into ECs. The model is applied to a case study of an EC comprising nine buildings in a small city in the northeast of Italy. The work rests on the single- and multi-objective optimization of the polygeneration systems taking into account the sharing of electricity among the buildings (both self-produced and/or the purchased from the grid), as well as the sharing of heating and cooling between the buildings through a district heating and cooling network (DHCN). The main results from the EC case study show the possibility of reducing the total annual CO2 emissions by around 24.3% (about 1.72 kt CO2/year) while increasing the total annual costs by 1.9% (about 0.09 M€/year) or reducing the total annual costs by 31.9% (about 1.47 M€/year) while increasing the total annual CO2 emissions by 2.2% (about 0.16 kt CO2/year). The work developed within this research can be adapted to different case studies, such as in the residential–commercial buildings and industrial sectors. Therefore, the model resulting from this work constitutes an effective tool to optimally design and operate polygeneration systems integrated into ECs.&lt;/p&gt;&quot;,&quot;issue&quot;:&quot;13&quot;,&quot;volume&quot;:&quot;17&quot;,&quot;container-title-short&quot;:&quot;Energies (Basel).&quot;},&quot;isTemporary&quot;:false}]},{&quot;citationID&quot;:&quot;MENDELEY_CITATION_94464e02-64aa-4b84-948c-989aee7cb4eb&quot;,&quot;properties&quot;:{&quot;noteIndex&quot;:0},&quot;isEdited&quot;:false,&quot;manualOverride&quot;:{&quot;isManuallyOverridden&quot;:false,&quot;citeprocText&quot;:&quot;[38]&quot;,&quot;manualOverrideText&quot;:&quot;&quot;},&quot;citationTag&quot;:&quot;MENDELEY_CITATION_v3_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&quot;,&quot;citationItems&quot;:[{&quot;id&quot;:&quot;39e6e63a-abdc-38b4-bc7e-087f23193300&quot;,&quot;itemData&quot;:{&quot;type&quot;:&quot;article-journal&quot;,&quot;id&quot;:&quot;39e6e63a-abdc-38b4-bc7e-087f23193300&quot;,&quot;title&quot;:&quot;Energy Demand Response in a Food-Processing Plant: A Deep Reinforcement Learning Approach&quot;,&quot;author&quot;:[{&quot;family&quot;:&quot;Wohlgenannt&quot;,&quot;given&quot;:&quot;Philipp&quot;,&quot;parse-names&quot;:false,&quot;dropping-particle&quot;:&quot;&quot;,&quot;non-dropping-particle&quot;:&quot;&quot;},{&quot;family&quot;:&quot;Hegenbart&quot;,&quot;given&quot;:&quot;Sebastian&quot;,&quot;parse-names&quot;:false,&quot;dropping-particle&quot;:&quot;&quot;,&quot;non-dropping-particle&quot;:&quot;&quot;},{&quot;family&quot;:&quot;Eder&quot;,&quot;given&quot;:&quot;Elias&quot;,&quot;parse-names&quot;:false,&quot;dropping-particle&quot;:&quot;&quot;,&quot;non-dropping-particle&quot;:&quot;&quot;},{&quot;family&quot;:&quot;Kolhe&quot;,&quot;given&quot;:&quot;Mohan&quot;,&quot;parse-names&quot;:false,&quot;dropping-particle&quot;:&quot;&quot;,&quot;non-dropping-particle&quot;:&quot;&quot;},{&quot;family&quot;:&quot;Kepplinger&quot;,&quot;given&quot;:&quot;Peter&quot;,&quot;parse-names&quot;:false,&quot;dropping-particle&quot;:&quot;&quot;,&quot;non-dropping-particle&quot;:&quot;&quot;}],&quot;container-title&quot;:&quot;Energies&quot;,&quot;container-title-short&quot;:&quot;Energies (Basel).&quot;,&quot;DOI&quot;:&quot;10.3390/en17246430&quot;,&quot;ISSN&quot;:&quot;1996-1073&quot;,&quot;issued&quot;:{&quot;date-parts&quot;:[[2024,12,20]]},&quot;page&quot;:&quot;6430&quot;,&quot;abstract&quot;:&quot;&lt;p&gt;The food industry faces significant challenges in managing operational costs due to its high energy intensity and rising energy prices. Industrial food-processing facilities, with substantial thermal capacities and large demands for cooling and heating, offer promising opportunities for demand response (DR) strategies. This study explores the application of deep reinforcement learning (RL) as an innovative, data-driven approach for DR in the food industry. By leveraging the adaptive, self-learning capabilities of RL, energy costs in the investigated plant are effectively decreased. The RL algorithm was compared with the well-established optimization method Mixed Integer Linear Programming (MILP), and both were benchmarked against a reference scenario without DR. The two optimization strategies demonstrate cost savings of 17.57% and 18.65% for RL and MILP, respectively. Although RL is slightly less efficient in cost reduction, it significantly outperforms in computational speed, being approximately 20 times faster. During operation, RL only needs 2ms per optimization compared to 19s for MILP, making it a promising optimization tool for edge computing. Moreover, while MILP’s computation time increases considerably with the number of binary variables, RL efficiently learns dynamic system behavior and scales to more complex systems without significant performance degradation. These results highlight that deep RL, when applied to DR, offers substantial cost savings and computational efficiency, with broad applicability to energy management in various applications.&lt;/p&gt;&quot;,&quot;issue&quot;:&quot;24&quot;,&quot;volume&quot;:&quot;17&quot;},&quot;isTemporary&quot;:false}]},{&quot;citationID&quot;:&quot;MENDELEY_CITATION_f6ee1e61-1bbe-43ae-916b-e4b52f3e034f&quot;,&quot;properties&quot;:{&quot;noteIndex&quot;:0},&quot;isEdited&quot;:false,&quot;manualOverride&quot;:{&quot;isManuallyOverridden&quot;:false,&quot;citeprocText&quot;:&quot;[39]&quot;,&quot;manualOverrideText&quot;:&quot;&quot;},&quot;citationTag&quot;:&quot;MENDELEY_CITATION_v3_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&quot;,&quot;citationItems&quot;:[{&quot;id&quot;:&quot;db0b8039-29f3-359f-944c-e94a21d1ea11&quot;,&quot;itemData&quot;:{&quot;type&quot;:&quot;paper-conference&quot;,&quot;id&quot;:&quot;db0b8039-29f3-359f-944c-e94a21d1ea11&quot;,&quot;title&quot;:&quot;Performance Comparison of Deep RL Algorithms for Energy Systems Optimal Scheduling&quot;,&quot;author&quot;:[{&quot;family&quot;:&quot;Shengren&quot;,&quot;given&quot;:&quot;Hou&quot;,&quot;parse-names&quot;:false,&quot;dropping-particle&quot;:&quot;&quot;,&quot;non-dropping-particle&quot;:&quot;&quot;},{&quot;family&quot;:&quot;Salazar&quot;,&quot;given&quot;:&quot;Edgar Mauricio&quot;,&quot;parse-names&quot;:false,&quot;dropping-particle&quot;:&quot;&quot;,&quot;non-dropping-particle&quot;:&quot;&quot;},{&quot;family&quot;:&quot;Vergara&quot;,&quot;given&quot;:&quot;Pedro P.&quot;,&quot;parse-names&quot;:false,&quot;dropping-particle&quot;:&quot;&quot;,&quot;non-dropping-particle&quot;:&quot;&quot;},{&quot;family&quot;:&quot;Palensky&quot;,&quot;given&quot;:&quot;Peter&quot;,&quot;parse-names&quot;:false,&quot;dropping-particle&quot;:&quot;&quot;,&quot;non-dropping-particle&quot;:&quot;&quot;}],&quot;container-title&quot;:&quot;2022 IEEE PES Innovative Smart Grid Technologies Conference Europe (ISGT-Europe)&quot;,&quot;DOI&quot;:&quot;10.1109/ISGT-Europe54678.2022.9960642&quot;,&quot;ISBN&quot;:&quot;978-1-6654-8032-1&quot;,&quot;issued&quot;:{&quot;date-parts&quot;:[[2022,10,10]]},&quot;page&quot;:&quot;1-6&quot;,&quot;publisher&quot;:&quot;IEEE&quot;,&quot;container-title-short&quot;:&quot;&quot;},&quot;isTemporary&quot;:false}]},{&quot;citationID&quot;:&quot;MENDELEY_CITATION_96ae9baa-ea86-4a08-9c4f-af9c24e3165b&quot;,&quot;properties&quot;:{&quot;noteIndex&quot;:0},&quot;isEdited&quot;:false,&quot;manualOverride&quot;:{&quot;isManuallyOverridden&quot;:false,&quot;citeprocText&quot;:&quot;[40]&quot;,&quot;manualOverrideText&quot;:&quot;&quot;},&quot;citationTag&quot;:&quot;MENDELEY_CITATION_v3_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&quot;,&quot;citationItems&quot;:[{&quot;id&quot;:&quot;24483df0-3b18-335c-b6c9-40541914d90d&quot;,&quot;itemData&quot;:{&quot;type&quot;:&quot;article-journal&quot;,&quot;id&quot;:&quot;24483df0-3b18-335c-b6c9-40541914d90d&quot;,&quot;title&quot;:&quot;Mixed Deep Reinforcement Learning Considering Discrete-continuous Hybrid Action Space for Smart Home Energy Management&quot;,&quot;author&quot;:[{&quot;family&quot;:&quot;Huang&quot;,&quot;given&quot;:&quot;Chao&quot;,&quot;parse-names&quot;:false,&quot;dropping-particle&quot;:&quot;&quot;,&quot;non-dropping-particle&quot;:&quot;&quot;},{&quot;family&quot;:&quot;Zhang&quot;,&quot;given&quot;:&quot;Hongcai&quot;,&quot;parse-names&quot;:false,&quot;dropping-particle&quot;:&quot;&quot;,&quot;non-dropping-particle&quot;:&quot;&quot;},{&quot;family&quot;:&quot;Wang&quot;,&quot;given&quot;:&quot;Long&quot;,&quot;parse-names&quot;:false,&quot;dropping-particle&quot;:&quot;&quot;,&quot;non-dropping-particle&quot;:&quot;&quot;},{&quot;family&quot;:&quot;Luo&quot;,&quot;given&quot;:&quot;Xiong&quot;,&quot;parse-names&quot;:false,&quot;dropping-particle&quot;:&quot;&quot;,&quot;non-dropping-particle&quot;:&quot;&quot;},{&quot;family&quot;:&quot;Song&quot;,&quot;given&quot;:&quot;Yonghua&quot;,&quot;parse-names&quot;:false,&quot;dropping-particle&quot;:&quot;&quot;,&quot;non-dropping-particle&quot;:&quot;&quot;}],&quot;container-title&quot;:&quot;Journal of Modern Power Systems and Clean Energy&quot;,&quot;DOI&quot;:&quot;10.35833/MPCE.2021.000394&quot;,&quot;ISSN&quot;:&quot;2196-5625&quot;,&quot;issued&quot;:{&quot;date-parts&quot;:[[2022]]},&quot;page&quot;:&quot;743-754&quot;,&quot;issue&quot;:&quot;3&quot;,&quot;volume&quot;:&quot;10&quot;,&quot;container-title-short&quot;:&quot;&quot;},&quot;isTemporary&quot;:false}]},{&quot;citationID&quot;:&quot;MENDELEY_CITATION_6c73ec7e-f594-40ea-aad9-4c624f81d6ce&quot;,&quot;properties&quot;:{&quot;noteIndex&quot;:0},&quot;isEdited&quot;:false,&quot;manualOverride&quot;:{&quot;isManuallyOverridden&quot;:false,&quot;citeprocText&quot;:&quot;[41]&quot;,&quot;manualOverrideText&quot;:&quot;&quot;},&quot;citationTag&quot;:&quot;MENDELEY_CITATION_v3_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&quot;,&quot;citationItems&quot;:[{&quot;id&quot;:&quot;e6b87f49-da3a-31c2-9708-c2655a7acf54&quot;,&quot;itemData&quot;:{&quot;type&quot;:&quot;article-journal&quot;,&quot;id&quot;:&quot;e6b87f49-da3a-31c2-9708-c2655a7acf54&quot;,&quot;title&quot;:&quot;Deep reinforcement learning-based energy management for design and control of off-grid renewable microgrids with dual-battery storage&quot;,&quot;author&quot;:[{&quot;family&quot;:&quot;Khan&quot;,&quot;given&quot;:&quot;Wajid&quot;,&quot;parse-names&quot;:false,&quot;dropping-particle&quot;:&quot;&quot;,&quot;non-dropping-particle&quot;:&quot;&quot;},{&quot;family&quot;:&quot;Renhai&quot;,&quot;given&quot;:&quot;Feng&quot;,&quot;parse-names&quot;:false,&quot;dropping-particle&quot;:&quot;&quot;,&quot;non-dropping-particle&quot;:&quot;&quot;},{&quot;family&quot;:&quot;Aziz&quot;,&quot;given&quot;:&quot;Abdul&quot;,&quot;parse-names&quot;:false,&quot;dropping-particle&quot;:&quot;&quot;,&quot;non-dropping-particle&quot;:&quot;&quot;},{&quot;family&quot;:&quot;Yousaf&quot;,&quot;given&quot;:&quot;Muhammad Zain&quot;,&quot;parse-names&quot;:false,&quot;dropping-particle&quot;:&quot;&quot;,&quot;non-dropping-particle&quot;:&quot;&quot;},{&quot;family&quot;:&quot;Cai&quot;,&quot;given&quot;:&quot;Zhi&quot;,&quot;parse-names&quot;:false,&quot;dropping-particle&quot;:&quot;&quot;,&quot;non-dropping-particle&quot;:&quot;&quot;},{&quot;family&quot;:&quot;Iqbal&quot;,&quot;given&quot;:&quot;Muhammad Umair&quot;,&quot;parse-names&quot;:false,&quot;dropping-particle&quot;:&quot;&quot;,&quot;non-dropping-particle&quot;:&quot;&quot;},{&quot;family&quot;:&quot;Wang&quot;,&quot;given&quot;:&quot;Jiang&quot;,&quot;parse-names&quot;:false,&quot;dropping-particle&quot;:&quot;&quot;,&quot;non-dropping-particle&quot;:&quot;&quot;},{&quot;family&quot;:&quot;Abdullah&quot;,&quot;given&quot;:&quot;Mustafa&quot;,&quot;parse-names&quot;:false,&quot;dropping-particle&quot;:&quot;&quot;,&quot;non-dropping-particle&quot;:&quot;&quot;},{&quot;family&quot;:&quot;Geremew&quot;,&quot;given&quot;:&quot;Mebratu Sintie&quot;,&quot;parse-names&quot;:false,&quot;dropping-particle&quot;:&quot;&quot;,&quot;non-dropping-particle&quot;:&quot;&quot;}],&quot;container-title&quot;:&quot;Energy Exploration &amp; Exploitation&quot;,&quot;DOI&quot;:&quot;10.1177/01445987251387368&quot;,&quot;ISSN&quot;:&quot;0144-5987&quot;,&quot;issued&quot;:{&quot;date-parts&quot;:[[2026,3,16]]},&quot;page&quot;:&quot;821-869&quot;,&quot;abstract&quot;:&quot;&lt;p&gt; Meeting the growing global electricity demand in remote and off-grid regions requires cost-effective and reliable power solutions that overcome the intermittency of renewable energy sources. This paper presents a comprehensive techno-economic optimization framework for the design and operation of off-grid hybrid renewable energy systems (HRES) integrating photovoltaic (PV), wind turbine, biomass generator, diesel backup, and a dual-chemistry hybrid battery energy storage system (HBESS) combining lithium-ion and nickel-iron batteries. A detailed mathematical modeling approach is employed to capture the nonlinear dynamics, stochastic renewable behavior, battery degradation, and temperature-adjusted component efficiencies. The system is formulated as a multi-objective mixed-integer nonlinear programming problem targeting the minimization of life cycle cost (LCC), levelized cost of energy (LCOE), and CO &lt;sub&gt;2&lt;/sub&gt; emissions while satisfying reliability constraints such as loss of power supply probability (LPSP &amp;lt; 0.01). To solve the optimization problem, advanced metaheuristic algorithms—Particle Swarm Optimization (PSO), Genetic Algorithms (GA), Grey Wolf Optimizer (GWO), and Differential Evolution (DE), and Salp Swarm Algorithm (SSA)—and a Deep Q-Network (DQN)-based reinforcement learning energy management strategy are implemented and benchmarked. The proposed DQN-based controller demonstrates superior performance over conventional rule-based and static dispatch methods by maintaining more stable battery state-of-charge (SOC) profiles, reducing degradation, and enabling intelligent real-time decision-making. Simulation results based on realistic meteorological and demand profiles reveal that the integrated DQN and HBESS strategy reduces total LCC by over 20%, CO &lt;sub&gt;2&lt;/sub&gt; emissions by up to 30%, and battery degradation costs by over 10% compared to baseline systems. The Salp Swarm Algorithm (SSA) achieves the fastest convergence and the highest-quality Pareto-optimal solutions among all metaheuristics evaluated. Sensitivity analysis identifies diesel price and interest rate as the most influential parameters on LCOE, while load shifting through aggressive demand-side management further minimizes battery usage, operating costs, and emissions. The proposed framework not only addresses key challenges in off-grid microgrid design but also provides a scalable and robust pathway for sustainable rural electrification using hybrid storage and intelligent control. &lt;/p&gt;&quot;,&quot;issue&quot;:&quot;2&quot;,&quot;volume&quot;:&quot;44&quot;,&quot;container-title-short&quot;:&quot;&quot;},&quot;isTemporary&quot;:false}]},{&quot;citationID&quot;:&quot;MENDELEY_CITATION_4aa9aa38-c6f8-4655-adad-651820be928f&quot;,&quot;properties&quot;:{&quot;noteIndex&quot;:0},&quot;isEdited&quot;:false,&quot;manualOverride&quot;:{&quot;isManuallyOverridden&quot;:false,&quot;citeprocText&quot;:&quot;[42]&quot;,&quot;manualOverrideText&quot;:&quot;&quot;},&quot;citationTag&quot;:&quot;MENDELEY_CITATION_v3_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&quot;,&quot;citationItems&quot;:[{&quot;id&quot;:&quot;724df896-ae80-37a5-bbb1-ea526b483901&quot;,&quot;itemData&quot;:{&quot;type&quot;:&quot;article-journal&quot;,&quot;id&quot;:&quot;724df896-ae80-37a5-bbb1-ea526b483901&quot;,&quot;title&quot;:&quot;Energy Demand Response in a Food-Processing Plant: A Deep Reinforcement Learning Approach&quot;,&quot;author&quot;:[{&quot;family&quot;:&quot;Wohlgenannt&quot;,&quot;given&quot;:&quot;Philipp&quot;,&quot;parse-names&quot;:false,&quot;dropping-particle&quot;:&quot;&quot;,&quot;non-dropping-particle&quot;:&quot;&quot;},{&quot;family&quot;:&quot;Hegenbart&quot;,&quot;given&quot;:&quot;Sebastian&quot;,&quot;parse-names&quot;:false,&quot;dropping-particle&quot;:&quot;&quot;,&quot;non-dropping-particle&quot;:&quot;&quot;},{&quot;family&quot;:&quot;Eder&quot;,&quot;given&quot;:&quot;Elias&quot;,&quot;parse-names&quot;:false,&quot;dropping-particle&quot;:&quot;&quot;,&quot;non-dropping-particle&quot;:&quot;&quot;},{&quot;family&quot;:&quot;Kolhe&quot;,&quot;given&quot;:&quot;Mohan&quot;,&quot;parse-names&quot;:false,&quot;dropping-particle&quot;:&quot;&quot;,&quot;non-dropping-particle&quot;:&quot;&quot;},{&quot;family&quot;:&quot;Kepplinger&quot;,&quot;given&quot;:&quot;Peter&quot;,&quot;parse-names&quot;:false,&quot;dropping-particle&quot;:&quot;&quot;,&quot;non-dropping-particle&quot;:&quot;&quot;}],&quot;container-title&quot;:&quot;Energies&quot;,&quot;container-title-short&quot;:&quot;Energies (Basel).&quot;,&quot;DOI&quot;:&quot;10.3390/en17246430&quot;,&quot;ISSN&quot;:&quot;1996-1073&quot;,&quot;issued&quot;:{&quot;date-parts&quot;:[[2024,12,20]]},&quot;page&quot;:&quot;6430&quot;,&quot;abstract&quot;:&quot;&lt;p&gt;The food industry faces significant challenges in managing operational costs due to its high energy intensity and rising energy prices. Industrial food-processing facilities, with substantial thermal capacities and large demands for cooling and heating, offer promising opportunities for demand response (DR) strategies. This study explores the application of deep reinforcement learning (RL) as an innovative, data-driven approach for DR in the food industry. By leveraging the adaptive, self-learning capabilities of RL, energy costs in the investigated plant are effectively decreased. The RL algorithm was compared with the well-established optimization method Mixed Integer Linear Programming (MILP), and both were benchmarked against a reference scenario without DR. The two optimization strategies demonstrate cost savings of 17.57% and 18.65% for RL and MILP, respectively. Although RL is slightly less efficient in cost reduction, it significantly outperforms in computational speed, being approximately 20 times faster. During operation, RL only needs 2ms per optimization compared to 19s for MILP, making it a promising optimization tool for edge computing. Moreover, while MILP’s computation time increases considerably with the number of binary variables, RL efficiently learns dynamic system behavior and scales to more complex systems without significant performance degradation. These results highlight that deep RL, when applied to DR, offers substantial cost savings and computational efficiency, with broad applicability to energy management in various applications.&lt;/p&gt;&quot;,&quot;issue&quot;:&quot;24&quot;,&quot;volume&quot;:&quot;17&quot;},&quot;isTemporary&quot;:false}]},{&quot;citationID&quot;:&quot;MENDELEY_CITATION_7cbe8449-6ae3-4327-a6e1-c91a210c1a1d&quot;,&quot;properties&quot;:{&quot;noteIndex&quot;:0},&quot;isEdited&quot;:false,&quot;manualOverride&quot;:{&quot;isManuallyOverridden&quot;:false,&quot;citeprocText&quot;:&quot;[43], [44]&quot;,&quot;manualOverrideText&quot;:&quot;&quot;},&quot;citationTag&quot;:&quot;MENDELEY_CITATION_v3_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&quot;,&quot;citationItems&quot;:[{&quot;id&quot;:&quot;80e0b832-1c6f-3864-9f71-9b273477a917&quot;,&quot;itemData&quot;:{&quot;type&quot;:&quot;article-journal&quot;,&quot;id&quot;:&quot;80e0b832-1c6f-3864-9f71-9b273477a917&quot;,&quot;title&quot;:&quot;Reinforcement Learning Techniques in Optimizing Energy Systems&quot;,&quot;author&quot;:[{&quot;family&quot;:&quot;Stavrev&quot;,&quot;given&quot;:&quot;Stefan&quot;,&quot;parse-names&quot;:false,&quot;dropping-particle&quot;:&quot;&quot;,&quot;non-dropping-particle&quot;:&quot;&quot;},{&quot;family&quot;:&quot;Ginchev&quot;,&quot;given&quot;:&quot;Dimitar&quot;,&quot;parse-names&quot;:false,&quot;dropping-particle&quot;:&quot;&quot;,&quot;non-dropping-particle&quot;:&quot;&quot;}],&quot;container-title&quot;:&quot;Electronics&quot;,&quot;DOI&quot;:&quot;10.3390/electronics13081459&quot;,&quot;ISSN&quot;:&quot;2079-9292&quot;,&quot;issued&quot;:{&quot;date-parts&quot;:[[2024,4,12]]},&quot;page&quot;:&quot;1459&quot;,&quot;abstract&quot;:&quot;&lt;p&gt;Reinforcement learning (RL) techniques have emerged as powerful tools for optimizing energy systems, offering the potential to enhance efficiency, reliability, and sustainability. This review paper provides a comprehensive examination of the applications of RL in the field of energy system optimization, spanning various domains such as energy management, grid control, and renewable energy integration. Beginning with an overview of RL fundamentals, the paper explores recent advancements in RL algorithms and their adaptation to address the unique challenges of energy system optimization. Case studies and real-world applications demonstrate the efficacy of RL-based approaches in improving energy efficiency, reducing costs, and mitigating environmental impacts. Furthermore, the paper discusses future directions and challenges, including scalability, interpretability, and integration with domain knowledge. By synthesizing the latest research findings and identifying key areas for further investigation, this paper aims to inform and inspire future research endeavors in the intersection of reinforcement learning and energy system optimization.&lt;/p&gt;&quot;,&quot;issue&quot;:&quot;8&quot;,&quot;volume&quot;:&quot;13&quot;,&quot;container-title-short&quot;:&quot;Electronics (Basel).&quot;},&quot;isTemporary&quot;:false},{&quot;id&quot;:&quot;71c1ace4-7085-3db1-9b31-493a7b2fcde3&quot;,&quot;itemData&quot;:{&quot;type&quot;:&quot;article-journal&quot;,&quot;id&quot;:&quot;71c1ace4-7085-3db1-9b31-493a7b2fcde3&quot;,&quot;title&quot;:&quot;Deep Reinforcement Learning Approaches the MILP Optimum of a Multi-Energy Optimization in Energy Communities&quot;,&quot;author&quot;:[{&quot;family&quot;:&quot;Vetter&quot;,&quot;given&quot;:&quot;Vinzent&quot;,&quot;parse-names&quot;:false,&quot;dropping-particle&quot;:&quot;&quot;,&quot;non-dropping-particle&quot;:&quot;&quot;},{&quot;family&quot;:&quot;Wohlgenannt&quot;,&quot;given&quot;:&quot;Philipp&quot;,&quot;parse-names&quot;:false,&quot;dropping-particle&quot;:&quot;&quot;,&quot;non-dropping-particle&quot;:&quot;&quot;},{&quot;family&quot;:&quot;Kepplinger&quot;,&quot;given&quot;:&quot;Peter&quot;,&quot;parse-names&quot;:false,&quot;dropping-particle&quot;:&quot;&quot;,&quot;non-dropping-particle&quot;:&quot;&quot;},{&quot;family&quot;:&quot;Eder&quot;,&quot;given&quot;:&quot;Elias&quot;,&quot;parse-names&quot;:false,&quot;dropping-particle&quot;:&quot;&quot;,&quot;non-dropping-particle&quot;:&quot;&quot;}],&quot;container-title&quot;:&quot;Energies&quot;,&quot;DOI&quot;:&quot;10.3390/en18174489&quot;,&quot;ISSN&quot;:&quot;1996-1073&quot;,&quot;issued&quot;:{&quot;date-parts&quot;:[[2025,8,23]]},&quot;page&quot;:&quot;4489&quot;,&quot;abstract&quot;:&quot;&lt;p&gt;As energy systems transition toward high shares of variable renewable generation, local energy communities (ECs) are increasingly relevant for enabling demand-side flexibility and self-sufficiency. This shift is particularly evident in the residential sector, where the deployment of photovoltaic (PV) systems is rapidly growing. While mixed-integer linear programming (MILP) remains the standard for operational optimization and demand response in such systems, its computational burden limits scalability and responsiveness under real-time or uncertain conditions. Reinforcement learning (RL), by contrast, offers a model-free, adaptive alternative. However, its application to real-world energy system operation remains limited. This study explores the application of a Deep Q-Network (DQN) to a real residential EC, which has received limited attention in prior work. The system comprises three single-family homes sharing a centralized heating system with a thermal energy storage (TES), a PV installation, and a grid connection. We compare the performance of MILP and RL controllers across economic and environmental metrics. Relative to a reference scenario without TES, MILP and RL reduce energy costs by 10.06% and 8.78%, respectively, and both approaches yield lower total energy consumption and CO2-equivalent emissions. Notably, the trained RL agent achieves a near-optimal outcome while requiring only 22% of the MILP’s computation time. These results demonstrate that DQNs can offer a computationally efficient and practically viable alternative to MILP for real-time control in residential energy systems.&lt;/p&gt;&quot;,&quot;issue&quot;:&quot;17&quot;,&quot;volume&quot;:&quot;18&quot;,&quot;container-title-short&quot;:&quot;Energies (Basel).&quot;},&quot;isTemporary&quot;:false}]},{&quot;citationID&quot;:&quot;MENDELEY_CITATION_fb974e0b-7e67-4c93-a30f-ed459a189960&quot;,&quot;properties&quot;:{&quot;noteIndex&quot;:0},&quot;isEdited&quot;:false,&quot;manualOverride&quot;:{&quot;isManuallyOverridden&quot;:false,&quot;citeprocText&quot;:&quot;[45]&quot;,&quot;manualOverrideText&quot;:&quot;&quot;},&quot;citationTag&quot;:&quot;MENDELEY_CITATION_v3_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&quot;,&quot;citationItems&quot;:[{&quot;id&quot;:&quot;8dce386b-1be0-3f7f-90b3-85aff7b0a20e&quot;,&quot;itemData&quot;:{&quot;type&quot;:&quot;article-journal&quot;,&quot;id&quot;:&quot;8dce386b-1be0-3f7f-90b3-85aff7b0a20e&quot;,&quot;title&quot;:&quot;Optimal energy system scheduling using a constraint-aware reinforcement learning algorithm&quot;,&quot;author&quot;:[{&quot;family&quot;:&quot;Shengren&quot;,&quot;given&quot;:&quot;Hou&quot;,&quot;parse-names&quot;:false,&quot;dropping-particle&quot;:&quot;&quot;,&quot;non-dropping-particle&quot;:&quot;&quot;},{&quot;family&quot;:&quot;Vergara&quot;,&quot;given&quot;:&quot;Pedro P.&quot;,&quot;parse-names&quot;:false,&quot;dropping-particle&quot;:&quot;&quot;,&quot;non-dropping-particle&quot;:&quot;&quot;},{&quot;family&quot;:&quot;Salazar Duque&quot;,&quot;given&quot;:&quot;Edgar Mauricio&quot;,&quot;parse-names&quot;:false,&quot;dropping-particle&quot;:&quot;&quot;,&quot;non-dropping-particle&quot;:&quot;&quot;},{&quot;family&quot;:&quot;Palensky&quot;,&quot;given&quot;:&quot;Peter&quot;,&quot;parse-names&quot;:false,&quot;dropping-particle&quot;:&quot;&quot;,&quot;non-dropping-particle&quot;:&quot;&quot;}],&quot;container-title&quot;:&quot;International Journal of Electrical Power &amp; Energy Systems&quot;,&quot;DOI&quot;:&quot;10.1016/j.ijepes.2023.109230&quot;,&quot;ISSN&quot;:&quot;01420615&quot;,&quot;issued&quot;:{&quot;date-parts&quot;:[[2023,10]]},&quot;page&quot;:&quot;109230&quot;,&quot;volume&quot;:&quot;152&quot;,&quot;container-title-short&quot;:&quot;&quot;},&quot;isTemporary&quot;:false}]},{&quot;citationID&quot;:&quot;MENDELEY_CITATION_1cdcd498-a953-4c56-9fed-7dd79ae2f0e4&quot;,&quot;properties&quot;:{&quot;noteIndex&quot;:0},&quot;isEdited&quot;:false,&quot;manualOverride&quot;:{&quot;isManuallyOverridden&quot;:false,&quot;citeprocText&quot;:&quot;[46]&quot;,&quot;manualOverrideText&quot;:&quot;&quot;},&quot;citationTag&quot;:&quot;MENDELEY_CITATION_v3_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&quot;,&quot;citationItems&quot;:[{&quot;id&quot;:&quot;06c2b8d2-b2dc-3af5-b126-6311b944aca0&quot;,&quot;itemData&quot;:{&quot;type&quot;:&quot;article&quot;,&quot;id&quot;:&quot;06c2b8d2-b2dc-3af5-b126-6311b944aca0&quot;,&quot;title&quot;:&quot;Reinforcement Learning Techniques in Optimizing Energy Systems&quot;,&quot;author&quot;:[{&quot;family&quot;:&quot;Stavrev&quot;,&quot;given&quot;:&quot;Stefan&quot;,&quot;parse-names&quot;:false,&quot;dropping-particle&quot;:&quot;&quot;,&quot;non-dropping-particle&quot;:&quot;&quot;},{&quot;family&quot;:&quot;Ginchev&quot;,&quot;given&quot;:&quot;Dimitar&quot;,&quot;parse-names&quot;:false,&quot;dropping-particle&quot;:&quot;&quot;,&quot;non-dropping-particle&quot;:&quot;&quot;}],&quot;container-title&quot;:&quot;Electronics (Switzerland)&quot;,&quot;DOI&quot;:&quot;10.3390/electronics13081459&quot;,&quot;ISSN&quot;:&quot;20799292&quot;,&quot;issued&quot;:{&quot;date-parts&quot;:[[2024,4,1]]},&quot;abstract&quot;:&quot;Reinforcement learning (RL) techniques have emerged as powerful tools for optimizing energy systems, offering the potential to enhance efficiency, reliability, and sustainability. This review paper provides a comprehensive examination of the applications of RL in the field of energy system optimization, spanning various domains such as energy management, grid control, and renewable energy integration. Beginning with an overview of RL fundamentals, the paper explores recent advancements in RL algorithms and their adaptation to address the unique challenges of energy system optimization. Case studies and real-world applications demonstrate the efficacy of RL-based approaches in improving energy efficiency, reducing costs, and mitigating environmental impacts. Furthermore, the paper discusses future directions and challenges, including scalability, interpretability, and integration with domain knowledge. By synthesizing the latest research findings and identifying key areas for further investigation, this paper aims to inform and inspire future research endeavors in the intersection of reinforcement learning and energy system optimization.&quot;,&quot;publisher&quot;:&quot;Multidisciplinary Digital Publishing Institute (MDPI)&quot;,&quot;issue&quot;:&quot;8&quot;,&quot;volume&quot;:&quot;13&quot;,&quot;container-title-short&quot;:&quot;&quot;},&quot;isTemporary&quot;:false}]},{&quot;citationID&quot;:&quot;MENDELEY_CITATION_8f9fc719-49df-456a-8934-5bb7891faa53&quot;,&quot;properties&quot;:{&quot;noteIndex&quot;:0},&quot;isEdited&quot;:false,&quot;manualOverride&quot;:{&quot;isManuallyOverridden&quot;:false,&quot;citeprocText&quot;:&quot;[47]&quot;,&quot;manualOverrideText&quot;:&quot;&quot;},&quot;citationTag&quot;:&quot;MENDELEY_CITATION_v3_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&quot;,&quot;citationItems&quot;:[{&quot;id&quot;:&quot;b748b453-1bc9-3b06-a2bc-accd4d93d9d9&quot;,&quot;itemData&quot;:{&quot;type&quot;:&quot;article-journal&quot;,&quot;id&quot;:&quot;b748b453-1bc9-3b06-a2bc-accd4d93d9d9&quot;,&quot;title&quot;:&quot;Applications of reinforcement learning in energy systems&quot;,&quot;author&quot;:[{&quot;family&quot;:&quot;Perera&quot;,&quot;given&quot;:&quot;A.T.D.&quot;,&quot;parse-names&quot;:false,&quot;dropping-particle&quot;:&quot;&quot;,&quot;non-dropping-particle&quot;:&quot;&quot;},{&quot;family&quot;:&quot;Kamalaruban&quot;,&quot;given&quot;:&quot;Parameswaran&quot;,&quot;parse-names&quot;:false,&quot;dropping-particle&quot;:&quot;&quot;,&quot;non-dropping-particle&quot;:&quot;&quot;}],&quot;container-title&quot;:&quot;Renewable and Sustainable Energy Reviews&quot;,&quot;DOI&quot;:&quot;10.1016/j.rser.2020.110618&quot;,&quot;ISSN&quot;:&quot;13640321&quot;,&quot;issued&quot;:{&quot;date-parts&quot;:[[2021,3]]},&quot;page&quot;:&quot;110618&quot;,&quot;volume&quot;:&quot;137&quot;,&quot;container-title-short&quot;:&quot;&quot;},&quot;isTemporary&quot;:false}]},{&quot;citationID&quot;:&quot;MENDELEY_CITATION_92567a48-90b0-46c9-bfb8-195d222dd6c2&quot;,&quot;properties&quot;:{&quot;noteIndex&quot;:0},&quot;isEdited&quot;:false,&quot;manualOverride&quot;:{&quot;isManuallyOverridden&quot;:false,&quot;citeprocText&quot;:&quot;[48]&quot;,&quot;manualOverrideText&quot;:&quot;&quot;},&quot;citationTag&quot;:&quot;MENDELEY_CITATION_v3_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&quot;,&quot;citationItems&quot;:[{&quot;id&quot;:&quot;408e45c0-460c-38aa-8310-19b6e3612eca&quot;,&quot;itemData&quot;:{&quot;type&quot;:&quot;article-journal&quot;,&quot;id&quot;:&quot;408e45c0-460c-38aa-8310-19b6e3612eca&quot;,&quot;title&quot;:&quot;Reinforcement Learning Techniques in Optimizing Energy Systems&quot;,&quot;author&quot;:[{&quot;family&quot;:&quot;Stavrev&quot;,&quot;given&quot;:&quot;Stefan&quot;,&quot;parse-names&quot;:false,&quot;dropping-particle&quot;:&quot;&quot;,&quot;non-dropping-particle&quot;:&quot;&quot;},{&quot;family&quot;:&quot;Ginchev&quot;,&quot;given&quot;:&quot;Dimitar&quot;,&quot;parse-names&quot;:false,&quot;dropping-particle&quot;:&quot;&quot;,&quot;non-dropping-particle&quot;:&quot;&quot;}],&quot;container-title&quot;:&quot;Electronics&quot;,&quot;container-title-short&quot;:&quot;Electronics (Basel).&quot;,&quot;DOI&quot;:&quot;10.3390/electronics13081459&quot;,&quot;ISSN&quot;:&quot;2079-9292&quot;,&quot;issued&quot;:{&quot;date-parts&quot;:[[2024,4,12]]},&quot;page&quot;:&quot;1459&quot;,&quot;abstract&quot;:&quot;&lt;p&gt;Reinforcement learning (RL) techniques have emerged as powerful tools for optimizing energy systems, offering the potential to enhance efficiency, reliability, and sustainability. This review paper provides a comprehensive examination of the applications of RL in the field of energy system optimization, spanning various domains such as energy management, grid control, and renewable energy integration. Beginning with an overview of RL fundamentals, the paper explores recent advancements in RL algorithms and their adaptation to address the unique challenges of energy system optimization. Case studies and real-world applications demonstrate the efficacy of RL-based approaches in improving energy efficiency, reducing costs, and mitigating environmental impacts. Furthermore, the paper discusses future directions and challenges, including scalability, interpretability, and integration with domain knowledge. By synthesizing the latest research findings and identifying key areas for further investigation, this paper aims to inform and inspire future research endeavors in the intersection of reinforcement learning and energy system optimization.&lt;/p&gt;&quot;,&quot;issue&quot;:&quot;8&quot;,&quot;volume&quot;:&quot;13&quot;},&quot;isTemporary&quot;:false}]},{&quot;citationID&quot;:&quot;MENDELEY_CITATION_2d90f837-c9a3-4da7-9b2d-0b187fae7ad5&quot;,&quot;properties&quot;:{&quot;noteIndex&quot;:0},&quot;isEdited&quot;:false,&quot;manualOverride&quot;:{&quot;isManuallyOverridden&quot;:false,&quot;citeprocText&quot;:&quot;[49]&quot;,&quot;manualOverrideText&quot;:&quot;&quot;},&quot;citationTag&quot;:&quot;MENDELEY_CITATION_v3_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&quot;,&quot;citationItems&quot;:[{&quot;id&quot;:&quot;94630c80-577c-3ded-896b-4aaf82147c8b&quot;,&quot;itemData&quot;:{&quot;type&quot;:&quot;chapter&quot;,&quot;id&quot;:&quot;94630c80-577c-3ded-896b-4aaf82147c8b&quot;,&quot;title&quot;:&quot;Efficient Exploration in Reinforcement Learning&quot;,&quot;author&quot;:[{&quot;family&quot;:&quot;Langford&quot;,&quot;given&quot;:&quot;John&quot;,&quot;parse-names&quot;:false,&quot;dropping-particle&quot;:&quot;&quot;,&quot;non-dropping-particle&quot;:&quot;&quot;}],&quot;container-title&quot;:&quot;Encyclopedia of Machine Learning&quot;,&quot;DOI&quot;:&quot;10.1007/978-0-387-30164-8_244&quot;,&quot;issued&quot;:{&quot;date-parts&quot;:[[2011]]},&quot;publisher-place&quot;:&quot;Boston, MA&quot;,&quot;page&quot;:&quot;309-311&quot;,&quot;publisher&quot;:&quot;Springer US&quot;,&quot;container-title-short&quot;:&quot;&quot;},&quot;isTemporary&quot;:false}]},{&quot;citationID&quot;:&quot;MENDELEY_CITATION_409cf5ec-19c5-4b5e-b434-08af62e0486e&quot;,&quot;properties&quot;:{&quot;noteIndex&quot;:0},&quot;isEdited&quot;:false,&quot;manualOverride&quot;:{&quot;isManuallyOverridden&quot;:false,&quot;citeprocText&quot;:&quot;[50]&quot;,&quot;manualOverrideText&quot;:&quot;&quot;},&quot;citationTag&quot;:&quot;MENDELEY_CITATION_v3_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&quot;,&quot;citationItems&quot;:[{&quot;id&quot;:&quot;b87850aa-a581-31c2-a694-b706eafaefa3&quot;,&quot;itemData&quot;:{&quot;type&quot;:&quot;article-journal&quot;,&quot;id&quot;:&quot;b87850aa-a581-31c2-a694-b706eafaefa3&quot;,&quot;title&quot;:&quot;ROBOT LEARNING&quot;,&quot;author&quot;:[{&quot;family&quot;:&quot;Sutton&quot;,&quot;given&quot;:&quot;Richard&quot;,&quot;parse-names&quot;:false,&quot;dropping-particle&quot;:&quot;&quot;,&quot;non-dropping-particle&quot;:&quot;&quot;},{&quot;family&quot;:&quot;Barto&quot;,&quot;given&quot;:&quot;Andrew&quot;,&quot;parse-names&quot;:false,&quot;dropping-particle&quot;:&quot;&quot;,&quot;non-dropping-particle&quot;:&quot;&quot;}],&quot;container-title&quot;:&quot;Robotica&quot;,&quot;container-title-short&quot;:&quot;Robotica&quot;,&quot;DOI&quot;:&quot;10.1017/S0263574799271172&quot;,&quot;ISSN&quot;:&quot;0263-5747&quot;,&quot;issued&quot;:{&quot;date-parts&quot;:[[1999,3,1]]},&quot;page&quot;:&quot;229-235&quot;,&quot;issue&quot;:&quot;2&quot;,&quot;volume&quot;:&quot;17&quot;},&quot;isTemporary&quot;:false}]},{&quot;citationID&quot;:&quot;MENDELEY_CITATION_275dbc2a-bca7-47b7-904d-467adf502462&quot;,&quot;properties&quot;:{&quot;noteIndex&quot;:0},&quot;isEdited&quot;:false,&quot;manualOverride&quot;:{&quot;isManuallyOverridden&quot;:false,&quot;citeprocText&quot;:&quot;[51]&quot;,&quot;manualOverrideText&quot;:&quot;&quot;},&quot;citationTag&quot;:&quot;MENDELEY_CITATION_v3_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&quot;,&quot;citationItems&quot;:[{&quot;id&quot;:&quot;8a2da654-28fe-395b-8105-172abb9e04b0&quot;,&quot;itemData&quot;:{&quot;type&quot;:&quot;paper-conference&quot;,&quot;id&quot;:&quot;8a2da654-28fe-395b-8105-172abb9e04b0&quot;,&quot;title&quot;:&quot;Overview of Reinforcement Learning Based on Value and Policy&quot;,&quot;author&quot;:[{&quot;family&quot;:&quot;Liu&quot;,&quot;given&quot;:&quot;Yun-ting&quot;,&quot;parse-names&quot;:false,&quot;dropping-particle&quot;:&quot;&quot;,&quot;non-dropping-particle&quot;:&quot;&quot;},{&quot;family&quot;:&quot;Yang&quot;,&quot;given&quot;:&quot;Jia-ming&quot;,&quot;parse-names&quot;:false,&quot;dropping-particle&quot;:&quot;&quot;,&quot;non-dropping-particle&quot;:&quot;&quot;},{&quot;family&quot;:&quot;Chen&quot;,&quot;given&quot;:&quot;Liang&quot;,&quot;parse-names&quot;:false,&quot;dropping-particle&quot;:&quot;&quot;,&quot;non-dropping-particle&quot;:&quot;&quot;},{&quot;family&quot;:&quot;Guo&quot;,&quot;given&quot;:&quot;Ting&quot;,&quot;parse-names&quot;:false,&quot;dropping-particle&quot;:&quot;&quot;,&quot;non-dropping-particle&quot;:&quot;&quot;},{&quot;family&quot;:&quot;Jiang&quot;,&quot;given&quot;:&quot;Yu&quot;,&quot;parse-names&quot;:false,&quot;dropping-particle&quot;:&quot;&quot;,&quot;non-dropping-particle&quot;:&quot;&quot;}],&quot;container-title&quot;:&quot;2020 Chinese Control And Decision Conference (CCDC)&quot;,&quot;DOI&quot;:&quot;10.1109/CCDC49329.2020.9164615&quot;,&quot;ISBN&quot;:&quot;978-1-7281-5855-6&quot;,&quot;issued&quot;:{&quot;date-parts&quot;:[[2020,8]]},&quot;page&quot;:&quot;598-603&quot;,&quot;publisher&quot;:&quot;IEEE&quot;,&quot;container-title-short&quot;:&quot;&quot;},&quot;isTemporary&quot;:false}]},{&quot;citationID&quot;:&quot;MENDELEY_CITATION_ef102693-b21e-49bd-8961-a5f9603586b2&quot;,&quot;properties&quot;:{&quot;noteIndex&quot;:0},&quot;isEdited&quot;:false,&quot;manualOverride&quot;:{&quot;isManuallyOverridden&quot;:false,&quot;citeprocText&quot;:&quot;[52]&quot;,&quot;manualOverrideText&quot;:&quot;&quot;},&quot;citationTag&quot;:&quot;MENDELEY_CITATION_v3_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&quot;,&quot;citationItems&quot;:[{&quot;id&quot;:&quot;ffddf98e-e370-3452-8a14-62d7c8029a56&quot;,&quot;itemData&quot;:{&quot;type&quot;:&quot;article-journal&quot;,&quot;id&quot;:&quot;ffddf98e-e370-3452-8a14-62d7c8029a56&quot;,&quot;title&quot;:&quot;Comparing Policy Gradient and Value Function Based Reinforcement Learning Methods in Simulated Electrical Power Trade&quot;,&quot;author&quot;:[{&quot;family&quot;:&quot;Lincoln&quot;,&quot;given&quot;:&quot;Richard&quot;,&quot;parse-names&quot;:false,&quot;dropping-particle&quot;:&quot;&quot;,&quot;non-dropping-particle&quot;:&quot;&quot;},{&quot;family&quot;:&quot;Galloway&quot;,&quot;given&quot;:&quot;Stuart&quot;,&quot;parse-names&quot;:false,&quot;dropping-particle&quot;:&quot;&quot;,&quot;non-dropping-particle&quot;:&quot;&quot;},{&quot;family&quot;:&quot;Stephen&quot;,&quot;given&quot;:&quot;Bruce&quot;,&quot;parse-names&quot;:false,&quot;dropping-particle&quot;:&quot;&quot;,&quot;non-dropping-particle&quot;:&quot;&quot;},{&quot;family&quot;:&quot;Burt&quot;,&quot;given&quot;:&quot;Graeme&quot;,&quot;parse-names&quot;:false,&quot;dropping-particle&quot;:&quot;&quot;,&quot;non-dropping-particle&quot;:&quot;&quot;}],&quot;container-title&quot;:&quot;IEEE Transactions on Power Systems&quot;,&quot;DOI&quot;:&quot;10.1109/TPWRS.2011.2166091&quot;,&quot;ISSN&quot;:&quot;0885-8950&quot;,&quot;issued&quot;:{&quot;date-parts&quot;:[[2012,2]]},&quot;page&quot;:&quot;373-380&quot;,&quot;issue&quot;:&quot;1&quot;,&quot;volume&quot;:&quot;27&quot;,&quot;container-title-short&quot;:&quot;&quot;},&quot;isTemporary&quot;:false}]},{&quot;citationID&quot;:&quot;MENDELEY_CITATION_2803f5df-7f60-4bed-8861-5d6e31d32156&quot;,&quot;properties&quot;:{&quot;noteIndex&quot;:0},&quot;isEdited&quot;:false,&quot;manualOverride&quot;:{&quot;isManuallyOverridden&quot;:false,&quot;citeprocText&quot;:&quot;[53]&quot;,&quot;manualOverrideText&quot;:&quot;&quot;},&quot;citationTag&quot;:&quot;MENDELEY_CITATION_v3_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&quot;,&quot;citationItems&quot;:[{&quot;id&quot;:&quot;e54e5b56-d131-3a66-9ffb-14ae92ea0215&quot;,&quot;itemData&quot;:{&quot;type&quot;:&quot;article-journal&quot;,&quot;id&quot;:&quot;e54e5b56-d131-3a66-9ffb-14ae92ea0215&quot;,&quot;title&quot;:&quot;Policy Gradient Methods in Deep Reinforcement Learning&quot;,&quot;author&quot;:[{&quot;family&quot;:&quot;Gao&quot;,&quot;given&quot;:&quot;Yuhan&quot;,&quot;parse-names&quot;:false,&quot;dropping-particle&quot;:&quot;&quot;,&quot;non-dropping-particle&quot;:&quot;&quot;}],&quot;container-title&quot;:&quot;Applied and Computational Engineering&quot;,&quot;DOI&quot;:&quot;10.54254/2755-2721/2025.TJ23321&quot;,&quot;ISSN&quot;:&quot;2755-2721&quot;,&quot;issued&quot;:{&quot;date-parts&quot;:[[2025,5,22]]},&quot;page&quot;:&quot;27-34&quot;,&quot;abstract&quot;:&quot;&lt;p&gt;Policy gradient (PG) methods are a fundamental component of deep reinforcement learning (DRL), particularly effective in continuous and high-dimensional control tasks. This paper presents a structured review of PG algorithms, tracing their development from basic Monte Carlo methods like REINFORCE to advanced techniques such as asynchronous advantage actor-critic (A3C), trust region policy optimization (TRPO), proximal policy optimization (PPO), deep deterministic policy gradient (DDPG), and soft actor-critic (SAC). These methods differ in terms of policy structure, optimization stability, and sample efficiency, addressing core challenges in policy learning through gradient-based updates. In addition, this review explores the application of PG methods in real-world domains, including autonomous driving, financial portfolio management, and smart grid energy systems. These applications demonstrate PG methods’ capacity to operate under uncertainty and adapt to complex dynamic environments. However, limitations such as high variance, low sample efficiency, and instability in multi-agent and offline settings remain significant obstacles. The review concludes by outlining emerging research directions, including entropy-based exploration, model-based policy optimization, meta-learning, and Transformer-based sequence modeling. This work aims to offer theoretical insights and practical guidance to support the continued advancement and application of policy gradient methods in reinforcement learning.&lt;/p&gt;&quot;,&quot;issue&quot;:&quot;1&quot;,&quot;volume&quot;:&quot;158&quot;,&quot;container-title-short&quot;:&quot;&quot;},&quot;isTemporary&quot;:false}]},{&quot;citationID&quot;:&quot;MENDELEY_CITATION_6b0aa260-f728-4cb7-8d42-c258b6a59a24&quot;,&quot;properties&quot;:{&quot;noteIndex&quot;:0},&quot;isEdited&quot;:false,&quot;manualOverride&quot;:{&quot;isManuallyOverridden&quot;:false,&quot;citeprocText&quot;:&quot;[54]&quot;,&quot;manualOverrideText&quot;:&quot;&quot;},&quot;citationTag&quot;:&quot;MENDELEY_CITATION_v3_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&quot;,&quot;citationItems&quot;:[{&quot;id&quot;:&quot;695f87ef-b1a7-3d24-bf63-54c6c4a9499c&quot;,&quot;itemData&quot;:{&quot;type&quot;:&quot;article-journal&quot;,&quot;id&quot;:&quot;695f87ef-b1a7-3d24-bf63-54c6c4a9499c&quot;,&quot;title&quot;:&quot;Reinforcement Learning and Its Applications in Modern Power and Energy Systems: A Review&quot;,&quot;author&quot;:[{&quot;family&quot;:&quot;Cao&quot;,&quot;given&quot;:&quot;Di&quot;,&quot;parse-names&quot;:false,&quot;dropping-particle&quot;:&quot;&quot;,&quot;non-dropping-particle&quot;:&quot;&quot;},{&quot;family&quot;:&quot;Hu&quot;,&quot;given&quot;:&quot;Weihao&quot;,&quot;parse-names&quot;:false,&quot;dropping-particle&quot;:&quot;&quot;,&quot;non-dropping-particle&quot;:&quot;&quot;},{&quot;family&quot;:&quot;Zhao&quot;,&quot;given&quot;:&quot;Junbo&quot;,&quot;parse-names&quot;:false,&quot;dropping-particle&quot;:&quot;&quot;,&quot;non-dropping-particle&quot;:&quot;&quot;},{&quot;family&quot;:&quot;Zhang&quot;,&quot;given&quot;:&quot;Guozhou&quot;,&quot;parse-names&quot;:false,&quot;dropping-particle&quot;:&quot;&quot;,&quot;non-dropping-particle&quot;:&quot;&quot;},{&quot;family&quot;:&quot;Zhang&quot;,&quot;given&quot;:&quot;Bin&quot;,&quot;parse-names&quot;:false,&quot;dropping-particle&quot;:&quot;&quot;,&quot;non-dropping-particle&quot;:&quot;&quot;},{&quot;family&quot;:&quot;Liu&quot;,&quot;given&quot;:&quot;Zhou&quot;,&quot;parse-names&quot;:false,&quot;dropping-particle&quot;:&quot;&quot;,&quot;non-dropping-particle&quot;:&quot;&quot;},{&quot;family&quot;:&quot;Chen&quot;,&quot;given&quot;:&quot;Zhe&quot;,&quot;parse-names&quot;:false,&quot;dropping-particle&quot;:&quot;&quot;,&quot;non-dropping-particle&quot;:&quot;&quot;},{&quot;family&quot;:&quot;Blaabjerg&quot;,&quot;given&quot;:&quot;Frede&quot;,&quot;parse-names&quot;:false,&quot;dropping-particle&quot;:&quot;&quot;,&quot;non-dropping-particle&quot;:&quot;&quot;}],&quot;container-title&quot;:&quot;Journal of Modern Power Systems and Clean Energy&quot;,&quot;DOI&quot;:&quot;10.35833/MPCE.2020.000552&quot;,&quot;ISSN&quot;:&quot;2196-5625&quot;,&quot;issued&quot;:{&quot;date-parts&quot;:[[2020]]},&quot;page&quot;:&quot;1029-1042&quot;,&quot;issue&quot;:&quot;6&quot;,&quot;volume&quot;:&quot;8&quot;,&quot;container-title-short&quot;:&quot;&quot;},&quot;isTemporary&quot;:false}]},{&quot;citationID&quot;:&quot;MENDELEY_CITATION_77016d76-bbff-470c-acaf-6a996a49373b&quot;,&quot;properties&quot;:{&quot;noteIndex&quot;:0},&quot;isEdited&quot;:false,&quot;manualOverride&quot;:{&quot;isManuallyOverridden&quot;:false,&quot;citeprocText&quot;:&quot;[55]&quot;,&quot;manualOverrideText&quot;:&quot;&quot;},&quot;citationTag&quot;:&quot;MENDELEY_CITATION_v3_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&quot;,&quot;citationItems&quot;:[{&quot;id&quot;:&quot;e45cab0b-e52f-3cff-b734-fbaac9d65a24&quot;,&quot;itemData&quot;:{&quot;type&quot;:&quot;paper-conference&quot;,&quot;id&quot;:&quot;e45cab0b-e52f-3cff-b734-fbaac9d65a24&quot;,&quot;title&quot;:&quot;Performance Comparison of Deep RL Algorithms for Energy Systems Optimal Scheduling&quot;,&quot;author&quot;:[{&quot;family&quot;:&quot;Shengren&quot;,&quot;given&quot;:&quot;Hou&quot;,&quot;parse-names&quot;:false,&quot;dropping-particle&quot;:&quot;&quot;,&quot;non-dropping-particle&quot;:&quot;&quot;},{&quot;family&quot;:&quot;Salazar&quot;,&quot;given&quot;:&quot;Edgar Mauricio&quot;,&quot;parse-names&quot;:false,&quot;dropping-particle&quot;:&quot;&quot;,&quot;non-dropping-particle&quot;:&quot;&quot;},{&quot;family&quot;:&quot;Vergara&quot;,&quot;given&quot;:&quot;Pedro P.&quot;,&quot;parse-names&quot;:false,&quot;dropping-particle&quot;:&quot;&quot;,&quot;non-dropping-particle&quot;:&quot;&quot;},{&quot;family&quot;:&quot;Palensky&quot;,&quot;given&quot;:&quot;Peter&quot;,&quot;parse-names&quot;:false,&quot;dropping-particle&quot;:&quot;&quot;,&quot;non-dropping-particle&quot;:&quot;&quot;}],&quot;container-title&quot;:&quot;2022 IEEE PES Innovative Smart Grid Technologies Conference Europe (ISGT-Europe)&quot;,&quot;DOI&quot;:&quot;10.1109/ISGT-Europe54678.2022.9960642&quot;,&quot;ISBN&quot;:&quot;978-1-6654-8032-1&quot;,&quot;issued&quot;:{&quot;date-parts&quot;:[[2022,10,10]]},&quot;page&quot;:&quot;1-6&quot;,&quot;publisher&quot;:&quot;IEEE&quot;,&quot;container-title-short&quot;:&quot;&quot;},&quot;isTemporary&quot;:false}]},{&quot;citationID&quot;:&quot;MENDELEY_CITATION_0a510372-57a7-426b-836c-f53f7d26b1fe&quot;,&quot;properties&quot;:{&quot;noteIndex&quot;:0},&quot;isEdited&quot;:false,&quot;manualOverride&quot;:{&quot;isManuallyOverridden&quot;:false,&quot;citeprocText&quot;:&quot;[26]&quot;,&quot;manualOverrideText&quot;:&quot;&quot;},&quot;citationTag&quot;:&quot;MENDELEY_CITATION_v3_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&quot;,&quot;citationItems&quot;:[{&quot;id&quot;:&quot;31848458-a34e-370b-af77-81d1d893a1c5&quot;,&quot;itemData&quot;:{&quot;type&quot;:&quot;article-journal&quot;,&quot;id&quot;:&quot;31848458-a34e-370b-af77-81d1d893a1c5&quot;,&quot;title&quot;:&quot;Deep Reinforcement Learning Approaches the MILP Optimum of a Multi-Energy Optimization in Energy Communities&quot;,&quot;author&quot;:[{&quot;family&quot;:&quot;Vetter&quot;,&quot;given&quot;:&quot;Vinzent&quot;,&quot;parse-names&quot;:false,&quot;dropping-particle&quot;:&quot;&quot;,&quot;non-dropping-particle&quot;:&quot;&quot;},{&quot;family&quot;:&quot;Wohlgenannt&quot;,&quot;given&quot;:&quot;Philipp&quot;,&quot;parse-names&quot;:false,&quot;dropping-particle&quot;:&quot;&quot;,&quot;non-dropping-particle&quot;:&quot;&quot;},{&quot;family&quot;:&quot;Kepplinger&quot;,&quot;given&quot;:&quot;Peter&quot;,&quot;parse-names&quot;:false,&quot;dropping-particle&quot;:&quot;&quot;,&quot;non-dropping-particle&quot;:&quot;&quot;},{&quot;family&quot;:&quot;Eder&quot;,&quot;given&quot;:&quot;Elias&quot;,&quot;parse-names&quot;:false,&quot;dropping-particle&quot;:&quot;&quot;,&quot;non-dropping-particle&quot;:&quot;&quot;}],&quot;container-title&quot;:&quot;Energies&quot;,&quot;DOI&quot;:&quot;10.3390/en18174489&quot;,&quot;ISSN&quot;:&quot;1996-1073&quot;,&quot;issued&quot;:{&quot;date-parts&quot;:[[2025,8,23]]},&quot;page&quot;:&quot;4489&quot;,&quot;abstract&quot;:&quot;&lt;p&gt;As energy systems transition toward high shares of variable renewable generation, local energy communities (ECs) are increasingly relevant for enabling demand-side flexibility and self-sufficiency. This shift is particularly evident in the residential sector, where the deployment of photovoltaic (PV) systems is rapidly growing. While mixed-integer linear programming (MILP) remains the standard for operational optimization and demand response in such systems, its computational burden limits scalability and responsiveness under real-time or uncertain conditions. Reinforcement learning (RL), by contrast, offers a model-free, adaptive alternative. However, its application to real-world energy system operation remains limited. This study explores the application of a Deep Q-Network (DQN) to a real residential EC, which has received limited attention in prior work. The system comprises three single-family homes sharing a centralized heating system with a thermal energy storage (TES), a PV installation, and a grid connection. We compare the performance of MILP and RL controllers across economic and environmental metrics. Relative to a reference scenario without TES, MILP and RL reduce energy costs by 10.06% and 8.78%, respectively, and both approaches yield lower total energy consumption and CO2-equivalent emissions. Notably, the trained RL agent achieves a near-optimal outcome while requiring only 22% of the MILP’s computation time. These results demonstrate that DQNs can offer a computationally efficient and practically viable alternative to MILP for real-time control in residential energy systems.&lt;/p&gt;&quot;,&quot;issue&quot;:&quot;17&quot;,&quot;volume&quot;:&quot;18&quot;,&quot;container-title-short&quot;:&quot;Energies (Basel).&quot;},&quot;isTemporary&quot;:false}]},{&quot;citationID&quot;:&quot;MENDELEY_CITATION_d44b77f0-61f7-4c28-821a-92a263b68faa&quot;,&quot;properties&quot;:{&quot;noteIndex&quot;:0},&quot;isEdited&quot;:false,&quot;manualOverride&quot;:{&quot;isManuallyOverridden&quot;:false,&quot;citeprocText&quot;:&quot;[56]&quot;,&quot;manualOverrideText&quot;:&quot;&quot;},&quot;citationTag&quot;:&quot;MENDELEY_CITATION_v3_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&quot;,&quot;citationItems&quot;:[{&quot;id&quot;:&quot;878a73bd-0c5d-3e77-a841-71aeb93db99a&quot;,&quot;itemData&quot;:{&quot;type&quot;:&quot;article-journal&quot;,&quot;id&quot;:&quot;878a73bd-0c5d-3e77-a841-71aeb93db99a&quot;,&quot;title&quot;:&quot;Reinforcement Learning for Joint Design and Control of Battery-PV Systems&quot;,&quot;author&quot;:[{&quot;family&quot;:&quot;Cauz&quot;,&quot;given&quot;:&quot;Marine&quot;,&quot;parse-names&quot;:false,&quot;dropping-particle&quot;:&quot;&quot;,&quot;non-dropping-particle&quot;:&quot;&quot;},{&quot;family&quot;:&quot;Bolland&quot;,&quot;given&quot;:&quot;Adrien&quot;,&quot;parse-names&quot;:false,&quot;dropping-particle&quot;:&quot;&quot;,&quot;non-dropping-particle&quot;:&quot;&quot;},{&quot;family&quot;:&quot;Miftari&quot;,&quot;given&quot;:&quot;Bardhyl&quot;,&quot;parse-names&quot;:false,&quot;dropping-particle&quot;:&quot;&quot;,&quot;non-dropping-particle&quot;:&quot;&quot;},{&quot;family&quot;:&quot;Perret&quot;,&quot;given&quot;:&quot;Lionel&quot;,&quot;parse-names&quot;:false,&quot;dropping-particle&quot;:&quot;&quot;,&quot;non-dropping-particle&quot;:&quot;&quot;},{&quot;family&quot;:&quot;Ballif&quot;,&quot;given&quot;:&quot;Christophe&quot;,&quot;parse-names&quot;:false,&quot;dropping-particle&quot;:&quot;&quot;,&quot;non-dropping-particle&quot;:&quot;&quot;},{&quot;family&quot;:&quot;Wyrsch&quot;,&quot;given&quot;:&quot;Nicolas&quot;,&quot;parse-names&quot;:false,&quot;dropping-particle&quot;:&quot;&quot;,&quot;non-dropping-particle&quot;:&quot;&quot;}],&quot;URL&quot;:&quot;http://arxiv.org/abs/2307.04244&quot;,&quot;issued&quot;:{&quot;date-parts&quot;:[[2023,7,9]]},&quot;abstract&quot;:&quot;The decentralisation and unpredictability of new renewable energy sources require rethinking our energy system. Data-driven approaches, such as reinforcement learning (RL), have emerged as new control strategies for operating these systems, but they have not yet been applied to system design. This paper aims to bridge this gap by studying the use of an RL-based method for joint design and control of a real-world PV and battery system. The design problem is first formulated as a mixed-integer linear programming problem (MILP). The optimal MILP solution is then used to evaluate the performance of an RL agent trained in a surrogate environment designed for applying an existing data-driven algorithm. The main difference between the two models lies in their optimization approaches: while MILP finds a solution that minimizes the total costs for a one-year operation given the deterministic historical data, RL is a stochastic method that searches for an optimal strategy over one week of data on expectation over all weeks in the historical dataset. Both methods were applied on a toy example using one-week data and on a case study using one-year data. In both cases, models were found to converge to similar control solutions, but their investment decisions differed. Overall, these outcomes are an initial step illustrating benefits and challenges of using RL for the joint design and control of energy systems.&quot;,&quot;container-title-short&quot;:&quot;&quot;},&quot;isTemporary&quot;:false}]}]"/>
     <we:property name="MENDELEY_CITATIONS_STYLE" value="{&quot;id&quot;:&quot;https://www.zotero.org/styles/ieee&quot;,&quot;title&quot;:&quot;IEEE Reference Guide version 11.29.2023&quot;,&quot;format&quot;:&quot;numeric&quot;,&quot;defaultLocale&quot;:null,&quot;isLocaleCodeValid&quot;:true}"/>
   </we:properties>
   <we:bindings/>
@@ -18208,6 +22736,27 @@
 </file>
 
 <file path=customXml/item2.xml><?xml version="1.0" encoding="utf-8"?>
+<?mso-contentType ?>
+<FormTemplates xmlns="http://schemas.microsoft.com/sharepoint/v3/contenttype/forms">
+  <Display>DocumentLibraryForm</Display>
+  <Edit>DocumentLibraryForm</Edit>
+  <New>DocumentLibraryForm</New>
+</FormTemplates>
+</file>
+
+<file path=customXml/item3.xml><?xml version="1.0" encoding="utf-8"?>
+<p:properties xmlns:p="http://schemas.microsoft.com/office/2006/metadata/properties" xmlns:xsi="http://www.w3.org/2001/XMLSchema-instance" xmlns:pc="http://schemas.microsoft.com/office/infopath/2007/PartnerControls">
+  <documentManagement>
+    <TaxCatchAll xmlns="4de74af2-d2a7-4bc3-a319-420167317553" xsi:nil="true"/>
+    <ArchiverLinkFileType xmlns="c0991f74-233a-4c46-9c55-a176f0e8ba44" xsi:nil="true"/>
+    <lcf76f155ced4ddcb4097134ff3c332f xmlns="c0991f74-233a-4c46-9c55-a176f0e8ba44">
+      <Terms xmlns="http://schemas.microsoft.com/office/infopath/2007/PartnerControls"/>
+    </lcf76f155ced4ddcb4097134ff3c332f>
+  </documentManagement>
+</p:properties>
+</file>
+
+<file path=customXml/item4.xml><?xml version="1.0" encoding="utf-8"?>
 <ct:contentTypeSchema xmlns:ct="http://schemas.microsoft.com/office/2006/metadata/contentType" xmlns:ma="http://schemas.microsoft.com/office/2006/metadata/properties/metaAttributes" ct:_="" ma:_="" ma:contentTypeName="Dokument" ma:contentTypeID="0x0101003A15E957932D6F4AB4FD28F85AF4FFD8" ma:contentTypeVersion="14" ma:contentTypeDescription="Ein neues Dokument erstellen." ma:contentTypeScope="" ma:versionID="e040dc8dbf4a4132031beaaf90e02bdd">
   <xsd:schema xmlns:xsd="http://www.w3.org/2001/XMLSchema" xmlns:xs="http://www.w3.org/2001/XMLSchema" xmlns:p="http://schemas.microsoft.com/office/2006/metadata/properties" xmlns:ns2="c0991f74-233a-4c46-9c55-a176f0e8ba44" xmlns:ns3="4de74af2-d2a7-4bc3-a319-420167317553" targetNamespace="http://schemas.microsoft.com/office/2006/metadata/properties" ma:root="true" ma:fieldsID="63fe477e893c7cf9e00d7d25e31408c1" ns2:_="" ns3:_="">
     <xsd:import namespace="c0991f74-233a-4c46-9c55-a176f0e8ba44"/>
@@ -18436,27 +22985,6 @@
 </ct:contentTypeSchema>
 </file>
 
-<file path=customXml/item3.xml><?xml version="1.0" encoding="utf-8"?>
-<p:properties xmlns:p="http://schemas.microsoft.com/office/2006/metadata/properties" xmlns:xsi="http://www.w3.org/2001/XMLSchema-instance" xmlns:pc="http://schemas.microsoft.com/office/infopath/2007/PartnerControls">
-  <documentManagement>
-    <TaxCatchAll xmlns="4de74af2-d2a7-4bc3-a319-420167317553" xsi:nil="true"/>
-    <ArchiverLinkFileType xmlns="c0991f74-233a-4c46-9c55-a176f0e8ba44" xsi:nil="true"/>
-    <lcf76f155ced4ddcb4097134ff3c332f xmlns="c0991f74-233a-4c46-9c55-a176f0e8ba44">
-      <Terms xmlns="http://schemas.microsoft.com/office/infopath/2007/PartnerControls"/>
-    </lcf76f155ced4ddcb4097134ff3c332f>
-  </documentManagement>
-</p:properties>
-</file>
-
-<file path=customXml/item4.xml><?xml version="1.0" encoding="utf-8"?>
-<?mso-contentType ?>
-<FormTemplates xmlns="http://schemas.microsoft.com/sharepoint/v3/contenttype/forms">
-  <Display>DocumentLibraryForm</Display>
-  <Edit>DocumentLibraryForm</Edit>
-  <New>DocumentLibraryForm</New>
-</FormTemplates>
-</file>
-
 <file path=customXml/itemProps1.xml><?xml version="1.0" encoding="utf-8"?>
 <ds:datastoreItem xmlns:ds="http://schemas.openxmlformats.org/officeDocument/2006/customXml" ds:itemID="{8ED87741-333E-524C-B42D-A34782CE569A}">
   <ds:schemaRefs>
@@ -18466,6 +22994,25 @@
 </file>
 
 <file path=customXml/itemProps2.xml><?xml version="1.0" encoding="utf-8"?>
+<ds:datastoreItem xmlns:ds="http://schemas.openxmlformats.org/officeDocument/2006/customXml" ds:itemID="{123745DA-69E4-464B-8AAF-512AB146EAEF}">
+  <ds:schemaRefs>
+    <ds:schemaRef ds:uri="http://schemas.microsoft.com/sharepoint/v3/contenttype/forms"/>
+  </ds:schemaRefs>
+</ds:datastoreItem>
+</file>
+
+<file path=customXml/itemProps3.xml><?xml version="1.0" encoding="utf-8"?>
+<ds:datastoreItem xmlns:ds="http://schemas.openxmlformats.org/officeDocument/2006/customXml" ds:itemID="{5DB99EA3-5A91-4DE8-9C2E-5E2756FB8116}">
+  <ds:schemaRefs>
+    <ds:schemaRef ds:uri="http://schemas.microsoft.com/office/2006/metadata/properties"/>
+    <ds:schemaRef ds:uri="http://schemas.microsoft.com/office/infopath/2007/PartnerControls"/>
+    <ds:schemaRef ds:uri="4de74af2-d2a7-4bc3-a319-420167317553"/>
+    <ds:schemaRef ds:uri="c0991f74-233a-4c46-9c55-a176f0e8ba44"/>
+  </ds:schemaRefs>
+</ds:datastoreItem>
+</file>
+
+<file path=customXml/itemProps4.xml><?xml version="1.0" encoding="utf-8"?>
 <ds:datastoreItem xmlns:ds="http://schemas.openxmlformats.org/officeDocument/2006/customXml" ds:itemID="{DB59158D-15C5-4DFF-AEB5-CA02C610712D}">
   <ds:schemaRefs>
     <ds:schemaRef ds:uri="http://schemas.microsoft.com/office/2006/metadata/contentType"/>
@@ -18482,23 +23029,4 @@
     <ds:schemaRef ds:uri="http://schemas.microsoft.com/internal/obd"/>
   </ds:schemaRefs>
 </ds:datastoreItem>
-</file>
-
-<file path=customXml/itemProps3.xml><?xml version="1.0" encoding="utf-8"?>
-<ds:datastoreItem xmlns:ds="http://schemas.openxmlformats.org/officeDocument/2006/customXml" ds:itemID="{5DB99EA3-5A91-4DE8-9C2E-5E2756FB8116}">
-  <ds:schemaRefs>
-    <ds:schemaRef ds:uri="http://schemas.microsoft.com/office/2006/metadata/properties"/>
-    <ds:schemaRef ds:uri="http://schemas.microsoft.com/office/infopath/2007/PartnerControls"/>
-    <ds:schemaRef ds:uri="4de74af2-d2a7-4bc3-a319-420167317553"/>
-    <ds:schemaRef ds:uri="c0991f74-233a-4c46-9c55-a176f0e8ba44"/>
-  </ds:schemaRefs>
-</ds:datastoreItem>
-</file>
-
-<file path=customXml/itemProps4.xml><?xml version="1.0" encoding="utf-8"?>
-<ds:datastoreItem xmlns:ds="http://schemas.openxmlformats.org/officeDocument/2006/customXml" ds:itemID="{123745DA-69E4-464B-8AAF-512AB146EAEF}">
-  <ds:schemaRefs>
-    <ds:schemaRef ds:uri="http://schemas.microsoft.com/sharepoint/v3/contenttype/forms"/>
-  </ds:schemaRefs>
-</ds:datastoreItem>
 </file>
--- a/Thesis Rafi Draft 1.docx
+++ b/Thesis Rafi Draft 1.docx
@@ -9910,10 +9910,7 @@
         </w:numPr>
       </w:pPr>
       <w:r>
-        <w:t xml:space="preserve">Value-based and </w:t>
-      </w:r>
-      <w:r>
-        <w:t>Policy based</w:t>
+        <w:t>Value-based and Policy based</w:t>
       </w:r>
     </w:p>
     <w:p>
@@ -9942,36 +9939,11 @@
     </w:p>
     <w:p>
       <w:pPr>
-        <w:pStyle w:val="ListParagraph"/>
-        <w:numPr>
-          <w:ilvl w:val="0"/>
-          <w:numId w:val="14"/>
-        </w:numPr>
-      </w:pPr>
-      <w:r>
-        <w:t>How do these different RL algorithms perform in optimizing energy system</w:t>
-      </w:r>
-      <w:r>
-        <w:t>s</w:t>
-      </w:r>
-    </w:p>
-    <w:p>
-      <w:pPr>
-        <w:pStyle w:val="ListParagraph"/>
-        <w:numPr>
-          <w:ilvl w:val="1"/>
-          <w:numId w:val="14"/>
-        </w:numPr>
-      </w:pPr>
-      <w:r>
-        <w:t>Example of RL performance in different energy problems</w:t>
-      </w:r>
-    </w:p>
-    <w:p>
-      <w:pPr>
-        <w:pStyle w:val="ListParagraph"/>
-        <w:ind w:left="1440"/>
-      </w:pPr>
+        <w:pStyle w:val="Heading3"/>
+      </w:pPr>
+      <w:r>
+        <w:t>Reinforcement Learning Fundamentals</w:t>
+      </w:r>
     </w:p>
     <w:p>
       <w:r>
@@ -10043,10 +10015,7 @@
         <w:t xml:space="preserve"> </w:t>
       </w:r>
       <w:r>
-        <w:t>RL is</w:t>
-      </w:r>
-      <w:r>
-        <w:t xml:space="preserve"> different</w:t>
+        <w:t>RL is different</w:t>
       </w:r>
       <w:r>
         <w:t xml:space="preserve"> because </w:t>
@@ -10081,7 +10050,13 @@
         <w:t xml:space="preserve">. </w:t>
       </w:r>
       <w:r>
-        <w:t xml:space="preserve">The consensus among scholars conclude that RL is especially attractive where renewable variability, stochastic demand, and sector coupling make exact model-based control difficult </w:t>
+        <w:t>The consensus among scholars conclude</w:t>
+      </w:r>
+      <w:r>
+        <w:t>s</w:t>
+      </w:r>
+      <w:r>
+        <w:t xml:space="preserve"> that RL is especially attractive where renewable variability, stochastic demand, and sector coupling make exact model-based control difficult </w:t>
       </w:r>
       <w:sdt>
         <w:sdtPr>
@@ -10116,7 +10091,13 @@
     <w:p/>
     <w:p>
       <w:r>
-        <w:t xml:space="preserve">By directly interacting with the system it is thrown into, the RL agent can derive optimal strategies through a series of Markov Decision Processes (MDP). </w:t>
+        <w:t>By directly interacting with the system it is thrown into, the RL agent can derive optimal strategies through a series of Markov Decision Processes (MDP</w:t>
+      </w:r>
+      <w:r>
+        <w:t>s</w:t>
+      </w:r>
+      <w:r>
+        <w:t xml:space="preserve">). </w:t>
       </w:r>
       <w:r>
         <w:t>An MDP is descri</w:t>
@@ -10135,10 +10116,7 @@
         <w:t>S, A, T, R</w:t>
       </w:r>
       <w:r>
-        <w:t xml:space="preserve">}, where S denotes a set of states, A stands for a set of actions, T represents the transitional probability, and R denotes the reward function. </w:t>
-      </w:r>
-      <w:r>
-        <w:t>This process involves a dynamic evolution of the states, actions, transitional probabilities, and reward at each time step, where the RL agent selects and executes an action at a current state and receives a reward from its action.</w:t>
+        <w:t>}, where S denotes a set of states, A stands for a set of actions, T represents the transitional probability, and R denotes the reward function. This process involves a dynamic evolution of the states, actions, transitional probabilities, and reward at each time step, where the RL agent selects and executes an action at a current state and receives a reward from its action.</w:t>
       </w:r>
     </w:p>
     <w:p/>
@@ -10504,21 +10482,7 @@
               <w:rFonts w:ascii="Cambria Math" w:hAnsi="Cambria Math"/>
               <w:vertAlign w:val="superscript"/>
             </w:rPr>
-            <m:t xml:space="preserve">+ </m:t>
-          </m:r>
-          <m:r>
-            <w:rPr>
-              <w:rFonts w:ascii="Cambria Math" w:hAnsi="Cambria Math"/>
-              <w:vertAlign w:val="superscript"/>
-            </w:rPr>
-            <m:t>…</m:t>
-          </m:r>
-          <m:r>
-            <w:rPr>
-              <w:rFonts w:ascii="Cambria Math" w:hAnsi="Cambria Math"/>
-              <w:vertAlign w:val="superscript"/>
-            </w:rPr>
-            <m:t xml:space="preserve">= </m:t>
+            <m:t xml:space="preserve">+ …= </m:t>
           </m:r>
           <m:nary>
             <m:naryPr>
@@ -11114,13 +11078,7 @@
                 <w:rPr>
                   <w:rFonts w:ascii="Cambria Math" w:hAnsi="Cambria Math"/>
                 </w:rPr>
-                <m:t xml:space="preserve"> </m:t>
-              </m:r>
-              <m:r>
-                <w:rPr>
-                  <w:rFonts w:ascii="Cambria Math" w:hAnsi="Cambria Math"/>
-                </w:rPr>
-                <m:t>E</m:t>
+                <m:t xml:space="preserve"> E</m:t>
               </m:r>
               <m:ctrlPr>
                 <w:rPr>
@@ -12329,9 +12287,9 @@
       <w:r>
         <w:t>state.</w:t>
       </w:r>
-    </w:p>
-    <w:p/>
-    <w:p>
+      <w:r>
+        <w:t xml:space="preserve"> </w:t>
+      </w:r>
       <w:r>
         <w:t xml:space="preserve">Modelling an accurate </w:t>
       </w:r>
@@ -12412,6 +12370,124 @@
     <w:p/>
     <w:p>
       <w:r>
+        <w:t xml:space="preserve">To select an appropriate RL strategy for optimizing an energy system, it is paramount to understand the different structural arrangement that differentiates modern RL algorithms. RL algorithms are primarily categorized along two fundamental axes: (1) Model-based vs. Model-free RL, which specifies how the agent-environment dynamics, and (2) Value-Based, Policy-Based, and Hybrid Actor-Critic </w:t>
+      </w:r>
+      <w:r>
+        <w:t>architectures, which determines how control policies are learned and updated</w:t>
+      </w:r>
+      <w:r>
+        <w:t>. Depending on the type of system, data availability, and objective, one arrangement can be favored over the others.</w:t>
+      </w:r>
+    </w:p>
+    <w:p/>
+    <w:p>
+      <w:pPr>
+        <w:pStyle w:val="Heading3"/>
+      </w:pPr>
+      <w:r>
+        <w:t>Environmental Dynamics</w:t>
+      </w:r>
+      <w:r>
+        <w:t xml:space="preserve"> of RL</w:t>
+      </w:r>
+      <w:r>
+        <w:t xml:space="preserve">: Model-Based vs. Model-free </w:t>
+      </w:r>
+    </w:p>
+    <w:p>
+      <w:pPr>
+        <w:pStyle w:val="ListParagraph"/>
+        <w:numPr>
+          <w:ilvl w:val="0"/>
+          <w:numId w:val="19"/>
+        </w:numPr>
+      </w:pPr>
+      <w:r>
+        <w:rPr>
+          <w:b/>
+          <w:bCs/>
+        </w:rPr>
+        <w:t>Model-Based RL:</w:t>
+      </w:r>
+      <w:r>
+        <w:t xml:space="preserve"> The agent uses an explicit model of the system dynamics to plan future actions by simulating </w:t>
+      </w:r>
+      <w:r>
+        <w:t>potential trajectories (e.g. Dyna-Q, Monte Carlo Tree Search, Model Predictive Path Integral control). In other words, the knowledge of the model directly influences the agent’s decision in choosing its next action. Although this approach introduces better sample efficiency, model-based RL often leads to longer online execution time and model-bias error which can be detrimental for highly complex and non-linear polygeneration system</w:t>
+      </w:r>
+      <w:r>
+        <w:t xml:space="preserve"> []. </w:t>
+      </w:r>
+    </w:p>
+    <w:p>
+      <w:pPr>
+        <w:pStyle w:val="ListParagraph"/>
+      </w:pPr>
+    </w:p>
+    <w:p>
+      <w:pPr>
+        <w:pStyle w:val="ListParagraph"/>
+        <w:numPr>
+          <w:ilvl w:val="0"/>
+          <w:numId w:val="19"/>
+        </w:numPr>
+      </w:pPr>
+      <w:r>
+        <w:rPr>
+          <w:b/>
+          <w:bCs/>
+        </w:rPr>
+        <w:t>Model-Free RL:</w:t>
+      </w:r>
+      <w:r>
+        <w:t xml:space="preserve"> </w:t>
+      </w:r>
+      <w:r>
+        <w:t xml:space="preserve">The agent treats the model of the system as a black box and purely relies </w:t>
+      </w:r>
+      <w:r>
+        <w:lastRenderedPageBreak/>
+        <w:t>on the navigating the accessible levers and system feedback to dictate its policy. As a consequence, this strategy requires significantly more data and longer training time for the agent to finally understand the underlying physics of the system. However, with a robust and accurately representing digital twin of the system, the agent can use the digital environment to generate as much data as it needs during the training period to finally reach a good policy while avoiding model-bias because all the physics are governed inside the digital twin black box</w:t>
+      </w:r>
+      <w:r>
+        <w:t xml:space="preserve"> []</w:t>
+      </w:r>
+      <w:r>
+        <w:t xml:space="preserve">. </w:t>
+      </w:r>
+    </w:p>
+    <w:p>
+      <w:pPr>
+        <w:pStyle w:val="Heading3"/>
+        <w:numPr>
+          <w:ilvl w:val="0"/>
+          <w:numId w:val="0"/>
+        </w:numPr>
+        <w:ind w:left="720" w:hanging="720"/>
+      </w:pPr>
+    </w:p>
+    <w:p>
+      <w:pPr>
+        <w:pStyle w:val="Heading3"/>
+        <w:rPr>
+          <w:bCs/>
+        </w:rPr>
+      </w:pPr>
+      <w:r>
+        <w:rPr>
+          <w:bCs/>
+        </w:rPr>
+        <w:t>Policy Optimization Alg</w:t>
+      </w:r>
+      <w:r>
+        <w:rPr>
+          <w:bCs/>
+        </w:rPr>
+        <w:t>orithms: Value-Based, Policy-Based, and Actor-Critic</w:t>
+      </w:r>
+    </w:p>
+    <w:p>
+      <w:r>
         <w:t>There are different type</w:t>
       </w:r>
       <w:r>
@@ -12565,7 +12641,13 @@
         <w:t>are</w:t>
       </w:r>
       <w:r>
-        <w:t xml:space="preserve"> many literature on RL that simply applies </w:t>
+        <w:t xml:space="preserve"> many </w:t>
+      </w:r>
+      <w:r>
+        <w:t>literatures</w:t>
+      </w:r>
+      <w:r>
+        <w:t xml:space="preserve"> on RL that simply applies </w:t>
       </w:r>
       <w:r>
         <w:t>a value-based approach, howe</w:t>
@@ -12603,11 +12685,7 @@
     <w:p/>
     <w:p>
       <w:r>
-        <w:t xml:space="preserve">Actor-critics methods are a mixed between the two: the actor learns the policy, while the critic </w:t>
-      </w:r>
-      <w:r>
-        <w:lastRenderedPageBreak/>
-        <w:t xml:space="preserve">learns the estimated value to make training more stable. </w:t>
+        <w:t xml:space="preserve">Actor-critics methods are a mixed between the two: the actor learns the policy, while the critic learns the estimated value to make training more stable. </w:t>
       </w:r>
       <w:r>
         <w:t xml:space="preserve">In the literature, </w:t>
@@ -12651,22 +12729,119 @@
         <w:t xml:space="preserve">actor-critic </w:t>
       </w:r>
       <w:r>
-        <w:t>method includes PPO, S</w:t>
-      </w:r>
-      <w:r>
-        <w:t xml:space="preserve">AC, </w:t>
-      </w:r>
-      <w:r>
-        <w:t xml:space="preserve">A3C, TD3, and DDPG. </w:t>
-      </w:r>
-      <w:r>
-        <w:t>Many studies have have shown the application of this algorithm method</w:t>
-      </w:r>
-      <w:r>
-        <w:t xml:space="preserve"> into different kinds of energy systems. To be continued…</w:t>
-      </w:r>
-      <w:r>
-        <w:t xml:space="preserve"> </w:t>
+        <w:t xml:space="preserve">method includes </w:t>
+      </w:r>
+      <w:r>
+        <w:t>Proximal Policy Optimization (</w:t>
+      </w:r>
+      <w:r>
+        <w:t>PPO</w:t>
+      </w:r>
+      <w:r>
+        <w:t>)</w:t>
+      </w:r>
+      <w:r>
+        <w:t xml:space="preserve">, </w:t>
+      </w:r>
+      <w:r>
+        <w:t>Soft Actor-Critic (</w:t>
+      </w:r>
+      <w:r>
+        <w:t>S</w:t>
+      </w:r>
+      <w:r>
+        <w:t>AC</w:t>
+      </w:r>
+      <w:r>
+        <w:t>), Asynchronous Advantage Actor-Critic (</w:t>
+      </w:r>
+      <w:r>
+        <w:t>A3C</w:t>
+      </w:r>
+      <w:r>
+        <w:t>)</w:t>
+      </w:r>
+      <w:r>
+        <w:t xml:space="preserve">, </w:t>
+      </w:r>
+      <w:r>
+        <w:t>Twin Delayed Deep Deterministic Policy Gradient (</w:t>
+      </w:r>
+      <w:r>
+        <w:t>TD3</w:t>
+      </w:r>
+      <w:r>
+        <w:t>)</w:t>
+      </w:r>
+      <w:r>
+        <w:t xml:space="preserve">, and </w:t>
+      </w:r>
+      <w:r>
+        <w:t>Deep Deterministic Policy Gradient (</w:t>
+      </w:r>
+      <w:r>
+        <w:t>DDPG</w:t>
+      </w:r>
+      <w:r>
+        <w:t>)</w:t>
+      </w:r>
+      <w:r>
+        <w:t xml:space="preserve">. </w:t>
+      </w:r>
+      <w:r>
+        <w:lastRenderedPageBreak/>
+        <w:t>Numerous</w:t>
+      </w:r>
+      <w:r>
+        <w:t xml:space="preserve"> studies have shown the application of this algorithm method</w:t>
+      </w:r>
+      <w:r>
+        <w:t xml:space="preserve"> into different kinds of energy systems</w:t>
+      </w:r>
+      <w:r>
+        <w:t xml:space="preserve"> and concluded that it performs best when uncertainty, continuous control, and multi-timescale coordination matter </w:t>
+      </w:r>
+      <w:sdt>
+        <w:sdtPr>
+          <w:rPr>
+            <w:color w:val="000000"/>
+          </w:rPr>
+          <w:tag w:val="MENDELEY_CITATION_v3_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"/>
+          <w:id w:val="-1254361031"/>
+          <w:placeholder>
+            <w:docPart w:val="DefaultPlaceholder_-1854013440"/>
+          </w:placeholder>
+        </w:sdtPr>
+        <w:sdtContent>
+          <w:r>
+            <w:rPr>
+              <w:color w:val="000000"/>
+            </w:rPr>
+            <w:t>[47], [56]</w:t>
+          </w:r>
+        </w:sdtContent>
+      </w:sdt>
+      <w:r>
+        <w:t xml:space="preserve">. </w:t>
+      </w:r>
+    </w:p>
+    <w:p/>
+    <w:p>
+      <w:pPr>
+        <w:pStyle w:val="ListParagraph"/>
+        <w:numPr>
+          <w:ilvl w:val="0"/>
+          <w:numId w:val="14"/>
+        </w:numPr>
+        <w:rPr>
+          <w:color w:val="EE0000"/>
+        </w:rPr>
+      </w:pPr>
+      <w:r>
+        <w:rPr>
+          <w:color w:val="EE0000"/>
+        </w:rPr>
+        <w:t>Table that compares the different algorithms of RL</w:t>
       </w:r>
     </w:p>
     <w:p/>
@@ -12677,7 +12852,13 @@
       </w:pPr>
       <w:bookmarkStart w:id="13" w:name="_Toc235289156"/>
       <w:r>
-        <w:t xml:space="preserve">RL vs MILP for Different </w:t>
+        <w:t>RL vs MILP for Different</w:t>
+      </w:r>
+      <w:r>
+        <w:t xml:space="preserve"> Energy System</w:t>
+      </w:r>
+      <w:r>
+        <w:t xml:space="preserve"> </w:t>
       </w:r>
       <w:commentRangeStart w:id="14"/>
       <w:r>
@@ -12761,18 +12942,36 @@
         <w:rPr>
           <w:color w:val="000000"/>
         </w:rPr>
+        <w:t xml:space="preserve">a </w:t>
+      </w:r>
+      <w:r>
+        <w:rPr>
+          <w:color w:val="000000"/>
+        </w:rPr>
         <w:t xml:space="preserve">deep reinforcement learning </w:t>
       </w:r>
       <w:r>
         <w:rPr>
           <w:color w:val="000000"/>
         </w:rPr>
-        <w:t>framework using Deep Q-Network (DQN) algorithm to optimize the control o</w:t>
+        <w:t xml:space="preserve">framework using </w:t>
       </w:r>
       <w:r>
         <w:rPr>
           <w:color w:val="000000"/>
         </w:rPr>
+        <w:t xml:space="preserve">the </w:t>
+      </w:r>
+      <w:r>
+        <w:rPr>
+          <w:color w:val="000000"/>
+        </w:rPr>
+        <w:t>Deep Q-Network (DQN) algorithm to optimize the control o</w:t>
+      </w:r>
+      <w:r>
+        <w:rPr>
+          <w:color w:val="000000"/>
+        </w:rPr>
         <w:t>f heat pump and heating element operation</w:t>
       </w:r>
       <w:r>
@@ -12845,12 +13044,24 @@
         <w:rPr>
           <w:color w:val="000000"/>
         </w:rPr>
-        <w:t xml:space="preserve">or state it is able to see. </w:t>
+        <w:t xml:space="preserve">or state it </w:t>
       </w:r>
       <w:r>
         <w:rPr>
           <w:color w:val="000000"/>
         </w:rPr>
+        <w:t>can</w:t>
+      </w:r>
+      <w:r>
+        <w:rPr>
+          <w:color w:val="000000"/>
+        </w:rPr>
+        <w:t xml:space="preserve"> see. </w:t>
+      </w:r>
+      <w:r>
+        <w:rPr>
+          <w:color w:val="000000"/>
+        </w:rPr>
         <w:t xml:space="preserve">On the other hand, the MILP </w:t>
       </w:r>
       <w:r>
@@ -12875,55 +13086,169 @@
         <w:rPr>
           <w:color w:val="000000"/>
         </w:rPr>
-        <w:t xml:space="preserve">the reference scenario with MILP having </w:t>
+        <w:t>the reference scenario</w:t>
       </w:r>
       <w:r>
         <w:rPr>
           <w:color w:val="000000"/>
         </w:rPr>
+        <w:t>,</w:t>
+      </w:r>
+      <w:r>
+        <w:rPr>
+          <w:color w:val="000000"/>
+        </w:rPr>
+        <w:t xml:space="preserve"> with MILP having </w:t>
+      </w:r>
+      <w:r>
+        <w:rPr>
+          <w:color w:val="000000"/>
+        </w:rPr>
         <w:t>greater</w:t>
       </w:r>
       <w:r>
         <w:rPr>
           <w:color w:val="000000"/>
         </w:rPr>
-        <w:t xml:space="preserve"> cost savings on </w:t>
+        <w:t xml:space="preserve"> cost savings o</w:t>
       </w:r>
       <w:r>
         <w:rPr>
           <w:color w:val="000000"/>
         </w:rPr>
-        <w:t xml:space="preserve">10-6% reduction compared to a 8.79% RL. </w:t>
+        <w:t xml:space="preserve">f a </w:t>
       </w:r>
       <w:r>
         <w:rPr>
           <w:color w:val="000000"/>
         </w:rPr>
-        <w:t xml:space="preserve">Aside from the cost result, RL solution leads in terms of other metrics such as CO2 emission reduction, </w:t>
+        <w:t>10</w:t>
       </w:r>
       <w:r>
         <w:rPr>
           <w:color w:val="000000"/>
         </w:rPr>
+        <w:t>.06</w:t>
+      </w:r>
+      <w:r>
+        <w:rPr>
+          <w:color w:val="000000"/>
+        </w:rPr>
+        <w:t>% reduction compared to 8.7</w:t>
+      </w:r>
+      <w:r>
+        <w:rPr>
+          <w:color w:val="000000"/>
+        </w:rPr>
+        <w:t>8</w:t>
+      </w:r>
+      <w:r>
+        <w:rPr>
+          <w:color w:val="000000"/>
+        </w:rPr>
+        <w:t xml:space="preserve">% </w:t>
+      </w:r>
+      <w:r>
+        <w:rPr>
+          <w:color w:val="000000"/>
+        </w:rPr>
+        <w:t xml:space="preserve">for </w:t>
+      </w:r>
+      <w:r>
+        <w:rPr>
+          <w:color w:val="000000"/>
+        </w:rPr>
+        <w:t xml:space="preserve">RL. </w:t>
+      </w:r>
+      <w:r>
+        <w:rPr>
+          <w:color w:val="000000"/>
+        </w:rPr>
+        <w:t xml:space="preserve">Aside from the cost result, </w:t>
+      </w:r>
+      <w:r>
+        <w:rPr>
+          <w:color w:val="000000"/>
+        </w:rPr>
+        <w:t xml:space="preserve">the </w:t>
+      </w:r>
+      <w:r>
+        <w:rPr>
+          <w:color w:val="000000"/>
+        </w:rPr>
+        <w:t xml:space="preserve">RL solution leads in terms of other metrics such as CO2 emission reduction, </w:t>
+      </w:r>
+      <w:r>
+        <w:rPr>
+          <w:color w:val="000000"/>
+        </w:rPr>
         <w:t>self-consumption ratio, and self-sufficiency ratio</w:t>
       </w:r>
       <w:r>
         <w:rPr>
           <w:color w:val="000000"/>
         </w:rPr>
-        <w:t xml:space="preserve">, without it explicitly optimizing it. </w:t>
+        <w:t xml:space="preserve">, without explicitly optimizing </w:t>
       </w:r>
       <w:r>
         <w:rPr>
           <w:color w:val="000000"/>
         </w:rPr>
-        <w:t>This is due to the fact that RL</w:t>
+        <w:t>them</w:t>
       </w:r>
       <w:r>
         <w:rPr>
           <w:color w:val="000000"/>
         </w:rPr>
-        <w:t xml:space="preserve">’s decision in using more of PV, which increases SFR which further reduces CO2 </w:t>
+        <w:t xml:space="preserve">. </w:t>
+      </w:r>
+      <w:r>
+        <w:rPr>
+          <w:color w:val="000000"/>
+        </w:rPr>
+        <w:t xml:space="preserve">This is </w:t>
+      </w:r>
+      <w:r>
+        <w:rPr>
+          <w:color w:val="000000"/>
+        </w:rPr>
+        <w:t>because</w:t>
+      </w:r>
+      <w:r>
+        <w:rPr>
+          <w:color w:val="000000"/>
+        </w:rPr>
+        <w:t xml:space="preserve"> RL</w:t>
+      </w:r>
+      <w:r>
+        <w:rPr>
+          <w:color w:val="000000"/>
+        </w:rPr>
+        <w:t xml:space="preserve"> </w:t>
+      </w:r>
+      <w:r>
+        <w:rPr>
+          <w:color w:val="000000"/>
+        </w:rPr>
+        <w:t>decides</w:t>
+      </w:r>
+      <w:r>
+        <w:rPr>
+          <w:color w:val="000000"/>
+        </w:rPr>
+        <w:t xml:space="preserve"> </w:t>
+      </w:r>
+      <w:r>
+        <w:rPr>
+          <w:color w:val="000000"/>
+        </w:rPr>
+        <w:t>to use</w:t>
+      </w:r>
+      <w:r>
+        <w:rPr>
+          <w:color w:val="000000"/>
+        </w:rPr>
+        <w:t xml:space="preserve"> more PV, which further reduces CO2 </w:t>
       </w:r>
       <w:r>
         <w:rPr>
@@ -13008,7 +13333,7 @@
           <w:rPr>
             <w:color w:val="000000"/>
           </w:rPr>
-          <w:tag w:val="MENDELEY_CITATION_v3_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"/>
+          <w:tag w:val="MENDELEY_CITATION_v3_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"/>
           <w:id w:val="-252891772"/>
           <w:placeholder>
             <w:docPart w:val="DefaultPlaceholder_-1854013440"/>
@@ -13019,7 +13344,7 @@
             <w:rPr>
               <w:color w:val="000000"/>
             </w:rPr>
-            <w:t>[56]</w:t>
+            <w:t>[57]</w:t>
           </w:r>
         </w:sdtContent>
       </w:sdt>
@@ -13087,37 +13412,109 @@
         <w:rPr>
           <w:color w:val="000000"/>
         </w:rPr>
-        <w:t xml:space="preserve">sign problem here lies in sizing the battery and PV power whereas </w:t>
+        <w:t>sign problem here lies in sizing the battery and PV power</w:t>
       </w:r>
       <w:r>
         <w:rPr>
           <w:color w:val="000000"/>
         </w:rPr>
+        <w:t>,</w:t>
+      </w:r>
+      <w:r>
+        <w:rPr>
+          <w:color w:val="000000"/>
+        </w:rPr>
+        <w:t xml:space="preserve"> whereas </w:t>
+      </w:r>
+      <w:r>
+        <w:rPr>
+          <w:color w:val="000000"/>
+        </w:rPr>
         <w:t xml:space="preserve">the control problem lies in dispatching battery and grid operations. </w:t>
       </w:r>
       <w:r>
         <w:rPr>
           <w:color w:val="000000"/>
         </w:rPr>
-        <w:t xml:space="preserve">The comparison is </w:t>
+        <w:t xml:space="preserve">The comparison is done in two stages: </w:t>
       </w:r>
       <w:r>
         <w:rPr>
           <w:color w:val="000000"/>
         </w:rPr>
+        <w:t xml:space="preserve">the </w:t>
+      </w:r>
+      <w:r>
+        <w:rPr>
+          <w:color w:val="000000"/>
+        </w:rPr>
+        <w:t xml:space="preserve">first stage </w:t>
+      </w:r>
+      <w:r>
+        <w:rPr>
+          <w:color w:val="000000"/>
+        </w:rPr>
+        <w:t>only involves one week of operation</w:t>
+      </w:r>
+      <w:r>
+        <w:rPr>
+          <w:color w:val="000000"/>
+        </w:rPr>
+        <w:t>,</w:t>
+      </w:r>
+      <w:r>
+        <w:rPr>
+          <w:color w:val="000000"/>
+        </w:rPr>
+        <w:t xml:space="preserve"> and the second stage tests </w:t>
+      </w:r>
+      <w:r>
+        <w:rPr>
+          <w:color w:val="000000"/>
+        </w:rPr>
         <w:lastRenderedPageBreak/>
-        <w:t xml:space="preserve">done in two stages: first stage </w:t>
+        <w:t>both frameworks</w:t>
       </w:r>
       <w:r>
         <w:rPr>
           <w:color w:val="000000"/>
         </w:rPr>
-        <w:t xml:space="preserve">only involves one week of operation and the second stage tests both frameworks performance in one year case study. </w:t>
+        <w:t>’</w:t>
       </w:r>
       <w:r>
         <w:rPr>
           <w:color w:val="000000"/>
         </w:rPr>
+        <w:t xml:space="preserve"> performance in </w:t>
+      </w:r>
+      <w:r>
+        <w:rPr>
+          <w:color w:val="000000"/>
+        </w:rPr>
+        <w:t>a</w:t>
+      </w:r>
+      <w:r>
+        <w:rPr>
+          <w:color w:val="000000"/>
+        </w:rPr>
+        <w:t xml:space="preserve"> </w:t>
+      </w:r>
+      <w:r>
+        <w:rPr>
+          <w:color w:val="000000"/>
+        </w:rPr>
+        <w:t>one-</w:t>
+      </w:r>
+      <w:r>
+        <w:rPr>
+          <w:color w:val="000000"/>
+        </w:rPr>
+        <w:t xml:space="preserve">year case study. </w:t>
+      </w:r>
+      <w:r>
+        <w:rPr>
+          <w:color w:val="000000"/>
+        </w:rPr>
         <w:t xml:space="preserve">For the </w:t>
       </w:r>
       <w:r>
@@ -13130,12 +13527,24 @@
         <w:rPr>
           <w:color w:val="000000"/>
         </w:rPr>
-        <w:t>discovered that under a fixed sizing scenario, both frameworks manage to converge to global optimum</w:t>
+        <w:t xml:space="preserve">discovered that under a fixed sizing scenario, both frameworks manage to converge to </w:t>
       </w:r>
       <w:r>
         <w:rPr>
           <w:color w:val="000000"/>
         </w:rPr>
+        <w:t xml:space="preserve">the </w:t>
+      </w:r>
+      <w:r>
+        <w:rPr>
+          <w:color w:val="000000"/>
+        </w:rPr>
+        <w:t>global optimum</w:t>
+      </w:r>
+      <w:r>
+        <w:rPr>
+          <w:color w:val="000000"/>
+        </w:rPr>
         <w:t>. However, while introducing the design decision problem</w:t>
       </w:r>
       <w:r>
@@ -13154,30 +13563,78 @@
         <w:rPr>
           <w:color w:val="000000"/>
         </w:rPr>
-        <w:t xml:space="preserve">at first managed to produce a better result in terms of cost, however, the authors later found that this is due to the </w:t>
+        <w:t>at first managed to produce a better result in terms of cost</w:t>
       </w:r>
       <w:r>
         <w:rPr>
           <w:color w:val="000000"/>
         </w:rPr>
-        <w:t xml:space="preserve">modelling limitations that the RL excludes </w:t>
+        <w:t>;</w:t>
       </w:r>
       <w:r>
         <w:rPr>
           <w:color w:val="000000"/>
         </w:rPr>
-        <w:t xml:space="preserve">which is the battery SOC state at the end of the simulation that should be the same as the initial SOC state. </w:t>
+        <w:t xml:space="preserve"> however, the authors later found that this is due to the </w:t>
       </w:r>
       <w:r>
         <w:rPr>
           <w:color w:val="000000"/>
         </w:rPr>
-        <w:t xml:space="preserve">With this assumption being included in the calculation, the cost result of RL drops </w:t>
+        <w:t>modelling limitations that the RL excludes</w:t>
       </w:r>
       <w:r>
         <w:rPr>
           <w:color w:val="000000"/>
         </w:rPr>
+        <w:t>,</w:t>
+      </w:r>
+      <w:r>
+        <w:rPr>
+          <w:color w:val="000000"/>
+        </w:rPr>
+        <w:t xml:space="preserve"> </w:t>
+      </w:r>
+      <w:r>
+        <w:rPr>
+          <w:color w:val="000000"/>
+        </w:rPr>
+        <w:t xml:space="preserve">which is the battery SOC </w:t>
+      </w:r>
+      <w:r>
+        <w:rPr>
+          <w:color w:val="000000"/>
+        </w:rPr>
+        <w:t>balance at the end</w:t>
+      </w:r>
+      <w:r>
+        <w:rPr>
+          <w:color w:val="000000"/>
+        </w:rPr>
+        <w:t xml:space="preserve"> that should be the same as the initial SOC state. </w:t>
+      </w:r>
+      <w:r>
+        <w:rPr>
+          <w:color w:val="000000"/>
+        </w:rPr>
+        <w:t xml:space="preserve">With this assumption being included in the calculation, the cost result of RL </w:t>
+      </w:r>
+      <w:r>
+        <w:rPr>
+          <w:color w:val="000000"/>
+        </w:rPr>
+        <w:t>drops,</w:t>
+      </w:r>
+      <w:r>
+        <w:rPr>
+          <w:color w:val="000000"/>
+        </w:rPr>
+        <w:t xml:space="preserve"> </w:t>
+      </w:r>
+      <w:r>
+        <w:rPr>
+          <w:color w:val="000000"/>
+        </w:rPr>
         <w:t>and MILP prevails to become cheaper.</w:t>
       </w:r>
       <w:r>
@@ -13208,12 +13665,24 @@
         <w:rPr>
           <w:color w:val="000000"/>
         </w:rPr>
-        <w:t>the RL approach manages to converge to a near optimal solution with a design variable that is significantly different from the MILP</w:t>
+        <w:t>the RL approach manages to converge to a near</w:t>
       </w:r>
       <w:r>
         <w:rPr>
           <w:color w:val="000000"/>
         </w:rPr>
+        <w:t>-</w:t>
+      </w:r>
+      <w:r>
+        <w:rPr>
+          <w:color w:val="000000"/>
+        </w:rPr>
+        <w:t>optimal solution with a design variable that is significantly different from the MILP</w:t>
+      </w:r>
+      <w:r>
+        <w:rPr>
+          <w:color w:val="000000"/>
+        </w:rPr>
         <w:t>:</w:t>
       </w:r>
       <w:r>
@@ -13232,12 +13701,24 @@
         <w:rPr>
           <w:color w:val="000000"/>
         </w:rPr>
-        <w:t>MILP for battery and PV respectively</w:t>
+        <w:t>MILP for battery and PV</w:t>
       </w:r>
       <w:r>
         <w:rPr>
           <w:color w:val="000000"/>
         </w:rPr>
+        <w:t>,</w:t>
+      </w:r>
+      <w:r>
+        <w:rPr>
+          <w:color w:val="000000"/>
+        </w:rPr>
+        <w:t xml:space="preserve"> respectively</w:t>
+      </w:r>
+      <w:r>
+        <w:rPr>
+          <w:color w:val="000000"/>
+        </w:rPr>
         <w:t>, with the</w:t>
       </w:r>
       <w:r>
@@ -13270,12 +13751,24 @@
         <w:rPr>
           <w:color w:val="000000"/>
         </w:rPr>
-        <w:t>In the second stage of this study, RL</w:t>
+        <w:t xml:space="preserve">In the second stage of this study, </w:t>
       </w:r>
       <w:r>
         <w:rPr>
           <w:color w:val="000000"/>
         </w:rPr>
+        <w:t xml:space="preserve">the </w:t>
+      </w:r>
+      <w:r>
+        <w:rPr>
+          <w:color w:val="000000"/>
+        </w:rPr>
+        <w:t>RL</w:t>
+      </w:r>
+      <w:r>
+        <w:rPr>
+          <w:color w:val="000000"/>
+        </w:rPr>
         <w:t xml:space="preserve"> </w:t>
       </w:r>
       <w:r>
@@ -13324,18 +13817,30 @@
         <w:rPr>
           <w:color w:val="000000"/>
         </w:rPr>
-        <w:t xml:space="preserve">having 22% more cost than MILP, while the designs </w:t>
+        <w:t xml:space="preserve">having 22% more cost than MILP, while the design </w:t>
       </w:r>
       <w:r>
         <w:rPr>
           <w:color w:val="000000"/>
         </w:rPr>
-        <w:t>decision are significantly smaller than MILP (44 kWh &amp; 57 kWp</w:t>
+        <w:t>decision</w:t>
       </w:r>
       <w:r>
         <w:rPr>
           <w:color w:val="000000"/>
         </w:rPr>
+        <w:t>s</w:t>
+      </w:r>
+      <w:r>
+        <w:rPr>
+          <w:color w:val="000000"/>
+        </w:rPr>
+        <w:t xml:space="preserve"> are significantly smaller than MILP (44 kWh &amp; 57 kWp</w:t>
+      </w:r>
+      <w:r>
+        <w:rPr>
+          <w:color w:val="000000"/>
+        </w:rPr>
         <w:t xml:space="preserve"> RL and </w:t>
       </w:r>
       <w:r>
@@ -13360,24 +13865,54 @@
         <w:rPr>
           <w:color w:val="000000"/>
         </w:rPr>
-        <w:t xml:space="preserve"> for battery and PV respectively)</w:t>
+        <w:t xml:space="preserve"> for battery and PV</w:t>
       </w:r>
       <w:r>
         <w:rPr>
           <w:color w:val="000000"/>
         </w:rPr>
-        <w:t>. According to the authors of the study, this poorer performance of RL could be due to a lot of reasons, two of the notable reasons includ</w:t>
+        <w:t>,</w:t>
       </w:r>
       <w:r>
         <w:rPr>
           <w:color w:val="000000"/>
         </w:rPr>
+        <w:t xml:space="preserve"> respectively)</w:t>
+      </w:r>
+      <w:r>
+        <w:rPr>
+          <w:color w:val="000000"/>
+        </w:rPr>
+        <w:t>. According to the authors of the study, this poorer performance of RL could be due to a lot of reasons</w:t>
+      </w:r>
+      <w:r>
+        <w:rPr>
+          <w:color w:val="000000"/>
+        </w:rPr>
+        <w:t>;</w:t>
+      </w:r>
+      <w:r>
+        <w:rPr>
+          <w:color w:val="000000"/>
+        </w:rPr>
+        <w:t xml:space="preserve"> two of the notable reasons includ</w:t>
+      </w:r>
+      <w:r>
+        <w:rPr>
+          <w:color w:val="000000"/>
+        </w:rPr>
         <w:t xml:space="preserve">e hyperparameter tuning and </w:t>
       </w:r>
       <w:r>
         <w:rPr>
           <w:color w:val="000000"/>
         </w:rPr>
+        <w:t xml:space="preserve">the </w:t>
+      </w:r>
+      <w:r>
+        <w:rPr>
+          <w:color w:val="000000"/>
+        </w:rPr>
         <w:t xml:space="preserve">outdated </w:t>
       </w:r>
       <w:r>
@@ -13402,17 +13937,122 @@
     </w:p>
     <w:p>
       <w:pPr>
-        <w:pStyle w:val="Heading2"/>
-      </w:pPr>
-      <w:r>
-        <w:t xml:space="preserve">Hybrid Bayesian Optimization and MILP or RL </w:t>
-      </w:r>
-      <w:r>
-        <w:t xml:space="preserve">as </w:t>
-      </w:r>
-      <w:r>
-        <w:t>Bilevel Formulation</w:t>
-      </w:r>
+        <w:rPr>
+          <w:color w:val="000000"/>
+        </w:rPr>
+      </w:pPr>
+      <w:r>
+        <w:rPr>
+          <w:color w:val="000000"/>
+        </w:rPr>
+        <w:t>Reviews now identify TD3, SAC, Multi</w:t>
+      </w:r>
+      <w:r>
+        <w:rPr>
+          <w:color w:val="000000"/>
+        </w:rPr>
+        <w:t>-</w:t>
+      </w:r>
+      <w:r>
+        <w:rPr>
+          <w:color w:val="000000"/>
+        </w:rPr>
+        <w:t>Agent Reinforcement Learning (MARL), and PPO</w:t>
+      </w:r>
+      <w:r>
+        <w:rPr>
+          <w:color w:val="000000"/>
+        </w:rPr>
+        <w:t xml:space="preserve"> as the main advanced RL families being adopted for energy management, especially in online or uncertainty-heavy settings </w:t>
+      </w:r>
+      <w:sdt>
+        <w:sdtPr>
+          <w:rPr>
+            <w:color w:val="000000"/>
+          </w:rPr>
+          <w:tag w:val="MENDELEY_CITATION_v3_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"/>
+          <w:id w:val="720633209"/>
+          <w:placeholder>
+            <w:docPart w:val="DefaultPlaceholder_-1854013440"/>
+          </w:placeholder>
+        </w:sdtPr>
+        <w:sdtContent>
+          <w:r>
+            <w:rPr>
+              <w:color w:val="000000"/>
+            </w:rPr>
+            <w:t>[58]</w:t>
+          </w:r>
+        </w:sdtContent>
+      </w:sdt>
+      <w:r>
+        <w:rPr>
+          <w:color w:val="000000"/>
+        </w:rPr>
+        <w:t xml:space="preserve">. </w:t>
+      </w:r>
+    </w:p>
+    <w:p>
+      <w:pPr>
+        <w:rPr>
+          <w:color w:val="000000"/>
+        </w:rPr>
+      </w:pPr>
+    </w:p>
+    <w:p>
+      <w:pPr>
+        <w:pStyle w:val="ListParagraph"/>
+        <w:numPr>
+          <w:ilvl w:val="0"/>
+          <w:numId w:val="14"/>
+        </w:numPr>
+        <w:rPr>
+          <w:color w:val="000000"/>
+        </w:rPr>
+      </w:pPr>
+      <w:r>
+        <w:rPr>
+          <w:color w:val="000000"/>
+        </w:rPr>
+        <w:t>MILP vs RL for SAC and PPO, and other state-of-the-art RL algorithms</w:t>
+      </w:r>
+    </w:p>
+    <w:p>
+      <w:pPr>
+        <w:pStyle w:val="ListParagraph"/